--- a/EXPORTS/DOCX/published/niveau3/Dutch/EMArtis.docx
+++ b/EXPORTS/DOCX/published/niveau3/Dutch/EMArtis.docx
@@ -231,7 +231,7 @@
           <w:rFonts w:ascii="Charis SIL Regular" w:hAnsi="Charis SIL Regular" w:eastAsia="Charis SIL Regular"/>
           <w:b w:val="0"/>
           <w:i w:val="0"/>
-          <w:color w:val="0066CC"/>
+          <w:color w:val="0000FF"/>
           <w:sz w:val="24"/>
           <w:u w:val="single"/>
         </w:rPr>
@@ -249,7 +249,7 @@
           <w:rFonts w:ascii="Charis SIL Regular" w:hAnsi="Charis SIL Regular" w:eastAsia="Charis SIL Regular"/>
           <w:b w:val="0"/>
           <w:i w:val="0"/>
-          <w:color w:val="0066CC"/>
+          <w:color w:val="0000FF"/>
           <w:sz w:val="24"/>
           <w:u w:val="single"/>
         </w:rPr>
@@ -260,7 +260,7 @@
           <w:rFonts w:ascii="Charis SIL Regular" w:hAnsi="Charis SIL Regular" w:eastAsia="Charis SIL Regular"/>
           <w:b w:val="0"/>
           <w:i w:val="0"/>
-          <w:color w:val="0066CC"/>
+          <w:color w:val="0000FF"/>
           <w:sz w:val="24"/>
           <w:u w:val="single"/>
         </w:rPr>
@@ -295,7 +295,7 @@
       </w:r>
       <w:r>
         <w:rPr>
-          <w:u w:val="single" w:color="0066cc"/>
+          <w:u w:val="single" w:color="0000ff"/>
           <w:rFonts w:ascii="Charis SIL Regular" w:hAnsi="Charis SIL Regular" w:eastAsia="Charis SIL Regular"/>
           <w:b w:val="0"/>
           <w:i w:val="0"/>
@@ -313,7 +313,7 @@
       </w:r>
       <w:r>
         <w:rPr>
-          <w:u w:val="single" w:color="0066cc"/>
+          <w:u w:val="single" w:color="0000ff"/>
           <w:rFonts w:ascii="Charis SIL Regular" w:hAnsi="Charis SIL Regular" w:eastAsia="Charis SIL Regular"/>
           <w:b w:val="0"/>
           <w:i w:val="0"/>
@@ -331,7 +331,7 @@
       </w:r>
       <w:r>
         <w:rPr>
-          <w:u w:val="single" w:color="0066cc"/>
+          <w:u w:val="single" w:color="0000ff"/>
           <w:rFonts w:ascii="Charis SIL Regular" w:hAnsi="Charis SIL Regular" w:eastAsia="Charis SIL Regular"/>
           <w:b w:val="0"/>
           <w:i w:val="0"/>
@@ -372,7 +372,7 @@
           <w:rFonts w:ascii="Charis SIL Regular" w:hAnsi="Charis SIL Regular" w:eastAsia="Charis SIL Regular"/>
           <w:b w:val="0"/>
           <w:i w:val="0"/>
-          <w:color w:val="0066CC"/>
+          <w:color w:val="0000FF"/>
           <w:sz w:val="24"/>
           <w:u w:val="single"/>
         </w:rPr>
@@ -390,7 +390,7 @@
           <w:rFonts w:ascii="Charis SIL Regular" w:hAnsi="Charis SIL Regular" w:eastAsia="Charis SIL Regular"/>
           <w:b w:val="0"/>
           <w:i w:val="0"/>
-          <w:color w:val="0066CC"/>
+          <w:color w:val="0000FF"/>
           <w:sz w:val="24"/>
           <w:u w:val="single"/>
         </w:rPr>
@@ -401,7 +401,7 @@
           <w:rFonts w:ascii="Charis SIL Regular" w:hAnsi="Charis SIL Regular" w:eastAsia="Charis SIL Regular"/>
           <w:b w:val="0"/>
           <w:i w:val="0"/>
-          <w:color w:val="0066CC"/>
+          <w:color w:val="0000FF"/>
           <w:sz w:val="24"/>
           <w:u w:val="single"/>
         </w:rPr>
@@ -419,7 +419,7 @@
           <w:rFonts w:ascii="Charis SIL Regular" w:hAnsi="Charis SIL Regular" w:eastAsia="Charis SIL Regular"/>
           <w:b w:val="0"/>
           <w:i w:val="0"/>
-          <w:color w:val="0066CC"/>
+          <w:color w:val="0000FF"/>
           <w:sz w:val="24"/>
           <w:u w:val="single"/>
         </w:rPr>
@@ -430,7 +430,7 @@
           <w:rFonts w:ascii="Charis SIL Regular" w:hAnsi="Charis SIL Regular" w:eastAsia="Charis SIL Regular"/>
           <w:b w:val="0"/>
           <w:i w:val="0"/>
-          <w:color w:val="0066CC"/>
+          <w:color w:val="0000FF"/>
           <w:sz w:val="24"/>
           <w:u w:val="single"/>
         </w:rPr>
@@ -448,7 +448,7 @@
           <w:rFonts w:ascii="Charis SIL Regular" w:hAnsi="Charis SIL Regular" w:eastAsia="Charis SIL Regular"/>
           <w:b w:val="0"/>
           <w:i w:val="0"/>
-          <w:color w:val="0066CC"/>
+          <w:color w:val="0000FF"/>
           <w:sz w:val="24"/>
           <w:u w:val="single"/>
         </w:rPr>
@@ -459,7 +459,7 @@
           <w:rFonts w:ascii="Charis SIL Regular" w:hAnsi="Charis SIL Regular" w:eastAsia="Charis SIL Regular"/>
           <w:b w:val="0"/>
           <w:i w:val="0"/>
-          <w:color w:val="0066CC"/>
+          <w:color w:val="0000FF"/>
           <w:sz w:val="24"/>
           <w:u w:val="single"/>
         </w:rPr>
@@ -477,7 +477,7 @@
           <w:rFonts w:ascii="Charis SIL Regular" w:hAnsi="Charis SIL Regular" w:eastAsia="Charis SIL Regular"/>
           <w:b w:val="0"/>
           <w:i w:val="0"/>
-          <w:color w:val="0066CC"/>
+          <w:color w:val="0000FF"/>
           <w:sz w:val="24"/>
           <w:u w:val="single"/>
         </w:rPr>
@@ -502,7 +502,7 @@
       </w:r>
       <w:r>
         <w:rPr>
-          <w:u w:val="single" w:color="0066cc"/>
+          <w:u w:val="single" w:color="0000ff"/>
           <w:rFonts w:ascii="Charis SIL Regular" w:hAnsi="Charis SIL Regular" w:eastAsia="Charis SIL Regular"/>
           <w:b w:val="0"/>
           <w:i w:val="0"/>
@@ -520,7 +520,7 @@
       </w:r>
       <w:r>
         <w:rPr>
-          <w:u w:val="single" w:color="0066cc"/>
+          <w:u w:val="single" w:color="0000ff"/>
           <w:rFonts w:ascii="Charis SIL Regular" w:hAnsi="Charis SIL Regular" w:eastAsia="Charis SIL Regular"/>
           <w:b w:val="0"/>
           <w:i w:val="0"/>
@@ -538,7 +538,7 @@
       </w:r>
       <w:r>
         <w:rPr>
-          <w:u w:val="single" w:color="0066cc"/>
+          <w:u w:val="single" w:color="0000ff"/>
           <w:rFonts w:ascii="Charis SIL Regular" w:hAnsi="Charis SIL Regular" w:eastAsia="Charis SIL Regular"/>
           <w:b w:val="0"/>
           <w:i w:val="0"/>
@@ -556,7 +556,7 @@
       </w:r>
       <w:r>
         <w:rPr>
-          <w:u w:val="single" w:color="0066cc"/>
+          <w:u w:val="single" w:color="0000ff"/>
           <w:rFonts w:ascii="Charis SIL Regular" w:hAnsi="Charis SIL Regular" w:eastAsia="Charis SIL Regular"/>
           <w:b w:val="0"/>
           <w:i w:val="0"/>
@@ -574,7 +574,7 @@
       </w:r>
       <w:r>
         <w:rPr>
-          <w:u w:val="single" w:color="0066cc"/>
+          <w:u w:val="single" w:color="0000ff"/>
           <w:rFonts w:ascii="Charis SIL Regular" w:hAnsi="Charis SIL Regular" w:eastAsia="Charis SIL Regular"/>
           <w:b w:val="0"/>
           <w:i w:val="0"/>
@@ -592,7 +592,7 @@
       </w:r>
       <w:r>
         <w:rPr>
-          <w:u w:val="single" w:color="0066cc"/>
+          <w:u w:val="single" w:color="0000ff"/>
           <w:rFonts w:ascii="Charis SIL Regular" w:hAnsi="Charis SIL Regular" w:eastAsia="Charis SIL Regular"/>
           <w:b w:val="0"/>
           <w:i w:val="0"/>
@@ -620,7 +620,7 @@
       </w:r>
       <w:r>
         <w:rPr>
-          <w:u w:val="single" w:color="0066cc"/>
+          <w:u w:val="single" w:color="0000ff"/>
           <w:rFonts w:ascii="Charis SIL Regular" w:hAnsi="Charis SIL Regular" w:eastAsia="Charis SIL Regular"/>
           <w:b w:val="0"/>
           <w:i w:val="0"/>
@@ -651,7 +651,7 @@
           <w:rFonts w:ascii="Charis SIL Regular" w:hAnsi="Charis SIL Regular" w:eastAsia="Charis SIL Regular"/>
           <w:b w:val="0"/>
           <w:i w:val="0"/>
-          <w:color w:val="0066CC"/>
+          <w:color w:val="0000FF"/>
           <w:sz w:val="24"/>
           <w:u w:val="single"/>
         </w:rPr>
@@ -669,7 +669,7 @@
           <w:rFonts w:ascii="Charis SIL Regular" w:hAnsi="Charis SIL Regular" w:eastAsia="Charis SIL Regular"/>
           <w:b w:val="0"/>
           <w:i w:val="0"/>
-          <w:color w:val="0066CC"/>
+          <w:color w:val="0000FF"/>
           <w:sz w:val="24"/>
           <w:u w:val="single"/>
         </w:rPr>
@@ -680,7 +680,7 @@
           <w:rFonts w:ascii="Charis SIL Regular" w:hAnsi="Charis SIL Regular" w:eastAsia="Charis SIL Regular"/>
           <w:b w:val="0"/>
           <w:i w:val="0"/>
-          <w:color w:val="0066CC"/>
+          <w:color w:val="0000FF"/>
           <w:sz w:val="24"/>
           <w:u w:val="single"/>
         </w:rPr>
@@ -698,7 +698,7 @@
           <w:rFonts w:ascii="Charis SIL Regular" w:hAnsi="Charis SIL Regular" w:eastAsia="Charis SIL Regular"/>
           <w:b w:val="0"/>
           <w:i w:val="0"/>
-          <w:color w:val="0066CC"/>
+          <w:color w:val="0000FF"/>
           <w:sz w:val="24"/>
           <w:u w:val="single"/>
         </w:rPr>
@@ -709,7 +709,7 @@
           <w:rFonts w:ascii="Charis SIL Regular" w:hAnsi="Charis SIL Regular" w:eastAsia="Charis SIL Regular"/>
           <w:b w:val="0"/>
           <w:i w:val="0"/>
-          <w:color w:val="0066CC"/>
+          <w:color w:val="0000FF"/>
           <w:sz w:val="24"/>
           <w:u w:val="single"/>
         </w:rPr>
@@ -727,7 +727,7 @@
           <w:rFonts w:ascii="Charis SIL Regular" w:hAnsi="Charis SIL Regular" w:eastAsia="Charis SIL Regular"/>
           <w:b w:val="0"/>
           <w:i w:val="0"/>
-          <w:color w:val="0066CC"/>
+          <w:color w:val="0000FF"/>
           <w:sz w:val="24"/>
           <w:u w:val="single"/>
         </w:rPr>
@@ -762,7 +762,7 @@
       </w:r>
       <w:r>
         <w:rPr>
-          <w:u w:val="single" w:color="0066cc"/>
+          <w:u w:val="single" w:color="0000ff"/>
           <w:rFonts w:ascii="Charis SIL Regular" w:hAnsi="Charis SIL Regular" w:eastAsia="Charis SIL Regular"/>
           <w:b w:val="0"/>
           <w:i w:val="0"/>
@@ -780,7 +780,7 @@
       </w:r>
       <w:r>
         <w:rPr>
-          <w:u w:val="single" w:color="0066cc"/>
+          <w:u w:val="single" w:color="0000ff"/>
           <w:rFonts w:ascii="Charis SIL Regular" w:hAnsi="Charis SIL Regular" w:eastAsia="Charis SIL Regular"/>
           <w:b w:val="0"/>
           <w:i w:val="0"/>
@@ -798,7 +798,7 @@
       </w:r>
       <w:r>
         <w:rPr>
-          <w:u w:val="single" w:color="0066cc"/>
+          <w:u w:val="single" w:color="0000ff"/>
           <w:rFonts w:ascii="Charis SIL Regular" w:hAnsi="Charis SIL Regular" w:eastAsia="Charis SIL Regular"/>
           <w:b w:val="0"/>
           <w:i w:val="0"/>
@@ -816,7 +816,7 @@
       </w:r>
       <w:r>
         <w:rPr>
-          <w:u w:val="single" w:color="0066cc"/>
+          <w:u w:val="single" w:color="0000ff"/>
           <w:rFonts w:ascii="Charis SIL Regular" w:hAnsi="Charis SIL Regular" w:eastAsia="Charis SIL Regular"/>
           <w:b w:val="0"/>
           <w:i w:val="0"/>
@@ -834,7 +834,7 @@
       </w:r>
       <w:r>
         <w:rPr>
-          <w:u w:val="single" w:color="0066cc"/>
+          <w:u w:val="single" w:color="0000ff"/>
           <w:rFonts w:ascii="Charis SIL Regular" w:hAnsi="Charis SIL Regular" w:eastAsia="Charis SIL Regular"/>
           <w:b w:val="0"/>
           <w:i w:val="0"/>
@@ -852,7 +852,7 @@
       </w:r>
       <w:r>
         <w:rPr>
-          <w:u w:val="single" w:color="0066cc"/>
+          <w:u w:val="single" w:color="0000ff"/>
           <w:rFonts w:ascii="Charis SIL Regular" w:hAnsi="Charis SIL Regular" w:eastAsia="Charis SIL Regular"/>
           <w:b w:val="0"/>
           <w:i w:val="0"/>
@@ -943,7 +943,7 @@
           <w:rFonts w:ascii="Charis SIL Regular" w:hAnsi="Charis SIL Regular" w:eastAsia="Charis SIL Regular"/>
           <w:b w:val="0"/>
           <w:i w:val="0"/>
-          <w:color w:val="0066CC"/>
+          <w:color w:val="0000FF"/>
           <w:sz w:val="24"/>
           <w:u w:val="single"/>
         </w:rPr>
@@ -961,7 +961,7 @@
           <w:rFonts w:ascii="Charis SIL Regular" w:hAnsi="Charis SIL Regular" w:eastAsia="Charis SIL Regular"/>
           <w:b w:val="0"/>
           <w:i w:val="0"/>
-          <w:color w:val="0066CC"/>
+          <w:color w:val="0000FF"/>
           <w:sz w:val="24"/>
           <w:u w:val="single"/>
         </w:rPr>
@@ -972,7 +972,7 @@
           <w:rFonts w:ascii="Charis SIL Regular" w:hAnsi="Charis SIL Regular" w:eastAsia="Charis SIL Regular"/>
           <w:b w:val="0"/>
           <w:i w:val="0"/>
-          <w:color w:val="0066CC"/>
+          <w:color w:val="0000FF"/>
           <w:sz w:val="24"/>
           <w:u w:val="single"/>
         </w:rPr>
@@ -1007,7 +1007,7 @@
       </w:r>
       <w:r>
         <w:rPr>
-          <w:u w:val="single" w:color="0066cc"/>
+          <w:u w:val="single" w:color="0000ff"/>
           <w:rFonts w:ascii="Charis SIL Regular" w:hAnsi="Charis SIL Regular" w:eastAsia="Charis SIL Regular"/>
           <w:b w:val="0"/>
           <w:i w:val="0"/>
@@ -1052,7 +1052,7 @@
       </w:r>
       <w:r>
         <w:rPr>
-          <w:u w:val="single" w:color="0066cc"/>
+          <w:u w:val="single" w:color="0000ff"/>
           <w:rFonts w:ascii="Charis SIL Regular" w:hAnsi="Charis SIL Regular" w:eastAsia="Charis SIL Regular"/>
           <w:b w:val="0"/>
           <w:i w:val="0"/>
@@ -1070,7 +1070,7 @@
       </w:r>
       <w:r>
         <w:rPr>
-          <w:u w:val="single" w:color="0066cc"/>
+          <w:u w:val="single" w:color="0000ff"/>
           <w:rFonts w:ascii="Charis SIL Regular" w:hAnsi="Charis SIL Regular" w:eastAsia="Charis SIL Regular"/>
           <w:b w:val="0"/>
           <w:i w:val="0"/>
@@ -1151,7 +1151,7 @@
           <w:rFonts w:ascii="Charis SIL Regular" w:hAnsi="Charis SIL Regular" w:eastAsia="Charis SIL Regular"/>
           <w:b w:val="0"/>
           <w:i w:val="0"/>
-          <w:color w:val="0066CC"/>
+          <w:color w:val="0000FF"/>
           <w:sz w:val="24"/>
           <w:u w:val="single"/>
         </w:rPr>
@@ -1169,7 +1169,7 @@
           <w:rFonts w:ascii="Charis SIL Regular" w:hAnsi="Charis SIL Regular" w:eastAsia="Charis SIL Regular"/>
           <w:b w:val="0"/>
           <w:i w:val="0"/>
-          <w:color w:val="0066CC"/>
+          <w:color w:val="0000FF"/>
           <w:sz w:val="24"/>
           <w:u w:val="single"/>
         </w:rPr>
@@ -1180,7 +1180,7 @@
           <w:rFonts w:ascii="Charis SIL Regular" w:hAnsi="Charis SIL Regular" w:eastAsia="Charis SIL Regular"/>
           <w:b w:val="0"/>
           <w:i w:val="0"/>
-          <w:color w:val="0066CC"/>
+          <w:color w:val="0000FF"/>
           <w:sz w:val="24"/>
           <w:u w:val="single"/>
         </w:rPr>
@@ -1288,7 +1288,7 @@
           <w:rFonts w:ascii="Charis SIL Regular" w:hAnsi="Charis SIL Regular" w:eastAsia="Charis SIL Regular"/>
           <w:b w:val="0"/>
           <w:i w:val="0"/>
-          <w:color w:val="0066CC"/>
+          <w:color w:val="0000FF"/>
           <w:sz w:val="24"/>
           <w:u w:val="single"/>
         </w:rPr>
@@ -1306,7 +1306,7 @@
           <w:rFonts w:ascii="Charis SIL Regular" w:hAnsi="Charis SIL Regular" w:eastAsia="Charis SIL Regular"/>
           <w:b w:val="0"/>
           <w:i w:val="0"/>
-          <w:color w:val="0066CC"/>
+          <w:color w:val="0000FF"/>
           <w:sz w:val="24"/>
           <w:u w:val="single"/>
         </w:rPr>
@@ -1324,7 +1324,7 @@
           <w:rFonts w:ascii="Charis SIL Regular" w:hAnsi="Charis SIL Regular" w:eastAsia="Charis SIL Regular"/>
           <w:b w:val="0"/>
           <w:i w:val="0"/>
-          <w:color w:val="0066CC"/>
+          <w:color w:val="0000FF"/>
           <w:sz w:val="24"/>
           <w:u w:val="single"/>
         </w:rPr>
@@ -1335,7 +1335,7 @@
           <w:rFonts w:ascii="Charis SIL Regular" w:hAnsi="Charis SIL Regular" w:eastAsia="Charis SIL Regular"/>
           <w:b w:val="0"/>
           <w:i w:val="0"/>
-          <w:color w:val="0066CC"/>
+          <w:color w:val="0000FF"/>
           <w:sz w:val="24"/>
           <w:u w:val="single"/>
         </w:rPr>
@@ -1353,7 +1353,7 @@
           <w:rFonts w:ascii="Charis SIL Regular" w:hAnsi="Charis SIL Regular" w:eastAsia="Charis SIL Regular"/>
           <w:b w:val="0"/>
           <w:i w:val="0"/>
-          <w:color w:val="0066CC"/>
+          <w:color w:val="0000FF"/>
           <w:sz w:val="24"/>
           <w:u w:val="single"/>
         </w:rPr>
@@ -1364,7 +1364,7 @@
           <w:rFonts w:ascii="Charis SIL Regular" w:hAnsi="Charis SIL Regular" w:eastAsia="Charis SIL Regular"/>
           <w:b w:val="0"/>
           <w:i w:val="0"/>
-          <w:color w:val="0066CC"/>
+          <w:color w:val="0000FF"/>
           <w:sz w:val="24"/>
           <w:u w:val="single"/>
         </w:rPr>
@@ -1382,7 +1382,7 @@
           <w:rFonts w:ascii="Charis SIL Regular" w:hAnsi="Charis SIL Regular" w:eastAsia="Charis SIL Regular"/>
           <w:b w:val="0"/>
           <w:i w:val="0"/>
-          <w:color w:val="0066CC"/>
+          <w:color w:val="0000FF"/>
           <w:sz w:val="24"/>
           <w:u w:val="single"/>
         </w:rPr>
@@ -1393,7 +1393,7 @@
           <w:rFonts w:ascii="Charis SIL Regular" w:hAnsi="Charis SIL Regular" w:eastAsia="Charis SIL Regular"/>
           <w:b w:val="0"/>
           <w:i w:val="0"/>
-          <w:color w:val="0066CC"/>
+          <w:color w:val="0000FF"/>
           <w:sz w:val="24"/>
           <w:u w:val="single"/>
         </w:rPr>
@@ -1418,7 +1418,7 @@
       </w:r>
       <w:r>
         <w:rPr>
-          <w:u w:val="single" w:color="0066cc"/>
+          <w:u w:val="single" w:color="0000ff"/>
           <w:rFonts w:ascii="Charis SIL Regular" w:hAnsi="Charis SIL Regular" w:eastAsia="Charis SIL Regular"/>
           <w:b w:val="0"/>
           <w:i w:val="0"/>
@@ -1463,7 +1463,7 @@
       </w:r>
       <w:r>
         <w:rPr>
-          <w:u w:val="single" w:color="0066cc"/>
+          <w:u w:val="single" w:color="0000ff"/>
           <w:rFonts w:ascii="Charis SIL Regular" w:hAnsi="Charis SIL Regular" w:eastAsia="Charis SIL Regular"/>
           <w:b w:val="0"/>
           <w:i w:val="0"/>
@@ -1481,6 +1481,7 @@
       </w:r>
       <w:r>
         <w:rPr>
+          <w:u w:val="single" w:color="0000ff"/>
           <w:rFonts w:ascii="Charis SIL Regular" w:hAnsi="Charis SIL Regular" w:eastAsia="Charis SIL Regular"/>
           <w:b w:val="0"/>
           <w:i w:val="0"/>
@@ -1491,7 +1492,7 @@
       </w:r>
       <w:r>
         <w:rPr>
-          <w:u w:val="single" w:color="0066cc"/>
+          <w:u w:val="single" w:color="0000ff"/>
           <w:rFonts w:ascii="Charis SIL Regular" w:hAnsi="Charis SIL Regular" w:eastAsia="Charis SIL Regular"/>
           <w:b w:val="0"/>
           <w:i w:val="0"/>
@@ -1509,7 +1510,7 @@
       </w:r>
       <w:r>
         <w:rPr>
-          <w:u w:val="single" w:color="0066cc"/>
+          <w:u w:val="single" w:color="0000ff"/>
           <w:rFonts w:ascii="Charis SIL Regular" w:hAnsi="Charis SIL Regular" w:eastAsia="Charis SIL Regular"/>
           <w:b w:val="0"/>
           <w:i w:val="0"/>
@@ -1527,7 +1528,7 @@
       </w:r>
       <w:r>
         <w:rPr>
-          <w:u w:val="single" w:color="0066cc"/>
+          <w:u w:val="single" w:color="0000ff"/>
           <w:rFonts w:ascii="Charis SIL Regular" w:hAnsi="Charis SIL Regular" w:eastAsia="Charis SIL Regular"/>
           <w:b w:val="0"/>
           <w:i w:val="0"/>
@@ -1545,7 +1546,7 @@
       </w:r>
       <w:r>
         <w:rPr>
-          <w:u w:val="single" w:color="0066cc"/>
+          <w:u w:val="single" w:color="0000ff"/>
           <w:rFonts w:ascii="Charis SIL Regular" w:hAnsi="Charis SIL Regular" w:eastAsia="Charis SIL Regular"/>
           <w:b w:val="0"/>
           <w:i w:val="0"/>
@@ -1556,7 +1557,7 @@
       </w:r>
       <w:r>
         <w:rPr>
-          <w:u w:val="single" w:color="0066cc"/>
+          <w:u w:val="single" w:color="0000ff"/>
           <w:rFonts w:ascii="Charis SIL Regular" w:hAnsi="Charis SIL Regular" w:eastAsia="Charis SIL Regular"/>
           <w:b w:val="0"/>
           <w:i w:val="0"/>
@@ -1597,7 +1598,7 @@
           <w:rFonts w:ascii="Charis SIL Regular" w:hAnsi="Charis SIL Regular" w:eastAsia="Charis SIL Regular"/>
           <w:b w:val="0"/>
           <w:i w:val="0"/>
-          <w:color w:val="0066CC"/>
+          <w:color w:val="0000FF"/>
           <w:sz w:val="24"/>
           <w:u w:val="single"/>
         </w:rPr>
@@ -1615,7 +1616,7 @@
           <w:rFonts w:ascii="Charis SIL Regular" w:hAnsi="Charis SIL Regular" w:eastAsia="Charis SIL Regular"/>
           <w:b w:val="0"/>
           <w:i w:val="0"/>
-          <w:color w:val="0066CC"/>
+          <w:color w:val="0000FF"/>
           <w:sz w:val="24"/>
           <w:u w:val="single"/>
         </w:rPr>
@@ -1626,7 +1627,7 @@
           <w:rFonts w:ascii="Charis SIL Regular" w:hAnsi="Charis SIL Regular" w:eastAsia="Charis SIL Regular"/>
           <w:b w:val="0"/>
           <w:i w:val="0"/>
-          <w:color w:val="0066CC"/>
+          <w:color w:val="0000FF"/>
           <w:sz w:val="24"/>
           <w:u w:val="single"/>
         </w:rPr>
@@ -1644,7 +1645,7 @@
           <w:rFonts w:ascii="Charis SIL Regular" w:hAnsi="Charis SIL Regular" w:eastAsia="Charis SIL Regular"/>
           <w:b w:val="0"/>
           <w:i w:val="0"/>
-          <w:color w:val="0066CC"/>
+          <w:color w:val="0000FF"/>
           <w:sz w:val="24"/>
           <w:u w:val="single"/>
         </w:rPr>
@@ -1655,7 +1656,7 @@
           <w:rFonts w:ascii="Charis SIL Regular" w:hAnsi="Charis SIL Regular" w:eastAsia="Charis SIL Regular"/>
           <w:b w:val="0"/>
           <w:i w:val="0"/>
-          <w:color w:val="0066CC"/>
+          <w:color w:val="0000FF"/>
           <w:sz w:val="24"/>
           <w:u w:val="single"/>
         </w:rPr>
@@ -1673,7 +1674,7 @@
           <w:rFonts w:ascii="Charis SIL Regular" w:hAnsi="Charis SIL Regular" w:eastAsia="Charis SIL Regular"/>
           <w:b w:val="0"/>
           <w:i w:val="0"/>
-          <w:color w:val="0066CC"/>
+          <w:color w:val="0000FF"/>
           <w:sz w:val="24"/>
           <w:u w:val="single"/>
         </w:rPr>
@@ -1684,7 +1685,7 @@
           <w:rFonts w:ascii="Charis SIL Regular" w:hAnsi="Charis SIL Regular" w:eastAsia="Charis SIL Regular"/>
           <w:b w:val="0"/>
           <w:i w:val="0"/>
-          <w:color w:val="0066CC"/>
+          <w:color w:val="0000FF"/>
           <w:sz w:val="24"/>
           <w:u w:val="single"/>
         </w:rPr>
@@ -1702,7 +1703,7 @@
           <w:rFonts w:ascii="Charis SIL Regular" w:hAnsi="Charis SIL Regular" w:eastAsia="Charis SIL Regular"/>
           <w:b w:val="0"/>
           <w:i w:val="0"/>
-          <w:color w:val="0066CC"/>
+          <w:color w:val="0000FF"/>
           <w:sz w:val="24"/>
           <w:u w:val="single"/>
         </w:rPr>
@@ -1713,7 +1714,7 @@
           <w:rFonts w:ascii="Charis SIL Regular" w:hAnsi="Charis SIL Regular" w:eastAsia="Charis SIL Regular"/>
           <w:b w:val="0"/>
           <w:i w:val="0"/>
-          <w:color w:val="0066CC"/>
+          <w:color w:val="0000FF"/>
           <w:sz w:val="24"/>
           <w:u w:val="single"/>
         </w:rPr>
@@ -1794,7 +1795,7 @@
           <w:rFonts w:ascii="Charis SIL Regular" w:hAnsi="Charis SIL Regular" w:eastAsia="Charis SIL Regular"/>
           <w:b w:val="0"/>
           <w:i w:val="0"/>
-          <w:color w:val="0066CC"/>
+          <w:color w:val="0000FF"/>
           <w:sz w:val="24"/>
           <w:u w:val="single"/>
         </w:rPr>
@@ -1812,7 +1813,7 @@
           <w:rFonts w:ascii="Charis SIL Regular" w:hAnsi="Charis SIL Regular" w:eastAsia="Charis SIL Regular"/>
           <w:b w:val="0"/>
           <w:i w:val="0"/>
-          <w:color w:val="0066CC"/>
+          <w:color w:val="0000FF"/>
           <w:sz w:val="24"/>
           <w:u w:val="single"/>
         </w:rPr>
@@ -1823,7 +1824,7 @@
           <w:rFonts w:ascii="Charis SIL Regular" w:hAnsi="Charis SIL Regular" w:eastAsia="Charis SIL Regular"/>
           <w:b w:val="0"/>
           <w:i w:val="0"/>
-          <w:color w:val="0066CC"/>
+          <w:color w:val="0000FF"/>
           <w:sz w:val="24"/>
           <w:u w:val="single"/>
         </w:rPr>
@@ -2020,7 +2021,7 @@
           <w:rFonts w:ascii="Charis SIL Regular" w:hAnsi="Charis SIL Regular" w:eastAsia="Charis SIL Regular"/>
           <w:b w:val="0"/>
           <w:i w:val="0"/>
-          <w:color w:val="0066CC"/>
+          <w:color w:val="0000FF"/>
           <w:sz w:val="24"/>
           <w:u w:val="single"/>
         </w:rPr>
@@ -2038,7 +2039,7 @@
           <w:rFonts w:ascii="Charis SIL Regular" w:hAnsi="Charis SIL Regular" w:eastAsia="Charis SIL Regular"/>
           <w:b w:val="0"/>
           <w:i w:val="0"/>
-          <w:color w:val="0066CC"/>
+          <w:color w:val="0000FF"/>
           <w:sz w:val="24"/>
           <w:u w:val="single"/>
         </w:rPr>
@@ -2049,7 +2050,7 @@
           <w:rFonts w:ascii="Charis SIL Regular" w:hAnsi="Charis SIL Regular" w:eastAsia="Charis SIL Regular"/>
           <w:b w:val="0"/>
           <w:i w:val="0"/>
-          <w:color w:val="0066CC"/>
+          <w:color w:val="0000FF"/>
           <w:sz w:val="24"/>
           <w:u w:val="single"/>
         </w:rPr>
@@ -2084,18 +2085,47 @@
       </w:r>
       <w:r>
         <w:rPr>
-          <w:u w:val="single" w:color="0066cc"/>
+          <w:u w:val="single" w:color="0000ff"/>
           <w:rFonts w:ascii="Charis SIL Regular" w:hAnsi="Charis SIL Regular" w:eastAsia="Charis SIL Regular"/>
           <w:b w:val="0"/>
           <w:i w:val="0"/>
           <w:color w:val="000000"/>
           <w:sz w:val="24"/>
         </w:rPr>
-        <w:t>ij het Koni</w:t>
-      </w:r>
-      <w:r>
-        <w:rPr>
-          <w:u w:val="single" w:color="0066cc"/>
+        <w:t>i</w:t>
+      </w:r>
+      <w:r>
+        <w:rPr>
+          <w:u w:val="single" w:color="0000ff"/>
+          <w:rFonts w:ascii="Charis SIL Regular" w:hAnsi="Charis SIL Regular" w:eastAsia="Charis SIL Regular"/>
+          <w:b w:val="0"/>
+          <w:i w:val="0"/>
+          <w:color w:val="000000"/>
+          <w:sz w:val="24"/>
+        </w:rPr>
+        <w:hyperlink r:id="rId17" w:history="1">
+          <w:r>
+            <w:rPr>
+              <w:rStyle w:val="Hyperlink"/>
+            </w:rPr>
+            <w:t>j het Kon</w:t>
+          </w:r>
+        </w:hyperlink>
+      </w:r>
+      <w:r>
+        <w:rPr>
+          <w:u w:val="single" w:color="0000ff"/>
+          <w:rFonts w:ascii="Charis SIL Regular" w:hAnsi="Charis SIL Regular" w:eastAsia="Charis SIL Regular"/>
+          <w:b w:val="0"/>
+          <w:i w:val="0"/>
+          <w:color w:val="000000"/>
+          <w:sz w:val="24"/>
+        </w:rPr>
+        <w:t>i</w:t>
+      </w:r>
+      <w:r>
+        <w:rPr>
+          <w:u w:val="single" w:color="0000ff"/>
           <w:rFonts w:ascii="Charis SIL Regular" w:hAnsi="Charis SIL Regular" w:eastAsia="Charis SIL Regular"/>
           <w:b w:val="0"/>
           <w:i w:val="0"/>
@@ -2189,7 +2219,7 @@
           <w:rFonts w:ascii="Charis SIL Regular" w:hAnsi="Charis SIL Regular" w:eastAsia="Charis SIL Regular"/>
           <w:b w:val="0"/>
           <w:i w:val="0"/>
-          <w:color w:val="0066CC"/>
+          <w:color w:val="0000FF"/>
           <w:sz w:val="24"/>
           <w:u w:val="single"/>
         </w:rPr>
@@ -2257,8 +2287,9 @@
           <w:rFonts w:ascii="Charis SIL Regular" w:hAnsi="Charis SIL Regular" w:eastAsia="Charis SIL Regular"/>
           <w:b w:val="0"/>
           <w:i w:val="0"/>
-          <w:color w:val="0066CC"/>
-          <w:sz w:val="24"/>
+          <w:color w:val="0000FF"/>
+          <w:sz w:val="24"/>
+          <w:u w:val="single"/>
         </w:rPr>
         <w:t>Bronnen</w:t>
       </w:r>
@@ -2280,11 +2311,22 @@
           <w:rFonts w:ascii="Charis SIL Regular" w:hAnsi="Charis SIL Regular" w:eastAsia="Charis SIL Regular"/>
           <w:b w:val="0"/>
           <w:i w:val="0"/>
-          <w:color w:val="0066CC"/>
+          <w:color w:val="0000FF"/>
           <w:sz w:val="24"/>
           <w:u w:val="single"/>
         </w:rPr>
-        <w:t>Ambtenaren in gekoloniseerde gebieden</w:t>
+        <w:t>Ambtena</w:t>
+      </w:r>
+      <w:r>
+        <w:rPr>
+          <w:rFonts w:ascii="Charis SIL Regular" w:hAnsi="Charis SIL Regular" w:eastAsia="Charis SIL Regular"/>
+          <w:b w:val="0"/>
+          <w:i w:val="0"/>
+          <w:color w:val="0000FF"/>
+          <w:sz w:val="24"/>
+          <w:u w:val="single"/>
+        </w:rPr>
+        <w:t>ren in gekoloniseerde gebieden</w:t>
       </w:r>
       <w:r>
         <w:br/>
@@ -2304,7 +2346,7 @@
           <w:rFonts w:ascii="Charis SIL Regular" w:hAnsi="Charis SIL Regular" w:eastAsia="Charis SIL Regular"/>
           <w:b w:val="0"/>
           <w:i w:val="0"/>
-          <w:color w:val="0066CC"/>
+          <w:color w:val="0000FF"/>
           <w:sz w:val="24"/>
           <w:u w:val="single"/>
         </w:rPr>
@@ -2315,7 +2357,7 @@
           <w:rFonts w:ascii="Charis SIL Regular" w:hAnsi="Charis SIL Regular" w:eastAsia="Charis SIL Regular"/>
           <w:b w:val="0"/>
           <w:i w:val="0"/>
-          <w:color w:val="0066CC"/>
+          <w:color w:val="0000FF"/>
           <w:sz w:val="24"/>
           <w:u w:val="single"/>
         </w:rPr>
@@ -2339,7 +2381,7 @@
           <w:rFonts w:ascii="Charis SIL Regular" w:hAnsi="Charis SIL Regular" w:eastAsia="Charis SIL Regular"/>
           <w:b w:val="0"/>
           <w:i w:val="0"/>
-          <w:color w:val="0066CC"/>
+          <w:color w:val="0000FF"/>
           <w:sz w:val="24"/>
           <w:u w:val="single"/>
         </w:rPr>
@@ -2363,7 +2405,7 @@
           <w:rFonts w:ascii="Charis SIL Regular" w:hAnsi="Charis SIL Regular" w:eastAsia="Charis SIL Regular"/>
           <w:b w:val="0"/>
           <w:i w:val="0"/>
-          <w:color w:val="0066CC"/>
+          <w:color w:val="0000FF"/>
           <w:sz w:val="24"/>
           <w:u w:val="single"/>
         </w:rPr>
@@ -2374,7 +2416,7 @@
           <w:rFonts w:ascii="Charis SIL Regular" w:hAnsi="Charis SIL Regular" w:eastAsia="Charis SIL Regular"/>
           <w:b w:val="0"/>
           <w:i w:val="0"/>
-          <w:color w:val="0066CC"/>
+          <w:color w:val="0000FF"/>
           <w:sz w:val="24"/>
           <w:u w:val="single"/>
         </w:rPr>
@@ -2398,7 +2440,7 @@
           <w:rFonts w:ascii="Charis SIL Regular" w:hAnsi="Charis SIL Regular" w:eastAsia="Charis SIL Regular"/>
           <w:b w:val="0"/>
           <w:i w:val="0"/>
-          <w:color w:val="0066CC"/>
+          <w:color w:val="0000FF"/>
           <w:sz w:val="24"/>
           <w:u w:val="single"/>
         </w:rPr>
@@ -2422,7 +2464,7 @@
           <w:rFonts w:ascii="Charis SIL Regular" w:hAnsi="Charis SIL Regular" w:eastAsia="Charis SIL Regular"/>
           <w:b w:val="0"/>
           <w:i w:val="0"/>
-          <w:color w:val="0066CC"/>
+          <w:color w:val="0000FF"/>
           <w:sz w:val="24"/>
           <w:u w:val="single"/>
         </w:rPr>
@@ -2446,7 +2488,7 @@
           <w:rFonts w:ascii="Charis SIL Regular" w:hAnsi="Charis SIL Regular" w:eastAsia="Charis SIL Regular"/>
           <w:b w:val="0"/>
           <w:i w:val="0"/>
-          <w:color w:val="0066CC"/>
+          <w:color w:val="0000FF"/>
           <w:sz w:val="24"/>
           <w:u w:val="single"/>
         </w:rPr>
@@ -2457,7 +2499,7 @@
           <w:rFonts w:ascii="Charis SIL Regular" w:hAnsi="Charis SIL Regular" w:eastAsia="Charis SIL Regular"/>
           <w:b w:val="0"/>
           <w:i w:val="0"/>
-          <w:color w:val="0066CC"/>
+          <w:color w:val="0000FF"/>
           <w:sz w:val="24"/>
           <w:u w:val="single"/>
         </w:rPr>
@@ -2481,7 +2523,7 @@
           <w:rFonts w:ascii="Charis SIL Regular" w:hAnsi="Charis SIL Regular" w:eastAsia="Charis SIL Regular"/>
           <w:b w:val="0"/>
           <w:i w:val="0"/>
-          <w:color w:val="0066CC"/>
+          <w:color w:val="0000FF"/>
           <w:sz w:val="24"/>
           <w:u w:val="single"/>
         </w:rPr>
@@ -2492,7 +2534,7 @@
           <w:rFonts w:ascii="Charis SIL Regular" w:hAnsi="Charis SIL Regular" w:eastAsia="Charis SIL Regular"/>
           <w:b w:val="0"/>
           <w:i w:val="0"/>
-          <w:color w:val="0066CC"/>
+          <w:color w:val="0000FF"/>
           <w:sz w:val="24"/>
           <w:u w:val="single"/>
         </w:rPr>
@@ -2513,7 +2555,7 @@
           <w:rFonts w:ascii="Charis SIL Regular" w:hAnsi="Charis SIL Regular" w:eastAsia="Charis SIL Regular"/>
           <w:b w:val="0"/>
           <w:i w:val="0"/>
-          <w:color w:val="0066CC"/>
+          <w:color w:val="0000FF"/>
           <w:sz w:val="24"/>
           <w:u w:val="single"/>
         </w:rPr>
@@ -2537,7 +2579,7 @@
           <w:rFonts w:ascii="Charis SIL Regular" w:hAnsi="Charis SIL Regular" w:eastAsia="Charis SIL Regular"/>
           <w:b w:val="0"/>
           <w:i w:val="0"/>
-          <w:color w:val="0066CC"/>
+          <w:color w:val="0000FF"/>
           <w:sz w:val="24"/>
           <w:u w:val="single"/>
         </w:rPr>
@@ -2548,7 +2590,7 @@
           <w:rFonts w:ascii="Charis SIL Regular" w:hAnsi="Charis SIL Regular" w:eastAsia="Charis SIL Regular"/>
           <w:b w:val="0"/>
           <w:i w:val="0"/>
-          <w:color w:val="0066CC"/>
+          <w:color w:val="0000FF"/>
           <w:sz w:val="24"/>
           <w:u w:val="single"/>
         </w:rPr>
@@ -2572,7 +2614,7 @@
           <w:rFonts w:ascii="Charis SIL Regular" w:hAnsi="Charis SIL Regular" w:eastAsia="Charis SIL Regular"/>
           <w:b w:val="0"/>
           <w:i w:val="0"/>
-          <w:color w:val="0066CC"/>
+          <w:color w:val="0000FF"/>
           <w:sz w:val="24"/>
           <w:u w:val="single"/>
         </w:rPr>
@@ -2743,7 +2785,7 @@
           <w:rFonts w:ascii="Charis SIL Regular" w:hAnsi="Charis SIL Regular" w:eastAsia="Charis SIL Regular"/>
           <w:b w:val="0"/>
           <w:i w:val="0"/>
-          <w:color w:val="0066CC"/>
+          <w:color w:val="0000FF"/>
           <w:sz w:val="24"/>
           <w:u w:val="single"/>
         </w:rPr>
@@ -2761,7 +2803,7 @@
           <w:rFonts w:ascii="Charis SIL Regular" w:hAnsi="Charis SIL Regular" w:eastAsia="Charis SIL Regular"/>
           <w:b w:val="0"/>
           <w:i w:val="0"/>
-          <w:color w:val="0066CC"/>
+          <w:color w:val="0000FF"/>
           <w:sz w:val="24"/>
           <w:u w:val="single"/>
         </w:rPr>
@@ -2779,7 +2821,7 @@
           <w:rFonts w:ascii="Charis SIL Regular" w:hAnsi="Charis SIL Regular" w:eastAsia="Charis SIL Regular"/>
           <w:b w:val="0"/>
           <w:i w:val="0"/>
-          <w:color w:val="0066CC"/>
+          <w:color w:val="0000FF"/>
           <w:sz w:val="24"/>
           <w:u w:val="single"/>
         </w:rPr>
@@ -2797,7 +2839,7 @@
           <w:rFonts w:ascii="Charis SIL Regular" w:hAnsi="Charis SIL Regular" w:eastAsia="Charis SIL Regular"/>
           <w:b w:val="0"/>
           <w:i w:val="0"/>
-          <w:color w:val="0066CC"/>
+          <w:color w:val="0000FF"/>
           <w:sz w:val="24"/>
           <w:u w:val="single"/>
         </w:rPr>
@@ -2924,7 +2966,7 @@
           <w:rFonts w:ascii="Charis SIL Regular" w:hAnsi="Charis SIL Regular" w:eastAsia="Charis SIL Regular"/>
           <w:b w:val="0"/>
           <w:i w:val="0"/>
-          <w:color w:val="0066CC"/>
+          <w:color w:val="0000FF"/>
           <w:sz w:val="24"/>
           <w:u w:val="single"/>
         </w:rPr>
@@ -2942,7 +2984,7 @@
           <w:rFonts w:ascii="Charis SIL Regular" w:hAnsi="Charis SIL Regular" w:eastAsia="Charis SIL Regular"/>
           <w:b w:val="0"/>
           <w:i w:val="0"/>
-          <w:color w:val="0066CC"/>
+          <w:color w:val="0000FF"/>
           <w:sz w:val="24"/>
           <w:u w:val="single"/>
         </w:rPr>
@@ -2960,7 +3002,7 @@
           <w:rFonts w:ascii="Charis SIL Regular" w:hAnsi="Charis SIL Regular" w:eastAsia="Charis SIL Regular"/>
           <w:b w:val="0"/>
           <w:i w:val="0"/>
-          <w:color w:val="0066CC"/>
+          <w:color w:val="0000FF"/>
           <w:sz w:val="24"/>
           <w:u w:val="single"/>
         </w:rPr>
@@ -2978,7 +3020,7 @@
           <w:rFonts w:ascii="Charis SIL Regular" w:hAnsi="Charis SIL Regular" w:eastAsia="Charis SIL Regular"/>
           <w:b w:val="0"/>
           <w:i w:val="0"/>
-          <w:color w:val="0066CC"/>
+          <w:color w:val="0000FF"/>
           <w:sz w:val="24"/>
           <w:u w:val="single"/>
         </w:rPr>
@@ -3099,7 +3141,7 @@
           <w:rFonts w:ascii="Charis SIL Regular" w:hAnsi="Charis SIL Regular" w:eastAsia="Charis SIL Regular"/>
           <w:b w:val="0"/>
           <w:i w:val="0"/>
-          <w:color w:val="0066CC"/>
+          <w:color w:val="0000FF"/>
           <w:sz w:val="24"/>
           <w:u w:val="single"/>
         </w:rPr>
@@ -3117,7 +3159,7 @@
           <w:rFonts w:ascii="Charis SIL Regular" w:hAnsi="Charis SIL Regular" w:eastAsia="Charis SIL Regular"/>
           <w:b w:val="0"/>
           <w:i w:val="0"/>
-          <w:color w:val="0066CC"/>
+          <w:color w:val="0000FF"/>
           <w:sz w:val="24"/>
           <w:u w:val="single"/>
         </w:rPr>
@@ -3135,7 +3177,7 @@
           <w:rFonts w:ascii="Charis SIL Regular" w:hAnsi="Charis SIL Regular" w:eastAsia="Charis SIL Regular"/>
           <w:b w:val="0"/>
           <w:i w:val="0"/>
-          <w:color w:val="0066CC"/>
+          <w:color w:val="0000FF"/>
           <w:sz w:val="24"/>
           <w:u w:val="single"/>
         </w:rPr>
@@ -3153,7 +3195,7 @@
           <w:rFonts w:ascii="Charis SIL Regular" w:hAnsi="Charis SIL Regular" w:eastAsia="Charis SIL Regular"/>
           <w:b w:val="0"/>
           <w:i w:val="0"/>
-          <w:color w:val="0066CC"/>
+          <w:color w:val="0000FF"/>
           <w:sz w:val="24"/>
           <w:u w:val="single"/>
         </w:rPr>
@@ -3251,7 +3293,7 @@
           <w:rFonts w:ascii="Charis SIL Regular" w:hAnsi="Charis SIL Regular" w:eastAsia="Charis SIL Regular"/>
           <w:b w:val="0"/>
           <w:i w:val="0"/>
-          <w:color w:val="0066CC"/>
+          <w:color w:val="0000FF"/>
           <w:sz w:val="24"/>
           <w:u w:val="single"/>
         </w:rPr>
@@ -3269,7 +3311,7 @@
           <w:rFonts w:ascii="Charis SIL Regular" w:hAnsi="Charis SIL Regular" w:eastAsia="Charis SIL Regular"/>
           <w:b w:val="0"/>
           <w:i w:val="0"/>
-          <w:color w:val="0066CC"/>
+          <w:color w:val="0000FF"/>
           <w:sz w:val="24"/>
           <w:u w:val="single"/>
         </w:rPr>
@@ -3287,7 +3329,7 @@
           <w:rFonts w:ascii="Charis SIL Regular" w:hAnsi="Charis SIL Regular" w:eastAsia="Charis SIL Regular"/>
           <w:b w:val="0"/>
           <w:i w:val="0"/>
-          <w:color w:val="0066CC"/>
+          <w:color w:val="0000FF"/>
           <w:sz w:val="24"/>
           <w:u w:val="single"/>
         </w:rPr>
@@ -3438,7 +3480,7 @@
           <w:rFonts w:ascii="Charis SIL Regular" w:hAnsi="Charis SIL Regular" w:eastAsia="Charis SIL Regular"/>
           <w:b w:val="0"/>
           <w:i w:val="0"/>
-          <w:color w:val="0066CC"/>
+          <w:color w:val="0000FF"/>
           <w:sz w:val="24"/>
           <w:u w:val="single"/>
         </w:rPr>
@@ -3456,7 +3498,7 @@
           <w:rFonts w:ascii="Charis SIL Regular" w:hAnsi="Charis SIL Regular" w:eastAsia="Charis SIL Regular"/>
           <w:b w:val="0"/>
           <w:i w:val="0"/>
-          <w:color w:val="0066CC"/>
+          <w:color w:val="0000FF"/>
           <w:sz w:val="24"/>
           <w:u w:val="single"/>
         </w:rPr>
@@ -3474,7 +3516,7 @@
           <w:rFonts w:ascii="Charis SIL Regular" w:hAnsi="Charis SIL Regular" w:eastAsia="Charis SIL Regular"/>
           <w:b w:val="0"/>
           <w:i w:val="0"/>
-          <w:color w:val="0066CC"/>
+          <w:color w:val="0000FF"/>
           <w:sz w:val="24"/>
           <w:u w:val="single"/>
         </w:rPr>
@@ -3492,7 +3534,7 @@
           <w:rFonts w:ascii="Charis SIL Regular" w:hAnsi="Charis SIL Regular" w:eastAsia="Charis SIL Regular"/>
           <w:b w:val="0"/>
           <w:i w:val="0"/>
-          <w:color w:val="0066CC"/>
+          <w:color w:val="0000FF"/>
           <w:sz w:val="24"/>
           <w:u w:val="single"/>
         </w:rPr>
@@ -3520,11 +3562,11 @@
           <w:rFonts w:ascii="Charis SIL Regular" w:hAnsi="Charis SIL Regular" w:eastAsia="Charis SIL Regular"/>
           <w:b w:val="0"/>
           <w:i w:val="0"/>
-          <w:color w:val="0066CC"/>
+          <w:color w:val="0000FF"/>
           <w:sz w:val="24"/>
           <w:u w:val="single"/>
         </w:rPr>
-        <w:hyperlink r:id="rId20" w:history="1">
+        <w:hyperlink r:id="rId21" w:history="1">
           <w:r>
             <w:rPr>
               <w:rStyle w:val="Hyperlink"/>
@@ -3538,11 +3580,11 @@
           <w:rFonts w:ascii="Charis SIL Regular" w:hAnsi="Charis SIL Regular" w:eastAsia="Charis SIL Regular"/>
           <w:b w:val="0"/>
           <w:i w:val="0"/>
-          <w:color w:val="0066CC"/>
+          <w:color w:val="0000FF"/>
           <w:sz w:val="24"/>
           <w:u w:val="single"/>
         </w:rPr>
-        <w:hyperlink r:id="rId20" w:history="1">
+        <w:hyperlink r:id="rId21" w:history="1">
           <w:r>
             <w:rPr>
               <w:rStyle w:val="Hyperlink"/>
@@ -3556,7 +3598,7 @@
           <w:rFonts w:ascii="Charis SIL Regular" w:hAnsi="Charis SIL Regular" w:eastAsia="Charis SIL Regular"/>
           <w:b w:val="0"/>
           <w:i w:val="0"/>
-          <w:color w:val="0066CC"/>
+          <w:color w:val="0000FF"/>
           <w:sz w:val="24"/>
           <w:u w:val="single"/>
         </w:rPr>
@@ -3567,7 +3609,7 @@
           <w:rFonts w:ascii="Charis SIL Regular" w:hAnsi="Charis SIL Regular" w:eastAsia="Charis SIL Regular"/>
           <w:b w:val="0"/>
           <w:i w:val="0"/>
-          <w:color w:val="0066CC"/>
+          <w:color w:val="0000FF"/>
           <w:sz w:val="24"/>
           <w:u w:val="single"/>
         </w:rPr>
@@ -3588,21 +3630,14 @@
           <w:color w:val="000000"/>
           <w:sz w:val="24"/>
         </w:rPr>
-        <w:hyperlink r:id="rId20" w:history="1">
-          <w:r>
-            <w:rPr>
-              <w:rStyle w:val="Hyperlink"/>
-            </w:rPr>
-            <w:t xml:space="preserve">, </w:t>
-          </w:r>
-        </w:hyperlink>
+        <w:t xml:space="preserve">, </w:t>
       </w:r>
       <w:r>
         <w:rPr>
           <w:rFonts w:ascii="Charis SIL Regular" w:hAnsi="Charis SIL Regular" w:eastAsia="Charis SIL Regular"/>
           <w:b w:val="0"/>
           <w:i w:val="0"/>
-          <w:color w:val="0066CC"/>
+          <w:color w:val="0000FF"/>
           <w:sz w:val="24"/>
           <w:u w:val="single"/>
         </w:rPr>
@@ -3620,7 +3655,7 @@
           <w:rFonts w:ascii="Charis SIL Regular" w:hAnsi="Charis SIL Regular" w:eastAsia="Charis SIL Regular"/>
           <w:b w:val="0"/>
           <w:i w:val="0"/>
-          <w:color w:val="0066CC"/>
+          <w:color w:val="0000FF"/>
           <w:sz w:val="24"/>
           <w:u w:val="single"/>
         </w:rPr>
@@ -3631,11 +3666,11 @@
           <w:rFonts w:ascii="Charis SIL Regular" w:hAnsi="Charis SIL Regular" w:eastAsia="Charis SIL Regular"/>
           <w:b w:val="0"/>
           <w:i w:val="0"/>
-          <w:color w:val="0066CC"/>
+          <w:color w:val="0000FF"/>
           <w:sz w:val="24"/>
           <w:u w:val="single"/>
         </w:rPr>
-        <w:hyperlink r:id="rId21" w:history="1">
+        <w:hyperlink r:id="rId22" w:history="1">
           <w:r>
             <w:rPr>
               <w:rStyle w:val="Hyperlink"/>
@@ -3749,11 +3784,11 @@
           <w:rFonts w:ascii="Charis SIL Regular" w:hAnsi="Charis SIL Regular" w:eastAsia="Charis SIL Regular"/>
           <w:b w:val="0"/>
           <w:i w:val="0"/>
-          <w:color w:val="0066CC"/>
+          <w:color w:val="0000FF"/>
           <w:sz w:val="24"/>
           <w:u w:val="single"/>
         </w:rPr>
-        <w:hyperlink r:id="rId22" w:history="1">
+        <w:hyperlink r:id="rId23" w:history="1">
           <w:r>
             <w:rPr>
               <w:rStyle w:val="Hyperlink"/>
@@ -3767,11 +3802,11 @@
           <w:rFonts w:ascii="Charis SIL Regular" w:hAnsi="Charis SIL Regular" w:eastAsia="Charis SIL Regular"/>
           <w:b w:val="0"/>
           <w:i w:val="0"/>
-          <w:color w:val="0066CC"/>
+          <w:color w:val="0000FF"/>
           <w:sz w:val="24"/>
           <w:u w:val="single"/>
         </w:rPr>
-        <w:hyperlink r:id="rId22" w:history="1">
+        <w:hyperlink r:id="rId23" w:history="1">
           <w:r>
             <w:rPr>
               <w:rStyle w:val="Hyperlink"/>
@@ -3785,11 +3820,11 @@
           <w:rFonts w:ascii="Charis SIL Regular" w:hAnsi="Charis SIL Regular" w:eastAsia="Charis SIL Regular"/>
           <w:b w:val="0"/>
           <w:i w:val="0"/>
-          <w:color w:val="0066CC"/>
+          <w:color w:val="0000FF"/>
           <w:sz w:val="24"/>
           <w:u w:val="single"/>
         </w:rPr>
-        <w:hyperlink r:id="rId22" w:history="1">
+        <w:hyperlink r:id="rId23" w:history="1">
           <w:r>
             <w:rPr>
               <w:rStyle w:val="Hyperlink"/>
@@ -3803,11 +3838,11 @@
           <w:rFonts w:ascii="Charis SIL Regular" w:hAnsi="Charis SIL Regular" w:eastAsia="Charis SIL Regular"/>
           <w:b w:val="0"/>
           <w:i w:val="0"/>
-          <w:color w:val="0066CC"/>
+          <w:color w:val="0000FF"/>
           <w:sz w:val="24"/>
           <w:u w:val="single"/>
         </w:rPr>
-        <w:hyperlink r:id="rId22" w:history="1">
+        <w:hyperlink r:id="rId23" w:history="1">
           <w:r>
             <w:rPr>
               <w:rStyle w:val="Hyperlink"/>
@@ -3831,11 +3866,11 @@
           <w:rFonts w:ascii="Charis SIL Regular" w:hAnsi="Charis SIL Regular" w:eastAsia="Charis SIL Regular"/>
           <w:b w:val="0"/>
           <w:i w:val="0"/>
-          <w:color w:val="0066CC"/>
+          <w:color w:val="0000FF"/>
           <w:sz w:val="24"/>
           <w:u w:val="single"/>
         </w:rPr>
-        <w:hyperlink r:id="rId22" w:history="1">
+        <w:hyperlink r:id="rId24" w:history="1">
           <w:r>
             <w:rPr>
               <w:rStyle w:val="Hyperlink"/>
@@ -3849,11 +3884,11 @@
           <w:rFonts w:ascii="Charis SIL Regular" w:hAnsi="Charis SIL Regular" w:eastAsia="Charis SIL Regular"/>
           <w:b w:val="0"/>
           <w:i w:val="0"/>
-          <w:color w:val="0066CC"/>
+          <w:color w:val="0000FF"/>
           <w:sz w:val="24"/>
           <w:u w:val="single"/>
         </w:rPr>
-        <w:hyperlink r:id="rId22" w:history="1">
+        <w:hyperlink r:id="rId23" w:history="1">
           <w:r>
             <w:rPr>
               <w:rStyle w:val="Hyperlink"/>
@@ -3867,7 +3902,7 @@
           <w:rFonts w:ascii="Charis SIL Regular" w:hAnsi="Charis SIL Regular" w:eastAsia="Charis SIL Regular"/>
           <w:b w:val="0"/>
           <w:i w:val="0"/>
-          <w:color w:val="0066CC"/>
+          <w:color w:val="0000FF"/>
           <w:sz w:val="24"/>
           <w:u w:val="single"/>
         </w:rPr>
@@ -3878,11 +3913,11 @@
           <w:rFonts w:ascii="Charis SIL Regular" w:hAnsi="Charis SIL Regular" w:eastAsia="Charis SIL Regular"/>
           <w:b w:val="0"/>
           <w:i w:val="0"/>
-          <w:color w:val="0066CC"/>
+          <w:color w:val="0000FF"/>
           <w:sz w:val="24"/>
           <w:u w:val="single"/>
         </w:rPr>
-        <w:hyperlink r:id="rId22" w:history="1">
+        <w:hyperlink r:id="rId24" w:history="1">
           <w:r>
             <w:rPr>
               <w:rStyle w:val="Hyperlink"/>
@@ -4006,11 +4041,11 @@
           <w:rFonts w:ascii="Charis SIL Regular" w:hAnsi="Charis SIL Regular" w:eastAsia="Charis SIL Regular"/>
           <w:b w:val="0"/>
           <w:i w:val="0"/>
-          <w:color w:val="0066CC"/>
+          <w:color w:val="0000FF"/>
           <w:sz w:val="24"/>
           <w:u w:val="single"/>
         </w:rPr>
-        <w:hyperlink r:id="rId23" w:history="1">
+        <w:hyperlink r:id="rId25" w:history="1">
           <w:r>
             <w:rPr>
               <w:rStyle w:val="Hyperlink"/>
@@ -4024,11 +4059,11 @@
           <w:rFonts w:ascii="Charis SIL Regular" w:hAnsi="Charis SIL Regular" w:eastAsia="Charis SIL Regular"/>
           <w:b w:val="0"/>
           <w:i w:val="0"/>
-          <w:color w:val="0066CC"/>
+          <w:color w:val="0000FF"/>
           <w:sz w:val="24"/>
           <w:u w:val="single"/>
         </w:rPr>
-        <w:hyperlink r:id="rId23" w:history="1">
+        <w:hyperlink r:id="rId25" w:history="1">
           <w:r>
             <w:rPr>
               <w:rStyle w:val="Hyperlink"/>
@@ -4042,11 +4077,11 @@
           <w:rFonts w:ascii="Charis SIL Regular" w:hAnsi="Charis SIL Regular" w:eastAsia="Charis SIL Regular"/>
           <w:b w:val="0"/>
           <w:i w:val="0"/>
-          <w:color w:val="0066CC"/>
+          <w:color w:val="0000FF"/>
           <w:sz w:val="24"/>
           <w:u w:val="single"/>
         </w:rPr>
-        <w:hyperlink r:id="rId23" w:history="1">
+        <w:hyperlink r:id="rId25" w:history="1">
           <w:r>
             <w:rPr>
               <w:rStyle w:val="Hyperlink"/>
@@ -4060,11 +4095,11 @@
           <w:rFonts w:ascii="Charis SIL Regular" w:hAnsi="Charis SIL Regular" w:eastAsia="Charis SIL Regular"/>
           <w:b w:val="0"/>
           <w:i w:val="0"/>
-          <w:color w:val="0066CC"/>
+          <w:color w:val="0000FF"/>
           <w:sz w:val="24"/>
           <w:u w:val="single"/>
         </w:rPr>
-        <w:hyperlink r:id="rId23" w:history="1">
+        <w:hyperlink r:id="rId25" w:history="1">
           <w:r>
             <w:rPr>
               <w:rStyle w:val="Hyperlink"/>
@@ -4081,11 +4116,11 @@
           <w:rFonts w:ascii="Charis SIL Regular" w:hAnsi="Charis SIL Regular" w:eastAsia="Charis SIL Regular"/>
           <w:b w:val="0"/>
           <w:i w:val="0"/>
-          <w:color w:val="0066CC"/>
+          <w:color w:val="0000FF"/>
           <w:sz w:val="24"/>
           <w:u w:val="single"/>
         </w:rPr>
-        <w:hyperlink r:id="rId23" w:history="1">
+        <w:hyperlink r:id="rId25" w:history="1">
           <w:r>
             <w:rPr>
               <w:rStyle w:val="Hyperlink"/>
@@ -4099,11 +4134,11 @@
           <w:rFonts w:ascii="Charis SIL Regular" w:hAnsi="Charis SIL Regular" w:eastAsia="Charis SIL Regular"/>
           <w:b w:val="0"/>
           <w:i w:val="0"/>
-          <w:color w:val="0066CC"/>
+          <w:color w:val="0000FF"/>
           <w:sz w:val="24"/>
           <w:u w:val="single"/>
         </w:rPr>
-        <w:hyperlink r:id="rId23" w:history="1">
+        <w:hyperlink r:id="rId25" w:history="1">
           <w:r>
             <w:rPr>
               <w:rStyle w:val="Hyperlink"/>
@@ -4117,11 +4152,11 @@
           <w:rFonts w:ascii="Charis SIL Regular" w:hAnsi="Charis SIL Regular" w:eastAsia="Charis SIL Regular"/>
           <w:b w:val="0"/>
           <w:i w:val="0"/>
-          <w:color w:val="0066CC"/>
+          <w:color w:val="0000FF"/>
           <w:sz w:val="24"/>
           <w:u w:val="single"/>
         </w:rPr>
-        <w:hyperlink r:id="rId23" w:history="1">
+        <w:hyperlink r:id="rId25" w:history="1">
           <w:r>
             <w:rPr>
               <w:rStyle w:val="Hyperlink"/>
@@ -4135,11 +4170,11 @@
           <w:rFonts w:ascii="Charis SIL Regular" w:hAnsi="Charis SIL Regular" w:eastAsia="Charis SIL Regular"/>
           <w:b w:val="0"/>
           <w:i w:val="0"/>
-          <w:color w:val="0066CC"/>
+          <w:color w:val="0000FF"/>
           <w:sz w:val="24"/>
           <w:u w:val="single"/>
         </w:rPr>
-        <w:hyperlink r:id="rId23" w:history="1">
+        <w:hyperlink r:id="rId25" w:history="1">
           <w:r>
             <w:rPr>
               <w:rStyle w:val="Hyperlink"/>
@@ -4153,11 +4188,11 @@
           <w:rFonts w:ascii="Charis SIL Regular" w:hAnsi="Charis SIL Regular" w:eastAsia="Charis SIL Regular"/>
           <w:b w:val="0"/>
           <w:i w:val="0"/>
-          <w:color w:val="0066CC"/>
+          <w:color w:val="0000FF"/>
           <w:sz w:val="24"/>
           <w:u w:val="single"/>
         </w:rPr>
-        <w:hyperlink r:id="rId23" w:history="1">
+        <w:hyperlink r:id="rId25" w:history="1">
           <w:r>
             <w:rPr>
               <w:rStyle w:val="Hyperlink"/>
@@ -4171,11 +4206,11 @@
           <w:rFonts w:ascii="Charis SIL Regular" w:hAnsi="Charis SIL Regular" w:eastAsia="Charis SIL Regular"/>
           <w:b w:val="0"/>
           <w:i w:val="0"/>
-          <w:color w:val="0066CC"/>
+          <w:color w:val="0000FF"/>
           <w:sz w:val="24"/>
           <w:u w:val="single"/>
         </w:rPr>
-        <w:hyperlink r:id="rId23" w:history="1">
+        <w:hyperlink r:id="rId25" w:history="1">
           <w:r>
             <w:rPr>
               <w:rStyle w:val="Hyperlink"/>
@@ -4199,11 +4234,11 @@
           <w:rFonts w:ascii="Charis SIL Regular" w:hAnsi="Charis SIL Regular" w:eastAsia="Charis SIL Regular"/>
           <w:b w:val="0"/>
           <w:i w:val="0"/>
-          <w:color w:val="0066CC"/>
+          <w:color w:val="0000FF"/>
           <w:sz w:val="24"/>
           <w:u w:val="single"/>
         </w:rPr>
-        <w:hyperlink r:id="rId24" w:history="1">
+        <w:hyperlink r:id="rId26" w:history="1">
           <w:r>
             <w:rPr>
               <w:rStyle w:val="Hyperlink"/>
@@ -4246,10 +4281,11 @@
           <w:rFonts w:ascii="Charis SIL Regular" w:hAnsi="Charis SIL Regular" w:eastAsia="Charis SIL Regular"/>
           <w:b w:val="0"/>
           <w:i w:val="0"/>
-          <w:color w:val="0066CC"/>
-          <w:sz w:val="24"/>
-        </w:rPr>
-        <w:hyperlink r:id="rId24" w:history="1">
+          <w:color w:val="0000FF"/>
+          <w:sz w:val="24"/>
+          <w:u w:val="single"/>
+        </w:rPr>
+        <w:hyperlink r:id="rId26" w:history="1">
           <w:r>
             <w:rPr>
               <w:rStyle w:val="Hyperlink"/>
@@ -4353,11 +4389,11 @@
           <w:rFonts w:ascii="Charis SIL Regular" w:hAnsi="Charis SIL Regular" w:eastAsia="Charis SIL Regular"/>
           <w:b w:val="0"/>
           <w:i w:val="0"/>
-          <w:color w:val="0066CC"/>
+          <w:color w:val="0000FF"/>
           <w:sz w:val="24"/>
           <w:u w:val="single"/>
         </w:rPr>
-        <w:hyperlink r:id="rId25" w:history="1">
+        <w:hyperlink r:id="rId27" w:history="1">
           <w:r>
             <w:rPr>
               <w:rStyle w:val="Hyperlink"/>
@@ -4371,11 +4407,11 @@
           <w:rFonts w:ascii="Charis SIL Regular" w:hAnsi="Charis SIL Regular" w:eastAsia="Charis SIL Regular"/>
           <w:b w:val="0"/>
           <w:i w:val="0"/>
-          <w:color w:val="0066CC"/>
+          <w:color w:val="0000FF"/>
           <w:sz w:val="24"/>
           <w:u w:val="single"/>
         </w:rPr>
-        <w:hyperlink r:id="rId25" w:history="1">
+        <w:hyperlink r:id="rId27" w:history="1">
           <w:r>
             <w:rPr>
               <w:rStyle w:val="Hyperlink"/>
@@ -4389,11 +4425,11 @@
           <w:rFonts w:ascii="Charis SIL Regular" w:hAnsi="Charis SIL Regular" w:eastAsia="Charis SIL Regular"/>
           <w:b w:val="0"/>
           <w:i w:val="0"/>
-          <w:color w:val="0066CC"/>
+          <w:color w:val="0000FF"/>
           <w:sz w:val="24"/>
           <w:u w:val="single"/>
         </w:rPr>
-        <w:hyperlink r:id="rId25" w:history="1">
+        <w:hyperlink r:id="rId27" w:history="1">
           <w:r>
             <w:rPr>
               <w:rStyle w:val="Hyperlink"/>
@@ -4407,11 +4443,11 @@
           <w:rFonts w:ascii="Charis SIL Regular" w:hAnsi="Charis SIL Regular" w:eastAsia="Charis SIL Regular"/>
           <w:b w:val="0"/>
           <w:i w:val="0"/>
-          <w:color w:val="0066CC"/>
+          <w:color w:val="0000FF"/>
           <w:sz w:val="24"/>
           <w:u w:val="single"/>
         </w:rPr>
-        <w:hyperlink r:id="rId25" w:history="1">
+        <w:hyperlink r:id="rId27" w:history="1">
           <w:r>
             <w:rPr>
               <w:rStyle w:val="Hyperlink"/>
@@ -4435,11 +4471,11 @@
           <w:rFonts w:ascii="Charis SIL Regular" w:hAnsi="Charis SIL Regular" w:eastAsia="Charis SIL Regular"/>
           <w:b w:val="0"/>
           <w:i w:val="0"/>
-          <w:color w:val="0066CC"/>
+          <w:color w:val="0000FF"/>
           <w:sz w:val="24"/>
           <w:u w:val="single"/>
         </w:rPr>
-        <w:hyperlink r:id="rId26" w:history="1">
+        <w:hyperlink r:id="rId28" w:history="1">
           <w:r>
             <w:rPr>
               <w:rStyle w:val="Hyperlink"/>
@@ -4453,11 +4489,11 @@
           <w:rFonts w:ascii="Charis SIL Regular" w:hAnsi="Charis SIL Regular" w:eastAsia="Charis SIL Regular"/>
           <w:b w:val="0"/>
           <w:i w:val="0"/>
-          <w:color w:val="0066CC"/>
+          <w:color w:val="0000FF"/>
           <w:sz w:val="24"/>
           <w:u w:val="single"/>
         </w:rPr>
-        <w:hyperlink r:id="rId26" w:history="1">
+        <w:hyperlink r:id="rId28" w:history="1">
           <w:r>
             <w:rPr>
               <w:rStyle w:val="Hyperlink"/>
@@ -4471,7 +4507,7 @@
           <w:rFonts w:ascii="Charis SIL Regular" w:hAnsi="Charis SIL Regular" w:eastAsia="Charis SIL Regular"/>
           <w:b w:val="0"/>
           <w:i w:val="0"/>
-          <w:color w:val="0066CC"/>
+          <w:color w:val="0000FF"/>
           <w:sz w:val="24"/>
           <w:u w:val="single"/>
         </w:rPr>
@@ -4482,11 +4518,11 @@
           <w:rFonts w:ascii="Charis SIL Regular" w:hAnsi="Charis SIL Regular" w:eastAsia="Charis SIL Regular"/>
           <w:b w:val="0"/>
           <w:i w:val="0"/>
-          <w:color w:val="0066CC"/>
+          <w:color w:val="0000FF"/>
           <w:sz w:val="24"/>
           <w:u w:val="single"/>
         </w:rPr>
-        <w:hyperlink r:id="rId26" w:history="1">
+        <w:hyperlink r:id="rId28" w:history="1">
           <w:r>
             <w:rPr>
               <w:rStyle w:val="Hyperlink"/>

--- a/EXPORTS/DOCX/published/niveau3/Dutch/EMArtis.docx
+++ b/EXPORTS/DOCX/published/niveau3/Dutch/EMArtis.docx
@@ -1019,29 +1019,13 @@
             <w:rPr>
               <w:rStyle w:val="Hyperlink"/>
             </w:rPr>
-            <w:t xml:space="preserve"> het Etnografi</w:t>
+            <w:t xml:space="preserve"> het Etnografis</w:t>
           </w:r>
         </w:hyperlink>
       </w:r>
       <w:r>
         <w:rPr>
-          <w:rFonts w:ascii="Charis SIL Regular" w:hAnsi="Charis SIL Regular" w:eastAsia="Charis SIL Regular"/>
-          <w:b w:val="0"/>
-          <w:i w:val="0"/>
-          <w:color w:val="000000"/>
-          <w:sz w:val="24"/>
-        </w:rPr>
-        <w:hyperlink r:id="rId12" w:history="1">
-          <w:r>
-            <w:rPr>
-              <w:rStyle w:val="Hyperlink"/>
-            </w:rPr>
-            <w:t>s</w:t>
-          </w:r>
-        </w:hyperlink>
-      </w:r>
-      <w:r>
-        <w:rPr>
+          <w:u w:val="single" w:color="0000ff"/>
           <w:rFonts w:ascii="Charis SIL Regular" w:hAnsi="Charis SIL Regular" w:eastAsia="Charis SIL Regular"/>
           <w:b w:val="0"/>
           <w:i w:val="0"/>
@@ -1082,7 +1066,7 @@
             <w:rPr>
               <w:rStyle w:val="Hyperlink"/>
             </w:rPr>
-            <w:t xml:space="preserve"> Museum A</w:t>
+            <w:t xml:space="preserve"> Museum </w:t>
           </w:r>
         </w:hyperlink>
       </w:r>
@@ -1094,7 +1078,7 @@
           <w:color w:val="000000"/>
           <w:sz w:val="24"/>
         </w:rPr>
-        <w:t xml:space="preserve">rtis een </w:t>
+        <w:t xml:space="preserve">Artis een </w:t>
       </w:r>
       <w:r>
         <w:rPr>
@@ -1481,7 +1465,6 @@
       </w:r>
       <w:r>
         <w:rPr>
-          <w:u w:val="single" w:color="0000ff"/>
           <w:rFonts w:ascii="Charis SIL Regular" w:hAnsi="Charis SIL Regular" w:eastAsia="Charis SIL Regular"/>
           <w:b w:val="0"/>
           <w:i w:val="0"/>
@@ -3613,7 +3596,7 @@
           <w:sz w:val="24"/>
           <w:u w:val="single"/>
         </w:rPr>
-        <w:hyperlink r:id="rId20" w:history="1">
+        <w:hyperlink r:id="rId21" w:history="1">
           <w:r>
             <w:rPr>
               <w:rStyle w:val="Hyperlink"/>
@@ -3624,6 +3607,7 @@
       </w:r>
       <w:r>
         <w:rPr>
+          <w:u w:val="single" w:color="0000ff"/>
           <w:rFonts w:ascii="Charis SIL Regular" w:hAnsi="Charis SIL Regular" w:eastAsia="Charis SIL Regular"/>
           <w:b w:val="0"/>
           <w:i w:val="0"/>
@@ -3641,7 +3625,7 @@
           <w:sz w:val="24"/>
           <w:u w:val="single"/>
         </w:rPr>
-        <w:hyperlink r:id="rId20" w:history="1">
+        <w:hyperlink r:id="rId22" w:history="1">
           <w:r>
             <w:rPr>
               <w:rStyle w:val="Hyperlink"/>
@@ -3670,7 +3654,7 @@
           <w:sz w:val="24"/>
           <w:u w:val="single"/>
         </w:rPr>
-        <w:hyperlink r:id="rId22" w:history="1">
+        <w:hyperlink r:id="rId20" w:history="1">
           <w:r>
             <w:rPr>
               <w:rStyle w:val="Hyperlink"/>
@@ -3888,7 +3872,7 @@
           <w:sz w:val="24"/>
           <w:u w:val="single"/>
         </w:rPr>
-        <w:hyperlink r:id="rId23" w:history="1">
+        <w:hyperlink r:id="rId24" w:history="1">
           <w:r>
             <w:rPr>
               <w:rStyle w:val="Hyperlink"/>
@@ -4475,7 +4459,7 @@
           <w:sz w:val="24"/>
           <w:u w:val="single"/>
         </w:rPr>
-        <w:hyperlink r:id="rId28" w:history="1">
+        <w:hyperlink r:id="rId27" w:history="1">
           <w:r>
             <w:rPr>
               <w:rStyle w:val="Hyperlink"/>
@@ -4493,7 +4477,7 @@
           <w:sz w:val="24"/>
           <w:u w:val="single"/>
         </w:rPr>
-        <w:hyperlink r:id="rId28" w:history="1">
+        <w:hyperlink r:id="rId27" w:history="1">
           <w:r>
             <w:rPr>
               <w:rStyle w:val="Hyperlink"/>
@@ -4522,7 +4506,7 @@
           <w:sz w:val="24"/>
           <w:u w:val="single"/>
         </w:rPr>
-        <w:hyperlink r:id="rId28" w:history="1">
+        <w:hyperlink r:id="rId27" w:history="1">
           <w:r>
             <w:rPr>
               <w:rStyle w:val="Hyperlink"/>

--- a/EXPORTS/DOCX/published/niveau3/Dutch/EMArtis.docx
+++ b/EXPORTS/DOCX/published/niveau3/Dutch/EMArtis.docx
@@ -1019,13 +1019,29 @@
             <w:rPr>
               <w:rStyle w:val="Hyperlink"/>
             </w:rPr>
-            <w:t xml:space="preserve"> het Etnografis</w:t>
+            <w:t xml:space="preserve"> het Etnografi</w:t>
           </w:r>
         </w:hyperlink>
       </w:r>
       <w:r>
         <w:rPr>
-          <w:u w:val="single" w:color="0000ff"/>
+          <w:rFonts w:ascii="Charis SIL Regular" w:hAnsi="Charis SIL Regular" w:eastAsia="Charis SIL Regular"/>
+          <w:b w:val="0"/>
+          <w:i w:val="0"/>
+          <w:color w:val="000000"/>
+          <w:sz w:val="24"/>
+        </w:rPr>
+        <w:hyperlink r:id="rId12" w:history="1">
+          <w:r>
+            <w:rPr>
+              <w:rStyle w:val="Hyperlink"/>
+            </w:rPr>
+            <w:t>s</w:t>
+          </w:r>
+        </w:hyperlink>
+      </w:r>
+      <w:r>
+        <w:rPr>
           <w:rFonts w:ascii="Charis SIL Regular" w:hAnsi="Charis SIL Regular" w:eastAsia="Charis SIL Regular"/>
           <w:b w:val="0"/>
           <w:i w:val="0"/>
@@ -1066,7 +1082,7 @@
             <w:rPr>
               <w:rStyle w:val="Hyperlink"/>
             </w:rPr>
-            <w:t xml:space="preserve"> Museum </w:t>
+            <w:t xml:space="preserve"> Museum A</w:t>
           </w:r>
         </w:hyperlink>
       </w:r>
@@ -1078,7 +1094,7 @@
           <w:color w:val="000000"/>
           <w:sz w:val="24"/>
         </w:rPr>
-        <w:t xml:space="preserve">Artis een </w:t>
+        <w:t xml:space="preserve">rtis een </w:t>
       </w:r>
       <w:r>
         <w:rPr>
@@ -1465,6 +1481,7 @@
       </w:r>
       <w:r>
         <w:rPr>
+          <w:u w:val="single" w:color="0000ff"/>
           <w:rFonts w:ascii="Charis SIL Regular" w:hAnsi="Charis SIL Regular" w:eastAsia="Charis SIL Regular"/>
           <w:b w:val="0"/>
           <w:i w:val="0"/>
@@ -2097,7 +2114,6 @@
       </w:r>
       <w:r>
         <w:rPr>
-          <w:u w:val="single" w:color="0000ff"/>
           <w:rFonts w:ascii="Charis SIL Regular" w:hAnsi="Charis SIL Regular" w:eastAsia="Charis SIL Regular"/>
           <w:b w:val="0"/>
           <w:i w:val="0"/>
@@ -3549,7 +3565,7 @@
           <w:sz w:val="24"/>
           <w:u w:val="single"/>
         </w:rPr>
-        <w:hyperlink r:id="rId21" w:history="1">
+        <w:hyperlink r:id="rId20" w:history="1">
           <w:r>
             <w:rPr>
               <w:rStyle w:val="Hyperlink"/>
@@ -3567,7 +3583,7 @@
           <w:sz w:val="24"/>
           <w:u w:val="single"/>
         </w:rPr>
-        <w:hyperlink r:id="rId21" w:history="1">
+        <w:hyperlink r:id="rId20" w:history="1">
           <w:r>
             <w:rPr>
               <w:rStyle w:val="Hyperlink"/>
@@ -3596,7 +3612,7 @@
           <w:sz w:val="24"/>
           <w:u w:val="single"/>
         </w:rPr>
-        <w:hyperlink r:id="rId21" w:history="1">
+        <w:hyperlink r:id="rId20" w:history="1">
           <w:r>
             <w:rPr>
               <w:rStyle w:val="Hyperlink"/>
@@ -3614,7 +3630,14 @@
           <w:color w:val="000000"/>
           <w:sz w:val="24"/>
         </w:rPr>
-        <w:t xml:space="preserve">, </w:t>
+        <w:hyperlink r:id="rId20" w:history="1">
+          <w:r>
+            <w:rPr>
+              <w:rStyle w:val="Hyperlink"/>
+            </w:rPr>
+            <w:t xml:space="preserve">, </w:t>
+          </w:r>
+        </w:hyperlink>
       </w:r>
       <w:r>
         <w:rPr>
@@ -3625,7 +3648,7 @@
           <w:sz w:val="24"/>
           <w:u w:val="single"/>
         </w:rPr>
-        <w:hyperlink r:id="rId22" w:history="1">
+        <w:hyperlink r:id="rId21" w:history="1">
           <w:r>
             <w:rPr>
               <w:rStyle w:val="Hyperlink"/>
@@ -3654,7 +3677,7 @@
           <w:sz w:val="24"/>
           <w:u w:val="single"/>
         </w:rPr>
-        <w:hyperlink r:id="rId20" w:history="1">
+        <w:hyperlink r:id="rId21" w:history="1">
           <w:r>
             <w:rPr>
               <w:rStyle w:val="Hyperlink"/>
@@ -3772,7 +3795,7 @@
           <w:sz w:val="24"/>
           <w:u w:val="single"/>
         </w:rPr>
-        <w:hyperlink r:id="rId23" w:history="1">
+        <w:hyperlink r:id="rId22" w:history="1">
           <w:r>
             <w:rPr>
               <w:rStyle w:val="Hyperlink"/>
@@ -3790,7 +3813,7 @@
           <w:sz w:val="24"/>
           <w:u w:val="single"/>
         </w:rPr>
-        <w:hyperlink r:id="rId23" w:history="1">
+        <w:hyperlink r:id="rId22" w:history="1">
           <w:r>
             <w:rPr>
               <w:rStyle w:val="Hyperlink"/>
@@ -3808,7 +3831,7 @@
           <w:sz w:val="24"/>
           <w:u w:val="single"/>
         </w:rPr>
-        <w:hyperlink r:id="rId23" w:history="1">
+        <w:hyperlink r:id="rId22" w:history="1">
           <w:r>
             <w:rPr>
               <w:rStyle w:val="Hyperlink"/>
@@ -3826,7 +3849,7 @@
           <w:sz w:val="24"/>
           <w:u w:val="single"/>
         </w:rPr>
-        <w:hyperlink r:id="rId23" w:history="1">
+        <w:hyperlink r:id="rId22" w:history="1">
           <w:r>
             <w:rPr>
               <w:rStyle w:val="Hyperlink"/>
@@ -3854,7 +3877,7 @@
           <w:sz w:val="24"/>
           <w:u w:val="single"/>
         </w:rPr>
-        <w:hyperlink r:id="rId24" w:history="1">
+        <w:hyperlink r:id="rId22" w:history="1">
           <w:r>
             <w:rPr>
               <w:rStyle w:val="Hyperlink"/>
@@ -3872,7 +3895,7 @@
           <w:sz w:val="24"/>
           <w:u w:val="single"/>
         </w:rPr>
-        <w:hyperlink r:id="rId24" w:history="1">
+        <w:hyperlink r:id="rId22" w:history="1">
           <w:r>
             <w:rPr>
               <w:rStyle w:val="Hyperlink"/>
@@ -3901,7 +3924,7 @@
           <w:sz w:val="24"/>
           <w:u w:val="single"/>
         </w:rPr>
-        <w:hyperlink r:id="rId24" w:history="1">
+        <w:hyperlink r:id="rId22" w:history="1">
           <w:r>
             <w:rPr>
               <w:rStyle w:val="Hyperlink"/>
@@ -4029,7 +4052,7 @@
           <w:sz w:val="24"/>
           <w:u w:val="single"/>
         </w:rPr>
-        <w:hyperlink r:id="rId25" w:history="1">
+        <w:hyperlink r:id="rId23" w:history="1">
           <w:r>
             <w:rPr>
               <w:rStyle w:val="Hyperlink"/>
@@ -4047,7 +4070,7 @@
           <w:sz w:val="24"/>
           <w:u w:val="single"/>
         </w:rPr>
-        <w:hyperlink r:id="rId25" w:history="1">
+        <w:hyperlink r:id="rId23" w:history="1">
           <w:r>
             <w:rPr>
               <w:rStyle w:val="Hyperlink"/>
@@ -4065,7 +4088,7 @@
           <w:sz w:val="24"/>
           <w:u w:val="single"/>
         </w:rPr>
-        <w:hyperlink r:id="rId25" w:history="1">
+        <w:hyperlink r:id="rId23" w:history="1">
           <w:r>
             <w:rPr>
               <w:rStyle w:val="Hyperlink"/>
@@ -4083,7 +4106,7 @@
           <w:sz w:val="24"/>
           <w:u w:val="single"/>
         </w:rPr>
-        <w:hyperlink r:id="rId25" w:history="1">
+        <w:hyperlink r:id="rId23" w:history="1">
           <w:r>
             <w:rPr>
               <w:rStyle w:val="Hyperlink"/>
@@ -4104,7 +4127,7 @@
           <w:sz w:val="24"/>
           <w:u w:val="single"/>
         </w:rPr>
-        <w:hyperlink r:id="rId25" w:history="1">
+        <w:hyperlink r:id="rId23" w:history="1">
           <w:r>
             <w:rPr>
               <w:rStyle w:val="Hyperlink"/>
@@ -4122,7 +4145,7 @@
           <w:sz w:val="24"/>
           <w:u w:val="single"/>
         </w:rPr>
-        <w:hyperlink r:id="rId25" w:history="1">
+        <w:hyperlink r:id="rId23" w:history="1">
           <w:r>
             <w:rPr>
               <w:rStyle w:val="Hyperlink"/>
@@ -4140,7 +4163,7 @@
           <w:sz w:val="24"/>
           <w:u w:val="single"/>
         </w:rPr>
-        <w:hyperlink r:id="rId25" w:history="1">
+        <w:hyperlink r:id="rId23" w:history="1">
           <w:r>
             <w:rPr>
               <w:rStyle w:val="Hyperlink"/>
@@ -4158,7 +4181,7 @@
           <w:sz w:val="24"/>
           <w:u w:val="single"/>
         </w:rPr>
-        <w:hyperlink r:id="rId25" w:history="1">
+        <w:hyperlink r:id="rId23" w:history="1">
           <w:r>
             <w:rPr>
               <w:rStyle w:val="Hyperlink"/>
@@ -4176,7 +4199,7 @@
           <w:sz w:val="24"/>
           <w:u w:val="single"/>
         </w:rPr>
-        <w:hyperlink r:id="rId25" w:history="1">
+        <w:hyperlink r:id="rId23" w:history="1">
           <w:r>
             <w:rPr>
               <w:rStyle w:val="Hyperlink"/>
@@ -4194,7 +4217,7 @@
           <w:sz w:val="24"/>
           <w:u w:val="single"/>
         </w:rPr>
-        <w:hyperlink r:id="rId25" w:history="1">
+        <w:hyperlink r:id="rId23" w:history="1">
           <w:r>
             <w:rPr>
               <w:rStyle w:val="Hyperlink"/>
@@ -4222,7 +4245,7 @@
           <w:sz w:val="24"/>
           <w:u w:val="single"/>
         </w:rPr>
-        <w:hyperlink r:id="rId26" w:history="1">
+        <w:hyperlink r:id="rId24" w:history="1">
           <w:r>
             <w:rPr>
               <w:rStyle w:val="Hyperlink"/>
@@ -4269,7 +4292,7 @@
           <w:sz w:val="24"/>
           <w:u w:val="single"/>
         </w:rPr>
-        <w:hyperlink r:id="rId26" w:history="1">
+        <w:hyperlink r:id="rId24" w:history="1">
           <w:r>
             <w:rPr>
               <w:rStyle w:val="Hyperlink"/>
@@ -4377,7 +4400,7 @@
           <w:sz w:val="24"/>
           <w:u w:val="single"/>
         </w:rPr>
-        <w:hyperlink r:id="rId27" w:history="1">
+        <w:hyperlink r:id="rId25" w:history="1">
           <w:r>
             <w:rPr>
               <w:rStyle w:val="Hyperlink"/>
@@ -4395,7 +4418,7 @@
           <w:sz w:val="24"/>
           <w:u w:val="single"/>
         </w:rPr>
-        <w:hyperlink r:id="rId27" w:history="1">
+        <w:hyperlink r:id="rId25" w:history="1">
           <w:r>
             <w:rPr>
               <w:rStyle w:val="Hyperlink"/>
@@ -4413,7 +4436,7 @@
           <w:sz w:val="24"/>
           <w:u w:val="single"/>
         </w:rPr>
-        <w:hyperlink r:id="rId27" w:history="1">
+        <w:hyperlink r:id="rId25" w:history="1">
           <w:r>
             <w:rPr>
               <w:rStyle w:val="Hyperlink"/>
@@ -4431,7 +4454,7 @@
           <w:sz w:val="24"/>
           <w:u w:val="single"/>
         </w:rPr>
-        <w:hyperlink r:id="rId27" w:history="1">
+        <w:hyperlink r:id="rId25" w:history="1">
           <w:r>
             <w:rPr>
               <w:rStyle w:val="Hyperlink"/>
@@ -4459,7 +4482,7 @@
           <w:sz w:val="24"/>
           <w:u w:val="single"/>
         </w:rPr>
-        <w:hyperlink r:id="rId27" w:history="1">
+        <w:hyperlink r:id="rId26" w:history="1">
           <w:r>
             <w:rPr>
               <w:rStyle w:val="Hyperlink"/>
@@ -4477,7 +4500,7 @@
           <w:sz w:val="24"/>
           <w:u w:val="single"/>
         </w:rPr>
-        <w:hyperlink r:id="rId27" w:history="1">
+        <w:hyperlink r:id="rId26" w:history="1">
           <w:r>
             <w:rPr>
               <w:rStyle w:val="Hyperlink"/>
@@ -4506,7 +4529,7 @@
           <w:sz w:val="24"/>
           <w:u w:val="single"/>
         </w:rPr>
-        <w:hyperlink r:id="rId27" w:history="1">
+        <w:hyperlink r:id="rId26" w:history="1">
           <w:r>
             <w:rPr>
               <w:rStyle w:val="Hyperlink"/>

--- a/EXPORTS/DOCX/published/niveau3/Dutch/EMArtis.docx
+++ b/EXPORTS/DOCX/published/niveau3/Dutch/EMArtis.docx
@@ -1019,29 +1019,13 @@
             <w:rPr>
               <w:rStyle w:val="Hyperlink"/>
             </w:rPr>
-            <w:t xml:space="preserve"> het Etnografi</w:t>
+            <w:t xml:space="preserve"> het Etnografis</w:t>
           </w:r>
         </w:hyperlink>
       </w:r>
       <w:r>
         <w:rPr>
-          <w:rFonts w:ascii="Charis SIL Regular" w:hAnsi="Charis SIL Regular" w:eastAsia="Charis SIL Regular"/>
-          <w:b w:val="0"/>
-          <w:i w:val="0"/>
-          <w:color w:val="000000"/>
-          <w:sz w:val="24"/>
-        </w:rPr>
-        <w:hyperlink r:id="rId12" w:history="1">
-          <w:r>
-            <w:rPr>
-              <w:rStyle w:val="Hyperlink"/>
-            </w:rPr>
-            <w:t>s</w:t>
-          </w:r>
-        </w:hyperlink>
-      </w:r>
-      <w:r>
-        <w:rPr>
+          <w:u w:val="single" w:color="0000ff"/>
           <w:rFonts w:ascii="Charis SIL Regular" w:hAnsi="Charis SIL Regular" w:eastAsia="Charis SIL Regular"/>
           <w:b w:val="0"/>
           <w:i w:val="0"/>
@@ -1082,7 +1066,7 @@
             <w:rPr>
               <w:rStyle w:val="Hyperlink"/>
             </w:rPr>
-            <w:t xml:space="preserve"> Museum A</w:t>
+            <w:t xml:space="preserve"> Museum </w:t>
           </w:r>
         </w:hyperlink>
       </w:r>
@@ -1094,7 +1078,7 @@
           <w:color w:val="000000"/>
           <w:sz w:val="24"/>
         </w:rPr>
-        <w:t xml:space="preserve">rtis een </w:t>
+        <w:t xml:space="preserve">Artis een </w:t>
       </w:r>
       <w:r>
         <w:rPr>
@@ -1481,7 +1465,6 @@
       </w:r>
       <w:r>
         <w:rPr>
-          <w:u w:val="single" w:color="0000ff"/>
           <w:rFonts w:ascii="Charis SIL Regular" w:hAnsi="Charis SIL Regular" w:eastAsia="Charis SIL Regular"/>
           <w:b w:val="0"/>
           <w:i w:val="0"/>
@@ -2114,6 +2097,7 @@
       </w:r>
       <w:r>
         <w:rPr>
+          <w:u w:val="single" w:color="0000ff"/>
           <w:rFonts w:ascii="Charis SIL Regular" w:hAnsi="Charis SIL Regular" w:eastAsia="Charis SIL Regular"/>
           <w:b w:val="0"/>
           <w:i w:val="0"/>
@@ -3565,7 +3549,7 @@
           <w:sz w:val="24"/>
           <w:u w:val="single"/>
         </w:rPr>
-        <w:hyperlink r:id="rId20" w:history="1">
+        <w:hyperlink r:id="rId21" w:history="1">
           <w:r>
             <w:rPr>
               <w:rStyle w:val="Hyperlink"/>
@@ -3583,7 +3567,7 @@
           <w:sz w:val="24"/>
           <w:u w:val="single"/>
         </w:rPr>
-        <w:hyperlink r:id="rId20" w:history="1">
+        <w:hyperlink r:id="rId21" w:history="1">
           <w:r>
             <w:rPr>
               <w:rStyle w:val="Hyperlink"/>
@@ -3612,7 +3596,7 @@
           <w:sz w:val="24"/>
           <w:u w:val="single"/>
         </w:rPr>
-        <w:hyperlink r:id="rId20" w:history="1">
+        <w:hyperlink r:id="rId21" w:history="1">
           <w:r>
             <w:rPr>
               <w:rStyle w:val="Hyperlink"/>
@@ -3623,21 +3607,13 @@
       </w:r>
       <w:r>
         <w:rPr>
-          <w:u w:val="single" w:color="0000ff"/>
           <w:rFonts w:ascii="Charis SIL Regular" w:hAnsi="Charis SIL Regular" w:eastAsia="Charis SIL Regular"/>
           <w:b w:val="0"/>
           <w:i w:val="0"/>
           <w:color w:val="000000"/>
           <w:sz w:val="24"/>
         </w:rPr>
-        <w:hyperlink r:id="rId20" w:history="1">
-          <w:r>
-            <w:rPr>
-              <w:rStyle w:val="Hyperlink"/>
-            </w:rPr>
-            <w:t xml:space="preserve">, </w:t>
-          </w:r>
-        </w:hyperlink>
+        <w:t xml:space="preserve">, </w:t>
       </w:r>
       <w:r>
         <w:rPr>
@@ -3648,7 +3624,7 @@
           <w:sz w:val="24"/>
           <w:u w:val="single"/>
         </w:rPr>
-        <w:hyperlink r:id="rId21" w:history="1">
+        <w:hyperlink r:id="rId22" w:history="1">
           <w:r>
             <w:rPr>
               <w:rStyle w:val="Hyperlink"/>
@@ -3677,7 +3653,7 @@
           <w:sz w:val="24"/>
           <w:u w:val="single"/>
         </w:rPr>
-        <w:hyperlink r:id="rId21" w:history="1">
+        <w:hyperlink r:id="rId22" w:history="1">
           <w:r>
             <w:rPr>
               <w:rStyle w:val="Hyperlink"/>
@@ -3795,7 +3771,7 @@
           <w:sz w:val="24"/>
           <w:u w:val="single"/>
         </w:rPr>
-        <w:hyperlink r:id="rId22" w:history="1">
+        <w:hyperlink r:id="rId23" w:history="1">
           <w:r>
             <w:rPr>
               <w:rStyle w:val="Hyperlink"/>
@@ -3813,7 +3789,7 @@
           <w:sz w:val="24"/>
           <w:u w:val="single"/>
         </w:rPr>
-        <w:hyperlink r:id="rId22" w:history="1">
+        <w:hyperlink r:id="rId23" w:history="1">
           <w:r>
             <w:rPr>
               <w:rStyle w:val="Hyperlink"/>
@@ -3831,7 +3807,7 @@
           <w:sz w:val="24"/>
           <w:u w:val="single"/>
         </w:rPr>
-        <w:hyperlink r:id="rId22" w:history="1">
+        <w:hyperlink r:id="rId23" w:history="1">
           <w:r>
             <w:rPr>
               <w:rStyle w:val="Hyperlink"/>
@@ -3849,7 +3825,7 @@
           <w:sz w:val="24"/>
           <w:u w:val="single"/>
         </w:rPr>
-        <w:hyperlink r:id="rId22" w:history="1">
+        <w:hyperlink r:id="rId23" w:history="1">
           <w:r>
             <w:rPr>
               <w:rStyle w:val="Hyperlink"/>
@@ -3877,7 +3853,7 @@
           <w:sz w:val="24"/>
           <w:u w:val="single"/>
         </w:rPr>
-        <w:hyperlink r:id="rId22" w:history="1">
+        <w:hyperlink r:id="rId23" w:history="1">
           <w:r>
             <w:rPr>
               <w:rStyle w:val="Hyperlink"/>
@@ -3895,7 +3871,7 @@
           <w:sz w:val="24"/>
           <w:u w:val="single"/>
         </w:rPr>
-        <w:hyperlink r:id="rId22" w:history="1">
+        <w:hyperlink r:id="rId23" w:history="1">
           <w:r>
             <w:rPr>
               <w:rStyle w:val="Hyperlink"/>
@@ -3924,7 +3900,7 @@
           <w:sz w:val="24"/>
           <w:u w:val="single"/>
         </w:rPr>
-        <w:hyperlink r:id="rId22" w:history="1">
+        <w:hyperlink r:id="rId24" w:history="1">
           <w:r>
             <w:rPr>
               <w:rStyle w:val="Hyperlink"/>
@@ -4052,7 +4028,7 @@
           <w:sz w:val="24"/>
           <w:u w:val="single"/>
         </w:rPr>
-        <w:hyperlink r:id="rId23" w:history="1">
+        <w:hyperlink r:id="rId25" w:history="1">
           <w:r>
             <w:rPr>
               <w:rStyle w:val="Hyperlink"/>
@@ -4070,7 +4046,7 @@
           <w:sz w:val="24"/>
           <w:u w:val="single"/>
         </w:rPr>
-        <w:hyperlink r:id="rId23" w:history="1">
+        <w:hyperlink r:id="rId25" w:history="1">
           <w:r>
             <w:rPr>
               <w:rStyle w:val="Hyperlink"/>
@@ -4088,7 +4064,7 @@
           <w:sz w:val="24"/>
           <w:u w:val="single"/>
         </w:rPr>
-        <w:hyperlink r:id="rId23" w:history="1">
+        <w:hyperlink r:id="rId25" w:history="1">
           <w:r>
             <w:rPr>
               <w:rStyle w:val="Hyperlink"/>
@@ -4106,7 +4082,7 @@
           <w:sz w:val="24"/>
           <w:u w:val="single"/>
         </w:rPr>
-        <w:hyperlink r:id="rId23" w:history="1">
+        <w:hyperlink r:id="rId25" w:history="1">
           <w:r>
             <w:rPr>
               <w:rStyle w:val="Hyperlink"/>
@@ -4127,7 +4103,7 @@
           <w:sz w:val="24"/>
           <w:u w:val="single"/>
         </w:rPr>
-        <w:hyperlink r:id="rId23" w:history="1">
+        <w:hyperlink r:id="rId25" w:history="1">
           <w:r>
             <w:rPr>
               <w:rStyle w:val="Hyperlink"/>
@@ -4145,7 +4121,7 @@
           <w:sz w:val="24"/>
           <w:u w:val="single"/>
         </w:rPr>
-        <w:hyperlink r:id="rId23" w:history="1">
+        <w:hyperlink r:id="rId25" w:history="1">
           <w:r>
             <w:rPr>
               <w:rStyle w:val="Hyperlink"/>
@@ -4163,7 +4139,7 @@
           <w:sz w:val="24"/>
           <w:u w:val="single"/>
         </w:rPr>
-        <w:hyperlink r:id="rId23" w:history="1">
+        <w:hyperlink r:id="rId25" w:history="1">
           <w:r>
             <w:rPr>
               <w:rStyle w:val="Hyperlink"/>
@@ -4181,7 +4157,7 @@
           <w:sz w:val="24"/>
           <w:u w:val="single"/>
         </w:rPr>
-        <w:hyperlink r:id="rId23" w:history="1">
+        <w:hyperlink r:id="rId25" w:history="1">
           <w:r>
             <w:rPr>
               <w:rStyle w:val="Hyperlink"/>
@@ -4199,7 +4175,7 @@
           <w:sz w:val="24"/>
           <w:u w:val="single"/>
         </w:rPr>
-        <w:hyperlink r:id="rId23" w:history="1">
+        <w:hyperlink r:id="rId25" w:history="1">
           <w:r>
             <w:rPr>
               <w:rStyle w:val="Hyperlink"/>
@@ -4217,7 +4193,7 @@
           <w:sz w:val="24"/>
           <w:u w:val="single"/>
         </w:rPr>
-        <w:hyperlink r:id="rId23" w:history="1">
+        <w:hyperlink r:id="rId25" w:history="1">
           <w:r>
             <w:rPr>
               <w:rStyle w:val="Hyperlink"/>
@@ -4245,7 +4221,7 @@
           <w:sz w:val="24"/>
           <w:u w:val="single"/>
         </w:rPr>
-        <w:hyperlink r:id="rId24" w:history="1">
+        <w:hyperlink r:id="rId26" w:history="1">
           <w:r>
             <w:rPr>
               <w:rStyle w:val="Hyperlink"/>
@@ -4292,7 +4268,7 @@
           <w:sz w:val="24"/>
           <w:u w:val="single"/>
         </w:rPr>
-        <w:hyperlink r:id="rId24" w:history="1">
+        <w:hyperlink r:id="rId26" w:history="1">
           <w:r>
             <w:rPr>
               <w:rStyle w:val="Hyperlink"/>
@@ -4400,7 +4376,7 @@
           <w:sz w:val="24"/>
           <w:u w:val="single"/>
         </w:rPr>
-        <w:hyperlink r:id="rId25" w:history="1">
+        <w:hyperlink r:id="rId27" w:history="1">
           <w:r>
             <w:rPr>
               <w:rStyle w:val="Hyperlink"/>
@@ -4418,7 +4394,7 @@
           <w:sz w:val="24"/>
           <w:u w:val="single"/>
         </w:rPr>
-        <w:hyperlink r:id="rId25" w:history="1">
+        <w:hyperlink r:id="rId27" w:history="1">
           <w:r>
             <w:rPr>
               <w:rStyle w:val="Hyperlink"/>
@@ -4436,7 +4412,7 @@
           <w:sz w:val="24"/>
           <w:u w:val="single"/>
         </w:rPr>
-        <w:hyperlink r:id="rId25" w:history="1">
+        <w:hyperlink r:id="rId27" w:history="1">
           <w:r>
             <w:rPr>
               <w:rStyle w:val="Hyperlink"/>
@@ -4454,7 +4430,7 @@
           <w:sz w:val="24"/>
           <w:u w:val="single"/>
         </w:rPr>
-        <w:hyperlink r:id="rId25" w:history="1">
+        <w:hyperlink r:id="rId27" w:history="1">
           <w:r>
             <w:rPr>
               <w:rStyle w:val="Hyperlink"/>
@@ -4482,7 +4458,7 @@
           <w:sz w:val="24"/>
           <w:u w:val="single"/>
         </w:rPr>
-        <w:hyperlink r:id="rId26" w:history="1">
+        <w:hyperlink r:id="rId28" w:history="1">
           <w:r>
             <w:rPr>
               <w:rStyle w:val="Hyperlink"/>
@@ -4500,7 +4476,7 @@
           <w:sz w:val="24"/>
           <w:u w:val="single"/>
         </w:rPr>
-        <w:hyperlink r:id="rId26" w:history="1">
+        <w:hyperlink r:id="rId28" w:history="1">
           <w:r>
             <w:rPr>
               <w:rStyle w:val="Hyperlink"/>
@@ -4529,7 +4505,7 @@
           <w:sz w:val="24"/>
           <w:u w:val="single"/>
         </w:rPr>
-        <w:hyperlink r:id="rId26" w:history="1">
+        <w:hyperlink r:id="rId28" w:history="1">
           <w:r>
             <w:rPr>
               <w:rStyle w:val="Hyperlink"/>

--- a/EXPORTS/DOCX/published/niveau3/Dutch/EMArtis.docx
+++ b/EXPORTS/DOCX/published/niveau3/Dutch/EMArtis.docx
@@ -1019,13 +1019,29 @@
             <w:rPr>
               <w:rStyle w:val="Hyperlink"/>
             </w:rPr>
-            <w:t xml:space="preserve"> het Etnografis</w:t>
+            <w:t xml:space="preserve"> het Etnografi</w:t>
           </w:r>
         </w:hyperlink>
       </w:r>
       <w:r>
         <w:rPr>
-          <w:u w:val="single" w:color="0000ff"/>
+          <w:rFonts w:ascii="Charis SIL Regular" w:hAnsi="Charis SIL Regular" w:eastAsia="Charis SIL Regular"/>
+          <w:b w:val="0"/>
+          <w:i w:val="0"/>
+          <w:color w:val="000000"/>
+          <w:sz w:val="24"/>
+        </w:rPr>
+        <w:hyperlink r:id="rId12" w:history="1">
+          <w:r>
+            <w:rPr>
+              <w:rStyle w:val="Hyperlink"/>
+            </w:rPr>
+            <w:t>s</w:t>
+          </w:r>
+        </w:hyperlink>
+      </w:r>
+      <w:r>
+        <w:rPr>
           <w:rFonts w:ascii="Charis SIL Regular" w:hAnsi="Charis SIL Regular" w:eastAsia="Charis SIL Regular"/>
           <w:b w:val="0"/>
           <w:i w:val="0"/>
@@ -1066,7 +1082,7 @@
             <w:rPr>
               <w:rStyle w:val="Hyperlink"/>
             </w:rPr>
-            <w:t xml:space="preserve"> Museum </w:t>
+            <w:t xml:space="preserve"> Museum A</w:t>
           </w:r>
         </w:hyperlink>
       </w:r>
@@ -1078,7 +1094,7 @@
           <w:color w:val="000000"/>
           <w:sz w:val="24"/>
         </w:rPr>
-        <w:t xml:space="preserve">Artis een </w:t>
+        <w:t xml:space="preserve">rtis een </w:t>
       </w:r>
       <w:r>
         <w:rPr>
@@ -1447,31 +1463,13 @@
       </w:r>
       <w:r>
         <w:rPr>
-          <w:u w:val="single" w:color="0000ff"/>
           <w:rFonts w:ascii="Charis SIL Regular" w:hAnsi="Charis SIL Regular" w:eastAsia="Charis SIL Regular"/>
           <w:b w:val="0"/>
           <w:i w:val="0"/>
           <w:color w:val="000000"/>
           <w:sz w:val="24"/>
         </w:rPr>
-        <w:hyperlink r:id="rId14" w:history="1">
-          <w:r>
-            <w:rPr>
-              <w:rStyle w:val="Hyperlink"/>
-            </w:rPr>
-            <w:t>met de naa</w:t>
-          </w:r>
-        </w:hyperlink>
-      </w:r>
-      <w:r>
-        <w:rPr>
-          <w:rFonts w:ascii="Charis SIL Regular" w:hAnsi="Charis SIL Regular" w:eastAsia="Charis SIL Regular"/>
-          <w:b w:val="0"/>
-          <w:i w:val="0"/>
-          <w:color w:val="000000"/>
-          <w:sz w:val="24"/>
-        </w:rPr>
-        <w:t>m</w:t>
+        <w:t>met de naam</w:t>
       </w:r>
       <w:r>
         <w:rPr>
@@ -2064,47 +2062,7 @@
           <w:color w:val="000000"/>
           <w:sz w:val="24"/>
         </w:rPr>
-        <w:t>7851-7858 (welke nog berusten b</w:t>
-      </w:r>
-      <w:r>
-        <w:rPr>
-          <w:u w:val="single" w:color="0000ff"/>
-          <w:rFonts w:ascii="Charis SIL Regular" w:hAnsi="Charis SIL Regular" w:eastAsia="Charis SIL Regular"/>
-          <w:b w:val="0"/>
-          <w:i w:val="0"/>
-          <w:color w:val="000000"/>
-          <w:sz w:val="24"/>
-        </w:rPr>
-        <w:t>i</w:t>
-      </w:r>
-      <w:r>
-        <w:rPr>
-          <w:u w:val="single" w:color="0000ff"/>
-          <w:rFonts w:ascii="Charis SIL Regular" w:hAnsi="Charis SIL Regular" w:eastAsia="Charis SIL Regular"/>
-          <w:b w:val="0"/>
-          <w:i w:val="0"/>
-          <w:color w:val="000000"/>
-          <w:sz w:val="24"/>
-        </w:rPr>
-        <w:hyperlink r:id="rId17" w:history="1">
-          <w:r>
-            <w:rPr>
-              <w:rStyle w:val="Hyperlink"/>
-            </w:rPr>
-            <w:t>j het Kon</w:t>
-          </w:r>
-        </w:hyperlink>
-      </w:r>
-      <w:r>
-        <w:rPr>
-          <w:u w:val="single" w:color="0000ff"/>
-          <w:rFonts w:ascii="Charis SIL Regular" w:hAnsi="Charis SIL Regular" w:eastAsia="Charis SIL Regular"/>
-          <w:b w:val="0"/>
-          <w:i w:val="0"/>
-          <w:color w:val="000000"/>
-          <w:sz w:val="24"/>
-        </w:rPr>
-        <w:t>i</w:t>
+        <w:t>7851-7858 (welke nog berusten bij het Koni</w:t>
       </w:r>
       <w:r>
         <w:rPr>
@@ -3853,7 +3811,7 @@
           <w:sz w:val="24"/>
           <w:u w:val="single"/>
         </w:rPr>
-        <w:hyperlink r:id="rId23" w:history="1">
+        <w:hyperlink r:id="rId24" w:history="1">
           <w:r>
             <w:rPr>
               <w:rStyle w:val="Hyperlink"/>
@@ -3871,7 +3829,7 @@
           <w:sz w:val="24"/>
           <w:u w:val="single"/>
         </w:rPr>
-        <w:hyperlink r:id="rId23" w:history="1">
+        <w:hyperlink r:id="rId24" w:history="1">
           <w:r>
             <w:rPr>
               <w:rStyle w:val="Hyperlink"/>
@@ -4458,7 +4416,7 @@
           <w:sz w:val="24"/>
           <w:u w:val="single"/>
         </w:rPr>
-        <w:hyperlink r:id="rId28" w:history="1">
+        <w:hyperlink r:id="rId27" w:history="1">
           <w:r>
             <w:rPr>
               <w:rStyle w:val="Hyperlink"/>
@@ -4476,7 +4434,7 @@
           <w:sz w:val="24"/>
           <w:u w:val="single"/>
         </w:rPr>
-        <w:hyperlink r:id="rId28" w:history="1">
+        <w:hyperlink r:id="rId27" w:history="1">
           <w:r>
             <w:rPr>
               <w:rStyle w:val="Hyperlink"/>
@@ -4505,7 +4463,7 @@
           <w:sz w:val="24"/>
           <w:u w:val="single"/>
         </w:rPr>
-        <w:hyperlink r:id="rId28" w:history="1">
+        <w:hyperlink r:id="rId27" w:history="1">
           <w:r>
             <w:rPr>
               <w:rStyle w:val="Hyperlink"/>

--- a/EXPORTS/DOCX/published/niveau3/Dutch/EMArtis.docx
+++ b/EXPORTS/DOCX/published/niveau3/Dutch/EMArtis.docx
@@ -509,50 +509,7 @@
           <w:color w:val="000000"/>
           <w:sz w:val="24"/>
         </w:rPr>
-        <w:hyperlink r:id="rId10" w:history="1">
-          <w:r>
-            <w:rPr>
-              <w:rStyle w:val="Hyperlink"/>
-            </w:rPr>
-            <w:t>elling, van 18</w:t>
-          </w:r>
-        </w:hyperlink>
-      </w:r>
-      <w:r>
-        <w:rPr>
-          <w:u w:val="single" w:color="0000ff"/>
-          <w:rFonts w:ascii="Charis SIL Regular" w:hAnsi="Charis SIL Regular" w:eastAsia="Charis SIL Regular"/>
-          <w:b w:val="0"/>
-          <w:i w:val="0"/>
-          <w:color w:val="000000"/>
-          <w:sz w:val="24"/>
-        </w:rPr>
-        <w:hyperlink r:id="rId10" w:history="1">
-          <w:r>
-            <w:rPr>
-              <w:rStyle w:val="Hyperlink"/>
-            </w:rPr>
-            <w:t>8</w:t>
-          </w:r>
-        </w:hyperlink>
-      </w:r>
-      <w:r>
-        <w:rPr>
-          <w:u w:val="single" w:color="0000ff"/>
-          <w:rFonts w:ascii="Charis SIL Regular" w:hAnsi="Charis SIL Regular" w:eastAsia="Charis SIL Regular"/>
-          <w:b w:val="0"/>
-          <w:i w:val="0"/>
-          <w:color w:val="000000"/>
-          <w:sz w:val="24"/>
-        </w:rPr>
-        <w:hyperlink r:id="rId10" w:history="1">
-          <w:r>
-            <w:rPr>
-              <w:rStyle w:val="Hyperlink"/>
-            </w:rPr>
-            <w:t>3 en voor</w:t>
-          </w:r>
-        </w:hyperlink>
+        <w:t>elling, van 1883 en voor</w:t>
       </w:r>
       <w:r>
         <w:rPr>
@@ -620,31 +577,13 @@
       </w:r>
       <w:r>
         <w:rPr>
-          <w:u w:val="single" w:color="0000ff"/>
           <w:rFonts w:ascii="Charis SIL Regular" w:hAnsi="Charis SIL Regular" w:eastAsia="Charis SIL Regular"/>
           <w:b w:val="0"/>
           <w:i w:val="0"/>
           <w:color w:val="000000"/>
           <w:sz w:val="24"/>
         </w:rPr>
-        <w:hyperlink r:id="rId10" w:history="1">
-          <w:r>
-            <w:rPr>
-              <w:rStyle w:val="Hyperlink"/>
-            </w:rPr>
-            <w:t>verzameld door</w:t>
-          </w:r>
-        </w:hyperlink>
-      </w:r>
-      <w:r>
-        <w:rPr>
-          <w:rFonts w:ascii="Charis SIL Regular" w:hAnsi="Charis SIL Regular" w:eastAsia="Charis SIL Regular"/>
-          <w:b w:val="0"/>
-          <w:i w:val="0"/>
-          <w:color w:val="000000"/>
-          <w:sz w:val="24"/>
-        </w:rPr>
-        <w:t xml:space="preserve"> het </w:t>
+        <w:t xml:space="preserve">verzameld door het </w:t>
       </w:r>
       <w:r>
         <w:rPr>
@@ -1025,20 +964,14 @@
       </w:r>
       <w:r>
         <w:rPr>
+          <w:u w:val="single" w:color="0000ff"/>
           <w:rFonts w:ascii="Charis SIL Regular" w:hAnsi="Charis SIL Regular" w:eastAsia="Charis SIL Regular"/>
           <w:b w:val="0"/>
           <w:i w:val="0"/>
           <w:color w:val="000000"/>
           <w:sz w:val="24"/>
         </w:rPr>
-        <w:hyperlink r:id="rId12" w:history="1">
-          <w:r>
-            <w:rPr>
-              <w:rStyle w:val="Hyperlink"/>
-            </w:rPr>
-            <w:t>s</w:t>
-          </w:r>
-        </w:hyperlink>
+        <w:t>s</w:t>
       </w:r>
       <w:r>
         <w:rPr>
@@ -1463,13 +1396,32 @@
       </w:r>
       <w:r>
         <w:rPr>
+          <w:u w:val="single" w:color="0000ff"/>
           <w:rFonts w:ascii="Charis SIL Regular" w:hAnsi="Charis SIL Regular" w:eastAsia="Charis SIL Regular"/>
           <w:b w:val="0"/>
           <w:i w:val="0"/>
           <w:color w:val="000000"/>
           <w:sz w:val="24"/>
         </w:rPr>
-        <w:t>met de naam</w:t>
+        <w:hyperlink r:id="rId14" w:history="1">
+          <w:r>
+            <w:rPr>
+              <w:rStyle w:val="Hyperlink"/>
+            </w:rPr>
+            <w:t>met de naa</w:t>
+          </w:r>
+        </w:hyperlink>
+      </w:r>
+      <w:r>
+        <w:rPr>
+          <w:u w:val="single" w:color="0000ff"/>
+          <w:rFonts w:ascii="Charis SIL Regular" w:hAnsi="Charis SIL Regular" w:eastAsia="Charis SIL Regular"/>
+          <w:b w:val="0"/>
+          <w:i w:val="0"/>
+          <w:color w:val="000000"/>
+          <w:sz w:val="24"/>
+        </w:rPr>
+        <w:t>m</w:t>
       </w:r>
       <w:r>
         <w:rPr>
@@ -3507,7 +3459,7 @@
           <w:sz w:val="24"/>
           <w:u w:val="single"/>
         </w:rPr>
-        <w:hyperlink r:id="rId21" w:history="1">
+        <w:hyperlink r:id="rId20" w:history="1">
           <w:r>
             <w:rPr>
               <w:rStyle w:val="Hyperlink"/>
@@ -3525,7 +3477,7 @@
           <w:sz w:val="24"/>
           <w:u w:val="single"/>
         </w:rPr>
-        <w:hyperlink r:id="rId21" w:history="1">
+        <w:hyperlink r:id="rId20" w:history="1">
           <w:r>
             <w:rPr>
               <w:rStyle w:val="Hyperlink"/>
@@ -3554,7 +3506,7 @@
           <w:sz w:val="24"/>
           <w:u w:val="single"/>
         </w:rPr>
-        <w:hyperlink r:id="rId21" w:history="1">
+        <w:hyperlink r:id="rId20" w:history="1">
           <w:r>
             <w:rPr>
               <w:rStyle w:val="Hyperlink"/>
@@ -3571,7 +3523,14 @@
           <w:color w:val="000000"/>
           <w:sz w:val="24"/>
         </w:rPr>
-        <w:t xml:space="preserve">, </w:t>
+        <w:hyperlink r:id="rId20" w:history="1">
+          <w:r>
+            <w:rPr>
+              <w:rStyle w:val="Hyperlink"/>
+            </w:rPr>
+            <w:t xml:space="preserve">, </w:t>
+          </w:r>
+        </w:hyperlink>
       </w:r>
       <w:r>
         <w:rPr>
@@ -3582,7 +3541,7 @@
           <w:sz w:val="24"/>
           <w:u w:val="single"/>
         </w:rPr>
-        <w:hyperlink r:id="rId22" w:history="1">
+        <w:hyperlink r:id="rId20" w:history="1">
           <w:r>
             <w:rPr>
               <w:rStyle w:val="Hyperlink"/>
@@ -3611,7 +3570,7 @@
           <w:sz w:val="24"/>
           <w:u w:val="single"/>
         </w:rPr>
-        <w:hyperlink r:id="rId22" w:history="1">
+        <w:hyperlink r:id="rId20" w:history="1">
           <w:r>
             <w:rPr>
               <w:rStyle w:val="Hyperlink"/>
@@ -3729,7 +3688,7 @@
           <w:sz w:val="24"/>
           <w:u w:val="single"/>
         </w:rPr>
-        <w:hyperlink r:id="rId23" w:history="1">
+        <w:hyperlink r:id="rId21" w:history="1">
           <w:r>
             <w:rPr>
               <w:rStyle w:val="Hyperlink"/>
@@ -3747,7 +3706,7 @@
           <w:sz w:val="24"/>
           <w:u w:val="single"/>
         </w:rPr>
-        <w:hyperlink r:id="rId23" w:history="1">
+        <w:hyperlink r:id="rId21" w:history="1">
           <w:r>
             <w:rPr>
               <w:rStyle w:val="Hyperlink"/>
@@ -3765,7 +3724,7 @@
           <w:sz w:val="24"/>
           <w:u w:val="single"/>
         </w:rPr>
-        <w:hyperlink r:id="rId23" w:history="1">
+        <w:hyperlink r:id="rId21" w:history="1">
           <w:r>
             <w:rPr>
               <w:rStyle w:val="Hyperlink"/>
@@ -3783,7 +3742,7 @@
           <w:sz w:val="24"/>
           <w:u w:val="single"/>
         </w:rPr>
-        <w:hyperlink r:id="rId23" w:history="1">
+        <w:hyperlink r:id="rId21" w:history="1">
           <w:r>
             <w:rPr>
               <w:rStyle w:val="Hyperlink"/>
@@ -3811,7 +3770,7 @@
           <w:sz w:val="24"/>
           <w:u w:val="single"/>
         </w:rPr>
-        <w:hyperlink r:id="rId24" w:history="1">
+        <w:hyperlink r:id="rId21" w:history="1">
           <w:r>
             <w:rPr>
               <w:rStyle w:val="Hyperlink"/>
@@ -3829,7 +3788,7 @@
           <w:sz w:val="24"/>
           <w:u w:val="single"/>
         </w:rPr>
-        <w:hyperlink r:id="rId24" w:history="1">
+        <w:hyperlink r:id="rId21" w:history="1">
           <w:r>
             <w:rPr>
               <w:rStyle w:val="Hyperlink"/>
@@ -3858,7 +3817,7 @@
           <w:sz w:val="24"/>
           <w:u w:val="single"/>
         </w:rPr>
-        <w:hyperlink r:id="rId24" w:history="1">
+        <w:hyperlink r:id="rId21" w:history="1">
           <w:r>
             <w:rPr>
               <w:rStyle w:val="Hyperlink"/>
@@ -3986,7 +3945,7 @@
           <w:sz w:val="24"/>
           <w:u w:val="single"/>
         </w:rPr>
-        <w:hyperlink r:id="rId25" w:history="1">
+        <w:hyperlink r:id="rId22" w:history="1">
           <w:r>
             <w:rPr>
               <w:rStyle w:val="Hyperlink"/>
@@ -4004,7 +3963,7 @@
           <w:sz w:val="24"/>
           <w:u w:val="single"/>
         </w:rPr>
-        <w:hyperlink r:id="rId25" w:history="1">
+        <w:hyperlink r:id="rId22" w:history="1">
           <w:r>
             <w:rPr>
               <w:rStyle w:val="Hyperlink"/>
@@ -4022,7 +3981,7 @@
           <w:sz w:val="24"/>
           <w:u w:val="single"/>
         </w:rPr>
-        <w:hyperlink r:id="rId25" w:history="1">
+        <w:hyperlink r:id="rId22" w:history="1">
           <w:r>
             <w:rPr>
               <w:rStyle w:val="Hyperlink"/>
@@ -4040,7 +3999,7 @@
           <w:sz w:val="24"/>
           <w:u w:val="single"/>
         </w:rPr>
-        <w:hyperlink r:id="rId25" w:history="1">
+        <w:hyperlink r:id="rId22" w:history="1">
           <w:r>
             <w:rPr>
               <w:rStyle w:val="Hyperlink"/>
@@ -4061,7 +4020,7 @@
           <w:sz w:val="24"/>
           <w:u w:val="single"/>
         </w:rPr>
-        <w:hyperlink r:id="rId25" w:history="1">
+        <w:hyperlink r:id="rId22" w:history="1">
           <w:r>
             <w:rPr>
               <w:rStyle w:val="Hyperlink"/>
@@ -4079,7 +4038,7 @@
           <w:sz w:val="24"/>
           <w:u w:val="single"/>
         </w:rPr>
-        <w:hyperlink r:id="rId25" w:history="1">
+        <w:hyperlink r:id="rId22" w:history="1">
           <w:r>
             <w:rPr>
               <w:rStyle w:val="Hyperlink"/>
@@ -4097,7 +4056,7 @@
           <w:sz w:val="24"/>
           <w:u w:val="single"/>
         </w:rPr>
-        <w:hyperlink r:id="rId25" w:history="1">
+        <w:hyperlink r:id="rId22" w:history="1">
           <w:r>
             <w:rPr>
               <w:rStyle w:val="Hyperlink"/>
@@ -4115,7 +4074,7 @@
           <w:sz w:val="24"/>
           <w:u w:val="single"/>
         </w:rPr>
-        <w:hyperlink r:id="rId25" w:history="1">
+        <w:hyperlink r:id="rId22" w:history="1">
           <w:r>
             <w:rPr>
               <w:rStyle w:val="Hyperlink"/>
@@ -4133,7 +4092,7 @@
           <w:sz w:val="24"/>
           <w:u w:val="single"/>
         </w:rPr>
-        <w:hyperlink r:id="rId25" w:history="1">
+        <w:hyperlink r:id="rId22" w:history="1">
           <w:r>
             <w:rPr>
               <w:rStyle w:val="Hyperlink"/>
@@ -4151,7 +4110,7 @@
           <w:sz w:val="24"/>
           <w:u w:val="single"/>
         </w:rPr>
-        <w:hyperlink r:id="rId25" w:history="1">
+        <w:hyperlink r:id="rId22" w:history="1">
           <w:r>
             <w:rPr>
               <w:rStyle w:val="Hyperlink"/>
@@ -4179,7 +4138,7 @@
           <w:sz w:val="24"/>
           <w:u w:val="single"/>
         </w:rPr>
-        <w:hyperlink r:id="rId26" w:history="1">
+        <w:hyperlink r:id="rId23" w:history="1">
           <w:r>
             <w:rPr>
               <w:rStyle w:val="Hyperlink"/>
@@ -4226,7 +4185,7 @@
           <w:sz w:val="24"/>
           <w:u w:val="single"/>
         </w:rPr>
-        <w:hyperlink r:id="rId26" w:history="1">
+        <w:hyperlink r:id="rId23" w:history="1">
           <w:r>
             <w:rPr>
               <w:rStyle w:val="Hyperlink"/>
@@ -4334,7 +4293,7 @@
           <w:sz w:val="24"/>
           <w:u w:val="single"/>
         </w:rPr>
-        <w:hyperlink r:id="rId27" w:history="1">
+        <w:hyperlink r:id="rId24" w:history="1">
           <w:r>
             <w:rPr>
               <w:rStyle w:val="Hyperlink"/>
@@ -4352,7 +4311,7 @@
           <w:sz w:val="24"/>
           <w:u w:val="single"/>
         </w:rPr>
-        <w:hyperlink r:id="rId27" w:history="1">
+        <w:hyperlink r:id="rId24" w:history="1">
           <w:r>
             <w:rPr>
               <w:rStyle w:val="Hyperlink"/>
@@ -4370,7 +4329,7 @@
           <w:sz w:val="24"/>
           <w:u w:val="single"/>
         </w:rPr>
-        <w:hyperlink r:id="rId27" w:history="1">
+        <w:hyperlink r:id="rId24" w:history="1">
           <w:r>
             <w:rPr>
               <w:rStyle w:val="Hyperlink"/>
@@ -4388,7 +4347,7 @@
           <w:sz w:val="24"/>
           <w:u w:val="single"/>
         </w:rPr>
-        <w:hyperlink r:id="rId27" w:history="1">
+        <w:hyperlink r:id="rId24" w:history="1">
           <w:r>
             <w:rPr>
               <w:rStyle w:val="Hyperlink"/>
@@ -4416,7 +4375,7 @@
           <w:sz w:val="24"/>
           <w:u w:val="single"/>
         </w:rPr>
-        <w:hyperlink r:id="rId27" w:history="1">
+        <w:hyperlink r:id="rId25" w:history="1">
           <w:r>
             <w:rPr>
               <w:rStyle w:val="Hyperlink"/>
@@ -4434,7 +4393,7 @@
           <w:sz w:val="24"/>
           <w:u w:val="single"/>
         </w:rPr>
-        <w:hyperlink r:id="rId27" w:history="1">
+        <w:hyperlink r:id="rId24" w:history="1">
           <w:r>
             <w:rPr>
               <w:rStyle w:val="Hyperlink"/>
@@ -4463,7 +4422,7 @@
           <w:sz w:val="24"/>
           <w:u w:val="single"/>
         </w:rPr>
-        <w:hyperlink r:id="rId27" w:history="1">
+        <w:hyperlink r:id="rId25" w:history="1">
           <w:r>
             <w:rPr>
               <w:rStyle w:val="Hyperlink"/>

--- a/EXPORTS/DOCX/published/niveau3/Dutch/EMArtis.docx
+++ b/EXPORTS/DOCX/published/niveau3/Dutch/EMArtis.docx
@@ -509,7 +509,50 @@
           <w:color w:val="000000"/>
           <w:sz w:val="24"/>
         </w:rPr>
-        <w:t>elling, van 1883 en voor</w:t>
+        <w:hyperlink r:id="rId10" w:history="1">
+          <w:r>
+            <w:rPr>
+              <w:rStyle w:val="Hyperlink"/>
+            </w:rPr>
+            <w:t>elling, van 18</w:t>
+          </w:r>
+        </w:hyperlink>
+      </w:r>
+      <w:r>
+        <w:rPr>
+          <w:u w:val="single" w:color="0000ff"/>
+          <w:rFonts w:ascii="Charis SIL Regular" w:hAnsi="Charis SIL Regular" w:eastAsia="Charis SIL Regular"/>
+          <w:b w:val="0"/>
+          <w:i w:val="0"/>
+          <w:color w:val="000000"/>
+          <w:sz w:val="24"/>
+        </w:rPr>
+        <w:hyperlink r:id="rId10" w:history="1">
+          <w:r>
+            <w:rPr>
+              <w:rStyle w:val="Hyperlink"/>
+            </w:rPr>
+            <w:t>8</w:t>
+          </w:r>
+        </w:hyperlink>
+      </w:r>
+      <w:r>
+        <w:rPr>
+          <w:u w:val="single" w:color="0000ff"/>
+          <w:rFonts w:ascii="Charis SIL Regular" w:hAnsi="Charis SIL Regular" w:eastAsia="Charis SIL Regular"/>
+          <w:b w:val="0"/>
+          <w:i w:val="0"/>
+          <w:color w:val="000000"/>
+          <w:sz w:val="24"/>
+        </w:rPr>
+        <w:hyperlink r:id="rId10" w:history="1">
+          <w:r>
+            <w:rPr>
+              <w:rStyle w:val="Hyperlink"/>
+            </w:rPr>
+            <w:t>3 en voor</w:t>
+          </w:r>
+        </w:hyperlink>
       </w:r>
       <w:r>
         <w:rPr>
@@ -577,13 +620,31 @@
       </w:r>
       <w:r>
         <w:rPr>
+          <w:u w:val="single" w:color="0000ff"/>
           <w:rFonts w:ascii="Charis SIL Regular" w:hAnsi="Charis SIL Regular" w:eastAsia="Charis SIL Regular"/>
           <w:b w:val="0"/>
           <w:i w:val="0"/>
           <w:color w:val="000000"/>
           <w:sz w:val="24"/>
         </w:rPr>
-        <w:t xml:space="preserve">verzameld door het </w:t>
+        <w:hyperlink r:id="rId10" w:history="1">
+          <w:r>
+            <w:rPr>
+              <w:rStyle w:val="Hyperlink"/>
+            </w:rPr>
+            <w:t>verzameld door</w:t>
+          </w:r>
+        </w:hyperlink>
+      </w:r>
+      <w:r>
+        <w:rPr>
+          <w:rFonts w:ascii="Charis SIL Regular" w:hAnsi="Charis SIL Regular" w:eastAsia="Charis SIL Regular"/>
+          <w:b w:val="0"/>
+          <w:i w:val="0"/>
+          <w:color w:val="000000"/>
+          <w:sz w:val="24"/>
+        </w:rPr>
+        <w:t xml:space="preserve"> het </w:t>
       </w:r>
       <w:r>
         <w:rPr>
@@ -958,23 +1019,13 @@
             <w:rPr>
               <w:rStyle w:val="Hyperlink"/>
             </w:rPr>
-            <w:t xml:space="preserve"> het Etnografi</w:t>
+            <w:t xml:space="preserve"> het Etnografis</w:t>
           </w:r>
         </w:hyperlink>
       </w:r>
       <w:r>
         <w:rPr>
           <w:u w:val="single" w:color="0000ff"/>
-          <w:rFonts w:ascii="Charis SIL Regular" w:hAnsi="Charis SIL Regular" w:eastAsia="Charis SIL Regular"/>
-          <w:b w:val="0"/>
-          <w:i w:val="0"/>
-          <w:color w:val="000000"/>
-          <w:sz w:val="24"/>
-        </w:rPr>
-        <w:t>s</w:t>
-      </w:r>
-      <w:r>
-        <w:rPr>
           <w:rFonts w:ascii="Charis SIL Regular" w:hAnsi="Charis SIL Regular" w:eastAsia="Charis SIL Regular"/>
           <w:b w:val="0"/>
           <w:i w:val="0"/>
@@ -1015,7 +1066,7 @@
             <w:rPr>
               <w:rStyle w:val="Hyperlink"/>
             </w:rPr>
-            <w:t xml:space="preserve"> Museum A</w:t>
+            <w:t xml:space="preserve"> Museum </w:t>
           </w:r>
         </w:hyperlink>
       </w:r>
@@ -1027,7 +1078,7 @@
           <w:color w:val="000000"/>
           <w:sz w:val="24"/>
         </w:rPr>
-        <w:t xml:space="preserve">rtis een </w:t>
+        <w:t xml:space="preserve">Artis een </w:t>
       </w:r>
       <w:r>
         <w:rPr>
@@ -1414,7 +1465,6 @@
       </w:r>
       <w:r>
         <w:rPr>
-          <w:u w:val="single" w:color="0000ff"/>
           <w:rFonts w:ascii="Charis SIL Regular" w:hAnsi="Charis SIL Regular" w:eastAsia="Charis SIL Regular"/>
           <w:b w:val="0"/>
           <w:i w:val="0"/>
@@ -2014,7 +2064,47 @@
           <w:color w:val="000000"/>
           <w:sz w:val="24"/>
         </w:rPr>
-        <w:t>7851-7858 (welke nog berusten bij het Koni</w:t>
+        <w:t>7851-7858 (welke nog berusten b</w:t>
+      </w:r>
+      <w:r>
+        <w:rPr>
+          <w:u w:val="single" w:color="0000ff"/>
+          <w:rFonts w:ascii="Charis SIL Regular" w:hAnsi="Charis SIL Regular" w:eastAsia="Charis SIL Regular"/>
+          <w:b w:val="0"/>
+          <w:i w:val="0"/>
+          <w:color w:val="000000"/>
+          <w:sz w:val="24"/>
+        </w:rPr>
+        <w:t>i</w:t>
+      </w:r>
+      <w:r>
+        <w:rPr>
+          <w:u w:val="single" w:color="0000ff"/>
+          <w:rFonts w:ascii="Charis SIL Regular" w:hAnsi="Charis SIL Regular" w:eastAsia="Charis SIL Regular"/>
+          <w:b w:val="0"/>
+          <w:i w:val="0"/>
+          <w:color w:val="000000"/>
+          <w:sz w:val="24"/>
+        </w:rPr>
+        <w:hyperlink r:id="rId17" w:history="1">
+          <w:r>
+            <w:rPr>
+              <w:rStyle w:val="Hyperlink"/>
+            </w:rPr>
+            <w:t>j het Kon</w:t>
+          </w:r>
+        </w:hyperlink>
+      </w:r>
+      <w:r>
+        <w:rPr>
+          <w:u w:val="single" w:color="0000ff"/>
+          <w:rFonts w:ascii="Charis SIL Regular" w:hAnsi="Charis SIL Regular" w:eastAsia="Charis SIL Regular"/>
+          <w:b w:val="0"/>
+          <w:i w:val="0"/>
+          <w:color w:val="000000"/>
+          <w:sz w:val="24"/>
+        </w:rPr>
+        <w:t>i</w:t>
       </w:r>
       <w:r>
         <w:rPr>
@@ -3459,7 +3549,7 @@
           <w:sz w:val="24"/>
           <w:u w:val="single"/>
         </w:rPr>
-        <w:hyperlink r:id="rId20" w:history="1">
+        <w:hyperlink r:id="rId21" w:history="1">
           <w:r>
             <w:rPr>
               <w:rStyle w:val="Hyperlink"/>
@@ -3477,7 +3567,7 @@
           <w:sz w:val="24"/>
           <w:u w:val="single"/>
         </w:rPr>
-        <w:hyperlink r:id="rId20" w:history="1">
+        <w:hyperlink r:id="rId21" w:history="1">
           <w:r>
             <w:rPr>
               <w:rStyle w:val="Hyperlink"/>
@@ -3506,7 +3596,7 @@
           <w:sz w:val="24"/>
           <w:u w:val="single"/>
         </w:rPr>
-        <w:hyperlink r:id="rId20" w:history="1">
+        <w:hyperlink r:id="rId21" w:history="1">
           <w:r>
             <w:rPr>
               <w:rStyle w:val="Hyperlink"/>
@@ -3523,14 +3613,7 @@
           <w:color w:val="000000"/>
           <w:sz w:val="24"/>
         </w:rPr>
-        <w:hyperlink r:id="rId20" w:history="1">
-          <w:r>
-            <w:rPr>
-              <w:rStyle w:val="Hyperlink"/>
-            </w:rPr>
-            <w:t xml:space="preserve">, </w:t>
-          </w:r>
-        </w:hyperlink>
+        <w:t xml:space="preserve">, </w:t>
       </w:r>
       <w:r>
         <w:rPr>
@@ -3541,7 +3624,7 @@
           <w:sz w:val="24"/>
           <w:u w:val="single"/>
         </w:rPr>
-        <w:hyperlink r:id="rId20" w:history="1">
+        <w:hyperlink r:id="rId22" w:history="1">
           <w:r>
             <w:rPr>
               <w:rStyle w:val="Hyperlink"/>
@@ -3688,7 +3771,7 @@
           <w:sz w:val="24"/>
           <w:u w:val="single"/>
         </w:rPr>
-        <w:hyperlink r:id="rId21" w:history="1">
+        <w:hyperlink r:id="rId23" w:history="1">
           <w:r>
             <w:rPr>
               <w:rStyle w:val="Hyperlink"/>
@@ -3706,7 +3789,7 @@
           <w:sz w:val="24"/>
           <w:u w:val="single"/>
         </w:rPr>
-        <w:hyperlink r:id="rId21" w:history="1">
+        <w:hyperlink r:id="rId23" w:history="1">
           <w:r>
             <w:rPr>
               <w:rStyle w:val="Hyperlink"/>
@@ -3724,7 +3807,7 @@
           <w:sz w:val="24"/>
           <w:u w:val="single"/>
         </w:rPr>
-        <w:hyperlink r:id="rId21" w:history="1">
+        <w:hyperlink r:id="rId23" w:history="1">
           <w:r>
             <w:rPr>
               <w:rStyle w:val="Hyperlink"/>
@@ -3742,7 +3825,7 @@
           <w:sz w:val="24"/>
           <w:u w:val="single"/>
         </w:rPr>
-        <w:hyperlink r:id="rId21" w:history="1">
+        <w:hyperlink r:id="rId23" w:history="1">
           <w:r>
             <w:rPr>
               <w:rStyle w:val="Hyperlink"/>
@@ -3770,7 +3853,7 @@
           <w:sz w:val="24"/>
           <w:u w:val="single"/>
         </w:rPr>
-        <w:hyperlink r:id="rId21" w:history="1">
+        <w:hyperlink r:id="rId24" w:history="1">
           <w:r>
             <w:rPr>
               <w:rStyle w:val="Hyperlink"/>
@@ -3788,7 +3871,7 @@
           <w:sz w:val="24"/>
           <w:u w:val="single"/>
         </w:rPr>
-        <w:hyperlink r:id="rId21" w:history="1">
+        <w:hyperlink r:id="rId24" w:history="1">
           <w:r>
             <w:rPr>
               <w:rStyle w:val="Hyperlink"/>
@@ -3817,7 +3900,7 @@
           <w:sz w:val="24"/>
           <w:u w:val="single"/>
         </w:rPr>
-        <w:hyperlink r:id="rId21" w:history="1">
+        <w:hyperlink r:id="rId24" w:history="1">
           <w:r>
             <w:rPr>
               <w:rStyle w:val="Hyperlink"/>
@@ -3945,7 +4028,7 @@
           <w:sz w:val="24"/>
           <w:u w:val="single"/>
         </w:rPr>
-        <w:hyperlink r:id="rId22" w:history="1">
+        <w:hyperlink r:id="rId25" w:history="1">
           <w:r>
             <w:rPr>
               <w:rStyle w:val="Hyperlink"/>
@@ -3963,7 +4046,7 @@
           <w:sz w:val="24"/>
           <w:u w:val="single"/>
         </w:rPr>
-        <w:hyperlink r:id="rId22" w:history="1">
+        <w:hyperlink r:id="rId25" w:history="1">
           <w:r>
             <w:rPr>
               <w:rStyle w:val="Hyperlink"/>
@@ -3981,7 +4064,7 @@
           <w:sz w:val="24"/>
           <w:u w:val="single"/>
         </w:rPr>
-        <w:hyperlink r:id="rId22" w:history="1">
+        <w:hyperlink r:id="rId25" w:history="1">
           <w:r>
             <w:rPr>
               <w:rStyle w:val="Hyperlink"/>
@@ -3999,7 +4082,7 @@
           <w:sz w:val="24"/>
           <w:u w:val="single"/>
         </w:rPr>
-        <w:hyperlink r:id="rId22" w:history="1">
+        <w:hyperlink r:id="rId25" w:history="1">
           <w:r>
             <w:rPr>
               <w:rStyle w:val="Hyperlink"/>
@@ -4020,7 +4103,7 @@
           <w:sz w:val="24"/>
           <w:u w:val="single"/>
         </w:rPr>
-        <w:hyperlink r:id="rId22" w:history="1">
+        <w:hyperlink r:id="rId25" w:history="1">
           <w:r>
             <w:rPr>
               <w:rStyle w:val="Hyperlink"/>
@@ -4038,7 +4121,7 @@
           <w:sz w:val="24"/>
           <w:u w:val="single"/>
         </w:rPr>
-        <w:hyperlink r:id="rId22" w:history="1">
+        <w:hyperlink r:id="rId25" w:history="1">
           <w:r>
             <w:rPr>
               <w:rStyle w:val="Hyperlink"/>
@@ -4056,7 +4139,7 @@
           <w:sz w:val="24"/>
           <w:u w:val="single"/>
         </w:rPr>
-        <w:hyperlink r:id="rId22" w:history="1">
+        <w:hyperlink r:id="rId25" w:history="1">
           <w:r>
             <w:rPr>
               <w:rStyle w:val="Hyperlink"/>
@@ -4074,7 +4157,7 @@
           <w:sz w:val="24"/>
           <w:u w:val="single"/>
         </w:rPr>
-        <w:hyperlink r:id="rId22" w:history="1">
+        <w:hyperlink r:id="rId25" w:history="1">
           <w:r>
             <w:rPr>
               <w:rStyle w:val="Hyperlink"/>
@@ -4092,7 +4175,7 @@
           <w:sz w:val="24"/>
           <w:u w:val="single"/>
         </w:rPr>
-        <w:hyperlink r:id="rId22" w:history="1">
+        <w:hyperlink r:id="rId25" w:history="1">
           <w:r>
             <w:rPr>
               <w:rStyle w:val="Hyperlink"/>
@@ -4110,7 +4193,7 @@
           <w:sz w:val="24"/>
           <w:u w:val="single"/>
         </w:rPr>
-        <w:hyperlink r:id="rId22" w:history="1">
+        <w:hyperlink r:id="rId25" w:history="1">
           <w:r>
             <w:rPr>
               <w:rStyle w:val="Hyperlink"/>
@@ -4138,7 +4221,7 @@
           <w:sz w:val="24"/>
           <w:u w:val="single"/>
         </w:rPr>
-        <w:hyperlink r:id="rId23" w:history="1">
+        <w:hyperlink r:id="rId26" w:history="1">
           <w:r>
             <w:rPr>
               <w:rStyle w:val="Hyperlink"/>
@@ -4185,7 +4268,7 @@
           <w:sz w:val="24"/>
           <w:u w:val="single"/>
         </w:rPr>
-        <w:hyperlink r:id="rId23" w:history="1">
+        <w:hyperlink r:id="rId26" w:history="1">
           <w:r>
             <w:rPr>
               <w:rStyle w:val="Hyperlink"/>
@@ -4293,7 +4376,7 @@
           <w:sz w:val="24"/>
           <w:u w:val="single"/>
         </w:rPr>
-        <w:hyperlink r:id="rId24" w:history="1">
+        <w:hyperlink r:id="rId27" w:history="1">
           <w:r>
             <w:rPr>
               <w:rStyle w:val="Hyperlink"/>
@@ -4311,7 +4394,7 @@
           <w:sz w:val="24"/>
           <w:u w:val="single"/>
         </w:rPr>
-        <w:hyperlink r:id="rId24" w:history="1">
+        <w:hyperlink r:id="rId27" w:history="1">
           <w:r>
             <w:rPr>
               <w:rStyle w:val="Hyperlink"/>
@@ -4329,7 +4412,7 @@
           <w:sz w:val="24"/>
           <w:u w:val="single"/>
         </w:rPr>
-        <w:hyperlink r:id="rId24" w:history="1">
+        <w:hyperlink r:id="rId27" w:history="1">
           <w:r>
             <w:rPr>
               <w:rStyle w:val="Hyperlink"/>
@@ -4347,7 +4430,7 @@
           <w:sz w:val="24"/>
           <w:u w:val="single"/>
         </w:rPr>
-        <w:hyperlink r:id="rId24" w:history="1">
+        <w:hyperlink r:id="rId27" w:history="1">
           <w:r>
             <w:rPr>
               <w:rStyle w:val="Hyperlink"/>
@@ -4375,7 +4458,7 @@
           <w:sz w:val="24"/>
           <w:u w:val="single"/>
         </w:rPr>
-        <w:hyperlink r:id="rId25" w:history="1">
+        <w:hyperlink r:id="rId28" w:history="1">
           <w:r>
             <w:rPr>
               <w:rStyle w:val="Hyperlink"/>
@@ -4393,7 +4476,7 @@
           <w:sz w:val="24"/>
           <w:u w:val="single"/>
         </w:rPr>
-        <w:hyperlink r:id="rId24" w:history="1">
+        <w:hyperlink r:id="rId27" w:history="1">
           <w:r>
             <w:rPr>
               <w:rStyle w:val="Hyperlink"/>
@@ -4422,7 +4505,7 @@
           <w:sz w:val="24"/>
           <w:u w:val="single"/>
         </w:rPr>
-        <w:hyperlink r:id="rId25" w:history="1">
+        <w:hyperlink r:id="rId28" w:history="1">
           <w:r>
             <w:rPr>
               <w:rStyle w:val="Hyperlink"/>

--- a/EXPORTS/DOCX/published/niveau3/Dutch/EMArtis.docx
+++ b/EXPORTS/DOCX/published/niveau3/Dutch/EMArtis.docx
@@ -1019,13 +1019,29 @@
             <w:rPr>
               <w:rStyle w:val="Hyperlink"/>
             </w:rPr>
-            <w:t xml:space="preserve"> het Etnografis</w:t>
+            <w:t xml:space="preserve"> het Etnografi</w:t>
           </w:r>
         </w:hyperlink>
       </w:r>
       <w:r>
         <w:rPr>
-          <w:u w:val="single" w:color="0000ff"/>
+          <w:rFonts w:ascii="Charis SIL Regular" w:hAnsi="Charis SIL Regular" w:eastAsia="Charis SIL Regular"/>
+          <w:b w:val="0"/>
+          <w:i w:val="0"/>
+          <w:color w:val="000000"/>
+          <w:sz w:val="24"/>
+        </w:rPr>
+        <w:hyperlink r:id="rId12" w:history="1">
+          <w:r>
+            <w:rPr>
+              <w:rStyle w:val="Hyperlink"/>
+            </w:rPr>
+            <w:t>s</w:t>
+          </w:r>
+        </w:hyperlink>
+      </w:r>
+      <w:r>
+        <w:rPr>
           <w:rFonts w:ascii="Charis SIL Regular" w:hAnsi="Charis SIL Regular" w:eastAsia="Charis SIL Regular"/>
           <w:b w:val="0"/>
           <w:i w:val="0"/>
@@ -1066,7 +1082,7 @@
             <w:rPr>
               <w:rStyle w:val="Hyperlink"/>
             </w:rPr>
-            <w:t xml:space="preserve"> Museum </w:t>
+            <w:t xml:space="preserve"> Museum A</w:t>
           </w:r>
         </w:hyperlink>
       </w:r>
@@ -1078,7 +1094,7 @@
           <w:color w:val="000000"/>
           <w:sz w:val="24"/>
         </w:rPr>
-        <w:t xml:space="preserve">Artis een </w:t>
+        <w:t xml:space="preserve">rtis een </w:t>
       </w:r>
       <w:r>
         <w:rPr>
@@ -1465,6 +1481,7 @@
       </w:r>
       <w:r>
         <w:rPr>
+          <w:u w:val="single" w:color="0000ff"/>
           <w:rFonts w:ascii="Charis SIL Regular" w:hAnsi="Charis SIL Regular" w:eastAsia="Charis SIL Regular"/>
           <w:b w:val="0"/>
           <w:i w:val="0"/>
@@ -3549,7 +3566,7 @@
           <w:sz w:val="24"/>
           <w:u w:val="single"/>
         </w:rPr>
-        <w:hyperlink r:id="rId21" w:history="1">
+        <w:hyperlink r:id="rId20" w:history="1">
           <w:r>
             <w:rPr>
               <w:rStyle w:val="Hyperlink"/>
@@ -3567,7 +3584,7 @@
           <w:sz w:val="24"/>
           <w:u w:val="single"/>
         </w:rPr>
-        <w:hyperlink r:id="rId21" w:history="1">
+        <w:hyperlink r:id="rId20" w:history="1">
           <w:r>
             <w:rPr>
               <w:rStyle w:val="Hyperlink"/>
@@ -3596,7 +3613,7 @@
           <w:sz w:val="24"/>
           <w:u w:val="single"/>
         </w:rPr>
-        <w:hyperlink r:id="rId21" w:history="1">
+        <w:hyperlink r:id="rId20" w:history="1">
           <w:r>
             <w:rPr>
               <w:rStyle w:val="Hyperlink"/>
@@ -3613,7 +3630,14 @@
           <w:color w:val="000000"/>
           <w:sz w:val="24"/>
         </w:rPr>
-        <w:t xml:space="preserve">, </w:t>
+        <w:hyperlink r:id="rId20" w:history="1">
+          <w:r>
+            <w:rPr>
+              <w:rStyle w:val="Hyperlink"/>
+            </w:rPr>
+            <w:t xml:space="preserve">, </w:t>
+          </w:r>
+        </w:hyperlink>
       </w:r>
       <w:r>
         <w:rPr>
@@ -3624,7 +3648,7 @@
           <w:sz w:val="24"/>
           <w:u w:val="single"/>
         </w:rPr>
-        <w:hyperlink r:id="rId22" w:history="1">
+        <w:hyperlink r:id="rId20" w:history="1">
           <w:r>
             <w:rPr>
               <w:rStyle w:val="Hyperlink"/>
@@ -3771,7 +3795,7 @@
           <w:sz w:val="24"/>
           <w:u w:val="single"/>
         </w:rPr>
-        <w:hyperlink r:id="rId23" w:history="1">
+        <w:hyperlink r:id="rId21" w:history="1">
           <w:r>
             <w:rPr>
               <w:rStyle w:val="Hyperlink"/>
@@ -3789,7 +3813,7 @@
           <w:sz w:val="24"/>
           <w:u w:val="single"/>
         </w:rPr>
-        <w:hyperlink r:id="rId23" w:history="1">
+        <w:hyperlink r:id="rId21" w:history="1">
           <w:r>
             <w:rPr>
               <w:rStyle w:val="Hyperlink"/>
@@ -3807,7 +3831,7 @@
           <w:sz w:val="24"/>
           <w:u w:val="single"/>
         </w:rPr>
-        <w:hyperlink r:id="rId23" w:history="1">
+        <w:hyperlink r:id="rId21" w:history="1">
           <w:r>
             <w:rPr>
               <w:rStyle w:val="Hyperlink"/>
@@ -3825,7 +3849,7 @@
           <w:sz w:val="24"/>
           <w:u w:val="single"/>
         </w:rPr>
-        <w:hyperlink r:id="rId23" w:history="1">
+        <w:hyperlink r:id="rId21" w:history="1">
           <w:r>
             <w:rPr>
               <w:rStyle w:val="Hyperlink"/>
@@ -3853,7 +3877,7 @@
           <w:sz w:val="24"/>
           <w:u w:val="single"/>
         </w:rPr>
-        <w:hyperlink r:id="rId24" w:history="1">
+        <w:hyperlink r:id="rId22" w:history="1">
           <w:r>
             <w:rPr>
               <w:rStyle w:val="Hyperlink"/>
@@ -3871,7 +3895,7 @@
           <w:sz w:val="24"/>
           <w:u w:val="single"/>
         </w:rPr>
-        <w:hyperlink r:id="rId24" w:history="1">
+        <w:hyperlink r:id="rId22" w:history="1">
           <w:r>
             <w:rPr>
               <w:rStyle w:val="Hyperlink"/>
@@ -3900,7 +3924,7 @@
           <w:sz w:val="24"/>
           <w:u w:val="single"/>
         </w:rPr>
-        <w:hyperlink r:id="rId24" w:history="1">
+        <w:hyperlink r:id="rId22" w:history="1">
           <w:r>
             <w:rPr>
               <w:rStyle w:val="Hyperlink"/>
@@ -4028,7 +4052,7 @@
           <w:sz w:val="24"/>
           <w:u w:val="single"/>
         </w:rPr>
-        <w:hyperlink r:id="rId25" w:history="1">
+        <w:hyperlink r:id="rId23" w:history="1">
           <w:r>
             <w:rPr>
               <w:rStyle w:val="Hyperlink"/>
@@ -4046,7 +4070,7 @@
           <w:sz w:val="24"/>
           <w:u w:val="single"/>
         </w:rPr>
-        <w:hyperlink r:id="rId25" w:history="1">
+        <w:hyperlink r:id="rId23" w:history="1">
           <w:r>
             <w:rPr>
               <w:rStyle w:val="Hyperlink"/>
@@ -4064,7 +4088,7 @@
           <w:sz w:val="24"/>
           <w:u w:val="single"/>
         </w:rPr>
-        <w:hyperlink r:id="rId25" w:history="1">
+        <w:hyperlink r:id="rId23" w:history="1">
           <w:r>
             <w:rPr>
               <w:rStyle w:val="Hyperlink"/>
@@ -4082,7 +4106,7 @@
           <w:sz w:val="24"/>
           <w:u w:val="single"/>
         </w:rPr>
-        <w:hyperlink r:id="rId25" w:history="1">
+        <w:hyperlink r:id="rId23" w:history="1">
           <w:r>
             <w:rPr>
               <w:rStyle w:val="Hyperlink"/>
@@ -4103,7 +4127,7 @@
           <w:sz w:val="24"/>
           <w:u w:val="single"/>
         </w:rPr>
-        <w:hyperlink r:id="rId25" w:history="1">
+        <w:hyperlink r:id="rId23" w:history="1">
           <w:r>
             <w:rPr>
               <w:rStyle w:val="Hyperlink"/>
@@ -4121,7 +4145,7 @@
           <w:sz w:val="24"/>
           <w:u w:val="single"/>
         </w:rPr>
-        <w:hyperlink r:id="rId25" w:history="1">
+        <w:hyperlink r:id="rId23" w:history="1">
           <w:r>
             <w:rPr>
               <w:rStyle w:val="Hyperlink"/>
@@ -4139,7 +4163,7 @@
           <w:sz w:val="24"/>
           <w:u w:val="single"/>
         </w:rPr>
-        <w:hyperlink r:id="rId25" w:history="1">
+        <w:hyperlink r:id="rId23" w:history="1">
           <w:r>
             <w:rPr>
               <w:rStyle w:val="Hyperlink"/>
@@ -4157,7 +4181,7 @@
           <w:sz w:val="24"/>
           <w:u w:val="single"/>
         </w:rPr>
-        <w:hyperlink r:id="rId25" w:history="1">
+        <w:hyperlink r:id="rId23" w:history="1">
           <w:r>
             <w:rPr>
               <w:rStyle w:val="Hyperlink"/>
@@ -4175,7 +4199,7 @@
           <w:sz w:val="24"/>
           <w:u w:val="single"/>
         </w:rPr>
-        <w:hyperlink r:id="rId25" w:history="1">
+        <w:hyperlink r:id="rId23" w:history="1">
           <w:r>
             <w:rPr>
               <w:rStyle w:val="Hyperlink"/>
@@ -4193,7 +4217,7 @@
           <w:sz w:val="24"/>
           <w:u w:val="single"/>
         </w:rPr>
-        <w:hyperlink r:id="rId25" w:history="1">
+        <w:hyperlink r:id="rId23" w:history="1">
           <w:r>
             <w:rPr>
               <w:rStyle w:val="Hyperlink"/>
@@ -4221,7 +4245,7 @@
           <w:sz w:val="24"/>
           <w:u w:val="single"/>
         </w:rPr>
-        <w:hyperlink r:id="rId26" w:history="1">
+        <w:hyperlink r:id="rId24" w:history="1">
           <w:r>
             <w:rPr>
               <w:rStyle w:val="Hyperlink"/>
@@ -4268,7 +4292,7 @@
           <w:sz w:val="24"/>
           <w:u w:val="single"/>
         </w:rPr>
-        <w:hyperlink r:id="rId26" w:history="1">
+        <w:hyperlink r:id="rId24" w:history="1">
           <w:r>
             <w:rPr>
               <w:rStyle w:val="Hyperlink"/>
@@ -4376,7 +4400,7 @@
           <w:sz w:val="24"/>
           <w:u w:val="single"/>
         </w:rPr>
-        <w:hyperlink r:id="rId27" w:history="1">
+        <w:hyperlink r:id="rId25" w:history="1">
           <w:r>
             <w:rPr>
               <w:rStyle w:val="Hyperlink"/>
@@ -4394,7 +4418,7 @@
           <w:sz w:val="24"/>
           <w:u w:val="single"/>
         </w:rPr>
-        <w:hyperlink r:id="rId27" w:history="1">
+        <w:hyperlink r:id="rId25" w:history="1">
           <w:r>
             <w:rPr>
               <w:rStyle w:val="Hyperlink"/>
@@ -4412,7 +4436,7 @@
           <w:sz w:val="24"/>
           <w:u w:val="single"/>
         </w:rPr>
-        <w:hyperlink r:id="rId27" w:history="1">
+        <w:hyperlink r:id="rId25" w:history="1">
           <w:r>
             <w:rPr>
               <w:rStyle w:val="Hyperlink"/>
@@ -4430,7 +4454,7 @@
           <w:sz w:val="24"/>
           <w:u w:val="single"/>
         </w:rPr>
-        <w:hyperlink r:id="rId27" w:history="1">
+        <w:hyperlink r:id="rId25" w:history="1">
           <w:r>
             <w:rPr>
               <w:rStyle w:val="Hyperlink"/>
@@ -4458,7 +4482,7 @@
           <w:sz w:val="24"/>
           <w:u w:val="single"/>
         </w:rPr>
-        <w:hyperlink r:id="rId28" w:history="1">
+        <w:hyperlink r:id="rId26" w:history="1">
           <w:r>
             <w:rPr>
               <w:rStyle w:val="Hyperlink"/>
@@ -4476,7 +4500,7 @@
           <w:sz w:val="24"/>
           <w:u w:val="single"/>
         </w:rPr>
-        <w:hyperlink r:id="rId27" w:history="1">
+        <w:hyperlink r:id="rId26" w:history="1">
           <w:r>
             <w:rPr>
               <w:rStyle w:val="Hyperlink"/>
@@ -4505,7 +4529,7 @@
           <w:sz w:val="24"/>
           <w:u w:val="single"/>
         </w:rPr>
-        <w:hyperlink r:id="rId28" w:history="1">
+        <w:hyperlink r:id="rId26" w:history="1">
           <w:r>
             <w:rPr>
               <w:rStyle w:val="Hyperlink"/>

--- a/EXPORTS/DOCX/published/niveau3/Dutch/EMArtis.docx
+++ b/EXPORTS/DOCX/published/niveau3/Dutch/EMArtis.docx
@@ -1019,29 +1019,13 @@
             <w:rPr>
               <w:rStyle w:val="Hyperlink"/>
             </w:rPr>
-            <w:t xml:space="preserve"> het Etnografi</w:t>
+            <w:t xml:space="preserve"> het Etnografis</w:t>
           </w:r>
         </w:hyperlink>
       </w:r>
       <w:r>
         <w:rPr>
-          <w:rFonts w:ascii="Charis SIL Regular" w:hAnsi="Charis SIL Regular" w:eastAsia="Charis SIL Regular"/>
-          <w:b w:val="0"/>
-          <w:i w:val="0"/>
-          <w:color w:val="000000"/>
-          <w:sz w:val="24"/>
-        </w:rPr>
-        <w:hyperlink r:id="rId12" w:history="1">
-          <w:r>
-            <w:rPr>
-              <w:rStyle w:val="Hyperlink"/>
-            </w:rPr>
-            <w:t>s</w:t>
-          </w:r>
-        </w:hyperlink>
-      </w:r>
-      <w:r>
-        <w:rPr>
+          <w:u w:val="single" w:color="0000ff"/>
           <w:rFonts w:ascii="Charis SIL Regular" w:hAnsi="Charis SIL Regular" w:eastAsia="Charis SIL Regular"/>
           <w:b w:val="0"/>
           <w:i w:val="0"/>
@@ -1082,7 +1066,7 @@
             <w:rPr>
               <w:rStyle w:val="Hyperlink"/>
             </w:rPr>
-            <w:t xml:space="preserve"> Museum A</w:t>
+            <w:t xml:space="preserve"> Museum </w:t>
           </w:r>
         </w:hyperlink>
       </w:r>
@@ -1094,7 +1078,7 @@
           <w:color w:val="000000"/>
           <w:sz w:val="24"/>
         </w:rPr>
-        <w:t xml:space="preserve">rtis een </w:t>
+        <w:t xml:space="preserve">Artis een </w:t>
       </w:r>
       <w:r>
         <w:rPr>
@@ -1481,7 +1465,6 @@
       </w:r>
       <w:r>
         <w:rPr>
-          <w:u w:val="single" w:color="0000ff"/>
           <w:rFonts w:ascii="Charis SIL Regular" w:hAnsi="Charis SIL Regular" w:eastAsia="Charis SIL Regular"/>
           <w:b w:val="0"/>
           <w:i w:val="0"/>
@@ -2114,7 +2097,6 @@
       </w:r>
       <w:r>
         <w:rPr>
-          <w:u w:val="single" w:color="0000ff"/>
           <w:rFonts w:ascii="Charis SIL Regular" w:hAnsi="Charis SIL Regular" w:eastAsia="Charis SIL Regular"/>
           <w:b w:val="0"/>
           <w:i w:val="0"/>
@@ -3677,7 +3659,7 @@
           <w:sz w:val="24"/>
           <w:u w:val="single"/>
         </w:rPr>
-        <w:hyperlink r:id="rId20" w:history="1">
+        <w:hyperlink r:id="rId21" w:history="1">
           <w:r>
             <w:rPr>
               <w:rStyle w:val="Hyperlink"/>
@@ -3795,7 +3777,7 @@
           <w:sz w:val="24"/>
           <w:u w:val="single"/>
         </w:rPr>
-        <w:hyperlink r:id="rId21" w:history="1">
+        <w:hyperlink r:id="rId22" w:history="1">
           <w:r>
             <w:rPr>
               <w:rStyle w:val="Hyperlink"/>
@@ -3813,7 +3795,7 @@
           <w:sz w:val="24"/>
           <w:u w:val="single"/>
         </w:rPr>
-        <w:hyperlink r:id="rId21" w:history="1">
+        <w:hyperlink r:id="rId22" w:history="1">
           <w:r>
             <w:rPr>
               <w:rStyle w:val="Hyperlink"/>
@@ -3831,7 +3813,7 @@
           <w:sz w:val="24"/>
           <w:u w:val="single"/>
         </w:rPr>
-        <w:hyperlink r:id="rId21" w:history="1">
+        <w:hyperlink r:id="rId22" w:history="1">
           <w:r>
             <w:rPr>
               <w:rStyle w:val="Hyperlink"/>
@@ -3849,7 +3831,7 @@
           <w:sz w:val="24"/>
           <w:u w:val="single"/>
         </w:rPr>
-        <w:hyperlink r:id="rId21" w:history="1">
+        <w:hyperlink r:id="rId22" w:history="1">
           <w:r>
             <w:rPr>
               <w:rStyle w:val="Hyperlink"/>
@@ -4500,7 +4482,7 @@
           <w:sz w:val="24"/>
           <w:u w:val="single"/>
         </w:rPr>
-        <w:hyperlink r:id="rId26" w:history="1">
+        <w:hyperlink r:id="rId25" w:history="1">
           <w:r>
             <w:rPr>
               <w:rStyle w:val="Hyperlink"/>

--- a/EXPORTS/DOCX/published/niveau3/Dutch/EMArtis.docx
+++ b/EXPORTS/DOCX/published/niveau3/Dutch/EMArtis.docx
@@ -620,31 +620,13 @@
       </w:r>
       <w:r>
         <w:rPr>
-          <w:u w:val="single" w:color="0000ff"/>
           <w:rFonts w:ascii="Charis SIL Regular" w:hAnsi="Charis SIL Regular" w:eastAsia="Charis SIL Regular"/>
           <w:b w:val="0"/>
           <w:i w:val="0"/>
           <w:color w:val="000000"/>
           <w:sz w:val="24"/>
         </w:rPr>
-        <w:hyperlink r:id="rId10" w:history="1">
-          <w:r>
-            <w:rPr>
-              <w:rStyle w:val="Hyperlink"/>
-            </w:rPr>
-            <w:t>verzameld door</w:t>
-          </w:r>
-        </w:hyperlink>
-      </w:r>
-      <w:r>
-        <w:rPr>
-          <w:rFonts w:ascii="Charis SIL Regular" w:hAnsi="Charis SIL Regular" w:eastAsia="Charis SIL Regular"/>
-          <w:b w:val="0"/>
-          <w:i w:val="0"/>
-          <w:color w:val="000000"/>
-          <w:sz w:val="24"/>
-        </w:rPr>
-        <w:t xml:space="preserve"> het </w:t>
+        <w:t xml:space="preserve">verzameld door het </w:t>
       </w:r>
       <w:r>
         <w:rPr>
@@ -1019,13 +1001,29 @@
             <w:rPr>
               <w:rStyle w:val="Hyperlink"/>
             </w:rPr>
-            <w:t xml:space="preserve"> het Etnografis</w:t>
+            <w:t xml:space="preserve"> het Etnografi</w:t>
           </w:r>
         </w:hyperlink>
       </w:r>
       <w:r>
         <w:rPr>
-          <w:u w:val="single" w:color="0000ff"/>
+          <w:rFonts w:ascii="Charis SIL Regular" w:hAnsi="Charis SIL Regular" w:eastAsia="Charis SIL Regular"/>
+          <w:b w:val="0"/>
+          <w:i w:val="0"/>
+          <w:color w:val="000000"/>
+          <w:sz w:val="24"/>
+        </w:rPr>
+        <w:hyperlink r:id="rId12" w:history="1">
+          <w:r>
+            <w:rPr>
+              <w:rStyle w:val="Hyperlink"/>
+            </w:rPr>
+            <w:t>s</w:t>
+          </w:r>
+        </w:hyperlink>
+      </w:r>
+      <w:r>
+        <w:rPr>
           <w:rFonts w:ascii="Charis SIL Regular" w:hAnsi="Charis SIL Regular" w:eastAsia="Charis SIL Regular"/>
           <w:b w:val="0"/>
           <w:i w:val="0"/>
@@ -1066,7 +1064,7 @@
             <w:rPr>
               <w:rStyle w:val="Hyperlink"/>
             </w:rPr>
-            <w:t xml:space="preserve"> Museum </w:t>
+            <w:t xml:space="preserve"> Museum A</w:t>
           </w:r>
         </w:hyperlink>
       </w:r>
@@ -1078,7 +1076,7 @@
           <w:color w:val="000000"/>
           <w:sz w:val="24"/>
         </w:rPr>
-        <w:t xml:space="preserve">Artis een </w:t>
+        <w:t xml:space="preserve">rtis een </w:t>
       </w:r>
       <w:r>
         <w:rPr>
@@ -1465,6 +1463,7 @@
       </w:r>
       <w:r>
         <w:rPr>
+          <w:u w:val="single" w:color="0000ff"/>
           <w:rFonts w:ascii="Charis SIL Regular" w:hAnsi="Charis SIL Regular" w:eastAsia="Charis SIL Regular"/>
           <w:b w:val="0"/>
           <w:i w:val="0"/>
@@ -2097,6 +2096,7 @@
       </w:r>
       <w:r>
         <w:rPr>
+          <w:u w:val="single" w:color="0000ff"/>
           <w:rFonts w:ascii="Charis SIL Regular" w:hAnsi="Charis SIL Regular" w:eastAsia="Charis SIL Regular"/>
           <w:b w:val="0"/>
           <w:i w:val="0"/>
@@ -3548,7 +3548,7 @@
           <w:sz w:val="24"/>
           <w:u w:val="single"/>
         </w:rPr>
-        <w:hyperlink r:id="rId20" w:history="1">
+        <w:hyperlink r:id="rId21" w:history="1">
           <w:r>
             <w:rPr>
               <w:rStyle w:val="Hyperlink"/>
@@ -3566,7 +3566,7 @@
           <w:sz w:val="24"/>
           <w:u w:val="single"/>
         </w:rPr>
-        <w:hyperlink r:id="rId20" w:history="1">
+        <w:hyperlink r:id="rId21" w:history="1">
           <w:r>
             <w:rPr>
               <w:rStyle w:val="Hyperlink"/>
@@ -3606,6 +3606,7 @@
       </w:r>
       <w:r>
         <w:rPr>
+          <w:u w:val="single" w:color="0000ff"/>
           <w:rFonts w:ascii="Charis SIL Regular" w:hAnsi="Charis SIL Regular" w:eastAsia="Charis SIL Regular"/>
           <w:b w:val="0"/>
           <w:i w:val="0"/>
@@ -3659,7 +3660,7 @@
           <w:sz w:val="24"/>
           <w:u w:val="single"/>
         </w:rPr>
-        <w:hyperlink r:id="rId21" w:history="1">
+        <w:hyperlink r:id="rId20" w:history="1">
           <w:r>
             <w:rPr>
               <w:rStyle w:val="Hyperlink"/>
@@ -3906,7 +3907,7 @@
           <w:sz w:val="24"/>
           <w:u w:val="single"/>
         </w:rPr>
-        <w:hyperlink r:id="rId22" w:history="1">
+        <w:hyperlink r:id="rId23" w:history="1">
           <w:r>
             <w:rPr>
               <w:rStyle w:val="Hyperlink"/>
@@ -4034,7 +4035,7 @@
           <w:sz w:val="24"/>
           <w:u w:val="single"/>
         </w:rPr>
-        <w:hyperlink r:id="rId23" w:history="1">
+        <w:hyperlink r:id="rId24" w:history="1">
           <w:r>
             <w:rPr>
               <w:rStyle w:val="Hyperlink"/>
@@ -4052,7 +4053,7 @@
           <w:sz w:val="24"/>
           <w:u w:val="single"/>
         </w:rPr>
-        <w:hyperlink r:id="rId23" w:history="1">
+        <w:hyperlink r:id="rId24" w:history="1">
           <w:r>
             <w:rPr>
               <w:rStyle w:val="Hyperlink"/>
@@ -4070,7 +4071,7 @@
           <w:sz w:val="24"/>
           <w:u w:val="single"/>
         </w:rPr>
-        <w:hyperlink r:id="rId23" w:history="1">
+        <w:hyperlink r:id="rId24" w:history="1">
           <w:r>
             <w:rPr>
               <w:rStyle w:val="Hyperlink"/>
@@ -4088,7 +4089,7 @@
           <w:sz w:val="24"/>
           <w:u w:val="single"/>
         </w:rPr>
-        <w:hyperlink r:id="rId23" w:history="1">
+        <w:hyperlink r:id="rId24" w:history="1">
           <w:r>
             <w:rPr>
               <w:rStyle w:val="Hyperlink"/>
@@ -4109,7 +4110,7 @@
           <w:sz w:val="24"/>
           <w:u w:val="single"/>
         </w:rPr>
-        <w:hyperlink r:id="rId23" w:history="1">
+        <w:hyperlink r:id="rId24" w:history="1">
           <w:r>
             <w:rPr>
               <w:rStyle w:val="Hyperlink"/>
@@ -4127,7 +4128,7 @@
           <w:sz w:val="24"/>
           <w:u w:val="single"/>
         </w:rPr>
-        <w:hyperlink r:id="rId23" w:history="1">
+        <w:hyperlink r:id="rId24" w:history="1">
           <w:r>
             <w:rPr>
               <w:rStyle w:val="Hyperlink"/>
@@ -4145,7 +4146,7 @@
           <w:sz w:val="24"/>
           <w:u w:val="single"/>
         </w:rPr>
-        <w:hyperlink r:id="rId23" w:history="1">
+        <w:hyperlink r:id="rId24" w:history="1">
           <w:r>
             <w:rPr>
               <w:rStyle w:val="Hyperlink"/>
@@ -4163,7 +4164,7 @@
           <w:sz w:val="24"/>
           <w:u w:val="single"/>
         </w:rPr>
-        <w:hyperlink r:id="rId23" w:history="1">
+        <w:hyperlink r:id="rId24" w:history="1">
           <w:r>
             <w:rPr>
               <w:rStyle w:val="Hyperlink"/>
@@ -4181,7 +4182,7 @@
           <w:sz w:val="24"/>
           <w:u w:val="single"/>
         </w:rPr>
-        <w:hyperlink r:id="rId23" w:history="1">
+        <w:hyperlink r:id="rId24" w:history="1">
           <w:r>
             <w:rPr>
               <w:rStyle w:val="Hyperlink"/>
@@ -4199,7 +4200,7 @@
           <w:sz w:val="24"/>
           <w:u w:val="single"/>
         </w:rPr>
-        <w:hyperlink r:id="rId23" w:history="1">
+        <w:hyperlink r:id="rId24" w:history="1">
           <w:r>
             <w:rPr>
               <w:rStyle w:val="Hyperlink"/>
@@ -4227,7 +4228,7 @@
           <w:sz w:val="24"/>
           <w:u w:val="single"/>
         </w:rPr>
-        <w:hyperlink r:id="rId24" w:history="1">
+        <w:hyperlink r:id="rId25" w:history="1">
           <w:r>
             <w:rPr>
               <w:rStyle w:val="Hyperlink"/>
@@ -4274,7 +4275,7 @@
           <w:sz w:val="24"/>
           <w:u w:val="single"/>
         </w:rPr>
-        <w:hyperlink r:id="rId24" w:history="1">
+        <w:hyperlink r:id="rId25" w:history="1">
           <w:r>
             <w:rPr>
               <w:rStyle w:val="Hyperlink"/>
@@ -4382,7 +4383,7 @@
           <w:sz w:val="24"/>
           <w:u w:val="single"/>
         </w:rPr>
-        <w:hyperlink r:id="rId25" w:history="1">
+        <w:hyperlink r:id="rId26" w:history="1">
           <w:r>
             <w:rPr>
               <w:rStyle w:val="Hyperlink"/>
@@ -4400,7 +4401,7 @@
           <w:sz w:val="24"/>
           <w:u w:val="single"/>
         </w:rPr>
-        <w:hyperlink r:id="rId25" w:history="1">
+        <w:hyperlink r:id="rId26" w:history="1">
           <w:r>
             <w:rPr>
               <w:rStyle w:val="Hyperlink"/>
@@ -4418,7 +4419,7 @@
           <w:sz w:val="24"/>
           <w:u w:val="single"/>
         </w:rPr>
-        <w:hyperlink r:id="rId25" w:history="1">
+        <w:hyperlink r:id="rId26" w:history="1">
           <w:r>
             <w:rPr>
               <w:rStyle w:val="Hyperlink"/>
@@ -4436,7 +4437,7 @@
           <w:sz w:val="24"/>
           <w:u w:val="single"/>
         </w:rPr>
-        <w:hyperlink r:id="rId25" w:history="1">
+        <w:hyperlink r:id="rId26" w:history="1">
           <w:r>
             <w:rPr>
               <w:rStyle w:val="Hyperlink"/>
@@ -4464,7 +4465,7 @@
           <w:sz w:val="24"/>
           <w:u w:val="single"/>
         </w:rPr>
-        <w:hyperlink r:id="rId26" w:history="1">
+        <w:hyperlink r:id="rId27" w:history="1">
           <w:r>
             <w:rPr>
               <w:rStyle w:val="Hyperlink"/>
@@ -4482,7 +4483,7 @@
           <w:sz w:val="24"/>
           <w:u w:val="single"/>
         </w:rPr>
-        <w:hyperlink r:id="rId25" w:history="1">
+        <w:hyperlink r:id="rId27" w:history="1">
           <w:r>
             <w:rPr>
               <w:rStyle w:val="Hyperlink"/>

--- a/EXPORTS/DOCX/published/niveau3/Dutch/EMArtis.docx
+++ b/EXPORTS/DOCX/published/niveau3/Dutch/EMArtis.docx
@@ -620,13 +620,31 @@
       </w:r>
       <w:r>
         <w:rPr>
+          <w:u w:val="single" w:color="0000ff"/>
           <w:rFonts w:ascii="Charis SIL Regular" w:hAnsi="Charis SIL Regular" w:eastAsia="Charis SIL Regular"/>
           <w:b w:val="0"/>
           <w:i w:val="0"/>
           <w:color w:val="000000"/>
           <w:sz w:val="24"/>
         </w:rPr>
-        <w:t xml:space="preserve">verzameld door het </w:t>
+        <w:hyperlink r:id="rId10" w:history="1">
+          <w:r>
+            <w:rPr>
+              <w:rStyle w:val="Hyperlink"/>
+            </w:rPr>
+            <w:t>verzameld door</w:t>
+          </w:r>
+        </w:hyperlink>
+      </w:r>
+      <w:r>
+        <w:rPr>
+          <w:rFonts w:ascii="Charis SIL Regular" w:hAnsi="Charis SIL Regular" w:eastAsia="Charis SIL Regular"/>
+          <w:b w:val="0"/>
+          <w:i w:val="0"/>
+          <w:color w:val="000000"/>
+          <w:sz w:val="24"/>
+        </w:rPr>
+        <w:t xml:space="preserve"> het </w:t>
       </w:r>
       <w:r>
         <w:rPr>
@@ -1001,29 +1019,13 @@
             <w:rPr>
               <w:rStyle w:val="Hyperlink"/>
             </w:rPr>
-            <w:t xml:space="preserve"> het Etnografi</w:t>
+            <w:t xml:space="preserve"> het Etnografis</w:t>
           </w:r>
         </w:hyperlink>
       </w:r>
       <w:r>
         <w:rPr>
-          <w:rFonts w:ascii="Charis SIL Regular" w:hAnsi="Charis SIL Regular" w:eastAsia="Charis SIL Regular"/>
-          <w:b w:val="0"/>
-          <w:i w:val="0"/>
-          <w:color w:val="000000"/>
-          <w:sz w:val="24"/>
-        </w:rPr>
-        <w:hyperlink r:id="rId12" w:history="1">
-          <w:r>
-            <w:rPr>
-              <w:rStyle w:val="Hyperlink"/>
-            </w:rPr>
-            <w:t>s</w:t>
-          </w:r>
-        </w:hyperlink>
-      </w:r>
-      <w:r>
-        <w:rPr>
+          <w:u w:val="single" w:color="0000ff"/>
           <w:rFonts w:ascii="Charis SIL Regular" w:hAnsi="Charis SIL Regular" w:eastAsia="Charis SIL Regular"/>
           <w:b w:val="0"/>
           <w:i w:val="0"/>
@@ -1064,7 +1066,7 @@
             <w:rPr>
               <w:rStyle w:val="Hyperlink"/>
             </w:rPr>
-            <w:t xml:space="preserve"> Museum A</w:t>
+            <w:t xml:space="preserve"> Museum </w:t>
           </w:r>
         </w:hyperlink>
       </w:r>
@@ -1076,7 +1078,7 @@
           <w:color w:val="000000"/>
           <w:sz w:val="24"/>
         </w:rPr>
-        <w:t xml:space="preserve">rtis een </w:t>
+        <w:t xml:space="preserve">Artis een </w:t>
       </w:r>
       <w:r>
         <w:rPr>
@@ -1463,7 +1465,6 @@
       </w:r>
       <w:r>
         <w:rPr>
-          <w:u w:val="single" w:color="0000ff"/>
           <w:rFonts w:ascii="Charis SIL Regular" w:hAnsi="Charis SIL Regular" w:eastAsia="Charis SIL Regular"/>
           <w:b w:val="0"/>
           <w:i w:val="0"/>
@@ -2096,7 +2097,6 @@
       </w:r>
       <w:r>
         <w:rPr>
-          <w:u w:val="single" w:color="0000ff"/>
           <w:rFonts w:ascii="Charis SIL Regular" w:hAnsi="Charis SIL Regular" w:eastAsia="Charis SIL Regular"/>
           <w:b w:val="0"/>
           <w:i w:val="0"/>
@@ -3595,7 +3595,7 @@
           <w:sz w:val="24"/>
           <w:u w:val="single"/>
         </w:rPr>
-        <w:hyperlink r:id="rId20" w:history="1">
+        <w:hyperlink r:id="rId21" w:history="1">
           <w:r>
             <w:rPr>
               <w:rStyle w:val="Hyperlink"/>
@@ -3606,21 +3606,13 @@
       </w:r>
       <w:r>
         <w:rPr>
-          <w:u w:val="single" w:color="0000ff"/>
           <w:rFonts w:ascii="Charis SIL Regular" w:hAnsi="Charis SIL Regular" w:eastAsia="Charis SIL Regular"/>
           <w:b w:val="0"/>
           <w:i w:val="0"/>
           <w:color w:val="000000"/>
           <w:sz w:val="24"/>
         </w:rPr>
-        <w:hyperlink r:id="rId20" w:history="1">
-          <w:r>
-            <w:rPr>
-              <w:rStyle w:val="Hyperlink"/>
-            </w:rPr>
-            <w:t xml:space="preserve">, </w:t>
-          </w:r>
-        </w:hyperlink>
+        <w:t xml:space="preserve">, </w:t>
       </w:r>
       <w:r>
         <w:rPr>
@@ -3631,7 +3623,7 @@
           <w:sz w:val="24"/>
           <w:u w:val="single"/>
         </w:rPr>
-        <w:hyperlink r:id="rId20" w:history="1">
+        <w:hyperlink r:id="rId22" w:history="1">
           <w:r>
             <w:rPr>
               <w:rStyle w:val="Hyperlink"/>
@@ -3778,7 +3770,7 @@
           <w:sz w:val="24"/>
           <w:u w:val="single"/>
         </w:rPr>
-        <w:hyperlink r:id="rId22" w:history="1">
+        <w:hyperlink r:id="rId23" w:history="1">
           <w:r>
             <w:rPr>
               <w:rStyle w:val="Hyperlink"/>
@@ -3796,7 +3788,7 @@
           <w:sz w:val="24"/>
           <w:u w:val="single"/>
         </w:rPr>
-        <w:hyperlink r:id="rId22" w:history="1">
+        <w:hyperlink r:id="rId23" w:history="1">
           <w:r>
             <w:rPr>
               <w:rStyle w:val="Hyperlink"/>
@@ -3814,7 +3806,7 @@
           <w:sz w:val="24"/>
           <w:u w:val="single"/>
         </w:rPr>
-        <w:hyperlink r:id="rId22" w:history="1">
+        <w:hyperlink r:id="rId23" w:history="1">
           <w:r>
             <w:rPr>
               <w:rStyle w:val="Hyperlink"/>
@@ -3832,7 +3824,7 @@
           <w:sz w:val="24"/>
           <w:u w:val="single"/>
         </w:rPr>
-        <w:hyperlink r:id="rId22" w:history="1">
+        <w:hyperlink r:id="rId23" w:history="1">
           <w:r>
             <w:rPr>
               <w:rStyle w:val="Hyperlink"/>
@@ -3860,7 +3852,7 @@
           <w:sz w:val="24"/>
           <w:u w:val="single"/>
         </w:rPr>
-        <w:hyperlink r:id="rId22" w:history="1">
+        <w:hyperlink r:id="rId24" w:history="1">
           <w:r>
             <w:rPr>
               <w:rStyle w:val="Hyperlink"/>
@@ -3878,7 +3870,7 @@
           <w:sz w:val="24"/>
           <w:u w:val="single"/>
         </w:rPr>
-        <w:hyperlink r:id="rId22" w:history="1">
+        <w:hyperlink r:id="rId24" w:history="1">
           <w:r>
             <w:rPr>
               <w:rStyle w:val="Hyperlink"/>
@@ -3907,7 +3899,7 @@
           <w:sz w:val="24"/>
           <w:u w:val="single"/>
         </w:rPr>
-        <w:hyperlink r:id="rId23" w:history="1">
+        <w:hyperlink r:id="rId24" w:history="1">
           <w:r>
             <w:rPr>
               <w:rStyle w:val="Hyperlink"/>
@@ -4035,7 +4027,7 @@
           <w:sz w:val="24"/>
           <w:u w:val="single"/>
         </w:rPr>
-        <w:hyperlink r:id="rId24" w:history="1">
+        <w:hyperlink r:id="rId25" w:history="1">
           <w:r>
             <w:rPr>
               <w:rStyle w:val="Hyperlink"/>
@@ -4053,7 +4045,7 @@
           <w:sz w:val="24"/>
           <w:u w:val="single"/>
         </w:rPr>
-        <w:hyperlink r:id="rId24" w:history="1">
+        <w:hyperlink r:id="rId25" w:history="1">
           <w:r>
             <w:rPr>
               <w:rStyle w:val="Hyperlink"/>
@@ -4071,7 +4063,7 @@
           <w:sz w:val="24"/>
           <w:u w:val="single"/>
         </w:rPr>
-        <w:hyperlink r:id="rId24" w:history="1">
+        <w:hyperlink r:id="rId25" w:history="1">
           <w:r>
             <w:rPr>
               <w:rStyle w:val="Hyperlink"/>
@@ -4089,7 +4081,7 @@
           <w:sz w:val="24"/>
           <w:u w:val="single"/>
         </w:rPr>
-        <w:hyperlink r:id="rId24" w:history="1">
+        <w:hyperlink r:id="rId25" w:history="1">
           <w:r>
             <w:rPr>
               <w:rStyle w:val="Hyperlink"/>
@@ -4110,7 +4102,7 @@
           <w:sz w:val="24"/>
           <w:u w:val="single"/>
         </w:rPr>
-        <w:hyperlink r:id="rId24" w:history="1">
+        <w:hyperlink r:id="rId25" w:history="1">
           <w:r>
             <w:rPr>
               <w:rStyle w:val="Hyperlink"/>
@@ -4128,7 +4120,7 @@
           <w:sz w:val="24"/>
           <w:u w:val="single"/>
         </w:rPr>
-        <w:hyperlink r:id="rId24" w:history="1">
+        <w:hyperlink r:id="rId25" w:history="1">
           <w:r>
             <w:rPr>
               <w:rStyle w:val="Hyperlink"/>
@@ -4146,7 +4138,7 @@
           <w:sz w:val="24"/>
           <w:u w:val="single"/>
         </w:rPr>
-        <w:hyperlink r:id="rId24" w:history="1">
+        <w:hyperlink r:id="rId25" w:history="1">
           <w:r>
             <w:rPr>
               <w:rStyle w:val="Hyperlink"/>
@@ -4164,7 +4156,7 @@
           <w:sz w:val="24"/>
           <w:u w:val="single"/>
         </w:rPr>
-        <w:hyperlink r:id="rId24" w:history="1">
+        <w:hyperlink r:id="rId25" w:history="1">
           <w:r>
             <w:rPr>
               <w:rStyle w:val="Hyperlink"/>
@@ -4182,7 +4174,7 @@
           <w:sz w:val="24"/>
           <w:u w:val="single"/>
         </w:rPr>
-        <w:hyperlink r:id="rId24" w:history="1">
+        <w:hyperlink r:id="rId25" w:history="1">
           <w:r>
             <w:rPr>
               <w:rStyle w:val="Hyperlink"/>
@@ -4200,7 +4192,7 @@
           <w:sz w:val="24"/>
           <w:u w:val="single"/>
         </w:rPr>
-        <w:hyperlink r:id="rId24" w:history="1">
+        <w:hyperlink r:id="rId25" w:history="1">
           <w:r>
             <w:rPr>
               <w:rStyle w:val="Hyperlink"/>
@@ -4228,7 +4220,7 @@
           <w:sz w:val="24"/>
           <w:u w:val="single"/>
         </w:rPr>
-        <w:hyperlink r:id="rId25" w:history="1">
+        <w:hyperlink r:id="rId26" w:history="1">
           <w:r>
             <w:rPr>
               <w:rStyle w:val="Hyperlink"/>
@@ -4275,7 +4267,7 @@
           <w:sz w:val="24"/>
           <w:u w:val="single"/>
         </w:rPr>
-        <w:hyperlink r:id="rId25" w:history="1">
+        <w:hyperlink r:id="rId26" w:history="1">
           <w:r>
             <w:rPr>
               <w:rStyle w:val="Hyperlink"/>
@@ -4383,7 +4375,7 @@
           <w:sz w:val="24"/>
           <w:u w:val="single"/>
         </w:rPr>
-        <w:hyperlink r:id="rId26" w:history="1">
+        <w:hyperlink r:id="rId27" w:history="1">
           <w:r>
             <w:rPr>
               <w:rStyle w:val="Hyperlink"/>
@@ -4401,7 +4393,7 @@
           <w:sz w:val="24"/>
           <w:u w:val="single"/>
         </w:rPr>
-        <w:hyperlink r:id="rId26" w:history="1">
+        <w:hyperlink r:id="rId27" w:history="1">
           <w:r>
             <w:rPr>
               <w:rStyle w:val="Hyperlink"/>
@@ -4419,7 +4411,7 @@
           <w:sz w:val="24"/>
           <w:u w:val="single"/>
         </w:rPr>
-        <w:hyperlink r:id="rId26" w:history="1">
+        <w:hyperlink r:id="rId27" w:history="1">
           <w:r>
             <w:rPr>
               <w:rStyle w:val="Hyperlink"/>
@@ -4437,7 +4429,7 @@
           <w:sz w:val="24"/>
           <w:u w:val="single"/>
         </w:rPr>
-        <w:hyperlink r:id="rId26" w:history="1">
+        <w:hyperlink r:id="rId27" w:history="1">
           <w:r>
             <w:rPr>
               <w:rStyle w:val="Hyperlink"/>
@@ -4465,7 +4457,7 @@
           <w:sz w:val="24"/>
           <w:u w:val="single"/>
         </w:rPr>
-        <w:hyperlink r:id="rId27" w:history="1">
+        <w:hyperlink r:id="rId28" w:history="1">
           <w:r>
             <w:rPr>
               <w:rStyle w:val="Hyperlink"/>
@@ -4483,7 +4475,7 @@
           <w:sz w:val="24"/>
           <w:u w:val="single"/>
         </w:rPr>
-        <w:hyperlink r:id="rId27" w:history="1">
+        <w:hyperlink r:id="rId28" w:history="1">
           <w:r>
             <w:rPr>
               <w:rStyle w:val="Hyperlink"/>
@@ -4512,7 +4504,7 @@
           <w:sz w:val="24"/>
           <w:u w:val="single"/>
         </w:rPr>
-        <w:hyperlink r:id="rId26" w:history="1">
+        <w:hyperlink r:id="rId28" w:history="1">
           <w:r>
             <w:rPr>
               <w:rStyle w:val="Hyperlink"/>

--- a/EXPORTS/DOCX/published/niveau3/Dutch/EMArtis.docx
+++ b/EXPORTS/DOCX/published/niveau3/Dutch/EMArtis.docx
@@ -498,61 +498,7 @@
           <w:color w:val="000000"/>
           <w:sz w:val="24"/>
         </w:rPr>
-        <w:t>, oftewel de Wereldtentoonst</w:t>
-      </w:r>
-      <w:r>
-        <w:rPr>
-          <w:u w:val="single" w:color="0000ff"/>
-          <w:rFonts w:ascii="Charis SIL Regular" w:hAnsi="Charis SIL Regular" w:eastAsia="Charis SIL Regular"/>
-          <w:b w:val="0"/>
-          <w:i w:val="0"/>
-          <w:color w:val="000000"/>
-          <w:sz w:val="24"/>
-        </w:rPr>
-        <w:hyperlink r:id="rId10" w:history="1">
-          <w:r>
-            <w:rPr>
-              <w:rStyle w:val="Hyperlink"/>
-            </w:rPr>
-            <w:t>elling, van 18</w:t>
-          </w:r>
-        </w:hyperlink>
-      </w:r>
-      <w:r>
-        <w:rPr>
-          <w:u w:val="single" w:color="0000ff"/>
-          <w:rFonts w:ascii="Charis SIL Regular" w:hAnsi="Charis SIL Regular" w:eastAsia="Charis SIL Regular"/>
-          <w:b w:val="0"/>
-          <w:i w:val="0"/>
-          <w:color w:val="000000"/>
-          <w:sz w:val="24"/>
-        </w:rPr>
-        <w:hyperlink r:id="rId10" w:history="1">
-          <w:r>
-            <w:rPr>
-              <w:rStyle w:val="Hyperlink"/>
-            </w:rPr>
-            <w:t>8</w:t>
-          </w:r>
-        </w:hyperlink>
-      </w:r>
-      <w:r>
-        <w:rPr>
-          <w:u w:val="single" w:color="0000ff"/>
-          <w:rFonts w:ascii="Charis SIL Regular" w:hAnsi="Charis SIL Regular" w:eastAsia="Charis SIL Regular"/>
-          <w:b w:val="0"/>
-          <w:i w:val="0"/>
-          <w:color w:val="000000"/>
-          <w:sz w:val="24"/>
-        </w:rPr>
-        <w:hyperlink r:id="rId10" w:history="1">
-          <w:r>
-            <w:rPr>
-              <w:rStyle w:val="Hyperlink"/>
-            </w:rPr>
-            <w:t>3 en voor</w:t>
-          </w:r>
-        </w:hyperlink>
+        <w:t>, oftewel de Wereldtentoonstelling, van 1883 en voor</w:t>
       </w:r>
       <w:r>
         <w:rPr>
@@ -1036,6 +982,16 @@
       </w:r>
       <w:r>
         <w:rPr>
+          <w:rFonts w:ascii="Charis SIL Regular" w:hAnsi="Charis SIL Regular" w:eastAsia="Charis SIL Regular"/>
+          <w:b w:val="0"/>
+          <w:i w:val="0"/>
+          <w:color w:val="000000"/>
+          <w:sz w:val="24"/>
+        </w:rPr>
+        <w:t>h</w:t>
+      </w:r>
+      <w:r>
+        <w:rPr>
           <w:u w:val="single" w:color="0000ff"/>
           <w:rFonts w:ascii="Charis SIL Regular" w:hAnsi="Charis SIL Regular" w:eastAsia="Charis SIL Regular"/>
           <w:b w:val="0"/>
@@ -1048,37 +1004,19 @@
             <w:rPr>
               <w:rStyle w:val="Hyperlink"/>
             </w:rPr>
-            <w:t>h</w:t>
+            <w:t xml:space="preserve"> Museum A</w:t>
           </w:r>
         </w:hyperlink>
       </w:r>
       <w:r>
         <w:rPr>
-          <w:u w:val="single" w:color="0000ff"/>
           <w:rFonts w:ascii="Charis SIL Regular" w:hAnsi="Charis SIL Regular" w:eastAsia="Charis SIL Regular"/>
           <w:b w:val="0"/>
           <w:i w:val="0"/>
           <w:color w:val="000000"/>
           <w:sz w:val="24"/>
         </w:rPr>
-        <w:hyperlink r:id="rId12" w:history="1">
-          <w:r>
-            <w:rPr>
-              <w:rStyle w:val="Hyperlink"/>
-            </w:rPr>
-            <w:t xml:space="preserve"> Museum </w:t>
-          </w:r>
-        </w:hyperlink>
-      </w:r>
-      <w:r>
-        <w:rPr>
-          <w:rFonts w:ascii="Charis SIL Regular" w:hAnsi="Charis SIL Regular" w:eastAsia="Charis SIL Regular"/>
-          <w:b w:val="0"/>
-          <w:i w:val="0"/>
-          <w:color w:val="000000"/>
-          <w:sz w:val="24"/>
-        </w:rPr>
-        <w:t xml:space="preserve">Artis een </w:t>
+        <w:t xml:space="preserve">rtis een </w:t>
       </w:r>
       <w:r>
         <w:rPr>
@@ -1465,6 +1403,7 @@
       </w:r>
       <w:r>
         <w:rPr>
+          <w:u w:val="single" w:color="0000ff"/>
           <w:rFonts w:ascii="Charis SIL Regular" w:hAnsi="Charis SIL Regular" w:eastAsia="Charis SIL Regular"/>
           <w:b w:val="0"/>
           <w:i w:val="0"/>
@@ -3652,7 +3591,7 @@
           <w:sz w:val="24"/>
           <w:u w:val="single"/>
         </w:rPr>
-        <w:hyperlink r:id="rId20" w:history="1">
+        <w:hyperlink r:id="rId22" w:history="1">
           <w:r>
             <w:rPr>
               <w:rStyle w:val="Hyperlink"/>
@@ -4475,7 +4414,7 @@
           <w:sz w:val="24"/>
           <w:u w:val="single"/>
         </w:rPr>
-        <w:hyperlink r:id="rId28" w:history="1">
+        <w:hyperlink r:id="rId27" w:history="1">
           <w:r>
             <w:rPr>
               <w:rStyle w:val="Hyperlink"/>

--- a/EXPORTS/DOCX/published/niveau3/Dutch/EMArtis.docx
+++ b/EXPORTS/DOCX/published/niveau3/Dutch/EMArtis.docx
@@ -498,7 +498,61 @@
           <w:color w:val="000000"/>
           <w:sz w:val="24"/>
         </w:rPr>
-        <w:t>, oftewel de Wereldtentoonstelling, van 1883 en voor</w:t>
+        <w:t>, oftewel de Wereldtentoonst</w:t>
+      </w:r>
+      <w:r>
+        <w:rPr>
+          <w:u w:val="single" w:color="0000ff"/>
+          <w:rFonts w:ascii="Charis SIL Regular" w:hAnsi="Charis SIL Regular" w:eastAsia="Charis SIL Regular"/>
+          <w:b w:val="0"/>
+          <w:i w:val="0"/>
+          <w:color w:val="000000"/>
+          <w:sz w:val="24"/>
+        </w:rPr>
+        <w:hyperlink r:id="rId10" w:history="1">
+          <w:r>
+            <w:rPr>
+              <w:rStyle w:val="Hyperlink"/>
+            </w:rPr>
+            <w:t>elling, van 18</w:t>
+          </w:r>
+        </w:hyperlink>
+      </w:r>
+      <w:r>
+        <w:rPr>
+          <w:u w:val="single" w:color="0000ff"/>
+          <w:rFonts w:ascii="Charis SIL Regular" w:hAnsi="Charis SIL Regular" w:eastAsia="Charis SIL Regular"/>
+          <w:b w:val="0"/>
+          <w:i w:val="0"/>
+          <w:color w:val="000000"/>
+          <w:sz w:val="24"/>
+        </w:rPr>
+        <w:hyperlink r:id="rId10" w:history="1">
+          <w:r>
+            <w:rPr>
+              <w:rStyle w:val="Hyperlink"/>
+            </w:rPr>
+            <w:t>8</w:t>
+          </w:r>
+        </w:hyperlink>
+      </w:r>
+      <w:r>
+        <w:rPr>
+          <w:u w:val="single" w:color="0000ff"/>
+          <w:rFonts w:ascii="Charis SIL Regular" w:hAnsi="Charis SIL Regular" w:eastAsia="Charis SIL Regular"/>
+          <w:b w:val="0"/>
+          <w:i w:val="0"/>
+          <w:color w:val="000000"/>
+          <w:sz w:val="24"/>
+        </w:rPr>
+        <w:hyperlink r:id="rId10" w:history="1">
+          <w:r>
+            <w:rPr>
+              <w:rStyle w:val="Hyperlink"/>
+            </w:rPr>
+            <w:t>3 en voor</w:t>
+          </w:r>
+        </w:hyperlink>
       </w:r>
       <w:r>
         <w:rPr>
@@ -965,7 +1019,7 @@
             <w:rPr>
               <w:rStyle w:val="Hyperlink"/>
             </w:rPr>
-            <w:t xml:space="preserve"> het Etnografis</w:t>
+            <w:t xml:space="preserve"> het Etnografi</w:t>
           </w:r>
         </w:hyperlink>
       </w:r>
@@ -978,7 +1032,7 @@
           <w:color w:val="000000"/>
           <w:sz w:val="24"/>
         </w:rPr>
-        <w:t>c</w:t>
+        <w:t>s</w:t>
       </w:r>
       <w:r>
         <w:rPr>
@@ -988,7 +1042,25 @@
           <w:color w:val="000000"/>
           <w:sz w:val="24"/>
         </w:rPr>
-        <w:t>h</w:t>
+        <w:t>c</w:t>
+      </w:r>
+      <w:r>
+        <w:rPr>
+          <w:u w:val="single" w:color="0000ff"/>
+          <w:rFonts w:ascii="Charis SIL Regular" w:hAnsi="Charis SIL Regular" w:eastAsia="Charis SIL Regular"/>
+          <w:b w:val="0"/>
+          <w:i w:val="0"/>
+          <w:color w:val="000000"/>
+          <w:sz w:val="24"/>
+        </w:rPr>
+        <w:hyperlink r:id="rId12" w:history="1">
+          <w:r>
+            <w:rPr>
+              <w:rStyle w:val="Hyperlink"/>
+            </w:rPr>
+            <w:t>h</w:t>
+          </w:r>
+        </w:hyperlink>
       </w:r>
       <w:r>
         <w:rPr>
@@ -1385,32 +1457,13 @@
       </w:r>
       <w:r>
         <w:rPr>
-          <w:u w:val="single" w:color="0000ff"/>
           <w:rFonts w:ascii="Charis SIL Regular" w:hAnsi="Charis SIL Regular" w:eastAsia="Charis SIL Regular"/>
           <w:b w:val="0"/>
           <w:i w:val="0"/>
           <w:color w:val="000000"/>
           <w:sz w:val="24"/>
         </w:rPr>
-        <w:hyperlink r:id="rId14" w:history="1">
-          <w:r>
-            <w:rPr>
-              <w:rStyle w:val="Hyperlink"/>
-            </w:rPr>
-            <w:t>met de naa</w:t>
-          </w:r>
-        </w:hyperlink>
-      </w:r>
-      <w:r>
-        <w:rPr>
-          <w:u w:val="single" w:color="0000ff"/>
-          <w:rFonts w:ascii="Charis SIL Regular" w:hAnsi="Charis SIL Regular" w:eastAsia="Charis SIL Regular"/>
-          <w:b w:val="0"/>
-          <w:i w:val="0"/>
-          <w:color w:val="000000"/>
-          <w:sz w:val="24"/>
-        </w:rPr>
-        <w:t>m</w:t>
+        <w:t>met de naam</w:t>
       </w:r>
       <w:r>
         <w:rPr>
@@ -2014,35 +2067,7 @@
           <w:color w:val="000000"/>
           <w:sz w:val="24"/>
         </w:rPr>
-        <w:t>i</w:t>
-      </w:r>
-      <w:r>
-        <w:rPr>
-          <w:u w:val="single" w:color="0000ff"/>
-          <w:rFonts w:ascii="Charis SIL Regular" w:hAnsi="Charis SIL Regular" w:eastAsia="Charis SIL Regular"/>
-          <w:b w:val="0"/>
-          <w:i w:val="0"/>
-          <w:color w:val="000000"/>
-          <w:sz w:val="24"/>
-        </w:rPr>
-        <w:hyperlink r:id="rId17" w:history="1">
-          <w:r>
-            <w:rPr>
-              <w:rStyle w:val="Hyperlink"/>
-            </w:rPr>
-            <w:t>j het Kon</w:t>
-          </w:r>
-        </w:hyperlink>
-      </w:r>
-      <w:r>
-        <w:rPr>
-          <w:rFonts w:ascii="Charis SIL Regular" w:hAnsi="Charis SIL Regular" w:eastAsia="Charis SIL Regular"/>
-          <w:b w:val="0"/>
-          <w:i w:val="0"/>
-          <w:color w:val="000000"/>
-          <w:sz w:val="24"/>
-        </w:rPr>
-        <w:t>i</w:t>
+        <w:t>ij het Koni</w:t>
       </w:r>
       <w:r>
         <w:rPr>
@@ -3487,7 +3512,7 @@
           <w:sz w:val="24"/>
           <w:u w:val="single"/>
         </w:rPr>
-        <w:hyperlink r:id="rId21" w:history="1">
+        <w:hyperlink r:id="rId20" w:history="1">
           <w:r>
             <w:rPr>
               <w:rStyle w:val="Hyperlink"/>
@@ -3505,7 +3530,7 @@
           <w:sz w:val="24"/>
           <w:u w:val="single"/>
         </w:rPr>
-        <w:hyperlink r:id="rId21" w:history="1">
+        <w:hyperlink r:id="rId20" w:history="1">
           <w:r>
             <w:rPr>
               <w:rStyle w:val="Hyperlink"/>
@@ -3534,7 +3559,7 @@
           <w:sz w:val="24"/>
           <w:u w:val="single"/>
         </w:rPr>
-        <w:hyperlink r:id="rId21" w:history="1">
+        <w:hyperlink r:id="rId20" w:history="1">
           <w:r>
             <w:rPr>
               <w:rStyle w:val="Hyperlink"/>
@@ -3551,7 +3576,14 @@
           <w:color w:val="000000"/>
           <w:sz w:val="24"/>
         </w:rPr>
-        <w:t xml:space="preserve">, </w:t>
+        <w:hyperlink r:id="rId20" w:history="1">
+          <w:r>
+            <w:rPr>
+              <w:rStyle w:val="Hyperlink"/>
+            </w:rPr>
+            <w:t xml:space="preserve">, </w:t>
+          </w:r>
+        </w:hyperlink>
       </w:r>
       <w:r>
         <w:rPr>
@@ -3562,7 +3594,7 @@
           <w:sz w:val="24"/>
           <w:u w:val="single"/>
         </w:rPr>
-        <w:hyperlink r:id="rId22" w:history="1">
+        <w:hyperlink r:id="rId21" w:history="1">
           <w:r>
             <w:rPr>
               <w:rStyle w:val="Hyperlink"/>
@@ -3591,7 +3623,7 @@
           <w:sz w:val="24"/>
           <w:u w:val="single"/>
         </w:rPr>
-        <w:hyperlink r:id="rId22" w:history="1">
+        <w:hyperlink r:id="rId20" w:history="1">
           <w:r>
             <w:rPr>
               <w:rStyle w:val="Hyperlink"/>
@@ -3709,7 +3741,7 @@
           <w:sz w:val="24"/>
           <w:u w:val="single"/>
         </w:rPr>
-        <w:hyperlink r:id="rId23" w:history="1">
+        <w:hyperlink r:id="rId22" w:history="1">
           <w:r>
             <w:rPr>
               <w:rStyle w:val="Hyperlink"/>
@@ -3727,7 +3759,7 @@
           <w:sz w:val="24"/>
           <w:u w:val="single"/>
         </w:rPr>
-        <w:hyperlink r:id="rId23" w:history="1">
+        <w:hyperlink r:id="rId22" w:history="1">
           <w:r>
             <w:rPr>
               <w:rStyle w:val="Hyperlink"/>
@@ -3745,7 +3777,7 @@
           <w:sz w:val="24"/>
           <w:u w:val="single"/>
         </w:rPr>
-        <w:hyperlink r:id="rId23" w:history="1">
+        <w:hyperlink r:id="rId22" w:history="1">
           <w:r>
             <w:rPr>
               <w:rStyle w:val="Hyperlink"/>
@@ -3763,7 +3795,7 @@
           <w:sz w:val="24"/>
           <w:u w:val="single"/>
         </w:rPr>
-        <w:hyperlink r:id="rId23" w:history="1">
+        <w:hyperlink r:id="rId22" w:history="1">
           <w:r>
             <w:rPr>
               <w:rStyle w:val="Hyperlink"/>
@@ -3791,7 +3823,7 @@
           <w:sz w:val="24"/>
           <w:u w:val="single"/>
         </w:rPr>
-        <w:hyperlink r:id="rId24" w:history="1">
+        <w:hyperlink r:id="rId22" w:history="1">
           <w:r>
             <w:rPr>
               <w:rStyle w:val="Hyperlink"/>
@@ -3809,7 +3841,7 @@
           <w:sz w:val="24"/>
           <w:u w:val="single"/>
         </w:rPr>
-        <w:hyperlink r:id="rId24" w:history="1">
+        <w:hyperlink r:id="rId22" w:history="1">
           <w:r>
             <w:rPr>
               <w:rStyle w:val="Hyperlink"/>
@@ -3838,7 +3870,7 @@
           <w:sz w:val="24"/>
           <w:u w:val="single"/>
         </w:rPr>
-        <w:hyperlink r:id="rId24" w:history="1">
+        <w:hyperlink r:id="rId23" w:history="1">
           <w:r>
             <w:rPr>
               <w:rStyle w:val="Hyperlink"/>
@@ -3966,7 +3998,7 @@
           <w:sz w:val="24"/>
           <w:u w:val="single"/>
         </w:rPr>
-        <w:hyperlink r:id="rId25" w:history="1">
+        <w:hyperlink r:id="rId24" w:history="1">
           <w:r>
             <w:rPr>
               <w:rStyle w:val="Hyperlink"/>
@@ -3984,7 +4016,7 @@
           <w:sz w:val="24"/>
           <w:u w:val="single"/>
         </w:rPr>
-        <w:hyperlink r:id="rId25" w:history="1">
+        <w:hyperlink r:id="rId24" w:history="1">
           <w:r>
             <w:rPr>
               <w:rStyle w:val="Hyperlink"/>
@@ -4002,7 +4034,7 @@
           <w:sz w:val="24"/>
           <w:u w:val="single"/>
         </w:rPr>
-        <w:hyperlink r:id="rId25" w:history="1">
+        <w:hyperlink r:id="rId24" w:history="1">
           <w:r>
             <w:rPr>
               <w:rStyle w:val="Hyperlink"/>
@@ -4020,7 +4052,7 @@
           <w:sz w:val="24"/>
           <w:u w:val="single"/>
         </w:rPr>
-        <w:hyperlink r:id="rId25" w:history="1">
+        <w:hyperlink r:id="rId24" w:history="1">
           <w:r>
             <w:rPr>
               <w:rStyle w:val="Hyperlink"/>
@@ -4041,7 +4073,7 @@
           <w:sz w:val="24"/>
           <w:u w:val="single"/>
         </w:rPr>
-        <w:hyperlink r:id="rId25" w:history="1">
+        <w:hyperlink r:id="rId24" w:history="1">
           <w:r>
             <w:rPr>
               <w:rStyle w:val="Hyperlink"/>
@@ -4059,7 +4091,7 @@
           <w:sz w:val="24"/>
           <w:u w:val="single"/>
         </w:rPr>
-        <w:hyperlink r:id="rId25" w:history="1">
+        <w:hyperlink r:id="rId24" w:history="1">
           <w:r>
             <w:rPr>
               <w:rStyle w:val="Hyperlink"/>
@@ -4077,7 +4109,7 @@
           <w:sz w:val="24"/>
           <w:u w:val="single"/>
         </w:rPr>
-        <w:hyperlink r:id="rId25" w:history="1">
+        <w:hyperlink r:id="rId24" w:history="1">
           <w:r>
             <w:rPr>
               <w:rStyle w:val="Hyperlink"/>
@@ -4095,7 +4127,7 @@
           <w:sz w:val="24"/>
           <w:u w:val="single"/>
         </w:rPr>
-        <w:hyperlink r:id="rId25" w:history="1">
+        <w:hyperlink r:id="rId24" w:history="1">
           <w:r>
             <w:rPr>
               <w:rStyle w:val="Hyperlink"/>
@@ -4113,7 +4145,7 @@
           <w:sz w:val="24"/>
           <w:u w:val="single"/>
         </w:rPr>
-        <w:hyperlink r:id="rId25" w:history="1">
+        <w:hyperlink r:id="rId24" w:history="1">
           <w:r>
             <w:rPr>
               <w:rStyle w:val="Hyperlink"/>
@@ -4131,7 +4163,7 @@
           <w:sz w:val="24"/>
           <w:u w:val="single"/>
         </w:rPr>
-        <w:hyperlink r:id="rId25" w:history="1">
+        <w:hyperlink r:id="rId24" w:history="1">
           <w:r>
             <w:rPr>
               <w:rStyle w:val="Hyperlink"/>
@@ -4159,7 +4191,7 @@
           <w:sz w:val="24"/>
           <w:u w:val="single"/>
         </w:rPr>
-        <w:hyperlink r:id="rId26" w:history="1">
+        <w:hyperlink r:id="rId25" w:history="1">
           <w:r>
             <w:rPr>
               <w:rStyle w:val="Hyperlink"/>
@@ -4206,7 +4238,7 @@
           <w:sz w:val="24"/>
           <w:u w:val="single"/>
         </w:rPr>
-        <w:hyperlink r:id="rId26" w:history="1">
+        <w:hyperlink r:id="rId25" w:history="1">
           <w:r>
             <w:rPr>
               <w:rStyle w:val="Hyperlink"/>
@@ -4314,7 +4346,7 @@
           <w:sz w:val="24"/>
           <w:u w:val="single"/>
         </w:rPr>
-        <w:hyperlink r:id="rId27" w:history="1">
+        <w:hyperlink r:id="rId26" w:history="1">
           <w:r>
             <w:rPr>
               <w:rStyle w:val="Hyperlink"/>
@@ -4332,7 +4364,7 @@
           <w:sz w:val="24"/>
           <w:u w:val="single"/>
         </w:rPr>
-        <w:hyperlink r:id="rId27" w:history="1">
+        <w:hyperlink r:id="rId26" w:history="1">
           <w:r>
             <w:rPr>
               <w:rStyle w:val="Hyperlink"/>
@@ -4350,7 +4382,7 @@
           <w:sz w:val="24"/>
           <w:u w:val="single"/>
         </w:rPr>
-        <w:hyperlink r:id="rId27" w:history="1">
+        <w:hyperlink r:id="rId26" w:history="1">
           <w:r>
             <w:rPr>
               <w:rStyle w:val="Hyperlink"/>
@@ -4368,7 +4400,7 @@
           <w:sz w:val="24"/>
           <w:u w:val="single"/>
         </w:rPr>
-        <w:hyperlink r:id="rId27" w:history="1">
+        <w:hyperlink r:id="rId26" w:history="1">
           <w:r>
             <w:rPr>
               <w:rStyle w:val="Hyperlink"/>
@@ -4396,7 +4428,7 @@
           <w:sz w:val="24"/>
           <w:u w:val="single"/>
         </w:rPr>
-        <w:hyperlink r:id="rId28" w:history="1">
+        <w:hyperlink r:id="rId27" w:history="1">
           <w:r>
             <w:rPr>
               <w:rStyle w:val="Hyperlink"/>
@@ -4443,7 +4475,7 @@
           <w:sz w:val="24"/>
           <w:u w:val="single"/>
         </w:rPr>
-        <w:hyperlink r:id="rId28" w:history="1">
+        <w:hyperlink r:id="rId27" w:history="1">
           <w:r>
             <w:rPr>
               <w:rStyle w:val="Hyperlink"/>

--- a/EXPORTS/DOCX/published/niveau3/Dutch/EMArtis.docx
+++ b/EXPORTS/DOCX/published/niveau3/Dutch/EMArtis.docx
@@ -498,61 +498,7 @@
           <w:color w:val="000000"/>
           <w:sz w:val="24"/>
         </w:rPr>
-        <w:t>, oftewel de Wereldtentoonst</w:t>
-      </w:r>
-      <w:r>
-        <w:rPr>
-          <w:u w:val="single" w:color="0000ff"/>
-          <w:rFonts w:ascii="Charis SIL Regular" w:hAnsi="Charis SIL Regular" w:eastAsia="Charis SIL Regular"/>
-          <w:b w:val="0"/>
-          <w:i w:val="0"/>
-          <w:color w:val="000000"/>
-          <w:sz w:val="24"/>
-        </w:rPr>
-        <w:hyperlink r:id="rId10" w:history="1">
-          <w:r>
-            <w:rPr>
-              <w:rStyle w:val="Hyperlink"/>
-            </w:rPr>
-            <w:t>elling, van 18</w:t>
-          </w:r>
-        </w:hyperlink>
-      </w:r>
-      <w:r>
-        <w:rPr>
-          <w:u w:val="single" w:color="0000ff"/>
-          <w:rFonts w:ascii="Charis SIL Regular" w:hAnsi="Charis SIL Regular" w:eastAsia="Charis SIL Regular"/>
-          <w:b w:val="0"/>
-          <w:i w:val="0"/>
-          <w:color w:val="000000"/>
-          <w:sz w:val="24"/>
-        </w:rPr>
-        <w:hyperlink r:id="rId10" w:history="1">
-          <w:r>
-            <w:rPr>
-              <w:rStyle w:val="Hyperlink"/>
-            </w:rPr>
-            <w:t>8</w:t>
-          </w:r>
-        </w:hyperlink>
-      </w:r>
-      <w:r>
-        <w:rPr>
-          <w:u w:val="single" w:color="0000ff"/>
-          <w:rFonts w:ascii="Charis SIL Regular" w:hAnsi="Charis SIL Regular" w:eastAsia="Charis SIL Regular"/>
-          <w:b w:val="0"/>
-          <w:i w:val="0"/>
-          <w:color w:val="000000"/>
-          <w:sz w:val="24"/>
-        </w:rPr>
-        <w:hyperlink r:id="rId10" w:history="1">
-          <w:r>
-            <w:rPr>
-              <w:rStyle w:val="Hyperlink"/>
-            </w:rPr>
-            <w:t>3 en voor</w:t>
-          </w:r>
-        </w:hyperlink>
+        <w:t>, oftewel de Wereldtentoonstelling, van 1883 en voor</w:t>
       </w:r>
       <w:r>
         <w:rPr>
@@ -592,31 +538,13 @@
       </w:r>
       <w:r>
         <w:rPr>
-          <w:u w:val="single" w:color="0000ff"/>
           <w:rFonts w:ascii="Charis SIL Regular" w:hAnsi="Charis SIL Regular" w:eastAsia="Charis SIL Regular"/>
           <w:b w:val="0"/>
           <w:i w:val="0"/>
           <w:color w:val="000000"/>
           <w:sz w:val="24"/>
         </w:rPr>
-        <w:hyperlink r:id="rId10" w:history="1">
-          <w:r>
-            <w:rPr>
-              <w:rStyle w:val="Hyperlink"/>
-            </w:rPr>
-            <w:t>pen die werde</w:t>
-          </w:r>
-        </w:hyperlink>
-      </w:r>
-      <w:r>
-        <w:rPr>
-          <w:rFonts w:ascii="Charis SIL Regular" w:hAnsi="Charis SIL Regular" w:eastAsia="Charis SIL Regular"/>
-          <w:b w:val="0"/>
-          <w:i w:val="0"/>
-          <w:color w:val="000000"/>
-          <w:sz w:val="24"/>
-        </w:rPr>
-        <w:t xml:space="preserve">n </w:t>
+        <w:t xml:space="preserve">pen die werden </w:t>
       </w:r>
       <w:r>
         <w:rPr>
@@ -1025,17 +953,24 @@
       </w:r>
       <w:r>
         <w:rPr>
-          <w:u w:val="single" w:color="0000ff"/>
           <w:rFonts w:ascii="Charis SIL Regular" w:hAnsi="Charis SIL Regular" w:eastAsia="Charis SIL Regular"/>
           <w:b w:val="0"/>
           <w:i w:val="0"/>
           <w:color w:val="000000"/>
           <w:sz w:val="24"/>
         </w:rPr>
-        <w:t>s</w:t>
-      </w:r>
-      <w:r>
-        <w:rPr>
+        <w:hyperlink r:id="rId12" w:history="1">
+          <w:r>
+            <w:rPr>
+              <w:rStyle w:val="Hyperlink"/>
+            </w:rPr>
+            <w:t>s</w:t>
+          </w:r>
+        </w:hyperlink>
+      </w:r>
+      <w:r>
+        <w:rPr>
+          <w:u w:val="single" w:color="0000ff"/>
           <w:rFonts w:ascii="Charis SIL Regular" w:hAnsi="Charis SIL Regular" w:eastAsia="Charis SIL Regular"/>
           <w:b w:val="0"/>
           <w:i w:val="0"/>
@@ -1457,13 +1392,31 @@
       </w:r>
       <w:r>
         <w:rPr>
+          <w:u w:val="single" w:color="0000ff"/>
           <w:rFonts w:ascii="Charis SIL Regular" w:hAnsi="Charis SIL Regular" w:eastAsia="Charis SIL Regular"/>
           <w:b w:val="0"/>
           <w:i w:val="0"/>
           <w:color w:val="000000"/>
           <w:sz w:val="24"/>
         </w:rPr>
-        <w:t>met de naam</w:t>
+        <w:hyperlink r:id="rId14" w:history="1">
+          <w:r>
+            <w:rPr>
+              <w:rStyle w:val="Hyperlink"/>
+            </w:rPr>
+            <w:t>met de naa</w:t>
+          </w:r>
+        </w:hyperlink>
+      </w:r>
+      <w:r>
+        <w:rPr>
+          <w:rFonts w:ascii="Charis SIL Regular" w:hAnsi="Charis SIL Regular" w:eastAsia="Charis SIL Regular"/>
+          <w:b w:val="0"/>
+          <w:i w:val="0"/>
+          <w:color w:val="000000"/>
+          <w:sz w:val="24"/>
+        </w:rPr>
+        <w:t>m</w:t>
       </w:r>
       <w:r>
         <w:rPr>
@@ -2067,7 +2020,36 @@
           <w:color w:val="000000"/>
           <w:sz w:val="24"/>
         </w:rPr>
-        <w:t>ij het Koni</w:t>
+        <w:t>i</w:t>
+      </w:r>
+      <w:r>
+        <w:rPr>
+          <w:u w:val="single" w:color="0000ff"/>
+          <w:rFonts w:ascii="Charis SIL Regular" w:hAnsi="Charis SIL Regular" w:eastAsia="Charis SIL Regular"/>
+          <w:b w:val="0"/>
+          <w:i w:val="0"/>
+          <w:color w:val="000000"/>
+          <w:sz w:val="24"/>
+        </w:rPr>
+        <w:hyperlink r:id="rId17" w:history="1">
+          <w:r>
+            <w:rPr>
+              <w:rStyle w:val="Hyperlink"/>
+            </w:rPr>
+            <w:t>j het Kon</w:t>
+          </w:r>
+        </w:hyperlink>
+      </w:r>
+      <w:r>
+        <w:rPr>
+          <w:u w:val="single" w:color="0000ff"/>
+          <w:rFonts w:ascii="Charis SIL Regular" w:hAnsi="Charis SIL Regular" w:eastAsia="Charis SIL Regular"/>
+          <w:b w:val="0"/>
+          <w:i w:val="0"/>
+          <w:color w:val="000000"/>
+          <w:sz w:val="24"/>
+        </w:rPr>
+        <w:t>i</w:t>
       </w:r>
       <w:r>
         <w:rPr>
@@ -3512,7 +3494,7 @@
           <w:sz w:val="24"/>
           <w:u w:val="single"/>
         </w:rPr>
-        <w:hyperlink r:id="rId20" w:history="1">
+        <w:hyperlink r:id="rId21" w:history="1">
           <w:r>
             <w:rPr>
               <w:rStyle w:val="Hyperlink"/>
@@ -3594,7 +3576,7 @@
           <w:sz w:val="24"/>
           <w:u w:val="single"/>
         </w:rPr>
-        <w:hyperlink r:id="rId21" w:history="1">
+        <w:hyperlink r:id="rId20" w:history="1">
           <w:r>
             <w:rPr>
               <w:rStyle w:val="Hyperlink"/>
@@ -3823,7 +3805,7 @@
           <w:sz w:val="24"/>
           <w:u w:val="single"/>
         </w:rPr>
-        <w:hyperlink r:id="rId22" w:history="1">
+        <w:hyperlink r:id="rId23" w:history="1">
           <w:r>
             <w:rPr>
               <w:rStyle w:val="Hyperlink"/>
@@ -3870,7 +3852,7 @@
           <w:sz w:val="24"/>
           <w:u w:val="single"/>
         </w:rPr>
-        <w:hyperlink r:id="rId23" w:history="1">
+        <w:hyperlink r:id="rId22" w:history="1">
           <w:r>
             <w:rPr>
               <w:rStyle w:val="Hyperlink"/>
@@ -4446,7 +4428,7 @@
           <w:sz w:val="24"/>
           <w:u w:val="single"/>
         </w:rPr>
-        <w:hyperlink r:id="rId27" w:history="1">
+        <w:hyperlink r:id="rId26" w:history="1">
           <w:r>
             <w:rPr>
               <w:rStyle w:val="Hyperlink"/>

--- a/EXPORTS/DOCX/published/niveau3/Dutch/EMArtis.docx
+++ b/EXPORTS/DOCX/published/niveau3/Dutch/EMArtis.docx
@@ -498,7 +498,61 @@
           <w:color w:val="000000"/>
           <w:sz w:val="24"/>
         </w:rPr>
-        <w:t>, oftewel de Wereldtentoonstelling, van 1883 en voor</w:t>
+        <w:t>, oftewel de Wereldtentoonst</w:t>
+      </w:r>
+      <w:r>
+        <w:rPr>
+          <w:u w:val="single" w:color="0000ff"/>
+          <w:rFonts w:ascii="Charis SIL Regular" w:hAnsi="Charis SIL Regular" w:eastAsia="Charis SIL Regular"/>
+          <w:b w:val="0"/>
+          <w:i w:val="0"/>
+          <w:color w:val="000000"/>
+          <w:sz w:val="24"/>
+        </w:rPr>
+        <w:hyperlink r:id="rId10" w:history="1">
+          <w:r>
+            <w:rPr>
+              <w:rStyle w:val="Hyperlink"/>
+            </w:rPr>
+            <w:t>elling, van 18</w:t>
+          </w:r>
+        </w:hyperlink>
+      </w:r>
+      <w:r>
+        <w:rPr>
+          <w:u w:val="single" w:color="0000ff"/>
+          <w:rFonts w:ascii="Charis SIL Regular" w:hAnsi="Charis SIL Regular" w:eastAsia="Charis SIL Regular"/>
+          <w:b w:val="0"/>
+          <w:i w:val="0"/>
+          <w:color w:val="000000"/>
+          <w:sz w:val="24"/>
+        </w:rPr>
+        <w:hyperlink r:id="rId10" w:history="1">
+          <w:r>
+            <w:rPr>
+              <w:rStyle w:val="Hyperlink"/>
+            </w:rPr>
+            <w:t>8</w:t>
+          </w:r>
+        </w:hyperlink>
+      </w:r>
+      <w:r>
+        <w:rPr>
+          <w:u w:val="single" w:color="0000ff"/>
+          <w:rFonts w:ascii="Charis SIL Regular" w:hAnsi="Charis SIL Regular" w:eastAsia="Charis SIL Regular"/>
+          <w:b w:val="0"/>
+          <w:i w:val="0"/>
+          <w:color w:val="000000"/>
+          <w:sz w:val="24"/>
+        </w:rPr>
+        <w:hyperlink r:id="rId10" w:history="1">
+          <w:r>
+            <w:rPr>
+              <w:rStyle w:val="Hyperlink"/>
+            </w:rPr>
+            <w:t>3 en voor</w:t>
+          </w:r>
+        </w:hyperlink>
       </w:r>
       <w:r>
         <w:rPr>
@@ -538,13 +592,31 @@
       </w:r>
       <w:r>
         <w:rPr>
+          <w:u w:val="single" w:color="0000ff"/>
           <w:rFonts w:ascii="Charis SIL Regular" w:hAnsi="Charis SIL Regular" w:eastAsia="Charis SIL Regular"/>
           <w:b w:val="0"/>
           <w:i w:val="0"/>
           <w:color w:val="000000"/>
           <w:sz w:val="24"/>
         </w:rPr>
-        <w:t xml:space="preserve">pen die werden </w:t>
+        <w:hyperlink r:id="rId10" w:history="1">
+          <w:r>
+            <w:rPr>
+              <w:rStyle w:val="Hyperlink"/>
+            </w:rPr>
+            <w:t>pen die werde</w:t>
+          </w:r>
+        </w:hyperlink>
+      </w:r>
+      <w:r>
+        <w:rPr>
+          <w:rFonts w:ascii="Charis SIL Regular" w:hAnsi="Charis SIL Regular" w:eastAsia="Charis SIL Regular"/>
+          <w:b w:val="0"/>
+          <w:i w:val="0"/>
+          <w:color w:val="000000"/>
+          <w:sz w:val="24"/>
+        </w:rPr>
+        <w:t xml:space="preserve">n </w:t>
       </w:r>
       <w:r>
         <w:rPr>
@@ -970,7 +1042,6 @@
       </w:r>
       <w:r>
         <w:rPr>
-          <w:u w:val="single" w:color="0000ff"/>
           <w:rFonts w:ascii="Charis SIL Regular" w:hAnsi="Charis SIL Regular" w:eastAsia="Charis SIL Regular"/>
           <w:b w:val="0"/>
           <w:i w:val="0"/>
@@ -1392,31 +1463,13 @@
       </w:r>
       <w:r>
         <w:rPr>
-          <w:u w:val="single" w:color="0000ff"/>
           <w:rFonts w:ascii="Charis SIL Regular" w:hAnsi="Charis SIL Regular" w:eastAsia="Charis SIL Regular"/>
           <w:b w:val="0"/>
           <w:i w:val="0"/>
           <w:color w:val="000000"/>
           <w:sz w:val="24"/>
         </w:rPr>
-        <w:hyperlink r:id="rId14" w:history="1">
-          <w:r>
-            <w:rPr>
-              <w:rStyle w:val="Hyperlink"/>
-            </w:rPr>
-            <w:t>met de naa</w:t>
-          </w:r>
-        </w:hyperlink>
-      </w:r>
-      <w:r>
-        <w:rPr>
-          <w:rFonts w:ascii="Charis SIL Regular" w:hAnsi="Charis SIL Regular" w:eastAsia="Charis SIL Regular"/>
-          <w:b w:val="0"/>
-          <w:i w:val="0"/>
-          <w:color w:val="000000"/>
-          <w:sz w:val="24"/>
-        </w:rPr>
-        <w:t>m</w:t>
+        <w:t>met de naam</w:t>
       </w:r>
       <w:r>
         <w:rPr>
@@ -3494,7 +3547,7 @@
           <w:sz w:val="24"/>
           <w:u w:val="single"/>
         </w:rPr>
-        <w:hyperlink r:id="rId21" w:history="1">
+        <w:hyperlink r:id="rId20" w:history="1">
           <w:r>
             <w:rPr>
               <w:rStyle w:val="Hyperlink"/>
@@ -3723,7 +3776,7 @@
           <w:sz w:val="24"/>
           <w:u w:val="single"/>
         </w:rPr>
-        <w:hyperlink r:id="rId22" w:history="1">
+        <w:hyperlink r:id="rId21" w:history="1">
           <w:r>
             <w:rPr>
               <w:rStyle w:val="Hyperlink"/>
@@ -3741,7 +3794,7 @@
           <w:sz w:val="24"/>
           <w:u w:val="single"/>
         </w:rPr>
-        <w:hyperlink r:id="rId22" w:history="1">
+        <w:hyperlink r:id="rId21" w:history="1">
           <w:r>
             <w:rPr>
               <w:rStyle w:val="Hyperlink"/>
@@ -3759,7 +3812,7 @@
           <w:sz w:val="24"/>
           <w:u w:val="single"/>
         </w:rPr>
-        <w:hyperlink r:id="rId22" w:history="1">
+        <w:hyperlink r:id="rId21" w:history="1">
           <w:r>
             <w:rPr>
               <w:rStyle w:val="Hyperlink"/>
@@ -3777,7 +3830,7 @@
           <w:sz w:val="24"/>
           <w:u w:val="single"/>
         </w:rPr>
-        <w:hyperlink r:id="rId22" w:history="1">
+        <w:hyperlink r:id="rId21" w:history="1">
           <w:r>
             <w:rPr>
               <w:rStyle w:val="Hyperlink"/>
@@ -3805,7 +3858,7 @@
           <w:sz w:val="24"/>
           <w:u w:val="single"/>
         </w:rPr>
-        <w:hyperlink r:id="rId23" w:history="1">
+        <w:hyperlink r:id="rId21" w:history="1">
           <w:r>
             <w:rPr>
               <w:rStyle w:val="Hyperlink"/>
@@ -3823,7 +3876,7 @@
           <w:sz w:val="24"/>
           <w:u w:val="single"/>
         </w:rPr>
-        <w:hyperlink r:id="rId22" w:history="1">
+        <w:hyperlink r:id="rId21" w:history="1">
           <w:r>
             <w:rPr>
               <w:rStyle w:val="Hyperlink"/>
@@ -3852,7 +3905,7 @@
           <w:sz w:val="24"/>
           <w:u w:val="single"/>
         </w:rPr>
-        <w:hyperlink r:id="rId22" w:history="1">
+        <w:hyperlink r:id="rId21" w:history="1">
           <w:r>
             <w:rPr>
               <w:rStyle w:val="Hyperlink"/>
@@ -3980,7 +4033,7 @@
           <w:sz w:val="24"/>
           <w:u w:val="single"/>
         </w:rPr>
-        <w:hyperlink r:id="rId24" w:history="1">
+        <w:hyperlink r:id="rId22" w:history="1">
           <w:r>
             <w:rPr>
               <w:rStyle w:val="Hyperlink"/>
@@ -3998,7 +4051,7 @@
           <w:sz w:val="24"/>
           <w:u w:val="single"/>
         </w:rPr>
-        <w:hyperlink r:id="rId24" w:history="1">
+        <w:hyperlink r:id="rId22" w:history="1">
           <w:r>
             <w:rPr>
               <w:rStyle w:val="Hyperlink"/>
@@ -4016,7 +4069,7 @@
           <w:sz w:val="24"/>
           <w:u w:val="single"/>
         </w:rPr>
-        <w:hyperlink r:id="rId24" w:history="1">
+        <w:hyperlink r:id="rId22" w:history="1">
           <w:r>
             <w:rPr>
               <w:rStyle w:val="Hyperlink"/>
@@ -4034,7 +4087,7 @@
           <w:sz w:val="24"/>
           <w:u w:val="single"/>
         </w:rPr>
-        <w:hyperlink r:id="rId24" w:history="1">
+        <w:hyperlink r:id="rId22" w:history="1">
           <w:r>
             <w:rPr>
               <w:rStyle w:val="Hyperlink"/>
@@ -4055,7 +4108,7 @@
           <w:sz w:val="24"/>
           <w:u w:val="single"/>
         </w:rPr>
-        <w:hyperlink r:id="rId24" w:history="1">
+        <w:hyperlink r:id="rId22" w:history="1">
           <w:r>
             <w:rPr>
               <w:rStyle w:val="Hyperlink"/>
@@ -4073,7 +4126,7 @@
           <w:sz w:val="24"/>
           <w:u w:val="single"/>
         </w:rPr>
-        <w:hyperlink r:id="rId24" w:history="1">
+        <w:hyperlink r:id="rId22" w:history="1">
           <w:r>
             <w:rPr>
               <w:rStyle w:val="Hyperlink"/>
@@ -4091,7 +4144,7 @@
           <w:sz w:val="24"/>
           <w:u w:val="single"/>
         </w:rPr>
-        <w:hyperlink r:id="rId24" w:history="1">
+        <w:hyperlink r:id="rId22" w:history="1">
           <w:r>
             <w:rPr>
               <w:rStyle w:val="Hyperlink"/>
@@ -4109,7 +4162,7 @@
           <w:sz w:val="24"/>
           <w:u w:val="single"/>
         </w:rPr>
-        <w:hyperlink r:id="rId24" w:history="1">
+        <w:hyperlink r:id="rId22" w:history="1">
           <w:r>
             <w:rPr>
               <w:rStyle w:val="Hyperlink"/>
@@ -4127,7 +4180,7 @@
           <w:sz w:val="24"/>
           <w:u w:val="single"/>
         </w:rPr>
-        <w:hyperlink r:id="rId24" w:history="1">
+        <w:hyperlink r:id="rId22" w:history="1">
           <w:r>
             <w:rPr>
               <w:rStyle w:val="Hyperlink"/>
@@ -4145,7 +4198,7 @@
           <w:sz w:val="24"/>
           <w:u w:val="single"/>
         </w:rPr>
-        <w:hyperlink r:id="rId24" w:history="1">
+        <w:hyperlink r:id="rId22" w:history="1">
           <w:r>
             <w:rPr>
               <w:rStyle w:val="Hyperlink"/>
@@ -4173,7 +4226,7 @@
           <w:sz w:val="24"/>
           <w:u w:val="single"/>
         </w:rPr>
-        <w:hyperlink r:id="rId25" w:history="1">
+        <w:hyperlink r:id="rId23" w:history="1">
           <w:r>
             <w:rPr>
               <w:rStyle w:val="Hyperlink"/>
@@ -4220,7 +4273,7 @@
           <w:sz w:val="24"/>
           <w:u w:val="single"/>
         </w:rPr>
-        <w:hyperlink r:id="rId25" w:history="1">
+        <w:hyperlink r:id="rId23" w:history="1">
           <w:r>
             <w:rPr>
               <w:rStyle w:val="Hyperlink"/>
@@ -4328,7 +4381,7 @@
           <w:sz w:val="24"/>
           <w:u w:val="single"/>
         </w:rPr>
-        <w:hyperlink r:id="rId26" w:history="1">
+        <w:hyperlink r:id="rId24" w:history="1">
           <w:r>
             <w:rPr>
               <w:rStyle w:val="Hyperlink"/>
@@ -4346,7 +4399,7 @@
           <w:sz w:val="24"/>
           <w:u w:val="single"/>
         </w:rPr>
-        <w:hyperlink r:id="rId26" w:history="1">
+        <w:hyperlink r:id="rId24" w:history="1">
           <w:r>
             <w:rPr>
               <w:rStyle w:val="Hyperlink"/>
@@ -4364,7 +4417,7 @@
           <w:sz w:val="24"/>
           <w:u w:val="single"/>
         </w:rPr>
-        <w:hyperlink r:id="rId26" w:history="1">
+        <w:hyperlink r:id="rId24" w:history="1">
           <w:r>
             <w:rPr>
               <w:rStyle w:val="Hyperlink"/>
@@ -4382,7 +4435,7 @@
           <w:sz w:val="24"/>
           <w:u w:val="single"/>
         </w:rPr>
-        <w:hyperlink r:id="rId26" w:history="1">
+        <w:hyperlink r:id="rId24" w:history="1">
           <w:r>
             <w:rPr>
               <w:rStyle w:val="Hyperlink"/>
@@ -4410,7 +4463,7 @@
           <w:sz w:val="24"/>
           <w:u w:val="single"/>
         </w:rPr>
-        <w:hyperlink r:id="rId27" w:history="1">
+        <w:hyperlink r:id="rId25" w:history="1">
           <w:r>
             <w:rPr>
               <w:rStyle w:val="Hyperlink"/>
@@ -4428,7 +4481,7 @@
           <w:sz w:val="24"/>
           <w:u w:val="single"/>
         </w:rPr>
-        <w:hyperlink r:id="rId26" w:history="1">
+        <w:hyperlink r:id="rId24" w:history="1">
           <w:r>
             <w:rPr>
               <w:rStyle w:val="Hyperlink"/>
@@ -4457,7 +4510,7 @@
           <w:sz w:val="24"/>
           <w:u w:val="single"/>
         </w:rPr>
-        <w:hyperlink r:id="rId27" w:history="1">
+        <w:hyperlink r:id="rId25" w:history="1">
           <w:r>
             <w:rPr>
               <w:rStyle w:val="Hyperlink"/>

--- a/EXPORTS/DOCX/published/niveau3/Dutch/EMArtis.docx
+++ b/EXPORTS/DOCX/published/niveau3/Dutch/EMArtis.docx
@@ -1463,13 +1463,32 @@
       </w:r>
       <w:r>
         <w:rPr>
+          <w:u w:val="single" w:color="0000ff"/>
           <w:rFonts w:ascii="Charis SIL Regular" w:hAnsi="Charis SIL Regular" w:eastAsia="Charis SIL Regular"/>
           <w:b w:val="0"/>
           <w:i w:val="0"/>
           <w:color w:val="000000"/>
           <w:sz w:val="24"/>
         </w:rPr>
-        <w:t>met de naam</w:t>
+        <w:hyperlink r:id="rId14" w:history="1">
+          <w:r>
+            <w:rPr>
+              <w:rStyle w:val="Hyperlink"/>
+            </w:rPr>
+            <w:t>met de naa</w:t>
+          </w:r>
+        </w:hyperlink>
+      </w:r>
+      <w:r>
+        <w:rPr>
+          <w:u w:val="single" w:color="0000ff"/>
+          <w:rFonts w:ascii="Charis SIL Regular" w:hAnsi="Charis SIL Regular" w:eastAsia="Charis SIL Regular"/>
+          <w:b w:val="0"/>
+          <w:i w:val="0"/>
+          <w:color w:val="000000"/>
+          <w:sz w:val="24"/>
+        </w:rPr>
+        <w:t>m</w:t>
       </w:r>
       <w:r>
         <w:rPr>
@@ -2062,47 +2081,7 @@
           <w:color w:val="000000"/>
           <w:sz w:val="24"/>
         </w:rPr>
-        <w:t>7851-7858 (welke nog berusten b</w:t>
-      </w:r>
-      <w:r>
-        <w:rPr>
-          <w:u w:val="single" w:color="0000ff"/>
-          <w:rFonts w:ascii="Charis SIL Regular" w:hAnsi="Charis SIL Regular" w:eastAsia="Charis SIL Regular"/>
-          <w:b w:val="0"/>
-          <w:i w:val="0"/>
-          <w:color w:val="000000"/>
-          <w:sz w:val="24"/>
-        </w:rPr>
-        <w:t>i</w:t>
-      </w:r>
-      <w:r>
-        <w:rPr>
-          <w:u w:val="single" w:color="0000ff"/>
-          <w:rFonts w:ascii="Charis SIL Regular" w:hAnsi="Charis SIL Regular" w:eastAsia="Charis SIL Regular"/>
-          <w:b w:val="0"/>
-          <w:i w:val="0"/>
-          <w:color w:val="000000"/>
-          <w:sz w:val="24"/>
-        </w:rPr>
-        <w:hyperlink r:id="rId17" w:history="1">
-          <w:r>
-            <w:rPr>
-              <w:rStyle w:val="Hyperlink"/>
-            </w:rPr>
-            <w:t>j het Kon</w:t>
-          </w:r>
-        </w:hyperlink>
-      </w:r>
-      <w:r>
-        <w:rPr>
-          <w:u w:val="single" w:color="0000ff"/>
-          <w:rFonts w:ascii="Charis SIL Regular" w:hAnsi="Charis SIL Regular" w:eastAsia="Charis SIL Regular"/>
-          <w:b w:val="0"/>
-          <w:i w:val="0"/>
-          <w:color w:val="000000"/>
-          <w:sz w:val="24"/>
-        </w:rPr>
-        <w:t>i</w:t>
+        <w:t>7851-7858 (welke nog berusten bij het Koni</w:t>
       </w:r>
       <w:r>
         <w:rPr>

--- a/EXPORTS/DOCX/published/niveau3/Dutch/EMArtis.docx
+++ b/EXPORTS/DOCX/published/niveau3/Dutch/EMArtis.docx
@@ -2081,7 +2081,47 @@
           <w:color w:val="000000"/>
           <w:sz w:val="24"/>
         </w:rPr>
-        <w:t>7851-7858 (welke nog berusten bij het Koni</w:t>
+        <w:t>7851-7858 (welke nog berusten b</w:t>
+      </w:r>
+      <w:r>
+        <w:rPr>
+          <w:u w:val="single" w:color="0000ff"/>
+          <w:rFonts w:ascii="Charis SIL Regular" w:hAnsi="Charis SIL Regular" w:eastAsia="Charis SIL Regular"/>
+          <w:b w:val="0"/>
+          <w:i w:val="0"/>
+          <w:color w:val="000000"/>
+          <w:sz w:val="24"/>
+        </w:rPr>
+        <w:t>i</w:t>
+      </w:r>
+      <w:r>
+        <w:rPr>
+          <w:u w:val="single" w:color="0000ff"/>
+          <w:rFonts w:ascii="Charis SIL Regular" w:hAnsi="Charis SIL Regular" w:eastAsia="Charis SIL Regular"/>
+          <w:b w:val="0"/>
+          <w:i w:val="0"/>
+          <w:color w:val="000000"/>
+          <w:sz w:val="24"/>
+        </w:rPr>
+        <w:hyperlink r:id="rId17" w:history="1">
+          <w:r>
+            <w:rPr>
+              <w:rStyle w:val="Hyperlink"/>
+            </w:rPr>
+            <w:t>j het Kon</w:t>
+          </w:r>
+        </w:hyperlink>
+      </w:r>
+      <w:r>
+        <w:rPr>
+          <w:u w:val="single" w:color="0000ff"/>
+          <w:rFonts w:ascii="Charis SIL Regular" w:hAnsi="Charis SIL Regular" w:eastAsia="Charis SIL Regular"/>
+          <w:b w:val="0"/>
+          <w:i w:val="0"/>
+          <w:color w:val="000000"/>
+          <w:sz w:val="24"/>
+        </w:rPr>
+        <w:t>i</w:t>
       </w:r>
       <w:r>
         <w:rPr>
@@ -3526,7 +3566,7 @@
           <w:sz w:val="24"/>
           <w:u w:val="single"/>
         </w:rPr>
-        <w:hyperlink r:id="rId20" w:history="1">
+        <w:hyperlink r:id="rId21" w:history="1">
           <w:r>
             <w:rPr>
               <w:rStyle w:val="Hyperlink"/>
@@ -3755,7 +3795,7 @@
           <w:sz w:val="24"/>
           <w:u w:val="single"/>
         </w:rPr>
-        <w:hyperlink r:id="rId21" w:history="1">
+        <w:hyperlink r:id="rId22" w:history="1">
           <w:r>
             <w:rPr>
               <w:rStyle w:val="Hyperlink"/>
@@ -3773,7 +3813,7 @@
           <w:sz w:val="24"/>
           <w:u w:val="single"/>
         </w:rPr>
-        <w:hyperlink r:id="rId21" w:history="1">
+        <w:hyperlink r:id="rId22" w:history="1">
           <w:r>
             <w:rPr>
               <w:rStyle w:val="Hyperlink"/>
@@ -3791,7 +3831,7 @@
           <w:sz w:val="24"/>
           <w:u w:val="single"/>
         </w:rPr>
-        <w:hyperlink r:id="rId21" w:history="1">
+        <w:hyperlink r:id="rId22" w:history="1">
           <w:r>
             <w:rPr>
               <w:rStyle w:val="Hyperlink"/>
@@ -3809,7 +3849,7 @@
           <w:sz w:val="24"/>
           <w:u w:val="single"/>
         </w:rPr>
-        <w:hyperlink r:id="rId21" w:history="1">
+        <w:hyperlink r:id="rId22" w:history="1">
           <w:r>
             <w:rPr>
               <w:rStyle w:val="Hyperlink"/>
@@ -3837,7 +3877,7 @@
           <w:sz w:val="24"/>
           <w:u w:val="single"/>
         </w:rPr>
-        <w:hyperlink r:id="rId21" w:history="1">
+        <w:hyperlink r:id="rId23" w:history="1">
           <w:r>
             <w:rPr>
               <w:rStyle w:val="Hyperlink"/>
@@ -3855,7 +3895,7 @@
           <w:sz w:val="24"/>
           <w:u w:val="single"/>
         </w:rPr>
-        <w:hyperlink r:id="rId21" w:history="1">
+        <w:hyperlink r:id="rId22" w:history="1">
           <w:r>
             <w:rPr>
               <w:rStyle w:val="Hyperlink"/>
@@ -3884,7 +3924,7 @@
           <w:sz w:val="24"/>
           <w:u w:val="single"/>
         </w:rPr>
-        <w:hyperlink r:id="rId21" w:history="1">
+        <w:hyperlink r:id="rId22" w:history="1">
           <w:r>
             <w:rPr>
               <w:rStyle w:val="Hyperlink"/>
@@ -4012,7 +4052,7 @@
           <w:sz w:val="24"/>
           <w:u w:val="single"/>
         </w:rPr>
-        <w:hyperlink r:id="rId22" w:history="1">
+        <w:hyperlink r:id="rId24" w:history="1">
           <w:r>
             <w:rPr>
               <w:rStyle w:val="Hyperlink"/>
@@ -4030,7 +4070,7 @@
           <w:sz w:val="24"/>
           <w:u w:val="single"/>
         </w:rPr>
-        <w:hyperlink r:id="rId22" w:history="1">
+        <w:hyperlink r:id="rId24" w:history="1">
           <w:r>
             <w:rPr>
               <w:rStyle w:val="Hyperlink"/>
@@ -4048,7 +4088,7 @@
           <w:sz w:val="24"/>
           <w:u w:val="single"/>
         </w:rPr>
-        <w:hyperlink r:id="rId22" w:history="1">
+        <w:hyperlink r:id="rId24" w:history="1">
           <w:r>
             <w:rPr>
               <w:rStyle w:val="Hyperlink"/>
@@ -4066,7 +4106,7 @@
           <w:sz w:val="24"/>
           <w:u w:val="single"/>
         </w:rPr>
-        <w:hyperlink r:id="rId22" w:history="1">
+        <w:hyperlink r:id="rId24" w:history="1">
           <w:r>
             <w:rPr>
               <w:rStyle w:val="Hyperlink"/>
@@ -4087,7 +4127,7 @@
           <w:sz w:val="24"/>
           <w:u w:val="single"/>
         </w:rPr>
-        <w:hyperlink r:id="rId22" w:history="1">
+        <w:hyperlink r:id="rId24" w:history="1">
           <w:r>
             <w:rPr>
               <w:rStyle w:val="Hyperlink"/>
@@ -4105,7 +4145,7 @@
           <w:sz w:val="24"/>
           <w:u w:val="single"/>
         </w:rPr>
-        <w:hyperlink r:id="rId22" w:history="1">
+        <w:hyperlink r:id="rId24" w:history="1">
           <w:r>
             <w:rPr>
               <w:rStyle w:val="Hyperlink"/>
@@ -4123,7 +4163,7 @@
           <w:sz w:val="24"/>
           <w:u w:val="single"/>
         </w:rPr>
-        <w:hyperlink r:id="rId22" w:history="1">
+        <w:hyperlink r:id="rId24" w:history="1">
           <w:r>
             <w:rPr>
               <w:rStyle w:val="Hyperlink"/>
@@ -4141,7 +4181,7 @@
           <w:sz w:val="24"/>
           <w:u w:val="single"/>
         </w:rPr>
-        <w:hyperlink r:id="rId22" w:history="1">
+        <w:hyperlink r:id="rId24" w:history="1">
           <w:r>
             <w:rPr>
               <w:rStyle w:val="Hyperlink"/>
@@ -4159,7 +4199,7 @@
           <w:sz w:val="24"/>
           <w:u w:val="single"/>
         </w:rPr>
-        <w:hyperlink r:id="rId22" w:history="1">
+        <w:hyperlink r:id="rId24" w:history="1">
           <w:r>
             <w:rPr>
               <w:rStyle w:val="Hyperlink"/>
@@ -4177,7 +4217,7 @@
           <w:sz w:val="24"/>
           <w:u w:val="single"/>
         </w:rPr>
-        <w:hyperlink r:id="rId22" w:history="1">
+        <w:hyperlink r:id="rId24" w:history="1">
           <w:r>
             <w:rPr>
               <w:rStyle w:val="Hyperlink"/>
@@ -4205,7 +4245,7 @@
           <w:sz w:val="24"/>
           <w:u w:val="single"/>
         </w:rPr>
-        <w:hyperlink r:id="rId23" w:history="1">
+        <w:hyperlink r:id="rId25" w:history="1">
           <w:r>
             <w:rPr>
               <w:rStyle w:val="Hyperlink"/>
@@ -4252,7 +4292,7 @@
           <w:sz w:val="24"/>
           <w:u w:val="single"/>
         </w:rPr>
-        <w:hyperlink r:id="rId23" w:history="1">
+        <w:hyperlink r:id="rId25" w:history="1">
           <w:r>
             <w:rPr>
               <w:rStyle w:val="Hyperlink"/>
@@ -4360,7 +4400,7 @@
           <w:sz w:val="24"/>
           <w:u w:val="single"/>
         </w:rPr>
-        <w:hyperlink r:id="rId24" w:history="1">
+        <w:hyperlink r:id="rId26" w:history="1">
           <w:r>
             <w:rPr>
               <w:rStyle w:val="Hyperlink"/>
@@ -4378,7 +4418,7 @@
           <w:sz w:val="24"/>
           <w:u w:val="single"/>
         </w:rPr>
-        <w:hyperlink r:id="rId24" w:history="1">
+        <w:hyperlink r:id="rId26" w:history="1">
           <w:r>
             <w:rPr>
               <w:rStyle w:val="Hyperlink"/>
@@ -4396,7 +4436,7 @@
           <w:sz w:val="24"/>
           <w:u w:val="single"/>
         </w:rPr>
-        <w:hyperlink r:id="rId24" w:history="1">
+        <w:hyperlink r:id="rId26" w:history="1">
           <w:r>
             <w:rPr>
               <w:rStyle w:val="Hyperlink"/>
@@ -4414,7 +4454,7 @@
           <w:sz w:val="24"/>
           <w:u w:val="single"/>
         </w:rPr>
-        <w:hyperlink r:id="rId24" w:history="1">
+        <w:hyperlink r:id="rId26" w:history="1">
           <w:r>
             <w:rPr>
               <w:rStyle w:val="Hyperlink"/>
@@ -4442,7 +4482,7 @@
           <w:sz w:val="24"/>
           <w:u w:val="single"/>
         </w:rPr>
-        <w:hyperlink r:id="rId25" w:history="1">
+        <w:hyperlink r:id="rId27" w:history="1">
           <w:r>
             <w:rPr>
               <w:rStyle w:val="Hyperlink"/>
@@ -4460,7 +4500,7 @@
           <w:sz w:val="24"/>
           <w:u w:val="single"/>
         </w:rPr>
-        <w:hyperlink r:id="rId24" w:history="1">
+        <w:hyperlink r:id="rId26" w:history="1">
           <w:r>
             <w:rPr>
               <w:rStyle w:val="Hyperlink"/>
@@ -4489,7 +4529,7 @@
           <w:sz w:val="24"/>
           <w:u w:val="single"/>
         </w:rPr>
-        <w:hyperlink r:id="rId25" w:history="1">
+        <w:hyperlink r:id="rId27" w:history="1">
           <w:r>
             <w:rPr>
               <w:rStyle w:val="Hyperlink"/>

--- a/EXPORTS/DOCX/published/niveau3/Dutch/EMArtis.docx
+++ b/EXPORTS/DOCX/published/niveau3/Dutch/EMArtis.docx
@@ -3584,7 +3584,7 @@
           <w:sz w:val="24"/>
           <w:u w:val="single"/>
         </w:rPr>
-        <w:hyperlink r:id="rId20" w:history="1">
+        <w:hyperlink r:id="rId21" w:history="1">
           <w:r>
             <w:rPr>
               <w:rStyle w:val="Hyperlink"/>
@@ -3613,7 +3613,7 @@
           <w:sz w:val="24"/>
           <w:u w:val="single"/>
         </w:rPr>
-        <w:hyperlink r:id="rId20" w:history="1">
+        <w:hyperlink r:id="rId21" w:history="1">
           <w:r>
             <w:rPr>
               <w:rStyle w:val="Hyperlink"/>
@@ -3630,14 +3630,7 @@
           <w:color w:val="000000"/>
           <w:sz w:val="24"/>
         </w:rPr>
-        <w:hyperlink r:id="rId20" w:history="1">
-          <w:r>
-            <w:rPr>
-              <w:rStyle w:val="Hyperlink"/>
-            </w:rPr>
-            <w:t xml:space="preserve">, </w:t>
-          </w:r>
-        </w:hyperlink>
+        <w:t xml:space="preserve">, </w:t>
       </w:r>
       <w:r>
         <w:rPr>
@@ -3648,7 +3641,7 @@
           <w:sz w:val="24"/>
           <w:u w:val="single"/>
         </w:rPr>
-        <w:hyperlink r:id="rId20" w:history="1">
+        <w:hyperlink r:id="rId22" w:history="1">
           <w:r>
             <w:rPr>
               <w:rStyle w:val="Hyperlink"/>
@@ -3677,7 +3670,7 @@
           <w:sz w:val="24"/>
           <w:u w:val="single"/>
         </w:rPr>
-        <w:hyperlink r:id="rId20" w:history="1">
+        <w:hyperlink r:id="rId22" w:history="1">
           <w:r>
             <w:rPr>
               <w:rStyle w:val="Hyperlink"/>
@@ -3795,7 +3788,7 @@
           <w:sz w:val="24"/>
           <w:u w:val="single"/>
         </w:rPr>
-        <w:hyperlink r:id="rId22" w:history="1">
+        <w:hyperlink r:id="rId23" w:history="1">
           <w:r>
             <w:rPr>
               <w:rStyle w:val="Hyperlink"/>
@@ -3813,7 +3806,7 @@
           <w:sz w:val="24"/>
           <w:u w:val="single"/>
         </w:rPr>
-        <w:hyperlink r:id="rId22" w:history="1">
+        <w:hyperlink r:id="rId23" w:history="1">
           <w:r>
             <w:rPr>
               <w:rStyle w:val="Hyperlink"/>
@@ -3831,7 +3824,7 @@
           <w:sz w:val="24"/>
           <w:u w:val="single"/>
         </w:rPr>
-        <w:hyperlink r:id="rId22" w:history="1">
+        <w:hyperlink r:id="rId23" w:history="1">
           <w:r>
             <w:rPr>
               <w:rStyle w:val="Hyperlink"/>
@@ -3849,7 +3842,7 @@
           <w:sz w:val="24"/>
           <w:u w:val="single"/>
         </w:rPr>
-        <w:hyperlink r:id="rId22" w:history="1">
+        <w:hyperlink r:id="rId23" w:history="1">
           <w:r>
             <w:rPr>
               <w:rStyle w:val="Hyperlink"/>
@@ -3895,7 +3888,7 @@
           <w:sz w:val="24"/>
           <w:u w:val="single"/>
         </w:rPr>
-        <w:hyperlink r:id="rId22" w:history="1">
+        <w:hyperlink r:id="rId23" w:history="1">
           <w:r>
             <w:rPr>
               <w:rStyle w:val="Hyperlink"/>
@@ -3924,7 +3917,7 @@
           <w:sz w:val="24"/>
           <w:u w:val="single"/>
         </w:rPr>
-        <w:hyperlink r:id="rId22" w:history="1">
+        <w:hyperlink r:id="rId24" w:history="1">
           <w:r>
             <w:rPr>
               <w:rStyle w:val="Hyperlink"/>
@@ -4052,7 +4045,7 @@
           <w:sz w:val="24"/>
           <w:u w:val="single"/>
         </w:rPr>
-        <w:hyperlink r:id="rId24" w:history="1">
+        <w:hyperlink r:id="rId25" w:history="1">
           <w:r>
             <w:rPr>
               <w:rStyle w:val="Hyperlink"/>
@@ -4070,7 +4063,7 @@
           <w:sz w:val="24"/>
           <w:u w:val="single"/>
         </w:rPr>
-        <w:hyperlink r:id="rId24" w:history="1">
+        <w:hyperlink r:id="rId25" w:history="1">
           <w:r>
             <w:rPr>
               <w:rStyle w:val="Hyperlink"/>
@@ -4088,7 +4081,7 @@
           <w:sz w:val="24"/>
           <w:u w:val="single"/>
         </w:rPr>
-        <w:hyperlink r:id="rId24" w:history="1">
+        <w:hyperlink r:id="rId25" w:history="1">
           <w:r>
             <w:rPr>
               <w:rStyle w:val="Hyperlink"/>
@@ -4106,7 +4099,7 @@
           <w:sz w:val="24"/>
           <w:u w:val="single"/>
         </w:rPr>
-        <w:hyperlink r:id="rId24" w:history="1">
+        <w:hyperlink r:id="rId25" w:history="1">
           <w:r>
             <w:rPr>
               <w:rStyle w:val="Hyperlink"/>
@@ -4127,7 +4120,7 @@
           <w:sz w:val="24"/>
           <w:u w:val="single"/>
         </w:rPr>
-        <w:hyperlink r:id="rId24" w:history="1">
+        <w:hyperlink r:id="rId25" w:history="1">
           <w:r>
             <w:rPr>
               <w:rStyle w:val="Hyperlink"/>
@@ -4145,7 +4138,7 @@
           <w:sz w:val="24"/>
           <w:u w:val="single"/>
         </w:rPr>
-        <w:hyperlink r:id="rId24" w:history="1">
+        <w:hyperlink r:id="rId25" w:history="1">
           <w:r>
             <w:rPr>
               <w:rStyle w:val="Hyperlink"/>
@@ -4163,7 +4156,7 @@
           <w:sz w:val="24"/>
           <w:u w:val="single"/>
         </w:rPr>
-        <w:hyperlink r:id="rId24" w:history="1">
+        <w:hyperlink r:id="rId25" w:history="1">
           <w:r>
             <w:rPr>
               <w:rStyle w:val="Hyperlink"/>
@@ -4181,7 +4174,7 @@
           <w:sz w:val="24"/>
           <w:u w:val="single"/>
         </w:rPr>
-        <w:hyperlink r:id="rId24" w:history="1">
+        <w:hyperlink r:id="rId25" w:history="1">
           <w:r>
             <w:rPr>
               <w:rStyle w:val="Hyperlink"/>
@@ -4199,7 +4192,7 @@
           <w:sz w:val="24"/>
           <w:u w:val="single"/>
         </w:rPr>
-        <w:hyperlink r:id="rId24" w:history="1">
+        <w:hyperlink r:id="rId25" w:history="1">
           <w:r>
             <w:rPr>
               <w:rStyle w:val="Hyperlink"/>
@@ -4217,7 +4210,7 @@
           <w:sz w:val="24"/>
           <w:u w:val="single"/>
         </w:rPr>
-        <w:hyperlink r:id="rId24" w:history="1">
+        <w:hyperlink r:id="rId25" w:history="1">
           <w:r>
             <w:rPr>
               <w:rStyle w:val="Hyperlink"/>
@@ -4245,7 +4238,7 @@
           <w:sz w:val="24"/>
           <w:u w:val="single"/>
         </w:rPr>
-        <w:hyperlink r:id="rId25" w:history="1">
+        <w:hyperlink r:id="rId26" w:history="1">
           <w:r>
             <w:rPr>
               <w:rStyle w:val="Hyperlink"/>
@@ -4292,7 +4285,7 @@
           <w:sz w:val="24"/>
           <w:u w:val="single"/>
         </w:rPr>
-        <w:hyperlink r:id="rId25" w:history="1">
+        <w:hyperlink r:id="rId26" w:history="1">
           <w:r>
             <w:rPr>
               <w:rStyle w:val="Hyperlink"/>
@@ -4400,7 +4393,7 @@
           <w:sz w:val="24"/>
           <w:u w:val="single"/>
         </w:rPr>
-        <w:hyperlink r:id="rId26" w:history="1">
+        <w:hyperlink r:id="rId27" w:history="1">
           <w:r>
             <w:rPr>
               <w:rStyle w:val="Hyperlink"/>
@@ -4418,7 +4411,7 @@
           <w:sz w:val="24"/>
           <w:u w:val="single"/>
         </w:rPr>
-        <w:hyperlink r:id="rId26" w:history="1">
+        <w:hyperlink r:id="rId27" w:history="1">
           <w:r>
             <w:rPr>
               <w:rStyle w:val="Hyperlink"/>
@@ -4436,7 +4429,7 @@
           <w:sz w:val="24"/>
           <w:u w:val="single"/>
         </w:rPr>
-        <w:hyperlink r:id="rId26" w:history="1">
+        <w:hyperlink r:id="rId27" w:history="1">
           <w:r>
             <w:rPr>
               <w:rStyle w:val="Hyperlink"/>
@@ -4454,7 +4447,7 @@
           <w:sz w:val="24"/>
           <w:u w:val="single"/>
         </w:rPr>
-        <w:hyperlink r:id="rId26" w:history="1">
+        <w:hyperlink r:id="rId27" w:history="1">
           <w:r>
             <w:rPr>
               <w:rStyle w:val="Hyperlink"/>
@@ -4482,7 +4475,7 @@
           <w:sz w:val="24"/>
           <w:u w:val="single"/>
         </w:rPr>
-        <w:hyperlink r:id="rId27" w:history="1">
+        <w:hyperlink r:id="rId28" w:history="1">
           <w:r>
             <w:rPr>
               <w:rStyle w:val="Hyperlink"/>
@@ -4500,7 +4493,7 @@
           <w:sz w:val="24"/>
           <w:u w:val="single"/>
         </w:rPr>
-        <w:hyperlink r:id="rId26" w:history="1">
+        <w:hyperlink r:id="rId28" w:history="1">
           <w:r>
             <w:rPr>
               <w:rStyle w:val="Hyperlink"/>
@@ -4529,7 +4522,7 @@
           <w:sz w:val="24"/>
           <w:u w:val="single"/>
         </w:rPr>
-        <w:hyperlink r:id="rId27" w:history="1">
+        <w:hyperlink r:id="rId28" w:history="1">
           <w:r>
             <w:rPr>
               <w:rStyle w:val="Hyperlink"/>

--- a/EXPORTS/DOCX/published/niveau3/Dutch/EMArtis.docx
+++ b/EXPORTS/DOCX/published/niveau3/Dutch/EMArtis.docx
@@ -1019,29 +1019,13 @@
             <w:rPr>
               <w:rStyle w:val="Hyperlink"/>
             </w:rPr>
-            <w:t xml:space="preserve"> het Etnografi</w:t>
+            <w:t xml:space="preserve"> het Etnografis</w:t>
           </w:r>
         </w:hyperlink>
       </w:r>
       <w:r>
         <w:rPr>
-          <w:rFonts w:ascii="Charis SIL Regular" w:hAnsi="Charis SIL Regular" w:eastAsia="Charis SIL Regular"/>
-          <w:b w:val="0"/>
-          <w:i w:val="0"/>
-          <w:color w:val="000000"/>
-          <w:sz w:val="24"/>
-        </w:rPr>
-        <w:hyperlink r:id="rId12" w:history="1">
-          <w:r>
-            <w:rPr>
-              <w:rStyle w:val="Hyperlink"/>
-            </w:rPr>
-            <w:t>s</w:t>
-          </w:r>
-        </w:hyperlink>
-      </w:r>
-      <w:r>
-        <w:rPr>
+          <w:u w:val="single" w:color="0000ff"/>
           <w:rFonts w:ascii="Charis SIL Regular" w:hAnsi="Charis SIL Regular" w:eastAsia="Charis SIL Regular"/>
           <w:b w:val="0"/>
           <w:i w:val="0"/>
@@ -1082,7 +1066,7 @@
             <w:rPr>
               <w:rStyle w:val="Hyperlink"/>
             </w:rPr>
-            <w:t xml:space="preserve"> Museum A</w:t>
+            <w:t xml:space="preserve"> Museum </w:t>
           </w:r>
         </w:hyperlink>
       </w:r>
@@ -1094,7 +1078,7 @@
           <w:color w:val="000000"/>
           <w:sz w:val="24"/>
         </w:rPr>
-        <w:t xml:space="preserve">rtis een </w:t>
+        <w:t xml:space="preserve">Artis een </w:t>
       </w:r>
       <w:r>
         <w:rPr>
@@ -1481,7 +1465,6 @@
       </w:r>
       <w:r>
         <w:rPr>
-          <w:u w:val="single" w:color="0000ff"/>
           <w:rFonts w:ascii="Charis SIL Regular" w:hAnsi="Charis SIL Regular" w:eastAsia="Charis SIL Regular"/>
           <w:b w:val="0"/>
           <w:i w:val="0"/>
@@ -3870,7 +3853,7 @@
           <w:sz w:val="24"/>
           <w:u w:val="single"/>
         </w:rPr>
-        <w:hyperlink r:id="rId23" w:history="1">
+        <w:hyperlink r:id="rId24" w:history="1">
           <w:r>
             <w:rPr>
               <w:rStyle w:val="Hyperlink"/>
@@ -3888,7 +3871,7 @@
           <w:sz w:val="24"/>
           <w:u w:val="single"/>
         </w:rPr>
-        <w:hyperlink r:id="rId23" w:history="1">
+        <w:hyperlink r:id="rId24" w:history="1">
           <w:r>
             <w:rPr>
               <w:rStyle w:val="Hyperlink"/>
@@ -4475,7 +4458,7 @@
           <w:sz w:val="24"/>
           <w:u w:val="single"/>
         </w:rPr>
-        <w:hyperlink r:id="rId28" w:history="1">
+        <w:hyperlink r:id="rId27" w:history="1">
           <w:r>
             <w:rPr>
               <w:rStyle w:val="Hyperlink"/>
@@ -4522,7 +4505,7 @@
           <w:sz w:val="24"/>
           <w:u w:val="single"/>
         </w:rPr>
-        <w:hyperlink r:id="rId28" w:history="1">
+        <w:hyperlink r:id="rId27" w:history="1">
           <w:r>
             <w:rPr>
               <w:rStyle w:val="Hyperlink"/>

--- a/EXPORTS/DOCX/published/niveau3/Dutch/EMArtis.docx
+++ b/EXPORTS/DOCX/published/niveau3/Dutch/EMArtis.docx
@@ -1019,13 +1019,29 @@
             <w:rPr>
               <w:rStyle w:val="Hyperlink"/>
             </w:rPr>
-            <w:t xml:space="preserve"> het Etnografis</w:t>
+            <w:t xml:space="preserve"> het Etnografi</w:t>
           </w:r>
         </w:hyperlink>
       </w:r>
       <w:r>
         <w:rPr>
-          <w:u w:val="single" w:color="0000ff"/>
+          <w:rFonts w:ascii="Charis SIL Regular" w:hAnsi="Charis SIL Regular" w:eastAsia="Charis SIL Regular"/>
+          <w:b w:val="0"/>
+          <w:i w:val="0"/>
+          <w:color w:val="000000"/>
+          <w:sz w:val="24"/>
+        </w:rPr>
+        <w:hyperlink r:id="rId12" w:history="1">
+          <w:r>
+            <w:rPr>
+              <w:rStyle w:val="Hyperlink"/>
+            </w:rPr>
+            <w:t>s</w:t>
+          </w:r>
+        </w:hyperlink>
+      </w:r>
+      <w:r>
+        <w:rPr>
           <w:rFonts w:ascii="Charis SIL Regular" w:hAnsi="Charis SIL Regular" w:eastAsia="Charis SIL Regular"/>
           <w:b w:val="0"/>
           <w:i w:val="0"/>
@@ -1066,7 +1082,7 @@
             <w:rPr>
               <w:rStyle w:val="Hyperlink"/>
             </w:rPr>
-            <w:t xml:space="preserve"> Museum </w:t>
+            <w:t xml:space="preserve"> Museum A</w:t>
           </w:r>
         </w:hyperlink>
       </w:r>
@@ -1078,7 +1094,7 @@
           <w:color w:val="000000"/>
           <w:sz w:val="24"/>
         </w:rPr>
-        <w:t xml:space="preserve">Artis een </w:t>
+        <w:t xml:space="preserve">rtis een </w:t>
       </w:r>
       <w:r>
         <w:rPr>
@@ -1465,6 +1481,7 @@
       </w:r>
       <w:r>
         <w:rPr>
+          <w:u w:val="single" w:color="0000ff"/>
           <w:rFonts w:ascii="Charis SIL Regular" w:hAnsi="Charis SIL Regular" w:eastAsia="Charis SIL Regular"/>
           <w:b w:val="0"/>
           <w:i w:val="0"/>
@@ -3549,7 +3566,7 @@
           <w:sz w:val="24"/>
           <w:u w:val="single"/>
         </w:rPr>
-        <w:hyperlink r:id="rId21" w:history="1">
+        <w:hyperlink r:id="rId20" w:history="1">
           <w:r>
             <w:rPr>
               <w:rStyle w:val="Hyperlink"/>
@@ -3567,7 +3584,7 @@
           <w:sz w:val="24"/>
           <w:u w:val="single"/>
         </w:rPr>
-        <w:hyperlink r:id="rId21" w:history="1">
+        <w:hyperlink r:id="rId20" w:history="1">
           <w:r>
             <w:rPr>
               <w:rStyle w:val="Hyperlink"/>
@@ -3596,7 +3613,7 @@
           <w:sz w:val="24"/>
           <w:u w:val="single"/>
         </w:rPr>
-        <w:hyperlink r:id="rId21" w:history="1">
+        <w:hyperlink r:id="rId20" w:history="1">
           <w:r>
             <w:rPr>
               <w:rStyle w:val="Hyperlink"/>
@@ -3613,7 +3630,14 @@
           <w:color w:val="000000"/>
           <w:sz w:val="24"/>
         </w:rPr>
-        <w:t xml:space="preserve">, </w:t>
+        <w:hyperlink r:id="rId20" w:history="1">
+          <w:r>
+            <w:rPr>
+              <w:rStyle w:val="Hyperlink"/>
+            </w:rPr>
+            <w:t xml:space="preserve">, </w:t>
+          </w:r>
+        </w:hyperlink>
       </w:r>
       <w:r>
         <w:rPr>
@@ -3624,7 +3648,7 @@
           <w:sz w:val="24"/>
           <w:u w:val="single"/>
         </w:rPr>
-        <w:hyperlink r:id="rId22" w:history="1">
+        <w:hyperlink r:id="rId20" w:history="1">
           <w:r>
             <w:rPr>
               <w:rStyle w:val="Hyperlink"/>
@@ -3653,7 +3677,7 @@
           <w:sz w:val="24"/>
           <w:u w:val="single"/>
         </w:rPr>
-        <w:hyperlink r:id="rId22" w:history="1">
+        <w:hyperlink r:id="rId20" w:history="1">
           <w:r>
             <w:rPr>
               <w:rStyle w:val="Hyperlink"/>
@@ -3771,7 +3795,7 @@
           <w:sz w:val="24"/>
           <w:u w:val="single"/>
         </w:rPr>
-        <w:hyperlink r:id="rId23" w:history="1">
+        <w:hyperlink r:id="rId21" w:history="1">
           <w:r>
             <w:rPr>
               <w:rStyle w:val="Hyperlink"/>
@@ -3789,7 +3813,7 @@
           <w:sz w:val="24"/>
           <w:u w:val="single"/>
         </w:rPr>
-        <w:hyperlink r:id="rId23" w:history="1">
+        <w:hyperlink r:id="rId21" w:history="1">
           <w:r>
             <w:rPr>
               <w:rStyle w:val="Hyperlink"/>
@@ -3807,7 +3831,7 @@
           <w:sz w:val="24"/>
           <w:u w:val="single"/>
         </w:rPr>
-        <w:hyperlink r:id="rId23" w:history="1">
+        <w:hyperlink r:id="rId21" w:history="1">
           <w:r>
             <w:rPr>
               <w:rStyle w:val="Hyperlink"/>
@@ -3825,7 +3849,7 @@
           <w:sz w:val="24"/>
           <w:u w:val="single"/>
         </w:rPr>
-        <w:hyperlink r:id="rId23" w:history="1">
+        <w:hyperlink r:id="rId21" w:history="1">
           <w:r>
             <w:rPr>
               <w:rStyle w:val="Hyperlink"/>
@@ -3853,7 +3877,7 @@
           <w:sz w:val="24"/>
           <w:u w:val="single"/>
         </w:rPr>
-        <w:hyperlink r:id="rId24" w:history="1">
+        <w:hyperlink r:id="rId22" w:history="1">
           <w:r>
             <w:rPr>
               <w:rStyle w:val="Hyperlink"/>
@@ -3871,7 +3895,7 @@
           <w:sz w:val="24"/>
           <w:u w:val="single"/>
         </w:rPr>
-        <w:hyperlink r:id="rId24" w:history="1">
+        <w:hyperlink r:id="rId21" w:history="1">
           <w:r>
             <w:rPr>
               <w:rStyle w:val="Hyperlink"/>
@@ -3900,7 +3924,7 @@
           <w:sz w:val="24"/>
           <w:u w:val="single"/>
         </w:rPr>
-        <w:hyperlink r:id="rId24" w:history="1">
+        <w:hyperlink r:id="rId21" w:history="1">
           <w:r>
             <w:rPr>
               <w:rStyle w:val="Hyperlink"/>
@@ -4028,7 +4052,7 @@
           <w:sz w:val="24"/>
           <w:u w:val="single"/>
         </w:rPr>
-        <w:hyperlink r:id="rId25" w:history="1">
+        <w:hyperlink r:id="rId23" w:history="1">
           <w:r>
             <w:rPr>
               <w:rStyle w:val="Hyperlink"/>
@@ -4046,7 +4070,7 @@
           <w:sz w:val="24"/>
           <w:u w:val="single"/>
         </w:rPr>
-        <w:hyperlink r:id="rId25" w:history="1">
+        <w:hyperlink r:id="rId23" w:history="1">
           <w:r>
             <w:rPr>
               <w:rStyle w:val="Hyperlink"/>
@@ -4064,7 +4088,7 @@
           <w:sz w:val="24"/>
           <w:u w:val="single"/>
         </w:rPr>
-        <w:hyperlink r:id="rId25" w:history="1">
+        <w:hyperlink r:id="rId23" w:history="1">
           <w:r>
             <w:rPr>
               <w:rStyle w:val="Hyperlink"/>
@@ -4082,7 +4106,7 @@
           <w:sz w:val="24"/>
           <w:u w:val="single"/>
         </w:rPr>
-        <w:hyperlink r:id="rId25" w:history="1">
+        <w:hyperlink r:id="rId23" w:history="1">
           <w:r>
             <w:rPr>
               <w:rStyle w:val="Hyperlink"/>
@@ -4103,7 +4127,7 @@
           <w:sz w:val="24"/>
           <w:u w:val="single"/>
         </w:rPr>
-        <w:hyperlink r:id="rId25" w:history="1">
+        <w:hyperlink r:id="rId23" w:history="1">
           <w:r>
             <w:rPr>
               <w:rStyle w:val="Hyperlink"/>
@@ -4121,7 +4145,7 @@
           <w:sz w:val="24"/>
           <w:u w:val="single"/>
         </w:rPr>
-        <w:hyperlink r:id="rId25" w:history="1">
+        <w:hyperlink r:id="rId23" w:history="1">
           <w:r>
             <w:rPr>
               <w:rStyle w:val="Hyperlink"/>
@@ -4139,7 +4163,7 @@
           <w:sz w:val="24"/>
           <w:u w:val="single"/>
         </w:rPr>
-        <w:hyperlink r:id="rId25" w:history="1">
+        <w:hyperlink r:id="rId23" w:history="1">
           <w:r>
             <w:rPr>
               <w:rStyle w:val="Hyperlink"/>
@@ -4157,7 +4181,7 @@
           <w:sz w:val="24"/>
           <w:u w:val="single"/>
         </w:rPr>
-        <w:hyperlink r:id="rId25" w:history="1">
+        <w:hyperlink r:id="rId23" w:history="1">
           <w:r>
             <w:rPr>
               <w:rStyle w:val="Hyperlink"/>
@@ -4175,7 +4199,7 @@
           <w:sz w:val="24"/>
           <w:u w:val="single"/>
         </w:rPr>
-        <w:hyperlink r:id="rId25" w:history="1">
+        <w:hyperlink r:id="rId23" w:history="1">
           <w:r>
             <w:rPr>
               <w:rStyle w:val="Hyperlink"/>
@@ -4193,7 +4217,7 @@
           <w:sz w:val="24"/>
           <w:u w:val="single"/>
         </w:rPr>
-        <w:hyperlink r:id="rId25" w:history="1">
+        <w:hyperlink r:id="rId23" w:history="1">
           <w:r>
             <w:rPr>
               <w:rStyle w:val="Hyperlink"/>
@@ -4221,7 +4245,7 @@
           <w:sz w:val="24"/>
           <w:u w:val="single"/>
         </w:rPr>
-        <w:hyperlink r:id="rId26" w:history="1">
+        <w:hyperlink r:id="rId24" w:history="1">
           <w:r>
             <w:rPr>
               <w:rStyle w:val="Hyperlink"/>
@@ -4268,7 +4292,7 @@
           <w:sz w:val="24"/>
           <w:u w:val="single"/>
         </w:rPr>
-        <w:hyperlink r:id="rId26" w:history="1">
+        <w:hyperlink r:id="rId24" w:history="1">
           <w:r>
             <w:rPr>
               <w:rStyle w:val="Hyperlink"/>
@@ -4376,7 +4400,7 @@
           <w:sz w:val="24"/>
           <w:u w:val="single"/>
         </w:rPr>
-        <w:hyperlink r:id="rId27" w:history="1">
+        <w:hyperlink r:id="rId25" w:history="1">
           <w:r>
             <w:rPr>
               <w:rStyle w:val="Hyperlink"/>
@@ -4394,7 +4418,7 @@
           <w:sz w:val="24"/>
           <w:u w:val="single"/>
         </w:rPr>
-        <w:hyperlink r:id="rId27" w:history="1">
+        <w:hyperlink r:id="rId25" w:history="1">
           <w:r>
             <w:rPr>
               <w:rStyle w:val="Hyperlink"/>
@@ -4412,7 +4436,7 @@
           <w:sz w:val="24"/>
           <w:u w:val="single"/>
         </w:rPr>
-        <w:hyperlink r:id="rId27" w:history="1">
+        <w:hyperlink r:id="rId25" w:history="1">
           <w:r>
             <w:rPr>
               <w:rStyle w:val="Hyperlink"/>
@@ -4430,7 +4454,7 @@
           <w:sz w:val="24"/>
           <w:u w:val="single"/>
         </w:rPr>
-        <w:hyperlink r:id="rId27" w:history="1">
+        <w:hyperlink r:id="rId25" w:history="1">
           <w:r>
             <w:rPr>
               <w:rStyle w:val="Hyperlink"/>
@@ -4458,7 +4482,7 @@
           <w:sz w:val="24"/>
           <w:u w:val="single"/>
         </w:rPr>
-        <w:hyperlink r:id="rId27" w:history="1">
+        <w:hyperlink r:id="rId26" w:history="1">
           <w:r>
             <w:rPr>
               <w:rStyle w:val="Hyperlink"/>
@@ -4476,7 +4500,7 @@
           <w:sz w:val="24"/>
           <w:u w:val="single"/>
         </w:rPr>
-        <w:hyperlink r:id="rId28" w:history="1">
+        <w:hyperlink r:id="rId26" w:history="1">
           <w:r>
             <w:rPr>
               <w:rStyle w:val="Hyperlink"/>
@@ -4505,7 +4529,7 @@
           <w:sz w:val="24"/>
           <w:u w:val="single"/>
         </w:rPr>
-        <w:hyperlink r:id="rId27" w:history="1">
+        <w:hyperlink r:id="rId26" w:history="1">
           <w:r>
             <w:rPr>
               <w:rStyle w:val="Hyperlink"/>

--- a/EXPORTS/DOCX/published/niveau3/Dutch/EMArtis.docx
+++ b/EXPORTS/DOCX/published/niveau3/Dutch/EMArtis.docx
@@ -498,125 +498,7 @@
           <w:color w:val="000000"/>
           <w:sz w:val="24"/>
         </w:rPr>
-        <w:t>, oftewel de Wereldtentoonst</w:t>
-      </w:r>
-      <w:r>
-        <w:rPr>
-          <w:u w:val="single" w:color="0000ff"/>
-          <w:rFonts w:ascii="Charis SIL Regular" w:hAnsi="Charis SIL Regular" w:eastAsia="Charis SIL Regular"/>
-          <w:b w:val="0"/>
-          <w:i w:val="0"/>
-          <w:color w:val="000000"/>
-          <w:sz w:val="24"/>
-        </w:rPr>
-        <w:hyperlink r:id="rId10" w:history="1">
-          <w:r>
-            <w:rPr>
-              <w:rStyle w:val="Hyperlink"/>
-            </w:rPr>
-            <w:t>elling, van 18</w:t>
-          </w:r>
-        </w:hyperlink>
-      </w:r>
-      <w:r>
-        <w:rPr>
-          <w:u w:val="single" w:color="0000ff"/>
-          <w:rFonts w:ascii="Charis SIL Regular" w:hAnsi="Charis SIL Regular" w:eastAsia="Charis SIL Regular"/>
-          <w:b w:val="0"/>
-          <w:i w:val="0"/>
-          <w:color w:val="000000"/>
-          <w:sz w:val="24"/>
-        </w:rPr>
-        <w:hyperlink r:id="rId10" w:history="1">
-          <w:r>
-            <w:rPr>
-              <w:rStyle w:val="Hyperlink"/>
-            </w:rPr>
-            <w:t>8</w:t>
-          </w:r>
-        </w:hyperlink>
-      </w:r>
-      <w:r>
-        <w:rPr>
-          <w:u w:val="single" w:color="0000ff"/>
-          <w:rFonts w:ascii="Charis SIL Regular" w:hAnsi="Charis SIL Regular" w:eastAsia="Charis SIL Regular"/>
-          <w:b w:val="0"/>
-          <w:i w:val="0"/>
-          <w:color w:val="000000"/>
-          <w:sz w:val="24"/>
-        </w:rPr>
-        <w:hyperlink r:id="rId10" w:history="1">
-          <w:r>
-            <w:rPr>
-              <w:rStyle w:val="Hyperlink"/>
-            </w:rPr>
-            <w:t>3 en voor</w:t>
-          </w:r>
-        </w:hyperlink>
-      </w:r>
-      <w:r>
-        <w:rPr>
-          <w:u w:val="single" w:color="0000ff"/>
-          <w:rFonts w:ascii="Charis SIL Regular" w:hAnsi="Charis SIL Regular" w:eastAsia="Charis SIL Regular"/>
-          <w:b w:val="0"/>
-          <w:i w:val="0"/>
-          <w:color w:val="000000"/>
-          <w:sz w:val="24"/>
-        </w:rPr>
-        <w:hyperlink r:id="rId10" w:history="1">
-          <w:r>
-            <w:rPr>
-              <w:rStyle w:val="Hyperlink"/>
-            </w:rPr>
-            <w:t>we</w:t>
-          </w:r>
-        </w:hyperlink>
-      </w:r>
-      <w:r>
-        <w:rPr>
-          <w:u w:val="single" w:color="0000ff"/>
-          <w:rFonts w:ascii="Charis SIL Regular" w:hAnsi="Charis SIL Regular" w:eastAsia="Charis SIL Regular"/>
-          <w:b w:val="0"/>
-          <w:i w:val="0"/>
-          <w:color w:val="000000"/>
-          <w:sz w:val="24"/>
-        </w:rPr>
-        <w:hyperlink r:id="rId10" w:history="1">
-          <w:r>
-            <w:rPr>
-              <w:rStyle w:val="Hyperlink"/>
-            </w:rPr>
-            <w:t>r</w:t>
-          </w:r>
-        </w:hyperlink>
-      </w:r>
-      <w:r>
-        <w:rPr>
-          <w:u w:val="single" w:color="0000ff"/>
-          <w:rFonts w:ascii="Charis SIL Regular" w:hAnsi="Charis SIL Regular" w:eastAsia="Charis SIL Regular"/>
-          <w:b w:val="0"/>
-          <w:i w:val="0"/>
-          <w:color w:val="000000"/>
-          <w:sz w:val="24"/>
-        </w:rPr>
-        <w:hyperlink r:id="rId10" w:history="1">
-          <w:r>
-            <w:rPr>
-              <w:rStyle w:val="Hyperlink"/>
-            </w:rPr>
-            <w:t>pen die werde</w:t>
-          </w:r>
-        </w:hyperlink>
-      </w:r>
-      <w:r>
-        <w:rPr>
-          <w:rFonts w:ascii="Charis SIL Regular" w:hAnsi="Charis SIL Regular" w:eastAsia="Charis SIL Regular"/>
-          <w:b w:val="0"/>
-          <w:i w:val="0"/>
-          <w:color w:val="000000"/>
-          <w:sz w:val="24"/>
-        </w:rPr>
-        <w:t xml:space="preserve">n </w:t>
+        <w:t xml:space="preserve">, oftewel de Wereldtentoonstelling, van 1883 en voorwerpen die werden </w:t>
       </w:r>
       <w:r>
         <w:rPr>
@@ -1019,29 +901,13 @@
             <w:rPr>
               <w:rStyle w:val="Hyperlink"/>
             </w:rPr>
-            <w:t xml:space="preserve"> het Etnografi</w:t>
+            <w:t xml:space="preserve"> het Etnografis</w:t>
           </w:r>
         </w:hyperlink>
       </w:r>
       <w:r>
         <w:rPr>
-          <w:rFonts w:ascii="Charis SIL Regular" w:hAnsi="Charis SIL Regular" w:eastAsia="Charis SIL Regular"/>
-          <w:b w:val="0"/>
-          <w:i w:val="0"/>
-          <w:color w:val="000000"/>
-          <w:sz w:val="24"/>
-        </w:rPr>
-        <w:hyperlink r:id="rId12" w:history="1">
-          <w:r>
-            <w:rPr>
-              <w:rStyle w:val="Hyperlink"/>
-            </w:rPr>
-            <w:t>s</w:t>
-          </w:r>
-        </w:hyperlink>
-      </w:r>
-      <w:r>
-        <w:rPr>
+          <w:u w:val="single" w:color="0000ff"/>
           <w:rFonts w:ascii="Charis SIL Regular" w:hAnsi="Charis SIL Regular" w:eastAsia="Charis SIL Regular"/>
           <w:b w:val="0"/>
           <w:i w:val="0"/>
@@ -1082,7 +948,7 @@
             <w:rPr>
               <w:rStyle w:val="Hyperlink"/>
             </w:rPr>
-            <w:t xml:space="preserve"> Museum A</w:t>
+            <w:t xml:space="preserve"> Museum </w:t>
           </w:r>
         </w:hyperlink>
       </w:r>
@@ -1094,7 +960,7 @@
           <w:color w:val="000000"/>
           <w:sz w:val="24"/>
         </w:rPr>
-        <w:t xml:space="preserve">rtis een </w:t>
+        <w:t xml:space="preserve">Artis een </w:t>
       </w:r>
       <w:r>
         <w:rPr>
@@ -1481,7 +1347,6 @@
       </w:r>
       <w:r>
         <w:rPr>
-          <w:u w:val="single" w:color="0000ff"/>
           <w:rFonts w:ascii="Charis SIL Regular" w:hAnsi="Charis SIL Regular" w:eastAsia="Charis SIL Regular"/>
           <w:b w:val="0"/>
           <w:i w:val="0"/>
@@ -3677,7 +3542,7 @@
           <w:sz w:val="24"/>
           <w:u w:val="single"/>
         </w:rPr>
-        <w:hyperlink r:id="rId20" w:history="1">
+        <w:hyperlink r:id="rId21" w:history="1">
           <w:r>
             <w:rPr>
               <w:rStyle w:val="Hyperlink"/>
@@ -3795,7 +3660,7 @@
           <w:sz w:val="24"/>
           <w:u w:val="single"/>
         </w:rPr>
-        <w:hyperlink r:id="rId21" w:history="1">
+        <w:hyperlink r:id="rId22" w:history="1">
           <w:r>
             <w:rPr>
               <w:rStyle w:val="Hyperlink"/>
@@ -3813,7 +3678,7 @@
           <w:sz w:val="24"/>
           <w:u w:val="single"/>
         </w:rPr>
-        <w:hyperlink r:id="rId21" w:history="1">
+        <w:hyperlink r:id="rId22" w:history="1">
           <w:r>
             <w:rPr>
               <w:rStyle w:val="Hyperlink"/>
@@ -3831,7 +3696,7 @@
           <w:sz w:val="24"/>
           <w:u w:val="single"/>
         </w:rPr>
-        <w:hyperlink r:id="rId21" w:history="1">
+        <w:hyperlink r:id="rId22" w:history="1">
           <w:r>
             <w:rPr>
               <w:rStyle w:val="Hyperlink"/>
@@ -3849,7 +3714,7 @@
           <w:sz w:val="24"/>
           <w:u w:val="single"/>
         </w:rPr>
-        <w:hyperlink r:id="rId21" w:history="1">
+        <w:hyperlink r:id="rId22" w:history="1">
           <w:r>
             <w:rPr>
               <w:rStyle w:val="Hyperlink"/>
@@ -3895,7 +3760,7 @@
           <w:sz w:val="24"/>
           <w:u w:val="single"/>
         </w:rPr>
-        <w:hyperlink r:id="rId21" w:history="1">
+        <w:hyperlink r:id="rId22" w:history="1">
           <w:r>
             <w:rPr>
               <w:rStyle w:val="Hyperlink"/>
@@ -3924,7 +3789,7 @@
           <w:sz w:val="24"/>
           <w:u w:val="single"/>
         </w:rPr>
-        <w:hyperlink r:id="rId21" w:history="1">
+        <w:hyperlink r:id="rId22" w:history="1">
           <w:r>
             <w:rPr>
               <w:rStyle w:val="Hyperlink"/>
@@ -4500,7 +4365,7 @@
           <w:sz w:val="24"/>
           <w:u w:val="single"/>
         </w:rPr>
-        <w:hyperlink r:id="rId26" w:history="1">
+        <w:hyperlink r:id="rId25" w:history="1">
           <w:r>
             <w:rPr>
               <w:rStyle w:val="Hyperlink"/>

--- a/EXPORTS/DOCX/published/niveau3/Dutch/EMArtis.docx
+++ b/EXPORTS/DOCX/published/niveau3/Dutch/EMArtis.docx
@@ -1347,6 +1347,7 @@
       </w:r>
       <w:r>
         <w:rPr>
+          <w:u w:val="single" w:color="0000ff"/>
           <w:rFonts w:ascii="Charis SIL Regular" w:hAnsi="Charis SIL Regular" w:eastAsia="Charis SIL Regular"/>
           <w:b w:val="0"/>
           <w:i w:val="0"/>
@@ -3431,7 +3432,7 @@
           <w:sz w:val="24"/>
           <w:u w:val="single"/>
         </w:rPr>
-        <w:hyperlink r:id="rId20" w:history="1">
+        <w:hyperlink r:id="rId21" w:history="1">
           <w:r>
             <w:rPr>
               <w:rStyle w:val="Hyperlink"/>
@@ -3449,7 +3450,7 @@
           <w:sz w:val="24"/>
           <w:u w:val="single"/>
         </w:rPr>
-        <w:hyperlink r:id="rId20" w:history="1">
+        <w:hyperlink r:id="rId21" w:history="1">
           <w:r>
             <w:rPr>
               <w:rStyle w:val="Hyperlink"/>
@@ -3478,7 +3479,7 @@
           <w:sz w:val="24"/>
           <w:u w:val="single"/>
         </w:rPr>
-        <w:hyperlink r:id="rId20" w:history="1">
+        <w:hyperlink r:id="rId21" w:history="1">
           <w:r>
             <w:rPr>
               <w:rStyle w:val="Hyperlink"/>
@@ -3495,14 +3496,7 @@
           <w:color w:val="000000"/>
           <w:sz w:val="24"/>
         </w:rPr>
-        <w:hyperlink r:id="rId20" w:history="1">
-          <w:r>
-            <w:rPr>
-              <w:rStyle w:val="Hyperlink"/>
-            </w:rPr>
-            <w:t xml:space="preserve">, </w:t>
-          </w:r>
-        </w:hyperlink>
+        <w:t xml:space="preserve">, </w:t>
       </w:r>
       <w:r>
         <w:rPr>
@@ -3513,7 +3507,7 @@
           <w:sz w:val="24"/>
           <w:u w:val="single"/>
         </w:rPr>
-        <w:hyperlink r:id="rId20" w:history="1">
+        <w:hyperlink r:id="rId22" w:history="1">
           <w:r>
             <w:rPr>
               <w:rStyle w:val="Hyperlink"/>
@@ -3542,7 +3536,7 @@
           <w:sz w:val="24"/>
           <w:u w:val="single"/>
         </w:rPr>
-        <w:hyperlink r:id="rId21" w:history="1">
+        <w:hyperlink r:id="rId20" w:history="1">
           <w:r>
             <w:rPr>
               <w:rStyle w:val="Hyperlink"/>
@@ -3660,7 +3654,7 @@
           <w:sz w:val="24"/>
           <w:u w:val="single"/>
         </w:rPr>
-        <w:hyperlink r:id="rId22" w:history="1">
+        <w:hyperlink r:id="rId23" w:history="1">
           <w:r>
             <w:rPr>
               <w:rStyle w:val="Hyperlink"/>
@@ -3678,7 +3672,7 @@
           <w:sz w:val="24"/>
           <w:u w:val="single"/>
         </w:rPr>
-        <w:hyperlink r:id="rId22" w:history="1">
+        <w:hyperlink r:id="rId23" w:history="1">
           <w:r>
             <w:rPr>
               <w:rStyle w:val="Hyperlink"/>
@@ -3696,7 +3690,7 @@
           <w:sz w:val="24"/>
           <w:u w:val="single"/>
         </w:rPr>
-        <w:hyperlink r:id="rId22" w:history="1">
+        <w:hyperlink r:id="rId23" w:history="1">
           <w:r>
             <w:rPr>
               <w:rStyle w:val="Hyperlink"/>
@@ -3714,7 +3708,7 @@
           <w:sz w:val="24"/>
           <w:u w:val="single"/>
         </w:rPr>
-        <w:hyperlink r:id="rId22" w:history="1">
+        <w:hyperlink r:id="rId23" w:history="1">
           <w:r>
             <w:rPr>
               <w:rStyle w:val="Hyperlink"/>
@@ -3742,7 +3736,7 @@
           <w:sz w:val="24"/>
           <w:u w:val="single"/>
         </w:rPr>
-        <w:hyperlink r:id="rId22" w:history="1">
+        <w:hyperlink r:id="rId24" w:history="1">
           <w:r>
             <w:rPr>
               <w:rStyle w:val="Hyperlink"/>
@@ -3760,7 +3754,7 @@
           <w:sz w:val="24"/>
           <w:u w:val="single"/>
         </w:rPr>
-        <w:hyperlink r:id="rId22" w:history="1">
+        <w:hyperlink r:id="rId24" w:history="1">
           <w:r>
             <w:rPr>
               <w:rStyle w:val="Hyperlink"/>
@@ -3789,7 +3783,7 @@
           <w:sz w:val="24"/>
           <w:u w:val="single"/>
         </w:rPr>
-        <w:hyperlink r:id="rId22" w:history="1">
+        <w:hyperlink r:id="rId24" w:history="1">
           <w:r>
             <w:rPr>
               <w:rStyle w:val="Hyperlink"/>
@@ -3917,7 +3911,7 @@
           <w:sz w:val="24"/>
           <w:u w:val="single"/>
         </w:rPr>
-        <w:hyperlink r:id="rId23" w:history="1">
+        <w:hyperlink r:id="rId25" w:history="1">
           <w:r>
             <w:rPr>
               <w:rStyle w:val="Hyperlink"/>
@@ -3935,7 +3929,7 @@
           <w:sz w:val="24"/>
           <w:u w:val="single"/>
         </w:rPr>
-        <w:hyperlink r:id="rId23" w:history="1">
+        <w:hyperlink r:id="rId25" w:history="1">
           <w:r>
             <w:rPr>
               <w:rStyle w:val="Hyperlink"/>
@@ -3953,7 +3947,7 @@
           <w:sz w:val="24"/>
           <w:u w:val="single"/>
         </w:rPr>
-        <w:hyperlink r:id="rId23" w:history="1">
+        <w:hyperlink r:id="rId25" w:history="1">
           <w:r>
             <w:rPr>
               <w:rStyle w:val="Hyperlink"/>
@@ -3971,7 +3965,7 @@
           <w:sz w:val="24"/>
           <w:u w:val="single"/>
         </w:rPr>
-        <w:hyperlink r:id="rId23" w:history="1">
+        <w:hyperlink r:id="rId25" w:history="1">
           <w:r>
             <w:rPr>
               <w:rStyle w:val="Hyperlink"/>
@@ -3992,7 +3986,7 @@
           <w:sz w:val="24"/>
           <w:u w:val="single"/>
         </w:rPr>
-        <w:hyperlink r:id="rId23" w:history="1">
+        <w:hyperlink r:id="rId25" w:history="1">
           <w:r>
             <w:rPr>
               <w:rStyle w:val="Hyperlink"/>
@@ -4010,7 +4004,7 @@
           <w:sz w:val="24"/>
           <w:u w:val="single"/>
         </w:rPr>
-        <w:hyperlink r:id="rId23" w:history="1">
+        <w:hyperlink r:id="rId25" w:history="1">
           <w:r>
             <w:rPr>
               <w:rStyle w:val="Hyperlink"/>
@@ -4028,7 +4022,7 @@
           <w:sz w:val="24"/>
           <w:u w:val="single"/>
         </w:rPr>
-        <w:hyperlink r:id="rId23" w:history="1">
+        <w:hyperlink r:id="rId25" w:history="1">
           <w:r>
             <w:rPr>
               <w:rStyle w:val="Hyperlink"/>
@@ -4046,7 +4040,7 @@
           <w:sz w:val="24"/>
           <w:u w:val="single"/>
         </w:rPr>
-        <w:hyperlink r:id="rId23" w:history="1">
+        <w:hyperlink r:id="rId25" w:history="1">
           <w:r>
             <w:rPr>
               <w:rStyle w:val="Hyperlink"/>
@@ -4064,7 +4058,7 @@
           <w:sz w:val="24"/>
           <w:u w:val="single"/>
         </w:rPr>
-        <w:hyperlink r:id="rId23" w:history="1">
+        <w:hyperlink r:id="rId25" w:history="1">
           <w:r>
             <w:rPr>
               <w:rStyle w:val="Hyperlink"/>
@@ -4082,7 +4076,7 @@
           <w:sz w:val="24"/>
           <w:u w:val="single"/>
         </w:rPr>
-        <w:hyperlink r:id="rId23" w:history="1">
+        <w:hyperlink r:id="rId25" w:history="1">
           <w:r>
             <w:rPr>
               <w:rStyle w:val="Hyperlink"/>
@@ -4110,7 +4104,7 @@
           <w:sz w:val="24"/>
           <w:u w:val="single"/>
         </w:rPr>
-        <w:hyperlink r:id="rId24" w:history="1">
+        <w:hyperlink r:id="rId26" w:history="1">
           <w:r>
             <w:rPr>
               <w:rStyle w:val="Hyperlink"/>
@@ -4157,7 +4151,7 @@
           <w:sz w:val="24"/>
           <w:u w:val="single"/>
         </w:rPr>
-        <w:hyperlink r:id="rId24" w:history="1">
+        <w:hyperlink r:id="rId26" w:history="1">
           <w:r>
             <w:rPr>
               <w:rStyle w:val="Hyperlink"/>
@@ -4265,7 +4259,7 @@
           <w:sz w:val="24"/>
           <w:u w:val="single"/>
         </w:rPr>
-        <w:hyperlink r:id="rId25" w:history="1">
+        <w:hyperlink r:id="rId27" w:history="1">
           <w:r>
             <w:rPr>
               <w:rStyle w:val="Hyperlink"/>
@@ -4283,7 +4277,7 @@
           <w:sz w:val="24"/>
           <w:u w:val="single"/>
         </w:rPr>
-        <w:hyperlink r:id="rId25" w:history="1">
+        <w:hyperlink r:id="rId27" w:history="1">
           <w:r>
             <w:rPr>
               <w:rStyle w:val="Hyperlink"/>
@@ -4301,7 +4295,7 @@
           <w:sz w:val="24"/>
           <w:u w:val="single"/>
         </w:rPr>
-        <w:hyperlink r:id="rId25" w:history="1">
+        <w:hyperlink r:id="rId27" w:history="1">
           <w:r>
             <w:rPr>
               <w:rStyle w:val="Hyperlink"/>
@@ -4319,7 +4313,7 @@
           <w:sz w:val="24"/>
           <w:u w:val="single"/>
         </w:rPr>
-        <w:hyperlink r:id="rId25" w:history="1">
+        <w:hyperlink r:id="rId27" w:history="1">
           <w:r>
             <w:rPr>
               <w:rStyle w:val="Hyperlink"/>
@@ -4347,7 +4341,7 @@
           <w:sz w:val="24"/>
           <w:u w:val="single"/>
         </w:rPr>
-        <w:hyperlink r:id="rId26" w:history="1">
+        <w:hyperlink r:id="rId28" w:history="1">
           <w:r>
             <w:rPr>
               <w:rStyle w:val="Hyperlink"/>
@@ -4365,7 +4359,7 @@
           <w:sz w:val="24"/>
           <w:u w:val="single"/>
         </w:rPr>
-        <w:hyperlink r:id="rId25" w:history="1">
+        <w:hyperlink r:id="rId27" w:history="1">
           <w:r>
             <w:rPr>
               <w:rStyle w:val="Hyperlink"/>
@@ -4394,7 +4388,7 @@
           <w:sz w:val="24"/>
           <w:u w:val="single"/>
         </w:rPr>
-        <w:hyperlink r:id="rId26" w:history="1">
+        <w:hyperlink r:id="rId28" w:history="1">
           <w:r>
             <w:rPr>
               <w:rStyle w:val="Hyperlink"/>

--- a/EXPORTS/DOCX/published/niveau3/Dutch/EMArtis.docx
+++ b/EXPORTS/DOCX/published/niveau3/Dutch/EMArtis.docx
@@ -498,7 +498,125 @@
           <w:color w:val="000000"/>
           <w:sz w:val="24"/>
         </w:rPr>
-        <w:t xml:space="preserve">, oftewel de Wereldtentoonstelling, van 1883 en voorwerpen die werden </w:t>
+        <w:t>, oftewel de Wereldtentoonst</w:t>
+      </w:r>
+      <w:r>
+        <w:rPr>
+          <w:u w:val="single" w:color="0000ff"/>
+          <w:rFonts w:ascii="Charis SIL Regular" w:hAnsi="Charis SIL Regular" w:eastAsia="Charis SIL Regular"/>
+          <w:b w:val="0"/>
+          <w:i w:val="0"/>
+          <w:color w:val="000000"/>
+          <w:sz w:val="24"/>
+        </w:rPr>
+        <w:hyperlink r:id="rId10" w:history="1">
+          <w:r>
+            <w:rPr>
+              <w:rStyle w:val="Hyperlink"/>
+            </w:rPr>
+            <w:t>elling, van 18</w:t>
+          </w:r>
+        </w:hyperlink>
+      </w:r>
+      <w:r>
+        <w:rPr>
+          <w:u w:val="single" w:color="0000ff"/>
+          <w:rFonts w:ascii="Charis SIL Regular" w:hAnsi="Charis SIL Regular" w:eastAsia="Charis SIL Regular"/>
+          <w:b w:val="0"/>
+          <w:i w:val="0"/>
+          <w:color w:val="000000"/>
+          <w:sz w:val="24"/>
+        </w:rPr>
+        <w:hyperlink r:id="rId10" w:history="1">
+          <w:r>
+            <w:rPr>
+              <w:rStyle w:val="Hyperlink"/>
+            </w:rPr>
+            <w:t>8</w:t>
+          </w:r>
+        </w:hyperlink>
+      </w:r>
+      <w:r>
+        <w:rPr>
+          <w:u w:val="single" w:color="0000ff"/>
+          <w:rFonts w:ascii="Charis SIL Regular" w:hAnsi="Charis SIL Regular" w:eastAsia="Charis SIL Regular"/>
+          <w:b w:val="0"/>
+          <w:i w:val="0"/>
+          <w:color w:val="000000"/>
+          <w:sz w:val="24"/>
+        </w:rPr>
+        <w:hyperlink r:id="rId10" w:history="1">
+          <w:r>
+            <w:rPr>
+              <w:rStyle w:val="Hyperlink"/>
+            </w:rPr>
+            <w:t>3 en voor</w:t>
+          </w:r>
+        </w:hyperlink>
+      </w:r>
+      <w:r>
+        <w:rPr>
+          <w:u w:val="single" w:color="0000ff"/>
+          <w:rFonts w:ascii="Charis SIL Regular" w:hAnsi="Charis SIL Regular" w:eastAsia="Charis SIL Regular"/>
+          <w:b w:val="0"/>
+          <w:i w:val="0"/>
+          <w:color w:val="000000"/>
+          <w:sz w:val="24"/>
+        </w:rPr>
+        <w:hyperlink r:id="rId10" w:history="1">
+          <w:r>
+            <w:rPr>
+              <w:rStyle w:val="Hyperlink"/>
+            </w:rPr>
+            <w:t>we</w:t>
+          </w:r>
+        </w:hyperlink>
+      </w:r>
+      <w:r>
+        <w:rPr>
+          <w:u w:val="single" w:color="0000ff"/>
+          <w:rFonts w:ascii="Charis SIL Regular" w:hAnsi="Charis SIL Regular" w:eastAsia="Charis SIL Regular"/>
+          <w:b w:val="0"/>
+          <w:i w:val="0"/>
+          <w:color w:val="000000"/>
+          <w:sz w:val="24"/>
+        </w:rPr>
+        <w:hyperlink r:id="rId10" w:history="1">
+          <w:r>
+            <w:rPr>
+              <w:rStyle w:val="Hyperlink"/>
+            </w:rPr>
+            <w:t>r</w:t>
+          </w:r>
+        </w:hyperlink>
+      </w:r>
+      <w:r>
+        <w:rPr>
+          <w:u w:val="single" w:color="0000ff"/>
+          <w:rFonts w:ascii="Charis SIL Regular" w:hAnsi="Charis SIL Regular" w:eastAsia="Charis SIL Regular"/>
+          <w:b w:val="0"/>
+          <w:i w:val="0"/>
+          <w:color w:val="000000"/>
+          <w:sz w:val="24"/>
+        </w:rPr>
+        <w:hyperlink r:id="rId10" w:history="1">
+          <w:r>
+            <w:rPr>
+              <w:rStyle w:val="Hyperlink"/>
+            </w:rPr>
+            <w:t>pen die werde</w:t>
+          </w:r>
+        </w:hyperlink>
+      </w:r>
+      <w:r>
+        <w:rPr>
+          <w:rFonts w:ascii="Charis SIL Regular" w:hAnsi="Charis SIL Regular" w:eastAsia="Charis SIL Regular"/>
+          <w:b w:val="0"/>
+          <w:i w:val="0"/>
+          <w:color w:val="000000"/>
+          <w:sz w:val="24"/>
+        </w:rPr>
+        <w:t xml:space="preserve">n </w:t>
       </w:r>
       <w:r>
         <w:rPr>
@@ -918,6 +1036,16 @@
       </w:r>
       <w:r>
         <w:rPr>
+          <w:rFonts w:ascii="Charis SIL Regular" w:hAnsi="Charis SIL Regular" w:eastAsia="Charis SIL Regular"/>
+          <w:b w:val="0"/>
+          <w:i w:val="0"/>
+          <w:color w:val="000000"/>
+          <w:sz w:val="24"/>
+        </w:rPr>
+        <w:t>h</w:t>
+      </w:r>
+      <w:r>
+        <w:rPr>
           <w:u w:val="single" w:color="0000ff"/>
           <w:rFonts w:ascii="Charis SIL Regular" w:hAnsi="Charis SIL Regular" w:eastAsia="Charis SIL Regular"/>
           <w:b w:val="0"/>
@@ -930,37 +1058,19 @@
             <w:rPr>
               <w:rStyle w:val="Hyperlink"/>
             </w:rPr>
-            <w:t>h</w:t>
+            <w:t xml:space="preserve"> Museum A</w:t>
           </w:r>
         </w:hyperlink>
       </w:r>
       <w:r>
         <w:rPr>
-          <w:u w:val="single" w:color="0000ff"/>
           <w:rFonts w:ascii="Charis SIL Regular" w:hAnsi="Charis SIL Regular" w:eastAsia="Charis SIL Regular"/>
           <w:b w:val="0"/>
           <w:i w:val="0"/>
           <w:color w:val="000000"/>
           <w:sz w:val="24"/>
         </w:rPr>
-        <w:hyperlink r:id="rId12" w:history="1">
-          <w:r>
-            <w:rPr>
-              <w:rStyle w:val="Hyperlink"/>
-            </w:rPr>
-            <w:t xml:space="preserve"> Museum </w:t>
-          </w:r>
-        </w:hyperlink>
-      </w:r>
-      <w:r>
-        <w:rPr>
-          <w:rFonts w:ascii="Charis SIL Regular" w:hAnsi="Charis SIL Regular" w:eastAsia="Charis SIL Regular"/>
-          <w:b w:val="0"/>
-          <w:i w:val="0"/>
-          <w:color w:val="000000"/>
-          <w:sz w:val="24"/>
-        </w:rPr>
-        <w:t xml:space="preserve">Artis een </w:t>
+        <w:t xml:space="preserve">rtis een </w:t>
       </w:r>
       <w:r>
         <w:rPr>
@@ -1947,47 +2057,7 @@
           <w:color w:val="000000"/>
           <w:sz w:val="24"/>
         </w:rPr>
-        <w:t>7851-7858 (welke nog berusten b</w:t>
-      </w:r>
-      <w:r>
-        <w:rPr>
-          <w:u w:val="single" w:color="0000ff"/>
-          <w:rFonts w:ascii="Charis SIL Regular" w:hAnsi="Charis SIL Regular" w:eastAsia="Charis SIL Regular"/>
-          <w:b w:val="0"/>
-          <w:i w:val="0"/>
-          <w:color w:val="000000"/>
-          <w:sz w:val="24"/>
-        </w:rPr>
-        <w:t>i</w:t>
-      </w:r>
-      <w:r>
-        <w:rPr>
-          <w:u w:val="single" w:color="0000ff"/>
-          <w:rFonts w:ascii="Charis SIL Regular" w:hAnsi="Charis SIL Regular" w:eastAsia="Charis SIL Regular"/>
-          <w:b w:val="0"/>
-          <w:i w:val="0"/>
-          <w:color w:val="000000"/>
-          <w:sz w:val="24"/>
-        </w:rPr>
-        <w:hyperlink r:id="rId17" w:history="1">
-          <w:r>
-            <w:rPr>
-              <w:rStyle w:val="Hyperlink"/>
-            </w:rPr>
-            <w:t>j het Kon</w:t>
-          </w:r>
-        </w:hyperlink>
-      </w:r>
-      <w:r>
-        <w:rPr>
-          <w:u w:val="single" w:color="0000ff"/>
-          <w:rFonts w:ascii="Charis SIL Regular" w:hAnsi="Charis SIL Regular" w:eastAsia="Charis SIL Regular"/>
-          <w:b w:val="0"/>
-          <w:i w:val="0"/>
-          <w:color w:val="000000"/>
-          <w:sz w:val="24"/>
-        </w:rPr>
-        <w:t>i</w:t>
+        <w:t>7851-7858 (welke nog berusten bij het Koni</w:t>
       </w:r>
       <w:r>
         <w:rPr>
@@ -3432,7 +3502,7 @@
           <w:sz w:val="24"/>
           <w:u w:val="single"/>
         </w:rPr>
-        <w:hyperlink r:id="rId21" w:history="1">
+        <w:hyperlink r:id="rId20" w:history="1">
           <w:r>
             <w:rPr>
               <w:rStyle w:val="Hyperlink"/>
@@ -3450,7 +3520,7 @@
           <w:sz w:val="24"/>
           <w:u w:val="single"/>
         </w:rPr>
-        <w:hyperlink r:id="rId21" w:history="1">
+        <w:hyperlink r:id="rId20" w:history="1">
           <w:r>
             <w:rPr>
               <w:rStyle w:val="Hyperlink"/>
@@ -3479,7 +3549,7 @@
           <w:sz w:val="24"/>
           <w:u w:val="single"/>
         </w:rPr>
-        <w:hyperlink r:id="rId21" w:history="1">
+        <w:hyperlink r:id="rId20" w:history="1">
           <w:r>
             <w:rPr>
               <w:rStyle w:val="Hyperlink"/>
@@ -3496,7 +3566,14 @@
           <w:color w:val="000000"/>
           <w:sz w:val="24"/>
         </w:rPr>
-        <w:t xml:space="preserve">, </w:t>
+        <w:hyperlink r:id="rId20" w:history="1">
+          <w:r>
+            <w:rPr>
+              <w:rStyle w:val="Hyperlink"/>
+            </w:rPr>
+            <w:t xml:space="preserve">, </w:t>
+          </w:r>
+        </w:hyperlink>
       </w:r>
       <w:r>
         <w:rPr>
@@ -3507,7 +3584,7 @@
           <w:sz w:val="24"/>
           <w:u w:val="single"/>
         </w:rPr>
-        <w:hyperlink r:id="rId22" w:history="1">
+        <w:hyperlink r:id="rId20" w:history="1">
           <w:r>
             <w:rPr>
               <w:rStyle w:val="Hyperlink"/>
@@ -3654,7 +3731,7 @@
           <w:sz w:val="24"/>
           <w:u w:val="single"/>
         </w:rPr>
-        <w:hyperlink r:id="rId23" w:history="1">
+        <w:hyperlink r:id="rId21" w:history="1">
           <w:r>
             <w:rPr>
               <w:rStyle w:val="Hyperlink"/>
@@ -3672,7 +3749,7 @@
           <w:sz w:val="24"/>
           <w:u w:val="single"/>
         </w:rPr>
-        <w:hyperlink r:id="rId23" w:history="1">
+        <w:hyperlink r:id="rId21" w:history="1">
           <w:r>
             <w:rPr>
               <w:rStyle w:val="Hyperlink"/>
@@ -3690,7 +3767,7 @@
           <w:sz w:val="24"/>
           <w:u w:val="single"/>
         </w:rPr>
-        <w:hyperlink r:id="rId23" w:history="1">
+        <w:hyperlink r:id="rId21" w:history="1">
           <w:r>
             <w:rPr>
               <w:rStyle w:val="Hyperlink"/>
@@ -3708,7 +3785,7 @@
           <w:sz w:val="24"/>
           <w:u w:val="single"/>
         </w:rPr>
-        <w:hyperlink r:id="rId23" w:history="1">
+        <w:hyperlink r:id="rId21" w:history="1">
           <w:r>
             <w:rPr>
               <w:rStyle w:val="Hyperlink"/>
@@ -3736,7 +3813,7 @@
           <w:sz w:val="24"/>
           <w:u w:val="single"/>
         </w:rPr>
-        <w:hyperlink r:id="rId24" w:history="1">
+        <w:hyperlink r:id="rId21" w:history="1">
           <w:r>
             <w:rPr>
               <w:rStyle w:val="Hyperlink"/>
@@ -3754,7 +3831,7 @@
           <w:sz w:val="24"/>
           <w:u w:val="single"/>
         </w:rPr>
-        <w:hyperlink r:id="rId24" w:history="1">
+        <w:hyperlink r:id="rId21" w:history="1">
           <w:r>
             <w:rPr>
               <w:rStyle w:val="Hyperlink"/>
@@ -3783,7 +3860,7 @@
           <w:sz w:val="24"/>
           <w:u w:val="single"/>
         </w:rPr>
-        <w:hyperlink r:id="rId24" w:history="1">
+        <w:hyperlink r:id="rId21" w:history="1">
           <w:r>
             <w:rPr>
               <w:rStyle w:val="Hyperlink"/>
@@ -3911,7 +3988,7 @@
           <w:sz w:val="24"/>
           <w:u w:val="single"/>
         </w:rPr>
-        <w:hyperlink r:id="rId25" w:history="1">
+        <w:hyperlink r:id="rId22" w:history="1">
           <w:r>
             <w:rPr>
               <w:rStyle w:val="Hyperlink"/>
@@ -3929,7 +4006,7 @@
           <w:sz w:val="24"/>
           <w:u w:val="single"/>
         </w:rPr>
-        <w:hyperlink r:id="rId25" w:history="1">
+        <w:hyperlink r:id="rId22" w:history="1">
           <w:r>
             <w:rPr>
               <w:rStyle w:val="Hyperlink"/>
@@ -3947,7 +4024,7 @@
           <w:sz w:val="24"/>
           <w:u w:val="single"/>
         </w:rPr>
-        <w:hyperlink r:id="rId25" w:history="1">
+        <w:hyperlink r:id="rId22" w:history="1">
           <w:r>
             <w:rPr>
               <w:rStyle w:val="Hyperlink"/>
@@ -3965,7 +4042,7 @@
           <w:sz w:val="24"/>
           <w:u w:val="single"/>
         </w:rPr>
-        <w:hyperlink r:id="rId25" w:history="1">
+        <w:hyperlink r:id="rId22" w:history="1">
           <w:r>
             <w:rPr>
               <w:rStyle w:val="Hyperlink"/>
@@ -3986,7 +4063,7 @@
           <w:sz w:val="24"/>
           <w:u w:val="single"/>
         </w:rPr>
-        <w:hyperlink r:id="rId25" w:history="1">
+        <w:hyperlink r:id="rId22" w:history="1">
           <w:r>
             <w:rPr>
               <w:rStyle w:val="Hyperlink"/>
@@ -4004,7 +4081,7 @@
           <w:sz w:val="24"/>
           <w:u w:val="single"/>
         </w:rPr>
-        <w:hyperlink r:id="rId25" w:history="1">
+        <w:hyperlink r:id="rId22" w:history="1">
           <w:r>
             <w:rPr>
               <w:rStyle w:val="Hyperlink"/>
@@ -4022,7 +4099,7 @@
           <w:sz w:val="24"/>
           <w:u w:val="single"/>
         </w:rPr>
-        <w:hyperlink r:id="rId25" w:history="1">
+        <w:hyperlink r:id="rId22" w:history="1">
           <w:r>
             <w:rPr>
               <w:rStyle w:val="Hyperlink"/>
@@ -4040,7 +4117,7 @@
           <w:sz w:val="24"/>
           <w:u w:val="single"/>
         </w:rPr>
-        <w:hyperlink r:id="rId25" w:history="1">
+        <w:hyperlink r:id="rId22" w:history="1">
           <w:r>
             <w:rPr>
               <w:rStyle w:val="Hyperlink"/>
@@ -4058,7 +4135,7 @@
           <w:sz w:val="24"/>
           <w:u w:val="single"/>
         </w:rPr>
-        <w:hyperlink r:id="rId25" w:history="1">
+        <w:hyperlink r:id="rId22" w:history="1">
           <w:r>
             <w:rPr>
               <w:rStyle w:val="Hyperlink"/>
@@ -4076,7 +4153,7 @@
           <w:sz w:val="24"/>
           <w:u w:val="single"/>
         </w:rPr>
-        <w:hyperlink r:id="rId25" w:history="1">
+        <w:hyperlink r:id="rId22" w:history="1">
           <w:r>
             <w:rPr>
               <w:rStyle w:val="Hyperlink"/>
@@ -4104,7 +4181,7 @@
           <w:sz w:val="24"/>
           <w:u w:val="single"/>
         </w:rPr>
-        <w:hyperlink r:id="rId26" w:history="1">
+        <w:hyperlink r:id="rId23" w:history="1">
           <w:r>
             <w:rPr>
               <w:rStyle w:val="Hyperlink"/>
@@ -4151,7 +4228,7 @@
           <w:sz w:val="24"/>
           <w:u w:val="single"/>
         </w:rPr>
-        <w:hyperlink r:id="rId26" w:history="1">
+        <w:hyperlink r:id="rId23" w:history="1">
           <w:r>
             <w:rPr>
               <w:rStyle w:val="Hyperlink"/>
@@ -4259,7 +4336,7 @@
           <w:sz w:val="24"/>
           <w:u w:val="single"/>
         </w:rPr>
-        <w:hyperlink r:id="rId27" w:history="1">
+        <w:hyperlink r:id="rId24" w:history="1">
           <w:r>
             <w:rPr>
               <w:rStyle w:val="Hyperlink"/>
@@ -4277,7 +4354,7 @@
           <w:sz w:val="24"/>
           <w:u w:val="single"/>
         </w:rPr>
-        <w:hyperlink r:id="rId27" w:history="1">
+        <w:hyperlink r:id="rId24" w:history="1">
           <w:r>
             <w:rPr>
               <w:rStyle w:val="Hyperlink"/>
@@ -4295,7 +4372,7 @@
           <w:sz w:val="24"/>
           <w:u w:val="single"/>
         </w:rPr>
-        <w:hyperlink r:id="rId27" w:history="1">
+        <w:hyperlink r:id="rId24" w:history="1">
           <w:r>
             <w:rPr>
               <w:rStyle w:val="Hyperlink"/>
@@ -4313,7 +4390,7 @@
           <w:sz w:val="24"/>
           <w:u w:val="single"/>
         </w:rPr>
-        <w:hyperlink r:id="rId27" w:history="1">
+        <w:hyperlink r:id="rId24" w:history="1">
           <w:r>
             <w:rPr>
               <w:rStyle w:val="Hyperlink"/>
@@ -4341,7 +4418,7 @@
           <w:sz w:val="24"/>
           <w:u w:val="single"/>
         </w:rPr>
-        <w:hyperlink r:id="rId28" w:history="1">
+        <w:hyperlink r:id="rId25" w:history="1">
           <w:r>
             <w:rPr>
               <w:rStyle w:val="Hyperlink"/>
@@ -4359,7 +4436,7 @@
           <w:sz w:val="24"/>
           <w:u w:val="single"/>
         </w:rPr>
-        <w:hyperlink r:id="rId27" w:history="1">
+        <w:hyperlink r:id="rId24" w:history="1">
           <w:r>
             <w:rPr>
               <w:rStyle w:val="Hyperlink"/>
@@ -4388,7 +4465,7 @@
           <w:sz w:val="24"/>
           <w:u w:val="single"/>
         </w:rPr>
-        <w:hyperlink r:id="rId28" w:history="1">
+        <w:hyperlink r:id="rId25" w:history="1">
           <w:r>
             <w:rPr>
               <w:rStyle w:val="Hyperlink"/>

--- a/EXPORTS/DOCX/published/niveau3/Dutch/EMArtis.docx
+++ b/EXPORTS/DOCX/published/niveau3/Dutch/EMArtis.docx
@@ -498,61 +498,7 @@
           <w:color w:val="000000"/>
           <w:sz w:val="24"/>
         </w:rPr>
-        <w:t>, oftewel de Wereldtentoonst</w:t>
-      </w:r>
-      <w:r>
-        <w:rPr>
-          <w:u w:val="single" w:color="0000ff"/>
-          <w:rFonts w:ascii="Charis SIL Regular" w:hAnsi="Charis SIL Regular" w:eastAsia="Charis SIL Regular"/>
-          <w:b w:val="0"/>
-          <w:i w:val="0"/>
-          <w:color w:val="000000"/>
-          <w:sz w:val="24"/>
-        </w:rPr>
-        <w:hyperlink r:id="rId10" w:history="1">
-          <w:r>
-            <w:rPr>
-              <w:rStyle w:val="Hyperlink"/>
-            </w:rPr>
-            <w:t>elling, van 18</w:t>
-          </w:r>
-        </w:hyperlink>
-      </w:r>
-      <w:r>
-        <w:rPr>
-          <w:u w:val="single" w:color="0000ff"/>
-          <w:rFonts w:ascii="Charis SIL Regular" w:hAnsi="Charis SIL Regular" w:eastAsia="Charis SIL Regular"/>
-          <w:b w:val="0"/>
-          <w:i w:val="0"/>
-          <w:color w:val="000000"/>
-          <w:sz w:val="24"/>
-        </w:rPr>
-        <w:hyperlink r:id="rId10" w:history="1">
-          <w:r>
-            <w:rPr>
-              <w:rStyle w:val="Hyperlink"/>
-            </w:rPr>
-            <w:t>8</w:t>
-          </w:r>
-        </w:hyperlink>
-      </w:r>
-      <w:r>
-        <w:rPr>
-          <w:u w:val="single" w:color="0000ff"/>
-          <w:rFonts w:ascii="Charis SIL Regular" w:hAnsi="Charis SIL Regular" w:eastAsia="Charis SIL Regular"/>
-          <w:b w:val="0"/>
-          <w:i w:val="0"/>
-          <w:color w:val="000000"/>
-          <w:sz w:val="24"/>
-        </w:rPr>
-        <w:hyperlink r:id="rId10" w:history="1">
-          <w:r>
-            <w:rPr>
-              <w:rStyle w:val="Hyperlink"/>
-            </w:rPr>
-            <w:t>3 en voor</w:t>
-          </w:r>
-        </w:hyperlink>
+        <w:t>, oftewel de Wereldtentoonstelling, van 1883 en voor</w:t>
       </w:r>
       <w:r>
         <w:rPr>
@@ -1019,7 +965,7 @@
             <w:rPr>
               <w:rStyle w:val="Hyperlink"/>
             </w:rPr>
-            <w:t xml:space="preserve"> het Etnografis</w:t>
+            <w:t xml:space="preserve"> het Etnografi</w:t>
           </w:r>
         </w:hyperlink>
       </w:r>
@@ -1032,7 +978,7 @@
           <w:color w:val="000000"/>
           <w:sz w:val="24"/>
         </w:rPr>
-        <w:t>c</w:t>
+        <w:t>s</w:t>
       </w:r>
       <w:r>
         <w:rPr>
@@ -1042,7 +988,25 @@
           <w:color w:val="000000"/>
           <w:sz w:val="24"/>
         </w:rPr>
-        <w:t>h</w:t>
+        <w:t>c</w:t>
+      </w:r>
+      <w:r>
+        <w:rPr>
+          <w:u w:val="single" w:color="0000ff"/>
+          <w:rFonts w:ascii="Charis SIL Regular" w:hAnsi="Charis SIL Regular" w:eastAsia="Charis SIL Regular"/>
+          <w:b w:val="0"/>
+          <w:i w:val="0"/>
+          <w:color w:val="000000"/>
+          <w:sz w:val="24"/>
+        </w:rPr>
+        <w:hyperlink r:id="rId12" w:history="1">
+          <w:r>
+            <w:rPr>
+              <w:rStyle w:val="Hyperlink"/>
+            </w:rPr>
+            <w:t>h</w:t>
+          </w:r>
+        </w:hyperlink>
       </w:r>
       <w:r>
         <w:rPr>
@@ -2057,7 +2021,47 @@
           <w:color w:val="000000"/>
           <w:sz w:val="24"/>
         </w:rPr>
-        <w:t>7851-7858 (welke nog berusten bij het Koni</w:t>
+        <w:t>7851-7858 (welke nog berusten b</w:t>
+      </w:r>
+      <w:r>
+        <w:rPr>
+          <w:u w:val="single" w:color="0000ff"/>
+          <w:rFonts w:ascii="Charis SIL Regular" w:hAnsi="Charis SIL Regular" w:eastAsia="Charis SIL Regular"/>
+          <w:b w:val="0"/>
+          <w:i w:val="0"/>
+          <w:color w:val="000000"/>
+          <w:sz w:val="24"/>
+        </w:rPr>
+        <w:t>i</w:t>
+      </w:r>
+      <w:r>
+        <w:rPr>
+          <w:u w:val="single" w:color="0000ff"/>
+          <w:rFonts w:ascii="Charis SIL Regular" w:hAnsi="Charis SIL Regular" w:eastAsia="Charis SIL Regular"/>
+          <w:b w:val="0"/>
+          <w:i w:val="0"/>
+          <w:color w:val="000000"/>
+          <w:sz w:val="24"/>
+        </w:rPr>
+        <w:hyperlink r:id="rId17" w:history="1">
+          <w:r>
+            <w:rPr>
+              <w:rStyle w:val="Hyperlink"/>
+            </w:rPr>
+            <w:t>j het Kon</w:t>
+          </w:r>
+        </w:hyperlink>
+      </w:r>
+      <w:r>
+        <w:rPr>
+          <w:u w:val="single" w:color="0000ff"/>
+          <w:rFonts w:ascii="Charis SIL Regular" w:hAnsi="Charis SIL Regular" w:eastAsia="Charis SIL Regular"/>
+          <w:b w:val="0"/>
+          <w:i w:val="0"/>
+          <w:color w:val="000000"/>
+          <w:sz w:val="24"/>
+        </w:rPr>
+        <w:t>i</w:t>
       </w:r>
       <w:r>
         <w:rPr>
@@ -4436,7 +4440,7 @@
           <w:sz w:val="24"/>
           <w:u w:val="single"/>
         </w:rPr>
-        <w:hyperlink r:id="rId24" w:history="1">
+        <w:hyperlink r:id="rId25" w:history="1">
           <w:r>
             <w:rPr>
               <w:rStyle w:val="Hyperlink"/>

--- a/EXPORTS/DOCX/published/niveau3/Dutch/EMArtis.docx
+++ b/EXPORTS/DOCX/published/niveau3/Dutch/EMArtis.docx
@@ -498,7 +498,61 @@
           <w:color w:val="000000"/>
           <w:sz w:val="24"/>
         </w:rPr>
-        <w:t>, oftewel de Wereldtentoonstelling, van 1883 en voor</w:t>
+        <w:t>, oftewel de Wereldtentoonst</w:t>
+      </w:r>
+      <w:r>
+        <w:rPr>
+          <w:u w:val="single" w:color="0000ff"/>
+          <w:rFonts w:ascii="Charis SIL Regular" w:hAnsi="Charis SIL Regular" w:eastAsia="Charis SIL Regular"/>
+          <w:b w:val="0"/>
+          <w:i w:val="0"/>
+          <w:color w:val="000000"/>
+          <w:sz w:val="24"/>
+        </w:rPr>
+        <w:hyperlink r:id="rId10" w:history="1">
+          <w:r>
+            <w:rPr>
+              <w:rStyle w:val="Hyperlink"/>
+            </w:rPr>
+            <w:t>elling, van 18</w:t>
+          </w:r>
+        </w:hyperlink>
+      </w:r>
+      <w:r>
+        <w:rPr>
+          <w:u w:val="single" w:color="0000ff"/>
+          <w:rFonts w:ascii="Charis SIL Regular" w:hAnsi="Charis SIL Regular" w:eastAsia="Charis SIL Regular"/>
+          <w:b w:val="0"/>
+          <w:i w:val="0"/>
+          <w:color w:val="000000"/>
+          <w:sz w:val="24"/>
+        </w:rPr>
+        <w:hyperlink r:id="rId10" w:history="1">
+          <w:r>
+            <w:rPr>
+              <w:rStyle w:val="Hyperlink"/>
+            </w:rPr>
+            <w:t>8</w:t>
+          </w:r>
+        </w:hyperlink>
+      </w:r>
+      <w:r>
+        <w:rPr>
+          <w:u w:val="single" w:color="0000ff"/>
+          <w:rFonts w:ascii="Charis SIL Regular" w:hAnsi="Charis SIL Regular" w:eastAsia="Charis SIL Regular"/>
+          <w:b w:val="0"/>
+          <w:i w:val="0"/>
+          <w:color w:val="000000"/>
+          <w:sz w:val="24"/>
+        </w:rPr>
+        <w:hyperlink r:id="rId10" w:history="1">
+          <w:r>
+            <w:rPr>
+              <w:rStyle w:val="Hyperlink"/>
+            </w:rPr>
+            <w:t>3 en voor</w:t>
+          </w:r>
+        </w:hyperlink>
       </w:r>
       <w:r>
         <w:rPr>
@@ -971,14 +1025,20 @@
       </w:r>
       <w:r>
         <w:rPr>
-          <w:u w:val="single" w:color="0000ff"/>
           <w:rFonts w:ascii="Charis SIL Regular" w:hAnsi="Charis SIL Regular" w:eastAsia="Charis SIL Regular"/>
           <w:b w:val="0"/>
           <w:i w:val="0"/>
           <w:color w:val="000000"/>
           <w:sz w:val="24"/>
         </w:rPr>
-        <w:t>s</w:t>
+        <w:hyperlink r:id="rId12" w:history="1">
+          <w:r>
+            <w:rPr>
+              <w:rStyle w:val="Hyperlink"/>
+            </w:rPr>
+            <w:t>s</w:t>
+          </w:r>
+        </w:hyperlink>
       </w:r>
       <w:r>
         <w:rPr>
@@ -2054,7 +2114,6 @@
       </w:r>
       <w:r>
         <w:rPr>
-          <w:u w:val="single" w:color="0000ff"/>
           <w:rFonts w:ascii="Charis SIL Regular" w:hAnsi="Charis SIL Regular" w:eastAsia="Charis SIL Regular"/>
           <w:b w:val="0"/>
           <w:i w:val="0"/>
@@ -3564,6 +3623,7 @@
       </w:r>
       <w:r>
         <w:rPr>
+          <w:u w:val="single" w:color="0000ff"/>
           <w:rFonts w:ascii="Charis SIL Regular" w:hAnsi="Charis SIL Regular" w:eastAsia="Charis SIL Regular"/>
           <w:b w:val="0"/>
           <w:i w:val="0"/>
@@ -3588,7 +3648,7 @@
           <w:sz w:val="24"/>
           <w:u w:val="single"/>
         </w:rPr>
-        <w:hyperlink r:id="rId20" w:history="1">
+        <w:hyperlink r:id="rId21" w:history="1">
           <w:r>
             <w:rPr>
               <w:rStyle w:val="Hyperlink"/>
@@ -3617,7 +3677,7 @@
           <w:sz w:val="24"/>
           <w:u w:val="single"/>
         </w:rPr>
-        <w:hyperlink r:id="rId20" w:history="1">
+        <w:hyperlink r:id="rId21" w:history="1">
           <w:r>
             <w:rPr>
               <w:rStyle w:val="Hyperlink"/>
@@ -3735,7 +3795,7 @@
           <w:sz w:val="24"/>
           <w:u w:val="single"/>
         </w:rPr>
-        <w:hyperlink r:id="rId21" w:history="1">
+        <w:hyperlink r:id="rId22" w:history="1">
           <w:r>
             <w:rPr>
               <w:rStyle w:val="Hyperlink"/>
@@ -3753,7 +3813,7 @@
           <w:sz w:val="24"/>
           <w:u w:val="single"/>
         </w:rPr>
-        <w:hyperlink r:id="rId21" w:history="1">
+        <w:hyperlink r:id="rId22" w:history="1">
           <w:r>
             <w:rPr>
               <w:rStyle w:val="Hyperlink"/>
@@ -3771,7 +3831,7 @@
           <w:sz w:val="24"/>
           <w:u w:val="single"/>
         </w:rPr>
-        <w:hyperlink r:id="rId21" w:history="1">
+        <w:hyperlink r:id="rId22" w:history="1">
           <w:r>
             <w:rPr>
               <w:rStyle w:val="Hyperlink"/>
@@ -3789,7 +3849,7 @@
           <w:sz w:val="24"/>
           <w:u w:val="single"/>
         </w:rPr>
-        <w:hyperlink r:id="rId21" w:history="1">
+        <w:hyperlink r:id="rId22" w:history="1">
           <w:r>
             <w:rPr>
               <w:rStyle w:val="Hyperlink"/>
@@ -3817,7 +3877,7 @@
           <w:sz w:val="24"/>
           <w:u w:val="single"/>
         </w:rPr>
-        <w:hyperlink r:id="rId21" w:history="1">
+        <w:hyperlink r:id="rId22" w:history="1">
           <w:r>
             <w:rPr>
               <w:rStyle w:val="Hyperlink"/>
@@ -3835,7 +3895,7 @@
           <w:sz w:val="24"/>
           <w:u w:val="single"/>
         </w:rPr>
-        <w:hyperlink r:id="rId21" w:history="1">
+        <w:hyperlink r:id="rId22" w:history="1">
           <w:r>
             <w:rPr>
               <w:rStyle w:val="Hyperlink"/>
@@ -3864,7 +3924,7 @@
           <w:sz w:val="24"/>
           <w:u w:val="single"/>
         </w:rPr>
-        <w:hyperlink r:id="rId21" w:history="1">
+        <w:hyperlink r:id="rId22" w:history="1">
           <w:r>
             <w:rPr>
               <w:rStyle w:val="Hyperlink"/>
@@ -3992,7 +4052,7 @@
           <w:sz w:val="24"/>
           <w:u w:val="single"/>
         </w:rPr>
-        <w:hyperlink r:id="rId22" w:history="1">
+        <w:hyperlink r:id="rId23" w:history="1">
           <w:r>
             <w:rPr>
               <w:rStyle w:val="Hyperlink"/>
@@ -4010,7 +4070,7 @@
           <w:sz w:val="24"/>
           <w:u w:val="single"/>
         </w:rPr>
-        <w:hyperlink r:id="rId22" w:history="1">
+        <w:hyperlink r:id="rId23" w:history="1">
           <w:r>
             <w:rPr>
               <w:rStyle w:val="Hyperlink"/>
@@ -4028,7 +4088,7 @@
           <w:sz w:val="24"/>
           <w:u w:val="single"/>
         </w:rPr>
-        <w:hyperlink r:id="rId22" w:history="1">
+        <w:hyperlink r:id="rId23" w:history="1">
           <w:r>
             <w:rPr>
               <w:rStyle w:val="Hyperlink"/>
@@ -4046,7 +4106,7 @@
           <w:sz w:val="24"/>
           <w:u w:val="single"/>
         </w:rPr>
-        <w:hyperlink r:id="rId22" w:history="1">
+        <w:hyperlink r:id="rId23" w:history="1">
           <w:r>
             <w:rPr>
               <w:rStyle w:val="Hyperlink"/>
@@ -4067,7 +4127,7 @@
           <w:sz w:val="24"/>
           <w:u w:val="single"/>
         </w:rPr>
-        <w:hyperlink r:id="rId22" w:history="1">
+        <w:hyperlink r:id="rId23" w:history="1">
           <w:r>
             <w:rPr>
               <w:rStyle w:val="Hyperlink"/>
@@ -4085,7 +4145,7 @@
           <w:sz w:val="24"/>
           <w:u w:val="single"/>
         </w:rPr>
-        <w:hyperlink r:id="rId22" w:history="1">
+        <w:hyperlink r:id="rId23" w:history="1">
           <w:r>
             <w:rPr>
               <w:rStyle w:val="Hyperlink"/>
@@ -4103,7 +4163,7 @@
           <w:sz w:val="24"/>
           <w:u w:val="single"/>
         </w:rPr>
-        <w:hyperlink r:id="rId22" w:history="1">
+        <w:hyperlink r:id="rId23" w:history="1">
           <w:r>
             <w:rPr>
               <w:rStyle w:val="Hyperlink"/>
@@ -4121,7 +4181,7 @@
           <w:sz w:val="24"/>
           <w:u w:val="single"/>
         </w:rPr>
-        <w:hyperlink r:id="rId22" w:history="1">
+        <w:hyperlink r:id="rId23" w:history="1">
           <w:r>
             <w:rPr>
               <w:rStyle w:val="Hyperlink"/>
@@ -4139,7 +4199,7 @@
           <w:sz w:val="24"/>
           <w:u w:val="single"/>
         </w:rPr>
-        <w:hyperlink r:id="rId22" w:history="1">
+        <w:hyperlink r:id="rId23" w:history="1">
           <w:r>
             <w:rPr>
               <w:rStyle w:val="Hyperlink"/>
@@ -4157,7 +4217,7 @@
           <w:sz w:val="24"/>
           <w:u w:val="single"/>
         </w:rPr>
-        <w:hyperlink r:id="rId22" w:history="1">
+        <w:hyperlink r:id="rId23" w:history="1">
           <w:r>
             <w:rPr>
               <w:rStyle w:val="Hyperlink"/>
@@ -4185,7 +4245,7 @@
           <w:sz w:val="24"/>
           <w:u w:val="single"/>
         </w:rPr>
-        <w:hyperlink r:id="rId23" w:history="1">
+        <w:hyperlink r:id="rId24" w:history="1">
           <w:r>
             <w:rPr>
               <w:rStyle w:val="Hyperlink"/>
@@ -4232,7 +4292,7 @@
           <w:sz w:val="24"/>
           <w:u w:val="single"/>
         </w:rPr>
-        <w:hyperlink r:id="rId23" w:history="1">
+        <w:hyperlink r:id="rId24" w:history="1">
           <w:r>
             <w:rPr>
               <w:rStyle w:val="Hyperlink"/>
@@ -4340,7 +4400,7 @@
           <w:sz w:val="24"/>
           <w:u w:val="single"/>
         </w:rPr>
-        <w:hyperlink r:id="rId24" w:history="1">
+        <w:hyperlink r:id="rId25" w:history="1">
           <w:r>
             <w:rPr>
               <w:rStyle w:val="Hyperlink"/>
@@ -4358,7 +4418,7 @@
           <w:sz w:val="24"/>
           <w:u w:val="single"/>
         </w:rPr>
-        <w:hyperlink r:id="rId24" w:history="1">
+        <w:hyperlink r:id="rId25" w:history="1">
           <w:r>
             <w:rPr>
               <w:rStyle w:val="Hyperlink"/>
@@ -4376,7 +4436,7 @@
           <w:sz w:val="24"/>
           <w:u w:val="single"/>
         </w:rPr>
-        <w:hyperlink r:id="rId24" w:history="1">
+        <w:hyperlink r:id="rId25" w:history="1">
           <w:r>
             <w:rPr>
               <w:rStyle w:val="Hyperlink"/>
@@ -4394,7 +4454,7 @@
           <w:sz w:val="24"/>
           <w:u w:val="single"/>
         </w:rPr>
-        <w:hyperlink r:id="rId24" w:history="1">
+        <w:hyperlink r:id="rId25" w:history="1">
           <w:r>
             <w:rPr>
               <w:rStyle w:val="Hyperlink"/>

--- a/EXPORTS/DOCX/published/niveau3/Dutch/EMArtis.docx
+++ b/EXPORTS/DOCX/published/niveau3/Dutch/EMArtis.docx
@@ -1019,29 +1019,13 @@
             <w:rPr>
               <w:rStyle w:val="Hyperlink"/>
             </w:rPr>
-            <w:t xml:space="preserve"> het Etnografi</w:t>
+            <w:t xml:space="preserve"> het Etnografis</w:t>
           </w:r>
         </w:hyperlink>
       </w:r>
       <w:r>
         <w:rPr>
-          <w:rFonts w:ascii="Charis SIL Regular" w:hAnsi="Charis SIL Regular" w:eastAsia="Charis SIL Regular"/>
-          <w:b w:val="0"/>
-          <w:i w:val="0"/>
-          <w:color w:val="000000"/>
-          <w:sz w:val="24"/>
-        </w:rPr>
-        <w:hyperlink r:id="rId12" w:history="1">
-          <w:r>
-            <w:rPr>
-              <w:rStyle w:val="Hyperlink"/>
-            </w:rPr>
-            <w:t>s</w:t>
-          </w:r>
-        </w:hyperlink>
-      </w:r>
-      <w:r>
-        <w:rPr>
+          <w:u w:val="single" w:color="0000ff"/>
           <w:rFonts w:ascii="Charis SIL Regular" w:hAnsi="Charis SIL Regular" w:eastAsia="Charis SIL Regular"/>
           <w:b w:val="0"/>
           <w:i w:val="0"/>
@@ -1082,7 +1066,7 @@
             <w:rPr>
               <w:rStyle w:val="Hyperlink"/>
             </w:rPr>
-            <w:t xml:space="preserve"> Museum A</w:t>
+            <w:t xml:space="preserve"> Museum </w:t>
           </w:r>
         </w:hyperlink>
       </w:r>
@@ -1094,7 +1078,7 @@
           <w:color w:val="000000"/>
           <w:sz w:val="24"/>
         </w:rPr>
-        <w:t xml:space="preserve">rtis een </w:t>
+        <w:t xml:space="preserve">Artis een </w:t>
       </w:r>
       <w:r>
         <w:rPr>
@@ -1481,7 +1465,6 @@
       </w:r>
       <w:r>
         <w:rPr>
-          <w:u w:val="single" w:color="0000ff"/>
           <w:rFonts w:ascii="Charis SIL Regular" w:hAnsi="Charis SIL Regular" w:eastAsia="Charis SIL Regular"/>
           <w:b w:val="0"/>
           <w:i w:val="0"/>
@@ -2114,6 +2097,7 @@
       </w:r>
       <w:r>
         <w:rPr>
+          <w:u w:val="single" w:color="0000ff"/>
           <w:rFonts w:ascii="Charis SIL Regular" w:hAnsi="Charis SIL Regular" w:eastAsia="Charis SIL Regular"/>
           <w:b w:val="0"/>
           <w:i w:val="0"/>
@@ -3565,7 +3549,7 @@
           <w:sz w:val="24"/>
           <w:u w:val="single"/>
         </w:rPr>
-        <w:hyperlink r:id="rId20" w:history="1">
+        <w:hyperlink r:id="rId21" w:history="1">
           <w:r>
             <w:rPr>
               <w:rStyle w:val="Hyperlink"/>
@@ -3623,7 +3607,6 @@
       </w:r>
       <w:r>
         <w:rPr>
-          <w:u w:val="single" w:color="0000ff"/>
           <w:rFonts w:ascii="Charis SIL Regular" w:hAnsi="Charis SIL Regular" w:eastAsia="Charis SIL Regular"/>
           <w:b w:val="0"/>
           <w:i w:val="0"/>
@@ -3648,7 +3631,7 @@
           <w:sz w:val="24"/>
           <w:u w:val="single"/>
         </w:rPr>
-        <w:hyperlink r:id="rId21" w:history="1">
+        <w:hyperlink r:id="rId20" w:history="1">
           <w:r>
             <w:rPr>
               <w:rStyle w:val="Hyperlink"/>
@@ -3677,7 +3660,7 @@
           <w:sz w:val="24"/>
           <w:u w:val="single"/>
         </w:rPr>
-        <w:hyperlink r:id="rId21" w:history="1">
+        <w:hyperlink r:id="rId20" w:history="1">
           <w:r>
             <w:rPr>
               <w:rStyle w:val="Hyperlink"/>
@@ -3877,7 +3860,7 @@
           <w:sz w:val="24"/>
           <w:u w:val="single"/>
         </w:rPr>
-        <w:hyperlink r:id="rId22" w:history="1">
+        <w:hyperlink r:id="rId23" w:history="1">
           <w:r>
             <w:rPr>
               <w:rStyle w:val="Hyperlink"/>
@@ -4052,7 +4035,7 @@
           <w:sz w:val="24"/>
           <w:u w:val="single"/>
         </w:rPr>
-        <w:hyperlink r:id="rId23" w:history="1">
+        <w:hyperlink r:id="rId24" w:history="1">
           <w:r>
             <w:rPr>
               <w:rStyle w:val="Hyperlink"/>
@@ -4070,7 +4053,7 @@
           <w:sz w:val="24"/>
           <w:u w:val="single"/>
         </w:rPr>
-        <w:hyperlink r:id="rId23" w:history="1">
+        <w:hyperlink r:id="rId24" w:history="1">
           <w:r>
             <w:rPr>
               <w:rStyle w:val="Hyperlink"/>
@@ -4088,7 +4071,7 @@
           <w:sz w:val="24"/>
           <w:u w:val="single"/>
         </w:rPr>
-        <w:hyperlink r:id="rId23" w:history="1">
+        <w:hyperlink r:id="rId24" w:history="1">
           <w:r>
             <w:rPr>
               <w:rStyle w:val="Hyperlink"/>
@@ -4106,7 +4089,7 @@
           <w:sz w:val="24"/>
           <w:u w:val="single"/>
         </w:rPr>
-        <w:hyperlink r:id="rId23" w:history="1">
+        <w:hyperlink r:id="rId24" w:history="1">
           <w:r>
             <w:rPr>
               <w:rStyle w:val="Hyperlink"/>
@@ -4127,7 +4110,7 @@
           <w:sz w:val="24"/>
           <w:u w:val="single"/>
         </w:rPr>
-        <w:hyperlink r:id="rId23" w:history="1">
+        <w:hyperlink r:id="rId24" w:history="1">
           <w:r>
             <w:rPr>
               <w:rStyle w:val="Hyperlink"/>
@@ -4145,7 +4128,7 @@
           <w:sz w:val="24"/>
           <w:u w:val="single"/>
         </w:rPr>
-        <w:hyperlink r:id="rId23" w:history="1">
+        <w:hyperlink r:id="rId24" w:history="1">
           <w:r>
             <w:rPr>
               <w:rStyle w:val="Hyperlink"/>
@@ -4163,7 +4146,7 @@
           <w:sz w:val="24"/>
           <w:u w:val="single"/>
         </w:rPr>
-        <w:hyperlink r:id="rId23" w:history="1">
+        <w:hyperlink r:id="rId24" w:history="1">
           <w:r>
             <w:rPr>
               <w:rStyle w:val="Hyperlink"/>
@@ -4181,7 +4164,7 @@
           <w:sz w:val="24"/>
           <w:u w:val="single"/>
         </w:rPr>
-        <w:hyperlink r:id="rId23" w:history="1">
+        <w:hyperlink r:id="rId24" w:history="1">
           <w:r>
             <w:rPr>
               <w:rStyle w:val="Hyperlink"/>
@@ -4199,7 +4182,7 @@
           <w:sz w:val="24"/>
           <w:u w:val="single"/>
         </w:rPr>
-        <w:hyperlink r:id="rId23" w:history="1">
+        <w:hyperlink r:id="rId24" w:history="1">
           <w:r>
             <w:rPr>
               <w:rStyle w:val="Hyperlink"/>
@@ -4217,7 +4200,7 @@
           <w:sz w:val="24"/>
           <w:u w:val="single"/>
         </w:rPr>
-        <w:hyperlink r:id="rId23" w:history="1">
+        <w:hyperlink r:id="rId24" w:history="1">
           <w:r>
             <w:rPr>
               <w:rStyle w:val="Hyperlink"/>
@@ -4245,7 +4228,7 @@
           <w:sz w:val="24"/>
           <w:u w:val="single"/>
         </w:rPr>
-        <w:hyperlink r:id="rId24" w:history="1">
+        <w:hyperlink r:id="rId25" w:history="1">
           <w:r>
             <w:rPr>
               <w:rStyle w:val="Hyperlink"/>
@@ -4292,7 +4275,7 @@
           <w:sz w:val="24"/>
           <w:u w:val="single"/>
         </w:rPr>
-        <w:hyperlink r:id="rId24" w:history="1">
+        <w:hyperlink r:id="rId25" w:history="1">
           <w:r>
             <w:rPr>
               <w:rStyle w:val="Hyperlink"/>
@@ -4400,7 +4383,7 @@
           <w:sz w:val="24"/>
           <w:u w:val="single"/>
         </w:rPr>
-        <w:hyperlink r:id="rId25" w:history="1">
+        <w:hyperlink r:id="rId26" w:history="1">
           <w:r>
             <w:rPr>
               <w:rStyle w:val="Hyperlink"/>
@@ -4418,7 +4401,7 @@
           <w:sz w:val="24"/>
           <w:u w:val="single"/>
         </w:rPr>
-        <w:hyperlink r:id="rId25" w:history="1">
+        <w:hyperlink r:id="rId26" w:history="1">
           <w:r>
             <w:rPr>
               <w:rStyle w:val="Hyperlink"/>
@@ -4436,7 +4419,7 @@
           <w:sz w:val="24"/>
           <w:u w:val="single"/>
         </w:rPr>
-        <w:hyperlink r:id="rId25" w:history="1">
+        <w:hyperlink r:id="rId26" w:history="1">
           <w:r>
             <w:rPr>
               <w:rStyle w:val="Hyperlink"/>
@@ -4454,7 +4437,7 @@
           <w:sz w:val="24"/>
           <w:u w:val="single"/>
         </w:rPr>
-        <w:hyperlink r:id="rId25" w:history="1">
+        <w:hyperlink r:id="rId26" w:history="1">
           <w:r>
             <w:rPr>
               <w:rStyle w:val="Hyperlink"/>
@@ -4482,7 +4465,7 @@
           <w:sz w:val="24"/>
           <w:u w:val="single"/>
         </w:rPr>
-        <w:hyperlink r:id="rId25" w:history="1">
+        <w:hyperlink r:id="rId26" w:history="1">
           <w:r>
             <w:rPr>
               <w:rStyle w:val="Hyperlink"/>
@@ -4500,7 +4483,7 @@
           <w:sz w:val="24"/>
           <w:u w:val="single"/>
         </w:rPr>
-        <w:hyperlink r:id="rId25" w:history="1">
+        <w:hyperlink r:id="rId26" w:history="1">
           <w:r>
             <w:rPr>
               <w:rStyle w:val="Hyperlink"/>
@@ -4529,7 +4512,7 @@
           <w:sz w:val="24"/>
           <w:u w:val="single"/>
         </w:rPr>
-        <w:hyperlink r:id="rId25" w:history="1">
+        <w:hyperlink r:id="rId27" w:history="1">
           <w:r>
             <w:rPr>
               <w:rStyle w:val="Hyperlink"/>

--- a/EXPORTS/DOCX/published/niveau3/Dutch/EMArtis.docx
+++ b/EXPORTS/DOCX/published/niveau3/Dutch/EMArtis.docx
@@ -509,50 +509,7 @@
           <w:color w:val="000000"/>
           <w:sz w:val="24"/>
         </w:rPr>
-        <w:hyperlink r:id="rId10" w:history="1">
-          <w:r>
-            <w:rPr>
-              <w:rStyle w:val="Hyperlink"/>
-            </w:rPr>
-            <w:t>elling, van 18</w:t>
-          </w:r>
-        </w:hyperlink>
-      </w:r>
-      <w:r>
-        <w:rPr>
-          <w:u w:val="single" w:color="0000ff"/>
-          <w:rFonts w:ascii="Charis SIL Regular" w:hAnsi="Charis SIL Regular" w:eastAsia="Charis SIL Regular"/>
-          <w:b w:val="0"/>
-          <w:i w:val="0"/>
-          <w:color w:val="000000"/>
-          <w:sz w:val="24"/>
-        </w:rPr>
-        <w:hyperlink r:id="rId10" w:history="1">
-          <w:r>
-            <w:rPr>
-              <w:rStyle w:val="Hyperlink"/>
-            </w:rPr>
-            <w:t>8</w:t>
-          </w:r>
-        </w:hyperlink>
-      </w:r>
-      <w:r>
-        <w:rPr>
-          <w:u w:val="single" w:color="0000ff"/>
-          <w:rFonts w:ascii="Charis SIL Regular" w:hAnsi="Charis SIL Regular" w:eastAsia="Charis SIL Regular"/>
-          <w:b w:val="0"/>
-          <w:i w:val="0"/>
-          <w:color w:val="000000"/>
-          <w:sz w:val="24"/>
-        </w:rPr>
-        <w:hyperlink r:id="rId10" w:history="1">
-          <w:r>
-            <w:rPr>
-              <w:rStyle w:val="Hyperlink"/>
-            </w:rPr>
-            <w:t>3 en voor</w:t>
-          </w:r>
-        </w:hyperlink>
+        <w:t>elling, van 1883 en voor</w:t>
       </w:r>
       <w:r>
         <w:rPr>
@@ -599,12 +556,33 @@
           <w:color w:val="000000"/>
           <w:sz w:val="24"/>
         </w:rPr>
+        <w:t>pen die werde</w:t>
+      </w:r>
+      <w:r>
+        <w:rPr>
+          <w:rFonts w:ascii="Charis SIL Regular" w:hAnsi="Charis SIL Regular" w:eastAsia="Charis SIL Regular"/>
+          <w:b w:val="0"/>
+          <w:i w:val="0"/>
+          <w:color w:val="000000"/>
+          <w:sz w:val="24"/>
+        </w:rPr>
+        <w:t xml:space="preserve">n </w:t>
+      </w:r>
+      <w:r>
+        <w:rPr>
+          <w:u w:val="single" w:color="0000ff"/>
+          <w:rFonts w:ascii="Charis SIL Regular" w:hAnsi="Charis SIL Regular" w:eastAsia="Charis SIL Regular"/>
+          <w:b w:val="0"/>
+          <w:i w:val="0"/>
+          <w:color w:val="000000"/>
+          <w:sz w:val="24"/>
+        </w:rPr>
         <w:hyperlink r:id="rId10" w:history="1">
           <w:r>
             <w:rPr>
               <w:rStyle w:val="Hyperlink"/>
             </w:rPr>
-            <w:t>pen die werde</w:t>
+            <w:t>verzameld door</w:t>
           </w:r>
         </w:hyperlink>
       </w:r>
@@ -616,17 +594,7 @@
           <w:color w:val="000000"/>
           <w:sz w:val="24"/>
         </w:rPr>
-        <w:t xml:space="preserve">n </w:t>
-      </w:r>
-      <w:r>
-        <w:rPr>
-          <w:rFonts w:ascii="Charis SIL Regular" w:hAnsi="Charis SIL Regular" w:eastAsia="Charis SIL Regular"/>
-          <w:b w:val="0"/>
-          <w:i w:val="0"/>
-          <w:color w:val="000000"/>
-          <w:sz w:val="24"/>
-        </w:rPr>
-        <w:t xml:space="preserve">verzameld door het </w:t>
+        <w:t xml:space="preserve"> het </w:t>
       </w:r>
       <w:r>
         <w:rPr>
@@ -1452,25 +1420,7 @@
           <w:color w:val="000000"/>
           <w:sz w:val="24"/>
         </w:rPr>
-        <w:hyperlink r:id="rId14" w:history="1">
-          <w:r>
-            <w:rPr>
-              <w:rStyle w:val="Hyperlink"/>
-            </w:rPr>
-            <w:t>met de naa</w:t>
-          </w:r>
-        </w:hyperlink>
-      </w:r>
-      <w:r>
-        <w:rPr>
-          <w:u w:val="single" w:color="0000ff"/>
-          <w:rFonts w:ascii="Charis SIL Regular" w:hAnsi="Charis SIL Regular" w:eastAsia="Charis SIL Regular"/>
-          <w:b w:val="0"/>
-          <w:i w:val="0"/>
-          <w:color w:val="000000"/>
-          <w:sz w:val="24"/>
-        </w:rPr>
-        <w:t>m</w:t>
+        <w:t>met de naam</w:t>
       </w:r>
       <w:r>
         <w:rPr>
@@ -3537,7 +3487,7 @@
           <w:sz w:val="24"/>
           <w:u w:val="single"/>
         </w:rPr>
-        <w:hyperlink r:id="rId20" w:history="1">
+        <w:hyperlink r:id="rId21" w:history="1">
           <w:r>
             <w:rPr>
               <w:rStyle w:val="Hyperlink"/>
@@ -3566,7 +3516,7 @@
           <w:sz w:val="24"/>
           <w:u w:val="single"/>
         </w:rPr>
-        <w:hyperlink r:id="rId20" w:history="1">
+        <w:hyperlink r:id="rId21" w:history="1">
           <w:r>
             <w:rPr>
               <w:rStyle w:val="Hyperlink"/>
@@ -3583,14 +3533,7 @@
           <w:color w:val="000000"/>
           <w:sz w:val="24"/>
         </w:rPr>
-        <w:hyperlink r:id="rId20" w:history="1">
-          <w:r>
-            <w:rPr>
-              <w:rStyle w:val="Hyperlink"/>
-            </w:rPr>
-            <w:t xml:space="preserve">, </w:t>
-          </w:r>
-        </w:hyperlink>
+        <w:t xml:space="preserve">, </w:t>
       </w:r>
       <w:r>
         <w:rPr>
@@ -3601,7 +3544,7 @@
           <w:sz w:val="24"/>
           <w:u w:val="single"/>
         </w:rPr>
-        <w:hyperlink r:id="rId20" w:history="1">
+        <w:hyperlink r:id="rId22" w:history="1">
           <w:r>
             <w:rPr>
               <w:rStyle w:val="Hyperlink"/>
@@ -3630,7 +3573,7 @@
           <w:sz w:val="24"/>
           <w:u w:val="single"/>
         </w:rPr>
-        <w:hyperlink r:id="rId20" w:history="1">
+        <w:hyperlink r:id="rId22" w:history="1">
           <w:r>
             <w:rPr>
               <w:rStyle w:val="Hyperlink"/>
@@ -3748,7 +3691,7 @@
           <w:sz w:val="24"/>
           <w:u w:val="single"/>
         </w:rPr>
-        <w:hyperlink r:id="rId22" w:history="1">
+        <w:hyperlink r:id="rId23" w:history="1">
           <w:r>
             <w:rPr>
               <w:rStyle w:val="Hyperlink"/>
@@ -3766,7 +3709,7 @@
           <w:sz w:val="24"/>
           <w:u w:val="single"/>
         </w:rPr>
-        <w:hyperlink r:id="rId22" w:history="1">
+        <w:hyperlink r:id="rId23" w:history="1">
           <w:r>
             <w:rPr>
               <w:rStyle w:val="Hyperlink"/>
@@ -3784,7 +3727,7 @@
           <w:sz w:val="24"/>
           <w:u w:val="single"/>
         </w:rPr>
-        <w:hyperlink r:id="rId22" w:history="1">
+        <w:hyperlink r:id="rId23" w:history="1">
           <w:r>
             <w:rPr>
               <w:rStyle w:val="Hyperlink"/>
@@ -3802,7 +3745,7 @@
           <w:sz w:val="24"/>
           <w:u w:val="single"/>
         </w:rPr>
-        <w:hyperlink r:id="rId22" w:history="1">
+        <w:hyperlink r:id="rId23" w:history="1">
           <w:r>
             <w:rPr>
               <w:rStyle w:val="Hyperlink"/>
@@ -3830,7 +3773,7 @@
           <w:sz w:val="24"/>
           <w:u w:val="single"/>
         </w:rPr>
-        <w:hyperlink r:id="rId23" w:history="1">
+        <w:hyperlink r:id="rId24" w:history="1">
           <w:r>
             <w:rPr>
               <w:rStyle w:val="Hyperlink"/>
@@ -3848,7 +3791,7 @@
           <w:sz w:val="24"/>
           <w:u w:val="single"/>
         </w:rPr>
-        <w:hyperlink r:id="rId22" w:history="1">
+        <w:hyperlink r:id="rId24" w:history="1">
           <w:r>
             <w:rPr>
               <w:rStyle w:val="Hyperlink"/>
@@ -3877,7 +3820,7 @@
           <w:sz w:val="24"/>
           <w:u w:val="single"/>
         </w:rPr>
-        <w:hyperlink r:id="rId22" w:history="1">
+        <w:hyperlink r:id="rId24" w:history="1">
           <w:r>
             <w:rPr>
               <w:rStyle w:val="Hyperlink"/>
@@ -4005,7 +3948,7 @@
           <w:sz w:val="24"/>
           <w:u w:val="single"/>
         </w:rPr>
-        <w:hyperlink r:id="rId24" w:history="1">
+        <w:hyperlink r:id="rId25" w:history="1">
           <w:r>
             <w:rPr>
               <w:rStyle w:val="Hyperlink"/>
@@ -4023,7 +3966,7 @@
           <w:sz w:val="24"/>
           <w:u w:val="single"/>
         </w:rPr>
-        <w:hyperlink r:id="rId24" w:history="1">
+        <w:hyperlink r:id="rId25" w:history="1">
           <w:r>
             <w:rPr>
               <w:rStyle w:val="Hyperlink"/>
@@ -4041,7 +3984,7 @@
           <w:sz w:val="24"/>
           <w:u w:val="single"/>
         </w:rPr>
-        <w:hyperlink r:id="rId24" w:history="1">
+        <w:hyperlink r:id="rId25" w:history="1">
           <w:r>
             <w:rPr>
               <w:rStyle w:val="Hyperlink"/>
@@ -4059,7 +4002,7 @@
           <w:sz w:val="24"/>
           <w:u w:val="single"/>
         </w:rPr>
-        <w:hyperlink r:id="rId24" w:history="1">
+        <w:hyperlink r:id="rId25" w:history="1">
           <w:r>
             <w:rPr>
               <w:rStyle w:val="Hyperlink"/>
@@ -4080,7 +4023,7 @@
           <w:sz w:val="24"/>
           <w:u w:val="single"/>
         </w:rPr>
-        <w:hyperlink r:id="rId24" w:history="1">
+        <w:hyperlink r:id="rId25" w:history="1">
           <w:r>
             <w:rPr>
               <w:rStyle w:val="Hyperlink"/>
@@ -4098,7 +4041,7 @@
           <w:sz w:val="24"/>
           <w:u w:val="single"/>
         </w:rPr>
-        <w:hyperlink r:id="rId24" w:history="1">
+        <w:hyperlink r:id="rId25" w:history="1">
           <w:r>
             <w:rPr>
               <w:rStyle w:val="Hyperlink"/>
@@ -4116,7 +4059,7 @@
           <w:sz w:val="24"/>
           <w:u w:val="single"/>
         </w:rPr>
-        <w:hyperlink r:id="rId24" w:history="1">
+        <w:hyperlink r:id="rId25" w:history="1">
           <w:r>
             <w:rPr>
               <w:rStyle w:val="Hyperlink"/>
@@ -4134,7 +4077,7 @@
           <w:sz w:val="24"/>
           <w:u w:val="single"/>
         </w:rPr>
-        <w:hyperlink r:id="rId24" w:history="1">
+        <w:hyperlink r:id="rId25" w:history="1">
           <w:r>
             <w:rPr>
               <w:rStyle w:val="Hyperlink"/>
@@ -4152,7 +4095,7 @@
           <w:sz w:val="24"/>
           <w:u w:val="single"/>
         </w:rPr>
-        <w:hyperlink r:id="rId24" w:history="1">
+        <w:hyperlink r:id="rId25" w:history="1">
           <w:r>
             <w:rPr>
               <w:rStyle w:val="Hyperlink"/>
@@ -4170,7 +4113,7 @@
           <w:sz w:val="24"/>
           <w:u w:val="single"/>
         </w:rPr>
-        <w:hyperlink r:id="rId24" w:history="1">
+        <w:hyperlink r:id="rId25" w:history="1">
           <w:r>
             <w:rPr>
               <w:rStyle w:val="Hyperlink"/>
@@ -4198,7 +4141,7 @@
           <w:sz w:val="24"/>
           <w:u w:val="single"/>
         </w:rPr>
-        <w:hyperlink r:id="rId25" w:history="1">
+        <w:hyperlink r:id="rId26" w:history="1">
           <w:r>
             <w:rPr>
               <w:rStyle w:val="Hyperlink"/>
@@ -4245,7 +4188,7 @@
           <w:sz w:val="24"/>
           <w:u w:val="single"/>
         </w:rPr>
-        <w:hyperlink r:id="rId25" w:history="1">
+        <w:hyperlink r:id="rId26" w:history="1">
           <w:r>
             <w:rPr>
               <w:rStyle w:val="Hyperlink"/>
@@ -4353,7 +4296,7 @@
           <w:sz w:val="24"/>
           <w:u w:val="single"/>
         </w:rPr>
-        <w:hyperlink r:id="rId26" w:history="1">
+        <w:hyperlink r:id="rId27" w:history="1">
           <w:r>
             <w:rPr>
               <w:rStyle w:val="Hyperlink"/>
@@ -4371,7 +4314,7 @@
           <w:sz w:val="24"/>
           <w:u w:val="single"/>
         </w:rPr>
-        <w:hyperlink r:id="rId26" w:history="1">
+        <w:hyperlink r:id="rId27" w:history="1">
           <w:r>
             <w:rPr>
               <w:rStyle w:val="Hyperlink"/>
@@ -4389,7 +4332,7 @@
           <w:sz w:val="24"/>
           <w:u w:val="single"/>
         </w:rPr>
-        <w:hyperlink r:id="rId26" w:history="1">
+        <w:hyperlink r:id="rId27" w:history="1">
           <w:r>
             <w:rPr>
               <w:rStyle w:val="Hyperlink"/>
@@ -4407,7 +4350,7 @@
           <w:sz w:val="24"/>
           <w:u w:val="single"/>
         </w:rPr>
-        <w:hyperlink r:id="rId26" w:history="1">
+        <w:hyperlink r:id="rId27" w:history="1">
           <w:r>
             <w:rPr>
               <w:rStyle w:val="Hyperlink"/>
@@ -4435,7 +4378,7 @@
           <w:sz w:val="24"/>
           <w:u w:val="single"/>
         </w:rPr>
-        <w:hyperlink r:id="rId27" w:history="1">
+        <w:hyperlink r:id="rId28" w:history="1">
           <w:r>
             <w:rPr>
               <w:rStyle w:val="Hyperlink"/>
@@ -4482,7 +4425,7 @@
           <w:sz w:val="24"/>
           <w:u w:val="single"/>
         </w:rPr>
-        <w:hyperlink r:id="rId27" w:history="1">
+        <w:hyperlink r:id="rId28" w:history="1">
           <w:r>
             <w:rPr>
               <w:rStyle w:val="Hyperlink"/>

--- a/EXPORTS/DOCX/published/niveau3/Dutch/EMArtis.docx
+++ b/EXPORTS/DOCX/published/niveau3/Dutch/EMArtis.docx
@@ -509,7 +509,50 @@
           <w:color w:val="000000"/>
           <w:sz w:val="24"/>
         </w:rPr>
-        <w:t>elling, van 1883 en voor</w:t>
+        <w:hyperlink r:id="rId10" w:history="1">
+          <w:r>
+            <w:rPr>
+              <w:rStyle w:val="Hyperlink"/>
+            </w:rPr>
+            <w:t>elling, van 18</w:t>
+          </w:r>
+        </w:hyperlink>
+      </w:r>
+      <w:r>
+        <w:rPr>
+          <w:u w:val="single" w:color="0000ff"/>
+          <w:rFonts w:ascii="Charis SIL Regular" w:hAnsi="Charis SIL Regular" w:eastAsia="Charis SIL Regular"/>
+          <w:b w:val="0"/>
+          <w:i w:val="0"/>
+          <w:color w:val="000000"/>
+          <w:sz w:val="24"/>
+        </w:rPr>
+        <w:hyperlink r:id="rId10" w:history="1">
+          <w:r>
+            <w:rPr>
+              <w:rStyle w:val="Hyperlink"/>
+            </w:rPr>
+            <w:t>8</w:t>
+          </w:r>
+        </w:hyperlink>
+      </w:r>
+      <w:r>
+        <w:rPr>
+          <w:u w:val="single" w:color="0000ff"/>
+          <w:rFonts w:ascii="Charis SIL Regular" w:hAnsi="Charis SIL Regular" w:eastAsia="Charis SIL Regular"/>
+          <w:b w:val="0"/>
+          <w:i w:val="0"/>
+          <w:color w:val="000000"/>
+          <w:sz w:val="24"/>
+        </w:rPr>
+        <w:hyperlink r:id="rId10" w:history="1">
+          <w:r>
+            <w:rPr>
+              <w:rStyle w:val="Hyperlink"/>
+            </w:rPr>
+            <w:t>3 en voor</w:t>
+          </w:r>
+        </w:hyperlink>
       </w:r>
       <w:r>
         <w:rPr>
@@ -556,7 +599,14 @@
           <w:color w:val="000000"/>
           <w:sz w:val="24"/>
         </w:rPr>
-        <w:t>pen die werde</w:t>
+        <w:hyperlink r:id="rId10" w:history="1">
+          <w:r>
+            <w:rPr>
+              <w:rStyle w:val="Hyperlink"/>
+            </w:rPr>
+            <w:t>pen die werde</w:t>
+          </w:r>
+        </w:hyperlink>
       </w:r>
       <w:r>
         <w:rPr>
@@ -1413,7 +1463,6 @@
       </w:r>
       <w:r>
         <w:rPr>
-          <w:u w:val="single" w:color="0000ff"/>
           <w:rFonts w:ascii="Charis SIL Regular" w:hAnsi="Charis SIL Regular" w:eastAsia="Charis SIL Regular"/>
           <w:b w:val="0"/>
           <w:i w:val="0"/>
@@ -2024,7 +2073,36 @@
           <w:color w:val="000000"/>
           <w:sz w:val="24"/>
         </w:rPr>
-        <w:t>ij het Koni</w:t>
+        <w:t>i</w:t>
+      </w:r>
+      <w:r>
+        <w:rPr>
+          <w:u w:val="single" w:color="0000ff"/>
+          <w:rFonts w:ascii="Charis SIL Regular" w:hAnsi="Charis SIL Regular" w:eastAsia="Charis SIL Regular"/>
+          <w:b w:val="0"/>
+          <w:i w:val="0"/>
+          <w:color w:val="000000"/>
+          <w:sz w:val="24"/>
+        </w:rPr>
+        <w:hyperlink r:id="rId17" w:history="1">
+          <w:r>
+            <w:rPr>
+              <w:rStyle w:val="Hyperlink"/>
+            </w:rPr>
+            <w:t>j het Kon</w:t>
+          </w:r>
+        </w:hyperlink>
+      </w:r>
+      <w:r>
+        <w:rPr>
+          <w:u w:val="single" w:color="0000ff"/>
+          <w:rFonts w:ascii="Charis SIL Regular" w:hAnsi="Charis SIL Regular" w:eastAsia="Charis SIL Regular"/>
+          <w:b w:val="0"/>
+          <w:i w:val="0"/>
+          <w:color w:val="000000"/>
+          <w:sz w:val="24"/>
+        </w:rPr>
+        <w:t>i</w:t>
       </w:r>
       <w:r>
         <w:rPr>
@@ -3469,7 +3547,7 @@
           <w:sz w:val="24"/>
           <w:u w:val="single"/>
         </w:rPr>
-        <w:hyperlink r:id="rId21" w:history="1">
+        <w:hyperlink r:id="rId20" w:history="1">
           <w:r>
             <w:rPr>
               <w:rStyle w:val="Hyperlink"/>
@@ -3487,7 +3565,7 @@
           <w:sz w:val="24"/>
           <w:u w:val="single"/>
         </w:rPr>
-        <w:hyperlink r:id="rId21" w:history="1">
+        <w:hyperlink r:id="rId20" w:history="1">
           <w:r>
             <w:rPr>
               <w:rStyle w:val="Hyperlink"/>
@@ -3516,7 +3594,7 @@
           <w:sz w:val="24"/>
           <w:u w:val="single"/>
         </w:rPr>
-        <w:hyperlink r:id="rId21" w:history="1">
+        <w:hyperlink r:id="rId20" w:history="1">
           <w:r>
             <w:rPr>
               <w:rStyle w:val="Hyperlink"/>
@@ -3533,7 +3611,14 @@
           <w:color w:val="000000"/>
           <w:sz w:val="24"/>
         </w:rPr>
-        <w:t xml:space="preserve">, </w:t>
+        <w:hyperlink r:id="rId20" w:history="1">
+          <w:r>
+            <w:rPr>
+              <w:rStyle w:val="Hyperlink"/>
+            </w:rPr>
+            <w:t xml:space="preserve">, </w:t>
+          </w:r>
+        </w:hyperlink>
       </w:r>
       <w:r>
         <w:rPr>
@@ -3544,7 +3629,7 @@
           <w:sz w:val="24"/>
           <w:u w:val="single"/>
         </w:rPr>
-        <w:hyperlink r:id="rId22" w:history="1">
+        <w:hyperlink r:id="rId20" w:history="1">
           <w:r>
             <w:rPr>
               <w:rStyle w:val="Hyperlink"/>
@@ -3573,7 +3658,7 @@
           <w:sz w:val="24"/>
           <w:u w:val="single"/>
         </w:rPr>
-        <w:hyperlink r:id="rId22" w:history="1">
+        <w:hyperlink r:id="rId21" w:history="1">
           <w:r>
             <w:rPr>
               <w:rStyle w:val="Hyperlink"/>
@@ -3691,7 +3776,7 @@
           <w:sz w:val="24"/>
           <w:u w:val="single"/>
         </w:rPr>
-        <w:hyperlink r:id="rId23" w:history="1">
+        <w:hyperlink r:id="rId22" w:history="1">
           <w:r>
             <w:rPr>
               <w:rStyle w:val="Hyperlink"/>
@@ -3709,7 +3794,7 @@
           <w:sz w:val="24"/>
           <w:u w:val="single"/>
         </w:rPr>
-        <w:hyperlink r:id="rId23" w:history="1">
+        <w:hyperlink r:id="rId22" w:history="1">
           <w:r>
             <w:rPr>
               <w:rStyle w:val="Hyperlink"/>
@@ -3727,7 +3812,7 @@
           <w:sz w:val="24"/>
           <w:u w:val="single"/>
         </w:rPr>
-        <w:hyperlink r:id="rId23" w:history="1">
+        <w:hyperlink r:id="rId22" w:history="1">
           <w:r>
             <w:rPr>
               <w:rStyle w:val="Hyperlink"/>
@@ -3745,7 +3830,7 @@
           <w:sz w:val="24"/>
           <w:u w:val="single"/>
         </w:rPr>
-        <w:hyperlink r:id="rId23" w:history="1">
+        <w:hyperlink r:id="rId22" w:history="1">
           <w:r>
             <w:rPr>
               <w:rStyle w:val="Hyperlink"/>
@@ -3773,7 +3858,7 @@
           <w:sz w:val="24"/>
           <w:u w:val="single"/>
         </w:rPr>
-        <w:hyperlink r:id="rId24" w:history="1">
+        <w:hyperlink r:id="rId22" w:history="1">
           <w:r>
             <w:rPr>
               <w:rStyle w:val="Hyperlink"/>
@@ -3791,7 +3876,7 @@
           <w:sz w:val="24"/>
           <w:u w:val="single"/>
         </w:rPr>
-        <w:hyperlink r:id="rId24" w:history="1">
+        <w:hyperlink r:id="rId22" w:history="1">
           <w:r>
             <w:rPr>
               <w:rStyle w:val="Hyperlink"/>
@@ -3820,7 +3905,7 @@
           <w:sz w:val="24"/>
           <w:u w:val="single"/>
         </w:rPr>
-        <w:hyperlink r:id="rId24" w:history="1">
+        <w:hyperlink r:id="rId22" w:history="1">
           <w:r>
             <w:rPr>
               <w:rStyle w:val="Hyperlink"/>
@@ -3948,7 +4033,7 @@
           <w:sz w:val="24"/>
           <w:u w:val="single"/>
         </w:rPr>
-        <w:hyperlink r:id="rId25" w:history="1">
+        <w:hyperlink r:id="rId23" w:history="1">
           <w:r>
             <w:rPr>
               <w:rStyle w:val="Hyperlink"/>
@@ -3966,7 +4051,7 @@
           <w:sz w:val="24"/>
           <w:u w:val="single"/>
         </w:rPr>
-        <w:hyperlink r:id="rId25" w:history="1">
+        <w:hyperlink r:id="rId23" w:history="1">
           <w:r>
             <w:rPr>
               <w:rStyle w:val="Hyperlink"/>
@@ -3984,7 +4069,7 @@
           <w:sz w:val="24"/>
           <w:u w:val="single"/>
         </w:rPr>
-        <w:hyperlink r:id="rId25" w:history="1">
+        <w:hyperlink r:id="rId23" w:history="1">
           <w:r>
             <w:rPr>
               <w:rStyle w:val="Hyperlink"/>
@@ -4002,7 +4087,7 @@
           <w:sz w:val="24"/>
           <w:u w:val="single"/>
         </w:rPr>
-        <w:hyperlink r:id="rId25" w:history="1">
+        <w:hyperlink r:id="rId23" w:history="1">
           <w:r>
             <w:rPr>
               <w:rStyle w:val="Hyperlink"/>
@@ -4023,7 +4108,7 @@
           <w:sz w:val="24"/>
           <w:u w:val="single"/>
         </w:rPr>
-        <w:hyperlink r:id="rId25" w:history="1">
+        <w:hyperlink r:id="rId23" w:history="1">
           <w:r>
             <w:rPr>
               <w:rStyle w:val="Hyperlink"/>
@@ -4041,7 +4126,7 @@
           <w:sz w:val="24"/>
           <w:u w:val="single"/>
         </w:rPr>
-        <w:hyperlink r:id="rId25" w:history="1">
+        <w:hyperlink r:id="rId23" w:history="1">
           <w:r>
             <w:rPr>
               <w:rStyle w:val="Hyperlink"/>
@@ -4059,7 +4144,7 @@
           <w:sz w:val="24"/>
           <w:u w:val="single"/>
         </w:rPr>
-        <w:hyperlink r:id="rId25" w:history="1">
+        <w:hyperlink r:id="rId23" w:history="1">
           <w:r>
             <w:rPr>
               <w:rStyle w:val="Hyperlink"/>
@@ -4077,7 +4162,7 @@
           <w:sz w:val="24"/>
           <w:u w:val="single"/>
         </w:rPr>
-        <w:hyperlink r:id="rId25" w:history="1">
+        <w:hyperlink r:id="rId23" w:history="1">
           <w:r>
             <w:rPr>
               <w:rStyle w:val="Hyperlink"/>
@@ -4095,7 +4180,7 @@
           <w:sz w:val="24"/>
           <w:u w:val="single"/>
         </w:rPr>
-        <w:hyperlink r:id="rId25" w:history="1">
+        <w:hyperlink r:id="rId23" w:history="1">
           <w:r>
             <w:rPr>
               <w:rStyle w:val="Hyperlink"/>
@@ -4113,7 +4198,7 @@
           <w:sz w:val="24"/>
           <w:u w:val="single"/>
         </w:rPr>
-        <w:hyperlink r:id="rId25" w:history="1">
+        <w:hyperlink r:id="rId23" w:history="1">
           <w:r>
             <w:rPr>
               <w:rStyle w:val="Hyperlink"/>
@@ -4141,7 +4226,7 @@
           <w:sz w:val="24"/>
           <w:u w:val="single"/>
         </w:rPr>
-        <w:hyperlink r:id="rId26" w:history="1">
+        <w:hyperlink r:id="rId24" w:history="1">
           <w:r>
             <w:rPr>
               <w:rStyle w:val="Hyperlink"/>
@@ -4188,7 +4273,7 @@
           <w:sz w:val="24"/>
           <w:u w:val="single"/>
         </w:rPr>
-        <w:hyperlink r:id="rId26" w:history="1">
+        <w:hyperlink r:id="rId24" w:history="1">
           <w:r>
             <w:rPr>
               <w:rStyle w:val="Hyperlink"/>
@@ -4296,7 +4381,7 @@
           <w:sz w:val="24"/>
           <w:u w:val="single"/>
         </w:rPr>
-        <w:hyperlink r:id="rId27" w:history="1">
+        <w:hyperlink r:id="rId25" w:history="1">
           <w:r>
             <w:rPr>
               <w:rStyle w:val="Hyperlink"/>
@@ -4314,7 +4399,7 @@
           <w:sz w:val="24"/>
           <w:u w:val="single"/>
         </w:rPr>
-        <w:hyperlink r:id="rId27" w:history="1">
+        <w:hyperlink r:id="rId25" w:history="1">
           <w:r>
             <w:rPr>
               <w:rStyle w:val="Hyperlink"/>
@@ -4332,7 +4417,7 @@
           <w:sz w:val="24"/>
           <w:u w:val="single"/>
         </w:rPr>
-        <w:hyperlink r:id="rId27" w:history="1">
+        <w:hyperlink r:id="rId25" w:history="1">
           <w:r>
             <w:rPr>
               <w:rStyle w:val="Hyperlink"/>
@@ -4350,7 +4435,7 @@
           <w:sz w:val="24"/>
           <w:u w:val="single"/>
         </w:rPr>
-        <w:hyperlink r:id="rId27" w:history="1">
+        <w:hyperlink r:id="rId25" w:history="1">
           <w:r>
             <w:rPr>
               <w:rStyle w:val="Hyperlink"/>
@@ -4378,7 +4463,7 @@
           <w:sz w:val="24"/>
           <w:u w:val="single"/>
         </w:rPr>
-        <w:hyperlink r:id="rId28" w:history="1">
+        <w:hyperlink r:id="rId25" w:history="1">
           <w:r>
             <w:rPr>
               <w:rStyle w:val="Hyperlink"/>
@@ -4396,7 +4481,7 @@
           <w:sz w:val="24"/>
           <w:u w:val="single"/>
         </w:rPr>
-        <w:hyperlink r:id="rId27" w:history="1">
+        <w:hyperlink r:id="rId25" w:history="1">
           <w:r>
             <w:rPr>
               <w:rStyle w:val="Hyperlink"/>
@@ -4425,7 +4510,7 @@
           <w:sz w:val="24"/>
           <w:u w:val="single"/>
         </w:rPr>
-        <w:hyperlink r:id="rId28" w:history="1">
+        <w:hyperlink r:id="rId25" w:history="1">
           <w:r>
             <w:rPr>
               <w:rStyle w:val="Hyperlink"/>

--- a/EXPORTS/DOCX/published/niveau3/Dutch/EMArtis.docx
+++ b/EXPORTS/DOCX/published/niveau3/Dutch/EMArtis.docx
@@ -1463,6 +1463,7 @@
       </w:r>
       <w:r>
         <w:rPr>
+          <w:u w:val="single" w:color="0000ff"/>
           <w:rFonts w:ascii="Charis SIL Regular" w:hAnsi="Charis SIL Regular" w:eastAsia="Charis SIL Regular"/>
           <w:b w:val="0"/>
           <w:i w:val="0"/>
@@ -2062,47 +2063,7 @@
           <w:color w:val="000000"/>
           <w:sz w:val="24"/>
         </w:rPr>
-        <w:t>7851-7858 (welke nog berusten b</w:t>
-      </w:r>
-      <w:r>
-        <w:rPr>
-          <w:u w:val="single" w:color="0000ff"/>
-          <w:rFonts w:ascii="Charis SIL Regular" w:hAnsi="Charis SIL Regular" w:eastAsia="Charis SIL Regular"/>
-          <w:b w:val="0"/>
-          <w:i w:val="0"/>
-          <w:color w:val="000000"/>
-          <w:sz w:val="24"/>
-        </w:rPr>
-        <w:t>i</w:t>
-      </w:r>
-      <w:r>
-        <w:rPr>
-          <w:u w:val="single" w:color="0000ff"/>
-          <w:rFonts w:ascii="Charis SIL Regular" w:hAnsi="Charis SIL Regular" w:eastAsia="Charis SIL Regular"/>
-          <w:b w:val="0"/>
-          <w:i w:val="0"/>
-          <w:color w:val="000000"/>
-          <w:sz w:val="24"/>
-        </w:rPr>
-        <w:hyperlink r:id="rId17" w:history="1">
-          <w:r>
-            <w:rPr>
-              <w:rStyle w:val="Hyperlink"/>
-            </w:rPr>
-            <w:t>j het Kon</w:t>
-          </w:r>
-        </w:hyperlink>
-      </w:r>
-      <w:r>
-        <w:rPr>
-          <w:u w:val="single" w:color="0000ff"/>
-          <w:rFonts w:ascii="Charis SIL Regular" w:hAnsi="Charis SIL Regular" w:eastAsia="Charis SIL Regular"/>
-          <w:b w:val="0"/>
-          <w:i w:val="0"/>
-          <w:color w:val="000000"/>
-          <w:sz w:val="24"/>
-        </w:rPr>
-        <w:t>i</w:t>
+        <w:t>7851-7858 (welke nog berusten bij het Koni</w:t>
       </w:r>
       <w:r>
         <w:rPr>
@@ -3594,7 +3555,7 @@
           <w:sz w:val="24"/>
           <w:u w:val="single"/>
         </w:rPr>
-        <w:hyperlink r:id="rId20" w:history="1">
+        <w:hyperlink r:id="rId21" w:history="1">
           <w:r>
             <w:rPr>
               <w:rStyle w:val="Hyperlink"/>
@@ -3611,14 +3572,7 @@
           <w:color w:val="000000"/>
           <w:sz w:val="24"/>
         </w:rPr>
-        <w:hyperlink r:id="rId20" w:history="1">
-          <w:r>
-            <w:rPr>
-              <w:rStyle w:val="Hyperlink"/>
-            </w:rPr>
-            <w:t xml:space="preserve">, </w:t>
-          </w:r>
-        </w:hyperlink>
+        <w:t xml:space="preserve">, </w:t>
       </w:r>
       <w:r>
         <w:rPr>
@@ -3629,7 +3583,7 @@
           <w:sz w:val="24"/>
           <w:u w:val="single"/>
         </w:rPr>
-        <w:hyperlink r:id="rId20" w:history="1">
+        <w:hyperlink r:id="rId22" w:history="1">
           <w:r>
             <w:rPr>
               <w:rStyle w:val="Hyperlink"/>
@@ -3658,7 +3612,7 @@
           <w:sz w:val="24"/>
           <w:u w:val="single"/>
         </w:rPr>
-        <w:hyperlink r:id="rId21" w:history="1">
+        <w:hyperlink r:id="rId22" w:history="1">
           <w:r>
             <w:rPr>
               <w:rStyle w:val="Hyperlink"/>
@@ -3776,7 +3730,7 @@
           <w:sz w:val="24"/>
           <w:u w:val="single"/>
         </w:rPr>
-        <w:hyperlink r:id="rId22" w:history="1">
+        <w:hyperlink r:id="rId23" w:history="1">
           <w:r>
             <w:rPr>
               <w:rStyle w:val="Hyperlink"/>
@@ -3794,7 +3748,7 @@
           <w:sz w:val="24"/>
           <w:u w:val="single"/>
         </w:rPr>
-        <w:hyperlink r:id="rId22" w:history="1">
+        <w:hyperlink r:id="rId23" w:history="1">
           <w:r>
             <w:rPr>
               <w:rStyle w:val="Hyperlink"/>
@@ -3812,7 +3766,7 @@
           <w:sz w:val="24"/>
           <w:u w:val="single"/>
         </w:rPr>
-        <w:hyperlink r:id="rId22" w:history="1">
+        <w:hyperlink r:id="rId23" w:history="1">
           <w:r>
             <w:rPr>
               <w:rStyle w:val="Hyperlink"/>
@@ -3830,7 +3784,7 @@
           <w:sz w:val="24"/>
           <w:u w:val="single"/>
         </w:rPr>
-        <w:hyperlink r:id="rId22" w:history="1">
+        <w:hyperlink r:id="rId23" w:history="1">
           <w:r>
             <w:rPr>
               <w:rStyle w:val="Hyperlink"/>
@@ -3858,7 +3812,7 @@
           <w:sz w:val="24"/>
           <w:u w:val="single"/>
         </w:rPr>
-        <w:hyperlink r:id="rId22" w:history="1">
+        <w:hyperlink r:id="rId23" w:history="1">
           <w:r>
             <w:rPr>
               <w:rStyle w:val="Hyperlink"/>
@@ -3876,7 +3830,7 @@
           <w:sz w:val="24"/>
           <w:u w:val="single"/>
         </w:rPr>
-        <w:hyperlink r:id="rId22" w:history="1">
+        <w:hyperlink r:id="rId23" w:history="1">
           <w:r>
             <w:rPr>
               <w:rStyle w:val="Hyperlink"/>
@@ -3905,7 +3859,7 @@
           <w:sz w:val="24"/>
           <w:u w:val="single"/>
         </w:rPr>
-        <w:hyperlink r:id="rId22" w:history="1">
+        <w:hyperlink r:id="rId23" w:history="1">
           <w:r>
             <w:rPr>
               <w:rStyle w:val="Hyperlink"/>
@@ -4033,7 +3987,7 @@
           <w:sz w:val="24"/>
           <w:u w:val="single"/>
         </w:rPr>
-        <w:hyperlink r:id="rId23" w:history="1">
+        <w:hyperlink r:id="rId24" w:history="1">
           <w:r>
             <w:rPr>
               <w:rStyle w:val="Hyperlink"/>
@@ -4051,7 +4005,7 @@
           <w:sz w:val="24"/>
           <w:u w:val="single"/>
         </w:rPr>
-        <w:hyperlink r:id="rId23" w:history="1">
+        <w:hyperlink r:id="rId24" w:history="1">
           <w:r>
             <w:rPr>
               <w:rStyle w:val="Hyperlink"/>
@@ -4069,7 +4023,7 @@
           <w:sz w:val="24"/>
           <w:u w:val="single"/>
         </w:rPr>
-        <w:hyperlink r:id="rId23" w:history="1">
+        <w:hyperlink r:id="rId24" w:history="1">
           <w:r>
             <w:rPr>
               <w:rStyle w:val="Hyperlink"/>
@@ -4087,7 +4041,7 @@
           <w:sz w:val="24"/>
           <w:u w:val="single"/>
         </w:rPr>
-        <w:hyperlink r:id="rId23" w:history="1">
+        <w:hyperlink r:id="rId24" w:history="1">
           <w:r>
             <w:rPr>
               <w:rStyle w:val="Hyperlink"/>
@@ -4108,7 +4062,7 @@
           <w:sz w:val="24"/>
           <w:u w:val="single"/>
         </w:rPr>
-        <w:hyperlink r:id="rId23" w:history="1">
+        <w:hyperlink r:id="rId24" w:history="1">
           <w:r>
             <w:rPr>
               <w:rStyle w:val="Hyperlink"/>
@@ -4126,7 +4080,7 @@
           <w:sz w:val="24"/>
           <w:u w:val="single"/>
         </w:rPr>
-        <w:hyperlink r:id="rId23" w:history="1">
+        <w:hyperlink r:id="rId24" w:history="1">
           <w:r>
             <w:rPr>
               <w:rStyle w:val="Hyperlink"/>
@@ -4144,7 +4098,7 @@
           <w:sz w:val="24"/>
           <w:u w:val="single"/>
         </w:rPr>
-        <w:hyperlink r:id="rId23" w:history="1">
+        <w:hyperlink r:id="rId24" w:history="1">
           <w:r>
             <w:rPr>
               <w:rStyle w:val="Hyperlink"/>
@@ -4162,7 +4116,7 @@
           <w:sz w:val="24"/>
           <w:u w:val="single"/>
         </w:rPr>
-        <w:hyperlink r:id="rId23" w:history="1">
+        <w:hyperlink r:id="rId24" w:history="1">
           <w:r>
             <w:rPr>
               <w:rStyle w:val="Hyperlink"/>
@@ -4180,7 +4134,7 @@
           <w:sz w:val="24"/>
           <w:u w:val="single"/>
         </w:rPr>
-        <w:hyperlink r:id="rId23" w:history="1">
+        <w:hyperlink r:id="rId24" w:history="1">
           <w:r>
             <w:rPr>
               <w:rStyle w:val="Hyperlink"/>
@@ -4198,7 +4152,7 @@
           <w:sz w:val="24"/>
           <w:u w:val="single"/>
         </w:rPr>
-        <w:hyperlink r:id="rId23" w:history="1">
+        <w:hyperlink r:id="rId24" w:history="1">
           <w:r>
             <w:rPr>
               <w:rStyle w:val="Hyperlink"/>
@@ -4226,7 +4180,7 @@
           <w:sz w:val="24"/>
           <w:u w:val="single"/>
         </w:rPr>
-        <w:hyperlink r:id="rId24" w:history="1">
+        <w:hyperlink r:id="rId25" w:history="1">
           <w:r>
             <w:rPr>
               <w:rStyle w:val="Hyperlink"/>
@@ -4273,7 +4227,7 @@
           <w:sz w:val="24"/>
           <w:u w:val="single"/>
         </w:rPr>
-        <w:hyperlink r:id="rId24" w:history="1">
+        <w:hyperlink r:id="rId25" w:history="1">
           <w:r>
             <w:rPr>
               <w:rStyle w:val="Hyperlink"/>
@@ -4381,7 +4335,7 @@
           <w:sz w:val="24"/>
           <w:u w:val="single"/>
         </w:rPr>
-        <w:hyperlink r:id="rId25" w:history="1">
+        <w:hyperlink r:id="rId26" w:history="1">
           <w:r>
             <w:rPr>
               <w:rStyle w:val="Hyperlink"/>
@@ -4399,7 +4353,7 @@
           <w:sz w:val="24"/>
           <w:u w:val="single"/>
         </w:rPr>
-        <w:hyperlink r:id="rId25" w:history="1">
+        <w:hyperlink r:id="rId26" w:history="1">
           <w:r>
             <w:rPr>
               <w:rStyle w:val="Hyperlink"/>
@@ -4417,7 +4371,7 @@
           <w:sz w:val="24"/>
           <w:u w:val="single"/>
         </w:rPr>
-        <w:hyperlink r:id="rId25" w:history="1">
+        <w:hyperlink r:id="rId26" w:history="1">
           <w:r>
             <w:rPr>
               <w:rStyle w:val="Hyperlink"/>
@@ -4435,7 +4389,7 @@
           <w:sz w:val="24"/>
           <w:u w:val="single"/>
         </w:rPr>
-        <w:hyperlink r:id="rId25" w:history="1">
+        <w:hyperlink r:id="rId26" w:history="1">
           <w:r>
             <w:rPr>
               <w:rStyle w:val="Hyperlink"/>
@@ -4463,7 +4417,7 @@
           <w:sz w:val="24"/>
           <w:u w:val="single"/>
         </w:rPr>
-        <w:hyperlink r:id="rId25" w:history="1">
+        <w:hyperlink r:id="rId27" w:history="1">
           <w:r>
             <w:rPr>
               <w:rStyle w:val="Hyperlink"/>
@@ -4481,7 +4435,7 @@
           <w:sz w:val="24"/>
           <w:u w:val="single"/>
         </w:rPr>
-        <w:hyperlink r:id="rId25" w:history="1">
+        <w:hyperlink r:id="rId26" w:history="1">
           <w:r>
             <w:rPr>
               <w:rStyle w:val="Hyperlink"/>
@@ -4510,7 +4464,7 @@
           <w:sz w:val="24"/>
           <w:u w:val="single"/>
         </w:rPr>
-        <w:hyperlink r:id="rId25" w:history="1">
+        <w:hyperlink r:id="rId26" w:history="1">
           <w:r>
             <w:rPr>
               <w:rStyle w:val="Hyperlink"/>

--- a/EXPORTS/DOCX/published/niveau3/Dutch/EMArtis.docx
+++ b/EXPORTS/DOCX/published/niveau3/Dutch/EMArtis.docx
@@ -1470,7 +1470,25 @@
           <w:color w:val="000000"/>
           <w:sz w:val="24"/>
         </w:rPr>
-        <w:t>met de naam</w:t>
+        <w:hyperlink r:id="rId14" w:history="1">
+          <w:r>
+            <w:rPr>
+              <w:rStyle w:val="Hyperlink"/>
+            </w:rPr>
+            <w:t>met de naa</w:t>
+          </w:r>
+        </w:hyperlink>
+      </w:r>
+      <w:r>
+        <w:rPr>
+          <w:u w:val="single" w:color="0000ff"/>
+          <w:rFonts w:ascii="Charis SIL Regular" w:hAnsi="Charis SIL Regular" w:eastAsia="Charis SIL Regular"/>
+          <w:b w:val="0"/>
+          <w:i w:val="0"/>
+          <w:color w:val="000000"/>
+          <w:sz w:val="24"/>
+        </w:rPr>
+        <w:t>m</w:t>
       </w:r>
       <w:r>
         <w:rPr>
@@ -2063,7 +2081,47 @@
           <w:color w:val="000000"/>
           <w:sz w:val="24"/>
         </w:rPr>
-        <w:t>7851-7858 (welke nog berusten bij het Koni</w:t>
+        <w:t>7851-7858 (welke nog berusten b</w:t>
+      </w:r>
+      <w:r>
+        <w:rPr>
+          <w:u w:val="single" w:color="0000ff"/>
+          <w:rFonts w:ascii="Charis SIL Regular" w:hAnsi="Charis SIL Regular" w:eastAsia="Charis SIL Regular"/>
+          <w:b w:val="0"/>
+          <w:i w:val="0"/>
+          <w:color w:val="000000"/>
+          <w:sz w:val="24"/>
+        </w:rPr>
+        <w:t>i</w:t>
+      </w:r>
+      <w:r>
+        <w:rPr>
+          <w:u w:val="single" w:color="0000ff"/>
+          <w:rFonts w:ascii="Charis SIL Regular" w:hAnsi="Charis SIL Regular" w:eastAsia="Charis SIL Regular"/>
+          <w:b w:val="0"/>
+          <w:i w:val="0"/>
+          <w:color w:val="000000"/>
+          <w:sz w:val="24"/>
+        </w:rPr>
+        <w:hyperlink r:id="rId17" w:history="1">
+          <w:r>
+            <w:rPr>
+              <w:rStyle w:val="Hyperlink"/>
+            </w:rPr>
+            <w:t>j het Kon</w:t>
+          </w:r>
+        </w:hyperlink>
+      </w:r>
+      <w:r>
+        <w:rPr>
+          <w:u w:val="single" w:color="0000ff"/>
+          <w:rFonts w:ascii="Charis SIL Regular" w:hAnsi="Charis SIL Regular" w:eastAsia="Charis SIL Regular"/>
+          <w:b w:val="0"/>
+          <w:i w:val="0"/>
+          <w:color w:val="000000"/>
+          <w:sz w:val="24"/>
+        </w:rPr>
+        <w:t>i</w:t>
       </w:r>
       <w:r>
         <w:rPr>
@@ -3508,7 +3566,7 @@
           <w:sz w:val="24"/>
           <w:u w:val="single"/>
         </w:rPr>
-        <w:hyperlink r:id="rId20" w:history="1">
+        <w:hyperlink r:id="rId21" w:history="1">
           <w:r>
             <w:rPr>
               <w:rStyle w:val="Hyperlink"/>
@@ -3526,7 +3584,7 @@
           <w:sz w:val="24"/>
           <w:u w:val="single"/>
         </w:rPr>
-        <w:hyperlink r:id="rId20" w:history="1">
+        <w:hyperlink r:id="rId21" w:history="1">
           <w:r>
             <w:rPr>
               <w:rStyle w:val="Hyperlink"/>
@@ -3555,7 +3613,7 @@
           <w:sz w:val="24"/>
           <w:u w:val="single"/>
         </w:rPr>
-        <w:hyperlink r:id="rId21" w:history="1">
+        <w:hyperlink r:id="rId20" w:history="1">
           <w:r>
             <w:rPr>
               <w:rStyle w:val="Hyperlink"/>
@@ -3612,7 +3670,7 @@
           <w:sz w:val="24"/>
           <w:u w:val="single"/>
         </w:rPr>
-        <w:hyperlink r:id="rId22" w:history="1">
+        <w:hyperlink r:id="rId20" w:history="1">
           <w:r>
             <w:rPr>
               <w:rStyle w:val="Hyperlink"/>
@@ -4417,7 +4475,7 @@
           <w:sz w:val="24"/>
           <w:u w:val="single"/>
         </w:rPr>
-        <w:hyperlink r:id="rId27" w:history="1">
+        <w:hyperlink r:id="rId26" w:history="1">
           <w:r>
             <w:rPr>
               <w:rStyle w:val="Hyperlink"/>
@@ -4435,7 +4493,7 @@
           <w:sz w:val="24"/>
           <w:u w:val="single"/>
         </w:rPr>
-        <w:hyperlink r:id="rId26" w:history="1">
+        <w:hyperlink r:id="rId27" w:history="1">
           <w:r>
             <w:rPr>
               <w:rStyle w:val="Hyperlink"/>

--- a/EXPORTS/DOCX/published/niveau3/Dutch/EMArtis.docx
+++ b/EXPORTS/DOCX/published/niveau3/Dutch/EMArtis.docx
@@ -1481,7 +1481,6 @@
       </w:r>
       <w:r>
         <w:rPr>
-          <w:u w:val="single" w:color="0000ff"/>
           <w:rFonts w:ascii="Charis SIL Regular" w:hAnsi="Charis SIL Regular" w:eastAsia="Charis SIL Regular"/>
           <w:b w:val="0"/>
           <w:i w:val="0"/>
@@ -3566,7 +3565,7 @@
           <w:sz w:val="24"/>
           <w:u w:val="single"/>
         </w:rPr>
-        <w:hyperlink r:id="rId21" w:history="1">
+        <w:hyperlink r:id="rId20" w:history="1">
           <w:r>
             <w:rPr>
               <w:rStyle w:val="Hyperlink"/>
@@ -3584,7 +3583,7 @@
           <w:sz w:val="24"/>
           <w:u w:val="single"/>
         </w:rPr>
-        <w:hyperlink r:id="rId21" w:history="1">
+        <w:hyperlink r:id="rId20" w:history="1">
           <w:r>
             <w:rPr>
               <w:rStyle w:val="Hyperlink"/>
@@ -3630,7 +3629,14 @@
           <w:color w:val="000000"/>
           <w:sz w:val="24"/>
         </w:rPr>
-        <w:t xml:space="preserve">, </w:t>
+        <w:hyperlink r:id="rId20" w:history="1">
+          <w:r>
+            <w:rPr>
+              <w:rStyle w:val="Hyperlink"/>
+            </w:rPr>
+            <w:t xml:space="preserve">, </w:t>
+          </w:r>
+        </w:hyperlink>
       </w:r>
       <w:r>
         <w:rPr>
@@ -3641,7 +3647,7 @@
           <w:sz w:val="24"/>
           <w:u w:val="single"/>
         </w:rPr>
-        <w:hyperlink r:id="rId22" w:history="1">
+        <w:hyperlink r:id="rId20" w:history="1">
           <w:r>
             <w:rPr>
               <w:rStyle w:val="Hyperlink"/>
@@ -3670,7 +3676,7 @@
           <w:sz w:val="24"/>
           <w:u w:val="single"/>
         </w:rPr>
-        <w:hyperlink r:id="rId20" w:history="1">
+        <w:hyperlink r:id="rId21" w:history="1">
           <w:r>
             <w:rPr>
               <w:rStyle w:val="Hyperlink"/>
@@ -3788,7 +3794,7 @@
           <w:sz w:val="24"/>
           <w:u w:val="single"/>
         </w:rPr>
-        <w:hyperlink r:id="rId23" w:history="1">
+        <w:hyperlink r:id="rId22" w:history="1">
           <w:r>
             <w:rPr>
               <w:rStyle w:val="Hyperlink"/>
@@ -3806,7 +3812,7 @@
           <w:sz w:val="24"/>
           <w:u w:val="single"/>
         </w:rPr>
-        <w:hyperlink r:id="rId23" w:history="1">
+        <w:hyperlink r:id="rId22" w:history="1">
           <w:r>
             <w:rPr>
               <w:rStyle w:val="Hyperlink"/>
@@ -3824,7 +3830,7 @@
           <w:sz w:val="24"/>
           <w:u w:val="single"/>
         </w:rPr>
-        <w:hyperlink r:id="rId23" w:history="1">
+        <w:hyperlink r:id="rId22" w:history="1">
           <w:r>
             <w:rPr>
               <w:rStyle w:val="Hyperlink"/>
@@ -3842,7 +3848,7 @@
           <w:sz w:val="24"/>
           <w:u w:val="single"/>
         </w:rPr>
-        <w:hyperlink r:id="rId23" w:history="1">
+        <w:hyperlink r:id="rId22" w:history="1">
           <w:r>
             <w:rPr>
               <w:rStyle w:val="Hyperlink"/>
@@ -3870,7 +3876,7 @@
           <w:sz w:val="24"/>
           <w:u w:val="single"/>
         </w:rPr>
-        <w:hyperlink r:id="rId23" w:history="1">
+        <w:hyperlink r:id="rId22" w:history="1">
           <w:r>
             <w:rPr>
               <w:rStyle w:val="Hyperlink"/>
@@ -3888,7 +3894,7 @@
           <w:sz w:val="24"/>
           <w:u w:val="single"/>
         </w:rPr>
-        <w:hyperlink r:id="rId23" w:history="1">
+        <w:hyperlink r:id="rId22" w:history="1">
           <w:r>
             <w:rPr>
               <w:rStyle w:val="Hyperlink"/>
@@ -3917,7 +3923,7 @@
           <w:sz w:val="24"/>
           <w:u w:val="single"/>
         </w:rPr>
-        <w:hyperlink r:id="rId23" w:history="1">
+        <w:hyperlink r:id="rId22" w:history="1">
           <w:r>
             <w:rPr>
               <w:rStyle w:val="Hyperlink"/>
@@ -4045,7 +4051,7 @@
           <w:sz w:val="24"/>
           <w:u w:val="single"/>
         </w:rPr>
-        <w:hyperlink r:id="rId24" w:history="1">
+        <w:hyperlink r:id="rId23" w:history="1">
           <w:r>
             <w:rPr>
               <w:rStyle w:val="Hyperlink"/>
@@ -4063,7 +4069,7 @@
           <w:sz w:val="24"/>
           <w:u w:val="single"/>
         </w:rPr>
-        <w:hyperlink r:id="rId24" w:history="1">
+        <w:hyperlink r:id="rId23" w:history="1">
           <w:r>
             <w:rPr>
               <w:rStyle w:val="Hyperlink"/>
@@ -4081,7 +4087,7 @@
           <w:sz w:val="24"/>
           <w:u w:val="single"/>
         </w:rPr>
-        <w:hyperlink r:id="rId24" w:history="1">
+        <w:hyperlink r:id="rId23" w:history="1">
           <w:r>
             <w:rPr>
               <w:rStyle w:val="Hyperlink"/>
@@ -4099,7 +4105,7 @@
           <w:sz w:val="24"/>
           <w:u w:val="single"/>
         </w:rPr>
-        <w:hyperlink r:id="rId24" w:history="1">
+        <w:hyperlink r:id="rId23" w:history="1">
           <w:r>
             <w:rPr>
               <w:rStyle w:val="Hyperlink"/>
@@ -4120,7 +4126,7 @@
           <w:sz w:val="24"/>
           <w:u w:val="single"/>
         </w:rPr>
-        <w:hyperlink r:id="rId24" w:history="1">
+        <w:hyperlink r:id="rId23" w:history="1">
           <w:r>
             <w:rPr>
               <w:rStyle w:val="Hyperlink"/>
@@ -4138,7 +4144,7 @@
           <w:sz w:val="24"/>
           <w:u w:val="single"/>
         </w:rPr>
-        <w:hyperlink r:id="rId24" w:history="1">
+        <w:hyperlink r:id="rId23" w:history="1">
           <w:r>
             <w:rPr>
               <w:rStyle w:val="Hyperlink"/>
@@ -4156,7 +4162,7 @@
           <w:sz w:val="24"/>
           <w:u w:val="single"/>
         </w:rPr>
-        <w:hyperlink r:id="rId24" w:history="1">
+        <w:hyperlink r:id="rId23" w:history="1">
           <w:r>
             <w:rPr>
               <w:rStyle w:val="Hyperlink"/>
@@ -4174,7 +4180,7 @@
           <w:sz w:val="24"/>
           <w:u w:val="single"/>
         </w:rPr>
-        <w:hyperlink r:id="rId24" w:history="1">
+        <w:hyperlink r:id="rId23" w:history="1">
           <w:r>
             <w:rPr>
               <w:rStyle w:val="Hyperlink"/>
@@ -4192,7 +4198,7 @@
           <w:sz w:val="24"/>
           <w:u w:val="single"/>
         </w:rPr>
-        <w:hyperlink r:id="rId24" w:history="1">
+        <w:hyperlink r:id="rId23" w:history="1">
           <w:r>
             <w:rPr>
               <w:rStyle w:val="Hyperlink"/>
@@ -4210,7 +4216,7 @@
           <w:sz w:val="24"/>
           <w:u w:val="single"/>
         </w:rPr>
-        <w:hyperlink r:id="rId24" w:history="1">
+        <w:hyperlink r:id="rId23" w:history="1">
           <w:r>
             <w:rPr>
               <w:rStyle w:val="Hyperlink"/>
@@ -4238,7 +4244,7 @@
           <w:sz w:val="24"/>
           <w:u w:val="single"/>
         </w:rPr>
-        <w:hyperlink r:id="rId25" w:history="1">
+        <w:hyperlink r:id="rId24" w:history="1">
           <w:r>
             <w:rPr>
               <w:rStyle w:val="Hyperlink"/>
@@ -4285,7 +4291,7 @@
           <w:sz w:val="24"/>
           <w:u w:val="single"/>
         </w:rPr>
-        <w:hyperlink r:id="rId25" w:history="1">
+        <w:hyperlink r:id="rId24" w:history="1">
           <w:r>
             <w:rPr>
               <w:rStyle w:val="Hyperlink"/>
@@ -4393,7 +4399,7 @@
           <w:sz w:val="24"/>
           <w:u w:val="single"/>
         </w:rPr>
-        <w:hyperlink r:id="rId26" w:history="1">
+        <w:hyperlink r:id="rId25" w:history="1">
           <w:r>
             <w:rPr>
               <w:rStyle w:val="Hyperlink"/>
@@ -4411,7 +4417,7 @@
           <w:sz w:val="24"/>
           <w:u w:val="single"/>
         </w:rPr>
-        <w:hyperlink r:id="rId26" w:history="1">
+        <w:hyperlink r:id="rId25" w:history="1">
           <w:r>
             <w:rPr>
               <w:rStyle w:val="Hyperlink"/>
@@ -4429,7 +4435,7 @@
           <w:sz w:val="24"/>
           <w:u w:val="single"/>
         </w:rPr>
-        <w:hyperlink r:id="rId26" w:history="1">
+        <w:hyperlink r:id="rId25" w:history="1">
           <w:r>
             <w:rPr>
               <w:rStyle w:val="Hyperlink"/>
@@ -4447,7 +4453,7 @@
           <w:sz w:val="24"/>
           <w:u w:val="single"/>
         </w:rPr>
-        <w:hyperlink r:id="rId26" w:history="1">
+        <w:hyperlink r:id="rId25" w:history="1">
           <w:r>
             <w:rPr>
               <w:rStyle w:val="Hyperlink"/>
@@ -4475,7 +4481,7 @@
           <w:sz w:val="24"/>
           <w:u w:val="single"/>
         </w:rPr>
-        <w:hyperlink r:id="rId26" w:history="1">
+        <w:hyperlink r:id="rId25" w:history="1">
           <w:r>
             <w:rPr>
               <w:rStyle w:val="Hyperlink"/>
@@ -4493,7 +4499,7 @@
           <w:sz w:val="24"/>
           <w:u w:val="single"/>
         </w:rPr>
-        <w:hyperlink r:id="rId27" w:history="1">
+        <w:hyperlink r:id="rId25" w:history="1">
           <w:r>
             <w:rPr>
               <w:rStyle w:val="Hyperlink"/>
@@ -4522,7 +4528,7 @@
           <w:sz w:val="24"/>
           <w:u w:val="single"/>
         </w:rPr>
-        <w:hyperlink r:id="rId26" w:history="1">
+        <w:hyperlink r:id="rId25" w:history="1">
           <w:r>
             <w:rPr>
               <w:rStyle w:val="Hyperlink"/>

--- a/EXPORTS/DOCX/published/niveau3/Dutch/EMArtis.docx
+++ b/EXPORTS/DOCX/published/niveau3/Dutch/EMArtis.docx
@@ -509,50 +509,7 @@
           <w:color w:val="000000"/>
           <w:sz w:val="24"/>
         </w:rPr>
-        <w:hyperlink r:id="rId10" w:history="1">
-          <w:r>
-            <w:rPr>
-              <w:rStyle w:val="Hyperlink"/>
-            </w:rPr>
-            <w:t>elling, van 18</w:t>
-          </w:r>
-        </w:hyperlink>
-      </w:r>
-      <w:r>
-        <w:rPr>
-          <w:u w:val="single" w:color="0000ff"/>
-          <w:rFonts w:ascii="Charis SIL Regular" w:hAnsi="Charis SIL Regular" w:eastAsia="Charis SIL Regular"/>
-          <w:b w:val="0"/>
-          <w:i w:val="0"/>
-          <w:color w:val="000000"/>
-          <w:sz w:val="24"/>
-        </w:rPr>
-        <w:hyperlink r:id="rId10" w:history="1">
-          <w:r>
-            <w:rPr>
-              <w:rStyle w:val="Hyperlink"/>
-            </w:rPr>
-            <w:t>8</w:t>
-          </w:r>
-        </w:hyperlink>
-      </w:r>
-      <w:r>
-        <w:rPr>
-          <w:u w:val="single" w:color="0000ff"/>
-          <w:rFonts w:ascii="Charis SIL Regular" w:hAnsi="Charis SIL Regular" w:eastAsia="Charis SIL Regular"/>
-          <w:b w:val="0"/>
-          <w:i w:val="0"/>
-          <w:color w:val="000000"/>
-          <w:sz w:val="24"/>
-        </w:rPr>
-        <w:hyperlink r:id="rId10" w:history="1">
-          <w:r>
-            <w:rPr>
-              <w:rStyle w:val="Hyperlink"/>
-            </w:rPr>
-            <w:t>3 en voor</w:t>
-          </w:r>
-        </w:hyperlink>
+        <w:t>elling, van 1883 en voor</w:t>
       </w:r>
       <w:r>
         <w:rPr>
@@ -1025,20 +982,14 @@
       </w:r>
       <w:r>
         <w:rPr>
+          <w:u w:val="single" w:color="0000ff"/>
           <w:rFonts w:ascii="Charis SIL Regular" w:hAnsi="Charis SIL Regular" w:eastAsia="Charis SIL Regular"/>
           <w:b w:val="0"/>
           <w:i w:val="0"/>
           <w:color w:val="000000"/>
           <w:sz w:val="24"/>
         </w:rPr>
-        <w:hyperlink r:id="rId12" w:history="1">
-          <w:r>
-            <w:rPr>
-              <w:rStyle w:val="Hyperlink"/>
-            </w:rPr>
-            <w:t>s</w:t>
-          </w:r>
-        </w:hyperlink>
+        <w:t>s</w:t>
       </w:r>
       <w:r>
         <w:rPr>
@@ -1425,14 +1376,7 @@
           <w:color w:val="000000"/>
           <w:sz w:val="24"/>
         </w:rPr>
-        <w:hyperlink r:id="rId14" w:history="1">
-          <w:r>
-            <w:rPr>
-              <w:rStyle w:val="Hyperlink"/>
-            </w:rPr>
-            <w:t>seum Ar</w:t>
-          </w:r>
-        </w:hyperlink>
+        <w:t>seum Ar</w:t>
       </w:r>
       <w:r>
         <w:rPr>
@@ -1463,31 +1407,13 @@
       </w:r>
       <w:r>
         <w:rPr>
-          <w:u w:val="single" w:color="0000ff"/>
           <w:rFonts w:ascii="Charis SIL Regular" w:hAnsi="Charis SIL Regular" w:eastAsia="Charis SIL Regular"/>
           <w:b w:val="0"/>
           <w:i w:val="0"/>
           <w:color w:val="000000"/>
           <w:sz w:val="24"/>
         </w:rPr>
-        <w:hyperlink r:id="rId14" w:history="1">
-          <w:r>
-            <w:rPr>
-              <w:rStyle w:val="Hyperlink"/>
-            </w:rPr>
-            <w:t>met de naa</w:t>
-          </w:r>
-        </w:hyperlink>
-      </w:r>
-      <w:r>
-        <w:rPr>
-          <w:rFonts w:ascii="Charis SIL Regular" w:hAnsi="Charis SIL Regular" w:eastAsia="Charis SIL Regular"/>
-          <w:b w:val="0"/>
-          <w:i w:val="0"/>
-          <w:color w:val="000000"/>
-          <w:sz w:val="24"/>
-        </w:rPr>
-        <w:t>m</w:t>
+        <w:t>met de naam</w:t>
       </w:r>
       <w:r>
         <w:rPr>
@@ -2091,36 +2017,7 @@
           <w:color w:val="000000"/>
           <w:sz w:val="24"/>
         </w:rPr>
-        <w:t>i</w:t>
-      </w:r>
-      <w:r>
-        <w:rPr>
-          <w:u w:val="single" w:color="0000ff"/>
-          <w:rFonts w:ascii="Charis SIL Regular" w:hAnsi="Charis SIL Regular" w:eastAsia="Charis SIL Regular"/>
-          <w:b w:val="0"/>
-          <w:i w:val="0"/>
-          <w:color w:val="000000"/>
-          <w:sz w:val="24"/>
-        </w:rPr>
-        <w:hyperlink r:id="rId17" w:history="1">
-          <w:r>
-            <w:rPr>
-              <w:rStyle w:val="Hyperlink"/>
-            </w:rPr>
-            <w:t>j het Kon</w:t>
-          </w:r>
-        </w:hyperlink>
-      </w:r>
-      <w:r>
-        <w:rPr>
-          <w:u w:val="single" w:color="0000ff"/>
-          <w:rFonts w:ascii="Charis SIL Regular" w:hAnsi="Charis SIL Regular" w:eastAsia="Charis SIL Regular"/>
-          <w:b w:val="0"/>
-          <w:i w:val="0"/>
-          <w:color w:val="000000"/>
-          <w:sz w:val="24"/>
-        </w:rPr>
-        <w:t>i</w:t>
+        <w:t>ij het Koni</w:t>
       </w:r>
       <w:r>
         <w:rPr>
@@ -3612,7 +3509,7 @@
           <w:sz w:val="24"/>
           <w:u w:val="single"/>
         </w:rPr>
-        <w:hyperlink r:id="rId20" w:history="1">
+        <w:hyperlink r:id="rId21" w:history="1">
           <w:r>
             <w:rPr>
               <w:rStyle w:val="Hyperlink"/>
@@ -3623,6 +3520,7 @@
       </w:r>
       <w:r>
         <w:rPr>
+          <w:u w:val="single" w:color="0000ff"/>
           <w:rFonts w:ascii="Charis SIL Regular" w:hAnsi="Charis SIL Regular" w:eastAsia="Charis SIL Regular"/>
           <w:b w:val="0"/>
           <w:i w:val="0"/>
@@ -3647,7 +3545,7 @@
           <w:sz w:val="24"/>
           <w:u w:val="single"/>
         </w:rPr>
-        <w:hyperlink r:id="rId20" w:history="1">
+        <w:hyperlink r:id="rId22" w:history="1">
           <w:r>
             <w:rPr>
               <w:rStyle w:val="Hyperlink"/>
@@ -3676,7 +3574,7 @@
           <w:sz w:val="24"/>
           <w:u w:val="single"/>
         </w:rPr>
-        <w:hyperlink r:id="rId21" w:history="1">
+        <w:hyperlink r:id="rId22" w:history="1">
           <w:r>
             <w:rPr>
               <w:rStyle w:val="Hyperlink"/>
@@ -3794,7 +3692,7 @@
           <w:sz w:val="24"/>
           <w:u w:val="single"/>
         </w:rPr>
-        <w:hyperlink r:id="rId22" w:history="1">
+        <w:hyperlink r:id="rId23" w:history="1">
           <w:r>
             <w:rPr>
               <w:rStyle w:val="Hyperlink"/>
@@ -3812,7 +3710,7 @@
           <w:sz w:val="24"/>
           <w:u w:val="single"/>
         </w:rPr>
-        <w:hyperlink r:id="rId22" w:history="1">
+        <w:hyperlink r:id="rId23" w:history="1">
           <w:r>
             <w:rPr>
               <w:rStyle w:val="Hyperlink"/>
@@ -3830,7 +3728,7 @@
           <w:sz w:val="24"/>
           <w:u w:val="single"/>
         </w:rPr>
-        <w:hyperlink r:id="rId22" w:history="1">
+        <w:hyperlink r:id="rId23" w:history="1">
           <w:r>
             <w:rPr>
               <w:rStyle w:val="Hyperlink"/>
@@ -3848,7 +3746,7 @@
           <w:sz w:val="24"/>
           <w:u w:val="single"/>
         </w:rPr>
-        <w:hyperlink r:id="rId22" w:history="1">
+        <w:hyperlink r:id="rId23" w:history="1">
           <w:r>
             <w:rPr>
               <w:rStyle w:val="Hyperlink"/>
@@ -3876,7 +3774,7 @@
           <w:sz w:val="24"/>
           <w:u w:val="single"/>
         </w:rPr>
-        <w:hyperlink r:id="rId22" w:history="1">
+        <w:hyperlink r:id="rId23" w:history="1">
           <w:r>
             <w:rPr>
               <w:rStyle w:val="Hyperlink"/>
@@ -3894,7 +3792,7 @@
           <w:sz w:val="24"/>
           <w:u w:val="single"/>
         </w:rPr>
-        <w:hyperlink r:id="rId22" w:history="1">
+        <w:hyperlink r:id="rId23" w:history="1">
           <w:r>
             <w:rPr>
               <w:rStyle w:val="Hyperlink"/>
@@ -3923,7 +3821,7 @@
           <w:sz w:val="24"/>
           <w:u w:val="single"/>
         </w:rPr>
-        <w:hyperlink r:id="rId22" w:history="1">
+        <w:hyperlink r:id="rId23" w:history="1">
           <w:r>
             <w:rPr>
               <w:rStyle w:val="Hyperlink"/>
@@ -4051,7 +3949,7 @@
           <w:sz w:val="24"/>
           <w:u w:val="single"/>
         </w:rPr>
-        <w:hyperlink r:id="rId23" w:history="1">
+        <w:hyperlink r:id="rId24" w:history="1">
           <w:r>
             <w:rPr>
               <w:rStyle w:val="Hyperlink"/>
@@ -4069,7 +3967,7 @@
           <w:sz w:val="24"/>
           <w:u w:val="single"/>
         </w:rPr>
-        <w:hyperlink r:id="rId23" w:history="1">
+        <w:hyperlink r:id="rId24" w:history="1">
           <w:r>
             <w:rPr>
               <w:rStyle w:val="Hyperlink"/>
@@ -4087,7 +3985,7 @@
           <w:sz w:val="24"/>
           <w:u w:val="single"/>
         </w:rPr>
-        <w:hyperlink r:id="rId23" w:history="1">
+        <w:hyperlink r:id="rId24" w:history="1">
           <w:r>
             <w:rPr>
               <w:rStyle w:val="Hyperlink"/>
@@ -4105,7 +4003,7 @@
           <w:sz w:val="24"/>
           <w:u w:val="single"/>
         </w:rPr>
-        <w:hyperlink r:id="rId23" w:history="1">
+        <w:hyperlink r:id="rId24" w:history="1">
           <w:r>
             <w:rPr>
               <w:rStyle w:val="Hyperlink"/>
@@ -4126,7 +4024,7 @@
           <w:sz w:val="24"/>
           <w:u w:val="single"/>
         </w:rPr>
-        <w:hyperlink r:id="rId23" w:history="1">
+        <w:hyperlink r:id="rId24" w:history="1">
           <w:r>
             <w:rPr>
               <w:rStyle w:val="Hyperlink"/>
@@ -4144,7 +4042,7 @@
           <w:sz w:val="24"/>
           <w:u w:val="single"/>
         </w:rPr>
-        <w:hyperlink r:id="rId23" w:history="1">
+        <w:hyperlink r:id="rId24" w:history="1">
           <w:r>
             <w:rPr>
               <w:rStyle w:val="Hyperlink"/>
@@ -4162,7 +4060,7 @@
           <w:sz w:val="24"/>
           <w:u w:val="single"/>
         </w:rPr>
-        <w:hyperlink r:id="rId23" w:history="1">
+        <w:hyperlink r:id="rId24" w:history="1">
           <w:r>
             <w:rPr>
               <w:rStyle w:val="Hyperlink"/>
@@ -4180,7 +4078,7 @@
           <w:sz w:val="24"/>
           <w:u w:val="single"/>
         </w:rPr>
-        <w:hyperlink r:id="rId23" w:history="1">
+        <w:hyperlink r:id="rId24" w:history="1">
           <w:r>
             <w:rPr>
               <w:rStyle w:val="Hyperlink"/>
@@ -4198,7 +4096,7 @@
           <w:sz w:val="24"/>
           <w:u w:val="single"/>
         </w:rPr>
-        <w:hyperlink r:id="rId23" w:history="1">
+        <w:hyperlink r:id="rId24" w:history="1">
           <w:r>
             <w:rPr>
               <w:rStyle w:val="Hyperlink"/>
@@ -4216,7 +4114,7 @@
           <w:sz w:val="24"/>
           <w:u w:val="single"/>
         </w:rPr>
-        <w:hyperlink r:id="rId23" w:history="1">
+        <w:hyperlink r:id="rId24" w:history="1">
           <w:r>
             <w:rPr>
               <w:rStyle w:val="Hyperlink"/>
@@ -4244,7 +4142,7 @@
           <w:sz w:val="24"/>
           <w:u w:val="single"/>
         </w:rPr>
-        <w:hyperlink r:id="rId24" w:history="1">
+        <w:hyperlink r:id="rId25" w:history="1">
           <w:r>
             <w:rPr>
               <w:rStyle w:val="Hyperlink"/>
@@ -4291,7 +4189,7 @@
           <w:sz w:val="24"/>
           <w:u w:val="single"/>
         </w:rPr>
-        <w:hyperlink r:id="rId24" w:history="1">
+        <w:hyperlink r:id="rId25" w:history="1">
           <w:r>
             <w:rPr>
               <w:rStyle w:val="Hyperlink"/>
@@ -4399,7 +4297,7 @@
           <w:sz w:val="24"/>
           <w:u w:val="single"/>
         </w:rPr>
-        <w:hyperlink r:id="rId25" w:history="1">
+        <w:hyperlink r:id="rId26" w:history="1">
           <w:r>
             <w:rPr>
               <w:rStyle w:val="Hyperlink"/>
@@ -4417,7 +4315,7 @@
           <w:sz w:val="24"/>
           <w:u w:val="single"/>
         </w:rPr>
-        <w:hyperlink r:id="rId25" w:history="1">
+        <w:hyperlink r:id="rId26" w:history="1">
           <w:r>
             <w:rPr>
               <w:rStyle w:val="Hyperlink"/>
@@ -4435,7 +4333,7 @@
           <w:sz w:val="24"/>
           <w:u w:val="single"/>
         </w:rPr>
-        <w:hyperlink r:id="rId25" w:history="1">
+        <w:hyperlink r:id="rId26" w:history="1">
           <w:r>
             <w:rPr>
               <w:rStyle w:val="Hyperlink"/>
@@ -4453,7 +4351,7 @@
           <w:sz w:val="24"/>
           <w:u w:val="single"/>
         </w:rPr>
-        <w:hyperlink r:id="rId25" w:history="1">
+        <w:hyperlink r:id="rId26" w:history="1">
           <w:r>
             <w:rPr>
               <w:rStyle w:val="Hyperlink"/>
@@ -4481,7 +4379,7 @@
           <w:sz w:val="24"/>
           <w:u w:val="single"/>
         </w:rPr>
-        <w:hyperlink r:id="rId25" w:history="1">
+        <w:hyperlink r:id="rId27" w:history="1">
           <w:r>
             <w:rPr>
               <w:rStyle w:val="Hyperlink"/>
@@ -4499,7 +4397,7 @@
           <w:sz w:val="24"/>
           <w:u w:val="single"/>
         </w:rPr>
-        <w:hyperlink r:id="rId25" w:history="1">
+        <w:hyperlink r:id="rId26" w:history="1">
           <w:r>
             <w:rPr>
               <w:rStyle w:val="Hyperlink"/>
@@ -4528,7 +4426,7 @@
           <w:sz w:val="24"/>
           <w:u w:val="single"/>
         </w:rPr>
-        <w:hyperlink r:id="rId25" w:history="1">
+        <w:hyperlink r:id="rId27" w:history="1">
           <w:r>
             <w:rPr>
               <w:rStyle w:val="Hyperlink"/>

--- a/EXPORTS/DOCX/published/niveau3/Dutch/EMArtis.docx
+++ b/EXPORTS/DOCX/published/niveau3/Dutch/EMArtis.docx
@@ -509,7 +509,50 @@
           <w:color w:val="000000"/>
           <w:sz w:val="24"/>
         </w:rPr>
-        <w:t>elling, van 1883 en voor</w:t>
+        <w:hyperlink r:id="rId10" w:history="1">
+          <w:r>
+            <w:rPr>
+              <w:rStyle w:val="Hyperlink"/>
+            </w:rPr>
+            <w:t>elling, van 18</w:t>
+          </w:r>
+        </w:hyperlink>
+      </w:r>
+      <w:r>
+        <w:rPr>
+          <w:u w:val="single" w:color="0000ff"/>
+          <w:rFonts w:ascii="Charis SIL Regular" w:hAnsi="Charis SIL Regular" w:eastAsia="Charis SIL Regular"/>
+          <w:b w:val="0"/>
+          <w:i w:val="0"/>
+          <w:color w:val="000000"/>
+          <w:sz w:val="24"/>
+        </w:rPr>
+        <w:hyperlink r:id="rId10" w:history="1">
+          <w:r>
+            <w:rPr>
+              <w:rStyle w:val="Hyperlink"/>
+            </w:rPr>
+            <w:t>8</w:t>
+          </w:r>
+        </w:hyperlink>
+      </w:r>
+      <w:r>
+        <w:rPr>
+          <w:u w:val="single" w:color="0000ff"/>
+          <w:rFonts w:ascii="Charis SIL Regular" w:hAnsi="Charis SIL Regular" w:eastAsia="Charis SIL Regular"/>
+          <w:b w:val="0"/>
+          <w:i w:val="0"/>
+          <w:color w:val="000000"/>
+          <w:sz w:val="24"/>
+        </w:rPr>
+        <w:hyperlink r:id="rId10" w:history="1">
+          <w:r>
+            <w:rPr>
+              <w:rStyle w:val="Hyperlink"/>
+            </w:rPr>
+            <w:t>3 en voor</w:t>
+          </w:r>
+        </w:hyperlink>
       </w:r>
       <w:r>
         <w:rPr>
@@ -1376,7 +1419,14 @@
           <w:color w:val="000000"/>
           <w:sz w:val="24"/>
         </w:rPr>
-        <w:t>seum Ar</w:t>
+        <w:hyperlink r:id="rId14" w:history="1">
+          <w:r>
+            <w:rPr>
+              <w:rStyle w:val="Hyperlink"/>
+            </w:rPr>
+            <w:t>seum Ar</w:t>
+          </w:r>
+        </w:hyperlink>
       </w:r>
       <w:r>
         <w:rPr>
@@ -1407,13 +1457,32 @@
       </w:r>
       <w:r>
         <w:rPr>
+          <w:u w:val="single" w:color="0000ff"/>
           <w:rFonts w:ascii="Charis SIL Regular" w:hAnsi="Charis SIL Regular" w:eastAsia="Charis SIL Regular"/>
           <w:b w:val="0"/>
           <w:i w:val="0"/>
           <w:color w:val="000000"/>
           <w:sz w:val="24"/>
         </w:rPr>
-        <w:t>met de naam</w:t>
+        <w:hyperlink r:id="rId14" w:history="1">
+          <w:r>
+            <w:rPr>
+              <w:rStyle w:val="Hyperlink"/>
+            </w:rPr>
+            <w:t>met de naa</w:t>
+          </w:r>
+        </w:hyperlink>
+      </w:r>
+      <w:r>
+        <w:rPr>
+          <w:u w:val="single" w:color="0000ff"/>
+          <w:rFonts w:ascii="Charis SIL Regular" w:hAnsi="Charis SIL Regular" w:eastAsia="Charis SIL Regular"/>
+          <w:b w:val="0"/>
+          <w:i w:val="0"/>
+          <w:color w:val="000000"/>
+          <w:sz w:val="24"/>
+        </w:rPr>
+        <w:t>m</w:t>
       </w:r>
       <w:r>
         <w:rPr>
@@ -2017,7 +2086,35 @@
           <w:color w:val="000000"/>
           <w:sz w:val="24"/>
         </w:rPr>
-        <w:t>ij het Koni</w:t>
+        <w:t>i</w:t>
+      </w:r>
+      <w:r>
+        <w:rPr>
+          <w:u w:val="single" w:color="0000ff"/>
+          <w:rFonts w:ascii="Charis SIL Regular" w:hAnsi="Charis SIL Regular" w:eastAsia="Charis SIL Regular"/>
+          <w:b w:val="0"/>
+          <w:i w:val="0"/>
+          <w:color w:val="000000"/>
+          <w:sz w:val="24"/>
+        </w:rPr>
+        <w:hyperlink r:id="rId17" w:history="1">
+          <w:r>
+            <w:rPr>
+              <w:rStyle w:val="Hyperlink"/>
+            </w:rPr>
+            <w:t>j het Kon</w:t>
+          </w:r>
+        </w:hyperlink>
+      </w:r>
+      <w:r>
+        <w:rPr>
+          <w:rFonts w:ascii="Charis SIL Regular" w:hAnsi="Charis SIL Regular" w:eastAsia="Charis SIL Regular"/>
+          <w:b w:val="0"/>
+          <w:i w:val="0"/>
+          <w:color w:val="000000"/>
+          <w:sz w:val="24"/>
+        </w:rPr>
+        <w:t>i</w:t>
       </w:r>
       <w:r>
         <w:rPr>
@@ -3509,7 +3606,7 @@
           <w:sz w:val="24"/>
           <w:u w:val="single"/>
         </w:rPr>
-        <w:hyperlink r:id="rId21" w:history="1">
+        <w:hyperlink r:id="rId20" w:history="1">
           <w:r>
             <w:rPr>
               <w:rStyle w:val="Hyperlink"/>
@@ -3520,7 +3617,6 @@
       </w:r>
       <w:r>
         <w:rPr>
-          <w:u w:val="single" w:color="0000ff"/>
           <w:rFonts w:ascii="Charis SIL Regular" w:hAnsi="Charis SIL Regular" w:eastAsia="Charis SIL Regular"/>
           <w:b w:val="0"/>
           <w:i w:val="0"/>
@@ -3545,7 +3641,7 @@
           <w:sz w:val="24"/>
           <w:u w:val="single"/>
         </w:rPr>
-        <w:hyperlink r:id="rId22" w:history="1">
+        <w:hyperlink r:id="rId20" w:history="1">
           <w:r>
             <w:rPr>
               <w:rStyle w:val="Hyperlink"/>
@@ -3574,7 +3670,7 @@
           <w:sz w:val="24"/>
           <w:u w:val="single"/>
         </w:rPr>
-        <w:hyperlink r:id="rId22" w:history="1">
+        <w:hyperlink r:id="rId20" w:history="1">
           <w:r>
             <w:rPr>
               <w:rStyle w:val="Hyperlink"/>
@@ -3692,7 +3788,7 @@
           <w:sz w:val="24"/>
           <w:u w:val="single"/>
         </w:rPr>
-        <w:hyperlink r:id="rId23" w:history="1">
+        <w:hyperlink r:id="rId21" w:history="1">
           <w:r>
             <w:rPr>
               <w:rStyle w:val="Hyperlink"/>
@@ -3710,7 +3806,7 @@
           <w:sz w:val="24"/>
           <w:u w:val="single"/>
         </w:rPr>
-        <w:hyperlink r:id="rId23" w:history="1">
+        <w:hyperlink r:id="rId21" w:history="1">
           <w:r>
             <w:rPr>
               <w:rStyle w:val="Hyperlink"/>
@@ -3728,7 +3824,7 @@
           <w:sz w:val="24"/>
           <w:u w:val="single"/>
         </w:rPr>
-        <w:hyperlink r:id="rId23" w:history="1">
+        <w:hyperlink r:id="rId21" w:history="1">
           <w:r>
             <w:rPr>
               <w:rStyle w:val="Hyperlink"/>
@@ -3746,7 +3842,7 @@
           <w:sz w:val="24"/>
           <w:u w:val="single"/>
         </w:rPr>
-        <w:hyperlink r:id="rId23" w:history="1">
+        <w:hyperlink r:id="rId21" w:history="1">
           <w:r>
             <w:rPr>
               <w:rStyle w:val="Hyperlink"/>
@@ -3774,7 +3870,7 @@
           <w:sz w:val="24"/>
           <w:u w:val="single"/>
         </w:rPr>
-        <w:hyperlink r:id="rId23" w:history="1">
+        <w:hyperlink r:id="rId21" w:history="1">
           <w:r>
             <w:rPr>
               <w:rStyle w:val="Hyperlink"/>
@@ -3792,7 +3888,7 @@
           <w:sz w:val="24"/>
           <w:u w:val="single"/>
         </w:rPr>
-        <w:hyperlink r:id="rId23" w:history="1">
+        <w:hyperlink r:id="rId21" w:history="1">
           <w:r>
             <w:rPr>
               <w:rStyle w:val="Hyperlink"/>
@@ -3821,7 +3917,7 @@
           <w:sz w:val="24"/>
           <w:u w:val="single"/>
         </w:rPr>
-        <w:hyperlink r:id="rId23" w:history="1">
+        <w:hyperlink r:id="rId21" w:history="1">
           <w:r>
             <w:rPr>
               <w:rStyle w:val="Hyperlink"/>
@@ -3949,7 +4045,7 @@
           <w:sz w:val="24"/>
           <w:u w:val="single"/>
         </w:rPr>
-        <w:hyperlink r:id="rId24" w:history="1">
+        <w:hyperlink r:id="rId22" w:history="1">
           <w:r>
             <w:rPr>
               <w:rStyle w:val="Hyperlink"/>
@@ -3967,7 +4063,7 @@
           <w:sz w:val="24"/>
           <w:u w:val="single"/>
         </w:rPr>
-        <w:hyperlink r:id="rId24" w:history="1">
+        <w:hyperlink r:id="rId22" w:history="1">
           <w:r>
             <w:rPr>
               <w:rStyle w:val="Hyperlink"/>
@@ -3985,7 +4081,7 @@
           <w:sz w:val="24"/>
           <w:u w:val="single"/>
         </w:rPr>
-        <w:hyperlink r:id="rId24" w:history="1">
+        <w:hyperlink r:id="rId22" w:history="1">
           <w:r>
             <w:rPr>
               <w:rStyle w:val="Hyperlink"/>
@@ -4003,7 +4099,7 @@
           <w:sz w:val="24"/>
           <w:u w:val="single"/>
         </w:rPr>
-        <w:hyperlink r:id="rId24" w:history="1">
+        <w:hyperlink r:id="rId22" w:history="1">
           <w:r>
             <w:rPr>
               <w:rStyle w:val="Hyperlink"/>
@@ -4024,7 +4120,7 @@
           <w:sz w:val="24"/>
           <w:u w:val="single"/>
         </w:rPr>
-        <w:hyperlink r:id="rId24" w:history="1">
+        <w:hyperlink r:id="rId22" w:history="1">
           <w:r>
             <w:rPr>
               <w:rStyle w:val="Hyperlink"/>
@@ -4042,7 +4138,7 @@
           <w:sz w:val="24"/>
           <w:u w:val="single"/>
         </w:rPr>
-        <w:hyperlink r:id="rId24" w:history="1">
+        <w:hyperlink r:id="rId22" w:history="1">
           <w:r>
             <w:rPr>
               <w:rStyle w:val="Hyperlink"/>
@@ -4060,7 +4156,7 @@
           <w:sz w:val="24"/>
           <w:u w:val="single"/>
         </w:rPr>
-        <w:hyperlink r:id="rId24" w:history="1">
+        <w:hyperlink r:id="rId22" w:history="1">
           <w:r>
             <w:rPr>
               <w:rStyle w:val="Hyperlink"/>
@@ -4078,7 +4174,7 @@
           <w:sz w:val="24"/>
           <w:u w:val="single"/>
         </w:rPr>
-        <w:hyperlink r:id="rId24" w:history="1">
+        <w:hyperlink r:id="rId22" w:history="1">
           <w:r>
             <w:rPr>
               <w:rStyle w:val="Hyperlink"/>
@@ -4096,7 +4192,7 @@
           <w:sz w:val="24"/>
           <w:u w:val="single"/>
         </w:rPr>
-        <w:hyperlink r:id="rId24" w:history="1">
+        <w:hyperlink r:id="rId22" w:history="1">
           <w:r>
             <w:rPr>
               <w:rStyle w:val="Hyperlink"/>
@@ -4114,7 +4210,7 @@
           <w:sz w:val="24"/>
           <w:u w:val="single"/>
         </w:rPr>
-        <w:hyperlink r:id="rId24" w:history="1">
+        <w:hyperlink r:id="rId22" w:history="1">
           <w:r>
             <w:rPr>
               <w:rStyle w:val="Hyperlink"/>
@@ -4142,7 +4238,7 @@
           <w:sz w:val="24"/>
           <w:u w:val="single"/>
         </w:rPr>
-        <w:hyperlink r:id="rId25" w:history="1">
+        <w:hyperlink r:id="rId23" w:history="1">
           <w:r>
             <w:rPr>
               <w:rStyle w:val="Hyperlink"/>
@@ -4189,7 +4285,7 @@
           <w:sz w:val="24"/>
           <w:u w:val="single"/>
         </w:rPr>
-        <w:hyperlink r:id="rId25" w:history="1">
+        <w:hyperlink r:id="rId23" w:history="1">
           <w:r>
             <w:rPr>
               <w:rStyle w:val="Hyperlink"/>
@@ -4297,7 +4393,7 @@
           <w:sz w:val="24"/>
           <w:u w:val="single"/>
         </w:rPr>
-        <w:hyperlink r:id="rId26" w:history="1">
+        <w:hyperlink r:id="rId24" w:history="1">
           <w:r>
             <w:rPr>
               <w:rStyle w:val="Hyperlink"/>
@@ -4315,7 +4411,7 @@
           <w:sz w:val="24"/>
           <w:u w:val="single"/>
         </w:rPr>
-        <w:hyperlink r:id="rId26" w:history="1">
+        <w:hyperlink r:id="rId24" w:history="1">
           <w:r>
             <w:rPr>
               <w:rStyle w:val="Hyperlink"/>
@@ -4333,7 +4429,7 @@
           <w:sz w:val="24"/>
           <w:u w:val="single"/>
         </w:rPr>
-        <w:hyperlink r:id="rId26" w:history="1">
+        <w:hyperlink r:id="rId24" w:history="1">
           <w:r>
             <w:rPr>
               <w:rStyle w:val="Hyperlink"/>
@@ -4351,7 +4447,7 @@
           <w:sz w:val="24"/>
           <w:u w:val="single"/>
         </w:rPr>
-        <w:hyperlink r:id="rId26" w:history="1">
+        <w:hyperlink r:id="rId24" w:history="1">
           <w:r>
             <w:rPr>
               <w:rStyle w:val="Hyperlink"/>
@@ -4379,7 +4475,7 @@
           <w:sz w:val="24"/>
           <w:u w:val="single"/>
         </w:rPr>
-        <w:hyperlink r:id="rId27" w:history="1">
+        <w:hyperlink r:id="rId25" w:history="1">
           <w:r>
             <w:rPr>
               <w:rStyle w:val="Hyperlink"/>
@@ -4397,7 +4493,7 @@
           <w:sz w:val="24"/>
           <w:u w:val="single"/>
         </w:rPr>
-        <w:hyperlink r:id="rId26" w:history="1">
+        <w:hyperlink r:id="rId25" w:history="1">
           <w:r>
             <w:rPr>
               <w:rStyle w:val="Hyperlink"/>
@@ -4426,7 +4522,7 @@
           <w:sz w:val="24"/>
           <w:u w:val="single"/>
         </w:rPr>
-        <w:hyperlink r:id="rId27" w:history="1">
+        <w:hyperlink r:id="rId25" w:history="1">
           <w:r>
             <w:rPr>
               <w:rStyle w:val="Hyperlink"/>

--- a/EXPORTS/DOCX/published/niveau3/Dutch/EMArtis.docx
+++ b/EXPORTS/DOCX/published/niveau3/Dutch/EMArtis.docx
@@ -545,14 +545,7 @@
           <w:color w:val="000000"/>
           <w:sz w:val="24"/>
         </w:rPr>
-        <w:hyperlink r:id="rId10" w:history="1">
-          <w:r>
-            <w:rPr>
-              <w:rStyle w:val="Hyperlink"/>
-            </w:rPr>
-            <w:t>3 en voor</w:t>
-          </w:r>
-        </w:hyperlink>
+        <w:t>3 en voor</w:t>
       </w:r>
       <w:r>
         <w:rPr>
@@ -620,31 +613,13 @@
       </w:r>
       <w:r>
         <w:rPr>
-          <w:u w:val="single" w:color="0000ff"/>
           <w:rFonts w:ascii="Charis SIL Regular" w:hAnsi="Charis SIL Regular" w:eastAsia="Charis SIL Regular"/>
           <w:b w:val="0"/>
           <w:i w:val="0"/>
           <w:color w:val="000000"/>
           <w:sz w:val="24"/>
         </w:rPr>
-        <w:hyperlink r:id="rId10" w:history="1">
-          <w:r>
-            <w:rPr>
-              <w:rStyle w:val="Hyperlink"/>
-            </w:rPr>
-            <w:t>verzameld door</w:t>
-          </w:r>
-        </w:hyperlink>
-      </w:r>
-      <w:r>
-        <w:rPr>
-          <w:rFonts w:ascii="Charis SIL Regular" w:hAnsi="Charis SIL Regular" w:eastAsia="Charis SIL Regular"/>
-          <w:b w:val="0"/>
-          <w:i w:val="0"/>
-          <w:color w:val="000000"/>
-          <w:sz w:val="24"/>
-        </w:rPr>
-        <w:t xml:space="preserve"> het </w:t>
+        <w:t xml:space="preserve">verzameld door het </w:t>
       </w:r>
       <w:r>
         <w:rPr>
@@ -1464,25 +1439,7 @@
           <w:color w:val="000000"/>
           <w:sz w:val="24"/>
         </w:rPr>
-        <w:hyperlink r:id="rId14" w:history="1">
-          <w:r>
-            <w:rPr>
-              <w:rStyle w:val="Hyperlink"/>
-            </w:rPr>
-            <w:t>met de naa</w:t>
-          </w:r>
-        </w:hyperlink>
-      </w:r>
-      <w:r>
-        <w:rPr>
-          <w:u w:val="single" w:color="0000ff"/>
-          <w:rFonts w:ascii="Charis SIL Regular" w:hAnsi="Charis SIL Regular" w:eastAsia="Charis SIL Regular"/>
-          <w:b w:val="0"/>
-          <w:i w:val="0"/>
-          <w:color w:val="000000"/>
-          <w:sz w:val="24"/>
-        </w:rPr>
-        <w:t>m</w:t>
+        <w:t>met de naam</w:t>
       </w:r>
       <w:r>
         <w:rPr>
@@ -2086,35 +2043,7 @@
           <w:color w:val="000000"/>
           <w:sz w:val="24"/>
         </w:rPr>
-        <w:t>i</w:t>
-      </w:r>
-      <w:r>
-        <w:rPr>
-          <w:u w:val="single" w:color="0000ff"/>
-          <w:rFonts w:ascii="Charis SIL Regular" w:hAnsi="Charis SIL Regular" w:eastAsia="Charis SIL Regular"/>
-          <w:b w:val="0"/>
-          <w:i w:val="0"/>
-          <w:color w:val="000000"/>
-          <w:sz w:val="24"/>
-        </w:rPr>
-        <w:hyperlink r:id="rId17" w:history="1">
-          <w:r>
-            <w:rPr>
-              <w:rStyle w:val="Hyperlink"/>
-            </w:rPr>
-            <w:t>j het Kon</w:t>
-          </w:r>
-        </w:hyperlink>
-      </w:r>
-      <w:r>
-        <w:rPr>
-          <w:rFonts w:ascii="Charis SIL Regular" w:hAnsi="Charis SIL Regular" w:eastAsia="Charis SIL Regular"/>
-          <w:b w:val="0"/>
-          <w:i w:val="0"/>
-          <w:color w:val="000000"/>
-          <w:sz w:val="24"/>
-        </w:rPr>
-        <w:t>i</w:t>
+        <w:t>ij het Koni</w:t>
       </w:r>
       <w:r>
         <w:rPr>
@@ -3670,7 +3599,7 @@
           <w:sz w:val="24"/>
           <w:u w:val="single"/>
         </w:rPr>
-        <w:hyperlink r:id="rId20" w:history="1">
+        <w:hyperlink r:id="rId21" w:history="1">
           <w:r>
             <w:rPr>
               <w:rStyle w:val="Hyperlink"/>
@@ -3788,7 +3717,7 @@
           <w:sz w:val="24"/>
           <w:u w:val="single"/>
         </w:rPr>
-        <w:hyperlink r:id="rId21" w:history="1">
+        <w:hyperlink r:id="rId22" w:history="1">
           <w:r>
             <w:rPr>
               <w:rStyle w:val="Hyperlink"/>
@@ -3806,7 +3735,7 @@
           <w:sz w:val="24"/>
           <w:u w:val="single"/>
         </w:rPr>
-        <w:hyperlink r:id="rId21" w:history="1">
+        <w:hyperlink r:id="rId22" w:history="1">
           <w:r>
             <w:rPr>
               <w:rStyle w:val="Hyperlink"/>
@@ -3824,7 +3753,7 @@
           <w:sz w:val="24"/>
           <w:u w:val="single"/>
         </w:rPr>
-        <w:hyperlink r:id="rId21" w:history="1">
+        <w:hyperlink r:id="rId22" w:history="1">
           <w:r>
             <w:rPr>
               <w:rStyle w:val="Hyperlink"/>
@@ -3842,7 +3771,7 @@
           <w:sz w:val="24"/>
           <w:u w:val="single"/>
         </w:rPr>
-        <w:hyperlink r:id="rId21" w:history="1">
+        <w:hyperlink r:id="rId22" w:history="1">
           <w:r>
             <w:rPr>
               <w:rStyle w:val="Hyperlink"/>
@@ -3870,7 +3799,7 @@
           <w:sz w:val="24"/>
           <w:u w:val="single"/>
         </w:rPr>
-        <w:hyperlink r:id="rId21" w:history="1">
+        <w:hyperlink r:id="rId22" w:history="1">
           <w:r>
             <w:rPr>
               <w:rStyle w:val="Hyperlink"/>
@@ -3888,7 +3817,7 @@
           <w:sz w:val="24"/>
           <w:u w:val="single"/>
         </w:rPr>
-        <w:hyperlink r:id="rId21" w:history="1">
+        <w:hyperlink r:id="rId22" w:history="1">
           <w:r>
             <w:rPr>
               <w:rStyle w:val="Hyperlink"/>
@@ -3917,7 +3846,7 @@
           <w:sz w:val="24"/>
           <w:u w:val="single"/>
         </w:rPr>
-        <w:hyperlink r:id="rId21" w:history="1">
+        <w:hyperlink r:id="rId22" w:history="1">
           <w:r>
             <w:rPr>
               <w:rStyle w:val="Hyperlink"/>
@@ -4045,7 +3974,7 @@
           <w:sz w:val="24"/>
           <w:u w:val="single"/>
         </w:rPr>
-        <w:hyperlink r:id="rId22" w:history="1">
+        <w:hyperlink r:id="rId23" w:history="1">
           <w:r>
             <w:rPr>
               <w:rStyle w:val="Hyperlink"/>
@@ -4063,7 +3992,7 @@
           <w:sz w:val="24"/>
           <w:u w:val="single"/>
         </w:rPr>
-        <w:hyperlink r:id="rId22" w:history="1">
+        <w:hyperlink r:id="rId23" w:history="1">
           <w:r>
             <w:rPr>
               <w:rStyle w:val="Hyperlink"/>
@@ -4081,7 +4010,7 @@
           <w:sz w:val="24"/>
           <w:u w:val="single"/>
         </w:rPr>
-        <w:hyperlink r:id="rId22" w:history="1">
+        <w:hyperlink r:id="rId23" w:history="1">
           <w:r>
             <w:rPr>
               <w:rStyle w:val="Hyperlink"/>
@@ -4099,7 +4028,7 @@
           <w:sz w:val="24"/>
           <w:u w:val="single"/>
         </w:rPr>
-        <w:hyperlink r:id="rId22" w:history="1">
+        <w:hyperlink r:id="rId23" w:history="1">
           <w:r>
             <w:rPr>
               <w:rStyle w:val="Hyperlink"/>
@@ -4120,7 +4049,7 @@
           <w:sz w:val="24"/>
           <w:u w:val="single"/>
         </w:rPr>
-        <w:hyperlink r:id="rId22" w:history="1">
+        <w:hyperlink r:id="rId23" w:history="1">
           <w:r>
             <w:rPr>
               <w:rStyle w:val="Hyperlink"/>
@@ -4138,7 +4067,7 @@
           <w:sz w:val="24"/>
           <w:u w:val="single"/>
         </w:rPr>
-        <w:hyperlink r:id="rId22" w:history="1">
+        <w:hyperlink r:id="rId23" w:history="1">
           <w:r>
             <w:rPr>
               <w:rStyle w:val="Hyperlink"/>
@@ -4156,7 +4085,7 @@
           <w:sz w:val="24"/>
           <w:u w:val="single"/>
         </w:rPr>
-        <w:hyperlink r:id="rId22" w:history="1">
+        <w:hyperlink r:id="rId23" w:history="1">
           <w:r>
             <w:rPr>
               <w:rStyle w:val="Hyperlink"/>
@@ -4174,7 +4103,7 @@
           <w:sz w:val="24"/>
           <w:u w:val="single"/>
         </w:rPr>
-        <w:hyperlink r:id="rId22" w:history="1">
+        <w:hyperlink r:id="rId23" w:history="1">
           <w:r>
             <w:rPr>
               <w:rStyle w:val="Hyperlink"/>
@@ -4192,7 +4121,7 @@
           <w:sz w:val="24"/>
           <w:u w:val="single"/>
         </w:rPr>
-        <w:hyperlink r:id="rId22" w:history="1">
+        <w:hyperlink r:id="rId23" w:history="1">
           <w:r>
             <w:rPr>
               <w:rStyle w:val="Hyperlink"/>
@@ -4210,7 +4139,7 @@
           <w:sz w:val="24"/>
           <w:u w:val="single"/>
         </w:rPr>
-        <w:hyperlink r:id="rId22" w:history="1">
+        <w:hyperlink r:id="rId23" w:history="1">
           <w:r>
             <w:rPr>
               <w:rStyle w:val="Hyperlink"/>
@@ -4238,7 +4167,7 @@
           <w:sz w:val="24"/>
           <w:u w:val="single"/>
         </w:rPr>
-        <w:hyperlink r:id="rId23" w:history="1">
+        <w:hyperlink r:id="rId24" w:history="1">
           <w:r>
             <w:rPr>
               <w:rStyle w:val="Hyperlink"/>
@@ -4285,7 +4214,7 @@
           <w:sz w:val="24"/>
           <w:u w:val="single"/>
         </w:rPr>
-        <w:hyperlink r:id="rId23" w:history="1">
+        <w:hyperlink r:id="rId24" w:history="1">
           <w:r>
             <w:rPr>
               <w:rStyle w:val="Hyperlink"/>
@@ -4393,7 +4322,7 @@
           <w:sz w:val="24"/>
           <w:u w:val="single"/>
         </w:rPr>
-        <w:hyperlink r:id="rId24" w:history="1">
+        <w:hyperlink r:id="rId25" w:history="1">
           <w:r>
             <w:rPr>
               <w:rStyle w:val="Hyperlink"/>
@@ -4411,7 +4340,7 @@
           <w:sz w:val="24"/>
           <w:u w:val="single"/>
         </w:rPr>
-        <w:hyperlink r:id="rId24" w:history="1">
+        <w:hyperlink r:id="rId25" w:history="1">
           <w:r>
             <w:rPr>
               <w:rStyle w:val="Hyperlink"/>
@@ -4429,7 +4358,7 @@
           <w:sz w:val="24"/>
           <w:u w:val="single"/>
         </w:rPr>
-        <w:hyperlink r:id="rId24" w:history="1">
+        <w:hyperlink r:id="rId25" w:history="1">
           <w:r>
             <w:rPr>
               <w:rStyle w:val="Hyperlink"/>
@@ -4447,7 +4376,7 @@
           <w:sz w:val="24"/>
           <w:u w:val="single"/>
         </w:rPr>
-        <w:hyperlink r:id="rId24" w:history="1">
+        <w:hyperlink r:id="rId25" w:history="1">
           <w:r>
             <w:rPr>
               <w:rStyle w:val="Hyperlink"/>
@@ -4475,7 +4404,7 @@
           <w:sz w:val="24"/>
           <w:u w:val="single"/>
         </w:rPr>
-        <w:hyperlink r:id="rId25" w:history="1">
+        <w:hyperlink r:id="rId26" w:history="1">
           <w:r>
             <w:rPr>
               <w:rStyle w:val="Hyperlink"/>
@@ -4493,7 +4422,7 @@
           <w:sz w:val="24"/>
           <w:u w:val="single"/>
         </w:rPr>
-        <w:hyperlink r:id="rId25" w:history="1">
+        <w:hyperlink r:id="rId26" w:history="1">
           <w:r>
             <w:rPr>
               <w:rStyle w:val="Hyperlink"/>

--- a/EXPORTS/DOCX/published/niveau3/Dutch/EMArtis.docx
+++ b/EXPORTS/DOCX/published/niveau3/Dutch/EMArtis.docx
@@ -545,71 +545,24 @@
           <w:color w:val="000000"/>
           <w:sz w:val="24"/>
         </w:rPr>
-        <w:t>3 en voor</w:t>
-      </w:r>
-      <w:r>
-        <w:rPr>
-          <w:u w:val="single" w:color="0000ff"/>
-          <w:rFonts w:ascii="Charis SIL Regular" w:hAnsi="Charis SIL Regular" w:eastAsia="Charis SIL Regular"/>
-          <w:b w:val="0"/>
-          <w:i w:val="0"/>
-          <w:color w:val="000000"/>
-          <w:sz w:val="24"/>
-        </w:rPr>
         <w:hyperlink r:id="rId10" w:history="1">
           <w:r>
             <w:rPr>
               <w:rStyle w:val="Hyperlink"/>
             </w:rPr>
-            <w:t>we</w:t>
+            <w:t>3 en voor</w:t>
           </w:r>
         </w:hyperlink>
       </w:r>
       <w:r>
         <w:rPr>
-          <w:u w:val="single" w:color="0000ff"/>
           <w:rFonts w:ascii="Charis SIL Regular" w:hAnsi="Charis SIL Regular" w:eastAsia="Charis SIL Regular"/>
           <w:b w:val="0"/>
           <w:i w:val="0"/>
           <w:color w:val="000000"/>
           <w:sz w:val="24"/>
         </w:rPr>
-        <w:hyperlink r:id="rId10" w:history="1">
-          <w:r>
-            <w:rPr>
-              <w:rStyle w:val="Hyperlink"/>
-            </w:rPr>
-            <w:t>r</w:t>
-          </w:r>
-        </w:hyperlink>
-      </w:r>
-      <w:r>
-        <w:rPr>
-          <w:u w:val="single" w:color="0000ff"/>
-          <w:rFonts w:ascii="Charis SIL Regular" w:hAnsi="Charis SIL Regular" w:eastAsia="Charis SIL Regular"/>
-          <w:b w:val="0"/>
-          <w:i w:val="0"/>
-          <w:color w:val="000000"/>
-          <w:sz w:val="24"/>
-        </w:rPr>
-        <w:hyperlink r:id="rId10" w:history="1">
-          <w:r>
-            <w:rPr>
-              <w:rStyle w:val="Hyperlink"/>
-            </w:rPr>
-            <w:t>pen die werde</w:t>
-          </w:r>
-        </w:hyperlink>
-      </w:r>
-      <w:r>
-        <w:rPr>
-          <w:rFonts w:ascii="Charis SIL Regular" w:hAnsi="Charis SIL Regular" w:eastAsia="Charis SIL Regular"/>
-          <w:b w:val="0"/>
-          <w:i w:val="0"/>
-          <w:color w:val="000000"/>
-          <w:sz w:val="24"/>
-        </w:rPr>
-        <w:t xml:space="preserve">n </w:t>
+        <w:t xml:space="preserve">werpen die werden </w:t>
       </w:r>
       <w:r>
         <w:rPr>
@@ -1000,17 +953,24 @@
       </w:r>
       <w:r>
         <w:rPr>
-          <w:u w:val="single" w:color="0000ff"/>
           <w:rFonts w:ascii="Charis SIL Regular" w:hAnsi="Charis SIL Regular" w:eastAsia="Charis SIL Regular"/>
           <w:b w:val="0"/>
           <w:i w:val="0"/>
           <w:color w:val="000000"/>
           <w:sz w:val="24"/>
         </w:rPr>
-        <w:t>s</w:t>
-      </w:r>
-      <w:r>
-        <w:rPr>
+        <w:hyperlink r:id="rId12" w:history="1">
+          <w:r>
+            <w:rPr>
+              <w:rStyle w:val="Hyperlink"/>
+            </w:rPr>
+            <w:t>s</w:t>
+          </w:r>
+        </w:hyperlink>
+      </w:r>
+      <w:r>
+        <w:rPr>
+          <w:u w:val="single" w:color="0000ff"/>
           <w:rFonts w:ascii="Charis SIL Regular" w:hAnsi="Charis SIL Regular" w:eastAsia="Charis SIL Regular"/>
           <w:b w:val="0"/>
           <w:i w:val="0"/>
@@ -1439,7 +1399,24 @@
           <w:color w:val="000000"/>
           <w:sz w:val="24"/>
         </w:rPr>
-        <w:t>met de naam</w:t>
+        <w:hyperlink r:id="rId14" w:history="1">
+          <w:r>
+            <w:rPr>
+              <w:rStyle w:val="Hyperlink"/>
+            </w:rPr>
+            <w:t>met de naa</w:t>
+          </w:r>
+        </w:hyperlink>
+      </w:r>
+      <w:r>
+        <w:rPr>
+          <w:rFonts w:ascii="Charis SIL Regular" w:hAnsi="Charis SIL Regular" w:eastAsia="Charis SIL Regular"/>
+          <w:b w:val="0"/>
+          <w:i w:val="0"/>
+          <w:color w:val="000000"/>
+          <w:sz w:val="24"/>
+        </w:rPr>
+        <w:t>m</w:t>
       </w:r>
       <w:r>
         <w:rPr>
@@ -2032,18 +2009,7 @@
           <w:color w:val="000000"/>
           <w:sz w:val="24"/>
         </w:rPr>
-        <w:t>7851-7858 (welke nog berusten b</w:t>
-      </w:r>
-      <w:r>
-        <w:rPr>
-          <w:u w:val="single" w:color="0000ff"/>
-          <w:rFonts w:ascii="Charis SIL Regular" w:hAnsi="Charis SIL Regular" w:eastAsia="Charis SIL Regular"/>
-          <w:b w:val="0"/>
-          <w:i w:val="0"/>
-          <w:color w:val="000000"/>
-          <w:sz w:val="24"/>
-        </w:rPr>
-        <w:t>ij het Koni</w:t>
+        <w:t>7851-7858 (welke nog berusten bij het Koni</w:t>
       </w:r>
       <w:r>
         <w:rPr>
@@ -3488,7 +3454,7 @@
           <w:sz w:val="24"/>
           <w:u w:val="single"/>
         </w:rPr>
-        <w:hyperlink r:id="rId20" w:history="1">
+        <w:hyperlink r:id="rId21" w:history="1">
           <w:r>
             <w:rPr>
               <w:rStyle w:val="Hyperlink"/>
@@ -3599,7 +3565,7 @@
           <w:sz w:val="24"/>
           <w:u w:val="single"/>
         </w:rPr>
-        <w:hyperlink r:id="rId21" w:history="1">
+        <w:hyperlink r:id="rId20" w:history="1">
           <w:r>
             <w:rPr>
               <w:rStyle w:val="Hyperlink"/>
@@ -3799,7 +3765,7 @@
           <w:sz w:val="24"/>
           <w:u w:val="single"/>
         </w:rPr>
-        <w:hyperlink r:id="rId22" w:history="1">
+        <w:hyperlink r:id="rId23" w:history="1">
           <w:r>
             <w:rPr>
               <w:rStyle w:val="Hyperlink"/>
@@ -3974,7 +3940,7 @@
           <w:sz w:val="24"/>
           <w:u w:val="single"/>
         </w:rPr>
-        <w:hyperlink r:id="rId23" w:history="1">
+        <w:hyperlink r:id="rId24" w:history="1">
           <w:r>
             <w:rPr>
               <w:rStyle w:val="Hyperlink"/>
@@ -3992,7 +3958,7 @@
           <w:sz w:val="24"/>
           <w:u w:val="single"/>
         </w:rPr>
-        <w:hyperlink r:id="rId23" w:history="1">
+        <w:hyperlink r:id="rId24" w:history="1">
           <w:r>
             <w:rPr>
               <w:rStyle w:val="Hyperlink"/>
@@ -4010,7 +3976,7 @@
           <w:sz w:val="24"/>
           <w:u w:val="single"/>
         </w:rPr>
-        <w:hyperlink r:id="rId23" w:history="1">
+        <w:hyperlink r:id="rId24" w:history="1">
           <w:r>
             <w:rPr>
               <w:rStyle w:val="Hyperlink"/>
@@ -4028,7 +3994,7 @@
           <w:sz w:val="24"/>
           <w:u w:val="single"/>
         </w:rPr>
-        <w:hyperlink r:id="rId23" w:history="1">
+        <w:hyperlink r:id="rId24" w:history="1">
           <w:r>
             <w:rPr>
               <w:rStyle w:val="Hyperlink"/>
@@ -4049,7 +4015,7 @@
           <w:sz w:val="24"/>
           <w:u w:val="single"/>
         </w:rPr>
-        <w:hyperlink r:id="rId23" w:history="1">
+        <w:hyperlink r:id="rId24" w:history="1">
           <w:r>
             <w:rPr>
               <w:rStyle w:val="Hyperlink"/>
@@ -4067,7 +4033,7 @@
           <w:sz w:val="24"/>
           <w:u w:val="single"/>
         </w:rPr>
-        <w:hyperlink r:id="rId23" w:history="1">
+        <w:hyperlink r:id="rId24" w:history="1">
           <w:r>
             <w:rPr>
               <w:rStyle w:val="Hyperlink"/>
@@ -4085,7 +4051,7 @@
           <w:sz w:val="24"/>
           <w:u w:val="single"/>
         </w:rPr>
-        <w:hyperlink r:id="rId23" w:history="1">
+        <w:hyperlink r:id="rId24" w:history="1">
           <w:r>
             <w:rPr>
               <w:rStyle w:val="Hyperlink"/>
@@ -4103,7 +4069,7 @@
           <w:sz w:val="24"/>
           <w:u w:val="single"/>
         </w:rPr>
-        <w:hyperlink r:id="rId23" w:history="1">
+        <w:hyperlink r:id="rId24" w:history="1">
           <w:r>
             <w:rPr>
               <w:rStyle w:val="Hyperlink"/>
@@ -4121,7 +4087,7 @@
           <w:sz w:val="24"/>
           <w:u w:val="single"/>
         </w:rPr>
-        <w:hyperlink r:id="rId23" w:history="1">
+        <w:hyperlink r:id="rId24" w:history="1">
           <w:r>
             <w:rPr>
               <w:rStyle w:val="Hyperlink"/>
@@ -4139,7 +4105,7 @@
           <w:sz w:val="24"/>
           <w:u w:val="single"/>
         </w:rPr>
-        <w:hyperlink r:id="rId23" w:history="1">
+        <w:hyperlink r:id="rId24" w:history="1">
           <w:r>
             <w:rPr>
               <w:rStyle w:val="Hyperlink"/>
@@ -4167,7 +4133,7 @@
           <w:sz w:val="24"/>
           <w:u w:val="single"/>
         </w:rPr>
-        <w:hyperlink r:id="rId24" w:history="1">
+        <w:hyperlink r:id="rId25" w:history="1">
           <w:r>
             <w:rPr>
               <w:rStyle w:val="Hyperlink"/>
@@ -4214,7 +4180,7 @@
           <w:sz w:val="24"/>
           <w:u w:val="single"/>
         </w:rPr>
-        <w:hyperlink r:id="rId24" w:history="1">
+        <w:hyperlink r:id="rId25" w:history="1">
           <w:r>
             <w:rPr>
               <w:rStyle w:val="Hyperlink"/>
@@ -4322,7 +4288,7 @@
           <w:sz w:val="24"/>
           <w:u w:val="single"/>
         </w:rPr>
-        <w:hyperlink r:id="rId25" w:history="1">
+        <w:hyperlink r:id="rId26" w:history="1">
           <w:r>
             <w:rPr>
               <w:rStyle w:val="Hyperlink"/>
@@ -4340,7 +4306,7 @@
           <w:sz w:val="24"/>
           <w:u w:val="single"/>
         </w:rPr>
-        <w:hyperlink r:id="rId25" w:history="1">
+        <w:hyperlink r:id="rId26" w:history="1">
           <w:r>
             <w:rPr>
               <w:rStyle w:val="Hyperlink"/>
@@ -4358,7 +4324,7 @@
           <w:sz w:val="24"/>
           <w:u w:val="single"/>
         </w:rPr>
-        <w:hyperlink r:id="rId25" w:history="1">
+        <w:hyperlink r:id="rId26" w:history="1">
           <w:r>
             <w:rPr>
               <w:rStyle w:val="Hyperlink"/>
@@ -4376,7 +4342,7 @@
           <w:sz w:val="24"/>
           <w:u w:val="single"/>
         </w:rPr>
-        <w:hyperlink r:id="rId25" w:history="1">
+        <w:hyperlink r:id="rId26" w:history="1">
           <w:r>
             <w:rPr>
               <w:rStyle w:val="Hyperlink"/>
@@ -4404,7 +4370,7 @@
           <w:sz w:val="24"/>
           <w:u w:val="single"/>
         </w:rPr>
-        <w:hyperlink r:id="rId26" w:history="1">
+        <w:hyperlink r:id="rId27" w:history="1">
           <w:r>
             <w:rPr>
               <w:rStyle w:val="Hyperlink"/>
@@ -4451,7 +4417,7 @@
           <w:sz w:val="24"/>
           <w:u w:val="single"/>
         </w:rPr>
-        <w:hyperlink r:id="rId25" w:history="1">
+        <w:hyperlink r:id="rId26" w:history="1">
           <w:r>
             <w:rPr>
               <w:rStyle w:val="Hyperlink"/>

--- a/EXPORTS/DOCX/published/niveau3/Dutch/EMArtis.docx
+++ b/EXPORTS/DOCX/published/niveau3/Dutch/EMArtis.docx
@@ -556,23 +556,95 @@
       </w:r>
       <w:r>
         <w:rPr>
+          <w:u w:val="single" w:color="0000ff"/>
           <w:rFonts w:ascii="Charis SIL Regular" w:hAnsi="Charis SIL Regular" w:eastAsia="Charis SIL Regular"/>
           <w:b w:val="0"/>
           <w:i w:val="0"/>
           <w:color w:val="000000"/>
           <w:sz w:val="24"/>
         </w:rPr>
-        <w:t xml:space="preserve">werpen die werden </w:t>
-      </w:r>
-      <w:r>
-        <w:rPr>
+        <w:hyperlink r:id="rId10" w:history="1">
+          <w:r>
+            <w:rPr>
+              <w:rStyle w:val="Hyperlink"/>
+            </w:rPr>
+            <w:t>we</w:t>
+          </w:r>
+        </w:hyperlink>
+      </w:r>
+      <w:r>
+        <w:rPr>
+          <w:u w:val="single" w:color="0000ff"/>
           <w:rFonts w:ascii="Charis SIL Regular" w:hAnsi="Charis SIL Regular" w:eastAsia="Charis SIL Regular"/>
           <w:b w:val="0"/>
           <w:i w:val="0"/>
           <w:color w:val="000000"/>
           <w:sz w:val="24"/>
         </w:rPr>
-        <w:t xml:space="preserve">verzameld door het </w:t>
+        <w:hyperlink r:id="rId10" w:history="1">
+          <w:r>
+            <w:rPr>
+              <w:rStyle w:val="Hyperlink"/>
+            </w:rPr>
+            <w:t>r</w:t>
+          </w:r>
+        </w:hyperlink>
+      </w:r>
+      <w:r>
+        <w:rPr>
+          <w:u w:val="single" w:color="0000ff"/>
+          <w:rFonts w:ascii="Charis SIL Regular" w:hAnsi="Charis SIL Regular" w:eastAsia="Charis SIL Regular"/>
+          <w:b w:val="0"/>
+          <w:i w:val="0"/>
+          <w:color w:val="000000"/>
+          <w:sz w:val="24"/>
+        </w:rPr>
+        <w:hyperlink r:id="rId10" w:history="1">
+          <w:r>
+            <w:rPr>
+              <w:rStyle w:val="Hyperlink"/>
+            </w:rPr>
+            <w:t>pen die werde</w:t>
+          </w:r>
+        </w:hyperlink>
+      </w:r>
+      <w:r>
+        <w:rPr>
+          <w:rFonts w:ascii="Charis SIL Regular" w:hAnsi="Charis SIL Regular" w:eastAsia="Charis SIL Regular"/>
+          <w:b w:val="0"/>
+          <w:i w:val="0"/>
+          <w:color w:val="000000"/>
+          <w:sz w:val="24"/>
+        </w:rPr>
+        <w:t xml:space="preserve">n </w:t>
+      </w:r>
+      <w:r>
+        <w:rPr>
+          <w:u w:val="single" w:color="0000ff"/>
+          <w:rFonts w:ascii="Charis SIL Regular" w:hAnsi="Charis SIL Regular" w:eastAsia="Charis SIL Regular"/>
+          <w:b w:val="0"/>
+          <w:i w:val="0"/>
+          <w:color w:val="000000"/>
+          <w:sz w:val="24"/>
+        </w:rPr>
+        <w:hyperlink r:id="rId10" w:history="1">
+          <w:r>
+            <w:rPr>
+              <w:rStyle w:val="Hyperlink"/>
+            </w:rPr>
+            <w:t>verzameld door</w:t>
+          </w:r>
+        </w:hyperlink>
+      </w:r>
+      <w:r>
+        <w:rPr>
+          <w:rFonts w:ascii="Charis SIL Regular" w:hAnsi="Charis SIL Regular" w:eastAsia="Charis SIL Regular"/>
+          <w:b w:val="0"/>
+          <w:i w:val="0"/>
+          <w:color w:val="000000"/>
+          <w:sz w:val="24"/>
+        </w:rPr>
+        <w:t xml:space="preserve"> het </w:t>
       </w:r>
       <w:r>
         <w:rPr>
@@ -947,24 +1019,7 @@
             <w:rPr>
               <w:rStyle w:val="Hyperlink"/>
             </w:rPr>
-            <w:t xml:space="preserve"> het Etnografi</w:t>
-          </w:r>
-        </w:hyperlink>
-      </w:r>
-      <w:r>
-        <w:rPr>
-          <w:rFonts w:ascii="Charis SIL Regular" w:hAnsi="Charis SIL Regular" w:eastAsia="Charis SIL Regular"/>
-          <w:b w:val="0"/>
-          <w:i w:val="0"/>
-          <w:color w:val="000000"/>
-          <w:sz w:val="24"/>
-        </w:rPr>
-        <w:hyperlink r:id="rId12" w:history="1">
-          <w:r>
-            <w:rPr>
-              <w:rStyle w:val="Hyperlink"/>
-            </w:rPr>
-            <w:t>s</w:t>
+            <w:t xml:space="preserve"> het Etnografis</w:t>
           </w:r>
         </w:hyperlink>
       </w:r>
@@ -1011,7 +1066,7 @@
             <w:rPr>
               <w:rStyle w:val="Hyperlink"/>
             </w:rPr>
-            <w:t xml:space="preserve"> Museum A</w:t>
+            <w:t xml:space="preserve"> Museum </w:t>
           </w:r>
         </w:hyperlink>
       </w:r>
@@ -1023,7 +1078,7 @@
           <w:color w:val="000000"/>
           <w:sz w:val="24"/>
         </w:rPr>
-        <w:t xml:space="preserve">rtis een </w:t>
+        <w:t xml:space="preserve">Artis een </w:t>
       </w:r>
       <w:r>
         <w:rPr>
@@ -2009,7 +2064,47 @@
           <w:color w:val="000000"/>
           <w:sz w:val="24"/>
         </w:rPr>
-        <w:t>7851-7858 (welke nog berusten bij het Koni</w:t>
+        <w:t>7851-7858 (welke nog berusten b</w:t>
+      </w:r>
+      <w:r>
+        <w:rPr>
+          <w:u w:val="single" w:color="0000ff"/>
+          <w:rFonts w:ascii="Charis SIL Regular" w:hAnsi="Charis SIL Regular" w:eastAsia="Charis SIL Regular"/>
+          <w:b w:val="0"/>
+          <w:i w:val="0"/>
+          <w:color w:val="000000"/>
+          <w:sz w:val="24"/>
+        </w:rPr>
+        <w:t>i</w:t>
+      </w:r>
+      <w:r>
+        <w:rPr>
+          <w:u w:val="single" w:color="0000ff"/>
+          <w:rFonts w:ascii="Charis SIL Regular" w:hAnsi="Charis SIL Regular" w:eastAsia="Charis SIL Regular"/>
+          <w:b w:val="0"/>
+          <w:i w:val="0"/>
+          <w:color w:val="000000"/>
+          <w:sz w:val="24"/>
+        </w:rPr>
+        <w:hyperlink r:id="rId17" w:history="1">
+          <w:r>
+            <w:rPr>
+              <w:rStyle w:val="Hyperlink"/>
+            </w:rPr>
+            <w:t>j het Kon</w:t>
+          </w:r>
+        </w:hyperlink>
+      </w:r>
+      <w:r>
+        <w:rPr>
+          <w:u w:val="single" w:color="0000ff"/>
+          <w:rFonts w:ascii="Charis SIL Regular" w:hAnsi="Charis SIL Regular" w:eastAsia="Charis SIL Regular"/>
+          <w:b w:val="0"/>
+          <w:i w:val="0"/>
+          <w:color w:val="000000"/>
+          <w:sz w:val="24"/>
+        </w:rPr>
+        <w:t>i</w:t>
       </w:r>
       <w:r>
         <w:rPr>
@@ -3472,7 +3567,7 @@
           <w:sz w:val="24"/>
           <w:u w:val="single"/>
         </w:rPr>
-        <w:hyperlink r:id="rId20" w:history="1">
+        <w:hyperlink r:id="rId21" w:history="1">
           <w:r>
             <w:rPr>
               <w:rStyle w:val="Hyperlink"/>
@@ -3501,7 +3596,7 @@
           <w:sz w:val="24"/>
           <w:u w:val="single"/>
         </w:rPr>
-        <w:hyperlink r:id="rId20" w:history="1">
+        <w:hyperlink r:id="rId21" w:history="1">
           <w:r>
             <w:rPr>
               <w:rStyle w:val="Hyperlink"/>
@@ -3518,14 +3613,7 @@
           <w:color w:val="000000"/>
           <w:sz w:val="24"/>
         </w:rPr>
-        <w:hyperlink r:id="rId20" w:history="1">
-          <w:r>
-            <w:rPr>
-              <w:rStyle w:val="Hyperlink"/>
-            </w:rPr>
-            <w:t xml:space="preserve">, </w:t>
-          </w:r>
-        </w:hyperlink>
+        <w:t xml:space="preserve">, </w:t>
       </w:r>
       <w:r>
         <w:rPr>
@@ -3536,7 +3624,7 @@
           <w:sz w:val="24"/>
           <w:u w:val="single"/>
         </w:rPr>
-        <w:hyperlink r:id="rId20" w:history="1">
+        <w:hyperlink r:id="rId22" w:history="1">
           <w:r>
             <w:rPr>
               <w:rStyle w:val="Hyperlink"/>
@@ -3565,7 +3653,7 @@
           <w:sz w:val="24"/>
           <w:u w:val="single"/>
         </w:rPr>
-        <w:hyperlink r:id="rId20" w:history="1">
+        <w:hyperlink r:id="rId22" w:history="1">
           <w:r>
             <w:rPr>
               <w:rStyle w:val="Hyperlink"/>
@@ -3683,7 +3771,7 @@
           <w:sz w:val="24"/>
           <w:u w:val="single"/>
         </w:rPr>
-        <w:hyperlink r:id="rId22" w:history="1">
+        <w:hyperlink r:id="rId23" w:history="1">
           <w:r>
             <w:rPr>
               <w:rStyle w:val="Hyperlink"/>
@@ -3701,7 +3789,7 @@
           <w:sz w:val="24"/>
           <w:u w:val="single"/>
         </w:rPr>
-        <w:hyperlink r:id="rId22" w:history="1">
+        <w:hyperlink r:id="rId23" w:history="1">
           <w:r>
             <w:rPr>
               <w:rStyle w:val="Hyperlink"/>
@@ -3719,7 +3807,7 @@
           <w:sz w:val="24"/>
           <w:u w:val="single"/>
         </w:rPr>
-        <w:hyperlink r:id="rId22" w:history="1">
+        <w:hyperlink r:id="rId23" w:history="1">
           <w:r>
             <w:rPr>
               <w:rStyle w:val="Hyperlink"/>
@@ -3737,7 +3825,7 @@
           <w:sz w:val="24"/>
           <w:u w:val="single"/>
         </w:rPr>
-        <w:hyperlink r:id="rId22" w:history="1">
+        <w:hyperlink r:id="rId23" w:history="1">
           <w:r>
             <w:rPr>
               <w:rStyle w:val="Hyperlink"/>
@@ -3765,7 +3853,7 @@
           <w:sz w:val="24"/>
           <w:u w:val="single"/>
         </w:rPr>
-        <w:hyperlink r:id="rId23" w:history="1">
+        <w:hyperlink r:id="rId24" w:history="1">
           <w:r>
             <w:rPr>
               <w:rStyle w:val="Hyperlink"/>
@@ -3783,7 +3871,7 @@
           <w:sz w:val="24"/>
           <w:u w:val="single"/>
         </w:rPr>
-        <w:hyperlink r:id="rId22" w:history="1">
+        <w:hyperlink r:id="rId24" w:history="1">
           <w:r>
             <w:rPr>
               <w:rStyle w:val="Hyperlink"/>
@@ -3812,7 +3900,7 @@
           <w:sz w:val="24"/>
           <w:u w:val="single"/>
         </w:rPr>
-        <w:hyperlink r:id="rId22" w:history="1">
+        <w:hyperlink r:id="rId24" w:history="1">
           <w:r>
             <w:rPr>
               <w:rStyle w:val="Hyperlink"/>
@@ -3940,7 +4028,7 @@
           <w:sz w:val="24"/>
           <w:u w:val="single"/>
         </w:rPr>
-        <w:hyperlink r:id="rId24" w:history="1">
+        <w:hyperlink r:id="rId25" w:history="1">
           <w:r>
             <w:rPr>
               <w:rStyle w:val="Hyperlink"/>
@@ -3958,7 +4046,7 @@
           <w:sz w:val="24"/>
           <w:u w:val="single"/>
         </w:rPr>
-        <w:hyperlink r:id="rId24" w:history="1">
+        <w:hyperlink r:id="rId25" w:history="1">
           <w:r>
             <w:rPr>
               <w:rStyle w:val="Hyperlink"/>
@@ -3976,7 +4064,7 @@
           <w:sz w:val="24"/>
           <w:u w:val="single"/>
         </w:rPr>
-        <w:hyperlink r:id="rId24" w:history="1">
+        <w:hyperlink r:id="rId25" w:history="1">
           <w:r>
             <w:rPr>
               <w:rStyle w:val="Hyperlink"/>
@@ -3994,7 +4082,7 @@
           <w:sz w:val="24"/>
           <w:u w:val="single"/>
         </w:rPr>
-        <w:hyperlink r:id="rId24" w:history="1">
+        <w:hyperlink r:id="rId25" w:history="1">
           <w:r>
             <w:rPr>
               <w:rStyle w:val="Hyperlink"/>
@@ -4015,7 +4103,7 @@
           <w:sz w:val="24"/>
           <w:u w:val="single"/>
         </w:rPr>
-        <w:hyperlink r:id="rId24" w:history="1">
+        <w:hyperlink r:id="rId25" w:history="1">
           <w:r>
             <w:rPr>
               <w:rStyle w:val="Hyperlink"/>
@@ -4033,7 +4121,7 @@
           <w:sz w:val="24"/>
           <w:u w:val="single"/>
         </w:rPr>
-        <w:hyperlink r:id="rId24" w:history="1">
+        <w:hyperlink r:id="rId25" w:history="1">
           <w:r>
             <w:rPr>
               <w:rStyle w:val="Hyperlink"/>
@@ -4051,7 +4139,7 @@
           <w:sz w:val="24"/>
           <w:u w:val="single"/>
         </w:rPr>
-        <w:hyperlink r:id="rId24" w:history="1">
+        <w:hyperlink r:id="rId25" w:history="1">
           <w:r>
             <w:rPr>
               <w:rStyle w:val="Hyperlink"/>
@@ -4069,7 +4157,7 @@
           <w:sz w:val="24"/>
           <w:u w:val="single"/>
         </w:rPr>
-        <w:hyperlink r:id="rId24" w:history="1">
+        <w:hyperlink r:id="rId25" w:history="1">
           <w:r>
             <w:rPr>
               <w:rStyle w:val="Hyperlink"/>
@@ -4087,7 +4175,7 @@
           <w:sz w:val="24"/>
           <w:u w:val="single"/>
         </w:rPr>
-        <w:hyperlink r:id="rId24" w:history="1">
+        <w:hyperlink r:id="rId25" w:history="1">
           <w:r>
             <w:rPr>
               <w:rStyle w:val="Hyperlink"/>
@@ -4105,7 +4193,7 @@
           <w:sz w:val="24"/>
           <w:u w:val="single"/>
         </w:rPr>
-        <w:hyperlink r:id="rId24" w:history="1">
+        <w:hyperlink r:id="rId25" w:history="1">
           <w:r>
             <w:rPr>
               <w:rStyle w:val="Hyperlink"/>
@@ -4133,7 +4221,7 @@
           <w:sz w:val="24"/>
           <w:u w:val="single"/>
         </w:rPr>
-        <w:hyperlink r:id="rId25" w:history="1">
+        <w:hyperlink r:id="rId26" w:history="1">
           <w:r>
             <w:rPr>
               <w:rStyle w:val="Hyperlink"/>
@@ -4180,7 +4268,7 @@
           <w:sz w:val="24"/>
           <w:u w:val="single"/>
         </w:rPr>
-        <w:hyperlink r:id="rId25" w:history="1">
+        <w:hyperlink r:id="rId26" w:history="1">
           <w:r>
             <w:rPr>
               <w:rStyle w:val="Hyperlink"/>
@@ -4288,7 +4376,7 @@
           <w:sz w:val="24"/>
           <w:u w:val="single"/>
         </w:rPr>
-        <w:hyperlink r:id="rId26" w:history="1">
+        <w:hyperlink r:id="rId27" w:history="1">
           <w:r>
             <w:rPr>
               <w:rStyle w:val="Hyperlink"/>
@@ -4306,7 +4394,7 @@
           <w:sz w:val="24"/>
           <w:u w:val="single"/>
         </w:rPr>
-        <w:hyperlink r:id="rId26" w:history="1">
+        <w:hyperlink r:id="rId27" w:history="1">
           <w:r>
             <w:rPr>
               <w:rStyle w:val="Hyperlink"/>
@@ -4324,7 +4412,7 @@
           <w:sz w:val="24"/>
           <w:u w:val="single"/>
         </w:rPr>
-        <w:hyperlink r:id="rId26" w:history="1">
+        <w:hyperlink r:id="rId27" w:history="1">
           <w:r>
             <w:rPr>
               <w:rStyle w:val="Hyperlink"/>
@@ -4342,7 +4430,7 @@
           <w:sz w:val="24"/>
           <w:u w:val="single"/>
         </w:rPr>
-        <w:hyperlink r:id="rId26" w:history="1">
+        <w:hyperlink r:id="rId27" w:history="1">
           <w:r>
             <w:rPr>
               <w:rStyle w:val="Hyperlink"/>
@@ -4370,7 +4458,7 @@
           <w:sz w:val="24"/>
           <w:u w:val="single"/>
         </w:rPr>
-        <w:hyperlink r:id="rId27" w:history="1">
+        <w:hyperlink r:id="rId28" w:history="1">
           <w:r>
             <w:rPr>
               <w:rStyle w:val="Hyperlink"/>
@@ -4388,7 +4476,7 @@
           <w:sz w:val="24"/>
           <w:u w:val="single"/>
         </w:rPr>
-        <w:hyperlink r:id="rId26" w:history="1">
+        <w:hyperlink r:id="rId27" w:history="1">
           <w:r>
             <w:rPr>
               <w:rStyle w:val="Hyperlink"/>
@@ -4417,7 +4505,7 @@
           <w:sz w:val="24"/>
           <w:u w:val="single"/>
         </w:rPr>
-        <w:hyperlink r:id="rId26" w:history="1">
+        <w:hyperlink r:id="rId28" w:history="1">
           <w:r>
             <w:rPr>
               <w:rStyle w:val="Hyperlink"/>

--- a/EXPORTS/DOCX/published/niveau3/Dutch/EMArtis.docx
+++ b/EXPORTS/DOCX/published/niveau3/Dutch/EMArtis.docx
@@ -3549,7 +3549,7 @@
           <w:sz w:val="24"/>
           <w:u w:val="single"/>
         </w:rPr>
-        <w:hyperlink r:id="rId21" w:history="1">
+        <w:hyperlink r:id="rId20" w:history="1">
           <w:r>
             <w:rPr>
               <w:rStyle w:val="Hyperlink"/>
@@ -3567,7 +3567,7 @@
           <w:sz w:val="24"/>
           <w:u w:val="single"/>
         </w:rPr>
-        <w:hyperlink r:id="rId21" w:history="1">
+        <w:hyperlink r:id="rId20" w:history="1">
           <w:r>
             <w:rPr>
               <w:rStyle w:val="Hyperlink"/>
@@ -3596,7 +3596,7 @@
           <w:sz w:val="24"/>
           <w:u w:val="single"/>
         </w:rPr>
-        <w:hyperlink r:id="rId21" w:history="1">
+        <w:hyperlink r:id="rId20" w:history="1">
           <w:r>
             <w:rPr>
               <w:rStyle w:val="Hyperlink"/>
@@ -3613,7 +3613,14 @@
           <w:color w:val="000000"/>
           <w:sz w:val="24"/>
         </w:rPr>
-        <w:t xml:space="preserve">, </w:t>
+        <w:hyperlink r:id="rId20" w:history="1">
+          <w:r>
+            <w:rPr>
+              <w:rStyle w:val="Hyperlink"/>
+            </w:rPr>
+            <w:t xml:space="preserve">, </w:t>
+          </w:r>
+        </w:hyperlink>
       </w:r>
       <w:r>
         <w:rPr>
@@ -3624,7 +3631,7 @@
           <w:sz w:val="24"/>
           <w:u w:val="single"/>
         </w:rPr>
-        <w:hyperlink r:id="rId22" w:history="1">
+        <w:hyperlink r:id="rId20" w:history="1">
           <w:r>
             <w:rPr>
               <w:rStyle w:val="Hyperlink"/>
@@ -3653,7 +3660,7 @@
           <w:sz w:val="24"/>
           <w:u w:val="single"/>
         </w:rPr>
-        <w:hyperlink r:id="rId22" w:history="1">
+        <w:hyperlink r:id="rId21" w:history="1">
           <w:r>
             <w:rPr>
               <w:rStyle w:val="Hyperlink"/>
@@ -3771,7 +3778,7 @@
           <w:sz w:val="24"/>
           <w:u w:val="single"/>
         </w:rPr>
-        <w:hyperlink r:id="rId23" w:history="1">
+        <w:hyperlink r:id="rId22" w:history="1">
           <w:r>
             <w:rPr>
               <w:rStyle w:val="Hyperlink"/>
@@ -3789,7 +3796,7 @@
           <w:sz w:val="24"/>
           <w:u w:val="single"/>
         </w:rPr>
-        <w:hyperlink r:id="rId23" w:history="1">
+        <w:hyperlink r:id="rId22" w:history="1">
           <w:r>
             <w:rPr>
               <w:rStyle w:val="Hyperlink"/>
@@ -3807,7 +3814,7 @@
           <w:sz w:val="24"/>
           <w:u w:val="single"/>
         </w:rPr>
-        <w:hyperlink r:id="rId23" w:history="1">
+        <w:hyperlink r:id="rId22" w:history="1">
           <w:r>
             <w:rPr>
               <w:rStyle w:val="Hyperlink"/>
@@ -3825,7 +3832,7 @@
           <w:sz w:val="24"/>
           <w:u w:val="single"/>
         </w:rPr>
-        <w:hyperlink r:id="rId23" w:history="1">
+        <w:hyperlink r:id="rId22" w:history="1">
           <w:r>
             <w:rPr>
               <w:rStyle w:val="Hyperlink"/>
@@ -3853,7 +3860,7 @@
           <w:sz w:val="24"/>
           <w:u w:val="single"/>
         </w:rPr>
-        <w:hyperlink r:id="rId24" w:history="1">
+        <w:hyperlink r:id="rId22" w:history="1">
           <w:r>
             <w:rPr>
               <w:rStyle w:val="Hyperlink"/>
@@ -3871,7 +3878,7 @@
           <w:sz w:val="24"/>
           <w:u w:val="single"/>
         </w:rPr>
-        <w:hyperlink r:id="rId24" w:history="1">
+        <w:hyperlink r:id="rId22" w:history="1">
           <w:r>
             <w:rPr>
               <w:rStyle w:val="Hyperlink"/>
@@ -3900,7 +3907,7 @@
           <w:sz w:val="24"/>
           <w:u w:val="single"/>
         </w:rPr>
-        <w:hyperlink r:id="rId24" w:history="1">
+        <w:hyperlink r:id="rId22" w:history="1">
           <w:r>
             <w:rPr>
               <w:rStyle w:val="Hyperlink"/>
@@ -4028,7 +4035,7 @@
           <w:sz w:val="24"/>
           <w:u w:val="single"/>
         </w:rPr>
-        <w:hyperlink r:id="rId25" w:history="1">
+        <w:hyperlink r:id="rId23" w:history="1">
           <w:r>
             <w:rPr>
               <w:rStyle w:val="Hyperlink"/>
@@ -4046,7 +4053,7 @@
           <w:sz w:val="24"/>
           <w:u w:val="single"/>
         </w:rPr>
-        <w:hyperlink r:id="rId25" w:history="1">
+        <w:hyperlink r:id="rId23" w:history="1">
           <w:r>
             <w:rPr>
               <w:rStyle w:val="Hyperlink"/>
@@ -4064,7 +4071,7 @@
           <w:sz w:val="24"/>
           <w:u w:val="single"/>
         </w:rPr>
-        <w:hyperlink r:id="rId25" w:history="1">
+        <w:hyperlink r:id="rId23" w:history="1">
           <w:r>
             <w:rPr>
               <w:rStyle w:val="Hyperlink"/>
@@ -4082,7 +4089,7 @@
           <w:sz w:val="24"/>
           <w:u w:val="single"/>
         </w:rPr>
-        <w:hyperlink r:id="rId25" w:history="1">
+        <w:hyperlink r:id="rId23" w:history="1">
           <w:r>
             <w:rPr>
               <w:rStyle w:val="Hyperlink"/>
@@ -4103,7 +4110,7 @@
           <w:sz w:val="24"/>
           <w:u w:val="single"/>
         </w:rPr>
-        <w:hyperlink r:id="rId25" w:history="1">
+        <w:hyperlink r:id="rId23" w:history="1">
           <w:r>
             <w:rPr>
               <w:rStyle w:val="Hyperlink"/>
@@ -4121,7 +4128,7 @@
           <w:sz w:val="24"/>
           <w:u w:val="single"/>
         </w:rPr>
-        <w:hyperlink r:id="rId25" w:history="1">
+        <w:hyperlink r:id="rId23" w:history="1">
           <w:r>
             <w:rPr>
               <w:rStyle w:val="Hyperlink"/>
@@ -4139,7 +4146,7 @@
           <w:sz w:val="24"/>
           <w:u w:val="single"/>
         </w:rPr>
-        <w:hyperlink r:id="rId25" w:history="1">
+        <w:hyperlink r:id="rId23" w:history="1">
           <w:r>
             <w:rPr>
               <w:rStyle w:val="Hyperlink"/>
@@ -4157,7 +4164,7 @@
           <w:sz w:val="24"/>
           <w:u w:val="single"/>
         </w:rPr>
-        <w:hyperlink r:id="rId25" w:history="1">
+        <w:hyperlink r:id="rId23" w:history="1">
           <w:r>
             <w:rPr>
               <w:rStyle w:val="Hyperlink"/>
@@ -4175,7 +4182,7 @@
           <w:sz w:val="24"/>
           <w:u w:val="single"/>
         </w:rPr>
-        <w:hyperlink r:id="rId25" w:history="1">
+        <w:hyperlink r:id="rId23" w:history="1">
           <w:r>
             <w:rPr>
               <w:rStyle w:val="Hyperlink"/>
@@ -4193,7 +4200,7 @@
           <w:sz w:val="24"/>
           <w:u w:val="single"/>
         </w:rPr>
-        <w:hyperlink r:id="rId25" w:history="1">
+        <w:hyperlink r:id="rId23" w:history="1">
           <w:r>
             <w:rPr>
               <w:rStyle w:val="Hyperlink"/>
@@ -4221,7 +4228,7 @@
           <w:sz w:val="24"/>
           <w:u w:val="single"/>
         </w:rPr>
-        <w:hyperlink r:id="rId26" w:history="1">
+        <w:hyperlink r:id="rId24" w:history="1">
           <w:r>
             <w:rPr>
               <w:rStyle w:val="Hyperlink"/>
@@ -4268,7 +4275,7 @@
           <w:sz w:val="24"/>
           <w:u w:val="single"/>
         </w:rPr>
-        <w:hyperlink r:id="rId26" w:history="1">
+        <w:hyperlink r:id="rId24" w:history="1">
           <w:r>
             <w:rPr>
               <w:rStyle w:val="Hyperlink"/>
@@ -4376,7 +4383,7 @@
           <w:sz w:val="24"/>
           <w:u w:val="single"/>
         </w:rPr>
-        <w:hyperlink r:id="rId27" w:history="1">
+        <w:hyperlink r:id="rId25" w:history="1">
           <w:r>
             <w:rPr>
               <w:rStyle w:val="Hyperlink"/>
@@ -4394,7 +4401,7 @@
           <w:sz w:val="24"/>
           <w:u w:val="single"/>
         </w:rPr>
-        <w:hyperlink r:id="rId27" w:history="1">
+        <w:hyperlink r:id="rId25" w:history="1">
           <w:r>
             <w:rPr>
               <w:rStyle w:val="Hyperlink"/>
@@ -4412,7 +4419,7 @@
           <w:sz w:val="24"/>
           <w:u w:val="single"/>
         </w:rPr>
-        <w:hyperlink r:id="rId27" w:history="1">
+        <w:hyperlink r:id="rId25" w:history="1">
           <w:r>
             <w:rPr>
               <w:rStyle w:val="Hyperlink"/>
@@ -4430,7 +4437,7 @@
           <w:sz w:val="24"/>
           <w:u w:val="single"/>
         </w:rPr>
-        <w:hyperlink r:id="rId27" w:history="1">
+        <w:hyperlink r:id="rId25" w:history="1">
           <w:r>
             <w:rPr>
               <w:rStyle w:val="Hyperlink"/>
@@ -4458,7 +4465,7 @@
           <w:sz w:val="24"/>
           <w:u w:val="single"/>
         </w:rPr>
-        <w:hyperlink r:id="rId28" w:history="1">
+        <w:hyperlink r:id="rId25" w:history="1">
           <w:r>
             <w:rPr>
               <w:rStyle w:val="Hyperlink"/>
@@ -4476,7 +4483,7 @@
           <w:sz w:val="24"/>
           <w:u w:val="single"/>
         </w:rPr>
-        <w:hyperlink r:id="rId27" w:history="1">
+        <w:hyperlink r:id="rId25" w:history="1">
           <w:r>
             <w:rPr>
               <w:rStyle w:val="Hyperlink"/>
@@ -4505,7 +4512,7 @@
           <w:sz w:val="24"/>
           <w:u w:val="single"/>
         </w:rPr>
-        <w:hyperlink r:id="rId28" w:history="1">
+        <w:hyperlink r:id="rId25" w:history="1">
           <w:r>
             <w:rPr>
               <w:rStyle w:val="Hyperlink"/>

--- a/EXPORTS/DOCX/published/niveau3/Dutch/EMArtis.docx
+++ b/EXPORTS/DOCX/published/niveau3/Dutch/EMArtis.docx
@@ -1465,6 +1465,7 @@
       </w:r>
       <w:r>
         <w:rPr>
+          <w:u w:val="single" w:color="0000ff"/>
           <w:rFonts w:ascii="Charis SIL Regular" w:hAnsi="Charis SIL Regular" w:eastAsia="Charis SIL Regular"/>
           <w:b w:val="0"/>
           <w:i w:val="0"/>
@@ -3549,7 +3550,7 @@
           <w:sz w:val="24"/>
           <w:u w:val="single"/>
         </w:rPr>
-        <w:hyperlink r:id="rId20" w:history="1">
+        <w:hyperlink r:id="rId21" w:history="1">
           <w:r>
             <w:rPr>
               <w:rStyle w:val="Hyperlink"/>
@@ -3660,7 +3661,7 @@
           <w:sz w:val="24"/>
           <w:u w:val="single"/>
         </w:rPr>
-        <w:hyperlink r:id="rId21" w:history="1">
+        <w:hyperlink r:id="rId20" w:history="1">
           <w:r>
             <w:rPr>
               <w:rStyle w:val="Hyperlink"/>
@@ -3860,7 +3861,7 @@
           <w:sz w:val="24"/>
           <w:u w:val="single"/>
         </w:rPr>
-        <w:hyperlink r:id="rId22" w:history="1">
+        <w:hyperlink r:id="rId23" w:history="1">
           <w:r>
             <w:rPr>
               <w:rStyle w:val="Hyperlink"/>
@@ -4035,7 +4036,7 @@
           <w:sz w:val="24"/>
           <w:u w:val="single"/>
         </w:rPr>
-        <w:hyperlink r:id="rId23" w:history="1">
+        <w:hyperlink r:id="rId24" w:history="1">
           <w:r>
             <w:rPr>
               <w:rStyle w:val="Hyperlink"/>
@@ -4053,7 +4054,7 @@
           <w:sz w:val="24"/>
           <w:u w:val="single"/>
         </w:rPr>
-        <w:hyperlink r:id="rId23" w:history="1">
+        <w:hyperlink r:id="rId24" w:history="1">
           <w:r>
             <w:rPr>
               <w:rStyle w:val="Hyperlink"/>
@@ -4071,7 +4072,7 @@
           <w:sz w:val="24"/>
           <w:u w:val="single"/>
         </w:rPr>
-        <w:hyperlink r:id="rId23" w:history="1">
+        <w:hyperlink r:id="rId24" w:history="1">
           <w:r>
             <w:rPr>
               <w:rStyle w:val="Hyperlink"/>
@@ -4089,7 +4090,7 @@
           <w:sz w:val="24"/>
           <w:u w:val="single"/>
         </w:rPr>
-        <w:hyperlink r:id="rId23" w:history="1">
+        <w:hyperlink r:id="rId24" w:history="1">
           <w:r>
             <w:rPr>
               <w:rStyle w:val="Hyperlink"/>
@@ -4110,7 +4111,7 @@
           <w:sz w:val="24"/>
           <w:u w:val="single"/>
         </w:rPr>
-        <w:hyperlink r:id="rId23" w:history="1">
+        <w:hyperlink r:id="rId24" w:history="1">
           <w:r>
             <w:rPr>
               <w:rStyle w:val="Hyperlink"/>
@@ -4128,7 +4129,7 @@
           <w:sz w:val="24"/>
           <w:u w:val="single"/>
         </w:rPr>
-        <w:hyperlink r:id="rId23" w:history="1">
+        <w:hyperlink r:id="rId24" w:history="1">
           <w:r>
             <w:rPr>
               <w:rStyle w:val="Hyperlink"/>
@@ -4146,7 +4147,7 @@
           <w:sz w:val="24"/>
           <w:u w:val="single"/>
         </w:rPr>
-        <w:hyperlink r:id="rId23" w:history="1">
+        <w:hyperlink r:id="rId24" w:history="1">
           <w:r>
             <w:rPr>
               <w:rStyle w:val="Hyperlink"/>
@@ -4164,7 +4165,7 @@
           <w:sz w:val="24"/>
           <w:u w:val="single"/>
         </w:rPr>
-        <w:hyperlink r:id="rId23" w:history="1">
+        <w:hyperlink r:id="rId24" w:history="1">
           <w:r>
             <w:rPr>
               <w:rStyle w:val="Hyperlink"/>
@@ -4182,7 +4183,7 @@
           <w:sz w:val="24"/>
           <w:u w:val="single"/>
         </w:rPr>
-        <w:hyperlink r:id="rId23" w:history="1">
+        <w:hyperlink r:id="rId24" w:history="1">
           <w:r>
             <w:rPr>
               <w:rStyle w:val="Hyperlink"/>
@@ -4200,7 +4201,7 @@
           <w:sz w:val="24"/>
           <w:u w:val="single"/>
         </w:rPr>
-        <w:hyperlink r:id="rId23" w:history="1">
+        <w:hyperlink r:id="rId24" w:history="1">
           <w:r>
             <w:rPr>
               <w:rStyle w:val="Hyperlink"/>
@@ -4228,7 +4229,7 @@
           <w:sz w:val="24"/>
           <w:u w:val="single"/>
         </w:rPr>
-        <w:hyperlink r:id="rId24" w:history="1">
+        <w:hyperlink r:id="rId25" w:history="1">
           <w:r>
             <w:rPr>
               <w:rStyle w:val="Hyperlink"/>
@@ -4275,7 +4276,7 @@
           <w:sz w:val="24"/>
           <w:u w:val="single"/>
         </w:rPr>
-        <w:hyperlink r:id="rId24" w:history="1">
+        <w:hyperlink r:id="rId25" w:history="1">
           <w:r>
             <w:rPr>
               <w:rStyle w:val="Hyperlink"/>
@@ -4383,7 +4384,7 @@
           <w:sz w:val="24"/>
           <w:u w:val="single"/>
         </w:rPr>
-        <w:hyperlink r:id="rId25" w:history="1">
+        <w:hyperlink r:id="rId26" w:history="1">
           <w:r>
             <w:rPr>
               <w:rStyle w:val="Hyperlink"/>
@@ -4401,7 +4402,7 @@
           <w:sz w:val="24"/>
           <w:u w:val="single"/>
         </w:rPr>
-        <w:hyperlink r:id="rId25" w:history="1">
+        <w:hyperlink r:id="rId26" w:history="1">
           <w:r>
             <w:rPr>
               <w:rStyle w:val="Hyperlink"/>
@@ -4419,7 +4420,7 @@
           <w:sz w:val="24"/>
           <w:u w:val="single"/>
         </w:rPr>
-        <w:hyperlink r:id="rId25" w:history="1">
+        <w:hyperlink r:id="rId26" w:history="1">
           <w:r>
             <w:rPr>
               <w:rStyle w:val="Hyperlink"/>
@@ -4437,7 +4438,7 @@
           <w:sz w:val="24"/>
           <w:u w:val="single"/>
         </w:rPr>
-        <w:hyperlink r:id="rId25" w:history="1">
+        <w:hyperlink r:id="rId26" w:history="1">
           <w:r>
             <w:rPr>
               <w:rStyle w:val="Hyperlink"/>
@@ -4465,7 +4466,7 @@
           <w:sz w:val="24"/>
           <w:u w:val="single"/>
         </w:rPr>
-        <w:hyperlink r:id="rId25" w:history="1">
+        <w:hyperlink r:id="rId26" w:history="1">
           <w:r>
             <w:rPr>
               <w:rStyle w:val="Hyperlink"/>
@@ -4483,7 +4484,7 @@
           <w:sz w:val="24"/>
           <w:u w:val="single"/>
         </w:rPr>
-        <w:hyperlink r:id="rId25" w:history="1">
+        <w:hyperlink r:id="rId26" w:history="1">
           <w:r>
             <w:rPr>
               <w:rStyle w:val="Hyperlink"/>
@@ -4512,7 +4513,7 @@
           <w:sz w:val="24"/>
           <w:u w:val="single"/>
         </w:rPr>
-        <w:hyperlink r:id="rId25" w:history="1">
+        <w:hyperlink r:id="rId26" w:history="1">
           <w:r>
             <w:rPr>
               <w:rStyle w:val="Hyperlink"/>

--- a/EXPORTS/DOCX/published/niveau3/Dutch/EMArtis.docx
+++ b/EXPORTS/DOCX/published/niveau3/Dutch/EMArtis.docx
@@ -2098,7 +2098,6 @@
       </w:r>
       <w:r>
         <w:rPr>
-          <w:u w:val="single" w:color="0000ff"/>
           <w:rFonts w:ascii="Charis SIL Regular" w:hAnsi="Charis SIL Regular" w:eastAsia="Charis SIL Regular"/>
           <w:b w:val="0"/>
           <w:i w:val="0"/>
@@ -3568,7 +3567,7 @@
           <w:sz w:val="24"/>
           <w:u w:val="single"/>
         </w:rPr>
-        <w:hyperlink r:id="rId20" w:history="1">
+        <w:hyperlink r:id="rId21" w:history="1">
           <w:r>
             <w:rPr>
               <w:rStyle w:val="Hyperlink"/>
@@ -3614,14 +3613,7 @@
           <w:color w:val="000000"/>
           <w:sz w:val="24"/>
         </w:rPr>
-        <w:hyperlink r:id="rId20" w:history="1">
-          <w:r>
-            <w:rPr>
-              <w:rStyle w:val="Hyperlink"/>
-            </w:rPr>
-            <w:t xml:space="preserve">, </w:t>
-          </w:r>
-        </w:hyperlink>
+        <w:t xml:space="preserve">, </w:t>
       </w:r>
       <w:r>
         <w:rPr>
@@ -3632,7 +3624,7 @@
           <w:sz w:val="24"/>
           <w:u w:val="single"/>
         </w:rPr>
-        <w:hyperlink r:id="rId20" w:history="1">
+        <w:hyperlink r:id="rId22" w:history="1">
           <w:r>
             <w:rPr>
               <w:rStyle w:val="Hyperlink"/>
@@ -3779,7 +3771,7 @@
           <w:sz w:val="24"/>
           <w:u w:val="single"/>
         </w:rPr>
-        <w:hyperlink r:id="rId22" w:history="1">
+        <w:hyperlink r:id="rId23" w:history="1">
           <w:r>
             <w:rPr>
               <w:rStyle w:val="Hyperlink"/>
@@ -3797,7 +3789,7 @@
           <w:sz w:val="24"/>
           <w:u w:val="single"/>
         </w:rPr>
-        <w:hyperlink r:id="rId22" w:history="1">
+        <w:hyperlink r:id="rId23" w:history="1">
           <w:r>
             <w:rPr>
               <w:rStyle w:val="Hyperlink"/>
@@ -3815,7 +3807,7 @@
           <w:sz w:val="24"/>
           <w:u w:val="single"/>
         </w:rPr>
-        <w:hyperlink r:id="rId22" w:history="1">
+        <w:hyperlink r:id="rId23" w:history="1">
           <w:r>
             <w:rPr>
               <w:rStyle w:val="Hyperlink"/>
@@ -3833,7 +3825,7 @@
           <w:sz w:val="24"/>
           <w:u w:val="single"/>
         </w:rPr>
-        <w:hyperlink r:id="rId22" w:history="1">
+        <w:hyperlink r:id="rId23" w:history="1">
           <w:r>
             <w:rPr>
               <w:rStyle w:val="Hyperlink"/>
@@ -3879,7 +3871,7 @@
           <w:sz w:val="24"/>
           <w:u w:val="single"/>
         </w:rPr>
-        <w:hyperlink r:id="rId22" w:history="1">
+        <w:hyperlink r:id="rId23" w:history="1">
           <w:r>
             <w:rPr>
               <w:rStyle w:val="Hyperlink"/>
@@ -3908,7 +3900,7 @@
           <w:sz w:val="24"/>
           <w:u w:val="single"/>
         </w:rPr>
-        <w:hyperlink r:id="rId22" w:history="1">
+        <w:hyperlink r:id="rId24" w:history="1">
           <w:r>
             <w:rPr>
               <w:rStyle w:val="Hyperlink"/>
@@ -4036,7 +4028,7 @@
           <w:sz w:val="24"/>
           <w:u w:val="single"/>
         </w:rPr>
-        <w:hyperlink r:id="rId24" w:history="1">
+        <w:hyperlink r:id="rId25" w:history="1">
           <w:r>
             <w:rPr>
               <w:rStyle w:val="Hyperlink"/>
@@ -4054,7 +4046,7 @@
           <w:sz w:val="24"/>
           <w:u w:val="single"/>
         </w:rPr>
-        <w:hyperlink r:id="rId24" w:history="1">
+        <w:hyperlink r:id="rId25" w:history="1">
           <w:r>
             <w:rPr>
               <w:rStyle w:val="Hyperlink"/>
@@ -4072,7 +4064,7 @@
           <w:sz w:val="24"/>
           <w:u w:val="single"/>
         </w:rPr>
-        <w:hyperlink r:id="rId24" w:history="1">
+        <w:hyperlink r:id="rId25" w:history="1">
           <w:r>
             <w:rPr>
               <w:rStyle w:val="Hyperlink"/>
@@ -4090,7 +4082,7 @@
           <w:sz w:val="24"/>
           <w:u w:val="single"/>
         </w:rPr>
-        <w:hyperlink r:id="rId24" w:history="1">
+        <w:hyperlink r:id="rId25" w:history="1">
           <w:r>
             <w:rPr>
               <w:rStyle w:val="Hyperlink"/>
@@ -4111,7 +4103,7 @@
           <w:sz w:val="24"/>
           <w:u w:val="single"/>
         </w:rPr>
-        <w:hyperlink r:id="rId24" w:history="1">
+        <w:hyperlink r:id="rId25" w:history="1">
           <w:r>
             <w:rPr>
               <w:rStyle w:val="Hyperlink"/>
@@ -4129,7 +4121,7 @@
           <w:sz w:val="24"/>
           <w:u w:val="single"/>
         </w:rPr>
-        <w:hyperlink r:id="rId24" w:history="1">
+        <w:hyperlink r:id="rId25" w:history="1">
           <w:r>
             <w:rPr>
               <w:rStyle w:val="Hyperlink"/>
@@ -4147,7 +4139,7 @@
           <w:sz w:val="24"/>
           <w:u w:val="single"/>
         </w:rPr>
-        <w:hyperlink r:id="rId24" w:history="1">
+        <w:hyperlink r:id="rId25" w:history="1">
           <w:r>
             <w:rPr>
               <w:rStyle w:val="Hyperlink"/>
@@ -4165,7 +4157,7 @@
           <w:sz w:val="24"/>
           <w:u w:val="single"/>
         </w:rPr>
-        <w:hyperlink r:id="rId24" w:history="1">
+        <w:hyperlink r:id="rId25" w:history="1">
           <w:r>
             <w:rPr>
               <w:rStyle w:val="Hyperlink"/>
@@ -4183,7 +4175,7 @@
           <w:sz w:val="24"/>
           <w:u w:val="single"/>
         </w:rPr>
-        <w:hyperlink r:id="rId24" w:history="1">
+        <w:hyperlink r:id="rId25" w:history="1">
           <w:r>
             <w:rPr>
               <w:rStyle w:val="Hyperlink"/>
@@ -4201,7 +4193,7 @@
           <w:sz w:val="24"/>
           <w:u w:val="single"/>
         </w:rPr>
-        <w:hyperlink r:id="rId24" w:history="1">
+        <w:hyperlink r:id="rId25" w:history="1">
           <w:r>
             <w:rPr>
               <w:rStyle w:val="Hyperlink"/>
@@ -4229,7 +4221,7 @@
           <w:sz w:val="24"/>
           <w:u w:val="single"/>
         </w:rPr>
-        <w:hyperlink r:id="rId25" w:history="1">
+        <w:hyperlink r:id="rId26" w:history="1">
           <w:r>
             <w:rPr>
               <w:rStyle w:val="Hyperlink"/>
@@ -4276,7 +4268,7 @@
           <w:sz w:val="24"/>
           <w:u w:val="single"/>
         </w:rPr>
-        <w:hyperlink r:id="rId25" w:history="1">
+        <w:hyperlink r:id="rId26" w:history="1">
           <w:r>
             <w:rPr>
               <w:rStyle w:val="Hyperlink"/>
@@ -4384,7 +4376,7 @@
           <w:sz w:val="24"/>
           <w:u w:val="single"/>
         </w:rPr>
-        <w:hyperlink r:id="rId26" w:history="1">
+        <w:hyperlink r:id="rId27" w:history="1">
           <w:r>
             <w:rPr>
               <w:rStyle w:val="Hyperlink"/>
@@ -4402,7 +4394,7 @@
           <w:sz w:val="24"/>
           <w:u w:val="single"/>
         </w:rPr>
-        <w:hyperlink r:id="rId26" w:history="1">
+        <w:hyperlink r:id="rId27" w:history="1">
           <w:r>
             <w:rPr>
               <w:rStyle w:val="Hyperlink"/>
@@ -4420,7 +4412,7 @@
           <w:sz w:val="24"/>
           <w:u w:val="single"/>
         </w:rPr>
-        <w:hyperlink r:id="rId26" w:history="1">
+        <w:hyperlink r:id="rId27" w:history="1">
           <w:r>
             <w:rPr>
               <w:rStyle w:val="Hyperlink"/>
@@ -4438,7 +4430,7 @@
           <w:sz w:val="24"/>
           <w:u w:val="single"/>
         </w:rPr>
-        <w:hyperlink r:id="rId26" w:history="1">
+        <w:hyperlink r:id="rId27" w:history="1">
           <w:r>
             <w:rPr>
               <w:rStyle w:val="Hyperlink"/>
@@ -4466,7 +4458,7 @@
           <w:sz w:val="24"/>
           <w:u w:val="single"/>
         </w:rPr>
-        <w:hyperlink r:id="rId26" w:history="1">
+        <w:hyperlink r:id="rId28" w:history="1">
           <w:r>
             <w:rPr>
               <w:rStyle w:val="Hyperlink"/>
@@ -4484,7 +4476,7 @@
           <w:sz w:val="24"/>
           <w:u w:val="single"/>
         </w:rPr>
-        <w:hyperlink r:id="rId26" w:history="1">
+        <w:hyperlink r:id="rId28" w:history="1">
           <w:r>
             <w:rPr>
               <w:rStyle w:val="Hyperlink"/>
@@ -4513,7 +4505,7 @@
           <w:sz w:val="24"/>
           <w:u w:val="single"/>
         </w:rPr>
-        <w:hyperlink r:id="rId26" w:history="1">
+        <w:hyperlink r:id="rId28" w:history="1">
           <w:r>
             <w:rPr>
               <w:rStyle w:val="Hyperlink"/>

--- a/EXPORTS/DOCX/published/niveau3/Dutch/EMArtis.docx
+++ b/EXPORTS/DOCX/published/niveau3/Dutch/EMArtis.docx
@@ -498,61 +498,7 @@
           <w:color w:val="000000"/>
           <w:sz w:val="24"/>
         </w:rPr>
-        <w:t>, oftewel de Wereldtentoonst</w:t>
-      </w:r>
-      <w:r>
-        <w:rPr>
-          <w:u w:val="single" w:color="0000ff"/>
-          <w:rFonts w:ascii="Charis SIL Regular" w:hAnsi="Charis SIL Regular" w:eastAsia="Charis SIL Regular"/>
-          <w:b w:val="0"/>
-          <w:i w:val="0"/>
-          <w:color w:val="000000"/>
-          <w:sz w:val="24"/>
-        </w:rPr>
-        <w:hyperlink r:id="rId10" w:history="1">
-          <w:r>
-            <w:rPr>
-              <w:rStyle w:val="Hyperlink"/>
-            </w:rPr>
-            <w:t>elling, van 18</w:t>
-          </w:r>
-        </w:hyperlink>
-      </w:r>
-      <w:r>
-        <w:rPr>
-          <w:u w:val="single" w:color="0000ff"/>
-          <w:rFonts w:ascii="Charis SIL Regular" w:hAnsi="Charis SIL Regular" w:eastAsia="Charis SIL Regular"/>
-          <w:b w:val="0"/>
-          <w:i w:val="0"/>
-          <w:color w:val="000000"/>
-          <w:sz w:val="24"/>
-        </w:rPr>
-        <w:hyperlink r:id="rId10" w:history="1">
-          <w:r>
-            <w:rPr>
-              <w:rStyle w:val="Hyperlink"/>
-            </w:rPr>
-            <w:t>8</w:t>
-          </w:r>
-        </w:hyperlink>
-      </w:r>
-      <w:r>
-        <w:rPr>
-          <w:u w:val="single" w:color="0000ff"/>
-          <w:rFonts w:ascii="Charis SIL Regular" w:hAnsi="Charis SIL Regular" w:eastAsia="Charis SIL Regular"/>
-          <w:b w:val="0"/>
-          <w:i w:val="0"/>
-          <w:color w:val="000000"/>
-          <w:sz w:val="24"/>
-        </w:rPr>
-        <w:hyperlink r:id="rId10" w:history="1">
-          <w:r>
-            <w:rPr>
-              <w:rStyle w:val="Hyperlink"/>
-            </w:rPr>
-            <w:t>3 en voor</w:t>
-          </w:r>
-        </w:hyperlink>
+        <w:t>, oftewel de Wereldtentoonstelling, van 1883 en voor</w:t>
       </w:r>
       <w:r>
         <w:rPr>
@@ -1019,13 +965,23 @@
             <w:rPr>
               <w:rStyle w:val="Hyperlink"/>
             </w:rPr>
-            <w:t xml:space="preserve"> het Etnografis</w:t>
+            <w:t xml:space="preserve"> het Etnografi</w:t>
           </w:r>
         </w:hyperlink>
       </w:r>
       <w:r>
         <w:rPr>
           <w:u w:val="single" w:color="0000ff"/>
+          <w:rFonts w:ascii="Charis SIL Regular" w:hAnsi="Charis SIL Regular" w:eastAsia="Charis SIL Regular"/>
+          <w:b w:val="0"/>
+          <w:i w:val="0"/>
+          <w:color w:val="000000"/>
+          <w:sz w:val="24"/>
+        </w:rPr>
+        <w:t>s</w:t>
+      </w:r>
+      <w:r>
+        <w:rPr>
           <w:rFonts w:ascii="Charis SIL Regular" w:hAnsi="Charis SIL Regular" w:eastAsia="Charis SIL Regular"/>
           <w:b w:val="0"/>
           <w:i w:val="0"/>
@@ -1066,7 +1022,7 @@
             <w:rPr>
               <w:rStyle w:val="Hyperlink"/>
             </w:rPr>
-            <w:t xml:space="preserve"> Museum </w:t>
+            <w:t xml:space="preserve"> Museum A</w:t>
           </w:r>
         </w:hyperlink>
       </w:r>
@@ -1078,7 +1034,7 @@
           <w:color w:val="000000"/>
           <w:sz w:val="24"/>
         </w:rPr>
-        <w:t xml:space="preserve">Artis een </w:t>
+        <w:t xml:space="preserve">rtis een </w:t>
       </w:r>
       <w:r>
         <w:rPr>
@@ -2065,46 +2021,7 @@
           <w:color w:val="000000"/>
           <w:sz w:val="24"/>
         </w:rPr>
-        <w:t>7851-7858 (welke nog berusten b</w:t>
-      </w:r>
-      <w:r>
-        <w:rPr>
-          <w:u w:val="single" w:color="0000ff"/>
-          <w:rFonts w:ascii="Charis SIL Regular" w:hAnsi="Charis SIL Regular" w:eastAsia="Charis SIL Regular"/>
-          <w:b w:val="0"/>
-          <w:i w:val="0"/>
-          <w:color w:val="000000"/>
-          <w:sz w:val="24"/>
-        </w:rPr>
-        <w:t>i</w:t>
-      </w:r>
-      <w:r>
-        <w:rPr>
-          <w:u w:val="single" w:color="0000ff"/>
-          <w:rFonts w:ascii="Charis SIL Regular" w:hAnsi="Charis SIL Regular" w:eastAsia="Charis SIL Regular"/>
-          <w:b w:val="0"/>
-          <w:i w:val="0"/>
-          <w:color w:val="000000"/>
-          <w:sz w:val="24"/>
-        </w:rPr>
-        <w:hyperlink r:id="rId17" w:history="1">
-          <w:r>
-            <w:rPr>
-              <w:rStyle w:val="Hyperlink"/>
-            </w:rPr>
-            <w:t>j het Kon</w:t>
-          </w:r>
-        </w:hyperlink>
-      </w:r>
-      <w:r>
-        <w:rPr>
-          <w:rFonts w:ascii="Charis SIL Regular" w:hAnsi="Charis SIL Regular" w:eastAsia="Charis SIL Regular"/>
-          <w:b w:val="0"/>
-          <w:i w:val="0"/>
-          <w:color w:val="000000"/>
-          <w:sz w:val="24"/>
-        </w:rPr>
-        <w:t>i</w:t>
+        <w:t>7851-7858 (welke nog berusten bij het Koni</w:t>
       </w:r>
       <w:r>
         <w:rPr>
@@ -3549,7 +3466,7 @@
           <w:sz w:val="24"/>
           <w:u w:val="single"/>
         </w:rPr>
-        <w:hyperlink r:id="rId21" w:history="1">
+        <w:hyperlink r:id="rId20" w:history="1">
           <w:r>
             <w:rPr>
               <w:rStyle w:val="Hyperlink"/>
@@ -3567,7 +3484,7 @@
           <w:sz w:val="24"/>
           <w:u w:val="single"/>
         </w:rPr>
-        <w:hyperlink r:id="rId21" w:history="1">
+        <w:hyperlink r:id="rId20" w:history="1">
           <w:r>
             <w:rPr>
               <w:rStyle w:val="Hyperlink"/>
@@ -3596,7 +3513,7 @@
           <w:sz w:val="24"/>
           <w:u w:val="single"/>
         </w:rPr>
-        <w:hyperlink r:id="rId20" w:history="1">
+        <w:hyperlink r:id="rId21" w:history="1">
           <w:r>
             <w:rPr>
               <w:rStyle w:val="Hyperlink"/>
@@ -3607,13 +3524,21 @@
       </w:r>
       <w:r>
         <w:rPr>
+          <w:u w:val="single" w:color="0000ff"/>
           <w:rFonts w:ascii="Charis SIL Regular" w:hAnsi="Charis SIL Regular" w:eastAsia="Charis SIL Regular"/>
           <w:b w:val="0"/>
           <w:i w:val="0"/>
           <w:color w:val="000000"/>
           <w:sz w:val="24"/>
         </w:rPr>
-        <w:t xml:space="preserve">, </w:t>
+        <w:hyperlink r:id="rId20" w:history="1">
+          <w:r>
+            <w:rPr>
+              <w:rStyle w:val="Hyperlink"/>
+            </w:rPr>
+            <w:t xml:space="preserve">, </w:t>
+          </w:r>
+        </w:hyperlink>
       </w:r>
       <w:r>
         <w:rPr>
@@ -3624,7 +3549,7 @@
           <w:sz w:val="24"/>
           <w:u w:val="single"/>
         </w:rPr>
-        <w:hyperlink r:id="rId22" w:history="1">
+        <w:hyperlink r:id="rId20" w:history="1">
           <w:r>
             <w:rPr>
               <w:rStyle w:val="Hyperlink"/>
@@ -3653,7 +3578,7 @@
           <w:sz w:val="24"/>
           <w:u w:val="single"/>
         </w:rPr>
-        <w:hyperlink r:id="rId20" w:history="1">
+        <w:hyperlink r:id="rId22" w:history="1">
           <w:r>
             <w:rPr>
               <w:rStyle w:val="Hyperlink"/>
@@ -4458,7 +4383,7 @@
           <w:sz w:val="24"/>
           <w:u w:val="single"/>
         </w:rPr>
-        <w:hyperlink r:id="rId28" w:history="1">
+        <w:hyperlink r:id="rId27" w:history="1">
           <w:r>
             <w:rPr>
               <w:rStyle w:val="Hyperlink"/>
@@ -4476,7 +4401,7 @@
           <w:sz w:val="24"/>
           <w:u w:val="single"/>
         </w:rPr>
-        <w:hyperlink r:id="rId28" w:history="1">
+        <w:hyperlink r:id="rId27" w:history="1">
           <w:r>
             <w:rPr>
               <w:rStyle w:val="Hyperlink"/>
@@ -4505,7 +4430,7 @@
           <w:sz w:val="24"/>
           <w:u w:val="single"/>
         </w:rPr>
-        <w:hyperlink r:id="rId28" w:history="1">
+        <w:hyperlink r:id="rId27" w:history="1">
           <w:r>
             <w:rPr>
               <w:rStyle w:val="Hyperlink"/>

--- a/EXPORTS/DOCX/published/niveau3/Dutch/EMArtis.docx
+++ b/EXPORTS/DOCX/published/niveau3/Dutch/EMArtis.docx
@@ -498,71 +498,7 @@
           <w:color w:val="000000"/>
           <w:sz w:val="24"/>
         </w:rPr>
-        <w:t>, oftewel de Wereldtentoonstelling, van 1883 en voor</w:t>
-      </w:r>
-      <w:r>
-        <w:rPr>
-          <w:u w:val="single" w:color="0000ff"/>
-          <w:rFonts w:ascii="Charis SIL Regular" w:hAnsi="Charis SIL Regular" w:eastAsia="Charis SIL Regular"/>
-          <w:b w:val="0"/>
-          <w:i w:val="0"/>
-          <w:color w:val="000000"/>
-          <w:sz w:val="24"/>
-        </w:rPr>
-        <w:hyperlink r:id="rId10" w:history="1">
-          <w:r>
-            <w:rPr>
-              <w:rStyle w:val="Hyperlink"/>
-            </w:rPr>
-            <w:t>we</w:t>
-          </w:r>
-        </w:hyperlink>
-      </w:r>
-      <w:r>
-        <w:rPr>
-          <w:u w:val="single" w:color="0000ff"/>
-          <w:rFonts w:ascii="Charis SIL Regular" w:hAnsi="Charis SIL Regular" w:eastAsia="Charis SIL Regular"/>
-          <w:b w:val="0"/>
-          <w:i w:val="0"/>
-          <w:color w:val="000000"/>
-          <w:sz w:val="24"/>
-        </w:rPr>
-        <w:hyperlink r:id="rId10" w:history="1">
-          <w:r>
-            <w:rPr>
-              <w:rStyle w:val="Hyperlink"/>
-            </w:rPr>
-            <w:t>r</w:t>
-          </w:r>
-        </w:hyperlink>
-      </w:r>
-      <w:r>
-        <w:rPr>
-          <w:u w:val="single" w:color="0000ff"/>
-          <w:rFonts w:ascii="Charis SIL Regular" w:hAnsi="Charis SIL Regular" w:eastAsia="Charis SIL Regular"/>
-          <w:b w:val="0"/>
-          <w:i w:val="0"/>
-          <w:color w:val="000000"/>
-          <w:sz w:val="24"/>
-        </w:rPr>
-        <w:hyperlink r:id="rId10" w:history="1">
-          <w:r>
-            <w:rPr>
-              <w:rStyle w:val="Hyperlink"/>
-            </w:rPr>
-            <w:t>pen die werde</w:t>
-          </w:r>
-        </w:hyperlink>
-      </w:r>
-      <w:r>
-        <w:rPr>
-          <w:rFonts w:ascii="Charis SIL Regular" w:hAnsi="Charis SIL Regular" w:eastAsia="Charis SIL Regular"/>
-          <w:b w:val="0"/>
-          <w:i w:val="0"/>
-          <w:color w:val="000000"/>
-          <w:sz w:val="24"/>
-        </w:rPr>
-        <w:t xml:space="preserve">n </w:t>
+        <w:t xml:space="preserve">, oftewel de Wereldtentoonstelling, van 1883 en voorwerpen die werden </w:t>
       </w:r>
       <w:r>
         <w:rPr>
@@ -965,23 +901,13 @@
             <w:rPr>
               <w:rStyle w:val="Hyperlink"/>
             </w:rPr>
-            <w:t xml:space="preserve"> het Etnografi</w:t>
+            <w:t xml:space="preserve"> het Etnografis</w:t>
           </w:r>
         </w:hyperlink>
       </w:r>
       <w:r>
         <w:rPr>
           <w:u w:val="single" w:color="0000ff"/>
-          <w:rFonts w:ascii="Charis SIL Regular" w:hAnsi="Charis SIL Regular" w:eastAsia="Charis SIL Regular"/>
-          <w:b w:val="0"/>
-          <w:i w:val="0"/>
-          <w:color w:val="000000"/>
-          <w:sz w:val="24"/>
-        </w:rPr>
-        <w:t>s</w:t>
-      </w:r>
-      <w:r>
-        <w:rPr>
           <w:rFonts w:ascii="Charis SIL Regular" w:hAnsi="Charis SIL Regular" w:eastAsia="Charis SIL Regular"/>
           <w:b w:val="0"/>
           <w:i w:val="0"/>
@@ -1022,7 +948,7 @@
             <w:rPr>
               <w:rStyle w:val="Hyperlink"/>
             </w:rPr>
-            <w:t xml:space="preserve"> Museum A</w:t>
+            <w:t xml:space="preserve"> Museum </w:t>
           </w:r>
         </w:hyperlink>
       </w:r>
@@ -1034,7 +960,7 @@
           <w:color w:val="000000"/>
           <w:sz w:val="24"/>
         </w:rPr>
-        <w:t xml:space="preserve">rtis een </w:t>
+        <w:t xml:space="preserve">Artis een </w:t>
       </w:r>
       <w:r>
         <w:rPr>
@@ -1421,7 +1347,6 @@
       </w:r>
       <w:r>
         <w:rPr>
-          <w:u w:val="single" w:color="0000ff"/>
           <w:rFonts w:ascii="Charis SIL Regular" w:hAnsi="Charis SIL Regular" w:eastAsia="Charis SIL Regular"/>
           <w:b w:val="0"/>
           <w:i w:val="0"/>
@@ -2021,7 +1946,18 @@
           <w:color w:val="000000"/>
           <w:sz w:val="24"/>
         </w:rPr>
-        <w:t>7851-7858 (welke nog berusten bij het Koni</w:t>
+        <w:t>7851-7858 (welke nog berusten b</w:t>
+      </w:r>
+      <w:r>
+        <w:rPr>
+          <w:u w:val="single" w:color="0000ff"/>
+          <w:rFonts w:ascii="Charis SIL Regular" w:hAnsi="Charis SIL Regular" w:eastAsia="Charis SIL Regular"/>
+          <w:b w:val="0"/>
+          <w:i w:val="0"/>
+          <w:color w:val="000000"/>
+          <w:sz w:val="24"/>
+        </w:rPr>
+        <w:t>ij het Koni</w:t>
       </w:r>
       <w:r>
         <w:rPr>
@@ -3466,7 +3402,7 @@
           <w:sz w:val="24"/>
           <w:u w:val="single"/>
         </w:rPr>
-        <w:hyperlink r:id="rId20" w:history="1">
+        <w:hyperlink r:id="rId21" w:history="1">
           <w:r>
             <w:rPr>
               <w:rStyle w:val="Hyperlink"/>
@@ -3513,7 +3449,7 @@
           <w:sz w:val="24"/>
           <w:u w:val="single"/>
         </w:rPr>
-        <w:hyperlink r:id="rId21" w:history="1">
+        <w:hyperlink r:id="rId20" w:history="1">
           <w:r>
             <w:rPr>
               <w:rStyle w:val="Hyperlink"/>
@@ -3524,7 +3460,6 @@
       </w:r>
       <w:r>
         <w:rPr>
-          <w:u w:val="single" w:color="0000ff"/>
           <w:rFonts w:ascii="Charis SIL Regular" w:hAnsi="Charis SIL Regular" w:eastAsia="Charis SIL Regular"/>
           <w:b w:val="0"/>
           <w:i w:val="0"/>
@@ -3578,7 +3513,7 @@
           <w:sz w:val="24"/>
           <w:u w:val="single"/>
         </w:rPr>
-        <w:hyperlink r:id="rId22" w:history="1">
+        <w:hyperlink r:id="rId20" w:history="1">
           <w:r>
             <w:rPr>
               <w:rStyle w:val="Hyperlink"/>
@@ -3696,7 +3631,7 @@
           <w:sz w:val="24"/>
           <w:u w:val="single"/>
         </w:rPr>
-        <w:hyperlink r:id="rId23" w:history="1">
+        <w:hyperlink r:id="rId22" w:history="1">
           <w:r>
             <w:rPr>
               <w:rStyle w:val="Hyperlink"/>
@@ -3714,7 +3649,7 @@
           <w:sz w:val="24"/>
           <w:u w:val="single"/>
         </w:rPr>
-        <w:hyperlink r:id="rId23" w:history="1">
+        <w:hyperlink r:id="rId22" w:history="1">
           <w:r>
             <w:rPr>
               <w:rStyle w:val="Hyperlink"/>
@@ -3732,7 +3667,7 @@
           <w:sz w:val="24"/>
           <w:u w:val="single"/>
         </w:rPr>
-        <w:hyperlink r:id="rId23" w:history="1">
+        <w:hyperlink r:id="rId22" w:history="1">
           <w:r>
             <w:rPr>
               <w:rStyle w:val="Hyperlink"/>
@@ -3750,7 +3685,7 @@
           <w:sz w:val="24"/>
           <w:u w:val="single"/>
         </w:rPr>
-        <w:hyperlink r:id="rId23" w:history="1">
+        <w:hyperlink r:id="rId22" w:history="1">
           <w:r>
             <w:rPr>
               <w:rStyle w:val="Hyperlink"/>
@@ -3825,7 +3760,7 @@
           <w:sz w:val="24"/>
           <w:u w:val="single"/>
         </w:rPr>
-        <w:hyperlink r:id="rId24" w:history="1">
+        <w:hyperlink r:id="rId23" w:history="1">
           <w:r>
             <w:rPr>
               <w:rStyle w:val="Hyperlink"/>
@@ -3953,7 +3888,7 @@
           <w:sz w:val="24"/>
           <w:u w:val="single"/>
         </w:rPr>
-        <w:hyperlink r:id="rId25" w:history="1">
+        <w:hyperlink r:id="rId24" w:history="1">
           <w:r>
             <w:rPr>
               <w:rStyle w:val="Hyperlink"/>
@@ -3971,7 +3906,7 @@
           <w:sz w:val="24"/>
           <w:u w:val="single"/>
         </w:rPr>
-        <w:hyperlink r:id="rId25" w:history="1">
+        <w:hyperlink r:id="rId24" w:history="1">
           <w:r>
             <w:rPr>
               <w:rStyle w:val="Hyperlink"/>
@@ -3989,7 +3924,7 @@
           <w:sz w:val="24"/>
           <w:u w:val="single"/>
         </w:rPr>
-        <w:hyperlink r:id="rId25" w:history="1">
+        <w:hyperlink r:id="rId24" w:history="1">
           <w:r>
             <w:rPr>
               <w:rStyle w:val="Hyperlink"/>
@@ -4007,7 +3942,7 @@
           <w:sz w:val="24"/>
           <w:u w:val="single"/>
         </w:rPr>
-        <w:hyperlink r:id="rId25" w:history="1">
+        <w:hyperlink r:id="rId24" w:history="1">
           <w:r>
             <w:rPr>
               <w:rStyle w:val="Hyperlink"/>
@@ -4028,7 +3963,7 @@
           <w:sz w:val="24"/>
           <w:u w:val="single"/>
         </w:rPr>
-        <w:hyperlink r:id="rId25" w:history="1">
+        <w:hyperlink r:id="rId24" w:history="1">
           <w:r>
             <w:rPr>
               <w:rStyle w:val="Hyperlink"/>
@@ -4046,7 +3981,7 @@
           <w:sz w:val="24"/>
           <w:u w:val="single"/>
         </w:rPr>
-        <w:hyperlink r:id="rId25" w:history="1">
+        <w:hyperlink r:id="rId24" w:history="1">
           <w:r>
             <w:rPr>
               <w:rStyle w:val="Hyperlink"/>
@@ -4064,7 +3999,7 @@
           <w:sz w:val="24"/>
           <w:u w:val="single"/>
         </w:rPr>
-        <w:hyperlink r:id="rId25" w:history="1">
+        <w:hyperlink r:id="rId24" w:history="1">
           <w:r>
             <w:rPr>
               <w:rStyle w:val="Hyperlink"/>
@@ -4082,7 +4017,7 @@
           <w:sz w:val="24"/>
           <w:u w:val="single"/>
         </w:rPr>
-        <w:hyperlink r:id="rId25" w:history="1">
+        <w:hyperlink r:id="rId24" w:history="1">
           <w:r>
             <w:rPr>
               <w:rStyle w:val="Hyperlink"/>
@@ -4100,7 +4035,7 @@
           <w:sz w:val="24"/>
           <w:u w:val="single"/>
         </w:rPr>
-        <w:hyperlink r:id="rId25" w:history="1">
+        <w:hyperlink r:id="rId24" w:history="1">
           <w:r>
             <w:rPr>
               <w:rStyle w:val="Hyperlink"/>
@@ -4118,7 +4053,7 @@
           <w:sz w:val="24"/>
           <w:u w:val="single"/>
         </w:rPr>
-        <w:hyperlink r:id="rId25" w:history="1">
+        <w:hyperlink r:id="rId24" w:history="1">
           <w:r>
             <w:rPr>
               <w:rStyle w:val="Hyperlink"/>
@@ -4146,7 +4081,7 @@
           <w:sz w:val="24"/>
           <w:u w:val="single"/>
         </w:rPr>
-        <w:hyperlink r:id="rId26" w:history="1">
+        <w:hyperlink r:id="rId25" w:history="1">
           <w:r>
             <w:rPr>
               <w:rStyle w:val="Hyperlink"/>
@@ -4193,7 +4128,7 @@
           <w:sz w:val="24"/>
           <w:u w:val="single"/>
         </w:rPr>
-        <w:hyperlink r:id="rId26" w:history="1">
+        <w:hyperlink r:id="rId25" w:history="1">
           <w:r>
             <w:rPr>
               <w:rStyle w:val="Hyperlink"/>
@@ -4301,7 +4236,7 @@
           <w:sz w:val="24"/>
           <w:u w:val="single"/>
         </w:rPr>
-        <w:hyperlink r:id="rId27" w:history="1">
+        <w:hyperlink r:id="rId26" w:history="1">
           <w:r>
             <w:rPr>
               <w:rStyle w:val="Hyperlink"/>
@@ -4319,7 +4254,7 @@
           <w:sz w:val="24"/>
           <w:u w:val="single"/>
         </w:rPr>
-        <w:hyperlink r:id="rId27" w:history="1">
+        <w:hyperlink r:id="rId26" w:history="1">
           <w:r>
             <w:rPr>
               <w:rStyle w:val="Hyperlink"/>
@@ -4337,7 +4272,7 @@
           <w:sz w:val="24"/>
           <w:u w:val="single"/>
         </w:rPr>
-        <w:hyperlink r:id="rId27" w:history="1">
+        <w:hyperlink r:id="rId26" w:history="1">
           <w:r>
             <w:rPr>
               <w:rStyle w:val="Hyperlink"/>
@@ -4355,7 +4290,7 @@
           <w:sz w:val="24"/>
           <w:u w:val="single"/>
         </w:rPr>
-        <w:hyperlink r:id="rId27" w:history="1">
+        <w:hyperlink r:id="rId26" w:history="1">
           <w:r>
             <w:rPr>
               <w:rStyle w:val="Hyperlink"/>
@@ -4401,7 +4336,7 @@
           <w:sz w:val="24"/>
           <w:u w:val="single"/>
         </w:rPr>
-        <w:hyperlink r:id="rId27" w:history="1">
+        <w:hyperlink r:id="rId26" w:history="1">
           <w:r>
             <w:rPr>
               <w:rStyle w:val="Hyperlink"/>

--- a/EXPORTS/DOCX/published/niveau3/Dutch/EMArtis.docx
+++ b/EXPORTS/DOCX/published/niveau3/Dutch/EMArtis.docx
@@ -498,7 +498,7 @@
           <w:color w:val="000000"/>
           <w:sz w:val="24"/>
         </w:rPr>
-        <w:t xml:space="preserve">, oftewel de Wereldtentoonstelling, van 1883 en voorwerpen die werden </w:t>
+        <w:t>, oftewel de Wereldtentoonst</w:t>
       </w:r>
       <w:r>
         <w:rPr>
@@ -514,19 +514,119 @@
             <w:rPr>
               <w:rStyle w:val="Hyperlink"/>
             </w:rPr>
-            <w:t>verzameld door</w:t>
+            <w:t>elling, van 18</w:t>
           </w:r>
         </w:hyperlink>
       </w:r>
       <w:r>
         <w:rPr>
+          <w:u w:val="single" w:color="0000ff"/>
           <w:rFonts w:ascii="Charis SIL Regular" w:hAnsi="Charis SIL Regular" w:eastAsia="Charis SIL Regular"/>
           <w:b w:val="0"/>
           <w:i w:val="0"/>
           <w:color w:val="000000"/>
           <w:sz w:val="24"/>
         </w:rPr>
-        <w:t xml:space="preserve"> het </w:t>
+        <w:hyperlink r:id="rId10" w:history="1">
+          <w:r>
+            <w:rPr>
+              <w:rStyle w:val="Hyperlink"/>
+            </w:rPr>
+            <w:t>8</w:t>
+          </w:r>
+        </w:hyperlink>
+      </w:r>
+      <w:r>
+        <w:rPr>
+          <w:u w:val="single" w:color="0000ff"/>
+          <w:rFonts w:ascii="Charis SIL Regular" w:hAnsi="Charis SIL Regular" w:eastAsia="Charis SIL Regular"/>
+          <w:b w:val="0"/>
+          <w:i w:val="0"/>
+          <w:color w:val="000000"/>
+          <w:sz w:val="24"/>
+        </w:rPr>
+        <w:hyperlink r:id="rId10" w:history="1">
+          <w:r>
+            <w:rPr>
+              <w:rStyle w:val="Hyperlink"/>
+            </w:rPr>
+            <w:t>3 en voor</w:t>
+          </w:r>
+        </w:hyperlink>
+      </w:r>
+      <w:r>
+        <w:rPr>
+          <w:u w:val="single" w:color="0000ff"/>
+          <w:rFonts w:ascii="Charis SIL Regular" w:hAnsi="Charis SIL Regular" w:eastAsia="Charis SIL Regular"/>
+          <w:b w:val="0"/>
+          <w:i w:val="0"/>
+          <w:color w:val="000000"/>
+          <w:sz w:val="24"/>
+        </w:rPr>
+        <w:hyperlink r:id="rId10" w:history="1">
+          <w:r>
+            <w:rPr>
+              <w:rStyle w:val="Hyperlink"/>
+            </w:rPr>
+            <w:t>we</w:t>
+          </w:r>
+        </w:hyperlink>
+      </w:r>
+      <w:r>
+        <w:rPr>
+          <w:u w:val="single" w:color="0000ff"/>
+          <w:rFonts w:ascii="Charis SIL Regular" w:hAnsi="Charis SIL Regular" w:eastAsia="Charis SIL Regular"/>
+          <w:b w:val="0"/>
+          <w:i w:val="0"/>
+          <w:color w:val="000000"/>
+          <w:sz w:val="24"/>
+        </w:rPr>
+        <w:hyperlink r:id="rId10" w:history="1">
+          <w:r>
+            <w:rPr>
+              <w:rStyle w:val="Hyperlink"/>
+            </w:rPr>
+            <w:t>r</w:t>
+          </w:r>
+        </w:hyperlink>
+      </w:r>
+      <w:r>
+        <w:rPr>
+          <w:u w:val="single" w:color="0000ff"/>
+          <w:rFonts w:ascii="Charis SIL Regular" w:hAnsi="Charis SIL Regular" w:eastAsia="Charis SIL Regular"/>
+          <w:b w:val="0"/>
+          <w:i w:val="0"/>
+          <w:color w:val="000000"/>
+          <w:sz w:val="24"/>
+        </w:rPr>
+        <w:hyperlink r:id="rId10" w:history="1">
+          <w:r>
+            <w:rPr>
+              <w:rStyle w:val="Hyperlink"/>
+            </w:rPr>
+            <w:t>pen die werde</w:t>
+          </w:r>
+        </w:hyperlink>
+      </w:r>
+      <w:r>
+        <w:rPr>
+          <w:rFonts w:ascii="Charis SIL Regular" w:hAnsi="Charis SIL Regular" w:eastAsia="Charis SIL Regular"/>
+          <w:b w:val="0"/>
+          <w:i w:val="0"/>
+          <w:color w:val="000000"/>
+          <w:sz w:val="24"/>
+        </w:rPr>
+        <w:t xml:space="preserve">n </w:t>
+      </w:r>
+      <w:r>
+        <w:rPr>
+          <w:rFonts w:ascii="Charis SIL Regular" w:hAnsi="Charis SIL Regular" w:eastAsia="Charis SIL Regular"/>
+          <w:b w:val="0"/>
+          <w:i w:val="0"/>
+          <w:color w:val="000000"/>
+          <w:sz w:val="24"/>
+        </w:rPr>
+        <w:t xml:space="preserve">verzameld door het </w:t>
       </w:r>
       <w:r>
         <w:rPr>
@@ -901,13 +1001,29 @@
             <w:rPr>
               <w:rStyle w:val="Hyperlink"/>
             </w:rPr>
-            <w:t xml:space="preserve"> het Etnografis</w:t>
+            <w:t xml:space="preserve"> het Etnografi</w:t>
           </w:r>
         </w:hyperlink>
       </w:r>
       <w:r>
         <w:rPr>
-          <w:u w:val="single" w:color="0000ff"/>
+          <w:rFonts w:ascii="Charis SIL Regular" w:hAnsi="Charis SIL Regular" w:eastAsia="Charis SIL Regular"/>
+          <w:b w:val="0"/>
+          <w:i w:val="0"/>
+          <w:color w:val="000000"/>
+          <w:sz w:val="24"/>
+        </w:rPr>
+        <w:hyperlink r:id="rId12" w:history="1">
+          <w:r>
+            <w:rPr>
+              <w:rStyle w:val="Hyperlink"/>
+            </w:rPr>
+            <w:t>s</w:t>
+          </w:r>
+        </w:hyperlink>
+      </w:r>
+      <w:r>
+        <w:rPr>
           <w:rFonts w:ascii="Charis SIL Regular" w:hAnsi="Charis SIL Regular" w:eastAsia="Charis SIL Regular"/>
           <w:b w:val="0"/>
           <w:i w:val="0"/>
@@ -948,7 +1064,7 @@
             <w:rPr>
               <w:rStyle w:val="Hyperlink"/>
             </w:rPr>
-            <w:t xml:space="preserve"> Museum </w:t>
+            <w:t xml:space="preserve"> Museum A</w:t>
           </w:r>
         </w:hyperlink>
       </w:r>
@@ -960,7 +1076,7 @@
           <w:color w:val="000000"/>
           <w:sz w:val="24"/>
         </w:rPr>
-        <w:t xml:space="preserve">Artis een </w:t>
+        <w:t xml:space="preserve">rtis een </w:t>
       </w:r>
       <w:r>
         <w:rPr>
@@ -1347,6 +1463,7 @@
       </w:r>
       <w:r>
         <w:rPr>
+          <w:u w:val="single" w:color="0000ff"/>
           <w:rFonts w:ascii="Charis SIL Regular" w:hAnsi="Charis SIL Regular" w:eastAsia="Charis SIL Regular"/>
           <w:b w:val="0"/>
           <w:i w:val="0"/>
@@ -1957,7 +2074,36 @@
           <w:color w:val="000000"/>
           <w:sz w:val="24"/>
         </w:rPr>
-        <w:t>ij het Koni</w:t>
+        <w:t>i</w:t>
+      </w:r>
+      <w:r>
+        <w:rPr>
+          <w:u w:val="single" w:color="0000ff"/>
+          <w:rFonts w:ascii="Charis SIL Regular" w:hAnsi="Charis SIL Regular" w:eastAsia="Charis SIL Regular"/>
+          <w:b w:val="0"/>
+          <w:i w:val="0"/>
+          <w:color w:val="000000"/>
+          <w:sz w:val="24"/>
+        </w:rPr>
+        <w:hyperlink r:id="rId17" w:history="1">
+          <w:r>
+            <w:rPr>
+              <w:rStyle w:val="Hyperlink"/>
+            </w:rPr>
+            <w:t>j het Kon</w:t>
+          </w:r>
+        </w:hyperlink>
+      </w:r>
+      <w:r>
+        <w:rPr>
+          <w:u w:val="single" w:color="0000ff"/>
+          <w:rFonts w:ascii="Charis SIL Regular" w:hAnsi="Charis SIL Regular" w:eastAsia="Charis SIL Regular"/>
+          <w:b w:val="0"/>
+          <w:i w:val="0"/>
+          <w:color w:val="000000"/>
+          <w:sz w:val="24"/>
+        </w:rPr>
+        <w:t>i</w:t>
       </w:r>
       <w:r>
         <w:rPr>
@@ -4336,7 +4482,7 @@
           <w:sz w:val="24"/>
           <w:u w:val="single"/>
         </w:rPr>
-        <w:hyperlink r:id="rId26" w:history="1">
+        <w:hyperlink r:id="rId27" w:history="1">
           <w:r>
             <w:rPr>
               <w:rStyle w:val="Hyperlink"/>

--- a/EXPORTS/DOCX/published/niveau3/Dutch/EMArtis.docx
+++ b/EXPORTS/DOCX/published/niveau3/Dutch/EMArtis.docx
@@ -574,6 +574,16 @@
       </w:r>
       <w:r>
         <w:rPr>
+          <w:rFonts w:ascii="Charis SIL Regular" w:hAnsi="Charis SIL Regular" w:eastAsia="Charis SIL Regular"/>
+          <w:b w:val="0"/>
+          <w:i w:val="0"/>
+          <w:color w:val="000000"/>
+          <w:sz w:val="24"/>
+        </w:rPr>
+        <w:t xml:space="preserve">rpen die werden </w:t>
+      </w:r>
+      <w:r>
+        <w:rPr>
           <w:u w:val="single" w:color="0000ff"/>
           <w:rFonts w:ascii="Charis SIL Regular" w:hAnsi="Charis SIL Regular" w:eastAsia="Charis SIL Regular"/>
           <w:b w:val="0"/>
@@ -586,47 +596,19 @@
             <w:rPr>
               <w:rStyle w:val="Hyperlink"/>
             </w:rPr>
-            <w:t>r</w:t>
+            <w:t>verzameld door</w:t>
           </w:r>
         </w:hyperlink>
       </w:r>
       <w:r>
         <w:rPr>
-          <w:u w:val="single" w:color="0000ff"/>
           <w:rFonts w:ascii="Charis SIL Regular" w:hAnsi="Charis SIL Regular" w:eastAsia="Charis SIL Regular"/>
           <w:b w:val="0"/>
           <w:i w:val="0"/>
           <w:color w:val="000000"/>
           <w:sz w:val="24"/>
         </w:rPr>
-        <w:hyperlink r:id="rId10" w:history="1">
-          <w:r>
-            <w:rPr>
-              <w:rStyle w:val="Hyperlink"/>
-            </w:rPr>
-            <w:t>pen die werde</w:t>
-          </w:r>
-        </w:hyperlink>
-      </w:r>
-      <w:r>
-        <w:rPr>
-          <w:rFonts w:ascii="Charis SIL Regular" w:hAnsi="Charis SIL Regular" w:eastAsia="Charis SIL Regular"/>
-          <w:b w:val="0"/>
-          <w:i w:val="0"/>
-          <w:color w:val="000000"/>
-          <w:sz w:val="24"/>
-        </w:rPr>
-        <w:t xml:space="preserve">n </w:t>
-      </w:r>
-      <w:r>
-        <w:rPr>
-          <w:rFonts w:ascii="Charis SIL Regular" w:hAnsi="Charis SIL Regular" w:eastAsia="Charis SIL Regular"/>
-          <w:b w:val="0"/>
-          <w:i w:val="0"/>
-          <w:color w:val="000000"/>
-          <w:sz w:val="24"/>
-        </w:rPr>
-        <w:t xml:space="preserve">verzameld door het </w:t>
+        <w:t xml:space="preserve"> het </w:t>
       </w:r>
       <w:r>
         <w:rPr>
@@ -3548,7 +3530,7 @@
           <w:sz w:val="24"/>
           <w:u w:val="single"/>
         </w:rPr>
-        <w:hyperlink r:id="rId21" w:history="1">
+        <w:hyperlink r:id="rId20" w:history="1">
           <w:r>
             <w:rPr>
               <w:rStyle w:val="Hyperlink"/>
@@ -3777,7 +3759,7 @@
           <w:sz w:val="24"/>
           <w:u w:val="single"/>
         </w:rPr>
-        <w:hyperlink r:id="rId22" w:history="1">
+        <w:hyperlink r:id="rId21" w:history="1">
           <w:r>
             <w:rPr>
               <w:rStyle w:val="Hyperlink"/>
@@ -3795,7 +3777,7 @@
           <w:sz w:val="24"/>
           <w:u w:val="single"/>
         </w:rPr>
-        <w:hyperlink r:id="rId22" w:history="1">
+        <w:hyperlink r:id="rId21" w:history="1">
           <w:r>
             <w:rPr>
               <w:rStyle w:val="Hyperlink"/>
@@ -3813,7 +3795,7 @@
           <w:sz w:val="24"/>
           <w:u w:val="single"/>
         </w:rPr>
-        <w:hyperlink r:id="rId22" w:history="1">
+        <w:hyperlink r:id="rId21" w:history="1">
           <w:r>
             <w:rPr>
               <w:rStyle w:val="Hyperlink"/>
@@ -3831,7 +3813,7 @@
           <w:sz w:val="24"/>
           <w:u w:val="single"/>
         </w:rPr>
-        <w:hyperlink r:id="rId22" w:history="1">
+        <w:hyperlink r:id="rId21" w:history="1">
           <w:r>
             <w:rPr>
               <w:rStyle w:val="Hyperlink"/>
@@ -3859,7 +3841,7 @@
           <w:sz w:val="24"/>
           <w:u w:val="single"/>
         </w:rPr>
-        <w:hyperlink r:id="rId23" w:history="1">
+        <w:hyperlink r:id="rId21" w:history="1">
           <w:r>
             <w:rPr>
               <w:rStyle w:val="Hyperlink"/>
@@ -3877,7 +3859,7 @@
           <w:sz w:val="24"/>
           <w:u w:val="single"/>
         </w:rPr>
-        <w:hyperlink r:id="rId23" w:history="1">
+        <w:hyperlink r:id="rId21" w:history="1">
           <w:r>
             <w:rPr>
               <w:rStyle w:val="Hyperlink"/>
@@ -3906,7 +3888,7 @@
           <w:sz w:val="24"/>
           <w:u w:val="single"/>
         </w:rPr>
-        <w:hyperlink r:id="rId23" w:history="1">
+        <w:hyperlink r:id="rId21" w:history="1">
           <w:r>
             <w:rPr>
               <w:rStyle w:val="Hyperlink"/>
@@ -4034,7 +4016,7 @@
           <w:sz w:val="24"/>
           <w:u w:val="single"/>
         </w:rPr>
-        <w:hyperlink r:id="rId24" w:history="1">
+        <w:hyperlink r:id="rId22" w:history="1">
           <w:r>
             <w:rPr>
               <w:rStyle w:val="Hyperlink"/>
@@ -4052,7 +4034,7 @@
           <w:sz w:val="24"/>
           <w:u w:val="single"/>
         </w:rPr>
-        <w:hyperlink r:id="rId24" w:history="1">
+        <w:hyperlink r:id="rId22" w:history="1">
           <w:r>
             <w:rPr>
               <w:rStyle w:val="Hyperlink"/>
@@ -4070,7 +4052,7 @@
           <w:sz w:val="24"/>
           <w:u w:val="single"/>
         </w:rPr>
-        <w:hyperlink r:id="rId24" w:history="1">
+        <w:hyperlink r:id="rId22" w:history="1">
           <w:r>
             <w:rPr>
               <w:rStyle w:val="Hyperlink"/>
@@ -4088,7 +4070,7 @@
           <w:sz w:val="24"/>
           <w:u w:val="single"/>
         </w:rPr>
-        <w:hyperlink r:id="rId24" w:history="1">
+        <w:hyperlink r:id="rId22" w:history="1">
           <w:r>
             <w:rPr>
               <w:rStyle w:val="Hyperlink"/>
@@ -4109,7 +4091,7 @@
           <w:sz w:val="24"/>
           <w:u w:val="single"/>
         </w:rPr>
-        <w:hyperlink r:id="rId24" w:history="1">
+        <w:hyperlink r:id="rId22" w:history="1">
           <w:r>
             <w:rPr>
               <w:rStyle w:val="Hyperlink"/>
@@ -4127,7 +4109,7 @@
           <w:sz w:val="24"/>
           <w:u w:val="single"/>
         </w:rPr>
-        <w:hyperlink r:id="rId24" w:history="1">
+        <w:hyperlink r:id="rId22" w:history="1">
           <w:r>
             <w:rPr>
               <w:rStyle w:val="Hyperlink"/>
@@ -4145,7 +4127,7 @@
           <w:sz w:val="24"/>
           <w:u w:val="single"/>
         </w:rPr>
-        <w:hyperlink r:id="rId24" w:history="1">
+        <w:hyperlink r:id="rId22" w:history="1">
           <w:r>
             <w:rPr>
               <w:rStyle w:val="Hyperlink"/>
@@ -4163,7 +4145,7 @@
           <w:sz w:val="24"/>
           <w:u w:val="single"/>
         </w:rPr>
-        <w:hyperlink r:id="rId24" w:history="1">
+        <w:hyperlink r:id="rId22" w:history="1">
           <w:r>
             <w:rPr>
               <w:rStyle w:val="Hyperlink"/>
@@ -4181,7 +4163,7 @@
           <w:sz w:val="24"/>
           <w:u w:val="single"/>
         </w:rPr>
-        <w:hyperlink r:id="rId24" w:history="1">
+        <w:hyperlink r:id="rId22" w:history="1">
           <w:r>
             <w:rPr>
               <w:rStyle w:val="Hyperlink"/>
@@ -4199,7 +4181,7 @@
           <w:sz w:val="24"/>
           <w:u w:val="single"/>
         </w:rPr>
-        <w:hyperlink r:id="rId24" w:history="1">
+        <w:hyperlink r:id="rId22" w:history="1">
           <w:r>
             <w:rPr>
               <w:rStyle w:val="Hyperlink"/>
@@ -4227,7 +4209,7 @@
           <w:sz w:val="24"/>
           <w:u w:val="single"/>
         </w:rPr>
-        <w:hyperlink r:id="rId25" w:history="1">
+        <w:hyperlink r:id="rId23" w:history="1">
           <w:r>
             <w:rPr>
               <w:rStyle w:val="Hyperlink"/>
@@ -4274,7 +4256,7 @@
           <w:sz w:val="24"/>
           <w:u w:val="single"/>
         </w:rPr>
-        <w:hyperlink r:id="rId25" w:history="1">
+        <w:hyperlink r:id="rId23" w:history="1">
           <w:r>
             <w:rPr>
               <w:rStyle w:val="Hyperlink"/>
@@ -4382,7 +4364,7 @@
           <w:sz w:val="24"/>
           <w:u w:val="single"/>
         </w:rPr>
-        <w:hyperlink r:id="rId26" w:history="1">
+        <w:hyperlink r:id="rId24" w:history="1">
           <w:r>
             <w:rPr>
               <w:rStyle w:val="Hyperlink"/>
@@ -4400,7 +4382,7 @@
           <w:sz w:val="24"/>
           <w:u w:val="single"/>
         </w:rPr>
-        <w:hyperlink r:id="rId26" w:history="1">
+        <w:hyperlink r:id="rId24" w:history="1">
           <w:r>
             <w:rPr>
               <w:rStyle w:val="Hyperlink"/>
@@ -4418,7 +4400,7 @@
           <w:sz w:val="24"/>
           <w:u w:val="single"/>
         </w:rPr>
-        <w:hyperlink r:id="rId26" w:history="1">
+        <w:hyperlink r:id="rId24" w:history="1">
           <w:r>
             <w:rPr>
               <w:rStyle w:val="Hyperlink"/>
@@ -4436,7 +4418,7 @@
           <w:sz w:val="24"/>
           <w:u w:val="single"/>
         </w:rPr>
-        <w:hyperlink r:id="rId26" w:history="1">
+        <w:hyperlink r:id="rId24" w:history="1">
           <w:r>
             <w:rPr>
               <w:rStyle w:val="Hyperlink"/>
@@ -4464,7 +4446,7 @@
           <w:sz w:val="24"/>
           <w:u w:val="single"/>
         </w:rPr>
-        <w:hyperlink r:id="rId27" w:history="1">
+        <w:hyperlink r:id="rId25" w:history="1">
           <w:r>
             <w:rPr>
               <w:rStyle w:val="Hyperlink"/>
@@ -4482,7 +4464,7 @@
           <w:sz w:val="24"/>
           <w:u w:val="single"/>
         </w:rPr>
-        <w:hyperlink r:id="rId27" w:history="1">
+        <w:hyperlink r:id="rId24" w:history="1">
           <w:r>
             <w:rPr>
               <w:rStyle w:val="Hyperlink"/>
@@ -4511,7 +4493,7 @@
           <w:sz w:val="24"/>
           <w:u w:val="single"/>
         </w:rPr>
-        <w:hyperlink r:id="rId27" w:history="1">
+        <w:hyperlink r:id="rId24" w:history="1">
           <w:r>
             <w:rPr>
               <w:rStyle w:val="Hyperlink"/>

--- a/EXPORTS/DOCX/published/niveau3/Dutch/EMArtis.docx
+++ b/EXPORTS/DOCX/published/niveau3/Dutch/EMArtis.docx
@@ -574,16 +574,6 @@
       </w:r>
       <w:r>
         <w:rPr>
-          <w:rFonts w:ascii="Charis SIL Regular" w:hAnsi="Charis SIL Regular" w:eastAsia="Charis SIL Regular"/>
-          <w:b w:val="0"/>
-          <w:i w:val="0"/>
-          <w:color w:val="000000"/>
-          <w:sz w:val="24"/>
-        </w:rPr>
-        <w:t xml:space="preserve">rpen die werden </w:t>
-      </w:r>
-      <w:r>
-        <w:rPr>
           <w:u w:val="single" w:color="0000ff"/>
           <w:rFonts w:ascii="Charis SIL Regular" w:hAnsi="Charis SIL Regular" w:eastAsia="Charis SIL Regular"/>
           <w:b w:val="0"/>
@@ -596,19 +586,47 @@
             <w:rPr>
               <w:rStyle w:val="Hyperlink"/>
             </w:rPr>
-            <w:t>verzameld door</w:t>
+            <w:t>r</w:t>
           </w:r>
         </w:hyperlink>
       </w:r>
       <w:r>
         <w:rPr>
+          <w:u w:val="single" w:color="0000ff"/>
           <w:rFonts w:ascii="Charis SIL Regular" w:hAnsi="Charis SIL Regular" w:eastAsia="Charis SIL Regular"/>
           <w:b w:val="0"/>
           <w:i w:val="0"/>
           <w:color w:val="000000"/>
           <w:sz w:val="24"/>
         </w:rPr>
-        <w:t xml:space="preserve"> het </w:t>
+        <w:hyperlink r:id="rId10" w:history="1">
+          <w:r>
+            <w:rPr>
+              <w:rStyle w:val="Hyperlink"/>
+            </w:rPr>
+            <w:t>pen die werde</w:t>
+          </w:r>
+        </w:hyperlink>
+      </w:r>
+      <w:r>
+        <w:rPr>
+          <w:rFonts w:ascii="Charis SIL Regular" w:hAnsi="Charis SIL Regular" w:eastAsia="Charis SIL Regular"/>
+          <w:b w:val="0"/>
+          <w:i w:val="0"/>
+          <w:color w:val="000000"/>
+          <w:sz w:val="24"/>
+        </w:rPr>
+        <w:t xml:space="preserve">n </w:t>
+      </w:r>
+      <w:r>
+        <w:rPr>
+          <w:rFonts w:ascii="Charis SIL Regular" w:hAnsi="Charis SIL Regular" w:eastAsia="Charis SIL Regular"/>
+          <w:b w:val="0"/>
+          <w:i w:val="0"/>
+          <w:color w:val="000000"/>
+          <w:sz w:val="24"/>
+        </w:rPr>
+        <w:t xml:space="preserve">verzameld door het </w:t>
       </w:r>
       <w:r>
         <w:rPr>
@@ -2056,36 +2074,7 @@
           <w:color w:val="000000"/>
           <w:sz w:val="24"/>
         </w:rPr>
-        <w:t>i</w:t>
-      </w:r>
-      <w:r>
-        <w:rPr>
-          <w:u w:val="single" w:color="0000ff"/>
-          <w:rFonts w:ascii="Charis SIL Regular" w:hAnsi="Charis SIL Regular" w:eastAsia="Charis SIL Regular"/>
-          <w:b w:val="0"/>
-          <w:i w:val="0"/>
-          <w:color w:val="000000"/>
-          <w:sz w:val="24"/>
-        </w:rPr>
-        <w:hyperlink r:id="rId17" w:history="1">
-          <w:r>
-            <w:rPr>
-              <w:rStyle w:val="Hyperlink"/>
-            </w:rPr>
-            <w:t>j het Kon</w:t>
-          </w:r>
-        </w:hyperlink>
-      </w:r>
-      <w:r>
-        <w:rPr>
-          <w:u w:val="single" w:color="0000ff"/>
-          <w:rFonts w:ascii="Charis SIL Regular" w:hAnsi="Charis SIL Regular" w:eastAsia="Charis SIL Regular"/>
-          <w:b w:val="0"/>
-          <w:i w:val="0"/>
-          <w:color w:val="000000"/>
-          <w:sz w:val="24"/>
-        </w:rPr>
-        <w:t>i</w:t>
+        <w:t>ij het Koni</w:t>
       </w:r>
       <w:r>
         <w:rPr>
@@ -3588,6 +3577,7 @@
       </w:r>
       <w:r>
         <w:rPr>
+          <w:u w:val="single" w:color="0000ff"/>
           <w:rFonts w:ascii="Charis SIL Regular" w:hAnsi="Charis SIL Regular" w:eastAsia="Charis SIL Regular"/>
           <w:b w:val="0"/>
           <w:i w:val="0"/>
@@ -4493,7 +4483,7 @@
           <w:sz w:val="24"/>
           <w:u w:val="single"/>
         </w:rPr>
-        <w:hyperlink r:id="rId24" w:history="1">
+        <w:hyperlink r:id="rId25" w:history="1">
           <w:r>
             <w:rPr>
               <w:rStyle w:val="Hyperlink"/>

--- a/EXPORTS/DOCX/published/niveau3/Dutch/EMArtis.docx
+++ b/EXPORTS/DOCX/published/niveau3/Dutch/EMArtis.docx
@@ -620,13 +620,31 @@
       </w:r>
       <w:r>
         <w:rPr>
+          <w:u w:val="single" w:color="0000ff"/>
           <w:rFonts w:ascii="Charis SIL Regular" w:hAnsi="Charis SIL Regular" w:eastAsia="Charis SIL Regular"/>
           <w:b w:val="0"/>
           <w:i w:val="0"/>
           <w:color w:val="000000"/>
           <w:sz w:val="24"/>
         </w:rPr>
-        <w:t xml:space="preserve">verzameld door het </w:t>
+        <w:hyperlink r:id="rId10" w:history="1">
+          <w:r>
+            <w:rPr>
+              <w:rStyle w:val="Hyperlink"/>
+            </w:rPr>
+            <w:t>verzameld door</w:t>
+          </w:r>
+        </w:hyperlink>
+      </w:r>
+      <w:r>
+        <w:rPr>
+          <w:rFonts w:ascii="Charis SIL Regular" w:hAnsi="Charis SIL Regular" w:eastAsia="Charis SIL Regular"/>
+          <w:b w:val="0"/>
+          <w:i w:val="0"/>
+          <w:color w:val="000000"/>
+          <w:sz w:val="24"/>
+        </w:rPr>
+        <w:t xml:space="preserve"> het </w:t>
       </w:r>
       <w:r>
         <w:rPr>
@@ -2074,7 +2092,35 @@
           <w:color w:val="000000"/>
           <w:sz w:val="24"/>
         </w:rPr>
-        <w:t>ij het Koni</w:t>
+        <w:t>i</w:t>
+      </w:r>
+      <w:r>
+        <w:rPr>
+          <w:u w:val="single" w:color="0000ff"/>
+          <w:rFonts w:ascii="Charis SIL Regular" w:hAnsi="Charis SIL Regular" w:eastAsia="Charis SIL Regular"/>
+          <w:b w:val="0"/>
+          <w:i w:val="0"/>
+          <w:color w:val="000000"/>
+          <w:sz w:val="24"/>
+        </w:rPr>
+        <w:hyperlink r:id="rId17" w:history="1">
+          <w:r>
+            <w:rPr>
+              <w:rStyle w:val="Hyperlink"/>
+            </w:rPr>
+            <w:t>j het Kon</w:t>
+          </w:r>
+        </w:hyperlink>
+      </w:r>
+      <w:r>
+        <w:rPr>
+          <w:rFonts w:ascii="Charis SIL Regular" w:hAnsi="Charis SIL Regular" w:eastAsia="Charis SIL Regular"/>
+          <w:b w:val="0"/>
+          <w:i w:val="0"/>
+          <w:color w:val="000000"/>
+          <w:sz w:val="24"/>
+        </w:rPr>
+        <w:t>i</w:t>
       </w:r>
       <w:r>
         <w:rPr>
@@ -3537,7 +3583,7 @@
           <w:sz w:val="24"/>
           <w:u w:val="single"/>
         </w:rPr>
-        <w:hyperlink r:id="rId20" w:history="1">
+        <w:hyperlink r:id="rId21" w:history="1">
           <w:r>
             <w:rPr>
               <w:rStyle w:val="Hyperlink"/>
@@ -3566,7 +3612,7 @@
           <w:sz w:val="24"/>
           <w:u w:val="single"/>
         </w:rPr>
-        <w:hyperlink r:id="rId20" w:history="1">
+        <w:hyperlink r:id="rId21" w:history="1">
           <w:r>
             <w:rPr>
               <w:rStyle w:val="Hyperlink"/>
@@ -3577,21 +3623,13 @@
       </w:r>
       <w:r>
         <w:rPr>
-          <w:u w:val="single" w:color="0000ff"/>
           <w:rFonts w:ascii="Charis SIL Regular" w:hAnsi="Charis SIL Regular" w:eastAsia="Charis SIL Regular"/>
           <w:b w:val="0"/>
           <w:i w:val="0"/>
           <w:color w:val="000000"/>
           <w:sz w:val="24"/>
         </w:rPr>
-        <w:hyperlink r:id="rId20" w:history="1">
-          <w:r>
-            <w:rPr>
-              <w:rStyle w:val="Hyperlink"/>
-            </w:rPr>
-            <w:t xml:space="preserve">, </w:t>
-          </w:r>
-        </w:hyperlink>
+        <w:t xml:space="preserve">, </w:t>
       </w:r>
       <w:r>
         <w:rPr>
@@ -3602,7 +3640,7 @@
           <w:sz w:val="24"/>
           <w:u w:val="single"/>
         </w:rPr>
-        <w:hyperlink r:id="rId20" w:history="1">
+        <w:hyperlink r:id="rId22" w:history="1">
           <w:r>
             <w:rPr>
               <w:rStyle w:val="Hyperlink"/>
@@ -3749,7 +3787,7 @@
           <w:sz w:val="24"/>
           <w:u w:val="single"/>
         </w:rPr>
-        <w:hyperlink r:id="rId21" w:history="1">
+        <w:hyperlink r:id="rId23" w:history="1">
           <w:r>
             <w:rPr>
               <w:rStyle w:val="Hyperlink"/>
@@ -3767,7 +3805,7 @@
           <w:sz w:val="24"/>
           <w:u w:val="single"/>
         </w:rPr>
-        <w:hyperlink r:id="rId21" w:history="1">
+        <w:hyperlink r:id="rId23" w:history="1">
           <w:r>
             <w:rPr>
               <w:rStyle w:val="Hyperlink"/>
@@ -3785,7 +3823,7 @@
           <w:sz w:val="24"/>
           <w:u w:val="single"/>
         </w:rPr>
-        <w:hyperlink r:id="rId21" w:history="1">
+        <w:hyperlink r:id="rId23" w:history="1">
           <w:r>
             <w:rPr>
               <w:rStyle w:val="Hyperlink"/>
@@ -3803,7 +3841,7 @@
           <w:sz w:val="24"/>
           <w:u w:val="single"/>
         </w:rPr>
-        <w:hyperlink r:id="rId21" w:history="1">
+        <w:hyperlink r:id="rId23" w:history="1">
           <w:r>
             <w:rPr>
               <w:rStyle w:val="Hyperlink"/>
@@ -3831,7 +3869,7 @@
           <w:sz w:val="24"/>
           <w:u w:val="single"/>
         </w:rPr>
-        <w:hyperlink r:id="rId21" w:history="1">
+        <w:hyperlink r:id="rId24" w:history="1">
           <w:r>
             <w:rPr>
               <w:rStyle w:val="Hyperlink"/>
@@ -3849,7 +3887,7 @@
           <w:sz w:val="24"/>
           <w:u w:val="single"/>
         </w:rPr>
-        <w:hyperlink r:id="rId21" w:history="1">
+        <w:hyperlink r:id="rId23" w:history="1">
           <w:r>
             <w:rPr>
               <w:rStyle w:val="Hyperlink"/>
@@ -3878,7 +3916,7 @@
           <w:sz w:val="24"/>
           <w:u w:val="single"/>
         </w:rPr>
-        <w:hyperlink r:id="rId21" w:history="1">
+        <w:hyperlink r:id="rId23" w:history="1">
           <w:r>
             <w:rPr>
               <w:rStyle w:val="Hyperlink"/>
@@ -4006,7 +4044,7 @@
           <w:sz w:val="24"/>
           <w:u w:val="single"/>
         </w:rPr>
-        <w:hyperlink r:id="rId22" w:history="1">
+        <w:hyperlink r:id="rId25" w:history="1">
           <w:r>
             <w:rPr>
               <w:rStyle w:val="Hyperlink"/>
@@ -4024,7 +4062,7 @@
           <w:sz w:val="24"/>
           <w:u w:val="single"/>
         </w:rPr>
-        <w:hyperlink r:id="rId22" w:history="1">
+        <w:hyperlink r:id="rId25" w:history="1">
           <w:r>
             <w:rPr>
               <w:rStyle w:val="Hyperlink"/>
@@ -4042,7 +4080,7 @@
           <w:sz w:val="24"/>
           <w:u w:val="single"/>
         </w:rPr>
-        <w:hyperlink r:id="rId22" w:history="1">
+        <w:hyperlink r:id="rId25" w:history="1">
           <w:r>
             <w:rPr>
               <w:rStyle w:val="Hyperlink"/>
@@ -4060,7 +4098,7 @@
           <w:sz w:val="24"/>
           <w:u w:val="single"/>
         </w:rPr>
-        <w:hyperlink r:id="rId22" w:history="1">
+        <w:hyperlink r:id="rId25" w:history="1">
           <w:r>
             <w:rPr>
               <w:rStyle w:val="Hyperlink"/>
@@ -4081,7 +4119,7 @@
           <w:sz w:val="24"/>
           <w:u w:val="single"/>
         </w:rPr>
-        <w:hyperlink r:id="rId22" w:history="1">
+        <w:hyperlink r:id="rId25" w:history="1">
           <w:r>
             <w:rPr>
               <w:rStyle w:val="Hyperlink"/>
@@ -4099,7 +4137,7 @@
           <w:sz w:val="24"/>
           <w:u w:val="single"/>
         </w:rPr>
-        <w:hyperlink r:id="rId22" w:history="1">
+        <w:hyperlink r:id="rId25" w:history="1">
           <w:r>
             <w:rPr>
               <w:rStyle w:val="Hyperlink"/>
@@ -4117,7 +4155,7 @@
           <w:sz w:val="24"/>
           <w:u w:val="single"/>
         </w:rPr>
-        <w:hyperlink r:id="rId22" w:history="1">
+        <w:hyperlink r:id="rId25" w:history="1">
           <w:r>
             <w:rPr>
               <w:rStyle w:val="Hyperlink"/>
@@ -4135,7 +4173,7 @@
           <w:sz w:val="24"/>
           <w:u w:val="single"/>
         </w:rPr>
-        <w:hyperlink r:id="rId22" w:history="1">
+        <w:hyperlink r:id="rId25" w:history="1">
           <w:r>
             <w:rPr>
               <w:rStyle w:val="Hyperlink"/>
@@ -4153,7 +4191,7 @@
           <w:sz w:val="24"/>
           <w:u w:val="single"/>
         </w:rPr>
-        <w:hyperlink r:id="rId22" w:history="1">
+        <w:hyperlink r:id="rId25" w:history="1">
           <w:r>
             <w:rPr>
               <w:rStyle w:val="Hyperlink"/>
@@ -4171,7 +4209,7 @@
           <w:sz w:val="24"/>
           <w:u w:val="single"/>
         </w:rPr>
-        <w:hyperlink r:id="rId22" w:history="1">
+        <w:hyperlink r:id="rId25" w:history="1">
           <w:r>
             <w:rPr>
               <w:rStyle w:val="Hyperlink"/>
@@ -4199,7 +4237,7 @@
           <w:sz w:val="24"/>
           <w:u w:val="single"/>
         </w:rPr>
-        <w:hyperlink r:id="rId23" w:history="1">
+        <w:hyperlink r:id="rId26" w:history="1">
           <w:r>
             <w:rPr>
               <w:rStyle w:val="Hyperlink"/>
@@ -4246,7 +4284,7 @@
           <w:sz w:val="24"/>
           <w:u w:val="single"/>
         </w:rPr>
-        <w:hyperlink r:id="rId23" w:history="1">
+        <w:hyperlink r:id="rId26" w:history="1">
           <w:r>
             <w:rPr>
               <w:rStyle w:val="Hyperlink"/>
@@ -4354,7 +4392,7 @@
           <w:sz w:val="24"/>
           <w:u w:val="single"/>
         </w:rPr>
-        <w:hyperlink r:id="rId24" w:history="1">
+        <w:hyperlink r:id="rId27" w:history="1">
           <w:r>
             <w:rPr>
               <w:rStyle w:val="Hyperlink"/>
@@ -4372,7 +4410,7 @@
           <w:sz w:val="24"/>
           <w:u w:val="single"/>
         </w:rPr>
-        <w:hyperlink r:id="rId24" w:history="1">
+        <w:hyperlink r:id="rId27" w:history="1">
           <w:r>
             <w:rPr>
               <w:rStyle w:val="Hyperlink"/>
@@ -4390,7 +4428,7 @@
           <w:sz w:val="24"/>
           <w:u w:val="single"/>
         </w:rPr>
-        <w:hyperlink r:id="rId24" w:history="1">
+        <w:hyperlink r:id="rId27" w:history="1">
           <w:r>
             <w:rPr>
               <w:rStyle w:val="Hyperlink"/>
@@ -4408,7 +4446,7 @@
           <w:sz w:val="24"/>
           <w:u w:val="single"/>
         </w:rPr>
-        <w:hyperlink r:id="rId24" w:history="1">
+        <w:hyperlink r:id="rId27" w:history="1">
           <w:r>
             <w:rPr>
               <w:rStyle w:val="Hyperlink"/>
@@ -4436,7 +4474,7 @@
           <w:sz w:val="24"/>
           <w:u w:val="single"/>
         </w:rPr>
-        <w:hyperlink r:id="rId25" w:history="1">
+        <w:hyperlink r:id="rId28" w:history="1">
           <w:r>
             <w:rPr>
               <w:rStyle w:val="Hyperlink"/>
@@ -4454,7 +4492,7 @@
           <w:sz w:val="24"/>
           <w:u w:val="single"/>
         </w:rPr>
-        <w:hyperlink r:id="rId24" w:history="1">
+        <w:hyperlink r:id="rId28" w:history="1">
           <w:r>
             <w:rPr>
               <w:rStyle w:val="Hyperlink"/>
@@ -4483,7 +4521,7 @@
           <w:sz w:val="24"/>
           <w:u w:val="single"/>
         </w:rPr>
-        <w:hyperlink r:id="rId25" w:history="1">
+        <w:hyperlink r:id="rId28" w:history="1">
           <w:r>
             <w:rPr>
               <w:rStyle w:val="Hyperlink"/>

--- a/EXPORTS/DOCX/published/niveau3/Dutch/EMArtis.docx
+++ b/EXPORTS/DOCX/published/niveau3/Dutch/EMArtis.docx
@@ -509,50 +509,7 @@
           <w:color w:val="000000"/>
           <w:sz w:val="24"/>
         </w:rPr>
-        <w:hyperlink r:id="rId10" w:history="1">
-          <w:r>
-            <w:rPr>
-              <w:rStyle w:val="Hyperlink"/>
-            </w:rPr>
-            <w:t>elling, van 18</w:t>
-          </w:r>
-        </w:hyperlink>
-      </w:r>
-      <w:r>
-        <w:rPr>
-          <w:u w:val="single" w:color="0000ff"/>
-          <w:rFonts w:ascii="Charis SIL Regular" w:hAnsi="Charis SIL Regular" w:eastAsia="Charis SIL Regular"/>
-          <w:b w:val="0"/>
-          <w:i w:val="0"/>
-          <w:color w:val="000000"/>
-          <w:sz w:val="24"/>
-        </w:rPr>
-        <w:hyperlink r:id="rId10" w:history="1">
-          <w:r>
-            <w:rPr>
-              <w:rStyle w:val="Hyperlink"/>
-            </w:rPr>
-            <w:t>8</w:t>
-          </w:r>
-        </w:hyperlink>
-      </w:r>
-      <w:r>
-        <w:rPr>
-          <w:u w:val="single" w:color="0000ff"/>
-          <w:rFonts w:ascii="Charis SIL Regular" w:hAnsi="Charis SIL Regular" w:eastAsia="Charis SIL Regular"/>
-          <w:b w:val="0"/>
-          <w:i w:val="0"/>
-          <w:color w:val="000000"/>
-          <w:sz w:val="24"/>
-        </w:rPr>
-        <w:hyperlink r:id="rId10" w:history="1">
-          <w:r>
-            <w:rPr>
-              <w:rStyle w:val="Hyperlink"/>
-            </w:rPr>
-            <w:t>3 en voor</w:t>
-          </w:r>
-        </w:hyperlink>
+        <w:t>elling, van 1883 en voor</w:t>
       </w:r>
       <w:r>
         <w:rPr>
@@ -1025,20 +982,14 @@
       </w:r>
       <w:r>
         <w:rPr>
+          <w:u w:val="single" w:color="0000ff"/>
           <w:rFonts w:ascii="Charis SIL Regular" w:hAnsi="Charis SIL Regular" w:eastAsia="Charis SIL Regular"/>
           <w:b w:val="0"/>
           <w:i w:val="0"/>
           <w:color w:val="000000"/>
           <w:sz w:val="24"/>
         </w:rPr>
-        <w:hyperlink r:id="rId12" w:history="1">
-          <w:r>
-            <w:rPr>
-              <w:rStyle w:val="Hyperlink"/>
-            </w:rPr>
-            <w:t>s</w:t>
-          </w:r>
-        </w:hyperlink>
+        <w:t>s</w:t>
       </w:r>
       <w:r>
         <w:rPr>
@@ -2081,46 +2032,7 @@
           <w:color w:val="000000"/>
           <w:sz w:val="24"/>
         </w:rPr>
-        <w:t>7851-7858 (welke nog berusten b</w:t>
-      </w:r>
-      <w:r>
-        <w:rPr>
-          <w:u w:val="single" w:color="0000ff"/>
-          <w:rFonts w:ascii="Charis SIL Regular" w:hAnsi="Charis SIL Regular" w:eastAsia="Charis SIL Regular"/>
-          <w:b w:val="0"/>
-          <w:i w:val="0"/>
-          <w:color w:val="000000"/>
-          <w:sz w:val="24"/>
-        </w:rPr>
-        <w:t>i</w:t>
-      </w:r>
-      <w:r>
-        <w:rPr>
-          <w:u w:val="single" w:color="0000ff"/>
-          <w:rFonts w:ascii="Charis SIL Regular" w:hAnsi="Charis SIL Regular" w:eastAsia="Charis SIL Regular"/>
-          <w:b w:val="0"/>
-          <w:i w:val="0"/>
-          <w:color w:val="000000"/>
-          <w:sz w:val="24"/>
-        </w:rPr>
-        <w:hyperlink r:id="rId17" w:history="1">
-          <w:r>
-            <w:rPr>
-              <w:rStyle w:val="Hyperlink"/>
-            </w:rPr>
-            <w:t>j het Kon</w:t>
-          </w:r>
-        </w:hyperlink>
-      </w:r>
-      <w:r>
-        <w:rPr>
-          <w:rFonts w:ascii="Charis SIL Regular" w:hAnsi="Charis SIL Regular" w:eastAsia="Charis SIL Regular"/>
-          <w:b w:val="0"/>
-          <w:i w:val="0"/>
-          <w:color w:val="000000"/>
-          <w:sz w:val="24"/>
-        </w:rPr>
-        <w:t>i</w:t>
+        <w:t>7851-7858 (welke nog berusten bij het Koni</w:t>
       </w:r>
       <w:r>
         <w:rPr>
@@ -3583,7 +3495,7 @@
           <w:sz w:val="24"/>
           <w:u w:val="single"/>
         </w:rPr>
-        <w:hyperlink r:id="rId21" w:history="1">
+        <w:hyperlink r:id="rId20" w:history="1">
           <w:r>
             <w:rPr>
               <w:rStyle w:val="Hyperlink"/>
@@ -3612,7 +3524,7 @@
           <w:sz w:val="24"/>
           <w:u w:val="single"/>
         </w:rPr>
-        <w:hyperlink r:id="rId21" w:history="1">
+        <w:hyperlink r:id="rId20" w:history="1">
           <w:r>
             <w:rPr>
               <w:rStyle w:val="Hyperlink"/>
@@ -3623,13 +3535,21 @@
       </w:r>
       <w:r>
         <w:rPr>
+          <w:u w:val="single" w:color="0000ff"/>
           <w:rFonts w:ascii="Charis SIL Regular" w:hAnsi="Charis SIL Regular" w:eastAsia="Charis SIL Regular"/>
           <w:b w:val="0"/>
           <w:i w:val="0"/>
           <w:color w:val="000000"/>
           <w:sz w:val="24"/>
         </w:rPr>
-        <w:t xml:space="preserve">, </w:t>
+        <w:hyperlink r:id="rId20" w:history="1">
+          <w:r>
+            <w:rPr>
+              <w:rStyle w:val="Hyperlink"/>
+            </w:rPr>
+            <w:t xml:space="preserve">, </w:t>
+          </w:r>
+        </w:hyperlink>
       </w:r>
       <w:r>
         <w:rPr>
@@ -3640,7 +3560,7 @@
           <w:sz w:val="24"/>
           <w:u w:val="single"/>
         </w:rPr>
-        <w:hyperlink r:id="rId22" w:history="1">
+        <w:hyperlink r:id="rId21" w:history="1">
           <w:r>
             <w:rPr>
               <w:rStyle w:val="Hyperlink"/>
@@ -3669,7 +3589,7 @@
           <w:sz w:val="24"/>
           <w:u w:val="single"/>
         </w:rPr>
-        <w:hyperlink r:id="rId20" w:history="1">
+        <w:hyperlink r:id="rId21" w:history="1">
           <w:r>
             <w:rPr>
               <w:rStyle w:val="Hyperlink"/>
@@ -3787,7 +3707,7 @@
           <w:sz w:val="24"/>
           <w:u w:val="single"/>
         </w:rPr>
-        <w:hyperlink r:id="rId23" w:history="1">
+        <w:hyperlink r:id="rId22" w:history="1">
           <w:r>
             <w:rPr>
               <w:rStyle w:val="Hyperlink"/>
@@ -3805,7 +3725,7 @@
           <w:sz w:val="24"/>
           <w:u w:val="single"/>
         </w:rPr>
-        <w:hyperlink r:id="rId23" w:history="1">
+        <w:hyperlink r:id="rId22" w:history="1">
           <w:r>
             <w:rPr>
               <w:rStyle w:val="Hyperlink"/>
@@ -3823,7 +3743,7 @@
           <w:sz w:val="24"/>
           <w:u w:val="single"/>
         </w:rPr>
-        <w:hyperlink r:id="rId23" w:history="1">
+        <w:hyperlink r:id="rId22" w:history="1">
           <w:r>
             <w:rPr>
               <w:rStyle w:val="Hyperlink"/>
@@ -3841,7 +3761,7 @@
           <w:sz w:val="24"/>
           <w:u w:val="single"/>
         </w:rPr>
-        <w:hyperlink r:id="rId23" w:history="1">
+        <w:hyperlink r:id="rId22" w:history="1">
           <w:r>
             <w:rPr>
               <w:rStyle w:val="Hyperlink"/>
@@ -3869,7 +3789,7 @@
           <w:sz w:val="24"/>
           <w:u w:val="single"/>
         </w:rPr>
-        <w:hyperlink r:id="rId24" w:history="1">
+        <w:hyperlink r:id="rId22" w:history="1">
           <w:r>
             <w:rPr>
               <w:rStyle w:val="Hyperlink"/>
@@ -3887,7 +3807,7 @@
           <w:sz w:val="24"/>
           <w:u w:val="single"/>
         </w:rPr>
-        <w:hyperlink r:id="rId23" w:history="1">
+        <w:hyperlink r:id="rId22" w:history="1">
           <w:r>
             <w:rPr>
               <w:rStyle w:val="Hyperlink"/>
@@ -3916,7 +3836,7 @@
           <w:sz w:val="24"/>
           <w:u w:val="single"/>
         </w:rPr>
-        <w:hyperlink r:id="rId23" w:history="1">
+        <w:hyperlink r:id="rId22" w:history="1">
           <w:r>
             <w:rPr>
               <w:rStyle w:val="Hyperlink"/>
@@ -4044,7 +3964,7 @@
           <w:sz w:val="24"/>
           <w:u w:val="single"/>
         </w:rPr>
-        <w:hyperlink r:id="rId25" w:history="1">
+        <w:hyperlink r:id="rId23" w:history="1">
           <w:r>
             <w:rPr>
               <w:rStyle w:val="Hyperlink"/>
@@ -4062,7 +3982,7 @@
           <w:sz w:val="24"/>
           <w:u w:val="single"/>
         </w:rPr>
-        <w:hyperlink r:id="rId25" w:history="1">
+        <w:hyperlink r:id="rId23" w:history="1">
           <w:r>
             <w:rPr>
               <w:rStyle w:val="Hyperlink"/>
@@ -4080,7 +4000,7 @@
           <w:sz w:val="24"/>
           <w:u w:val="single"/>
         </w:rPr>
-        <w:hyperlink r:id="rId25" w:history="1">
+        <w:hyperlink r:id="rId23" w:history="1">
           <w:r>
             <w:rPr>
               <w:rStyle w:val="Hyperlink"/>
@@ -4098,7 +4018,7 @@
           <w:sz w:val="24"/>
           <w:u w:val="single"/>
         </w:rPr>
-        <w:hyperlink r:id="rId25" w:history="1">
+        <w:hyperlink r:id="rId23" w:history="1">
           <w:r>
             <w:rPr>
               <w:rStyle w:val="Hyperlink"/>
@@ -4119,7 +4039,7 @@
           <w:sz w:val="24"/>
           <w:u w:val="single"/>
         </w:rPr>
-        <w:hyperlink r:id="rId25" w:history="1">
+        <w:hyperlink r:id="rId23" w:history="1">
           <w:r>
             <w:rPr>
               <w:rStyle w:val="Hyperlink"/>
@@ -4137,7 +4057,7 @@
           <w:sz w:val="24"/>
           <w:u w:val="single"/>
         </w:rPr>
-        <w:hyperlink r:id="rId25" w:history="1">
+        <w:hyperlink r:id="rId23" w:history="1">
           <w:r>
             <w:rPr>
               <w:rStyle w:val="Hyperlink"/>
@@ -4155,7 +4075,7 @@
           <w:sz w:val="24"/>
           <w:u w:val="single"/>
         </w:rPr>
-        <w:hyperlink r:id="rId25" w:history="1">
+        <w:hyperlink r:id="rId23" w:history="1">
           <w:r>
             <w:rPr>
               <w:rStyle w:val="Hyperlink"/>
@@ -4173,7 +4093,7 @@
           <w:sz w:val="24"/>
           <w:u w:val="single"/>
         </w:rPr>
-        <w:hyperlink r:id="rId25" w:history="1">
+        <w:hyperlink r:id="rId23" w:history="1">
           <w:r>
             <w:rPr>
               <w:rStyle w:val="Hyperlink"/>
@@ -4191,7 +4111,7 @@
           <w:sz w:val="24"/>
           <w:u w:val="single"/>
         </w:rPr>
-        <w:hyperlink r:id="rId25" w:history="1">
+        <w:hyperlink r:id="rId23" w:history="1">
           <w:r>
             <w:rPr>
               <w:rStyle w:val="Hyperlink"/>
@@ -4209,7 +4129,7 @@
           <w:sz w:val="24"/>
           <w:u w:val="single"/>
         </w:rPr>
-        <w:hyperlink r:id="rId25" w:history="1">
+        <w:hyperlink r:id="rId23" w:history="1">
           <w:r>
             <w:rPr>
               <w:rStyle w:val="Hyperlink"/>
@@ -4237,7 +4157,7 @@
           <w:sz w:val="24"/>
           <w:u w:val="single"/>
         </w:rPr>
-        <w:hyperlink r:id="rId26" w:history="1">
+        <w:hyperlink r:id="rId24" w:history="1">
           <w:r>
             <w:rPr>
               <w:rStyle w:val="Hyperlink"/>
@@ -4284,7 +4204,7 @@
           <w:sz w:val="24"/>
           <w:u w:val="single"/>
         </w:rPr>
-        <w:hyperlink r:id="rId26" w:history="1">
+        <w:hyperlink r:id="rId24" w:history="1">
           <w:r>
             <w:rPr>
               <w:rStyle w:val="Hyperlink"/>
@@ -4392,7 +4312,7 @@
           <w:sz w:val="24"/>
           <w:u w:val="single"/>
         </w:rPr>
-        <w:hyperlink r:id="rId27" w:history="1">
+        <w:hyperlink r:id="rId25" w:history="1">
           <w:r>
             <w:rPr>
               <w:rStyle w:val="Hyperlink"/>
@@ -4410,7 +4330,7 @@
           <w:sz w:val="24"/>
           <w:u w:val="single"/>
         </w:rPr>
-        <w:hyperlink r:id="rId27" w:history="1">
+        <w:hyperlink r:id="rId25" w:history="1">
           <w:r>
             <w:rPr>
               <w:rStyle w:val="Hyperlink"/>
@@ -4428,7 +4348,7 @@
           <w:sz w:val="24"/>
           <w:u w:val="single"/>
         </w:rPr>
-        <w:hyperlink r:id="rId27" w:history="1">
+        <w:hyperlink r:id="rId25" w:history="1">
           <w:r>
             <w:rPr>
               <w:rStyle w:val="Hyperlink"/>
@@ -4446,7 +4366,7 @@
           <w:sz w:val="24"/>
           <w:u w:val="single"/>
         </w:rPr>
-        <w:hyperlink r:id="rId27" w:history="1">
+        <w:hyperlink r:id="rId25" w:history="1">
           <w:r>
             <w:rPr>
               <w:rStyle w:val="Hyperlink"/>
@@ -4474,7 +4394,7 @@
           <w:sz w:val="24"/>
           <w:u w:val="single"/>
         </w:rPr>
-        <w:hyperlink r:id="rId28" w:history="1">
+        <w:hyperlink r:id="rId26" w:history="1">
           <w:r>
             <w:rPr>
               <w:rStyle w:val="Hyperlink"/>
@@ -4492,7 +4412,7 @@
           <w:sz w:val="24"/>
           <w:u w:val="single"/>
         </w:rPr>
-        <w:hyperlink r:id="rId28" w:history="1">
+        <w:hyperlink r:id="rId26" w:history="1">
           <w:r>
             <w:rPr>
               <w:rStyle w:val="Hyperlink"/>
@@ -4521,7 +4441,7 @@
           <w:sz w:val="24"/>
           <w:u w:val="single"/>
         </w:rPr>
-        <w:hyperlink r:id="rId28" w:history="1">
+        <w:hyperlink r:id="rId26" w:history="1">
           <w:r>
             <w:rPr>
               <w:rStyle w:val="Hyperlink"/>

--- a/EXPORTS/DOCX/published/niveau3/Dutch/EMArtis.docx
+++ b/EXPORTS/DOCX/published/niveau3/Dutch/EMArtis.docx
@@ -509,7 +509,24 @@
           <w:color w:val="000000"/>
           <w:sz w:val="24"/>
         </w:rPr>
-        <w:t>elling, van 1883 en voor</w:t>
+        <w:hyperlink r:id="rId10" w:history="1">
+          <w:r>
+            <w:rPr>
+              <w:rStyle w:val="Hyperlink"/>
+            </w:rPr>
+            <w:t>elling, van 18</w:t>
+          </w:r>
+        </w:hyperlink>
+      </w:r>
+      <w:r>
+        <w:rPr>
+          <w:rFonts w:ascii="Charis SIL Regular" w:hAnsi="Charis SIL Regular" w:eastAsia="Charis SIL Regular"/>
+          <w:b w:val="0"/>
+          <w:i w:val="0"/>
+          <w:color w:val="000000"/>
+          <w:sz w:val="24"/>
+        </w:rPr>
+        <w:t>83 en voor</w:t>
       </w:r>
       <w:r>
         <w:rPr>
@@ -577,31 +594,13 @@
       </w:r>
       <w:r>
         <w:rPr>
-          <w:u w:val="single" w:color="0000ff"/>
           <w:rFonts w:ascii="Charis SIL Regular" w:hAnsi="Charis SIL Regular" w:eastAsia="Charis SIL Regular"/>
           <w:b w:val="0"/>
           <w:i w:val="0"/>
           <w:color w:val="000000"/>
           <w:sz w:val="24"/>
         </w:rPr>
-        <w:hyperlink r:id="rId10" w:history="1">
-          <w:r>
-            <w:rPr>
-              <w:rStyle w:val="Hyperlink"/>
-            </w:rPr>
-            <w:t>verzameld door</w:t>
-          </w:r>
-        </w:hyperlink>
-      </w:r>
-      <w:r>
-        <w:rPr>
-          <w:rFonts w:ascii="Charis SIL Regular" w:hAnsi="Charis SIL Regular" w:eastAsia="Charis SIL Regular"/>
-          <w:b w:val="0"/>
-          <w:i w:val="0"/>
-          <w:color w:val="000000"/>
-          <w:sz w:val="24"/>
-        </w:rPr>
-        <w:t xml:space="preserve"> het </w:t>
+        <w:t xml:space="preserve">verzameld door het </w:t>
       </w:r>
       <w:r>
         <w:rPr>
@@ -982,17 +981,24 @@
       </w:r>
       <w:r>
         <w:rPr>
-          <w:u w:val="single" w:color="0000ff"/>
           <w:rFonts w:ascii="Charis SIL Regular" w:hAnsi="Charis SIL Regular" w:eastAsia="Charis SIL Regular"/>
           <w:b w:val="0"/>
           <w:i w:val="0"/>
           <w:color w:val="000000"/>
           <w:sz w:val="24"/>
         </w:rPr>
-        <w:t>s</w:t>
-      </w:r>
-      <w:r>
-        <w:rPr>
+        <w:hyperlink r:id="rId12" w:history="1">
+          <w:r>
+            <w:rPr>
+              <w:rStyle w:val="Hyperlink"/>
+            </w:rPr>
+            <w:t>s</w:t>
+          </w:r>
+        </w:hyperlink>
+      </w:r>
+      <w:r>
+        <w:rPr>
+          <w:u w:val="single" w:color="0000ff"/>
           <w:rFonts w:ascii="Charis SIL Regular" w:hAnsi="Charis SIL Regular" w:eastAsia="Charis SIL Regular"/>
           <w:b w:val="0"/>
           <w:i w:val="0"/>
@@ -2032,7 +2038,47 @@
           <w:color w:val="000000"/>
           <w:sz w:val="24"/>
         </w:rPr>
-        <w:t>7851-7858 (welke nog berusten bij het Koni</w:t>
+        <w:t>7851-7858 (welke nog berusten b</w:t>
+      </w:r>
+      <w:r>
+        <w:rPr>
+          <w:u w:val="single" w:color="0000ff"/>
+          <w:rFonts w:ascii="Charis SIL Regular" w:hAnsi="Charis SIL Regular" w:eastAsia="Charis SIL Regular"/>
+          <w:b w:val="0"/>
+          <w:i w:val="0"/>
+          <w:color w:val="000000"/>
+          <w:sz w:val="24"/>
+        </w:rPr>
+        <w:t>i</w:t>
+      </w:r>
+      <w:r>
+        <w:rPr>
+          <w:u w:val="single" w:color="0000ff"/>
+          <w:rFonts w:ascii="Charis SIL Regular" w:hAnsi="Charis SIL Regular" w:eastAsia="Charis SIL Regular"/>
+          <w:b w:val="0"/>
+          <w:i w:val="0"/>
+          <w:color w:val="000000"/>
+          <w:sz w:val="24"/>
+        </w:rPr>
+        <w:hyperlink r:id="rId17" w:history="1">
+          <w:r>
+            <w:rPr>
+              <w:rStyle w:val="Hyperlink"/>
+            </w:rPr>
+            <w:t>j het Kon</w:t>
+          </w:r>
+        </w:hyperlink>
+      </w:r>
+      <w:r>
+        <w:rPr>
+          <w:u w:val="single" w:color="0000ff"/>
+          <w:rFonts w:ascii="Charis SIL Regular" w:hAnsi="Charis SIL Regular" w:eastAsia="Charis SIL Regular"/>
+          <w:b w:val="0"/>
+          <w:i w:val="0"/>
+          <w:color w:val="000000"/>
+          <w:sz w:val="24"/>
+        </w:rPr>
+        <w:t>i</w:t>
       </w:r>
       <w:r>
         <w:rPr>
@@ -3477,7 +3523,7 @@
           <w:sz w:val="24"/>
           <w:u w:val="single"/>
         </w:rPr>
-        <w:hyperlink r:id="rId20" w:history="1">
+        <w:hyperlink r:id="rId21" w:history="1">
           <w:r>
             <w:rPr>
               <w:rStyle w:val="Hyperlink"/>
@@ -3535,7 +3581,6 @@
       </w:r>
       <w:r>
         <w:rPr>
-          <w:u w:val="single" w:color="0000ff"/>
           <w:rFonts w:ascii="Charis SIL Regular" w:hAnsi="Charis SIL Regular" w:eastAsia="Charis SIL Regular"/>
           <w:b w:val="0"/>
           <w:i w:val="0"/>
@@ -3560,7 +3605,7 @@
           <w:sz w:val="24"/>
           <w:u w:val="single"/>
         </w:rPr>
-        <w:hyperlink r:id="rId21" w:history="1">
+        <w:hyperlink r:id="rId20" w:history="1">
           <w:r>
             <w:rPr>
               <w:rStyle w:val="Hyperlink"/>
@@ -3589,7 +3634,7 @@
           <w:sz w:val="24"/>
           <w:u w:val="single"/>
         </w:rPr>
-        <w:hyperlink r:id="rId21" w:history="1">
+        <w:hyperlink r:id="rId20" w:history="1">
           <w:r>
             <w:rPr>
               <w:rStyle w:val="Hyperlink"/>
@@ -3789,7 +3834,7 @@
           <w:sz w:val="24"/>
           <w:u w:val="single"/>
         </w:rPr>
-        <w:hyperlink r:id="rId22" w:history="1">
+        <w:hyperlink r:id="rId23" w:history="1">
           <w:r>
             <w:rPr>
               <w:rStyle w:val="Hyperlink"/>
@@ -3964,7 +4009,7 @@
           <w:sz w:val="24"/>
           <w:u w:val="single"/>
         </w:rPr>
-        <w:hyperlink r:id="rId23" w:history="1">
+        <w:hyperlink r:id="rId24" w:history="1">
           <w:r>
             <w:rPr>
               <w:rStyle w:val="Hyperlink"/>
@@ -3982,7 +4027,7 @@
           <w:sz w:val="24"/>
           <w:u w:val="single"/>
         </w:rPr>
-        <w:hyperlink r:id="rId23" w:history="1">
+        <w:hyperlink r:id="rId24" w:history="1">
           <w:r>
             <w:rPr>
               <w:rStyle w:val="Hyperlink"/>
@@ -4000,7 +4045,7 @@
           <w:sz w:val="24"/>
           <w:u w:val="single"/>
         </w:rPr>
-        <w:hyperlink r:id="rId23" w:history="1">
+        <w:hyperlink r:id="rId24" w:history="1">
           <w:r>
             <w:rPr>
               <w:rStyle w:val="Hyperlink"/>
@@ -4018,7 +4063,7 @@
           <w:sz w:val="24"/>
           <w:u w:val="single"/>
         </w:rPr>
-        <w:hyperlink r:id="rId23" w:history="1">
+        <w:hyperlink r:id="rId24" w:history="1">
           <w:r>
             <w:rPr>
               <w:rStyle w:val="Hyperlink"/>
@@ -4039,7 +4084,7 @@
           <w:sz w:val="24"/>
           <w:u w:val="single"/>
         </w:rPr>
-        <w:hyperlink r:id="rId23" w:history="1">
+        <w:hyperlink r:id="rId24" w:history="1">
           <w:r>
             <w:rPr>
               <w:rStyle w:val="Hyperlink"/>
@@ -4057,7 +4102,7 @@
           <w:sz w:val="24"/>
           <w:u w:val="single"/>
         </w:rPr>
-        <w:hyperlink r:id="rId23" w:history="1">
+        <w:hyperlink r:id="rId24" w:history="1">
           <w:r>
             <w:rPr>
               <w:rStyle w:val="Hyperlink"/>
@@ -4075,7 +4120,7 @@
           <w:sz w:val="24"/>
           <w:u w:val="single"/>
         </w:rPr>
-        <w:hyperlink r:id="rId23" w:history="1">
+        <w:hyperlink r:id="rId24" w:history="1">
           <w:r>
             <w:rPr>
               <w:rStyle w:val="Hyperlink"/>
@@ -4093,7 +4138,7 @@
           <w:sz w:val="24"/>
           <w:u w:val="single"/>
         </w:rPr>
-        <w:hyperlink r:id="rId23" w:history="1">
+        <w:hyperlink r:id="rId24" w:history="1">
           <w:r>
             <w:rPr>
               <w:rStyle w:val="Hyperlink"/>
@@ -4111,7 +4156,7 @@
           <w:sz w:val="24"/>
           <w:u w:val="single"/>
         </w:rPr>
-        <w:hyperlink r:id="rId23" w:history="1">
+        <w:hyperlink r:id="rId24" w:history="1">
           <w:r>
             <w:rPr>
               <w:rStyle w:val="Hyperlink"/>
@@ -4129,7 +4174,7 @@
           <w:sz w:val="24"/>
           <w:u w:val="single"/>
         </w:rPr>
-        <w:hyperlink r:id="rId23" w:history="1">
+        <w:hyperlink r:id="rId24" w:history="1">
           <w:r>
             <w:rPr>
               <w:rStyle w:val="Hyperlink"/>
@@ -4157,7 +4202,7 @@
           <w:sz w:val="24"/>
           <w:u w:val="single"/>
         </w:rPr>
-        <w:hyperlink r:id="rId24" w:history="1">
+        <w:hyperlink r:id="rId25" w:history="1">
           <w:r>
             <w:rPr>
               <w:rStyle w:val="Hyperlink"/>
@@ -4204,7 +4249,7 @@
           <w:sz w:val="24"/>
           <w:u w:val="single"/>
         </w:rPr>
-        <w:hyperlink r:id="rId24" w:history="1">
+        <w:hyperlink r:id="rId25" w:history="1">
           <w:r>
             <w:rPr>
               <w:rStyle w:val="Hyperlink"/>
@@ -4312,7 +4357,7 @@
           <w:sz w:val="24"/>
           <w:u w:val="single"/>
         </w:rPr>
-        <w:hyperlink r:id="rId25" w:history="1">
+        <w:hyperlink r:id="rId26" w:history="1">
           <w:r>
             <w:rPr>
               <w:rStyle w:val="Hyperlink"/>
@@ -4330,7 +4375,7 @@
           <w:sz w:val="24"/>
           <w:u w:val="single"/>
         </w:rPr>
-        <w:hyperlink r:id="rId25" w:history="1">
+        <w:hyperlink r:id="rId26" w:history="1">
           <w:r>
             <w:rPr>
               <w:rStyle w:val="Hyperlink"/>
@@ -4348,7 +4393,7 @@
           <w:sz w:val="24"/>
           <w:u w:val="single"/>
         </w:rPr>
-        <w:hyperlink r:id="rId25" w:history="1">
+        <w:hyperlink r:id="rId26" w:history="1">
           <w:r>
             <w:rPr>
               <w:rStyle w:val="Hyperlink"/>
@@ -4366,7 +4411,7 @@
           <w:sz w:val="24"/>
           <w:u w:val="single"/>
         </w:rPr>
-        <w:hyperlink r:id="rId25" w:history="1">
+        <w:hyperlink r:id="rId26" w:history="1">
           <w:r>
             <w:rPr>
               <w:rStyle w:val="Hyperlink"/>
@@ -4394,7 +4439,7 @@
           <w:sz w:val="24"/>
           <w:u w:val="single"/>
         </w:rPr>
-        <w:hyperlink r:id="rId26" w:history="1">
+        <w:hyperlink r:id="rId27" w:history="1">
           <w:r>
             <w:rPr>
               <w:rStyle w:val="Hyperlink"/>
@@ -4441,7 +4486,7 @@
           <w:sz w:val="24"/>
           <w:u w:val="single"/>
         </w:rPr>
-        <w:hyperlink r:id="rId26" w:history="1">
+        <w:hyperlink r:id="rId27" w:history="1">
           <w:r>
             <w:rPr>
               <w:rStyle w:val="Hyperlink"/>

--- a/EXPORTS/DOCX/published/niveau3/Dutch/EMArtis.docx
+++ b/EXPORTS/DOCX/published/niveau3/Dutch/EMArtis.docx
@@ -520,13 +520,39 @@
       </w:r>
       <w:r>
         <w:rPr>
+          <w:u w:val="single" w:color="0000ff"/>
           <w:rFonts w:ascii="Charis SIL Regular" w:hAnsi="Charis SIL Regular" w:eastAsia="Charis SIL Regular"/>
           <w:b w:val="0"/>
           <w:i w:val="0"/>
           <w:color w:val="000000"/>
           <w:sz w:val="24"/>
         </w:rPr>
-        <w:t>83 en voor</w:t>
+        <w:hyperlink r:id="rId10" w:history="1">
+          <w:r>
+            <w:rPr>
+              <w:rStyle w:val="Hyperlink"/>
+            </w:rPr>
+            <w:t>8</w:t>
+          </w:r>
+        </w:hyperlink>
+      </w:r>
+      <w:r>
+        <w:rPr>
+          <w:u w:val="single" w:color="0000ff"/>
+          <w:rFonts w:ascii="Charis SIL Regular" w:hAnsi="Charis SIL Regular" w:eastAsia="Charis SIL Regular"/>
+          <w:b w:val="0"/>
+          <w:i w:val="0"/>
+          <w:color w:val="000000"/>
+          <w:sz w:val="24"/>
+        </w:rPr>
+        <w:hyperlink r:id="rId10" w:history="1">
+          <w:r>
+            <w:rPr>
+              <w:rStyle w:val="Hyperlink"/>
+            </w:rPr>
+            <w:t>3 en voor</w:t>
+          </w:r>
+        </w:hyperlink>
       </w:r>
       <w:r>
         <w:rPr>
@@ -594,13 +620,31 @@
       </w:r>
       <w:r>
         <w:rPr>
+          <w:u w:val="single" w:color="0000ff"/>
           <w:rFonts w:ascii="Charis SIL Regular" w:hAnsi="Charis SIL Regular" w:eastAsia="Charis SIL Regular"/>
           <w:b w:val="0"/>
           <w:i w:val="0"/>
           <w:color w:val="000000"/>
           <w:sz w:val="24"/>
         </w:rPr>
-        <w:t xml:space="preserve">verzameld door het </w:t>
+        <w:hyperlink r:id="rId10" w:history="1">
+          <w:r>
+            <w:rPr>
+              <w:rStyle w:val="Hyperlink"/>
+            </w:rPr>
+            <w:t>verzameld door</w:t>
+          </w:r>
+        </w:hyperlink>
+      </w:r>
+      <w:r>
+        <w:rPr>
+          <w:rFonts w:ascii="Charis SIL Regular" w:hAnsi="Charis SIL Regular" w:eastAsia="Charis SIL Regular"/>
+          <w:b w:val="0"/>
+          <w:i w:val="0"/>
+          <w:color w:val="000000"/>
+          <w:sz w:val="24"/>
+        </w:rPr>
+        <w:t xml:space="preserve"> het </w:t>
       </w:r>
       <w:r>
         <w:rPr>
@@ -998,7 +1042,6 @@
       </w:r>
       <w:r>
         <w:rPr>
-          <w:u w:val="single" w:color="0000ff"/>
           <w:rFonts w:ascii="Charis SIL Regular" w:hAnsi="Charis SIL Regular" w:eastAsia="Charis SIL Regular"/>
           <w:b w:val="0"/>
           <w:i w:val="0"/>
@@ -3570,7 +3613,7 @@
           <w:sz w:val="24"/>
           <w:u w:val="single"/>
         </w:rPr>
-        <w:hyperlink r:id="rId20" w:history="1">
+        <w:hyperlink r:id="rId21" w:history="1">
           <w:r>
             <w:rPr>
               <w:rStyle w:val="Hyperlink"/>
@@ -3581,6 +3624,7 @@
       </w:r>
       <w:r>
         <w:rPr>
+          <w:u w:val="single" w:color="0000ff"/>
           <w:rFonts w:ascii="Charis SIL Regular" w:hAnsi="Charis SIL Regular" w:eastAsia="Charis SIL Regular"/>
           <w:b w:val="0"/>
           <w:i w:val="0"/>
@@ -3610,7 +3654,7 @@
             <w:rPr>
               <w:rStyle w:val="Hyperlink"/>
             </w:rPr>
-            <w:t>ISBN</w:t>
+            <w:t xml:space="preserve">ISBN </w:t>
           </w:r>
         </w:hyperlink>
       </w:r>
@@ -3623,18 +3667,7 @@
           <w:sz w:val="24"/>
           <w:u w:val="single"/>
         </w:rPr>
-        <w:t xml:space="preserve"> </w:t>
-      </w:r>
-      <w:r>
-        <w:rPr>
-          <w:rFonts w:ascii="Charis SIL Regular" w:hAnsi="Charis SIL Regular" w:eastAsia="Charis SIL Regular"/>
-          <w:b w:val="0"/>
-          <w:i w:val="0"/>
-          <w:color w:val="0000FF"/>
-          <w:sz w:val="24"/>
-          <w:u w:val="single"/>
-        </w:rPr>
-        <w:hyperlink r:id="rId20" w:history="1">
+        <w:hyperlink r:id="rId22" w:history="1">
           <w:r>
             <w:rPr>
               <w:rStyle w:val="Hyperlink"/>
@@ -3752,7 +3785,7 @@
           <w:sz w:val="24"/>
           <w:u w:val="single"/>
         </w:rPr>
-        <w:hyperlink r:id="rId22" w:history="1">
+        <w:hyperlink r:id="rId23" w:history="1">
           <w:r>
             <w:rPr>
               <w:rStyle w:val="Hyperlink"/>
@@ -3770,7 +3803,7 @@
           <w:sz w:val="24"/>
           <w:u w:val="single"/>
         </w:rPr>
-        <w:hyperlink r:id="rId22" w:history="1">
+        <w:hyperlink r:id="rId23" w:history="1">
           <w:r>
             <w:rPr>
               <w:rStyle w:val="Hyperlink"/>
@@ -3788,7 +3821,7 @@
           <w:sz w:val="24"/>
           <w:u w:val="single"/>
         </w:rPr>
-        <w:hyperlink r:id="rId22" w:history="1">
+        <w:hyperlink r:id="rId23" w:history="1">
           <w:r>
             <w:rPr>
               <w:rStyle w:val="Hyperlink"/>
@@ -3806,7 +3839,7 @@
           <w:sz w:val="24"/>
           <w:u w:val="single"/>
         </w:rPr>
-        <w:hyperlink r:id="rId22" w:history="1">
+        <w:hyperlink r:id="rId23" w:history="1">
           <w:r>
             <w:rPr>
               <w:rStyle w:val="Hyperlink"/>
@@ -3852,7 +3885,7 @@
           <w:sz w:val="24"/>
           <w:u w:val="single"/>
         </w:rPr>
-        <w:hyperlink r:id="rId22" w:history="1">
+        <w:hyperlink r:id="rId23" w:history="1">
           <w:r>
             <w:rPr>
               <w:rStyle w:val="Hyperlink"/>
@@ -3881,7 +3914,7 @@
           <w:sz w:val="24"/>
           <w:u w:val="single"/>
         </w:rPr>
-        <w:hyperlink r:id="rId22" w:history="1">
+        <w:hyperlink r:id="rId23" w:history="1">
           <w:r>
             <w:rPr>
               <w:rStyle w:val="Hyperlink"/>

--- a/EXPORTS/DOCX/published/niveau3/Dutch/EMArtis.docx
+++ b/EXPORTS/DOCX/published/niveau3/Dutch/EMArtis.docx
@@ -1019,29 +1019,13 @@
             <w:rPr>
               <w:rStyle w:val="Hyperlink"/>
             </w:rPr>
-            <w:t xml:space="preserve"> het Etnografi</w:t>
+            <w:t xml:space="preserve"> het Etnografis</w:t>
           </w:r>
         </w:hyperlink>
       </w:r>
       <w:r>
         <w:rPr>
-          <w:rFonts w:ascii="Charis SIL Regular" w:hAnsi="Charis SIL Regular" w:eastAsia="Charis SIL Regular"/>
-          <w:b w:val="0"/>
-          <w:i w:val="0"/>
-          <w:color w:val="000000"/>
-          <w:sz w:val="24"/>
-        </w:rPr>
-        <w:hyperlink r:id="rId12" w:history="1">
-          <w:r>
-            <w:rPr>
-              <w:rStyle w:val="Hyperlink"/>
-            </w:rPr>
-            <w:t>s</w:t>
-          </w:r>
-        </w:hyperlink>
-      </w:r>
-      <w:r>
-        <w:rPr>
+          <w:u w:val="single" w:color="0000ff"/>
           <w:rFonts w:ascii="Charis SIL Regular" w:hAnsi="Charis SIL Regular" w:eastAsia="Charis SIL Regular"/>
           <w:b w:val="0"/>
           <w:i w:val="0"/>
@@ -1082,7 +1066,7 @@
             <w:rPr>
               <w:rStyle w:val="Hyperlink"/>
             </w:rPr>
-            <w:t xml:space="preserve"> Museum A</w:t>
+            <w:t xml:space="preserve"> Museum </w:t>
           </w:r>
         </w:hyperlink>
       </w:r>
@@ -1094,7 +1078,7 @@
           <w:color w:val="000000"/>
           <w:sz w:val="24"/>
         </w:rPr>
-        <w:t xml:space="preserve">rtis een </w:t>
+        <w:t xml:space="preserve">Artis een </w:t>
       </w:r>
       <w:r>
         <w:rPr>
@@ -1481,7 +1465,6 @@
       </w:r>
       <w:r>
         <w:rPr>
-          <w:u w:val="single" w:color="0000ff"/>
           <w:rFonts w:ascii="Charis SIL Regular" w:hAnsi="Charis SIL Regular" w:eastAsia="Charis SIL Regular"/>
           <w:b w:val="0"/>
           <w:i w:val="0"/>
@@ -3566,7 +3549,7 @@
           <w:sz w:val="24"/>
           <w:u w:val="single"/>
         </w:rPr>
-        <w:hyperlink r:id="rId21" w:history="1">
+        <w:hyperlink r:id="rId20" w:history="1">
           <w:r>
             <w:rPr>
               <w:rStyle w:val="Hyperlink"/>
@@ -3613,7 +3596,7 @@
           <w:sz w:val="24"/>
           <w:u w:val="single"/>
         </w:rPr>
-        <w:hyperlink r:id="rId21" w:history="1">
+        <w:hyperlink r:id="rId20" w:history="1">
           <w:r>
             <w:rPr>
               <w:rStyle w:val="Hyperlink"/>
@@ -3624,7 +3607,6 @@
       </w:r>
       <w:r>
         <w:rPr>
-          <w:u w:val="single" w:color="0000ff"/>
           <w:rFonts w:ascii="Charis SIL Regular" w:hAnsi="Charis SIL Regular" w:eastAsia="Charis SIL Regular"/>
           <w:b w:val="0"/>
           <w:i w:val="0"/>
@@ -3654,7 +3636,7 @@
             <w:rPr>
               <w:rStyle w:val="Hyperlink"/>
             </w:rPr>
-            <w:t xml:space="preserve">ISBN </w:t>
+            <w:t>ISBN</w:t>
           </w:r>
         </w:hyperlink>
       </w:r>
@@ -3667,7 +3649,18 @@
           <w:sz w:val="24"/>
           <w:u w:val="single"/>
         </w:rPr>
-        <w:hyperlink r:id="rId22" w:history="1">
+        <w:t xml:space="preserve"> </w:t>
+      </w:r>
+      <w:r>
+        <w:rPr>
+          <w:rFonts w:ascii="Charis SIL Regular" w:hAnsi="Charis SIL Regular" w:eastAsia="Charis SIL Regular"/>
+          <w:b w:val="0"/>
+          <w:i w:val="0"/>
+          <w:color w:val="0000FF"/>
+          <w:sz w:val="24"/>
+          <w:u w:val="single"/>
+        </w:rPr>
+        <w:hyperlink r:id="rId20" w:history="1">
           <w:r>
             <w:rPr>
               <w:rStyle w:val="Hyperlink"/>
@@ -3785,7 +3778,7 @@
           <w:sz w:val="24"/>
           <w:u w:val="single"/>
         </w:rPr>
-        <w:hyperlink r:id="rId23" w:history="1">
+        <w:hyperlink r:id="rId21" w:history="1">
           <w:r>
             <w:rPr>
               <w:rStyle w:val="Hyperlink"/>
@@ -3803,7 +3796,7 @@
           <w:sz w:val="24"/>
           <w:u w:val="single"/>
         </w:rPr>
-        <w:hyperlink r:id="rId23" w:history="1">
+        <w:hyperlink r:id="rId21" w:history="1">
           <w:r>
             <w:rPr>
               <w:rStyle w:val="Hyperlink"/>
@@ -3821,7 +3814,7 @@
           <w:sz w:val="24"/>
           <w:u w:val="single"/>
         </w:rPr>
-        <w:hyperlink r:id="rId23" w:history="1">
+        <w:hyperlink r:id="rId21" w:history="1">
           <w:r>
             <w:rPr>
               <w:rStyle w:val="Hyperlink"/>
@@ -3839,7 +3832,7 @@
           <w:sz w:val="24"/>
           <w:u w:val="single"/>
         </w:rPr>
-        <w:hyperlink r:id="rId23" w:history="1">
+        <w:hyperlink r:id="rId21" w:history="1">
           <w:r>
             <w:rPr>
               <w:rStyle w:val="Hyperlink"/>
@@ -3867,7 +3860,7 @@
           <w:sz w:val="24"/>
           <w:u w:val="single"/>
         </w:rPr>
-        <w:hyperlink r:id="rId23" w:history="1">
+        <w:hyperlink r:id="rId21" w:history="1">
           <w:r>
             <w:rPr>
               <w:rStyle w:val="Hyperlink"/>
@@ -3885,7 +3878,7 @@
           <w:sz w:val="24"/>
           <w:u w:val="single"/>
         </w:rPr>
-        <w:hyperlink r:id="rId23" w:history="1">
+        <w:hyperlink r:id="rId21" w:history="1">
           <w:r>
             <w:rPr>
               <w:rStyle w:val="Hyperlink"/>
@@ -3914,7 +3907,7 @@
           <w:sz w:val="24"/>
           <w:u w:val="single"/>
         </w:rPr>
-        <w:hyperlink r:id="rId23" w:history="1">
+        <w:hyperlink r:id="rId21" w:history="1">
           <w:r>
             <w:rPr>
               <w:rStyle w:val="Hyperlink"/>
@@ -4042,7 +4035,7 @@
           <w:sz w:val="24"/>
           <w:u w:val="single"/>
         </w:rPr>
-        <w:hyperlink r:id="rId24" w:history="1">
+        <w:hyperlink r:id="rId22" w:history="1">
           <w:r>
             <w:rPr>
               <w:rStyle w:val="Hyperlink"/>
@@ -4060,7 +4053,7 @@
           <w:sz w:val="24"/>
           <w:u w:val="single"/>
         </w:rPr>
-        <w:hyperlink r:id="rId24" w:history="1">
+        <w:hyperlink r:id="rId22" w:history="1">
           <w:r>
             <w:rPr>
               <w:rStyle w:val="Hyperlink"/>
@@ -4078,7 +4071,7 @@
           <w:sz w:val="24"/>
           <w:u w:val="single"/>
         </w:rPr>
-        <w:hyperlink r:id="rId24" w:history="1">
+        <w:hyperlink r:id="rId22" w:history="1">
           <w:r>
             <w:rPr>
               <w:rStyle w:val="Hyperlink"/>
@@ -4096,7 +4089,7 @@
           <w:sz w:val="24"/>
           <w:u w:val="single"/>
         </w:rPr>
-        <w:hyperlink r:id="rId24" w:history="1">
+        <w:hyperlink r:id="rId22" w:history="1">
           <w:r>
             <w:rPr>
               <w:rStyle w:val="Hyperlink"/>
@@ -4117,7 +4110,7 @@
           <w:sz w:val="24"/>
           <w:u w:val="single"/>
         </w:rPr>
-        <w:hyperlink r:id="rId24" w:history="1">
+        <w:hyperlink r:id="rId22" w:history="1">
           <w:r>
             <w:rPr>
               <w:rStyle w:val="Hyperlink"/>
@@ -4135,7 +4128,7 @@
           <w:sz w:val="24"/>
           <w:u w:val="single"/>
         </w:rPr>
-        <w:hyperlink r:id="rId24" w:history="1">
+        <w:hyperlink r:id="rId22" w:history="1">
           <w:r>
             <w:rPr>
               <w:rStyle w:val="Hyperlink"/>
@@ -4153,7 +4146,7 @@
           <w:sz w:val="24"/>
           <w:u w:val="single"/>
         </w:rPr>
-        <w:hyperlink r:id="rId24" w:history="1">
+        <w:hyperlink r:id="rId22" w:history="1">
           <w:r>
             <w:rPr>
               <w:rStyle w:val="Hyperlink"/>
@@ -4171,7 +4164,7 @@
           <w:sz w:val="24"/>
           <w:u w:val="single"/>
         </w:rPr>
-        <w:hyperlink r:id="rId24" w:history="1">
+        <w:hyperlink r:id="rId22" w:history="1">
           <w:r>
             <w:rPr>
               <w:rStyle w:val="Hyperlink"/>
@@ -4189,7 +4182,7 @@
           <w:sz w:val="24"/>
           <w:u w:val="single"/>
         </w:rPr>
-        <w:hyperlink r:id="rId24" w:history="1">
+        <w:hyperlink r:id="rId22" w:history="1">
           <w:r>
             <w:rPr>
               <w:rStyle w:val="Hyperlink"/>
@@ -4207,7 +4200,7 @@
           <w:sz w:val="24"/>
           <w:u w:val="single"/>
         </w:rPr>
-        <w:hyperlink r:id="rId24" w:history="1">
+        <w:hyperlink r:id="rId22" w:history="1">
           <w:r>
             <w:rPr>
               <w:rStyle w:val="Hyperlink"/>
@@ -4235,7 +4228,7 @@
           <w:sz w:val="24"/>
           <w:u w:val="single"/>
         </w:rPr>
-        <w:hyperlink r:id="rId25" w:history="1">
+        <w:hyperlink r:id="rId23" w:history="1">
           <w:r>
             <w:rPr>
               <w:rStyle w:val="Hyperlink"/>
@@ -4282,7 +4275,7 @@
           <w:sz w:val="24"/>
           <w:u w:val="single"/>
         </w:rPr>
-        <w:hyperlink r:id="rId25" w:history="1">
+        <w:hyperlink r:id="rId23" w:history="1">
           <w:r>
             <w:rPr>
               <w:rStyle w:val="Hyperlink"/>
@@ -4390,7 +4383,7 @@
           <w:sz w:val="24"/>
           <w:u w:val="single"/>
         </w:rPr>
-        <w:hyperlink r:id="rId26" w:history="1">
+        <w:hyperlink r:id="rId24" w:history="1">
           <w:r>
             <w:rPr>
               <w:rStyle w:val="Hyperlink"/>
@@ -4408,7 +4401,7 @@
           <w:sz w:val="24"/>
           <w:u w:val="single"/>
         </w:rPr>
-        <w:hyperlink r:id="rId26" w:history="1">
+        <w:hyperlink r:id="rId24" w:history="1">
           <w:r>
             <w:rPr>
               <w:rStyle w:val="Hyperlink"/>
@@ -4426,7 +4419,7 @@
           <w:sz w:val="24"/>
           <w:u w:val="single"/>
         </w:rPr>
-        <w:hyperlink r:id="rId26" w:history="1">
+        <w:hyperlink r:id="rId24" w:history="1">
           <w:r>
             <w:rPr>
               <w:rStyle w:val="Hyperlink"/>
@@ -4444,7 +4437,7 @@
           <w:sz w:val="24"/>
           <w:u w:val="single"/>
         </w:rPr>
-        <w:hyperlink r:id="rId26" w:history="1">
+        <w:hyperlink r:id="rId24" w:history="1">
           <w:r>
             <w:rPr>
               <w:rStyle w:val="Hyperlink"/>
@@ -4472,7 +4465,7 @@
           <w:sz w:val="24"/>
           <w:u w:val="single"/>
         </w:rPr>
-        <w:hyperlink r:id="rId27" w:history="1">
+        <w:hyperlink r:id="rId24" w:history="1">
           <w:r>
             <w:rPr>
               <w:rStyle w:val="Hyperlink"/>
@@ -4490,7 +4483,7 @@
           <w:sz w:val="24"/>
           <w:u w:val="single"/>
         </w:rPr>
-        <w:hyperlink r:id="rId26" w:history="1">
+        <w:hyperlink r:id="rId24" w:history="1">
           <w:r>
             <w:rPr>
               <w:rStyle w:val="Hyperlink"/>
@@ -4519,7 +4512,7 @@
           <w:sz w:val="24"/>
           <w:u w:val="single"/>
         </w:rPr>
-        <w:hyperlink r:id="rId27" w:history="1">
+        <w:hyperlink r:id="rId24" w:history="1">
           <w:r>
             <w:rPr>
               <w:rStyle w:val="Hyperlink"/>

--- a/EXPORTS/DOCX/published/niveau3/Dutch/EMArtis.docx
+++ b/EXPORTS/DOCX/published/niveau3/Dutch/EMArtis.docx
@@ -498,153 +498,17 @@
           <w:color w:val="000000"/>
           <w:sz w:val="24"/>
         </w:rPr>
-        <w:t>, oftewel de Wereldtentoonst</w:t>
-      </w:r>
-      <w:r>
-        <w:rPr>
-          <w:u w:val="single" w:color="0000ff"/>
+        <w:t xml:space="preserve">, oftewel de Wereldtentoonstelling, van 1883 en voorwerpen die werden </w:t>
+      </w:r>
+      <w:r>
+        <w:rPr>
           <w:rFonts w:ascii="Charis SIL Regular" w:hAnsi="Charis SIL Regular" w:eastAsia="Charis SIL Regular"/>
           <w:b w:val="0"/>
           <w:i w:val="0"/>
           <w:color w:val="000000"/>
           <w:sz w:val="24"/>
         </w:rPr>
-        <w:hyperlink r:id="rId10" w:history="1">
-          <w:r>
-            <w:rPr>
-              <w:rStyle w:val="Hyperlink"/>
-            </w:rPr>
-            <w:t>elling, van 18</w:t>
-          </w:r>
-        </w:hyperlink>
-      </w:r>
-      <w:r>
-        <w:rPr>
-          <w:u w:val="single" w:color="0000ff"/>
-          <w:rFonts w:ascii="Charis SIL Regular" w:hAnsi="Charis SIL Regular" w:eastAsia="Charis SIL Regular"/>
-          <w:b w:val="0"/>
-          <w:i w:val="0"/>
-          <w:color w:val="000000"/>
-          <w:sz w:val="24"/>
-        </w:rPr>
-        <w:hyperlink r:id="rId10" w:history="1">
-          <w:r>
-            <w:rPr>
-              <w:rStyle w:val="Hyperlink"/>
-            </w:rPr>
-            <w:t>8</w:t>
-          </w:r>
-        </w:hyperlink>
-      </w:r>
-      <w:r>
-        <w:rPr>
-          <w:u w:val="single" w:color="0000ff"/>
-          <w:rFonts w:ascii="Charis SIL Regular" w:hAnsi="Charis SIL Regular" w:eastAsia="Charis SIL Regular"/>
-          <w:b w:val="0"/>
-          <w:i w:val="0"/>
-          <w:color w:val="000000"/>
-          <w:sz w:val="24"/>
-        </w:rPr>
-        <w:hyperlink r:id="rId10" w:history="1">
-          <w:r>
-            <w:rPr>
-              <w:rStyle w:val="Hyperlink"/>
-            </w:rPr>
-            <w:t>3 en voor</w:t>
-          </w:r>
-        </w:hyperlink>
-      </w:r>
-      <w:r>
-        <w:rPr>
-          <w:u w:val="single" w:color="0000ff"/>
-          <w:rFonts w:ascii="Charis SIL Regular" w:hAnsi="Charis SIL Regular" w:eastAsia="Charis SIL Regular"/>
-          <w:b w:val="0"/>
-          <w:i w:val="0"/>
-          <w:color w:val="000000"/>
-          <w:sz w:val="24"/>
-        </w:rPr>
-        <w:hyperlink r:id="rId10" w:history="1">
-          <w:r>
-            <w:rPr>
-              <w:rStyle w:val="Hyperlink"/>
-            </w:rPr>
-            <w:t>we</w:t>
-          </w:r>
-        </w:hyperlink>
-      </w:r>
-      <w:r>
-        <w:rPr>
-          <w:u w:val="single" w:color="0000ff"/>
-          <w:rFonts w:ascii="Charis SIL Regular" w:hAnsi="Charis SIL Regular" w:eastAsia="Charis SIL Regular"/>
-          <w:b w:val="0"/>
-          <w:i w:val="0"/>
-          <w:color w:val="000000"/>
-          <w:sz w:val="24"/>
-        </w:rPr>
-        <w:hyperlink r:id="rId10" w:history="1">
-          <w:r>
-            <w:rPr>
-              <w:rStyle w:val="Hyperlink"/>
-            </w:rPr>
-            <w:t>r</w:t>
-          </w:r>
-        </w:hyperlink>
-      </w:r>
-      <w:r>
-        <w:rPr>
-          <w:u w:val="single" w:color="0000ff"/>
-          <w:rFonts w:ascii="Charis SIL Regular" w:hAnsi="Charis SIL Regular" w:eastAsia="Charis SIL Regular"/>
-          <w:b w:val="0"/>
-          <w:i w:val="0"/>
-          <w:color w:val="000000"/>
-          <w:sz w:val="24"/>
-        </w:rPr>
-        <w:hyperlink r:id="rId10" w:history="1">
-          <w:r>
-            <w:rPr>
-              <w:rStyle w:val="Hyperlink"/>
-            </w:rPr>
-            <w:t>pen die werde</w:t>
-          </w:r>
-        </w:hyperlink>
-      </w:r>
-      <w:r>
-        <w:rPr>
-          <w:rFonts w:ascii="Charis SIL Regular" w:hAnsi="Charis SIL Regular" w:eastAsia="Charis SIL Regular"/>
-          <w:b w:val="0"/>
-          <w:i w:val="0"/>
-          <w:color w:val="000000"/>
-          <w:sz w:val="24"/>
-        </w:rPr>
-        <w:t xml:space="preserve">n </w:t>
-      </w:r>
-      <w:r>
-        <w:rPr>
-          <w:u w:val="single" w:color="0000ff"/>
-          <w:rFonts w:ascii="Charis SIL Regular" w:hAnsi="Charis SIL Regular" w:eastAsia="Charis SIL Regular"/>
-          <w:b w:val="0"/>
-          <w:i w:val="0"/>
-          <w:color w:val="000000"/>
-          <w:sz w:val="24"/>
-        </w:rPr>
-        <w:hyperlink r:id="rId10" w:history="1">
-          <w:r>
-            <w:rPr>
-              <w:rStyle w:val="Hyperlink"/>
-            </w:rPr>
-            <w:t>verzameld door</w:t>
-          </w:r>
-        </w:hyperlink>
-      </w:r>
-      <w:r>
-        <w:rPr>
-          <w:rFonts w:ascii="Charis SIL Regular" w:hAnsi="Charis SIL Regular" w:eastAsia="Charis SIL Regular"/>
-          <w:b w:val="0"/>
-          <w:i w:val="0"/>
-          <w:color w:val="000000"/>
-          <w:sz w:val="24"/>
-        </w:rPr>
-        <w:t xml:space="preserve"> het </w:t>
+        <w:t xml:space="preserve">verzameld door het </w:t>
       </w:r>
       <w:r>
         <w:rPr>
@@ -1019,13 +883,29 @@
             <w:rPr>
               <w:rStyle w:val="Hyperlink"/>
             </w:rPr>
-            <w:t xml:space="preserve"> het Etnografis</w:t>
+            <w:t xml:space="preserve"> het Etnografi</w:t>
           </w:r>
         </w:hyperlink>
       </w:r>
       <w:r>
         <w:rPr>
-          <w:u w:val="single" w:color="0000ff"/>
+          <w:rFonts w:ascii="Charis SIL Regular" w:hAnsi="Charis SIL Regular" w:eastAsia="Charis SIL Regular"/>
+          <w:b w:val="0"/>
+          <w:i w:val="0"/>
+          <w:color w:val="000000"/>
+          <w:sz w:val="24"/>
+        </w:rPr>
+        <w:hyperlink r:id="rId12" w:history="1">
+          <w:r>
+            <w:rPr>
+              <w:rStyle w:val="Hyperlink"/>
+            </w:rPr>
+            <w:t>s</w:t>
+          </w:r>
+        </w:hyperlink>
+      </w:r>
+      <w:r>
+        <w:rPr>
           <w:rFonts w:ascii="Charis SIL Regular" w:hAnsi="Charis SIL Regular" w:eastAsia="Charis SIL Regular"/>
           <w:b w:val="0"/>
           <w:i w:val="0"/>
@@ -1066,7 +946,7 @@
             <w:rPr>
               <w:rStyle w:val="Hyperlink"/>
             </w:rPr>
-            <w:t xml:space="preserve"> Museum </w:t>
+            <w:t xml:space="preserve"> Museum A</w:t>
           </w:r>
         </w:hyperlink>
       </w:r>
@@ -1078,7 +958,7 @@
           <w:color w:val="000000"/>
           <w:sz w:val="24"/>
         </w:rPr>
-        <w:t xml:space="preserve">Artis een </w:t>
+        <w:t xml:space="preserve">rtis een </w:t>
       </w:r>
       <w:r>
         <w:rPr>
@@ -1447,31 +1327,13 @@
       </w:r>
       <w:r>
         <w:rPr>
-          <w:u w:val="single" w:color="0000ff"/>
           <w:rFonts w:ascii="Charis SIL Regular" w:hAnsi="Charis SIL Regular" w:eastAsia="Charis SIL Regular"/>
           <w:b w:val="0"/>
           <w:i w:val="0"/>
           <w:color w:val="000000"/>
           <w:sz w:val="24"/>
         </w:rPr>
-        <w:hyperlink r:id="rId14" w:history="1">
-          <w:r>
-            <w:rPr>
-              <w:rStyle w:val="Hyperlink"/>
-            </w:rPr>
-            <w:t>met de naa</w:t>
-          </w:r>
-        </w:hyperlink>
-      </w:r>
-      <w:r>
-        <w:rPr>
-          <w:rFonts w:ascii="Charis SIL Regular" w:hAnsi="Charis SIL Regular" w:eastAsia="Charis SIL Regular"/>
-          <w:b w:val="0"/>
-          <w:i w:val="0"/>
-          <w:color w:val="000000"/>
-          <w:sz w:val="24"/>
-        </w:rPr>
-        <w:t>m</w:t>
+        <w:t>met de naam</w:t>
       </w:r>
       <w:r>
         <w:rPr>
@@ -2097,7 +1959,6 @@
       </w:r>
       <w:r>
         <w:rPr>
-          <w:u w:val="single" w:color="0000ff"/>
           <w:rFonts w:ascii="Charis SIL Regular" w:hAnsi="Charis SIL Regular" w:eastAsia="Charis SIL Regular"/>
           <w:b w:val="0"/>
           <w:i w:val="0"/>
@@ -3549,7 +3410,7 @@
           <w:sz w:val="24"/>
           <w:u w:val="single"/>
         </w:rPr>
-        <w:hyperlink r:id="rId20" w:history="1">
+        <w:hyperlink r:id="rId21" w:history="1">
           <w:r>
             <w:rPr>
               <w:rStyle w:val="Hyperlink"/>
@@ -3567,7 +3428,7 @@
           <w:sz w:val="24"/>
           <w:u w:val="single"/>
         </w:rPr>
-        <w:hyperlink r:id="rId20" w:history="1">
+        <w:hyperlink r:id="rId21" w:history="1">
           <w:r>
             <w:rPr>
               <w:rStyle w:val="Hyperlink"/>
@@ -3596,7 +3457,7 @@
           <w:sz w:val="24"/>
           <w:u w:val="single"/>
         </w:rPr>
-        <w:hyperlink r:id="rId20" w:history="1">
+        <w:hyperlink r:id="rId21" w:history="1">
           <w:r>
             <w:rPr>
               <w:rStyle w:val="Hyperlink"/>
@@ -3613,14 +3474,7 @@
           <w:color w:val="000000"/>
           <w:sz w:val="24"/>
         </w:rPr>
-        <w:hyperlink r:id="rId20" w:history="1">
-          <w:r>
-            <w:rPr>
-              <w:rStyle w:val="Hyperlink"/>
-            </w:rPr>
-            <w:t xml:space="preserve">, </w:t>
-          </w:r>
-        </w:hyperlink>
+        <w:t xml:space="preserve">, </w:t>
       </w:r>
       <w:r>
         <w:rPr>
@@ -3631,7 +3485,7 @@
           <w:sz w:val="24"/>
           <w:u w:val="single"/>
         </w:rPr>
-        <w:hyperlink r:id="rId20" w:history="1">
+        <w:hyperlink r:id="rId22" w:history="1">
           <w:r>
             <w:rPr>
               <w:rStyle w:val="Hyperlink"/>
@@ -3660,7 +3514,7 @@
           <w:sz w:val="24"/>
           <w:u w:val="single"/>
         </w:rPr>
-        <w:hyperlink r:id="rId20" w:history="1">
+        <w:hyperlink r:id="rId22" w:history="1">
           <w:r>
             <w:rPr>
               <w:rStyle w:val="Hyperlink"/>
@@ -3778,7 +3632,7 @@
           <w:sz w:val="24"/>
           <w:u w:val="single"/>
         </w:rPr>
-        <w:hyperlink r:id="rId21" w:history="1">
+        <w:hyperlink r:id="rId23" w:history="1">
           <w:r>
             <w:rPr>
               <w:rStyle w:val="Hyperlink"/>
@@ -3796,7 +3650,7 @@
           <w:sz w:val="24"/>
           <w:u w:val="single"/>
         </w:rPr>
-        <w:hyperlink r:id="rId21" w:history="1">
+        <w:hyperlink r:id="rId23" w:history="1">
           <w:r>
             <w:rPr>
               <w:rStyle w:val="Hyperlink"/>
@@ -3814,7 +3668,7 @@
           <w:sz w:val="24"/>
           <w:u w:val="single"/>
         </w:rPr>
-        <w:hyperlink r:id="rId21" w:history="1">
+        <w:hyperlink r:id="rId23" w:history="1">
           <w:r>
             <w:rPr>
               <w:rStyle w:val="Hyperlink"/>
@@ -3832,7 +3686,7 @@
           <w:sz w:val="24"/>
           <w:u w:val="single"/>
         </w:rPr>
-        <w:hyperlink r:id="rId21" w:history="1">
+        <w:hyperlink r:id="rId23" w:history="1">
           <w:r>
             <w:rPr>
               <w:rStyle w:val="Hyperlink"/>
@@ -3860,7 +3714,7 @@
           <w:sz w:val="24"/>
           <w:u w:val="single"/>
         </w:rPr>
-        <w:hyperlink r:id="rId21" w:history="1">
+        <w:hyperlink r:id="rId24" w:history="1">
           <w:r>
             <w:rPr>
               <w:rStyle w:val="Hyperlink"/>
@@ -3878,7 +3732,7 @@
           <w:sz w:val="24"/>
           <w:u w:val="single"/>
         </w:rPr>
-        <w:hyperlink r:id="rId21" w:history="1">
+        <w:hyperlink r:id="rId24" w:history="1">
           <w:r>
             <w:rPr>
               <w:rStyle w:val="Hyperlink"/>
@@ -3907,7 +3761,7 @@
           <w:sz w:val="24"/>
           <w:u w:val="single"/>
         </w:rPr>
-        <w:hyperlink r:id="rId21" w:history="1">
+        <w:hyperlink r:id="rId24" w:history="1">
           <w:r>
             <w:rPr>
               <w:rStyle w:val="Hyperlink"/>
@@ -4035,7 +3889,7 @@
           <w:sz w:val="24"/>
           <w:u w:val="single"/>
         </w:rPr>
-        <w:hyperlink r:id="rId22" w:history="1">
+        <w:hyperlink r:id="rId25" w:history="1">
           <w:r>
             <w:rPr>
               <w:rStyle w:val="Hyperlink"/>
@@ -4053,7 +3907,7 @@
           <w:sz w:val="24"/>
           <w:u w:val="single"/>
         </w:rPr>
-        <w:hyperlink r:id="rId22" w:history="1">
+        <w:hyperlink r:id="rId25" w:history="1">
           <w:r>
             <w:rPr>
               <w:rStyle w:val="Hyperlink"/>
@@ -4071,7 +3925,7 @@
           <w:sz w:val="24"/>
           <w:u w:val="single"/>
         </w:rPr>
-        <w:hyperlink r:id="rId22" w:history="1">
+        <w:hyperlink r:id="rId25" w:history="1">
           <w:r>
             <w:rPr>
               <w:rStyle w:val="Hyperlink"/>
@@ -4089,7 +3943,7 @@
           <w:sz w:val="24"/>
           <w:u w:val="single"/>
         </w:rPr>
-        <w:hyperlink r:id="rId22" w:history="1">
+        <w:hyperlink r:id="rId25" w:history="1">
           <w:r>
             <w:rPr>
               <w:rStyle w:val="Hyperlink"/>
@@ -4110,7 +3964,7 @@
           <w:sz w:val="24"/>
           <w:u w:val="single"/>
         </w:rPr>
-        <w:hyperlink r:id="rId22" w:history="1">
+        <w:hyperlink r:id="rId25" w:history="1">
           <w:r>
             <w:rPr>
               <w:rStyle w:val="Hyperlink"/>
@@ -4128,7 +3982,7 @@
           <w:sz w:val="24"/>
           <w:u w:val="single"/>
         </w:rPr>
-        <w:hyperlink r:id="rId22" w:history="1">
+        <w:hyperlink r:id="rId25" w:history="1">
           <w:r>
             <w:rPr>
               <w:rStyle w:val="Hyperlink"/>
@@ -4146,7 +4000,7 @@
           <w:sz w:val="24"/>
           <w:u w:val="single"/>
         </w:rPr>
-        <w:hyperlink r:id="rId22" w:history="1">
+        <w:hyperlink r:id="rId25" w:history="1">
           <w:r>
             <w:rPr>
               <w:rStyle w:val="Hyperlink"/>
@@ -4164,7 +4018,7 @@
           <w:sz w:val="24"/>
           <w:u w:val="single"/>
         </w:rPr>
-        <w:hyperlink r:id="rId22" w:history="1">
+        <w:hyperlink r:id="rId25" w:history="1">
           <w:r>
             <w:rPr>
               <w:rStyle w:val="Hyperlink"/>
@@ -4182,7 +4036,7 @@
           <w:sz w:val="24"/>
           <w:u w:val="single"/>
         </w:rPr>
-        <w:hyperlink r:id="rId22" w:history="1">
+        <w:hyperlink r:id="rId25" w:history="1">
           <w:r>
             <w:rPr>
               <w:rStyle w:val="Hyperlink"/>
@@ -4200,7 +4054,7 @@
           <w:sz w:val="24"/>
           <w:u w:val="single"/>
         </w:rPr>
-        <w:hyperlink r:id="rId22" w:history="1">
+        <w:hyperlink r:id="rId25" w:history="1">
           <w:r>
             <w:rPr>
               <w:rStyle w:val="Hyperlink"/>
@@ -4228,7 +4082,7 @@
           <w:sz w:val="24"/>
           <w:u w:val="single"/>
         </w:rPr>
-        <w:hyperlink r:id="rId23" w:history="1">
+        <w:hyperlink r:id="rId26" w:history="1">
           <w:r>
             <w:rPr>
               <w:rStyle w:val="Hyperlink"/>
@@ -4275,7 +4129,7 @@
           <w:sz w:val="24"/>
           <w:u w:val="single"/>
         </w:rPr>
-        <w:hyperlink r:id="rId23" w:history="1">
+        <w:hyperlink r:id="rId26" w:history="1">
           <w:r>
             <w:rPr>
               <w:rStyle w:val="Hyperlink"/>
@@ -4383,7 +4237,7 @@
           <w:sz w:val="24"/>
           <w:u w:val="single"/>
         </w:rPr>
-        <w:hyperlink r:id="rId24" w:history="1">
+        <w:hyperlink r:id="rId27" w:history="1">
           <w:r>
             <w:rPr>
               <w:rStyle w:val="Hyperlink"/>
@@ -4401,7 +4255,7 @@
           <w:sz w:val="24"/>
           <w:u w:val="single"/>
         </w:rPr>
-        <w:hyperlink r:id="rId24" w:history="1">
+        <w:hyperlink r:id="rId27" w:history="1">
           <w:r>
             <w:rPr>
               <w:rStyle w:val="Hyperlink"/>
@@ -4419,7 +4273,7 @@
           <w:sz w:val="24"/>
           <w:u w:val="single"/>
         </w:rPr>
-        <w:hyperlink r:id="rId24" w:history="1">
+        <w:hyperlink r:id="rId27" w:history="1">
           <w:r>
             <w:rPr>
               <w:rStyle w:val="Hyperlink"/>
@@ -4437,7 +4291,7 @@
           <w:sz w:val="24"/>
           <w:u w:val="single"/>
         </w:rPr>
-        <w:hyperlink r:id="rId24" w:history="1">
+        <w:hyperlink r:id="rId27" w:history="1">
           <w:r>
             <w:rPr>
               <w:rStyle w:val="Hyperlink"/>
@@ -4465,7 +4319,7 @@
           <w:sz w:val="24"/>
           <w:u w:val="single"/>
         </w:rPr>
-        <w:hyperlink r:id="rId24" w:history="1">
+        <w:hyperlink r:id="rId28" w:history="1">
           <w:r>
             <w:rPr>
               <w:rStyle w:val="Hyperlink"/>
@@ -4483,7 +4337,7 @@
           <w:sz w:val="24"/>
           <w:u w:val="single"/>
         </w:rPr>
-        <w:hyperlink r:id="rId24" w:history="1">
+        <w:hyperlink r:id="rId28" w:history="1">
           <w:r>
             <w:rPr>
               <w:rStyle w:val="Hyperlink"/>
@@ -4512,7 +4366,7 @@
           <w:sz w:val="24"/>
           <w:u w:val="single"/>
         </w:rPr>
-        <w:hyperlink r:id="rId24" w:history="1">
+        <w:hyperlink r:id="rId28" w:history="1">
           <w:r>
             <w:rPr>
               <w:rStyle w:val="Hyperlink"/>

--- a/EXPORTS/DOCX/published/niveau3/Dutch/EMArtis.docx
+++ b/EXPORTS/DOCX/published/niveau3/Dutch/EMArtis.docx
@@ -498,7 +498,125 @@
           <w:color w:val="000000"/>
           <w:sz w:val="24"/>
         </w:rPr>
-        <w:t xml:space="preserve">, oftewel de Wereldtentoonstelling, van 1883 en voorwerpen die werden </w:t>
+        <w:t>, oftewel de Wereldtentoonst</w:t>
+      </w:r>
+      <w:r>
+        <w:rPr>
+          <w:u w:val="single" w:color="0000ff"/>
+          <w:rFonts w:ascii="Charis SIL Regular" w:hAnsi="Charis SIL Regular" w:eastAsia="Charis SIL Regular"/>
+          <w:b w:val="0"/>
+          <w:i w:val="0"/>
+          <w:color w:val="000000"/>
+          <w:sz w:val="24"/>
+        </w:rPr>
+        <w:hyperlink r:id="rId10" w:history="1">
+          <w:r>
+            <w:rPr>
+              <w:rStyle w:val="Hyperlink"/>
+            </w:rPr>
+            <w:t>elling, van 18</w:t>
+          </w:r>
+        </w:hyperlink>
+      </w:r>
+      <w:r>
+        <w:rPr>
+          <w:u w:val="single" w:color="0000ff"/>
+          <w:rFonts w:ascii="Charis SIL Regular" w:hAnsi="Charis SIL Regular" w:eastAsia="Charis SIL Regular"/>
+          <w:b w:val="0"/>
+          <w:i w:val="0"/>
+          <w:color w:val="000000"/>
+          <w:sz w:val="24"/>
+        </w:rPr>
+        <w:hyperlink r:id="rId10" w:history="1">
+          <w:r>
+            <w:rPr>
+              <w:rStyle w:val="Hyperlink"/>
+            </w:rPr>
+            <w:t>8</w:t>
+          </w:r>
+        </w:hyperlink>
+      </w:r>
+      <w:r>
+        <w:rPr>
+          <w:u w:val="single" w:color="0000ff"/>
+          <w:rFonts w:ascii="Charis SIL Regular" w:hAnsi="Charis SIL Regular" w:eastAsia="Charis SIL Regular"/>
+          <w:b w:val="0"/>
+          <w:i w:val="0"/>
+          <w:color w:val="000000"/>
+          <w:sz w:val="24"/>
+        </w:rPr>
+        <w:hyperlink r:id="rId10" w:history="1">
+          <w:r>
+            <w:rPr>
+              <w:rStyle w:val="Hyperlink"/>
+            </w:rPr>
+            <w:t>3 en voor</w:t>
+          </w:r>
+        </w:hyperlink>
+      </w:r>
+      <w:r>
+        <w:rPr>
+          <w:u w:val="single" w:color="0000ff"/>
+          <w:rFonts w:ascii="Charis SIL Regular" w:hAnsi="Charis SIL Regular" w:eastAsia="Charis SIL Regular"/>
+          <w:b w:val="0"/>
+          <w:i w:val="0"/>
+          <w:color w:val="000000"/>
+          <w:sz w:val="24"/>
+        </w:rPr>
+        <w:hyperlink r:id="rId10" w:history="1">
+          <w:r>
+            <w:rPr>
+              <w:rStyle w:val="Hyperlink"/>
+            </w:rPr>
+            <w:t>we</w:t>
+          </w:r>
+        </w:hyperlink>
+      </w:r>
+      <w:r>
+        <w:rPr>
+          <w:u w:val="single" w:color="0000ff"/>
+          <w:rFonts w:ascii="Charis SIL Regular" w:hAnsi="Charis SIL Regular" w:eastAsia="Charis SIL Regular"/>
+          <w:b w:val="0"/>
+          <w:i w:val="0"/>
+          <w:color w:val="000000"/>
+          <w:sz w:val="24"/>
+        </w:rPr>
+        <w:hyperlink r:id="rId10" w:history="1">
+          <w:r>
+            <w:rPr>
+              <w:rStyle w:val="Hyperlink"/>
+            </w:rPr>
+            <w:t>r</w:t>
+          </w:r>
+        </w:hyperlink>
+      </w:r>
+      <w:r>
+        <w:rPr>
+          <w:u w:val="single" w:color="0000ff"/>
+          <w:rFonts w:ascii="Charis SIL Regular" w:hAnsi="Charis SIL Regular" w:eastAsia="Charis SIL Regular"/>
+          <w:b w:val="0"/>
+          <w:i w:val="0"/>
+          <w:color w:val="000000"/>
+          <w:sz w:val="24"/>
+        </w:rPr>
+        <w:hyperlink r:id="rId10" w:history="1">
+          <w:r>
+            <w:rPr>
+              <w:rStyle w:val="Hyperlink"/>
+            </w:rPr>
+            <w:t>pen die werde</w:t>
+          </w:r>
+        </w:hyperlink>
+      </w:r>
+      <w:r>
+        <w:rPr>
+          <w:rFonts w:ascii="Charis SIL Regular" w:hAnsi="Charis SIL Regular" w:eastAsia="Charis SIL Regular"/>
+          <w:b w:val="0"/>
+          <w:i w:val="0"/>
+          <w:color w:val="000000"/>
+          <w:sz w:val="24"/>
+        </w:rPr>
+        <w:t xml:space="preserve">n </w:t>
       </w:r>
       <w:r>
         <w:rPr>
@@ -1327,13 +1445,32 @@
       </w:r>
       <w:r>
         <w:rPr>
+          <w:u w:val="single" w:color="0000ff"/>
           <w:rFonts w:ascii="Charis SIL Regular" w:hAnsi="Charis SIL Regular" w:eastAsia="Charis SIL Regular"/>
           <w:b w:val="0"/>
           <w:i w:val="0"/>
           <w:color w:val="000000"/>
           <w:sz w:val="24"/>
         </w:rPr>
-        <w:t>met de naam</w:t>
+        <w:hyperlink r:id="rId14" w:history="1">
+          <w:r>
+            <w:rPr>
+              <w:rStyle w:val="Hyperlink"/>
+            </w:rPr>
+            <w:t>met de naa</w:t>
+          </w:r>
+        </w:hyperlink>
+      </w:r>
+      <w:r>
+        <w:rPr>
+          <w:u w:val="single" w:color="0000ff"/>
+          <w:rFonts w:ascii="Charis SIL Regular" w:hAnsi="Charis SIL Regular" w:eastAsia="Charis SIL Regular"/>
+          <w:b w:val="0"/>
+          <w:i w:val="0"/>
+          <w:color w:val="000000"/>
+          <w:sz w:val="24"/>
+        </w:rPr>
+        <w:t>m</w:t>
       </w:r>
       <w:r>
         <w:rPr>
@@ -1959,6 +2096,7 @@
       </w:r>
       <w:r>
         <w:rPr>
+          <w:u w:val="single" w:color="0000ff"/>
           <w:rFonts w:ascii="Charis SIL Regular" w:hAnsi="Charis SIL Regular" w:eastAsia="Charis SIL Regular"/>
           <w:b w:val="0"/>
           <w:i w:val="0"/>
@@ -3428,7 +3566,7 @@
           <w:sz w:val="24"/>
           <w:u w:val="single"/>
         </w:rPr>
-        <w:hyperlink r:id="rId21" w:history="1">
+        <w:hyperlink r:id="rId20" w:history="1">
           <w:r>
             <w:rPr>
               <w:rStyle w:val="Hyperlink"/>
@@ -3457,7 +3595,7 @@
           <w:sz w:val="24"/>
           <w:u w:val="single"/>
         </w:rPr>
-        <w:hyperlink r:id="rId21" w:history="1">
+        <w:hyperlink r:id="rId20" w:history="1">
           <w:r>
             <w:rPr>
               <w:rStyle w:val="Hyperlink"/>
@@ -3474,7 +3612,14 @@
           <w:color w:val="000000"/>
           <w:sz w:val="24"/>
         </w:rPr>
-        <w:t xml:space="preserve">, </w:t>
+        <w:hyperlink r:id="rId20" w:history="1">
+          <w:r>
+            <w:rPr>
+              <w:rStyle w:val="Hyperlink"/>
+            </w:rPr>
+            <w:t xml:space="preserve">, </w:t>
+          </w:r>
+        </w:hyperlink>
       </w:r>
       <w:r>
         <w:rPr>
@@ -3485,7 +3630,7 @@
           <w:sz w:val="24"/>
           <w:u w:val="single"/>
         </w:rPr>
-        <w:hyperlink r:id="rId22" w:history="1">
+        <w:hyperlink r:id="rId20" w:history="1">
           <w:r>
             <w:rPr>
               <w:rStyle w:val="Hyperlink"/>
@@ -3514,7 +3659,7 @@
           <w:sz w:val="24"/>
           <w:u w:val="single"/>
         </w:rPr>
-        <w:hyperlink r:id="rId22" w:history="1">
+        <w:hyperlink r:id="rId20" w:history="1">
           <w:r>
             <w:rPr>
               <w:rStyle w:val="Hyperlink"/>
@@ -3632,7 +3777,7 @@
           <w:sz w:val="24"/>
           <w:u w:val="single"/>
         </w:rPr>
-        <w:hyperlink r:id="rId23" w:history="1">
+        <w:hyperlink r:id="rId22" w:history="1">
           <w:r>
             <w:rPr>
               <w:rStyle w:val="Hyperlink"/>
@@ -3650,7 +3795,7 @@
           <w:sz w:val="24"/>
           <w:u w:val="single"/>
         </w:rPr>
-        <w:hyperlink r:id="rId23" w:history="1">
+        <w:hyperlink r:id="rId22" w:history="1">
           <w:r>
             <w:rPr>
               <w:rStyle w:val="Hyperlink"/>
@@ -3668,7 +3813,7 @@
           <w:sz w:val="24"/>
           <w:u w:val="single"/>
         </w:rPr>
-        <w:hyperlink r:id="rId23" w:history="1">
+        <w:hyperlink r:id="rId22" w:history="1">
           <w:r>
             <w:rPr>
               <w:rStyle w:val="Hyperlink"/>
@@ -3686,7 +3831,7 @@
           <w:sz w:val="24"/>
           <w:u w:val="single"/>
         </w:rPr>
-        <w:hyperlink r:id="rId23" w:history="1">
+        <w:hyperlink r:id="rId22" w:history="1">
           <w:r>
             <w:rPr>
               <w:rStyle w:val="Hyperlink"/>
@@ -3714,7 +3859,7 @@
           <w:sz w:val="24"/>
           <w:u w:val="single"/>
         </w:rPr>
-        <w:hyperlink r:id="rId24" w:history="1">
+        <w:hyperlink r:id="rId22" w:history="1">
           <w:r>
             <w:rPr>
               <w:rStyle w:val="Hyperlink"/>
@@ -3732,7 +3877,7 @@
           <w:sz w:val="24"/>
           <w:u w:val="single"/>
         </w:rPr>
-        <w:hyperlink r:id="rId24" w:history="1">
+        <w:hyperlink r:id="rId22" w:history="1">
           <w:r>
             <w:rPr>
               <w:rStyle w:val="Hyperlink"/>
@@ -3761,7 +3906,7 @@
           <w:sz w:val="24"/>
           <w:u w:val="single"/>
         </w:rPr>
-        <w:hyperlink r:id="rId24" w:history="1">
+        <w:hyperlink r:id="rId22" w:history="1">
           <w:r>
             <w:rPr>
               <w:rStyle w:val="Hyperlink"/>
@@ -3889,7 +4034,7 @@
           <w:sz w:val="24"/>
           <w:u w:val="single"/>
         </w:rPr>
-        <w:hyperlink r:id="rId25" w:history="1">
+        <w:hyperlink r:id="rId23" w:history="1">
           <w:r>
             <w:rPr>
               <w:rStyle w:val="Hyperlink"/>
@@ -3907,7 +4052,7 @@
           <w:sz w:val="24"/>
           <w:u w:val="single"/>
         </w:rPr>
-        <w:hyperlink r:id="rId25" w:history="1">
+        <w:hyperlink r:id="rId23" w:history="1">
           <w:r>
             <w:rPr>
               <w:rStyle w:val="Hyperlink"/>
@@ -3925,7 +4070,7 @@
           <w:sz w:val="24"/>
           <w:u w:val="single"/>
         </w:rPr>
-        <w:hyperlink r:id="rId25" w:history="1">
+        <w:hyperlink r:id="rId23" w:history="1">
           <w:r>
             <w:rPr>
               <w:rStyle w:val="Hyperlink"/>
@@ -3943,7 +4088,7 @@
           <w:sz w:val="24"/>
           <w:u w:val="single"/>
         </w:rPr>
-        <w:hyperlink r:id="rId25" w:history="1">
+        <w:hyperlink r:id="rId23" w:history="1">
           <w:r>
             <w:rPr>
               <w:rStyle w:val="Hyperlink"/>
@@ -3964,7 +4109,7 @@
           <w:sz w:val="24"/>
           <w:u w:val="single"/>
         </w:rPr>
-        <w:hyperlink r:id="rId25" w:history="1">
+        <w:hyperlink r:id="rId23" w:history="1">
           <w:r>
             <w:rPr>
               <w:rStyle w:val="Hyperlink"/>
@@ -3982,7 +4127,7 @@
           <w:sz w:val="24"/>
           <w:u w:val="single"/>
         </w:rPr>
-        <w:hyperlink r:id="rId25" w:history="1">
+        <w:hyperlink r:id="rId23" w:history="1">
           <w:r>
             <w:rPr>
               <w:rStyle w:val="Hyperlink"/>
@@ -4000,7 +4145,7 @@
           <w:sz w:val="24"/>
           <w:u w:val="single"/>
         </w:rPr>
-        <w:hyperlink r:id="rId25" w:history="1">
+        <w:hyperlink r:id="rId23" w:history="1">
           <w:r>
             <w:rPr>
               <w:rStyle w:val="Hyperlink"/>
@@ -4018,7 +4163,7 @@
           <w:sz w:val="24"/>
           <w:u w:val="single"/>
         </w:rPr>
-        <w:hyperlink r:id="rId25" w:history="1">
+        <w:hyperlink r:id="rId23" w:history="1">
           <w:r>
             <w:rPr>
               <w:rStyle w:val="Hyperlink"/>
@@ -4036,7 +4181,7 @@
           <w:sz w:val="24"/>
           <w:u w:val="single"/>
         </w:rPr>
-        <w:hyperlink r:id="rId25" w:history="1">
+        <w:hyperlink r:id="rId23" w:history="1">
           <w:r>
             <w:rPr>
               <w:rStyle w:val="Hyperlink"/>
@@ -4054,7 +4199,7 @@
           <w:sz w:val="24"/>
           <w:u w:val="single"/>
         </w:rPr>
-        <w:hyperlink r:id="rId25" w:history="1">
+        <w:hyperlink r:id="rId23" w:history="1">
           <w:r>
             <w:rPr>
               <w:rStyle w:val="Hyperlink"/>
@@ -4082,7 +4227,7 @@
           <w:sz w:val="24"/>
           <w:u w:val="single"/>
         </w:rPr>
-        <w:hyperlink r:id="rId26" w:history="1">
+        <w:hyperlink r:id="rId24" w:history="1">
           <w:r>
             <w:rPr>
               <w:rStyle w:val="Hyperlink"/>
@@ -4129,7 +4274,7 @@
           <w:sz w:val="24"/>
           <w:u w:val="single"/>
         </w:rPr>
-        <w:hyperlink r:id="rId26" w:history="1">
+        <w:hyperlink r:id="rId24" w:history="1">
           <w:r>
             <w:rPr>
               <w:rStyle w:val="Hyperlink"/>
@@ -4237,7 +4382,7 @@
           <w:sz w:val="24"/>
           <w:u w:val="single"/>
         </w:rPr>
-        <w:hyperlink r:id="rId27" w:history="1">
+        <w:hyperlink r:id="rId25" w:history="1">
           <w:r>
             <w:rPr>
               <w:rStyle w:val="Hyperlink"/>
@@ -4255,7 +4400,7 @@
           <w:sz w:val="24"/>
           <w:u w:val="single"/>
         </w:rPr>
-        <w:hyperlink r:id="rId27" w:history="1">
+        <w:hyperlink r:id="rId25" w:history="1">
           <w:r>
             <w:rPr>
               <w:rStyle w:val="Hyperlink"/>
@@ -4273,7 +4418,7 @@
           <w:sz w:val="24"/>
           <w:u w:val="single"/>
         </w:rPr>
-        <w:hyperlink r:id="rId27" w:history="1">
+        <w:hyperlink r:id="rId25" w:history="1">
           <w:r>
             <w:rPr>
               <w:rStyle w:val="Hyperlink"/>
@@ -4291,7 +4436,7 @@
           <w:sz w:val="24"/>
           <w:u w:val="single"/>
         </w:rPr>
-        <w:hyperlink r:id="rId27" w:history="1">
+        <w:hyperlink r:id="rId25" w:history="1">
           <w:r>
             <w:rPr>
               <w:rStyle w:val="Hyperlink"/>
@@ -4319,7 +4464,7 @@
           <w:sz w:val="24"/>
           <w:u w:val="single"/>
         </w:rPr>
-        <w:hyperlink r:id="rId28" w:history="1">
+        <w:hyperlink r:id="rId26" w:history="1">
           <w:r>
             <w:rPr>
               <w:rStyle w:val="Hyperlink"/>
@@ -4337,7 +4482,7 @@
           <w:sz w:val="24"/>
           <w:u w:val="single"/>
         </w:rPr>
-        <w:hyperlink r:id="rId28" w:history="1">
+        <w:hyperlink r:id="rId26" w:history="1">
           <w:r>
             <w:rPr>
               <w:rStyle w:val="Hyperlink"/>
@@ -4366,7 +4511,7 @@
           <w:sz w:val="24"/>
           <w:u w:val="single"/>
         </w:rPr>
-        <w:hyperlink r:id="rId28" w:history="1">
+        <w:hyperlink r:id="rId26" w:history="1">
           <w:r>
             <w:rPr>
               <w:rStyle w:val="Hyperlink"/>

--- a/EXPORTS/DOCX/published/niveau3/Dutch/EMArtis.docx
+++ b/EXPORTS/DOCX/published/niveau3/Dutch/EMArtis.docx
@@ -498,7 +498,7 @@
           <w:color w:val="000000"/>
           <w:sz w:val="24"/>
         </w:rPr>
-        <w:t>, oftewel de Wereldtentoonst</w:t>
+        <w:t xml:space="preserve">, oftewel de Wereldtentoonstelling, van 1883 en voorwerpen die werden </w:t>
       </w:r>
       <w:r>
         <w:rPr>
@@ -514,119 +514,19 @@
             <w:rPr>
               <w:rStyle w:val="Hyperlink"/>
             </w:rPr>
-            <w:t>elling, van 18</w:t>
+            <w:t>verzameld door</w:t>
           </w:r>
         </w:hyperlink>
       </w:r>
       <w:r>
         <w:rPr>
-          <w:u w:val="single" w:color="0000ff"/>
           <w:rFonts w:ascii="Charis SIL Regular" w:hAnsi="Charis SIL Regular" w:eastAsia="Charis SIL Regular"/>
           <w:b w:val="0"/>
           <w:i w:val="0"/>
           <w:color w:val="000000"/>
           <w:sz w:val="24"/>
         </w:rPr>
-        <w:hyperlink r:id="rId10" w:history="1">
-          <w:r>
-            <w:rPr>
-              <w:rStyle w:val="Hyperlink"/>
-            </w:rPr>
-            <w:t>8</w:t>
-          </w:r>
-        </w:hyperlink>
-      </w:r>
-      <w:r>
-        <w:rPr>
-          <w:u w:val="single" w:color="0000ff"/>
-          <w:rFonts w:ascii="Charis SIL Regular" w:hAnsi="Charis SIL Regular" w:eastAsia="Charis SIL Regular"/>
-          <w:b w:val="0"/>
-          <w:i w:val="0"/>
-          <w:color w:val="000000"/>
-          <w:sz w:val="24"/>
-        </w:rPr>
-        <w:hyperlink r:id="rId10" w:history="1">
-          <w:r>
-            <w:rPr>
-              <w:rStyle w:val="Hyperlink"/>
-            </w:rPr>
-            <w:t>3 en voor</w:t>
-          </w:r>
-        </w:hyperlink>
-      </w:r>
-      <w:r>
-        <w:rPr>
-          <w:u w:val="single" w:color="0000ff"/>
-          <w:rFonts w:ascii="Charis SIL Regular" w:hAnsi="Charis SIL Regular" w:eastAsia="Charis SIL Regular"/>
-          <w:b w:val="0"/>
-          <w:i w:val="0"/>
-          <w:color w:val="000000"/>
-          <w:sz w:val="24"/>
-        </w:rPr>
-        <w:hyperlink r:id="rId10" w:history="1">
-          <w:r>
-            <w:rPr>
-              <w:rStyle w:val="Hyperlink"/>
-            </w:rPr>
-            <w:t>we</w:t>
-          </w:r>
-        </w:hyperlink>
-      </w:r>
-      <w:r>
-        <w:rPr>
-          <w:u w:val="single" w:color="0000ff"/>
-          <w:rFonts w:ascii="Charis SIL Regular" w:hAnsi="Charis SIL Regular" w:eastAsia="Charis SIL Regular"/>
-          <w:b w:val="0"/>
-          <w:i w:val="0"/>
-          <w:color w:val="000000"/>
-          <w:sz w:val="24"/>
-        </w:rPr>
-        <w:hyperlink r:id="rId10" w:history="1">
-          <w:r>
-            <w:rPr>
-              <w:rStyle w:val="Hyperlink"/>
-            </w:rPr>
-            <w:t>r</w:t>
-          </w:r>
-        </w:hyperlink>
-      </w:r>
-      <w:r>
-        <w:rPr>
-          <w:u w:val="single" w:color="0000ff"/>
-          <w:rFonts w:ascii="Charis SIL Regular" w:hAnsi="Charis SIL Regular" w:eastAsia="Charis SIL Regular"/>
-          <w:b w:val="0"/>
-          <w:i w:val="0"/>
-          <w:color w:val="000000"/>
-          <w:sz w:val="24"/>
-        </w:rPr>
-        <w:hyperlink r:id="rId10" w:history="1">
-          <w:r>
-            <w:rPr>
-              <w:rStyle w:val="Hyperlink"/>
-            </w:rPr>
-            <w:t>pen die werde</w:t>
-          </w:r>
-        </w:hyperlink>
-      </w:r>
-      <w:r>
-        <w:rPr>
-          <w:rFonts w:ascii="Charis SIL Regular" w:hAnsi="Charis SIL Regular" w:eastAsia="Charis SIL Regular"/>
-          <w:b w:val="0"/>
-          <w:i w:val="0"/>
-          <w:color w:val="000000"/>
-          <w:sz w:val="24"/>
-        </w:rPr>
-        <w:t xml:space="preserve">n </w:t>
-      </w:r>
-      <w:r>
-        <w:rPr>
-          <w:rFonts w:ascii="Charis SIL Regular" w:hAnsi="Charis SIL Regular" w:eastAsia="Charis SIL Regular"/>
-          <w:b w:val="0"/>
-          <w:i w:val="0"/>
-          <w:color w:val="000000"/>
-          <w:sz w:val="24"/>
-        </w:rPr>
-        <w:t xml:space="preserve">verzameld door het </w:t>
+        <w:t xml:space="preserve"> het </w:t>
       </w:r>
       <w:r>
         <w:rPr>
@@ -1001,29 +901,13 @@
             <w:rPr>
               <w:rStyle w:val="Hyperlink"/>
             </w:rPr>
-            <w:t xml:space="preserve"> het Etnografi</w:t>
+            <w:t xml:space="preserve"> het Etnografis</w:t>
           </w:r>
         </w:hyperlink>
       </w:r>
       <w:r>
         <w:rPr>
-          <w:rFonts w:ascii="Charis SIL Regular" w:hAnsi="Charis SIL Regular" w:eastAsia="Charis SIL Regular"/>
-          <w:b w:val="0"/>
-          <w:i w:val="0"/>
-          <w:color w:val="000000"/>
-          <w:sz w:val="24"/>
-        </w:rPr>
-        <w:hyperlink r:id="rId12" w:history="1">
-          <w:r>
-            <w:rPr>
-              <w:rStyle w:val="Hyperlink"/>
-            </w:rPr>
-            <w:t>s</w:t>
-          </w:r>
-        </w:hyperlink>
-      </w:r>
-      <w:r>
-        <w:rPr>
+          <w:u w:val="single" w:color="0000ff"/>
           <w:rFonts w:ascii="Charis SIL Regular" w:hAnsi="Charis SIL Regular" w:eastAsia="Charis SIL Regular"/>
           <w:b w:val="0"/>
           <w:i w:val="0"/>
@@ -1064,7 +948,7 @@
             <w:rPr>
               <w:rStyle w:val="Hyperlink"/>
             </w:rPr>
-            <w:t xml:space="preserve"> Museum A</w:t>
+            <w:t xml:space="preserve"> Museum </w:t>
           </w:r>
         </w:hyperlink>
       </w:r>
@@ -1076,7 +960,7 @@
           <w:color w:val="000000"/>
           <w:sz w:val="24"/>
         </w:rPr>
-        <w:t xml:space="preserve">rtis een </w:t>
+        <w:t xml:space="preserve">Artis een </w:t>
       </w:r>
       <w:r>
         <w:rPr>
@@ -1463,7 +1347,6 @@
       </w:r>
       <w:r>
         <w:rPr>
-          <w:u w:val="single" w:color="0000ff"/>
           <w:rFonts w:ascii="Charis SIL Regular" w:hAnsi="Charis SIL Regular" w:eastAsia="Charis SIL Regular"/>
           <w:b w:val="0"/>
           <w:i w:val="0"/>
@@ -3548,7 +3431,7 @@
           <w:sz w:val="24"/>
           <w:u w:val="single"/>
         </w:rPr>
-        <w:hyperlink r:id="rId21" w:history="1">
+        <w:hyperlink r:id="rId20" w:history="1">
           <w:r>
             <w:rPr>
               <w:rStyle w:val="Hyperlink"/>
@@ -3777,7 +3660,7 @@
           <w:sz w:val="24"/>
           <w:u w:val="single"/>
         </w:rPr>
-        <w:hyperlink r:id="rId22" w:history="1">
+        <w:hyperlink r:id="rId21" w:history="1">
           <w:r>
             <w:rPr>
               <w:rStyle w:val="Hyperlink"/>
@@ -3795,7 +3678,7 @@
           <w:sz w:val="24"/>
           <w:u w:val="single"/>
         </w:rPr>
-        <w:hyperlink r:id="rId22" w:history="1">
+        <w:hyperlink r:id="rId21" w:history="1">
           <w:r>
             <w:rPr>
               <w:rStyle w:val="Hyperlink"/>
@@ -3813,7 +3696,7 @@
           <w:sz w:val="24"/>
           <w:u w:val="single"/>
         </w:rPr>
-        <w:hyperlink r:id="rId22" w:history="1">
+        <w:hyperlink r:id="rId21" w:history="1">
           <w:r>
             <w:rPr>
               <w:rStyle w:val="Hyperlink"/>
@@ -3831,7 +3714,7 @@
           <w:sz w:val="24"/>
           <w:u w:val="single"/>
         </w:rPr>
-        <w:hyperlink r:id="rId22" w:history="1">
+        <w:hyperlink r:id="rId21" w:history="1">
           <w:r>
             <w:rPr>
               <w:rStyle w:val="Hyperlink"/>
@@ -3877,7 +3760,7 @@
           <w:sz w:val="24"/>
           <w:u w:val="single"/>
         </w:rPr>
-        <w:hyperlink r:id="rId22" w:history="1">
+        <w:hyperlink r:id="rId21" w:history="1">
           <w:r>
             <w:rPr>
               <w:rStyle w:val="Hyperlink"/>
@@ -3906,7 +3789,7 @@
           <w:sz w:val="24"/>
           <w:u w:val="single"/>
         </w:rPr>
-        <w:hyperlink r:id="rId22" w:history="1">
+        <w:hyperlink r:id="rId21" w:history="1">
           <w:r>
             <w:rPr>
               <w:rStyle w:val="Hyperlink"/>

--- a/EXPORTS/DOCX/published/niveau3/Dutch/EMArtis.docx
+++ b/EXPORTS/DOCX/published/niveau3/Dutch/EMArtis.docx
@@ -498,7 +498,125 @@
           <w:color w:val="000000"/>
           <w:sz w:val="24"/>
         </w:rPr>
-        <w:t xml:space="preserve">, oftewel de Wereldtentoonstelling, van 1883 en voorwerpen die werden </w:t>
+        <w:t>, oftewel de Wereldtentoonst</w:t>
+      </w:r>
+      <w:r>
+        <w:rPr>
+          <w:u w:val="single" w:color="0000ff"/>
+          <w:rFonts w:ascii="Charis SIL Regular" w:hAnsi="Charis SIL Regular" w:eastAsia="Charis SIL Regular"/>
+          <w:b w:val="0"/>
+          <w:i w:val="0"/>
+          <w:color w:val="000000"/>
+          <w:sz w:val="24"/>
+        </w:rPr>
+        <w:hyperlink r:id="rId10" w:history="1">
+          <w:r>
+            <w:rPr>
+              <w:rStyle w:val="Hyperlink"/>
+            </w:rPr>
+            <w:t>elling, van 18</w:t>
+          </w:r>
+        </w:hyperlink>
+      </w:r>
+      <w:r>
+        <w:rPr>
+          <w:u w:val="single" w:color="0000ff"/>
+          <w:rFonts w:ascii="Charis SIL Regular" w:hAnsi="Charis SIL Regular" w:eastAsia="Charis SIL Regular"/>
+          <w:b w:val="0"/>
+          <w:i w:val="0"/>
+          <w:color w:val="000000"/>
+          <w:sz w:val="24"/>
+        </w:rPr>
+        <w:hyperlink r:id="rId10" w:history="1">
+          <w:r>
+            <w:rPr>
+              <w:rStyle w:val="Hyperlink"/>
+            </w:rPr>
+            <w:t>8</w:t>
+          </w:r>
+        </w:hyperlink>
+      </w:r>
+      <w:r>
+        <w:rPr>
+          <w:u w:val="single" w:color="0000ff"/>
+          <w:rFonts w:ascii="Charis SIL Regular" w:hAnsi="Charis SIL Regular" w:eastAsia="Charis SIL Regular"/>
+          <w:b w:val="0"/>
+          <w:i w:val="0"/>
+          <w:color w:val="000000"/>
+          <w:sz w:val="24"/>
+        </w:rPr>
+        <w:hyperlink r:id="rId10" w:history="1">
+          <w:r>
+            <w:rPr>
+              <w:rStyle w:val="Hyperlink"/>
+            </w:rPr>
+            <w:t>3 en voor</w:t>
+          </w:r>
+        </w:hyperlink>
+      </w:r>
+      <w:r>
+        <w:rPr>
+          <w:u w:val="single" w:color="0000ff"/>
+          <w:rFonts w:ascii="Charis SIL Regular" w:hAnsi="Charis SIL Regular" w:eastAsia="Charis SIL Regular"/>
+          <w:b w:val="0"/>
+          <w:i w:val="0"/>
+          <w:color w:val="000000"/>
+          <w:sz w:val="24"/>
+        </w:rPr>
+        <w:hyperlink r:id="rId10" w:history="1">
+          <w:r>
+            <w:rPr>
+              <w:rStyle w:val="Hyperlink"/>
+            </w:rPr>
+            <w:t>we</w:t>
+          </w:r>
+        </w:hyperlink>
+      </w:r>
+      <w:r>
+        <w:rPr>
+          <w:u w:val="single" w:color="0000ff"/>
+          <w:rFonts w:ascii="Charis SIL Regular" w:hAnsi="Charis SIL Regular" w:eastAsia="Charis SIL Regular"/>
+          <w:b w:val="0"/>
+          <w:i w:val="0"/>
+          <w:color w:val="000000"/>
+          <w:sz w:val="24"/>
+        </w:rPr>
+        <w:hyperlink r:id="rId10" w:history="1">
+          <w:r>
+            <w:rPr>
+              <w:rStyle w:val="Hyperlink"/>
+            </w:rPr>
+            <w:t>r</w:t>
+          </w:r>
+        </w:hyperlink>
+      </w:r>
+      <w:r>
+        <w:rPr>
+          <w:u w:val="single" w:color="0000ff"/>
+          <w:rFonts w:ascii="Charis SIL Regular" w:hAnsi="Charis SIL Regular" w:eastAsia="Charis SIL Regular"/>
+          <w:b w:val="0"/>
+          <w:i w:val="0"/>
+          <w:color w:val="000000"/>
+          <w:sz w:val="24"/>
+        </w:rPr>
+        <w:hyperlink r:id="rId10" w:history="1">
+          <w:r>
+            <w:rPr>
+              <w:rStyle w:val="Hyperlink"/>
+            </w:rPr>
+            <w:t>pen die werde</w:t>
+          </w:r>
+        </w:hyperlink>
+      </w:r>
+      <w:r>
+        <w:rPr>
+          <w:rFonts w:ascii="Charis SIL Regular" w:hAnsi="Charis SIL Regular" w:eastAsia="Charis SIL Regular"/>
+          <w:b w:val="0"/>
+          <w:i w:val="0"/>
+          <w:color w:val="000000"/>
+          <w:sz w:val="24"/>
+        </w:rPr>
+        <w:t xml:space="preserve">n </w:t>
       </w:r>
       <w:r>
         <w:rPr>
@@ -901,13 +1019,29 @@
             <w:rPr>
               <w:rStyle w:val="Hyperlink"/>
             </w:rPr>
-            <w:t xml:space="preserve"> het Etnografis</w:t>
+            <w:t xml:space="preserve"> het Etnografi</w:t>
           </w:r>
         </w:hyperlink>
       </w:r>
       <w:r>
         <w:rPr>
-          <w:u w:val="single" w:color="0000ff"/>
+          <w:rFonts w:ascii="Charis SIL Regular" w:hAnsi="Charis SIL Regular" w:eastAsia="Charis SIL Regular"/>
+          <w:b w:val="0"/>
+          <w:i w:val="0"/>
+          <w:color w:val="000000"/>
+          <w:sz w:val="24"/>
+        </w:rPr>
+        <w:hyperlink r:id="rId12" w:history="1">
+          <w:r>
+            <w:rPr>
+              <w:rStyle w:val="Hyperlink"/>
+            </w:rPr>
+            <w:t>s</w:t>
+          </w:r>
+        </w:hyperlink>
+      </w:r>
+      <w:r>
+        <w:rPr>
           <w:rFonts w:ascii="Charis SIL Regular" w:hAnsi="Charis SIL Regular" w:eastAsia="Charis SIL Regular"/>
           <w:b w:val="0"/>
           <w:i w:val="0"/>
@@ -948,7 +1082,7 @@
             <w:rPr>
               <w:rStyle w:val="Hyperlink"/>
             </w:rPr>
-            <w:t xml:space="preserve"> Museum </w:t>
+            <w:t xml:space="preserve"> Museum A</w:t>
           </w:r>
         </w:hyperlink>
       </w:r>
@@ -960,7 +1094,7 @@
           <w:color w:val="000000"/>
           <w:sz w:val="24"/>
         </w:rPr>
-        <w:t xml:space="preserve">Artis een </w:t>
+        <w:t xml:space="preserve">rtis een </w:t>
       </w:r>
       <w:r>
         <w:rPr>
@@ -1347,6 +1481,7 @@
       </w:r>
       <w:r>
         <w:rPr>
+          <w:u w:val="single" w:color="0000ff"/>
           <w:rFonts w:ascii="Charis SIL Regular" w:hAnsi="Charis SIL Regular" w:eastAsia="Charis SIL Regular"/>
           <w:b w:val="0"/>
           <w:i w:val="0"/>
@@ -3431,7 +3566,7 @@
           <w:sz w:val="24"/>
           <w:u w:val="single"/>
         </w:rPr>
-        <w:hyperlink r:id="rId20" w:history="1">
+        <w:hyperlink r:id="rId21" w:history="1">
           <w:r>
             <w:rPr>
               <w:rStyle w:val="Hyperlink"/>
@@ -3449,7 +3584,7 @@
           <w:sz w:val="24"/>
           <w:u w:val="single"/>
         </w:rPr>
-        <w:hyperlink r:id="rId20" w:history="1">
+        <w:hyperlink r:id="rId21" w:history="1">
           <w:r>
             <w:rPr>
               <w:rStyle w:val="Hyperlink"/>
@@ -3478,7 +3613,7 @@
           <w:sz w:val="24"/>
           <w:u w:val="single"/>
         </w:rPr>
-        <w:hyperlink r:id="rId20" w:history="1">
+        <w:hyperlink r:id="rId21" w:history="1">
           <w:r>
             <w:rPr>
               <w:rStyle w:val="Hyperlink"/>
@@ -3495,14 +3630,7 @@
           <w:color w:val="000000"/>
           <w:sz w:val="24"/>
         </w:rPr>
-        <w:hyperlink r:id="rId20" w:history="1">
-          <w:r>
-            <w:rPr>
-              <w:rStyle w:val="Hyperlink"/>
-            </w:rPr>
-            <w:t xml:space="preserve">, </w:t>
-          </w:r>
-        </w:hyperlink>
+        <w:t xml:space="preserve">, </w:t>
       </w:r>
       <w:r>
         <w:rPr>
@@ -3513,7 +3641,7 @@
           <w:sz w:val="24"/>
           <w:u w:val="single"/>
         </w:rPr>
-        <w:hyperlink r:id="rId20" w:history="1">
+        <w:hyperlink r:id="rId22" w:history="1">
           <w:r>
             <w:rPr>
               <w:rStyle w:val="Hyperlink"/>
@@ -3660,7 +3788,7 @@
           <w:sz w:val="24"/>
           <w:u w:val="single"/>
         </w:rPr>
-        <w:hyperlink r:id="rId21" w:history="1">
+        <w:hyperlink r:id="rId23" w:history="1">
           <w:r>
             <w:rPr>
               <w:rStyle w:val="Hyperlink"/>
@@ -3678,7 +3806,7 @@
           <w:sz w:val="24"/>
           <w:u w:val="single"/>
         </w:rPr>
-        <w:hyperlink r:id="rId21" w:history="1">
+        <w:hyperlink r:id="rId23" w:history="1">
           <w:r>
             <w:rPr>
               <w:rStyle w:val="Hyperlink"/>
@@ -3696,7 +3824,7 @@
           <w:sz w:val="24"/>
           <w:u w:val="single"/>
         </w:rPr>
-        <w:hyperlink r:id="rId21" w:history="1">
+        <w:hyperlink r:id="rId23" w:history="1">
           <w:r>
             <w:rPr>
               <w:rStyle w:val="Hyperlink"/>
@@ -3714,7 +3842,7 @@
           <w:sz w:val="24"/>
           <w:u w:val="single"/>
         </w:rPr>
-        <w:hyperlink r:id="rId21" w:history="1">
+        <w:hyperlink r:id="rId23" w:history="1">
           <w:r>
             <w:rPr>
               <w:rStyle w:val="Hyperlink"/>
@@ -3742,7 +3870,7 @@
           <w:sz w:val="24"/>
           <w:u w:val="single"/>
         </w:rPr>
-        <w:hyperlink r:id="rId22" w:history="1">
+        <w:hyperlink r:id="rId24" w:history="1">
           <w:r>
             <w:rPr>
               <w:rStyle w:val="Hyperlink"/>
@@ -3760,7 +3888,7 @@
           <w:sz w:val="24"/>
           <w:u w:val="single"/>
         </w:rPr>
-        <w:hyperlink r:id="rId21" w:history="1">
+        <w:hyperlink r:id="rId24" w:history="1">
           <w:r>
             <w:rPr>
               <w:rStyle w:val="Hyperlink"/>
@@ -3789,7 +3917,7 @@
           <w:sz w:val="24"/>
           <w:u w:val="single"/>
         </w:rPr>
-        <w:hyperlink r:id="rId21" w:history="1">
+        <w:hyperlink r:id="rId24" w:history="1">
           <w:r>
             <w:rPr>
               <w:rStyle w:val="Hyperlink"/>
@@ -3917,7 +4045,7 @@
           <w:sz w:val="24"/>
           <w:u w:val="single"/>
         </w:rPr>
-        <w:hyperlink r:id="rId23" w:history="1">
+        <w:hyperlink r:id="rId25" w:history="1">
           <w:r>
             <w:rPr>
               <w:rStyle w:val="Hyperlink"/>
@@ -3935,7 +4063,7 @@
           <w:sz w:val="24"/>
           <w:u w:val="single"/>
         </w:rPr>
-        <w:hyperlink r:id="rId23" w:history="1">
+        <w:hyperlink r:id="rId25" w:history="1">
           <w:r>
             <w:rPr>
               <w:rStyle w:val="Hyperlink"/>
@@ -3953,7 +4081,7 @@
           <w:sz w:val="24"/>
           <w:u w:val="single"/>
         </w:rPr>
-        <w:hyperlink r:id="rId23" w:history="1">
+        <w:hyperlink r:id="rId25" w:history="1">
           <w:r>
             <w:rPr>
               <w:rStyle w:val="Hyperlink"/>
@@ -3971,7 +4099,7 @@
           <w:sz w:val="24"/>
           <w:u w:val="single"/>
         </w:rPr>
-        <w:hyperlink r:id="rId23" w:history="1">
+        <w:hyperlink r:id="rId25" w:history="1">
           <w:r>
             <w:rPr>
               <w:rStyle w:val="Hyperlink"/>
@@ -3992,7 +4120,7 @@
           <w:sz w:val="24"/>
           <w:u w:val="single"/>
         </w:rPr>
-        <w:hyperlink r:id="rId23" w:history="1">
+        <w:hyperlink r:id="rId25" w:history="1">
           <w:r>
             <w:rPr>
               <w:rStyle w:val="Hyperlink"/>
@@ -4010,7 +4138,7 @@
           <w:sz w:val="24"/>
           <w:u w:val="single"/>
         </w:rPr>
-        <w:hyperlink r:id="rId23" w:history="1">
+        <w:hyperlink r:id="rId25" w:history="1">
           <w:r>
             <w:rPr>
               <w:rStyle w:val="Hyperlink"/>
@@ -4028,7 +4156,7 @@
           <w:sz w:val="24"/>
           <w:u w:val="single"/>
         </w:rPr>
-        <w:hyperlink r:id="rId23" w:history="1">
+        <w:hyperlink r:id="rId25" w:history="1">
           <w:r>
             <w:rPr>
               <w:rStyle w:val="Hyperlink"/>
@@ -4046,7 +4174,7 @@
           <w:sz w:val="24"/>
           <w:u w:val="single"/>
         </w:rPr>
-        <w:hyperlink r:id="rId23" w:history="1">
+        <w:hyperlink r:id="rId25" w:history="1">
           <w:r>
             <w:rPr>
               <w:rStyle w:val="Hyperlink"/>
@@ -4064,7 +4192,7 @@
           <w:sz w:val="24"/>
           <w:u w:val="single"/>
         </w:rPr>
-        <w:hyperlink r:id="rId23" w:history="1">
+        <w:hyperlink r:id="rId25" w:history="1">
           <w:r>
             <w:rPr>
               <w:rStyle w:val="Hyperlink"/>
@@ -4082,7 +4210,7 @@
           <w:sz w:val="24"/>
           <w:u w:val="single"/>
         </w:rPr>
-        <w:hyperlink r:id="rId23" w:history="1">
+        <w:hyperlink r:id="rId25" w:history="1">
           <w:r>
             <w:rPr>
               <w:rStyle w:val="Hyperlink"/>
@@ -4110,7 +4238,7 @@
           <w:sz w:val="24"/>
           <w:u w:val="single"/>
         </w:rPr>
-        <w:hyperlink r:id="rId24" w:history="1">
+        <w:hyperlink r:id="rId26" w:history="1">
           <w:r>
             <w:rPr>
               <w:rStyle w:val="Hyperlink"/>
@@ -4157,7 +4285,7 @@
           <w:sz w:val="24"/>
           <w:u w:val="single"/>
         </w:rPr>
-        <w:hyperlink r:id="rId24" w:history="1">
+        <w:hyperlink r:id="rId26" w:history="1">
           <w:r>
             <w:rPr>
               <w:rStyle w:val="Hyperlink"/>
@@ -4265,7 +4393,7 @@
           <w:sz w:val="24"/>
           <w:u w:val="single"/>
         </w:rPr>
-        <w:hyperlink r:id="rId25" w:history="1">
+        <w:hyperlink r:id="rId27" w:history="1">
           <w:r>
             <w:rPr>
               <w:rStyle w:val="Hyperlink"/>
@@ -4283,7 +4411,7 @@
           <w:sz w:val="24"/>
           <w:u w:val="single"/>
         </w:rPr>
-        <w:hyperlink r:id="rId25" w:history="1">
+        <w:hyperlink r:id="rId27" w:history="1">
           <w:r>
             <w:rPr>
               <w:rStyle w:val="Hyperlink"/>
@@ -4301,7 +4429,7 @@
           <w:sz w:val="24"/>
           <w:u w:val="single"/>
         </w:rPr>
-        <w:hyperlink r:id="rId25" w:history="1">
+        <w:hyperlink r:id="rId27" w:history="1">
           <w:r>
             <w:rPr>
               <w:rStyle w:val="Hyperlink"/>
@@ -4319,7 +4447,7 @@
           <w:sz w:val="24"/>
           <w:u w:val="single"/>
         </w:rPr>
-        <w:hyperlink r:id="rId25" w:history="1">
+        <w:hyperlink r:id="rId27" w:history="1">
           <w:r>
             <w:rPr>
               <w:rStyle w:val="Hyperlink"/>
@@ -4347,7 +4475,7 @@
           <w:sz w:val="24"/>
           <w:u w:val="single"/>
         </w:rPr>
-        <w:hyperlink r:id="rId26" w:history="1">
+        <w:hyperlink r:id="rId28" w:history="1">
           <w:r>
             <w:rPr>
               <w:rStyle w:val="Hyperlink"/>
@@ -4365,7 +4493,7 @@
           <w:sz w:val="24"/>
           <w:u w:val="single"/>
         </w:rPr>
-        <w:hyperlink r:id="rId26" w:history="1">
+        <w:hyperlink r:id="rId28" w:history="1">
           <w:r>
             <w:rPr>
               <w:rStyle w:val="Hyperlink"/>
@@ -4394,7 +4522,7 @@
           <w:sz w:val="24"/>
           <w:u w:val="single"/>
         </w:rPr>
-        <w:hyperlink r:id="rId26" w:history="1">
+        <w:hyperlink r:id="rId28" w:history="1">
           <w:r>
             <w:rPr>
               <w:rStyle w:val="Hyperlink"/>

--- a/EXPORTS/DOCX/published/niveau3/Dutch/EMArtis.docx
+++ b/EXPORTS/DOCX/published/niveau3/Dutch/EMArtis.docx
@@ -545,14 +545,7 @@
           <w:color w:val="000000"/>
           <w:sz w:val="24"/>
         </w:rPr>
-        <w:hyperlink r:id="rId10" w:history="1">
-          <w:r>
-            <w:rPr>
-              <w:rStyle w:val="Hyperlink"/>
-            </w:rPr>
-            <w:t>3 en voor</w:t>
-          </w:r>
-        </w:hyperlink>
+        <w:t>3 en voor</w:t>
       </w:r>
       <w:r>
         <w:rPr>
@@ -620,31 +613,13 @@
       </w:r>
       <w:r>
         <w:rPr>
-          <w:u w:val="single" w:color="0000ff"/>
           <w:rFonts w:ascii="Charis SIL Regular" w:hAnsi="Charis SIL Regular" w:eastAsia="Charis SIL Regular"/>
           <w:b w:val="0"/>
           <w:i w:val="0"/>
           <w:color w:val="000000"/>
           <w:sz w:val="24"/>
         </w:rPr>
-        <w:hyperlink r:id="rId10" w:history="1">
-          <w:r>
-            <w:rPr>
-              <w:rStyle w:val="Hyperlink"/>
-            </w:rPr>
-            <w:t>verzameld door</w:t>
-          </w:r>
-        </w:hyperlink>
-      </w:r>
-      <w:r>
-        <w:rPr>
-          <w:rFonts w:ascii="Charis SIL Regular" w:hAnsi="Charis SIL Regular" w:eastAsia="Charis SIL Regular"/>
-          <w:b w:val="0"/>
-          <w:i w:val="0"/>
-          <w:color w:val="000000"/>
-          <w:sz w:val="24"/>
-        </w:rPr>
-        <w:t xml:space="preserve"> het </w:t>
+        <w:t xml:space="preserve">verzameld door het </w:t>
       </w:r>
       <w:r>
         <w:rPr>
@@ -1042,6 +1017,7 @@
       </w:r>
       <w:r>
         <w:rPr>
+          <w:u w:val="single" w:color="0000ff"/>
           <w:rFonts w:ascii="Charis SIL Regular" w:hAnsi="Charis SIL Regular" w:eastAsia="Charis SIL Regular"/>
           <w:b w:val="0"/>
           <w:i w:val="0"/>
@@ -1470,25 +1446,7 @@
           <w:color w:val="000000"/>
           <w:sz w:val="24"/>
         </w:rPr>
-        <w:hyperlink r:id="rId14" w:history="1">
-          <w:r>
-            <w:rPr>
-              <w:rStyle w:val="Hyperlink"/>
-            </w:rPr>
-            <w:t>met de naa</w:t>
-          </w:r>
-        </w:hyperlink>
-      </w:r>
-      <w:r>
-        <w:rPr>
-          <w:u w:val="single" w:color="0000ff"/>
-          <w:rFonts w:ascii="Charis SIL Regular" w:hAnsi="Charis SIL Regular" w:eastAsia="Charis SIL Regular"/>
-          <w:b w:val="0"/>
-          <w:i w:val="0"/>
-          <w:color w:val="000000"/>
-          <w:sz w:val="24"/>
-        </w:rPr>
-        <w:t>m</w:t>
+        <w:t>met de naam</w:t>
       </w:r>
       <w:r>
         <w:rPr>
@@ -3566,7 +3524,7 @@
           <w:sz w:val="24"/>
           <w:u w:val="single"/>
         </w:rPr>
-        <w:hyperlink r:id="rId21" w:history="1">
+        <w:hyperlink r:id="rId20" w:history="1">
           <w:r>
             <w:rPr>
               <w:rStyle w:val="Hyperlink"/>
@@ -3584,7 +3542,7 @@
           <w:sz w:val="24"/>
           <w:u w:val="single"/>
         </w:rPr>
-        <w:hyperlink r:id="rId21" w:history="1">
+        <w:hyperlink r:id="rId20" w:history="1">
           <w:r>
             <w:rPr>
               <w:rStyle w:val="Hyperlink"/>
@@ -3613,7 +3571,7 @@
           <w:sz w:val="24"/>
           <w:u w:val="single"/>
         </w:rPr>
-        <w:hyperlink r:id="rId21" w:history="1">
+        <w:hyperlink r:id="rId20" w:history="1">
           <w:r>
             <w:rPr>
               <w:rStyle w:val="Hyperlink"/>
@@ -3630,7 +3588,14 @@
           <w:color w:val="000000"/>
           <w:sz w:val="24"/>
         </w:rPr>
-        <w:t xml:space="preserve">, </w:t>
+        <w:hyperlink r:id="rId20" w:history="1">
+          <w:r>
+            <w:rPr>
+              <w:rStyle w:val="Hyperlink"/>
+            </w:rPr>
+            <w:t xml:space="preserve">, </w:t>
+          </w:r>
+        </w:hyperlink>
       </w:r>
       <w:r>
         <w:rPr>
@@ -3641,7 +3606,7 @@
           <w:sz w:val="24"/>
           <w:u w:val="single"/>
         </w:rPr>
-        <w:hyperlink r:id="rId22" w:history="1">
+        <w:hyperlink r:id="rId20" w:history="1">
           <w:r>
             <w:rPr>
               <w:rStyle w:val="Hyperlink"/>
@@ -3670,7 +3635,7 @@
           <w:sz w:val="24"/>
           <w:u w:val="single"/>
         </w:rPr>
-        <w:hyperlink r:id="rId20" w:history="1">
+        <w:hyperlink r:id="rId21" w:history="1">
           <w:r>
             <w:rPr>
               <w:rStyle w:val="Hyperlink"/>
@@ -3788,7 +3753,7 @@
           <w:sz w:val="24"/>
           <w:u w:val="single"/>
         </w:rPr>
-        <w:hyperlink r:id="rId23" w:history="1">
+        <w:hyperlink r:id="rId22" w:history="1">
           <w:r>
             <w:rPr>
               <w:rStyle w:val="Hyperlink"/>
@@ -3806,7 +3771,7 @@
           <w:sz w:val="24"/>
           <w:u w:val="single"/>
         </w:rPr>
-        <w:hyperlink r:id="rId23" w:history="1">
+        <w:hyperlink r:id="rId22" w:history="1">
           <w:r>
             <w:rPr>
               <w:rStyle w:val="Hyperlink"/>
@@ -3824,7 +3789,7 @@
           <w:sz w:val="24"/>
           <w:u w:val="single"/>
         </w:rPr>
-        <w:hyperlink r:id="rId23" w:history="1">
+        <w:hyperlink r:id="rId22" w:history="1">
           <w:r>
             <w:rPr>
               <w:rStyle w:val="Hyperlink"/>
@@ -3842,7 +3807,7 @@
           <w:sz w:val="24"/>
           <w:u w:val="single"/>
         </w:rPr>
-        <w:hyperlink r:id="rId23" w:history="1">
+        <w:hyperlink r:id="rId22" w:history="1">
           <w:r>
             <w:rPr>
               <w:rStyle w:val="Hyperlink"/>
@@ -3870,7 +3835,7 @@
           <w:sz w:val="24"/>
           <w:u w:val="single"/>
         </w:rPr>
-        <w:hyperlink r:id="rId24" w:history="1">
+        <w:hyperlink r:id="rId22" w:history="1">
           <w:r>
             <w:rPr>
               <w:rStyle w:val="Hyperlink"/>
@@ -3888,7 +3853,7 @@
           <w:sz w:val="24"/>
           <w:u w:val="single"/>
         </w:rPr>
-        <w:hyperlink r:id="rId24" w:history="1">
+        <w:hyperlink r:id="rId22" w:history="1">
           <w:r>
             <w:rPr>
               <w:rStyle w:val="Hyperlink"/>
@@ -3917,7 +3882,7 @@
           <w:sz w:val="24"/>
           <w:u w:val="single"/>
         </w:rPr>
-        <w:hyperlink r:id="rId24" w:history="1">
+        <w:hyperlink r:id="rId22" w:history="1">
           <w:r>
             <w:rPr>
               <w:rStyle w:val="Hyperlink"/>
@@ -4045,7 +4010,7 @@
           <w:sz w:val="24"/>
           <w:u w:val="single"/>
         </w:rPr>
-        <w:hyperlink r:id="rId25" w:history="1">
+        <w:hyperlink r:id="rId23" w:history="1">
           <w:r>
             <w:rPr>
               <w:rStyle w:val="Hyperlink"/>
@@ -4063,7 +4028,7 @@
           <w:sz w:val="24"/>
           <w:u w:val="single"/>
         </w:rPr>
-        <w:hyperlink r:id="rId25" w:history="1">
+        <w:hyperlink r:id="rId23" w:history="1">
           <w:r>
             <w:rPr>
               <w:rStyle w:val="Hyperlink"/>
@@ -4081,7 +4046,7 @@
           <w:sz w:val="24"/>
           <w:u w:val="single"/>
         </w:rPr>
-        <w:hyperlink r:id="rId25" w:history="1">
+        <w:hyperlink r:id="rId23" w:history="1">
           <w:r>
             <w:rPr>
               <w:rStyle w:val="Hyperlink"/>
@@ -4099,7 +4064,7 @@
           <w:sz w:val="24"/>
           <w:u w:val="single"/>
         </w:rPr>
-        <w:hyperlink r:id="rId25" w:history="1">
+        <w:hyperlink r:id="rId23" w:history="1">
           <w:r>
             <w:rPr>
               <w:rStyle w:val="Hyperlink"/>
@@ -4120,7 +4085,7 @@
           <w:sz w:val="24"/>
           <w:u w:val="single"/>
         </w:rPr>
-        <w:hyperlink r:id="rId25" w:history="1">
+        <w:hyperlink r:id="rId23" w:history="1">
           <w:r>
             <w:rPr>
               <w:rStyle w:val="Hyperlink"/>
@@ -4138,7 +4103,7 @@
           <w:sz w:val="24"/>
           <w:u w:val="single"/>
         </w:rPr>
-        <w:hyperlink r:id="rId25" w:history="1">
+        <w:hyperlink r:id="rId23" w:history="1">
           <w:r>
             <w:rPr>
               <w:rStyle w:val="Hyperlink"/>
@@ -4156,7 +4121,7 @@
           <w:sz w:val="24"/>
           <w:u w:val="single"/>
         </w:rPr>
-        <w:hyperlink r:id="rId25" w:history="1">
+        <w:hyperlink r:id="rId23" w:history="1">
           <w:r>
             <w:rPr>
               <w:rStyle w:val="Hyperlink"/>
@@ -4174,7 +4139,7 @@
           <w:sz w:val="24"/>
           <w:u w:val="single"/>
         </w:rPr>
-        <w:hyperlink r:id="rId25" w:history="1">
+        <w:hyperlink r:id="rId23" w:history="1">
           <w:r>
             <w:rPr>
               <w:rStyle w:val="Hyperlink"/>
@@ -4192,7 +4157,7 @@
           <w:sz w:val="24"/>
           <w:u w:val="single"/>
         </w:rPr>
-        <w:hyperlink r:id="rId25" w:history="1">
+        <w:hyperlink r:id="rId23" w:history="1">
           <w:r>
             <w:rPr>
               <w:rStyle w:val="Hyperlink"/>
@@ -4210,7 +4175,7 @@
           <w:sz w:val="24"/>
           <w:u w:val="single"/>
         </w:rPr>
-        <w:hyperlink r:id="rId25" w:history="1">
+        <w:hyperlink r:id="rId23" w:history="1">
           <w:r>
             <w:rPr>
               <w:rStyle w:val="Hyperlink"/>
@@ -4238,7 +4203,7 @@
           <w:sz w:val="24"/>
           <w:u w:val="single"/>
         </w:rPr>
-        <w:hyperlink r:id="rId26" w:history="1">
+        <w:hyperlink r:id="rId24" w:history="1">
           <w:r>
             <w:rPr>
               <w:rStyle w:val="Hyperlink"/>
@@ -4285,7 +4250,7 @@
           <w:sz w:val="24"/>
           <w:u w:val="single"/>
         </w:rPr>
-        <w:hyperlink r:id="rId26" w:history="1">
+        <w:hyperlink r:id="rId24" w:history="1">
           <w:r>
             <w:rPr>
               <w:rStyle w:val="Hyperlink"/>
@@ -4393,7 +4358,7 @@
           <w:sz w:val="24"/>
           <w:u w:val="single"/>
         </w:rPr>
-        <w:hyperlink r:id="rId27" w:history="1">
+        <w:hyperlink r:id="rId25" w:history="1">
           <w:r>
             <w:rPr>
               <w:rStyle w:val="Hyperlink"/>
@@ -4411,7 +4376,7 @@
           <w:sz w:val="24"/>
           <w:u w:val="single"/>
         </w:rPr>
-        <w:hyperlink r:id="rId27" w:history="1">
+        <w:hyperlink r:id="rId25" w:history="1">
           <w:r>
             <w:rPr>
               <w:rStyle w:val="Hyperlink"/>
@@ -4429,7 +4394,7 @@
           <w:sz w:val="24"/>
           <w:u w:val="single"/>
         </w:rPr>
-        <w:hyperlink r:id="rId27" w:history="1">
+        <w:hyperlink r:id="rId25" w:history="1">
           <w:r>
             <w:rPr>
               <w:rStyle w:val="Hyperlink"/>
@@ -4447,7 +4412,7 @@
           <w:sz w:val="24"/>
           <w:u w:val="single"/>
         </w:rPr>
-        <w:hyperlink r:id="rId27" w:history="1">
+        <w:hyperlink r:id="rId25" w:history="1">
           <w:r>
             <w:rPr>
               <w:rStyle w:val="Hyperlink"/>
@@ -4475,7 +4440,7 @@
           <w:sz w:val="24"/>
           <w:u w:val="single"/>
         </w:rPr>
-        <w:hyperlink r:id="rId28" w:history="1">
+        <w:hyperlink r:id="rId26" w:history="1">
           <w:r>
             <w:rPr>
               <w:rStyle w:val="Hyperlink"/>
@@ -4493,7 +4458,7 @@
           <w:sz w:val="24"/>
           <w:u w:val="single"/>
         </w:rPr>
-        <w:hyperlink r:id="rId28" w:history="1">
+        <w:hyperlink r:id="rId25" w:history="1">
           <w:r>
             <w:rPr>
               <w:rStyle w:val="Hyperlink"/>
@@ -4522,7 +4487,7 @@
           <w:sz w:val="24"/>
           <w:u w:val="single"/>
         </w:rPr>
-        <w:hyperlink r:id="rId28" w:history="1">
+        <w:hyperlink r:id="rId26" w:history="1">
           <w:r>
             <w:rPr>
               <w:rStyle w:val="Hyperlink"/>

--- a/EXPORTS/DOCX/published/niveau3/Dutch/EMArtis.docx
+++ b/EXPORTS/DOCX/published/niveau3/Dutch/EMArtis.docx
@@ -556,13 +556,67 @@
       </w:r>
       <w:r>
         <w:rPr>
+          <w:u w:val="single" w:color="0000ff"/>
           <w:rFonts w:ascii="Charis SIL Regular" w:hAnsi="Charis SIL Regular" w:eastAsia="Charis SIL Regular"/>
           <w:b w:val="0"/>
           <w:i w:val="0"/>
           <w:color w:val="000000"/>
           <w:sz w:val="24"/>
         </w:rPr>
-        <w:t xml:space="preserve">werpen die werden </w:t>
+        <w:hyperlink r:id="rId10" w:history="1">
+          <w:r>
+            <w:rPr>
+              <w:rStyle w:val="Hyperlink"/>
+            </w:rPr>
+            <w:t>we</w:t>
+          </w:r>
+        </w:hyperlink>
+      </w:r>
+      <w:r>
+        <w:rPr>
+          <w:u w:val="single" w:color="0000ff"/>
+          <w:rFonts w:ascii="Charis SIL Regular" w:hAnsi="Charis SIL Regular" w:eastAsia="Charis SIL Regular"/>
+          <w:b w:val="0"/>
+          <w:i w:val="0"/>
+          <w:color w:val="000000"/>
+          <w:sz w:val="24"/>
+        </w:rPr>
+        <w:hyperlink r:id="rId10" w:history="1">
+          <w:r>
+            <w:rPr>
+              <w:rStyle w:val="Hyperlink"/>
+            </w:rPr>
+            <w:t>r</w:t>
+          </w:r>
+        </w:hyperlink>
+      </w:r>
+      <w:r>
+        <w:rPr>
+          <w:u w:val="single" w:color="0000ff"/>
+          <w:rFonts w:ascii="Charis SIL Regular" w:hAnsi="Charis SIL Regular" w:eastAsia="Charis SIL Regular"/>
+          <w:b w:val="0"/>
+          <w:i w:val="0"/>
+          <w:color w:val="000000"/>
+          <w:sz w:val="24"/>
+        </w:rPr>
+        <w:hyperlink r:id="rId10" w:history="1">
+          <w:r>
+            <w:rPr>
+              <w:rStyle w:val="Hyperlink"/>
+            </w:rPr>
+            <w:t>pen die werde</w:t>
+          </w:r>
+        </w:hyperlink>
+      </w:r>
+      <w:r>
+        <w:rPr>
+          <w:rFonts w:ascii="Charis SIL Regular" w:hAnsi="Charis SIL Regular" w:eastAsia="Charis SIL Regular"/>
+          <w:b w:val="0"/>
+          <w:i w:val="0"/>
+          <w:color w:val="000000"/>
+          <w:sz w:val="24"/>
+        </w:rPr>
+        <w:t xml:space="preserve">n </w:t>
       </w:r>
       <w:r>
         <w:rPr>
@@ -971,20 +1025,14 @@
       </w:r>
       <w:r>
         <w:rPr>
+          <w:u w:val="single" w:color="0000ff"/>
           <w:rFonts w:ascii="Charis SIL Regular" w:hAnsi="Charis SIL Regular" w:eastAsia="Charis SIL Regular"/>
           <w:b w:val="0"/>
           <w:i w:val="0"/>
           <w:color w:val="000000"/>
           <w:sz w:val="24"/>
         </w:rPr>
-        <w:hyperlink r:id="rId12" w:history="1">
-          <w:r>
-            <w:rPr>
-              <w:rStyle w:val="Hyperlink"/>
-            </w:rPr>
-            <w:t>s</w:t>
-          </w:r>
-        </w:hyperlink>
+        <w:t>s</w:t>
       </w:r>
       <w:r>
         <w:rPr>
@@ -2009,7 +2057,47 @@
           <w:color w:val="000000"/>
           <w:sz w:val="24"/>
         </w:rPr>
-        <w:t>7851-7858 (welke nog berusten bij het Koni</w:t>
+        <w:t>7851-7858 (welke nog berusten b</w:t>
+      </w:r>
+      <w:r>
+        <w:rPr>
+          <w:u w:val="single" w:color="0000ff"/>
+          <w:rFonts w:ascii="Charis SIL Regular" w:hAnsi="Charis SIL Regular" w:eastAsia="Charis SIL Regular"/>
+          <w:b w:val="0"/>
+          <w:i w:val="0"/>
+          <w:color w:val="000000"/>
+          <w:sz w:val="24"/>
+        </w:rPr>
+        <w:t>i</w:t>
+      </w:r>
+      <w:r>
+        <w:rPr>
+          <w:u w:val="single" w:color="0000ff"/>
+          <w:rFonts w:ascii="Charis SIL Regular" w:hAnsi="Charis SIL Regular" w:eastAsia="Charis SIL Regular"/>
+          <w:b w:val="0"/>
+          <w:i w:val="0"/>
+          <w:color w:val="000000"/>
+          <w:sz w:val="24"/>
+        </w:rPr>
+        <w:hyperlink r:id="rId17" w:history="1">
+          <w:r>
+            <w:rPr>
+              <w:rStyle w:val="Hyperlink"/>
+            </w:rPr>
+            <w:t>j het Kon</w:t>
+          </w:r>
+        </w:hyperlink>
+      </w:r>
+      <w:r>
+        <w:rPr>
+          <w:u w:val="single" w:color="0000ff"/>
+          <w:rFonts w:ascii="Charis SIL Regular" w:hAnsi="Charis SIL Regular" w:eastAsia="Charis SIL Regular"/>
+          <w:b w:val="0"/>
+          <w:i w:val="0"/>
+          <w:color w:val="000000"/>
+          <w:sz w:val="24"/>
+        </w:rPr>
+        <w:t>i</w:t>
       </w:r>
       <w:r>
         <w:rPr>
@@ -3454,7 +3542,7 @@
           <w:sz w:val="24"/>
           <w:u w:val="single"/>
         </w:rPr>
-        <w:hyperlink r:id="rId21" w:history="1">
+        <w:hyperlink r:id="rId20" w:history="1">
           <w:r>
             <w:rPr>
               <w:rStyle w:val="Hyperlink"/>
@@ -3472,7 +3560,7 @@
           <w:sz w:val="24"/>
           <w:u w:val="single"/>
         </w:rPr>
-        <w:hyperlink r:id="rId21" w:history="1">
+        <w:hyperlink r:id="rId20" w:history="1">
           <w:r>
             <w:rPr>
               <w:rStyle w:val="Hyperlink"/>
@@ -3501,7 +3589,7 @@
           <w:sz w:val="24"/>
           <w:u w:val="single"/>
         </w:rPr>
-        <w:hyperlink r:id="rId21" w:history="1">
+        <w:hyperlink r:id="rId20" w:history="1">
           <w:r>
             <w:rPr>
               <w:rStyle w:val="Hyperlink"/>
@@ -3518,7 +3606,14 @@
           <w:color w:val="000000"/>
           <w:sz w:val="24"/>
         </w:rPr>
-        <w:t xml:space="preserve">, </w:t>
+        <w:hyperlink r:id="rId20" w:history="1">
+          <w:r>
+            <w:rPr>
+              <w:rStyle w:val="Hyperlink"/>
+            </w:rPr>
+            <w:t xml:space="preserve">, </w:t>
+          </w:r>
+        </w:hyperlink>
       </w:r>
       <w:r>
         <w:rPr>
@@ -3529,7 +3624,7 @@
           <w:sz w:val="24"/>
           <w:u w:val="single"/>
         </w:rPr>
-        <w:hyperlink r:id="rId22" w:history="1">
+        <w:hyperlink r:id="rId20" w:history="1">
           <w:r>
             <w:rPr>
               <w:rStyle w:val="Hyperlink"/>
@@ -3558,7 +3653,7 @@
           <w:sz w:val="24"/>
           <w:u w:val="single"/>
         </w:rPr>
-        <w:hyperlink r:id="rId20" w:history="1">
+        <w:hyperlink r:id="rId21" w:history="1">
           <w:r>
             <w:rPr>
               <w:rStyle w:val="Hyperlink"/>
@@ -3676,7 +3771,7 @@
           <w:sz w:val="24"/>
           <w:u w:val="single"/>
         </w:rPr>
-        <w:hyperlink r:id="rId23" w:history="1">
+        <w:hyperlink r:id="rId22" w:history="1">
           <w:r>
             <w:rPr>
               <w:rStyle w:val="Hyperlink"/>
@@ -3694,7 +3789,7 @@
           <w:sz w:val="24"/>
           <w:u w:val="single"/>
         </w:rPr>
-        <w:hyperlink r:id="rId23" w:history="1">
+        <w:hyperlink r:id="rId22" w:history="1">
           <w:r>
             <w:rPr>
               <w:rStyle w:val="Hyperlink"/>
@@ -3712,7 +3807,7 @@
           <w:sz w:val="24"/>
           <w:u w:val="single"/>
         </w:rPr>
-        <w:hyperlink r:id="rId23" w:history="1">
+        <w:hyperlink r:id="rId22" w:history="1">
           <w:r>
             <w:rPr>
               <w:rStyle w:val="Hyperlink"/>
@@ -3730,7 +3825,7 @@
           <w:sz w:val="24"/>
           <w:u w:val="single"/>
         </w:rPr>
-        <w:hyperlink r:id="rId23" w:history="1">
+        <w:hyperlink r:id="rId22" w:history="1">
           <w:r>
             <w:rPr>
               <w:rStyle w:val="Hyperlink"/>
@@ -3758,7 +3853,7 @@
           <w:sz w:val="24"/>
           <w:u w:val="single"/>
         </w:rPr>
-        <w:hyperlink r:id="rId24" w:history="1">
+        <w:hyperlink r:id="rId22" w:history="1">
           <w:r>
             <w:rPr>
               <w:rStyle w:val="Hyperlink"/>
@@ -3776,7 +3871,7 @@
           <w:sz w:val="24"/>
           <w:u w:val="single"/>
         </w:rPr>
-        <w:hyperlink r:id="rId24" w:history="1">
+        <w:hyperlink r:id="rId22" w:history="1">
           <w:r>
             <w:rPr>
               <w:rStyle w:val="Hyperlink"/>
@@ -3805,7 +3900,7 @@
           <w:sz w:val="24"/>
           <w:u w:val="single"/>
         </w:rPr>
-        <w:hyperlink r:id="rId24" w:history="1">
+        <w:hyperlink r:id="rId22" w:history="1">
           <w:r>
             <w:rPr>
               <w:rStyle w:val="Hyperlink"/>
@@ -3933,7 +4028,7 @@
           <w:sz w:val="24"/>
           <w:u w:val="single"/>
         </w:rPr>
-        <w:hyperlink r:id="rId25" w:history="1">
+        <w:hyperlink r:id="rId23" w:history="1">
           <w:r>
             <w:rPr>
               <w:rStyle w:val="Hyperlink"/>
@@ -3951,7 +4046,7 @@
           <w:sz w:val="24"/>
           <w:u w:val="single"/>
         </w:rPr>
-        <w:hyperlink r:id="rId25" w:history="1">
+        <w:hyperlink r:id="rId23" w:history="1">
           <w:r>
             <w:rPr>
               <w:rStyle w:val="Hyperlink"/>
@@ -3969,7 +4064,7 @@
           <w:sz w:val="24"/>
           <w:u w:val="single"/>
         </w:rPr>
-        <w:hyperlink r:id="rId25" w:history="1">
+        <w:hyperlink r:id="rId23" w:history="1">
           <w:r>
             <w:rPr>
               <w:rStyle w:val="Hyperlink"/>
@@ -3987,7 +4082,7 @@
           <w:sz w:val="24"/>
           <w:u w:val="single"/>
         </w:rPr>
-        <w:hyperlink r:id="rId25" w:history="1">
+        <w:hyperlink r:id="rId23" w:history="1">
           <w:r>
             <w:rPr>
               <w:rStyle w:val="Hyperlink"/>
@@ -4008,7 +4103,7 @@
           <w:sz w:val="24"/>
           <w:u w:val="single"/>
         </w:rPr>
-        <w:hyperlink r:id="rId25" w:history="1">
+        <w:hyperlink r:id="rId23" w:history="1">
           <w:r>
             <w:rPr>
               <w:rStyle w:val="Hyperlink"/>
@@ -4026,7 +4121,7 @@
           <w:sz w:val="24"/>
           <w:u w:val="single"/>
         </w:rPr>
-        <w:hyperlink r:id="rId25" w:history="1">
+        <w:hyperlink r:id="rId23" w:history="1">
           <w:r>
             <w:rPr>
               <w:rStyle w:val="Hyperlink"/>
@@ -4044,7 +4139,7 @@
           <w:sz w:val="24"/>
           <w:u w:val="single"/>
         </w:rPr>
-        <w:hyperlink r:id="rId25" w:history="1">
+        <w:hyperlink r:id="rId23" w:history="1">
           <w:r>
             <w:rPr>
               <w:rStyle w:val="Hyperlink"/>
@@ -4062,7 +4157,7 @@
           <w:sz w:val="24"/>
           <w:u w:val="single"/>
         </w:rPr>
-        <w:hyperlink r:id="rId25" w:history="1">
+        <w:hyperlink r:id="rId23" w:history="1">
           <w:r>
             <w:rPr>
               <w:rStyle w:val="Hyperlink"/>
@@ -4080,7 +4175,7 @@
           <w:sz w:val="24"/>
           <w:u w:val="single"/>
         </w:rPr>
-        <w:hyperlink r:id="rId25" w:history="1">
+        <w:hyperlink r:id="rId23" w:history="1">
           <w:r>
             <w:rPr>
               <w:rStyle w:val="Hyperlink"/>
@@ -4098,7 +4193,7 @@
           <w:sz w:val="24"/>
           <w:u w:val="single"/>
         </w:rPr>
-        <w:hyperlink r:id="rId25" w:history="1">
+        <w:hyperlink r:id="rId23" w:history="1">
           <w:r>
             <w:rPr>
               <w:rStyle w:val="Hyperlink"/>
@@ -4126,7 +4221,7 @@
           <w:sz w:val="24"/>
           <w:u w:val="single"/>
         </w:rPr>
-        <w:hyperlink r:id="rId26" w:history="1">
+        <w:hyperlink r:id="rId24" w:history="1">
           <w:r>
             <w:rPr>
               <w:rStyle w:val="Hyperlink"/>
@@ -4173,7 +4268,7 @@
           <w:sz w:val="24"/>
           <w:u w:val="single"/>
         </w:rPr>
-        <w:hyperlink r:id="rId26" w:history="1">
+        <w:hyperlink r:id="rId24" w:history="1">
           <w:r>
             <w:rPr>
               <w:rStyle w:val="Hyperlink"/>
@@ -4281,7 +4376,7 @@
           <w:sz w:val="24"/>
           <w:u w:val="single"/>
         </w:rPr>
-        <w:hyperlink r:id="rId27" w:history="1">
+        <w:hyperlink r:id="rId25" w:history="1">
           <w:r>
             <w:rPr>
               <w:rStyle w:val="Hyperlink"/>
@@ -4299,7 +4394,7 @@
           <w:sz w:val="24"/>
           <w:u w:val="single"/>
         </w:rPr>
-        <w:hyperlink r:id="rId27" w:history="1">
+        <w:hyperlink r:id="rId25" w:history="1">
           <w:r>
             <w:rPr>
               <w:rStyle w:val="Hyperlink"/>
@@ -4317,7 +4412,7 @@
           <w:sz w:val="24"/>
           <w:u w:val="single"/>
         </w:rPr>
-        <w:hyperlink r:id="rId27" w:history="1">
+        <w:hyperlink r:id="rId25" w:history="1">
           <w:r>
             <w:rPr>
               <w:rStyle w:val="Hyperlink"/>
@@ -4335,7 +4430,7 @@
           <w:sz w:val="24"/>
           <w:u w:val="single"/>
         </w:rPr>
-        <w:hyperlink r:id="rId27" w:history="1">
+        <w:hyperlink r:id="rId25" w:history="1">
           <w:r>
             <w:rPr>
               <w:rStyle w:val="Hyperlink"/>
@@ -4363,7 +4458,7 @@
           <w:sz w:val="24"/>
           <w:u w:val="single"/>
         </w:rPr>
-        <w:hyperlink r:id="rId28" w:history="1">
+        <w:hyperlink r:id="rId25" w:history="1">
           <w:r>
             <w:rPr>
               <w:rStyle w:val="Hyperlink"/>
@@ -4381,7 +4476,7 @@
           <w:sz w:val="24"/>
           <w:u w:val="single"/>
         </w:rPr>
-        <w:hyperlink r:id="rId28" w:history="1">
+        <w:hyperlink r:id="rId25" w:history="1">
           <w:r>
             <w:rPr>
               <w:rStyle w:val="Hyperlink"/>
@@ -4410,7 +4505,7 @@
           <w:sz w:val="24"/>
           <w:u w:val="single"/>
         </w:rPr>
-        <w:hyperlink r:id="rId28" w:history="1">
+        <w:hyperlink r:id="rId25" w:history="1">
           <w:r>
             <w:rPr>
               <w:rStyle w:val="Hyperlink"/>

--- a/EXPORTS/DOCX/published/niveau3/Dutch/EMArtis.docx
+++ b/EXPORTS/DOCX/published/niveau3/Dutch/EMArtis.docx
@@ -3566,7 +3566,7 @@
           <w:sz w:val="24"/>
           <w:u w:val="single"/>
         </w:rPr>
-        <w:hyperlink r:id="rId20" w:history="1">
+        <w:hyperlink r:id="rId21" w:history="1">
           <w:r>
             <w:rPr>
               <w:rStyle w:val="Hyperlink"/>
@@ -3584,7 +3584,7 @@
           <w:sz w:val="24"/>
           <w:u w:val="single"/>
         </w:rPr>
-        <w:hyperlink r:id="rId20" w:history="1">
+        <w:hyperlink r:id="rId21" w:history="1">
           <w:r>
             <w:rPr>
               <w:rStyle w:val="Hyperlink"/>
@@ -3613,7 +3613,7 @@
           <w:sz w:val="24"/>
           <w:u w:val="single"/>
         </w:rPr>
-        <w:hyperlink r:id="rId20" w:history="1">
+        <w:hyperlink r:id="rId21" w:history="1">
           <w:r>
             <w:rPr>
               <w:rStyle w:val="Hyperlink"/>
@@ -3630,12 +3630,23 @@
           <w:color w:val="000000"/>
           <w:sz w:val="24"/>
         </w:rPr>
-        <w:hyperlink r:id="rId20" w:history="1">
+        <w:t xml:space="preserve">, </w:t>
+      </w:r>
+      <w:r>
+        <w:rPr>
+          <w:rFonts w:ascii="Charis SIL Regular" w:hAnsi="Charis SIL Regular" w:eastAsia="Charis SIL Regular"/>
+          <w:b w:val="0"/>
+          <w:i w:val="0"/>
+          <w:color w:val="0000FF"/>
+          <w:sz w:val="24"/>
+          <w:u w:val="single"/>
+        </w:rPr>
+        <w:hyperlink r:id="rId22" w:history="1">
           <w:r>
             <w:rPr>
               <w:rStyle w:val="Hyperlink"/>
             </w:rPr>
-            <w:t xml:space="preserve">, </w:t>
+            <w:t>ISBN</w:t>
           </w:r>
         </w:hyperlink>
       </w:r>
@@ -3646,15 +3657,9 @@
           <w:i w:val="0"/>
           <w:color w:val="0000FF"/>
           <w:sz w:val="24"/>
-        </w:rPr>
-        <w:hyperlink r:id="rId20" w:history="1">
-          <w:r>
-            <w:rPr>
-              <w:rStyle w:val="Hyperlink"/>
-            </w:rPr>
-            <w:t xml:space="preserve">ISBN </w:t>
-          </w:r>
-        </w:hyperlink>
+          <w:u w:val="single"/>
+        </w:rPr>
+        <w:t xml:space="preserve"> </w:t>
       </w:r>
       <w:r>
         <w:rPr>
@@ -3665,7 +3670,7 @@
           <w:sz w:val="24"/>
           <w:u w:val="single"/>
         </w:rPr>
-        <w:hyperlink r:id="rId21" w:history="1">
+        <w:hyperlink r:id="rId22" w:history="1">
           <w:r>
             <w:rPr>
               <w:rStyle w:val="Hyperlink"/>
@@ -3783,7 +3788,7 @@
           <w:sz w:val="24"/>
           <w:u w:val="single"/>
         </w:rPr>
-        <w:hyperlink r:id="rId22" w:history="1">
+        <w:hyperlink r:id="rId23" w:history="1">
           <w:r>
             <w:rPr>
               <w:rStyle w:val="Hyperlink"/>
@@ -3801,7 +3806,7 @@
           <w:sz w:val="24"/>
           <w:u w:val="single"/>
         </w:rPr>
-        <w:hyperlink r:id="rId22" w:history="1">
+        <w:hyperlink r:id="rId23" w:history="1">
           <w:r>
             <w:rPr>
               <w:rStyle w:val="Hyperlink"/>
@@ -3819,7 +3824,7 @@
           <w:sz w:val="24"/>
           <w:u w:val="single"/>
         </w:rPr>
-        <w:hyperlink r:id="rId22" w:history="1">
+        <w:hyperlink r:id="rId23" w:history="1">
           <w:r>
             <w:rPr>
               <w:rStyle w:val="Hyperlink"/>
@@ -3837,7 +3842,7 @@
           <w:sz w:val="24"/>
           <w:u w:val="single"/>
         </w:rPr>
-        <w:hyperlink r:id="rId22" w:history="1">
+        <w:hyperlink r:id="rId23" w:history="1">
           <w:r>
             <w:rPr>
               <w:rStyle w:val="Hyperlink"/>
@@ -3865,7 +3870,7 @@
           <w:sz w:val="24"/>
           <w:u w:val="single"/>
         </w:rPr>
-        <w:hyperlink r:id="rId22" w:history="1">
+        <w:hyperlink r:id="rId24" w:history="1">
           <w:r>
             <w:rPr>
               <w:rStyle w:val="Hyperlink"/>
@@ -3883,7 +3888,7 @@
           <w:sz w:val="24"/>
           <w:u w:val="single"/>
         </w:rPr>
-        <w:hyperlink r:id="rId22" w:history="1">
+        <w:hyperlink r:id="rId24" w:history="1">
           <w:r>
             <w:rPr>
               <w:rStyle w:val="Hyperlink"/>
@@ -3912,7 +3917,7 @@
           <w:sz w:val="24"/>
           <w:u w:val="single"/>
         </w:rPr>
-        <w:hyperlink r:id="rId23" w:history="1">
+        <w:hyperlink r:id="rId24" w:history="1">
           <w:r>
             <w:rPr>
               <w:rStyle w:val="Hyperlink"/>
@@ -4040,7 +4045,7 @@
           <w:sz w:val="24"/>
           <w:u w:val="single"/>
         </w:rPr>
-        <w:hyperlink r:id="rId24" w:history="1">
+        <w:hyperlink r:id="rId25" w:history="1">
           <w:r>
             <w:rPr>
               <w:rStyle w:val="Hyperlink"/>
@@ -4058,7 +4063,7 @@
           <w:sz w:val="24"/>
           <w:u w:val="single"/>
         </w:rPr>
-        <w:hyperlink r:id="rId24" w:history="1">
+        <w:hyperlink r:id="rId25" w:history="1">
           <w:r>
             <w:rPr>
               <w:rStyle w:val="Hyperlink"/>
@@ -4076,7 +4081,7 @@
           <w:sz w:val="24"/>
           <w:u w:val="single"/>
         </w:rPr>
-        <w:hyperlink r:id="rId24" w:history="1">
+        <w:hyperlink r:id="rId25" w:history="1">
           <w:r>
             <w:rPr>
               <w:rStyle w:val="Hyperlink"/>
@@ -4094,7 +4099,7 @@
           <w:sz w:val="24"/>
           <w:u w:val="single"/>
         </w:rPr>
-        <w:hyperlink r:id="rId24" w:history="1">
+        <w:hyperlink r:id="rId25" w:history="1">
           <w:r>
             <w:rPr>
               <w:rStyle w:val="Hyperlink"/>
@@ -4115,7 +4120,7 @@
           <w:sz w:val="24"/>
           <w:u w:val="single"/>
         </w:rPr>
-        <w:hyperlink r:id="rId24" w:history="1">
+        <w:hyperlink r:id="rId25" w:history="1">
           <w:r>
             <w:rPr>
               <w:rStyle w:val="Hyperlink"/>
@@ -4133,7 +4138,7 @@
           <w:sz w:val="24"/>
           <w:u w:val="single"/>
         </w:rPr>
-        <w:hyperlink r:id="rId24" w:history="1">
+        <w:hyperlink r:id="rId25" w:history="1">
           <w:r>
             <w:rPr>
               <w:rStyle w:val="Hyperlink"/>
@@ -4151,7 +4156,7 @@
           <w:sz w:val="24"/>
           <w:u w:val="single"/>
         </w:rPr>
-        <w:hyperlink r:id="rId24" w:history="1">
+        <w:hyperlink r:id="rId25" w:history="1">
           <w:r>
             <w:rPr>
               <w:rStyle w:val="Hyperlink"/>
@@ -4169,7 +4174,7 @@
           <w:sz w:val="24"/>
           <w:u w:val="single"/>
         </w:rPr>
-        <w:hyperlink r:id="rId24" w:history="1">
+        <w:hyperlink r:id="rId25" w:history="1">
           <w:r>
             <w:rPr>
               <w:rStyle w:val="Hyperlink"/>
@@ -4187,7 +4192,7 @@
           <w:sz w:val="24"/>
           <w:u w:val="single"/>
         </w:rPr>
-        <w:hyperlink r:id="rId24" w:history="1">
+        <w:hyperlink r:id="rId25" w:history="1">
           <w:r>
             <w:rPr>
               <w:rStyle w:val="Hyperlink"/>
@@ -4205,7 +4210,7 @@
           <w:sz w:val="24"/>
           <w:u w:val="single"/>
         </w:rPr>
-        <w:hyperlink r:id="rId24" w:history="1">
+        <w:hyperlink r:id="rId25" w:history="1">
           <w:r>
             <w:rPr>
               <w:rStyle w:val="Hyperlink"/>
@@ -4233,7 +4238,7 @@
           <w:sz w:val="24"/>
           <w:u w:val="single"/>
         </w:rPr>
-        <w:hyperlink r:id="rId25" w:history="1">
+        <w:hyperlink r:id="rId26" w:history="1">
           <w:r>
             <w:rPr>
               <w:rStyle w:val="Hyperlink"/>
@@ -4280,7 +4285,7 @@
           <w:sz w:val="24"/>
           <w:u w:val="single"/>
         </w:rPr>
-        <w:hyperlink r:id="rId25" w:history="1">
+        <w:hyperlink r:id="rId26" w:history="1">
           <w:r>
             <w:rPr>
               <w:rStyle w:val="Hyperlink"/>
@@ -4388,7 +4393,7 @@
           <w:sz w:val="24"/>
           <w:u w:val="single"/>
         </w:rPr>
-        <w:hyperlink r:id="rId26" w:history="1">
+        <w:hyperlink r:id="rId27" w:history="1">
           <w:r>
             <w:rPr>
               <w:rStyle w:val="Hyperlink"/>
@@ -4406,7 +4411,7 @@
           <w:sz w:val="24"/>
           <w:u w:val="single"/>
         </w:rPr>
-        <w:hyperlink r:id="rId26" w:history="1">
+        <w:hyperlink r:id="rId27" w:history="1">
           <w:r>
             <w:rPr>
               <w:rStyle w:val="Hyperlink"/>
@@ -4424,7 +4429,7 @@
           <w:sz w:val="24"/>
           <w:u w:val="single"/>
         </w:rPr>
-        <w:hyperlink r:id="rId26" w:history="1">
+        <w:hyperlink r:id="rId27" w:history="1">
           <w:r>
             <w:rPr>
               <w:rStyle w:val="Hyperlink"/>
@@ -4442,7 +4447,7 @@
           <w:sz w:val="24"/>
           <w:u w:val="single"/>
         </w:rPr>
-        <w:hyperlink r:id="rId26" w:history="1">
+        <w:hyperlink r:id="rId27" w:history="1">
           <w:r>
             <w:rPr>
               <w:rStyle w:val="Hyperlink"/>
@@ -4470,7 +4475,7 @@
           <w:sz w:val="24"/>
           <w:u w:val="single"/>
         </w:rPr>
-        <w:hyperlink r:id="rId26" w:history="1">
+        <w:hyperlink r:id="rId28" w:history="1">
           <w:r>
             <w:rPr>
               <w:rStyle w:val="Hyperlink"/>
@@ -4488,7 +4493,7 @@
           <w:sz w:val="24"/>
           <w:u w:val="single"/>
         </w:rPr>
-        <w:hyperlink r:id="rId26" w:history="1">
+        <w:hyperlink r:id="rId27" w:history="1">
           <w:r>
             <w:rPr>
               <w:rStyle w:val="Hyperlink"/>
@@ -4517,7 +4522,7 @@
           <w:sz w:val="24"/>
           <w:u w:val="single"/>
         </w:rPr>
-        <w:hyperlink r:id="rId27" w:history="1">
+        <w:hyperlink r:id="rId28" w:history="1">
           <w:r>
             <w:rPr>
               <w:rStyle w:val="Hyperlink"/>

--- a/EXPORTS/DOCX/published/niveau3/Dutch/EMArtis.docx
+++ b/EXPORTS/DOCX/published/niveau3/Dutch/EMArtis.docx
@@ -498,125 +498,7 @@
           <w:color w:val="000000"/>
           <w:sz w:val="24"/>
         </w:rPr>
-        <w:t>, oftewel de Wereldtentoonst</w:t>
-      </w:r>
-      <w:r>
-        <w:rPr>
-          <w:u w:val="single" w:color="0000ff"/>
-          <w:rFonts w:ascii="Charis SIL Regular" w:hAnsi="Charis SIL Regular" w:eastAsia="Charis SIL Regular"/>
-          <w:b w:val="0"/>
-          <w:i w:val="0"/>
-          <w:color w:val="000000"/>
-          <w:sz w:val="24"/>
-        </w:rPr>
-        <w:hyperlink r:id="rId10" w:history="1">
-          <w:r>
-            <w:rPr>
-              <w:rStyle w:val="Hyperlink"/>
-            </w:rPr>
-            <w:t>elling, van 18</w:t>
-          </w:r>
-        </w:hyperlink>
-      </w:r>
-      <w:r>
-        <w:rPr>
-          <w:u w:val="single" w:color="0000ff"/>
-          <w:rFonts w:ascii="Charis SIL Regular" w:hAnsi="Charis SIL Regular" w:eastAsia="Charis SIL Regular"/>
-          <w:b w:val="0"/>
-          <w:i w:val="0"/>
-          <w:color w:val="000000"/>
-          <w:sz w:val="24"/>
-        </w:rPr>
-        <w:hyperlink r:id="rId10" w:history="1">
-          <w:r>
-            <w:rPr>
-              <w:rStyle w:val="Hyperlink"/>
-            </w:rPr>
-            <w:t>8</w:t>
-          </w:r>
-        </w:hyperlink>
-      </w:r>
-      <w:r>
-        <w:rPr>
-          <w:u w:val="single" w:color="0000ff"/>
-          <w:rFonts w:ascii="Charis SIL Regular" w:hAnsi="Charis SIL Regular" w:eastAsia="Charis SIL Regular"/>
-          <w:b w:val="0"/>
-          <w:i w:val="0"/>
-          <w:color w:val="000000"/>
-          <w:sz w:val="24"/>
-        </w:rPr>
-        <w:hyperlink r:id="rId10" w:history="1">
-          <w:r>
-            <w:rPr>
-              <w:rStyle w:val="Hyperlink"/>
-            </w:rPr>
-            <w:t>3 en voor</w:t>
-          </w:r>
-        </w:hyperlink>
-      </w:r>
-      <w:r>
-        <w:rPr>
-          <w:u w:val="single" w:color="0000ff"/>
-          <w:rFonts w:ascii="Charis SIL Regular" w:hAnsi="Charis SIL Regular" w:eastAsia="Charis SIL Regular"/>
-          <w:b w:val="0"/>
-          <w:i w:val="0"/>
-          <w:color w:val="000000"/>
-          <w:sz w:val="24"/>
-        </w:rPr>
-        <w:hyperlink r:id="rId10" w:history="1">
-          <w:r>
-            <w:rPr>
-              <w:rStyle w:val="Hyperlink"/>
-            </w:rPr>
-            <w:t>we</w:t>
-          </w:r>
-        </w:hyperlink>
-      </w:r>
-      <w:r>
-        <w:rPr>
-          <w:u w:val="single" w:color="0000ff"/>
-          <w:rFonts w:ascii="Charis SIL Regular" w:hAnsi="Charis SIL Regular" w:eastAsia="Charis SIL Regular"/>
-          <w:b w:val="0"/>
-          <w:i w:val="0"/>
-          <w:color w:val="000000"/>
-          <w:sz w:val="24"/>
-        </w:rPr>
-        <w:hyperlink r:id="rId10" w:history="1">
-          <w:r>
-            <w:rPr>
-              <w:rStyle w:val="Hyperlink"/>
-            </w:rPr>
-            <w:t>r</w:t>
-          </w:r>
-        </w:hyperlink>
-      </w:r>
-      <w:r>
-        <w:rPr>
-          <w:u w:val="single" w:color="0000ff"/>
-          <w:rFonts w:ascii="Charis SIL Regular" w:hAnsi="Charis SIL Regular" w:eastAsia="Charis SIL Regular"/>
-          <w:b w:val="0"/>
-          <w:i w:val="0"/>
-          <w:color w:val="000000"/>
-          <w:sz w:val="24"/>
-        </w:rPr>
-        <w:hyperlink r:id="rId10" w:history="1">
-          <w:r>
-            <w:rPr>
-              <w:rStyle w:val="Hyperlink"/>
-            </w:rPr>
-            <w:t>pen die werde</w:t>
-          </w:r>
-        </w:hyperlink>
-      </w:r>
-      <w:r>
-        <w:rPr>
-          <w:rFonts w:ascii="Charis SIL Regular" w:hAnsi="Charis SIL Regular" w:eastAsia="Charis SIL Regular"/>
-          <w:b w:val="0"/>
-          <w:i w:val="0"/>
-          <w:color w:val="000000"/>
-          <w:sz w:val="24"/>
-        </w:rPr>
-        <w:t xml:space="preserve">n </w:t>
+        <w:t xml:space="preserve">, oftewel de Wereldtentoonstelling, van 1883 en voorwerpen die werden </w:t>
       </w:r>
       <w:r>
         <w:rPr>
@@ -1019,29 +901,13 @@
             <w:rPr>
               <w:rStyle w:val="Hyperlink"/>
             </w:rPr>
-            <w:t xml:space="preserve"> het Etnografi</w:t>
+            <w:t xml:space="preserve"> het Etnografis</w:t>
           </w:r>
         </w:hyperlink>
       </w:r>
       <w:r>
         <w:rPr>
-          <w:rFonts w:ascii="Charis SIL Regular" w:hAnsi="Charis SIL Regular" w:eastAsia="Charis SIL Regular"/>
-          <w:b w:val="0"/>
-          <w:i w:val="0"/>
-          <w:color w:val="000000"/>
-          <w:sz w:val="24"/>
-        </w:rPr>
-        <w:hyperlink r:id="rId12" w:history="1">
-          <w:r>
-            <w:rPr>
-              <w:rStyle w:val="Hyperlink"/>
-            </w:rPr>
-            <w:t>s</w:t>
-          </w:r>
-        </w:hyperlink>
-      </w:r>
-      <w:r>
-        <w:rPr>
+          <w:u w:val="single" w:color="0000ff"/>
           <w:rFonts w:ascii="Charis SIL Regular" w:hAnsi="Charis SIL Regular" w:eastAsia="Charis SIL Regular"/>
           <w:b w:val="0"/>
           <w:i w:val="0"/>
@@ -1082,7 +948,7 @@
             <w:rPr>
               <w:rStyle w:val="Hyperlink"/>
             </w:rPr>
-            <w:t xml:space="preserve"> Museum A</w:t>
+            <w:t xml:space="preserve"> Museum </w:t>
           </w:r>
         </w:hyperlink>
       </w:r>
@@ -1094,7 +960,7 @@
           <w:color w:val="000000"/>
           <w:sz w:val="24"/>
         </w:rPr>
-        <w:t xml:space="preserve">rtis een </w:t>
+        <w:t xml:space="preserve">Artis een </w:t>
       </w:r>
       <w:r>
         <w:rPr>
@@ -3566,7 +3432,7 @@
           <w:sz w:val="24"/>
           <w:u w:val="single"/>
         </w:rPr>
-        <w:hyperlink r:id="rId21" w:history="1">
+        <w:hyperlink r:id="rId20" w:history="1">
           <w:r>
             <w:rPr>
               <w:rStyle w:val="Hyperlink"/>
@@ -3584,7 +3450,7 @@
           <w:sz w:val="24"/>
           <w:u w:val="single"/>
         </w:rPr>
-        <w:hyperlink r:id="rId21" w:history="1">
+        <w:hyperlink r:id="rId20" w:history="1">
           <w:r>
             <w:rPr>
               <w:rStyle w:val="Hyperlink"/>
@@ -3613,7 +3479,7 @@
           <w:sz w:val="24"/>
           <w:u w:val="single"/>
         </w:rPr>
-        <w:hyperlink r:id="rId21" w:history="1">
+        <w:hyperlink r:id="rId20" w:history="1">
           <w:r>
             <w:rPr>
               <w:rStyle w:val="Hyperlink"/>
@@ -3624,13 +3490,21 @@
       </w:r>
       <w:r>
         <w:rPr>
+          <w:u w:val="single" w:color="0000ff"/>
           <w:rFonts w:ascii="Charis SIL Regular" w:hAnsi="Charis SIL Regular" w:eastAsia="Charis SIL Regular"/>
           <w:b w:val="0"/>
           <w:i w:val="0"/>
           <w:color w:val="000000"/>
           <w:sz w:val="24"/>
         </w:rPr>
-        <w:t xml:space="preserve">, </w:t>
+        <w:hyperlink r:id="rId20" w:history="1">
+          <w:r>
+            <w:rPr>
+              <w:rStyle w:val="Hyperlink"/>
+            </w:rPr>
+            <w:t xml:space="preserve">, </w:t>
+          </w:r>
+        </w:hyperlink>
       </w:r>
       <w:r>
         <w:rPr>
@@ -3641,7 +3515,7 @@
           <w:sz w:val="24"/>
           <w:u w:val="single"/>
         </w:rPr>
-        <w:hyperlink r:id="rId22" w:history="1">
+        <w:hyperlink r:id="rId21" w:history="1">
           <w:r>
             <w:rPr>
               <w:rStyle w:val="Hyperlink"/>
@@ -3670,7 +3544,7 @@
           <w:sz w:val="24"/>
           <w:u w:val="single"/>
         </w:rPr>
-        <w:hyperlink r:id="rId22" w:history="1">
+        <w:hyperlink r:id="rId21" w:history="1">
           <w:r>
             <w:rPr>
               <w:rStyle w:val="Hyperlink"/>
@@ -3788,7 +3662,7 @@
           <w:sz w:val="24"/>
           <w:u w:val="single"/>
         </w:rPr>
-        <w:hyperlink r:id="rId23" w:history="1">
+        <w:hyperlink r:id="rId22" w:history="1">
           <w:r>
             <w:rPr>
               <w:rStyle w:val="Hyperlink"/>
@@ -3806,7 +3680,7 @@
           <w:sz w:val="24"/>
           <w:u w:val="single"/>
         </w:rPr>
-        <w:hyperlink r:id="rId23" w:history="1">
+        <w:hyperlink r:id="rId22" w:history="1">
           <w:r>
             <w:rPr>
               <w:rStyle w:val="Hyperlink"/>
@@ -3824,7 +3698,7 @@
           <w:sz w:val="24"/>
           <w:u w:val="single"/>
         </w:rPr>
-        <w:hyperlink r:id="rId23" w:history="1">
+        <w:hyperlink r:id="rId22" w:history="1">
           <w:r>
             <w:rPr>
               <w:rStyle w:val="Hyperlink"/>
@@ -3842,7 +3716,7 @@
           <w:sz w:val="24"/>
           <w:u w:val="single"/>
         </w:rPr>
-        <w:hyperlink r:id="rId23" w:history="1">
+        <w:hyperlink r:id="rId22" w:history="1">
           <w:r>
             <w:rPr>
               <w:rStyle w:val="Hyperlink"/>
@@ -3870,7 +3744,7 @@
           <w:sz w:val="24"/>
           <w:u w:val="single"/>
         </w:rPr>
-        <w:hyperlink r:id="rId24" w:history="1">
+        <w:hyperlink r:id="rId22" w:history="1">
           <w:r>
             <w:rPr>
               <w:rStyle w:val="Hyperlink"/>
@@ -3888,7 +3762,7 @@
           <w:sz w:val="24"/>
           <w:u w:val="single"/>
         </w:rPr>
-        <w:hyperlink r:id="rId24" w:history="1">
+        <w:hyperlink r:id="rId22" w:history="1">
           <w:r>
             <w:rPr>
               <w:rStyle w:val="Hyperlink"/>
@@ -3917,7 +3791,7 @@
           <w:sz w:val="24"/>
           <w:u w:val="single"/>
         </w:rPr>
-        <w:hyperlink r:id="rId24" w:history="1">
+        <w:hyperlink r:id="rId22" w:history="1">
           <w:r>
             <w:rPr>
               <w:rStyle w:val="Hyperlink"/>
@@ -4045,7 +3919,7 @@
           <w:sz w:val="24"/>
           <w:u w:val="single"/>
         </w:rPr>
-        <w:hyperlink r:id="rId25" w:history="1">
+        <w:hyperlink r:id="rId23" w:history="1">
           <w:r>
             <w:rPr>
               <w:rStyle w:val="Hyperlink"/>
@@ -4063,7 +3937,7 @@
           <w:sz w:val="24"/>
           <w:u w:val="single"/>
         </w:rPr>
-        <w:hyperlink r:id="rId25" w:history="1">
+        <w:hyperlink r:id="rId23" w:history="1">
           <w:r>
             <w:rPr>
               <w:rStyle w:val="Hyperlink"/>
@@ -4081,7 +3955,7 @@
           <w:sz w:val="24"/>
           <w:u w:val="single"/>
         </w:rPr>
-        <w:hyperlink r:id="rId25" w:history="1">
+        <w:hyperlink r:id="rId23" w:history="1">
           <w:r>
             <w:rPr>
               <w:rStyle w:val="Hyperlink"/>
@@ -4099,7 +3973,7 @@
           <w:sz w:val="24"/>
           <w:u w:val="single"/>
         </w:rPr>
-        <w:hyperlink r:id="rId25" w:history="1">
+        <w:hyperlink r:id="rId23" w:history="1">
           <w:r>
             <w:rPr>
               <w:rStyle w:val="Hyperlink"/>
@@ -4120,7 +3994,7 @@
           <w:sz w:val="24"/>
           <w:u w:val="single"/>
         </w:rPr>
-        <w:hyperlink r:id="rId25" w:history="1">
+        <w:hyperlink r:id="rId23" w:history="1">
           <w:r>
             <w:rPr>
               <w:rStyle w:val="Hyperlink"/>
@@ -4138,7 +4012,7 @@
           <w:sz w:val="24"/>
           <w:u w:val="single"/>
         </w:rPr>
-        <w:hyperlink r:id="rId25" w:history="1">
+        <w:hyperlink r:id="rId23" w:history="1">
           <w:r>
             <w:rPr>
               <w:rStyle w:val="Hyperlink"/>
@@ -4156,7 +4030,7 @@
           <w:sz w:val="24"/>
           <w:u w:val="single"/>
         </w:rPr>
-        <w:hyperlink r:id="rId25" w:history="1">
+        <w:hyperlink r:id="rId23" w:history="1">
           <w:r>
             <w:rPr>
               <w:rStyle w:val="Hyperlink"/>
@@ -4174,7 +4048,7 @@
           <w:sz w:val="24"/>
           <w:u w:val="single"/>
         </w:rPr>
-        <w:hyperlink r:id="rId25" w:history="1">
+        <w:hyperlink r:id="rId23" w:history="1">
           <w:r>
             <w:rPr>
               <w:rStyle w:val="Hyperlink"/>
@@ -4192,7 +4066,7 @@
           <w:sz w:val="24"/>
           <w:u w:val="single"/>
         </w:rPr>
-        <w:hyperlink r:id="rId25" w:history="1">
+        <w:hyperlink r:id="rId23" w:history="1">
           <w:r>
             <w:rPr>
               <w:rStyle w:val="Hyperlink"/>
@@ -4210,7 +4084,7 @@
           <w:sz w:val="24"/>
           <w:u w:val="single"/>
         </w:rPr>
-        <w:hyperlink r:id="rId25" w:history="1">
+        <w:hyperlink r:id="rId23" w:history="1">
           <w:r>
             <w:rPr>
               <w:rStyle w:val="Hyperlink"/>
@@ -4238,7 +4112,7 @@
           <w:sz w:val="24"/>
           <w:u w:val="single"/>
         </w:rPr>
-        <w:hyperlink r:id="rId26" w:history="1">
+        <w:hyperlink r:id="rId24" w:history="1">
           <w:r>
             <w:rPr>
               <w:rStyle w:val="Hyperlink"/>
@@ -4285,7 +4159,7 @@
           <w:sz w:val="24"/>
           <w:u w:val="single"/>
         </w:rPr>
-        <w:hyperlink r:id="rId26" w:history="1">
+        <w:hyperlink r:id="rId24" w:history="1">
           <w:r>
             <w:rPr>
               <w:rStyle w:val="Hyperlink"/>
@@ -4393,7 +4267,7 @@
           <w:sz w:val="24"/>
           <w:u w:val="single"/>
         </w:rPr>
-        <w:hyperlink r:id="rId27" w:history="1">
+        <w:hyperlink r:id="rId25" w:history="1">
           <w:r>
             <w:rPr>
               <w:rStyle w:val="Hyperlink"/>
@@ -4411,7 +4285,7 @@
           <w:sz w:val="24"/>
           <w:u w:val="single"/>
         </w:rPr>
-        <w:hyperlink r:id="rId27" w:history="1">
+        <w:hyperlink r:id="rId25" w:history="1">
           <w:r>
             <w:rPr>
               <w:rStyle w:val="Hyperlink"/>
@@ -4429,7 +4303,7 @@
           <w:sz w:val="24"/>
           <w:u w:val="single"/>
         </w:rPr>
-        <w:hyperlink r:id="rId27" w:history="1">
+        <w:hyperlink r:id="rId25" w:history="1">
           <w:r>
             <w:rPr>
               <w:rStyle w:val="Hyperlink"/>
@@ -4447,7 +4321,7 @@
           <w:sz w:val="24"/>
           <w:u w:val="single"/>
         </w:rPr>
-        <w:hyperlink r:id="rId27" w:history="1">
+        <w:hyperlink r:id="rId25" w:history="1">
           <w:r>
             <w:rPr>
               <w:rStyle w:val="Hyperlink"/>
@@ -4475,7 +4349,7 @@
           <w:sz w:val="24"/>
           <w:u w:val="single"/>
         </w:rPr>
-        <w:hyperlink r:id="rId28" w:history="1">
+        <w:hyperlink r:id="rId26" w:history="1">
           <w:r>
             <w:rPr>
               <w:rStyle w:val="Hyperlink"/>
@@ -4493,7 +4367,7 @@
           <w:sz w:val="24"/>
           <w:u w:val="single"/>
         </w:rPr>
-        <w:hyperlink r:id="rId27" w:history="1">
+        <w:hyperlink r:id="rId25" w:history="1">
           <w:r>
             <w:rPr>
               <w:rStyle w:val="Hyperlink"/>
@@ -4522,7 +4396,7 @@
           <w:sz w:val="24"/>
           <w:u w:val="single"/>
         </w:rPr>
-        <w:hyperlink r:id="rId28" w:history="1">
+        <w:hyperlink r:id="rId25" w:history="1">
           <w:r>
             <w:rPr>
               <w:rStyle w:val="Hyperlink"/>
@@ -4537,7 +4411,7 @@
         <w:autoSpaceDN w:val="0"/>
         <w:autoSpaceDE w:val="0"/>
         <w:widowControl/>
-        <w:spacing w:line="538" w:lineRule="exact" w:before="478" w:after="0"/>
+        <w:spacing w:line="538" w:lineRule="exact" w:before="458" w:after="0"/>
         <w:ind w:left="0" w:right="0" w:firstLine="0"/>
         <w:jc w:val="left"/>
       </w:pPr>

--- a/EXPORTS/DOCX/published/niveau3/Dutch/EMArtis.docx
+++ b/EXPORTS/DOCX/published/niveau3/Dutch/EMArtis.docx
@@ -498,7 +498,7 @@
           <w:color w:val="000000"/>
           <w:sz w:val="24"/>
         </w:rPr>
-        <w:t xml:space="preserve">, oftewel de Wereldtentoonstelling, van 1883 en voorwerpen die werden </w:t>
+        <w:t>, oftewel de Wereldtentoonst</w:t>
       </w:r>
       <w:r>
         <w:rPr>
@@ -514,19 +514,119 @@
             <w:rPr>
               <w:rStyle w:val="Hyperlink"/>
             </w:rPr>
-            <w:t>verzameld door</w:t>
+            <w:t>elling, van 18</w:t>
           </w:r>
         </w:hyperlink>
       </w:r>
       <w:r>
         <w:rPr>
+          <w:u w:val="single" w:color="0000ff"/>
           <w:rFonts w:ascii="Charis SIL Regular" w:hAnsi="Charis SIL Regular" w:eastAsia="Charis SIL Regular"/>
           <w:b w:val="0"/>
           <w:i w:val="0"/>
           <w:color w:val="000000"/>
           <w:sz w:val="24"/>
         </w:rPr>
-        <w:t xml:space="preserve"> het </w:t>
+        <w:hyperlink r:id="rId10" w:history="1">
+          <w:r>
+            <w:rPr>
+              <w:rStyle w:val="Hyperlink"/>
+            </w:rPr>
+            <w:t>8</w:t>
+          </w:r>
+        </w:hyperlink>
+      </w:r>
+      <w:r>
+        <w:rPr>
+          <w:u w:val="single" w:color="0000ff"/>
+          <w:rFonts w:ascii="Charis SIL Regular" w:hAnsi="Charis SIL Regular" w:eastAsia="Charis SIL Regular"/>
+          <w:b w:val="0"/>
+          <w:i w:val="0"/>
+          <w:color w:val="000000"/>
+          <w:sz w:val="24"/>
+        </w:rPr>
+        <w:hyperlink r:id="rId10" w:history="1">
+          <w:r>
+            <w:rPr>
+              <w:rStyle w:val="Hyperlink"/>
+            </w:rPr>
+            <w:t>3 en voor</w:t>
+          </w:r>
+        </w:hyperlink>
+      </w:r>
+      <w:r>
+        <w:rPr>
+          <w:u w:val="single" w:color="0000ff"/>
+          <w:rFonts w:ascii="Charis SIL Regular" w:hAnsi="Charis SIL Regular" w:eastAsia="Charis SIL Regular"/>
+          <w:b w:val="0"/>
+          <w:i w:val="0"/>
+          <w:color w:val="000000"/>
+          <w:sz w:val="24"/>
+        </w:rPr>
+        <w:hyperlink r:id="rId10" w:history="1">
+          <w:r>
+            <w:rPr>
+              <w:rStyle w:val="Hyperlink"/>
+            </w:rPr>
+            <w:t>we</w:t>
+          </w:r>
+        </w:hyperlink>
+      </w:r>
+      <w:r>
+        <w:rPr>
+          <w:u w:val="single" w:color="0000ff"/>
+          <w:rFonts w:ascii="Charis SIL Regular" w:hAnsi="Charis SIL Regular" w:eastAsia="Charis SIL Regular"/>
+          <w:b w:val="0"/>
+          <w:i w:val="0"/>
+          <w:color w:val="000000"/>
+          <w:sz w:val="24"/>
+        </w:rPr>
+        <w:hyperlink r:id="rId10" w:history="1">
+          <w:r>
+            <w:rPr>
+              <w:rStyle w:val="Hyperlink"/>
+            </w:rPr>
+            <w:t>r</w:t>
+          </w:r>
+        </w:hyperlink>
+      </w:r>
+      <w:r>
+        <w:rPr>
+          <w:u w:val="single" w:color="0000ff"/>
+          <w:rFonts w:ascii="Charis SIL Regular" w:hAnsi="Charis SIL Regular" w:eastAsia="Charis SIL Regular"/>
+          <w:b w:val="0"/>
+          <w:i w:val="0"/>
+          <w:color w:val="000000"/>
+          <w:sz w:val="24"/>
+        </w:rPr>
+        <w:hyperlink r:id="rId10" w:history="1">
+          <w:r>
+            <w:rPr>
+              <w:rStyle w:val="Hyperlink"/>
+            </w:rPr>
+            <w:t>pen die werde</w:t>
+          </w:r>
+        </w:hyperlink>
+      </w:r>
+      <w:r>
+        <w:rPr>
+          <w:rFonts w:ascii="Charis SIL Regular" w:hAnsi="Charis SIL Regular" w:eastAsia="Charis SIL Regular"/>
+          <w:b w:val="0"/>
+          <w:i w:val="0"/>
+          <w:color w:val="000000"/>
+          <w:sz w:val="24"/>
+        </w:rPr>
+        <w:t xml:space="preserve">n </w:t>
+      </w:r>
+      <w:r>
+        <w:rPr>
+          <w:rFonts w:ascii="Charis SIL Regular" w:hAnsi="Charis SIL Regular" w:eastAsia="Charis SIL Regular"/>
+          <w:b w:val="0"/>
+          <w:i w:val="0"/>
+          <w:color w:val="000000"/>
+          <w:sz w:val="24"/>
+        </w:rPr>
+        <w:t xml:space="preserve">verzameld door het </w:t>
       </w:r>
       <w:r>
         <w:rPr>
@@ -3490,7 +3590,6 @@
       </w:r>
       <w:r>
         <w:rPr>
-          <w:u w:val="single" w:color="0000ff"/>
           <w:rFonts w:ascii="Charis SIL Regular" w:hAnsi="Charis SIL Regular" w:eastAsia="Charis SIL Regular"/>
           <w:b w:val="0"/>
           <w:i w:val="0"/>
@@ -3515,7 +3614,7 @@
           <w:sz w:val="24"/>
           <w:u w:val="single"/>
         </w:rPr>
-        <w:hyperlink r:id="rId21" w:history="1">
+        <w:hyperlink r:id="rId20" w:history="1">
           <w:r>
             <w:rPr>
               <w:rStyle w:val="Hyperlink"/>
@@ -3544,7 +3643,7 @@
           <w:sz w:val="24"/>
           <w:u w:val="single"/>
         </w:rPr>
-        <w:hyperlink r:id="rId21" w:history="1">
+        <w:hyperlink r:id="rId20" w:history="1">
           <w:r>
             <w:rPr>
               <w:rStyle w:val="Hyperlink"/>
@@ -3662,7 +3761,7 @@
           <w:sz w:val="24"/>
           <w:u w:val="single"/>
         </w:rPr>
-        <w:hyperlink r:id="rId22" w:history="1">
+        <w:hyperlink r:id="rId21" w:history="1">
           <w:r>
             <w:rPr>
               <w:rStyle w:val="Hyperlink"/>
@@ -3680,7 +3779,7 @@
           <w:sz w:val="24"/>
           <w:u w:val="single"/>
         </w:rPr>
-        <w:hyperlink r:id="rId22" w:history="1">
+        <w:hyperlink r:id="rId21" w:history="1">
           <w:r>
             <w:rPr>
               <w:rStyle w:val="Hyperlink"/>
@@ -3698,7 +3797,7 @@
           <w:sz w:val="24"/>
           <w:u w:val="single"/>
         </w:rPr>
-        <w:hyperlink r:id="rId22" w:history="1">
+        <w:hyperlink r:id="rId21" w:history="1">
           <w:r>
             <w:rPr>
               <w:rStyle w:val="Hyperlink"/>
@@ -3716,7 +3815,7 @@
           <w:sz w:val="24"/>
           <w:u w:val="single"/>
         </w:rPr>
-        <w:hyperlink r:id="rId22" w:history="1">
+        <w:hyperlink r:id="rId21" w:history="1">
           <w:r>
             <w:rPr>
               <w:rStyle w:val="Hyperlink"/>
@@ -3744,7 +3843,7 @@
           <w:sz w:val="24"/>
           <w:u w:val="single"/>
         </w:rPr>
-        <w:hyperlink r:id="rId22" w:history="1">
+        <w:hyperlink r:id="rId21" w:history="1">
           <w:r>
             <w:rPr>
               <w:rStyle w:val="Hyperlink"/>
@@ -3762,7 +3861,7 @@
           <w:sz w:val="24"/>
           <w:u w:val="single"/>
         </w:rPr>
-        <w:hyperlink r:id="rId22" w:history="1">
+        <w:hyperlink r:id="rId21" w:history="1">
           <w:r>
             <w:rPr>
               <w:rStyle w:val="Hyperlink"/>
@@ -3791,7 +3890,7 @@
           <w:sz w:val="24"/>
           <w:u w:val="single"/>
         </w:rPr>
-        <w:hyperlink r:id="rId22" w:history="1">
+        <w:hyperlink r:id="rId21" w:history="1">
           <w:r>
             <w:rPr>
               <w:rStyle w:val="Hyperlink"/>
@@ -3919,7 +4018,7 @@
           <w:sz w:val="24"/>
           <w:u w:val="single"/>
         </w:rPr>
-        <w:hyperlink r:id="rId23" w:history="1">
+        <w:hyperlink r:id="rId22" w:history="1">
           <w:r>
             <w:rPr>
               <w:rStyle w:val="Hyperlink"/>
@@ -3937,7 +4036,7 @@
           <w:sz w:val="24"/>
           <w:u w:val="single"/>
         </w:rPr>
-        <w:hyperlink r:id="rId23" w:history="1">
+        <w:hyperlink r:id="rId22" w:history="1">
           <w:r>
             <w:rPr>
               <w:rStyle w:val="Hyperlink"/>
@@ -3955,7 +4054,7 @@
           <w:sz w:val="24"/>
           <w:u w:val="single"/>
         </w:rPr>
-        <w:hyperlink r:id="rId23" w:history="1">
+        <w:hyperlink r:id="rId22" w:history="1">
           <w:r>
             <w:rPr>
               <w:rStyle w:val="Hyperlink"/>
@@ -3973,7 +4072,7 @@
           <w:sz w:val="24"/>
           <w:u w:val="single"/>
         </w:rPr>
-        <w:hyperlink r:id="rId23" w:history="1">
+        <w:hyperlink r:id="rId22" w:history="1">
           <w:r>
             <w:rPr>
               <w:rStyle w:val="Hyperlink"/>
@@ -3994,7 +4093,7 @@
           <w:sz w:val="24"/>
           <w:u w:val="single"/>
         </w:rPr>
-        <w:hyperlink r:id="rId23" w:history="1">
+        <w:hyperlink r:id="rId22" w:history="1">
           <w:r>
             <w:rPr>
               <w:rStyle w:val="Hyperlink"/>
@@ -4012,7 +4111,7 @@
           <w:sz w:val="24"/>
           <w:u w:val="single"/>
         </w:rPr>
-        <w:hyperlink r:id="rId23" w:history="1">
+        <w:hyperlink r:id="rId22" w:history="1">
           <w:r>
             <w:rPr>
               <w:rStyle w:val="Hyperlink"/>
@@ -4030,7 +4129,7 @@
           <w:sz w:val="24"/>
           <w:u w:val="single"/>
         </w:rPr>
-        <w:hyperlink r:id="rId23" w:history="1">
+        <w:hyperlink r:id="rId22" w:history="1">
           <w:r>
             <w:rPr>
               <w:rStyle w:val="Hyperlink"/>
@@ -4048,7 +4147,7 @@
           <w:sz w:val="24"/>
           <w:u w:val="single"/>
         </w:rPr>
-        <w:hyperlink r:id="rId23" w:history="1">
+        <w:hyperlink r:id="rId22" w:history="1">
           <w:r>
             <w:rPr>
               <w:rStyle w:val="Hyperlink"/>
@@ -4066,7 +4165,7 @@
           <w:sz w:val="24"/>
           <w:u w:val="single"/>
         </w:rPr>
-        <w:hyperlink r:id="rId23" w:history="1">
+        <w:hyperlink r:id="rId22" w:history="1">
           <w:r>
             <w:rPr>
               <w:rStyle w:val="Hyperlink"/>
@@ -4084,7 +4183,7 @@
           <w:sz w:val="24"/>
           <w:u w:val="single"/>
         </w:rPr>
-        <w:hyperlink r:id="rId23" w:history="1">
+        <w:hyperlink r:id="rId22" w:history="1">
           <w:r>
             <w:rPr>
               <w:rStyle w:val="Hyperlink"/>
@@ -4112,7 +4211,7 @@
           <w:sz w:val="24"/>
           <w:u w:val="single"/>
         </w:rPr>
-        <w:hyperlink r:id="rId24" w:history="1">
+        <w:hyperlink r:id="rId23" w:history="1">
           <w:r>
             <w:rPr>
               <w:rStyle w:val="Hyperlink"/>
@@ -4159,7 +4258,7 @@
           <w:sz w:val="24"/>
           <w:u w:val="single"/>
         </w:rPr>
-        <w:hyperlink r:id="rId24" w:history="1">
+        <w:hyperlink r:id="rId23" w:history="1">
           <w:r>
             <w:rPr>
               <w:rStyle w:val="Hyperlink"/>
@@ -4267,7 +4366,7 @@
           <w:sz w:val="24"/>
           <w:u w:val="single"/>
         </w:rPr>
-        <w:hyperlink r:id="rId25" w:history="1">
+        <w:hyperlink r:id="rId24" w:history="1">
           <w:r>
             <w:rPr>
               <w:rStyle w:val="Hyperlink"/>
@@ -4285,7 +4384,7 @@
           <w:sz w:val="24"/>
           <w:u w:val="single"/>
         </w:rPr>
-        <w:hyperlink r:id="rId25" w:history="1">
+        <w:hyperlink r:id="rId24" w:history="1">
           <w:r>
             <w:rPr>
               <w:rStyle w:val="Hyperlink"/>
@@ -4303,7 +4402,7 @@
           <w:sz w:val="24"/>
           <w:u w:val="single"/>
         </w:rPr>
-        <w:hyperlink r:id="rId25" w:history="1">
+        <w:hyperlink r:id="rId24" w:history="1">
           <w:r>
             <w:rPr>
               <w:rStyle w:val="Hyperlink"/>
@@ -4321,7 +4420,7 @@
           <w:sz w:val="24"/>
           <w:u w:val="single"/>
         </w:rPr>
-        <w:hyperlink r:id="rId25" w:history="1">
+        <w:hyperlink r:id="rId24" w:history="1">
           <w:r>
             <w:rPr>
               <w:rStyle w:val="Hyperlink"/>
@@ -4349,7 +4448,7 @@
           <w:sz w:val="24"/>
           <w:u w:val="single"/>
         </w:rPr>
-        <w:hyperlink r:id="rId26" w:history="1">
+        <w:hyperlink r:id="rId25" w:history="1">
           <w:r>
             <w:rPr>
               <w:rStyle w:val="Hyperlink"/>
@@ -4367,7 +4466,7 @@
           <w:sz w:val="24"/>
           <w:u w:val="single"/>
         </w:rPr>
-        <w:hyperlink r:id="rId25" w:history="1">
+        <w:hyperlink r:id="rId24" w:history="1">
           <w:r>
             <w:rPr>
               <w:rStyle w:val="Hyperlink"/>

--- a/EXPORTS/DOCX/published/niveau3/Dutch/EMArtis.docx
+++ b/EXPORTS/DOCX/published/niveau3/Dutch/EMArtis.docx
@@ -620,13 +620,31 @@
       </w:r>
       <w:r>
         <w:rPr>
+          <w:u w:val="single" w:color="0000ff"/>
           <w:rFonts w:ascii="Charis SIL Regular" w:hAnsi="Charis SIL Regular" w:eastAsia="Charis SIL Regular"/>
           <w:b w:val="0"/>
           <w:i w:val="0"/>
           <w:color w:val="000000"/>
           <w:sz w:val="24"/>
         </w:rPr>
-        <w:t xml:space="preserve">verzameld door het </w:t>
+        <w:hyperlink r:id="rId10" w:history="1">
+          <w:r>
+            <w:rPr>
+              <w:rStyle w:val="Hyperlink"/>
+            </w:rPr>
+            <w:t>verzameld door</w:t>
+          </w:r>
+        </w:hyperlink>
+      </w:r>
+      <w:r>
+        <w:rPr>
+          <w:rFonts w:ascii="Charis SIL Regular" w:hAnsi="Charis SIL Regular" w:eastAsia="Charis SIL Regular"/>
+          <w:b w:val="0"/>
+          <w:i w:val="0"/>
+          <w:color w:val="000000"/>
+          <w:sz w:val="24"/>
+        </w:rPr>
+        <w:t xml:space="preserve"> het </w:t>
       </w:r>
       <w:r>
         <w:rPr>
@@ -1001,13 +1019,29 @@
             <w:rPr>
               <w:rStyle w:val="Hyperlink"/>
             </w:rPr>
-            <w:t xml:space="preserve"> het Etnografis</w:t>
+            <w:t xml:space="preserve"> het Etnografi</w:t>
           </w:r>
         </w:hyperlink>
       </w:r>
       <w:r>
         <w:rPr>
-          <w:u w:val="single" w:color="0000ff"/>
+          <w:rFonts w:ascii="Charis SIL Regular" w:hAnsi="Charis SIL Regular" w:eastAsia="Charis SIL Regular"/>
+          <w:b w:val="0"/>
+          <w:i w:val="0"/>
+          <w:color w:val="000000"/>
+          <w:sz w:val="24"/>
+        </w:rPr>
+        <w:hyperlink r:id="rId12" w:history="1">
+          <w:r>
+            <w:rPr>
+              <w:rStyle w:val="Hyperlink"/>
+            </w:rPr>
+            <w:t>s</w:t>
+          </w:r>
+        </w:hyperlink>
+      </w:r>
+      <w:r>
+        <w:rPr>
           <w:rFonts w:ascii="Charis SIL Regular" w:hAnsi="Charis SIL Regular" w:eastAsia="Charis SIL Regular"/>
           <w:b w:val="0"/>
           <w:i w:val="0"/>
@@ -1048,7 +1082,7 @@
             <w:rPr>
               <w:rStyle w:val="Hyperlink"/>
             </w:rPr>
-            <w:t xml:space="preserve"> Museum </w:t>
+            <w:t xml:space="preserve"> Museum A</w:t>
           </w:r>
         </w:hyperlink>
       </w:r>
@@ -1060,7 +1094,7 @@
           <w:color w:val="000000"/>
           <w:sz w:val="24"/>
         </w:rPr>
-        <w:t xml:space="preserve">Artis een </w:t>
+        <w:t xml:space="preserve">rtis een </w:t>
       </w:r>
       <w:r>
         <w:rPr>
@@ -2047,47 +2081,7 @@
           <w:color w:val="000000"/>
           <w:sz w:val="24"/>
         </w:rPr>
-        <w:t>7851-7858 (welke nog berusten b</w:t>
-      </w:r>
-      <w:r>
-        <w:rPr>
-          <w:u w:val="single" w:color="0000ff"/>
-          <w:rFonts w:ascii="Charis SIL Regular" w:hAnsi="Charis SIL Regular" w:eastAsia="Charis SIL Regular"/>
-          <w:b w:val="0"/>
-          <w:i w:val="0"/>
-          <w:color w:val="000000"/>
-          <w:sz w:val="24"/>
-        </w:rPr>
-        <w:t>i</w:t>
-      </w:r>
-      <w:r>
-        <w:rPr>
-          <w:u w:val="single" w:color="0000ff"/>
-          <w:rFonts w:ascii="Charis SIL Regular" w:hAnsi="Charis SIL Regular" w:eastAsia="Charis SIL Regular"/>
-          <w:b w:val="0"/>
-          <w:i w:val="0"/>
-          <w:color w:val="000000"/>
-          <w:sz w:val="24"/>
-        </w:rPr>
-        <w:hyperlink r:id="rId17" w:history="1">
-          <w:r>
-            <w:rPr>
-              <w:rStyle w:val="Hyperlink"/>
-            </w:rPr>
-            <w:t>j het Kon</w:t>
-          </w:r>
-        </w:hyperlink>
-      </w:r>
-      <w:r>
-        <w:rPr>
-          <w:u w:val="single" w:color="0000ff"/>
-          <w:rFonts w:ascii="Charis SIL Regular" w:hAnsi="Charis SIL Regular" w:eastAsia="Charis SIL Regular"/>
-          <w:b w:val="0"/>
-          <w:i w:val="0"/>
-          <w:color w:val="000000"/>
-          <w:sz w:val="24"/>
-        </w:rPr>
-        <w:t>i</w:t>
+        <w:t>7851-7858 (welke nog berusten bij het Koni</w:t>
       </w:r>
       <w:r>
         <w:rPr>
@@ -3532,7 +3526,7 @@
           <w:sz w:val="24"/>
           <w:u w:val="single"/>
         </w:rPr>
-        <w:hyperlink r:id="rId20" w:history="1">
+        <w:hyperlink r:id="rId21" w:history="1">
           <w:r>
             <w:rPr>
               <w:rStyle w:val="Hyperlink"/>
@@ -3761,7 +3755,7 @@
           <w:sz w:val="24"/>
           <w:u w:val="single"/>
         </w:rPr>
-        <w:hyperlink r:id="rId21" w:history="1">
+        <w:hyperlink r:id="rId22" w:history="1">
           <w:r>
             <w:rPr>
               <w:rStyle w:val="Hyperlink"/>
@@ -3779,7 +3773,7 @@
           <w:sz w:val="24"/>
           <w:u w:val="single"/>
         </w:rPr>
-        <w:hyperlink r:id="rId21" w:history="1">
+        <w:hyperlink r:id="rId22" w:history="1">
           <w:r>
             <w:rPr>
               <w:rStyle w:val="Hyperlink"/>
@@ -3797,7 +3791,7 @@
           <w:sz w:val="24"/>
           <w:u w:val="single"/>
         </w:rPr>
-        <w:hyperlink r:id="rId21" w:history="1">
+        <w:hyperlink r:id="rId22" w:history="1">
           <w:r>
             <w:rPr>
               <w:rStyle w:val="Hyperlink"/>
@@ -3815,7 +3809,7 @@
           <w:sz w:val="24"/>
           <w:u w:val="single"/>
         </w:rPr>
-        <w:hyperlink r:id="rId21" w:history="1">
+        <w:hyperlink r:id="rId22" w:history="1">
           <w:r>
             <w:rPr>
               <w:rStyle w:val="Hyperlink"/>
@@ -3843,7 +3837,7 @@
           <w:sz w:val="24"/>
           <w:u w:val="single"/>
         </w:rPr>
-        <w:hyperlink r:id="rId21" w:history="1">
+        <w:hyperlink r:id="rId23" w:history="1">
           <w:r>
             <w:rPr>
               <w:rStyle w:val="Hyperlink"/>
@@ -3861,7 +3855,7 @@
           <w:sz w:val="24"/>
           <w:u w:val="single"/>
         </w:rPr>
-        <w:hyperlink r:id="rId21" w:history="1">
+        <w:hyperlink r:id="rId23" w:history="1">
           <w:r>
             <w:rPr>
               <w:rStyle w:val="Hyperlink"/>
@@ -3890,7 +3884,7 @@
           <w:sz w:val="24"/>
           <w:u w:val="single"/>
         </w:rPr>
-        <w:hyperlink r:id="rId21" w:history="1">
+        <w:hyperlink r:id="rId23" w:history="1">
           <w:r>
             <w:rPr>
               <w:rStyle w:val="Hyperlink"/>
@@ -4018,7 +4012,7 @@
           <w:sz w:val="24"/>
           <w:u w:val="single"/>
         </w:rPr>
-        <w:hyperlink r:id="rId22" w:history="1">
+        <w:hyperlink r:id="rId24" w:history="1">
           <w:r>
             <w:rPr>
               <w:rStyle w:val="Hyperlink"/>
@@ -4036,7 +4030,7 @@
           <w:sz w:val="24"/>
           <w:u w:val="single"/>
         </w:rPr>
-        <w:hyperlink r:id="rId22" w:history="1">
+        <w:hyperlink r:id="rId24" w:history="1">
           <w:r>
             <w:rPr>
               <w:rStyle w:val="Hyperlink"/>
@@ -4054,7 +4048,7 @@
           <w:sz w:val="24"/>
           <w:u w:val="single"/>
         </w:rPr>
-        <w:hyperlink r:id="rId22" w:history="1">
+        <w:hyperlink r:id="rId24" w:history="1">
           <w:r>
             <w:rPr>
               <w:rStyle w:val="Hyperlink"/>
@@ -4072,7 +4066,7 @@
           <w:sz w:val="24"/>
           <w:u w:val="single"/>
         </w:rPr>
-        <w:hyperlink r:id="rId22" w:history="1">
+        <w:hyperlink r:id="rId24" w:history="1">
           <w:r>
             <w:rPr>
               <w:rStyle w:val="Hyperlink"/>
@@ -4093,7 +4087,7 @@
           <w:sz w:val="24"/>
           <w:u w:val="single"/>
         </w:rPr>
-        <w:hyperlink r:id="rId22" w:history="1">
+        <w:hyperlink r:id="rId24" w:history="1">
           <w:r>
             <w:rPr>
               <w:rStyle w:val="Hyperlink"/>
@@ -4111,7 +4105,7 @@
           <w:sz w:val="24"/>
           <w:u w:val="single"/>
         </w:rPr>
-        <w:hyperlink r:id="rId22" w:history="1">
+        <w:hyperlink r:id="rId24" w:history="1">
           <w:r>
             <w:rPr>
               <w:rStyle w:val="Hyperlink"/>
@@ -4129,7 +4123,7 @@
           <w:sz w:val="24"/>
           <w:u w:val="single"/>
         </w:rPr>
-        <w:hyperlink r:id="rId22" w:history="1">
+        <w:hyperlink r:id="rId24" w:history="1">
           <w:r>
             <w:rPr>
               <w:rStyle w:val="Hyperlink"/>
@@ -4147,7 +4141,7 @@
           <w:sz w:val="24"/>
           <w:u w:val="single"/>
         </w:rPr>
-        <w:hyperlink r:id="rId22" w:history="1">
+        <w:hyperlink r:id="rId24" w:history="1">
           <w:r>
             <w:rPr>
               <w:rStyle w:val="Hyperlink"/>
@@ -4165,7 +4159,7 @@
           <w:sz w:val="24"/>
           <w:u w:val="single"/>
         </w:rPr>
-        <w:hyperlink r:id="rId22" w:history="1">
+        <w:hyperlink r:id="rId24" w:history="1">
           <w:r>
             <w:rPr>
               <w:rStyle w:val="Hyperlink"/>
@@ -4183,7 +4177,7 @@
           <w:sz w:val="24"/>
           <w:u w:val="single"/>
         </w:rPr>
-        <w:hyperlink r:id="rId22" w:history="1">
+        <w:hyperlink r:id="rId24" w:history="1">
           <w:r>
             <w:rPr>
               <w:rStyle w:val="Hyperlink"/>
@@ -4211,7 +4205,7 @@
           <w:sz w:val="24"/>
           <w:u w:val="single"/>
         </w:rPr>
-        <w:hyperlink r:id="rId23" w:history="1">
+        <w:hyperlink r:id="rId25" w:history="1">
           <w:r>
             <w:rPr>
               <w:rStyle w:val="Hyperlink"/>
@@ -4258,7 +4252,7 @@
           <w:sz w:val="24"/>
           <w:u w:val="single"/>
         </w:rPr>
-        <w:hyperlink r:id="rId23" w:history="1">
+        <w:hyperlink r:id="rId25" w:history="1">
           <w:r>
             <w:rPr>
               <w:rStyle w:val="Hyperlink"/>
@@ -4366,7 +4360,7 @@
           <w:sz w:val="24"/>
           <w:u w:val="single"/>
         </w:rPr>
-        <w:hyperlink r:id="rId24" w:history="1">
+        <w:hyperlink r:id="rId26" w:history="1">
           <w:r>
             <w:rPr>
               <w:rStyle w:val="Hyperlink"/>
@@ -4384,7 +4378,7 @@
           <w:sz w:val="24"/>
           <w:u w:val="single"/>
         </w:rPr>
-        <w:hyperlink r:id="rId24" w:history="1">
+        <w:hyperlink r:id="rId26" w:history="1">
           <w:r>
             <w:rPr>
               <w:rStyle w:val="Hyperlink"/>
@@ -4402,7 +4396,7 @@
           <w:sz w:val="24"/>
           <w:u w:val="single"/>
         </w:rPr>
-        <w:hyperlink r:id="rId24" w:history="1">
+        <w:hyperlink r:id="rId26" w:history="1">
           <w:r>
             <w:rPr>
               <w:rStyle w:val="Hyperlink"/>
@@ -4420,7 +4414,7 @@
           <w:sz w:val="24"/>
           <w:u w:val="single"/>
         </w:rPr>
-        <w:hyperlink r:id="rId24" w:history="1">
+        <w:hyperlink r:id="rId26" w:history="1">
           <w:r>
             <w:rPr>
               <w:rStyle w:val="Hyperlink"/>
@@ -4448,7 +4442,7 @@
           <w:sz w:val="24"/>
           <w:u w:val="single"/>
         </w:rPr>
-        <w:hyperlink r:id="rId25" w:history="1">
+        <w:hyperlink r:id="rId27" w:history="1">
           <w:r>
             <w:rPr>
               <w:rStyle w:val="Hyperlink"/>
@@ -4466,7 +4460,7 @@
           <w:sz w:val="24"/>
           <w:u w:val="single"/>
         </w:rPr>
-        <w:hyperlink r:id="rId24" w:history="1">
+        <w:hyperlink r:id="rId26" w:history="1">
           <w:r>
             <w:rPr>
               <w:rStyle w:val="Hyperlink"/>
@@ -4495,7 +4489,7 @@
           <w:sz w:val="24"/>
           <w:u w:val="single"/>
         </w:rPr>
-        <w:hyperlink r:id="rId25" w:history="1">
+        <w:hyperlink r:id="rId27" w:history="1">
           <w:r>
             <w:rPr>
               <w:rStyle w:val="Hyperlink"/>

--- a/EXPORTS/DOCX/published/niveau3/Dutch/EMArtis.docx
+++ b/EXPORTS/DOCX/published/niveau3/Dutch/EMArtis.docx
@@ -620,31 +620,13 @@
       </w:r>
       <w:r>
         <w:rPr>
-          <w:u w:val="single" w:color="0000ff"/>
           <w:rFonts w:ascii="Charis SIL Regular" w:hAnsi="Charis SIL Regular" w:eastAsia="Charis SIL Regular"/>
           <w:b w:val="0"/>
           <w:i w:val="0"/>
           <w:color w:val="000000"/>
           <w:sz w:val="24"/>
         </w:rPr>
-        <w:hyperlink r:id="rId10" w:history="1">
-          <w:r>
-            <w:rPr>
-              <w:rStyle w:val="Hyperlink"/>
-            </w:rPr>
-            <w:t>verzameld door</w:t>
-          </w:r>
-        </w:hyperlink>
-      </w:r>
-      <w:r>
-        <w:rPr>
-          <w:rFonts w:ascii="Charis SIL Regular" w:hAnsi="Charis SIL Regular" w:eastAsia="Charis SIL Regular"/>
-          <w:b w:val="0"/>
-          <w:i w:val="0"/>
-          <w:color w:val="000000"/>
-          <w:sz w:val="24"/>
-        </w:rPr>
-        <w:t xml:space="preserve"> het </w:t>
+        <w:t xml:space="preserve">verzameld door het </w:t>
       </w:r>
       <w:r>
         <w:rPr>
@@ -2081,7 +2063,47 @@
           <w:color w:val="000000"/>
           <w:sz w:val="24"/>
         </w:rPr>
-        <w:t>7851-7858 (welke nog berusten bij het Koni</w:t>
+        <w:t>7851-7858 (welke nog berusten b</w:t>
+      </w:r>
+      <w:r>
+        <w:rPr>
+          <w:u w:val="single" w:color="0000ff"/>
+          <w:rFonts w:ascii="Charis SIL Regular" w:hAnsi="Charis SIL Regular" w:eastAsia="Charis SIL Regular"/>
+          <w:b w:val="0"/>
+          <w:i w:val="0"/>
+          <w:color w:val="000000"/>
+          <w:sz w:val="24"/>
+        </w:rPr>
+        <w:t>i</w:t>
+      </w:r>
+      <w:r>
+        <w:rPr>
+          <w:u w:val="single" w:color="0000ff"/>
+          <w:rFonts w:ascii="Charis SIL Regular" w:hAnsi="Charis SIL Regular" w:eastAsia="Charis SIL Regular"/>
+          <w:b w:val="0"/>
+          <w:i w:val="0"/>
+          <w:color w:val="000000"/>
+          <w:sz w:val="24"/>
+        </w:rPr>
+        <w:hyperlink r:id="rId17" w:history="1">
+          <w:r>
+            <w:rPr>
+              <w:rStyle w:val="Hyperlink"/>
+            </w:rPr>
+            <w:t>j het Kon</w:t>
+          </w:r>
+        </w:hyperlink>
+      </w:r>
+      <w:r>
+        <w:rPr>
+          <w:u w:val="single" w:color="0000ff"/>
+          <w:rFonts w:ascii="Charis SIL Regular" w:hAnsi="Charis SIL Regular" w:eastAsia="Charis SIL Regular"/>
+          <w:b w:val="0"/>
+          <w:i w:val="0"/>
+          <w:color w:val="000000"/>
+          <w:sz w:val="24"/>
+        </w:rPr>
+        <w:t>i</w:t>
       </w:r>
       <w:r>
         <w:rPr>
@@ -3526,7 +3548,7 @@
           <w:sz w:val="24"/>
           <w:u w:val="single"/>
         </w:rPr>
-        <w:hyperlink r:id="rId21" w:history="1">
+        <w:hyperlink r:id="rId20" w:history="1">
           <w:r>
             <w:rPr>
               <w:rStyle w:val="Hyperlink"/>
@@ -3584,6 +3606,7 @@
       </w:r>
       <w:r>
         <w:rPr>
+          <w:u w:val="single" w:color="0000ff"/>
           <w:rFonts w:ascii="Charis SIL Regular" w:hAnsi="Charis SIL Regular" w:eastAsia="Charis SIL Regular"/>
           <w:b w:val="0"/>
           <w:i w:val="0"/>
@@ -3608,7 +3631,7 @@
           <w:sz w:val="24"/>
           <w:u w:val="single"/>
         </w:rPr>
-        <w:hyperlink r:id="rId20" w:history="1">
+        <w:hyperlink r:id="rId21" w:history="1">
           <w:r>
             <w:rPr>
               <w:rStyle w:val="Hyperlink"/>
@@ -3637,7 +3660,7 @@
           <w:sz w:val="24"/>
           <w:u w:val="single"/>
         </w:rPr>
-        <w:hyperlink r:id="rId20" w:history="1">
+        <w:hyperlink r:id="rId21" w:history="1">
           <w:r>
             <w:rPr>
               <w:rStyle w:val="Hyperlink"/>
@@ -3837,7 +3860,7 @@
           <w:sz w:val="24"/>
           <w:u w:val="single"/>
         </w:rPr>
-        <w:hyperlink r:id="rId23" w:history="1">
+        <w:hyperlink r:id="rId22" w:history="1">
           <w:r>
             <w:rPr>
               <w:rStyle w:val="Hyperlink"/>
@@ -3855,7 +3878,7 @@
           <w:sz w:val="24"/>
           <w:u w:val="single"/>
         </w:rPr>
-        <w:hyperlink r:id="rId23" w:history="1">
+        <w:hyperlink r:id="rId22" w:history="1">
           <w:r>
             <w:rPr>
               <w:rStyle w:val="Hyperlink"/>
@@ -3884,7 +3907,7 @@
           <w:sz w:val="24"/>
           <w:u w:val="single"/>
         </w:rPr>
-        <w:hyperlink r:id="rId23" w:history="1">
+        <w:hyperlink r:id="rId22" w:history="1">
           <w:r>
             <w:rPr>
               <w:rStyle w:val="Hyperlink"/>
@@ -4012,7 +4035,7 @@
           <w:sz w:val="24"/>
           <w:u w:val="single"/>
         </w:rPr>
-        <w:hyperlink r:id="rId24" w:history="1">
+        <w:hyperlink r:id="rId23" w:history="1">
           <w:r>
             <w:rPr>
               <w:rStyle w:val="Hyperlink"/>
@@ -4030,7 +4053,7 @@
           <w:sz w:val="24"/>
           <w:u w:val="single"/>
         </w:rPr>
-        <w:hyperlink r:id="rId24" w:history="1">
+        <w:hyperlink r:id="rId23" w:history="1">
           <w:r>
             <w:rPr>
               <w:rStyle w:val="Hyperlink"/>
@@ -4048,7 +4071,7 @@
           <w:sz w:val="24"/>
           <w:u w:val="single"/>
         </w:rPr>
-        <w:hyperlink r:id="rId24" w:history="1">
+        <w:hyperlink r:id="rId23" w:history="1">
           <w:r>
             <w:rPr>
               <w:rStyle w:val="Hyperlink"/>
@@ -4066,7 +4089,7 @@
           <w:sz w:val="24"/>
           <w:u w:val="single"/>
         </w:rPr>
-        <w:hyperlink r:id="rId24" w:history="1">
+        <w:hyperlink r:id="rId23" w:history="1">
           <w:r>
             <w:rPr>
               <w:rStyle w:val="Hyperlink"/>
@@ -4087,7 +4110,7 @@
           <w:sz w:val="24"/>
           <w:u w:val="single"/>
         </w:rPr>
-        <w:hyperlink r:id="rId24" w:history="1">
+        <w:hyperlink r:id="rId23" w:history="1">
           <w:r>
             <w:rPr>
               <w:rStyle w:val="Hyperlink"/>
@@ -4105,7 +4128,7 @@
           <w:sz w:val="24"/>
           <w:u w:val="single"/>
         </w:rPr>
-        <w:hyperlink r:id="rId24" w:history="1">
+        <w:hyperlink r:id="rId23" w:history="1">
           <w:r>
             <w:rPr>
               <w:rStyle w:val="Hyperlink"/>
@@ -4123,7 +4146,7 @@
           <w:sz w:val="24"/>
           <w:u w:val="single"/>
         </w:rPr>
-        <w:hyperlink r:id="rId24" w:history="1">
+        <w:hyperlink r:id="rId23" w:history="1">
           <w:r>
             <w:rPr>
               <w:rStyle w:val="Hyperlink"/>
@@ -4141,7 +4164,7 @@
           <w:sz w:val="24"/>
           <w:u w:val="single"/>
         </w:rPr>
-        <w:hyperlink r:id="rId24" w:history="1">
+        <w:hyperlink r:id="rId23" w:history="1">
           <w:r>
             <w:rPr>
               <w:rStyle w:val="Hyperlink"/>
@@ -4159,7 +4182,7 @@
           <w:sz w:val="24"/>
           <w:u w:val="single"/>
         </w:rPr>
-        <w:hyperlink r:id="rId24" w:history="1">
+        <w:hyperlink r:id="rId23" w:history="1">
           <w:r>
             <w:rPr>
               <w:rStyle w:val="Hyperlink"/>
@@ -4177,7 +4200,7 @@
           <w:sz w:val="24"/>
           <w:u w:val="single"/>
         </w:rPr>
-        <w:hyperlink r:id="rId24" w:history="1">
+        <w:hyperlink r:id="rId23" w:history="1">
           <w:r>
             <w:rPr>
               <w:rStyle w:val="Hyperlink"/>
@@ -4205,7 +4228,7 @@
           <w:sz w:val="24"/>
           <w:u w:val="single"/>
         </w:rPr>
-        <w:hyperlink r:id="rId25" w:history="1">
+        <w:hyperlink r:id="rId24" w:history="1">
           <w:r>
             <w:rPr>
               <w:rStyle w:val="Hyperlink"/>
@@ -4252,7 +4275,7 @@
           <w:sz w:val="24"/>
           <w:u w:val="single"/>
         </w:rPr>
-        <w:hyperlink r:id="rId25" w:history="1">
+        <w:hyperlink r:id="rId24" w:history="1">
           <w:r>
             <w:rPr>
               <w:rStyle w:val="Hyperlink"/>
@@ -4360,7 +4383,7 @@
           <w:sz w:val="24"/>
           <w:u w:val="single"/>
         </w:rPr>
-        <w:hyperlink r:id="rId26" w:history="1">
+        <w:hyperlink r:id="rId25" w:history="1">
           <w:r>
             <w:rPr>
               <w:rStyle w:val="Hyperlink"/>
@@ -4378,7 +4401,7 @@
           <w:sz w:val="24"/>
           <w:u w:val="single"/>
         </w:rPr>
-        <w:hyperlink r:id="rId26" w:history="1">
+        <w:hyperlink r:id="rId25" w:history="1">
           <w:r>
             <w:rPr>
               <w:rStyle w:val="Hyperlink"/>
@@ -4396,7 +4419,7 @@
           <w:sz w:val="24"/>
           <w:u w:val="single"/>
         </w:rPr>
-        <w:hyperlink r:id="rId26" w:history="1">
+        <w:hyperlink r:id="rId25" w:history="1">
           <w:r>
             <w:rPr>
               <w:rStyle w:val="Hyperlink"/>
@@ -4414,7 +4437,7 @@
           <w:sz w:val="24"/>
           <w:u w:val="single"/>
         </w:rPr>
-        <w:hyperlink r:id="rId26" w:history="1">
+        <w:hyperlink r:id="rId25" w:history="1">
           <w:r>
             <w:rPr>
               <w:rStyle w:val="Hyperlink"/>
@@ -4442,7 +4465,7 @@
           <w:sz w:val="24"/>
           <w:u w:val="single"/>
         </w:rPr>
-        <w:hyperlink r:id="rId27" w:history="1">
+        <w:hyperlink r:id="rId26" w:history="1">
           <w:r>
             <w:rPr>
               <w:rStyle w:val="Hyperlink"/>
@@ -4489,7 +4512,7 @@
           <w:sz w:val="24"/>
           <w:u w:val="single"/>
         </w:rPr>
-        <w:hyperlink r:id="rId27" w:history="1">
+        <w:hyperlink r:id="rId26" w:history="1">
           <w:r>
             <w:rPr>
               <w:rStyle w:val="Hyperlink"/>

--- a/EXPORTS/DOCX/published/niveau3/Dutch/EMArtis.docx
+++ b/EXPORTS/DOCX/published/niveau3/Dutch/EMArtis.docx
@@ -1001,29 +1001,13 @@
             <w:rPr>
               <w:rStyle w:val="Hyperlink"/>
             </w:rPr>
-            <w:t xml:space="preserve"> het Etnografi</w:t>
+            <w:t xml:space="preserve"> het Etnografis</w:t>
           </w:r>
         </w:hyperlink>
       </w:r>
       <w:r>
         <w:rPr>
-          <w:rFonts w:ascii="Charis SIL Regular" w:hAnsi="Charis SIL Regular" w:eastAsia="Charis SIL Regular"/>
-          <w:b w:val="0"/>
-          <w:i w:val="0"/>
-          <w:color w:val="000000"/>
-          <w:sz w:val="24"/>
-        </w:rPr>
-        <w:hyperlink r:id="rId12" w:history="1">
-          <w:r>
-            <w:rPr>
-              <w:rStyle w:val="Hyperlink"/>
-            </w:rPr>
-            <w:t>s</w:t>
-          </w:r>
-        </w:hyperlink>
-      </w:r>
-      <w:r>
-        <w:rPr>
+          <w:u w:val="single" w:color="0000ff"/>
           <w:rFonts w:ascii="Charis SIL Regular" w:hAnsi="Charis SIL Regular" w:eastAsia="Charis SIL Regular"/>
           <w:b w:val="0"/>
           <w:i w:val="0"/>
@@ -1064,7 +1048,7 @@
             <w:rPr>
               <w:rStyle w:val="Hyperlink"/>
             </w:rPr>
-            <w:t xml:space="preserve"> Museum A</w:t>
+            <w:t xml:space="preserve"> Museum </w:t>
           </w:r>
         </w:hyperlink>
       </w:r>
@@ -1076,7 +1060,7 @@
           <w:color w:val="000000"/>
           <w:sz w:val="24"/>
         </w:rPr>
-        <w:t xml:space="preserve">rtis een </w:t>
+        <w:t xml:space="preserve">Artis een </w:t>
       </w:r>
       <w:r>
         <w:rPr>
@@ -3606,7 +3590,6 @@
       </w:r>
       <w:r>
         <w:rPr>
-          <w:u w:val="single" w:color="0000ff"/>
           <w:rFonts w:ascii="Charis SIL Regular" w:hAnsi="Charis SIL Regular" w:eastAsia="Charis SIL Regular"/>
           <w:b w:val="0"/>
           <w:i w:val="0"/>
@@ -3631,7 +3614,7 @@
           <w:sz w:val="24"/>
           <w:u w:val="single"/>
         </w:rPr>
-        <w:hyperlink r:id="rId21" w:history="1">
+        <w:hyperlink r:id="rId20" w:history="1">
           <w:r>
             <w:rPr>
               <w:rStyle w:val="Hyperlink"/>
@@ -3660,7 +3643,7 @@
           <w:sz w:val="24"/>
           <w:u w:val="single"/>
         </w:rPr>
-        <w:hyperlink r:id="rId21" w:history="1">
+        <w:hyperlink r:id="rId20" w:history="1">
           <w:r>
             <w:rPr>
               <w:rStyle w:val="Hyperlink"/>
@@ -3778,7 +3761,7 @@
           <w:sz w:val="24"/>
           <w:u w:val="single"/>
         </w:rPr>
-        <w:hyperlink r:id="rId22" w:history="1">
+        <w:hyperlink r:id="rId21" w:history="1">
           <w:r>
             <w:rPr>
               <w:rStyle w:val="Hyperlink"/>
@@ -3796,7 +3779,7 @@
           <w:sz w:val="24"/>
           <w:u w:val="single"/>
         </w:rPr>
-        <w:hyperlink r:id="rId22" w:history="1">
+        <w:hyperlink r:id="rId21" w:history="1">
           <w:r>
             <w:rPr>
               <w:rStyle w:val="Hyperlink"/>
@@ -3814,7 +3797,7 @@
           <w:sz w:val="24"/>
           <w:u w:val="single"/>
         </w:rPr>
-        <w:hyperlink r:id="rId22" w:history="1">
+        <w:hyperlink r:id="rId21" w:history="1">
           <w:r>
             <w:rPr>
               <w:rStyle w:val="Hyperlink"/>
@@ -3832,7 +3815,7 @@
           <w:sz w:val="24"/>
           <w:u w:val="single"/>
         </w:rPr>
-        <w:hyperlink r:id="rId22" w:history="1">
+        <w:hyperlink r:id="rId21" w:history="1">
           <w:r>
             <w:rPr>
               <w:rStyle w:val="Hyperlink"/>
@@ -3860,7 +3843,7 @@
           <w:sz w:val="24"/>
           <w:u w:val="single"/>
         </w:rPr>
-        <w:hyperlink r:id="rId22" w:history="1">
+        <w:hyperlink r:id="rId21" w:history="1">
           <w:r>
             <w:rPr>
               <w:rStyle w:val="Hyperlink"/>
@@ -3878,7 +3861,7 @@
           <w:sz w:val="24"/>
           <w:u w:val="single"/>
         </w:rPr>
-        <w:hyperlink r:id="rId22" w:history="1">
+        <w:hyperlink r:id="rId21" w:history="1">
           <w:r>
             <w:rPr>
               <w:rStyle w:val="Hyperlink"/>
@@ -3907,7 +3890,7 @@
           <w:sz w:val="24"/>
           <w:u w:val="single"/>
         </w:rPr>
-        <w:hyperlink r:id="rId22" w:history="1">
+        <w:hyperlink r:id="rId21" w:history="1">
           <w:r>
             <w:rPr>
               <w:rStyle w:val="Hyperlink"/>
@@ -4035,7 +4018,7 @@
           <w:sz w:val="24"/>
           <w:u w:val="single"/>
         </w:rPr>
-        <w:hyperlink r:id="rId23" w:history="1">
+        <w:hyperlink r:id="rId22" w:history="1">
           <w:r>
             <w:rPr>
               <w:rStyle w:val="Hyperlink"/>
@@ -4053,7 +4036,7 @@
           <w:sz w:val="24"/>
           <w:u w:val="single"/>
         </w:rPr>
-        <w:hyperlink r:id="rId23" w:history="1">
+        <w:hyperlink r:id="rId22" w:history="1">
           <w:r>
             <w:rPr>
               <w:rStyle w:val="Hyperlink"/>
@@ -4071,7 +4054,7 @@
           <w:sz w:val="24"/>
           <w:u w:val="single"/>
         </w:rPr>
-        <w:hyperlink r:id="rId23" w:history="1">
+        <w:hyperlink r:id="rId22" w:history="1">
           <w:r>
             <w:rPr>
               <w:rStyle w:val="Hyperlink"/>
@@ -4089,7 +4072,7 @@
           <w:sz w:val="24"/>
           <w:u w:val="single"/>
         </w:rPr>
-        <w:hyperlink r:id="rId23" w:history="1">
+        <w:hyperlink r:id="rId22" w:history="1">
           <w:r>
             <w:rPr>
               <w:rStyle w:val="Hyperlink"/>
@@ -4110,7 +4093,7 @@
           <w:sz w:val="24"/>
           <w:u w:val="single"/>
         </w:rPr>
-        <w:hyperlink r:id="rId23" w:history="1">
+        <w:hyperlink r:id="rId22" w:history="1">
           <w:r>
             <w:rPr>
               <w:rStyle w:val="Hyperlink"/>
@@ -4128,7 +4111,7 @@
           <w:sz w:val="24"/>
           <w:u w:val="single"/>
         </w:rPr>
-        <w:hyperlink r:id="rId23" w:history="1">
+        <w:hyperlink r:id="rId22" w:history="1">
           <w:r>
             <w:rPr>
               <w:rStyle w:val="Hyperlink"/>
@@ -4146,7 +4129,7 @@
           <w:sz w:val="24"/>
           <w:u w:val="single"/>
         </w:rPr>
-        <w:hyperlink r:id="rId23" w:history="1">
+        <w:hyperlink r:id="rId22" w:history="1">
           <w:r>
             <w:rPr>
               <w:rStyle w:val="Hyperlink"/>
@@ -4164,7 +4147,7 @@
           <w:sz w:val="24"/>
           <w:u w:val="single"/>
         </w:rPr>
-        <w:hyperlink r:id="rId23" w:history="1">
+        <w:hyperlink r:id="rId22" w:history="1">
           <w:r>
             <w:rPr>
               <w:rStyle w:val="Hyperlink"/>
@@ -4182,7 +4165,7 @@
           <w:sz w:val="24"/>
           <w:u w:val="single"/>
         </w:rPr>
-        <w:hyperlink r:id="rId23" w:history="1">
+        <w:hyperlink r:id="rId22" w:history="1">
           <w:r>
             <w:rPr>
               <w:rStyle w:val="Hyperlink"/>
@@ -4200,7 +4183,7 @@
           <w:sz w:val="24"/>
           <w:u w:val="single"/>
         </w:rPr>
-        <w:hyperlink r:id="rId23" w:history="1">
+        <w:hyperlink r:id="rId22" w:history="1">
           <w:r>
             <w:rPr>
               <w:rStyle w:val="Hyperlink"/>
@@ -4228,7 +4211,7 @@
           <w:sz w:val="24"/>
           <w:u w:val="single"/>
         </w:rPr>
-        <w:hyperlink r:id="rId24" w:history="1">
+        <w:hyperlink r:id="rId23" w:history="1">
           <w:r>
             <w:rPr>
               <w:rStyle w:val="Hyperlink"/>
@@ -4275,7 +4258,7 @@
           <w:sz w:val="24"/>
           <w:u w:val="single"/>
         </w:rPr>
-        <w:hyperlink r:id="rId24" w:history="1">
+        <w:hyperlink r:id="rId23" w:history="1">
           <w:r>
             <w:rPr>
               <w:rStyle w:val="Hyperlink"/>
@@ -4383,7 +4366,7 @@
           <w:sz w:val="24"/>
           <w:u w:val="single"/>
         </w:rPr>
-        <w:hyperlink r:id="rId25" w:history="1">
+        <w:hyperlink r:id="rId24" w:history="1">
           <w:r>
             <w:rPr>
               <w:rStyle w:val="Hyperlink"/>
@@ -4401,7 +4384,7 @@
           <w:sz w:val="24"/>
           <w:u w:val="single"/>
         </w:rPr>
-        <w:hyperlink r:id="rId25" w:history="1">
+        <w:hyperlink r:id="rId24" w:history="1">
           <w:r>
             <w:rPr>
               <w:rStyle w:val="Hyperlink"/>
@@ -4419,7 +4402,7 @@
           <w:sz w:val="24"/>
           <w:u w:val="single"/>
         </w:rPr>
-        <w:hyperlink r:id="rId25" w:history="1">
+        <w:hyperlink r:id="rId24" w:history="1">
           <w:r>
             <w:rPr>
               <w:rStyle w:val="Hyperlink"/>
@@ -4437,7 +4420,7 @@
           <w:sz w:val="24"/>
           <w:u w:val="single"/>
         </w:rPr>
-        <w:hyperlink r:id="rId25" w:history="1">
+        <w:hyperlink r:id="rId24" w:history="1">
           <w:r>
             <w:rPr>
               <w:rStyle w:val="Hyperlink"/>
@@ -4465,7 +4448,7 @@
           <w:sz w:val="24"/>
           <w:u w:val="single"/>
         </w:rPr>
-        <w:hyperlink r:id="rId26" w:history="1">
+        <w:hyperlink r:id="rId25" w:history="1">
           <w:r>
             <w:rPr>
               <w:rStyle w:val="Hyperlink"/>
@@ -4483,7 +4466,7 @@
           <w:sz w:val="24"/>
           <w:u w:val="single"/>
         </w:rPr>
-        <w:hyperlink r:id="rId26" w:history="1">
+        <w:hyperlink r:id="rId24" w:history="1">
           <w:r>
             <w:rPr>
               <w:rStyle w:val="Hyperlink"/>
@@ -4512,7 +4495,7 @@
           <w:sz w:val="24"/>
           <w:u w:val="single"/>
         </w:rPr>
-        <w:hyperlink r:id="rId26" w:history="1">
+        <w:hyperlink r:id="rId25" w:history="1">
           <w:r>
             <w:rPr>
               <w:rStyle w:val="Hyperlink"/>

--- a/EXPORTS/DOCX/published/niveau3/Dutch/EMArtis.docx
+++ b/EXPORTS/DOCX/published/niveau3/Dutch/EMArtis.docx
@@ -498,61 +498,7 @@
           <w:color w:val="000000"/>
           <w:sz w:val="24"/>
         </w:rPr>
-        <w:t>, oftewel de Wereldtentoonst</w:t>
-      </w:r>
-      <w:r>
-        <w:rPr>
-          <w:u w:val="single" w:color="0000ff"/>
-          <w:rFonts w:ascii="Charis SIL Regular" w:hAnsi="Charis SIL Regular" w:eastAsia="Charis SIL Regular"/>
-          <w:b w:val="0"/>
-          <w:i w:val="0"/>
-          <w:color w:val="000000"/>
-          <w:sz w:val="24"/>
-        </w:rPr>
-        <w:hyperlink r:id="rId10" w:history="1">
-          <w:r>
-            <w:rPr>
-              <w:rStyle w:val="Hyperlink"/>
-            </w:rPr>
-            <w:t>elling, van 18</w:t>
-          </w:r>
-        </w:hyperlink>
-      </w:r>
-      <w:r>
-        <w:rPr>
-          <w:u w:val="single" w:color="0000ff"/>
-          <w:rFonts w:ascii="Charis SIL Regular" w:hAnsi="Charis SIL Regular" w:eastAsia="Charis SIL Regular"/>
-          <w:b w:val="0"/>
-          <w:i w:val="0"/>
-          <w:color w:val="000000"/>
-          <w:sz w:val="24"/>
-        </w:rPr>
-        <w:hyperlink r:id="rId10" w:history="1">
-          <w:r>
-            <w:rPr>
-              <w:rStyle w:val="Hyperlink"/>
-            </w:rPr>
-            <w:t>8</w:t>
-          </w:r>
-        </w:hyperlink>
-      </w:r>
-      <w:r>
-        <w:rPr>
-          <w:u w:val="single" w:color="0000ff"/>
-          <w:rFonts w:ascii="Charis SIL Regular" w:hAnsi="Charis SIL Regular" w:eastAsia="Charis SIL Regular"/>
-          <w:b w:val="0"/>
-          <w:i w:val="0"/>
-          <w:color w:val="000000"/>
-          <w:sz w:val="24"/>
-        </w:rPr>
-        <w:hyperlink r:id="rId10" w:history="1">
-          <w:r>
-            <w:rPr>
-              <w:rStyle w:val="Hyperlink"/>
-            </w:rPr>
-            <w:t>3 en voor</w:t>
-          </w:r>
-        </w:hyperlink>
+        <w:t>, oftewel de Wereldtentoonstelling, van 1883 en voor</w:t>
       </w:r>
       <w:r>
         <w:rPr>
@@ -620,13 +566,31 @@
       </w:r>
       <w:r>
         <w:rPr>
+          <w:u w:val="single" w:color="0000ff"/>
           <w:rFonts w:ascii="Charis SIL Regular" w:hAnsi="Charis SIL Regular" w:eastAsia="Charis SIL Regular"/>
           <w:b w:val="0"/>
           <w:i w:val="0"/>
           <w:color w:val="000000"/>
           <w:sz w:val="24"/>
         </w:rPr>
-        <w:t xml:space="preserve">verzameld door het </w:t>
+        <w:hyperlink r:id="rId10" w:history="1">
+          <w:r>
+            <w:rPr>
+              <w:rStyle w:val="Hyperlink"/>
+            </w:rPr>
+            <w:t>verzameld door</w:t>
+          </w:r>
+        </w:hyperlink>
+      </w:r>
+      <w:r>
+        <w:rPr>
+          <w:rFonts w:ascii="Charis SIL Regular" w:hAnsi="Charis SIL Regular" w:eastAsia="Charis SIL Regular"/>
+          <w:b w:val="0"/>
+          <w:i w:val="0"/>
+          <w:color w:val="000000"/>
+          <w:sz w:val="24"/>
+        </w:rPr>
+        <w:t xml:space="preserve"> het </w:t>
       </w:r>
       <w:r>
         <w:rPr>
@@ -1001,13 +965,23 @@
             <w:rPr>
               <w:rStyle w:val="Hyperlink"/>
             </w:rPr>
-            <w:t xml:space="preserve"> het Etnografis</w:t>
+            <w:t xml:space="preserve"> het Etnografi</w:t>
           </w:r>
         </w:hyperlink>
       </w:r>
       <w:r>
         <w:rPr>
           <w:u w:val="single" w:color="0000ff"/>
+          <w:rFonts w:ascii="Charis SIL Regular" w:hAnsi="Charis SIL Regular" w:eastAsia="Charis SIL Regular"/>
+          <w:b w:val="0"/>
+          <w:i w:val="0"/>
+          <w:color w:val="000000"/>
+          <w:sz w:val="24"/>
+        </w:rPr>
+        <w:t>s</w:t>
+      </w:r>
+      <w:r>
+        <w:rPr>
           <w:rFonts w:ascii="Charis SIL Regular" w:hAnsi="Charis SIL Regular" w:eastAsia="Charis SIL Regular"/>
           <w:b w:val="0"/>
           <w:i w:val="0"/>
@@ -1048,7 +1022,7 @@
             <w:rPr>
               <w:rStyle w:val="Hyperlink"/>
             </w:rPr>
-            <w:t xml:space="preserve"> Museum </w:t>
+            <w:t xml:space="preserve"> Museum A</w:t>
           </w:r>
         </w:hyperlink>
       </w:r>
@@ -1060,7 +1034,7 @@
           <w:color w:val="000000"/>
           <w:sz w:val="24"/>
         </w:rPr>
-        <w:t xml:space="preserve">Artis een </w:t>
+        <w:t xml:space="preserve">rtis een </w:t>
       </w:r>
       <w:r>
         <w:rPr>
@@ -2047,47 +2021,7 @@
           <w:color w:val="000000"/>
           <w:sz w:val="24"/>
         </w:rPr>
-        <w:t>7851-7858 (welke nog berusten b</w:t>
-      </w:r>
-      <w:r>
-        <w:rPr>
-          <w:u w:val="single" w:color="0000ff"/>
-          <w:rFonts w:ascii="Charis SIL Regular" w:hAnsi="Charis SIL Regular" w:eastAsia="Charis SIL Regular"/>
-          <w:b w:val="0"/>
-          <w:i w:val="0"/>
-          <w:color w:val="000000"/>
-          <w:sz w:val="24"/>
-        </w:rPr>
-        <w:t>i</w:t>
-      </w:r>
-      <w:r>
-        <w:rPr>
-          <w:u w:val="single" w:color="0000ff"/>
-          <w:rFonts w:ascii="Charis SIL Regular" w:hAnsi="Charis SIL Regular" w:eastAsia="Charis SIL Regular"/>
-          <w:b w:val="0"/>
-          <w:i w:val="0"/>
-          <w:color w:val="000000"/>
-          <w:sz w:val="24"/>
-        </w:rPr>
-        <w:hyperlink r:id="rId17" w:history="1">
-          <w:r>
-            <w:rPr>
-              <w:rStyle w:val="Hyperlink"/>
-            </w:rPr>
-            <w:t>j het Kon</w:t>
-          </w:r>
-        </w:hyperlink>
-      </w:r>
-      <w:r>
-        <w:rPr>
-          <w:u w:val="single" w:color="0000ff"/>
-          <w:rFonts w:ascii="Charis SIL Regular" w:hAnsi="Charis SIL Regular" w:eastAsia="Charis SIL Regular"/>
-          <w:b w:val="0"/>
-          <w:i w:val="0"/>
-          <w:color w:val="000000"/>
-          <w:sz w:val="24"/>
-        </w:rPr>
-        <w:t>i</w:t>
+        <w:t>7851-7858 (welke nog berusten bij het Koni</w:t>
       </w:r>
       <w:r>
         <w:rPr>
@@ -3532,7 +3466,7 @@
           <w:sz w:val="24"/>
           <w:u w:val="single"/>
         </w:rPr>
-        <w:hyperlink r:id="rId20" w:history="1">
+        <w:hyperlink r:id="rId21" w:history="1">
           <w:r>
             <w:rPr>
               <w:rStyle w:val="Hyperlink"/>
@@ -3550,7 +3484,7 @@
           <w:sz w:val="24"/>
           <w:u w:val="single"/>
         </w:rPr>
-        <w:hyperlink r:id="rId20" w:history="1">
+        <w:hyperlink r:id="rId21" w:history="1">
           <w:r>
             <w:rPr>
               <w:rStyle w:val="Hyperlink"/>
@@ -3579,7 +3513,7 @@
           <w:sz w:val="24"/>
           <w:u w:val="single"/>
         </w:rPr>
-        <w:hyperlink r:id="rId20" w:history="1">
+        <w:hyperlink r:id="rId21" w:history="1">
           <w:r>
             <w:rPr>
               <w:rStyle w:val="Hyperlink"/>
@@ -3596,14 +3530,7 @@
           <w:color w:val="000000"/>
           <w:sz w:val="24"/>
         </w:rPr>
-        <w:hyperlink r:id="rId20" w:history="1">
-          <w:r>
-            <w:rPr>
-              <w:rStyle w:val="Hyperlink"/>
-            </w:rPr>
-            <w:t xml:space="preserve">, </w:t>
-          </w:r>
-        </w:hyperlink>
+        <w:t xml:space="preserve">, </w:t>
       </w:r>
       <w:r>
         <w:rPr>
@@ -3614,7 +3541,7 @@
           <w:sz w:val="24"/>
           <w:u w:val="single"/>
         </w:rPr>
-        <w:hyperlink r:id="rId20" w:history="1">
+        <w:hyperlink r:id="rId22" w:history="1">
           <w:r>
             <w:rPr>
               <w:rStyle w:val="Hyperlink"/>
@@ -3643,7 +3570,7 @@
           <w:sz w:val="24"/>
           <w:u w:val="single"/>
         </w:rPr>
-        <w:hyperlink r:id="rId20" w:history="1">
+        <w:hyperlink r:id="rId22" w:history="1">
           <w:r>
             <w:rPr>
               <w:rStyle w:val="Hyperlink"/>
@@ -3761,7 +3688,7 @@
           <w:sz w:val="24"/>
           <w:u w:val="single"/>
         </w:rPr>
-        <w:hyperlink r:id="rId21" w:history="1">
+        <w:hyperlink r:id="rId23" w:history="1">
           <w:r>
             <w:rPr>
               <w:rStyle w:val="Hyperlink"/>
@@ -3779,7 +3706,7 @@
           <w:sz w:val="24"/>
           <w:u w:val="single"/>
         </w:rPr>
-        <w:hyperlink r:id="rId21" w:history="1">
+        <w:hyperlink r:id="rId23" w:history="1">
           <w:r>
             <w:rPr>
               <w:rStyle w:val="Hyperlink"/>
@@ -3797,7 +3724,7 @@
           <w:sz w:val="24"/>
           <w:u w:val="single"/>
         </w:rPr>
-        <w:hyperlink r:id="rId21" w:history="1">
+        <w:hyperlink r:id="rId23" w:history="1">
           <w:r>
             <w:rPr>
               <w:rStyle w:val="Hyperlink"/>
@@ -3815,7 +3742,7 @@
           <w:sz w:val="24"/>
           <w:u w:val="single"/>
         </w:rPr>
-        <w:hyperlink r:id="rId21" w:history="1">
+        <w:hyperlink r:id="rId23" w:history="1">
           <w:r>
             <w:rPr>
               <w:rStyle w:val="Hyperlink"/>
@@ -3843,7 +3770,7 @@
           <w:sz w:val="24"/>
           <w:u w:val="single"/>
         </w:rPr>
-        <w:hyperlink r:id="rId21" w:history="1">
+        <w:hyperlink r:id="rId23" w:history="1">
           <w:r>
             <w:rPr>
               <w:rStyle w:val="Hyperlink"/>
@@ -3861,7 +3788,7 @@
           <w:sz w:val="24"/>
           <w:u w:val="single"/>
         </w:rPr>
-        <w:hyperlink r:id="rId21" w:history="1">
+        <w:hyperlink r:id="rId23" w:history="1">
           <w:r>
             <w:rPr>
               <w:rStyle w:val="Hyperlink"/>
@@ -3890,7 +3817,7 @@
           <w:sz w:val="24"/>
           <w:u w:val="single"/>
         </w:rPr>
-        <w:hyperlink r:id="rId21" w:history="1">
+        <w:hyperlink r:id="rId24" w:history="1">
           <w:r>
             <w:rPr>
               <w:rStyle w:val="Hyperlink"/>
@@ -4018,7 +3945,7 @@
           <w:sz w:val="24"/>
           <w:u w:val="single"/>
         </w:rPr>
-        <w:hyperlink r:id="rId22" w:history="1">
+        <w:hyperlink r:id="rId25" w:history="1">
           <w:r>
             <w:rPr>
               <w:rStyle w:val="Hyperlink"/>
@@ -4036,7 +3963,7 @@
           <w:sz w:val="24"/>
           <w:u w:val="single"/>
         </w:rPr>
-        <w:hyperlink r:id="rId22" w:history="1">
+        <w:hyperlink r:id="rId25" w:history="1">
           <w:r>
             <w:rPr>
               <w:rStyle w:val="Hyperlink"/>
@@ -4054,7 +3981,7 @@
           <w:sz w:val="24"/>
           <w:u w:val="single"/>
         </w:rPr>
-        <w:hyperlink r:id="rId22" w:history="1">
+        <w:hyperlink r:id="rId25" w:history="1">
           <w:r>
             <w:rPr>
               <w:rStyle w:val="Hyperlink"/>
@@ -4072,7 +3999,7 @@
           <w:sz w:val="24"/>
           <w:u w:val="single"/>
         </w:rPr>
-        <w:hyperlink r:id="rId22" w:history="1">
+        <w:hyperlink r:id="rId25" w:history="1">
           <w:r>
             <w:rPr>
               <w:rStyle w:val="Hyperlink"/>
@@ -4093,7 +4020,7 @@
           <w:sz w:val="24"/>
           <w:u w:val="single"/>
         </w:rPr>
-        <w:hyperlink r:id="rId22" w:history="1">
+        <w:hyperlink r:id="rId25" w:history="1">
           <w:r>
             <w:rPr>
               <w:rStyle w:val="Hyperlink"/>
@@ -4111,7 +4038,7 @@
           <w:sz w:val="24"/>
           <w:u w:val="single"/>
         </w:rPr>
-        <w:hyperlink r:id="rId22" w:history="1">
+        <w:hyperlink r:id="rId25" w:history="1">
           <w:r>
             <w:rPr>
               <w:rStyle w:val="Hyperlink"/>
@@ -4129,7 +4056,7 @@
           <w:sz w:val="24"/>
           <w:u w:val="single"/>
         </w:rPr>
-        <w:hyperlink r:id="rId22" w:history="1">
+        <w:hyperlink r:id="rId25" w:history="1">
           <w:r>
             <w:rPr>
               <w:rStyle w:val="Hyperlink"/>
@@ -4147,7 +4074,7 @@
           <w:sz w:val="24"/>
           <w:u w:val="single"/>
         </w:rPr>
-        <w:hyperlink r:id="rId22" w:history="1">
+        <w:hyperlink r:id="rId25" w:history="1">
           <w:r>
             <w:rPr>
               <w:rStyle w:val="Hyperlink"/>
@@ -4165,7 +4092,7 @@
           <w:sz w:val="24"/>
           <w:u w:val="single"/>
         </w:rPr>
-        <w:hyperlink r:id="rId22" w:history="1">
+        <w:hyperlink r:id="rId25" w:history="1">
           <w:r>
             <w:rPr>
               <w:rStyle w:val="Hyperlink"/>
@@ -4183,7 +4110,7 @@
           <w:sz w:val="24"/>
           <w:u w:val="single"/>
         </w:rPr>
-        <w:hyperlink r:id="rId22" w:history="1">
+        <w:hyperlink r:id="rId25" w:history="1">
           <w:r>
             <w:rPr>
               <w:rStyle w:val="Hyperlink"/>
@@ -4211,7 +4138,7 @@
           <w:sz w:val="24"/>
           <w:u w:val="single"/>
         </w:rPr>
-        <w:hyperlink r:id="rId23" w:history="1">
+        <w:hyperlink r:id="rId26" w:history="1">
           <w:r>
             <w:rPr>
               <w:rStyle w:val="Hyperlink"/>
@@ -4258,7 +4185,7 @@
           <w:sz w:val="24"/>
           <w:u w:val="single"/>
         </w:rPr>
-        <w:hyperlink r:id="rId23" w:history="1">
+        <w:hyperlink r:id="rId26" w:history="1">
           <w:r>
             <w:rPr>
               <w:rStyle w:val="Hyperlink"/>
@@ -4366,7 +4293,7 @@
           <w:sz w:val="24"/>
           <w:u w:val="single"/>
         </w:rPr>
-        <w:hyperlink r:id="rId24" w:history="1">
+        <w:hyperlink r:id="rId27" w:history="1">
           <w:r>
             <w:rPr>
               <w:rStyle w:val="Hyperlink"/>
@@ -4384,7 +4311,7 @@
           <w:sz w:val="24"/>
           <w:u w:val="single"/>
         </w:rPr>
-        <w:hyperlink r:id="rId24" w:history="1">
+        <w:hyperlink r:id="rId27" w:history="1">
           <w:r>
             <w:rPr>
               <w:rStyle w:val="Hyperlink"/>
@@ -4402,7 +4329,7 @@
           <w:sz w:val="24"/>
           <w:u w:val="single"/>
         </w:rPr>
-        <w:hyperlink r:id="rId24" w:history="1">
+        <w:hyperlink r:id="rId27" w:history="1">
           <w:r>
             <w:rPr>
               <w:rStyle w:val="Hyperlink"/>
@@ -4420,7 +4347,7 @@
           <w:sz w:val="24"/>
           <w:u w:val="single"/>
         </w:rPr>
-        <w:hyperlink r:id="rId24" w:history="1">
+        <w:hyperlink r:id="rId27" w:history="1">
           <w:r>
             <w:rPr>
               <w:rStyle w:val="Hyperlink"/>
@@ -4448,7 +4375,7 @@
           <w:sz w:val="24"/>
           <w:u w:val="single"/>
         </w:rPr>
-        <w:hyperlink r:id="rId25" w:history="1">
+        <w:hyperlink r:id="rId28" w:history="1">
           <w:r>
             <w:rPr>
               <w:rStyle w:val="Hyperlink"/>
@@ -4466,7 +4393,7 @@
           <w:sz w:val="24"/>
           <w:u w:val="single"/>
         </w:rPr>
-        <w:hyperlink r:id="rId24" w:history="1">
+        <w:hyperlink r:id="rId28" w:history="1">
           <w:r>
             <w:rPr>
               <w:rStyle w:val="Hyperlink"/>
@@ -4495,7 +4422,7 @@
           <w:sz w:val="24"/>
           <w:u w:val="single"/>
         </w:rPr>
-        <w:hyperlink r:id="rId25" w:history="1">
+        <w:hyperlink r:id="rId28" w:history="1">
           <w:r>
             <w:rPr>
               <w:rStyle w:val="Hyperlink"/>

--- a/EXPORTS/DOCX/published/niveau3/Dutch/EMArtis.docx
+++ b/EXPORTS/DOCX/published/niveau3/Dutch/EMArtis.docx
@@ -566,31 +566,13 @@
       </w:r>
       <w:r>
         <w:rPr>
-          <w:u w:val="single" w:color="0000ff"/>
           <w:rFonts w:ascii="Charis SIL Regular" w:hAnsi="Charis SIL Regular" w:eastAsia="Charis SIL Regular"/>
           <w:b w:val="0"/>
           <w:i w:val="0"/>
           <w:color w:val="000000"/>
           <w:sz w:val="24"/>
         </w:rPr>
-        <w:hyperlink r:id="rId10" w:history="1">
-          <w:r>
-            <w:rPr>
-              <w:rStyle w:val="Hyperlink"/>
-            </w:rPr>
-            <w:t>verzameld door</w:t>
-          </w:r>
-        </w:hyperlink>
-      </w:r>
-      <w:r>
-        <w:rPr>
-          <w:rFonts w:ascii="Charis SIL Regular" w:hAnsi="Charis SIL Regular" w:eastAsia="Charis SIL Regular"/>
-          <w:b w:val="0"/>
-          <w:i w:val="0"/>
-          <w:color w:val="000000"/>
-          <w:sz w:val="24"/>
-        </w:rPr>
-        <w:t xml:space="preserve"> het </w:t>
+        <w:t xml:space="preserve">verzameld door het </w:t>
       </w:r>
       <w:r>
         <w:rPr>
@@ -971,14 +953,20 @@
       </w:r>
       <w:r>
         <w:rPr>
-          <w:u w:val="single" w:color="0000ff"/>
           <w:rFonts w:ascii="Charis SIL Regular" w:hAnsi="Charis SIL Regular" w:eastAsia="Charis SIL Regular"/>
           <w:b w:val="0"/>
           <w:i w:val="0"/>
           <w:color w:val="000000"/>
           <w:sz w:val="24"/>
         </w:rPr>
-        <w:t>s</w:t>
+        <w:hyperlink r:id="rId12" w:history="1">
+          <w:r>
+            <w:rPr>
+              <w:rStyle w:val="Hyperlink"/>
+            </w:rPr>
+            <w:t>s</w:t>
+          </w:r>
+        </w:hyperlink>
       </w:r>
       <w:r>
         <w:rPr>
@@ -2021,7 +2009,47 @@
           <w:color w:val="000000"/>
           <w:sz w:val="24"/>
         </w:rPr>
-        <w:t>7851-7858 (welke nog berusten bij het Koni</w:t>
+        <w:t>7851-7858 (welke nog berusten b</w:t>
+      </w:r>
+      <w:r>
+        <w:rPr>
+          <w:u w:val="single" w:color="0000ff"/>
+          <w:rFonts w:ascii="Charis SIL Regular" w:hAnsi="Charis SIL Regular" w:eastAsia="Charis SIL Regular"/>
+          <w:b w:val="0"/>
+          <w:i w:val="0"/>
+          <w:color w:val="000000"/>
+          <w:sz w:val="24"/>
+        </w:rPr>
+        <w:t>i</w:t>
+      </w:r>
+      <w:r>
+        <w:rPr>
+          <w:u w:val="single" w:color="0000ff"/>
+          <w:rFonts w:ascii="Charis SIL Regular" w:hAnsi="Charis SIL Regular" w:eastAsia="Charis SIL Regular"/>
+          <w:b w:val="0"/>
+          <w:i w:val="0"/>
+          <w:color w:val="000000"/>
+          <w:sz w:val="24"/>
+        </w:rPr>
+        <w:hyperlink r:id="rId17" w:history="1">
+          <w:r>
+            <w:rPr>
+              <w:rStyle w:val="Hyperlink"/>
+            </w:rPr>
+            <w:t>j het Kon</w:t>
+          </w:r>
+        </w:hyperlink>
+      </w:r>
+      <w:r>
+        <w:rPr>
+          <w:u w:val="single" w:color="0000ff"/>
+          <w:rFonts w:ascii="Charis SIL Regular" w:hAnsi="Charis SIL Regular" w:eastAsia="Charis SIL Regular"/>
+          <w:b w:val="0"/>
+          <w:i w:val="0"/>
+          <w:color w:val="000000"/>
+          <w:sz w:val="24"/>
+        </w:rPr>
+        <w:t>i</w:t>
       </w:r>
       <w:r>
         <w:rPr>
@@ -4393,7 +4421,7 @@
           <w:sz w:val="24"/>
           <w:u w:val="single"/>
         </w:rPr>
-        <w:hyperlink r:id="rId28" w:history="1">
+        <w:hyperlink r:id="rId27" w:history="1">
           <w:r>
             <w:rPr>
               <w:rStyle w:val="Hyperlink"/>

--- a/EXPORTS/DOCX/published/niveau3/Dutch/EMArtis.docx
+++ b/EXPORTS/DOCX/published/niveau3/Dutch/EMArtis.docx
@@ -498,7 +498,61 @@
           <w:color w:val="000000"/>
           <w:sz w:val="24"/>
         </w:rPr>
-        <w:t>, oftewel de Wereldtentoonstelling, van 1883 en voor</w:t>
+        <w:t>, oftewel de Wereldtentoonst</w:t>
+      </w:r>
+      <w:r>
+        <w:rPr>
+          <w:u w:val="single" w:color="0000ff"/>
+          <w:rFonts w:ascii="Charis SIL Regular" w:hAnsi="Charis SIL Regular" w:eastAsia="Charis SIL Regular"/>
+          <w:b w:val="0"/>
+          <w:i w:val="0"/>
+          <w:color w:val="000000"/>
+          <w:sz w:val="24"/>
+        </w:rPr>
+        <w:hyperlink r:id="rId10" w:history="1">
+          <w:r>
+            <w:rPr>
+              <w:rStyle w:val="Hyperlink"/>
+            </w:rPr>
+            <w:t>elling, van 18</w:t>
+          </w:r>
+        </w:hyperlink>
+      </w:r>
+      <w:r>
+        <w:rPr>
+          <w:u w:val="single" w:color="0000ff"/>
+          <w:rFonts w:ascii="Charis SIL Regular" w:hAnsi="Charis SIL Regular" w:eastAsia="Charis SIL Regular"/>
+          <w:b w:val="0"/>
+          <w:i w:val="0"/>
+          <w:color w:val="000000"/>
+          <w:sz w:val="24"/>
+        </w:rPr>
+        <w:hyperlink r:id="rId10" w:history="1">
+          <w:r>
+            <w:rPr>
+              <w:rStyle w:val="Hyperlink"/>
+            </w:rPr>
+            <w:t>8</w:t>
+          </w:r>
+        </w:hyperlink>
+      </w:r>
+      <w:r>
+        <w:rPr>
+          <w:u w:val="single" w:color="0000ff"/>
+          <w:rFonts w:ascii="Charis SIL Regular" w:hAnsi="Charis SIL Regular" w:eastAsia="Charis SIL Regular"/>
+          <w:b w:val="0"/>
+          <w:i w:val="0"/>
+          <w:color w:val="000000"/>
+          <w:sz w:val="24"/>
+        </w:rPr>
+        <w:hyperlink r:id="rId10" w:history="1">
+          <w:r>
+            <w:rPr>
+              <w:rStyle w:val="Hyperlink"/>
+            </w:rPr>
+            <w:t>3 en voor</w:t>
+          </w:r>
+        </w:hyperlink>
       </w:r>
       <w:r>
         <w:rPr>
@@ -566,13 +620,31 @@
       </w:r>
       <w:r>
         <w:rPr>
+          <w:u w:val="single" w:color="0000ff"/>
           <w:rFonts w:ascii="Charis SIL Regular" w:hAnsi="Charis SIL Regular" w:eastAsia="Charis SIL Regular"/>
           <w:b w:val="0"/>
           <w:i w:val="0"/>
           <w:color w:val="000000"/>
           <w:sz w:val="24"/>
         </w:rPr>
-        <w:t xml:space="preserve">verzameld door het </w:t>
+        <w:hyperlink r:id="rId10" w:history="1">
+          <w:r>
+            <w:rPr>
+              <w:rStyle w:val="Hyperlink"/>
+            </w:rPr>
+            <w:t>verzameld door</w:t>
+          </w:r>
+        </w:hyperlink>
+      </w:r>
+      <w:r>
+        <w:rPr>
+          <w:rFonts w:ascii="Charis SIL Regular" w:hAnsi="Charis SIL Regular" w:eastAsia="Charis SIL Regular"/>
+          <w:b w:val="0"/>
+          <w:i w:val="0"/>
+          <w:color w:val="000000"/>
+          <w:sz w:val="24"/>
+        </w:rPr>
+        <w:t xml:space="preserve"> het </w:t>
       </w:r>
       <w:r>
         <w:rPr>
@@ -947,29 +1019,13 @@
             <w:rPr>
               <w:rStyle w:val="Hyperlink"/>
             </w:rPr>
-            <w:t xml:space="preserve"> het Etnografi</w:t>
+            <w:t xml:space="preserve"> het Etnografis</w:t>
           </w:r>
         </w:hyperlink>
       </w:r>
       <w:r>
         <w:rPr>
-          <w:rFonts w:ascii="Charis SIL Regular" w:hAnsi="Charis SIL Regular" w:eastAsia="Charis SIL Regular"/>
-          <w:b w:val="0"/>
-          <w:i w:val="0"/>
-          <w:color w:val="000000"/>
-          <w:sz w:val="24"/>
-        </w:rPr>
-        <w:hyperlink r:id="rId12" w:history="1">
-          <w:r>
-            <w:rPr>
-              <w:rStyle w:val="Hyperlink"/>
-            </w:rPr>
-            <w:t>s</w:t>
-          </w:r>
-        </w:hyperlink>
-      </w:r>
-      <w:r>
-        <w:rPr>
+          <w:u w:val="single" w:color="0000ff"/>
           <w:rFonts w:ascii="Charis SIL Regular" w:hAnsi="Charis SIL Regular" w:eastAsia="Charis SIL Regular"/>
           <w:b w:val="0"/>
           <w:i w:val="0"/>
@@ -1010,7 +1066,7 @@
             <w:rPr>
               <w:rStyle w:val="Hyperlink"/>
             </w:rPr>
-            <w:t xml:space="preserve"> Museum A</w:t>
+            <w:t xml:space="preserve"> Museum </w:t>
           </w:r>
         </w:hyperlink>
       </w:r>
@@ -1022,7 +1078,7 @@
           <w:color w:val="000000"/>
           <w:sz w:val="24"/>
         </w:rPr>
-        <w:t xml:space="preserve">rtis een </w:t>
+        <w:t xml:space="preserve">Artis een </w:t>
       </w:r>
       <w:r>
         <w:rPr>
@@ -2042,7 +2098,6 @@
       </w:r>
       <w:r>
         <w:rPr>
-          <w:u w:val="single" w:color="0000ff"/>
           <w:rFonts w:ascii="Charis SIL Regular" w:hAnsi="Charis SIL Regular" w:eastAsia="Charis SIL Regular"/>
           <w:b w:val="0"/>
           <w:i w:val="0"/>
@@ -3512,7 +3567,7 @@
           <w:sz w:val="24"/>
           <w:u w:val="single"/>
         </w:rPr>
-        <w:hyperlink r:id="rId21" w:history="1">
+        <w:hyperlink r:id="rId20" w:history="1">
           <w:r>
             <w:rPr>
               <w:rStyle w:val="Hyperlink"/>
@@ -3541,7 +3596,7 @@
           <w:sz w:val="24"/>
           <w:u w:val="single"/>
         </w:rPr>
-        <w:hyperlink r:id="rId21" w:history="1">
+        <w:hyperlink r:id="rId20" w:history="1">
           <w:r>
             <w:rPr>
               <w:rStyle w:val="Hyperlink"/>
@@ -3558,7 +3613,14 @@
           <w:color w:val="000000"/>
           <w:sz w:val="24"/>
         </w:rPr>
-        <w:t xml:space="preserve">, </w:t>
+        <w:hyperlink r:id="rId20" w:history="1">
+          <w:r>
+            <w:rPr>
+              <w:rStyle w:val="Hyperlink"/>
+            </w:rPr>
+            <w:t xml:space="preserve">, </w:t>
+          </w:r>
+        </w:hyperlink>
       </w:r>
       <w:r>
         <w:rPr>
@@ -3569,7 +3631,7 @@
           <w:sz w:val="24"/>
           <w:u w:val="single"/>
         </w:rPr>
-        <w:hyperlink r:id="rId22" w:history="1">
+        <w:hyperlink r:id="rId20" w:history="1">
           <w:r>
             <w:rPr>
               <w:rStyle w:val="Hyperlink"/>
@@ -3598,7 +3660,7 @@
           <w:sz w:val="24"/>
           <w:u w:val="single"/>
         </w:rPr>
-        <w:hyperlink r:id="rId22" w:history="1">
+        <w:hyperlink r:id="rId20" w:history="1">
           <w:r>
             <w:rPr>
               <w:rStyle w:val="Hyperlink"/>
@@ -3716,7 +3778,7 @@
           <w:sz w:val="24"/>
           <w:u w:val="single"/>
         </w:rPr>
-        <w:hyperlink r:id="rId23" w:history="1">
+        <w:hyperlink r:id="rId22" w:history="1">
           <w:r>
             <w:rPr>
               <w:rStyle w:val="Hyperlink"/>
@@ -3734,7 +3796,7 @@
           <w:sz w:val="24"/>
           <w:u w:val="single"/>
         </w:rPr>
-        <w:hyperlink r:id="rId23" w:history="1">
+        <w:hyperlink r:id="rId22" w:history="1">
           <w:r>
             <w:rPr>
               <w:rStyle w:val="Hyperlink"/>
@@ -3752,7 +3814,7 @@
           <w:sz w:val="24"/>
           <w:u w:val="single"/>
         </w:rPr>
-        <w:hyperlink r:id="rId23" w:history="1">
+        <w:hyperlink r:id="rId22" w:history="1">
           <w:r>
             <w:rPr>
               <w:rStyle w:val="Hyperlink"/>
@@ -3770,7 +3832,7 @@
           <w:sz w:val="24"/>
           <w:u w:val="single"/>
         </w:rPr>
-        <w:hyperlink r:id="rId23" w:history="1">
+        <w:hyperlink r:id="rId22" w:history="1">
           <w:r>
             <w:rPr>
               <w:rStyle w:val="Hyperlink"/>
@@ -3845,7 +3907,7 @@
           <w:sz w:val="24"/>
           <w:u w:val="single"/>
         </w:rPr>
-        <w:hyperlink r:id="rId24" w:history="1">
+        <w:hyperlink r:id="rId23" w:history="1">
           <w:r>
             <w:rPr>
               <w:rStyle w:val="Hyperlink"/>
@@ -3973,7 +4035,7 @@
           <w:sz w:val="24"/>
           <w:u w:val="single"/>
         </w:rPr>
-        <w:hyperlink r:id="rId25" w:history="1">
+        <w:hyperlink r:id="rId24" w:history="1">
           <w:r>
             <w:rPr>
               <w:rStyle w:val="Hyperlink"/>
@@ -3991,7 +4053,7 @@
           <w:sz w:val="24"/>
           <w:u w:val="single"/>
         </w:rPr>
-        <w:hyperlink r:id="rId25" w:history="1">
+        <w:hyperlink r:id="rId24" w:history="1">
           <w:r>
             <w:rPr>
               <w:rStyle w:val="Hyperlink"/>
@@ -4009,7 +4071,7 @@
           <w:sz w:val="24"/>
           <w:u w:val="single"/>
         </w:rPr>
-        <w:hyperlink r:id="rId25" w:history="1">
+        <w:hyperlink r:id="rId24" w:history="1">
           <w:r>
             <w:rPr>
               <w:rStyle w:val="Hyperlink"/>
@@ -4027,7 +4089,7 @@
           <w:sz w:val="24"/>
           <w:u w:val="single"/>
         </w:rPr>
-        <w:hyperlink r:id="rId25" w:history="1">
+        <w:hyperlink r:id="rId24" w:history="1">
           <w:r>
             <w:rPr>
               <w:rStyle w:val="Hyperlink"/>
@@ -4048,7 +4110,7 @@
           <w:sz w:val="24"/>
           <w:u w:val="single"/>
         </w:rPr>
-        <w:hyperlink r:id="rId25" w:history="1">
+        <w:hyperlink r:id="rId24" w:history="1">
           <w:r>
             <w:rPr>
               <w:rStyle w:val="Hyperlink"/>
@@ -4066,7 +4128,7 @@
           <w:sz w:val="24"/>
           <w:u w:val="single"/>
         </w:rPr>
-        <w:hyperlink r:id="rId25" w:history="1">
+        <w:hyperlink r:id="rId24" w:history="1">
           <w:r>
             <w:rPr>
               <w:rStyle w:val="Hyperlink"/>
@@ -4084,7 +4146,7 @@
           <w:sz w:val="24"/>
           <w:u w:val="single"/>
         </w:rPr>
-        <w:hyperlink r:id="rId25" w:history="1">
+        <w:hyperlink r:id="rId24" w:history="1">
           <w:r>
             <w:rPr>
               <w:rStyle w:val="Hyperlink"/>
@@ -4102,7 +4164,7 @@
           <w:sz w:val="24"/>
           <w:u w:val="single"/>
         </w:rPr>
-        <w:hyperlink r:id="rId25" w:history="1">
+        <w:hyperlink r:id="rId24" w:history="1">
           <w:r>
             <w:rPr>
               <w:rStyle w:val="Hyperlink"/>
@@ -4120,7 +4182,7 @@
           <w:sz w:val="24"/>
           <w:u w:val="single"/>
         </w:rPr>
-        <w:hyperlink r:id="rId25" w:history="1">
+        <w:hyperlink r:id="rId24" w:history="1">
           <w:r>
             <w:rPr>
               <w:rStyle w:val="Hyperlink"/>
@@ -4138,7 +4200,7 @@
           <w:sz w:val="24"/>
           <w:u w:val="single"/>
         </w:rPr>
-        <w:hyperlink r:id="rId25" w:history="1">
+        <w:hyperlink r:id="rId24" w:history="1">
           <w:r>
             <w:rPr>
               <w:rStyle w:val="Hyperlink"/>
@@ -4166,7 +4228,7 @@
           <w:sz w:val="24"/>
           <w:u w:val="single"/>
         </w:rPr>
-        <w:hyperlink r:id="rId26" w:history="1">
+        <w:hyperlink r:id="rId25" w:history="1">
           <w:r>
             <w:rPr>
               <w:rStyle w:val="Hyperlink"/>
@@ -4213,7 +4275,7 @@
           <w:sz w:val="24"/>
           <w:u w:val="single"/>
         </w:rPr>
-        <w:hyperlink r:id="rId26" w:history="1">
+        <w:hyperlink r:id="rId25" w:history="1">
           <w:r>
             <w:rPr>
               <w:rStyle w:val="Hyperlink"/>
@@ -4321,7 +4383,7 @@
           <w:sz w:val="24"/>
           <w:u w:val="single"/>
         </w:rPr>
-        <w:hyperlink r:id="rId27" w:history="1">
+        <w:hyperlink r:id="rId26" w:history="1">
           <w:r>
             <w:rPr>
               <w:rStyle w:val="Hyperlink"/>
@@ -4339,7 +4401,7 @@
           <w:sz w:val="24"/>
           <w:u w:val="single"/>
         </w:rPr>
-        <w:hyperlink r:id="rId27" w:history="1">
+        <w:hyperlink r:id="rId26" w:history="1">
           <w:r>
             <w:rPr>
               <w:rStyle w:val="Hyperlink"/>
@@ -4357,7 +4419,7 @@
           <w:sz w:val="24"/>
           <w:u w:val="single"/>
         </w:rPr>
-        <w:hyperlink r:id="rId27" w:history="1">
+        <w:hyperlink r:id="rId26" w:history="1">
           <w:r>
             <w:rPr>
               <w:rStyle w:val="Hyperlink"/>
@@ -4375,7 +4437,7 @@
           <w:sz w:val="24"/>
           <w:u w:val="single"/>
         </w:rPr>
-        <w:hyperlink r:id="rId27" w:history="1">
+        <w:hyperlink r:id="rId26" w:history="1">
           <w:r>
             <w:rPr>
               <w:rStyle w:val="Hyperlink"/>
@@ -4403,7 +4465,7 @@
           <w:sz w:val="24"/>
           <w:u w:val="single"/>
         </w:rPr>
-        <w:hyperlink r:id="rId28" w:history="1">
+        <w:hyperlink r:id="rId26" w:history="1">
           <w:r>
             <w:rPr>
               <w:rStyle w:val="Hyperlink"/>
@@ -4450,7 +4512,7 @@
           <w:sz w:val="24"/>
           <w:u w:val="single"/>
         </w:rPr>
-        <w:hyperlink r:id="rId28" w:history="1">
+        <w:hyperlink r:id="rId27" w:history="1">
           <w:r>
             <w:rPr>
               <w:rStyle w:val="Hyperlink"/>

--- a/EXPORTS/DOCX/published/niveau3/Dutch/EMArtis.docx
+++ b/EXPORTS/DOCX/published/niveau3/Dutch/EMArtis.docx
@@ -498,125 +498,7 @@
           <w:color w:val="000000"/>
           <w:sz w:val="24"/>
         </w:rPr>
-        <w:t>, oftewel de Wereldtentoonst</w:t>
-      </w:r>
-      <w:r>
-        <w:rPr>
-          <w:u w:val="single" w:color="0000ff"/>
-          <w:rFonts w:ascii="Charis SIL Regular" w:hAnsi="Charis SIL Regular" w:eastAsia="Charis SIL Regular"/>
-          <w:b w:val="0"/>
-          <w:i w:val="0"/>
-          <w:color w:val="000000"/>
-          <w:sz w:val="24"/>
-        </w:rPr>
-        <w:hyperlink r:id="rId10" w:history="1">
-          <w:r>
-            <w:rPr>
-              <w:rStyle w:val="Hyperlink"/>
-            </w:rPr>
-            <w:t>elling, van 18</w:t>
-          </w:r>
-        </w:hyperlink>
-      </w:r>
-      <w:r>
-        <w:rPr>
-          <w:u w:val="single" w:color="0000ff"/>
-          <w:rFonts w:ascii="Charis SIL Regular" w:hAnsi="Charis SIL Regular" w:eastAsia="Charis SIL Regular"/>
-          <w:b w:val="0"/>
-          <w:i w:val="0"/>
-          <w:color w:val="000000"/>
-          <w:sz w:val="24"/>
-        </w:rPr>
-        <w:hyperlink r:id="rId10" w:history="1">
-          <w:r>
-            <w:rPr>
-              <w:rStyle w:val="Hyperlink"/>
-            </w:rPr>
-            <w:t>8</w:t>
-          </w:r>
-        </w:hyperlink>
-      </w:r>
-      <w:r>
-        <w:rPr>
-          <w:u w:val="single" w:color="0000ff"/>
-          <w:rFonts w:ascii="Charis SIL Regular" w:hAnsi="Charis SIL Regular" w:eastAsia="Charis SIL Regular"/>
-          <w:b w:val="0"/>
-          <w:i w:val="0"/>
-          <w:color w:val="000000"/>
-          <w:sz w:val="24"/>
-        </w:rPr>
-        <w:hyperlink r:id="rId10" w:history="1">
-          <w:r>
-            <w:rPr>
-              <w:rStyle w:val="Hyperlink"/>
-            </w:rPr>
-            <w:t>3 en voor</w:t>
-          </w:r>
-        </w:hyperlink>
-      </w:r>
-      <w:r>
-        <w:rPr>
-          <w:u w:val="single" w:color="0000ff"/>
-          <w:rFonts w:ascii="Charis SIL Regular" w:hAnsi="Charis SIL Regular" w:eastAsia="Charis SIL Regular"/>
-          <w:b w:val="0"/>
-          <w:i w:val="0"/>
-          <w:color w:val="000000"/>
-          <w:sz w:val="24"/>
-        </w:rPr>
-        <w:hyperlink r:id="rId10" w:history="1">
-          <w:r>
-            <w:rPr>
-              <w:rStyle w:val="Hyperlink"/>
-            </w:rPr>
-            <w:t>we</w:t>
-          </w:r>
-        </w:hyperlink>
-      </w:r>
-      <w:r>
-        <w:rPr>
-          <w:u w:val="single" w:color="0000ff"/>
-          <w:rFonts w:ascii="Charis SIL Regular" w:hAnsi="Charis SIL Regular" w:eastAsia="Charis SIL Regular"/>
-          <w:b w:val="0"/>
-          <w:i w:val="0"/>
-          <w:color w:val="000000"/>
-          <w:sz w:val="24"/>
-        </w:rPr>
-        <w:hyperlink r:id="rId10" w:history="1">
-          <w:r>
-            <w:rPr>
-              <w:rStyle w:val="Hyperlink"/>
-            </w:rPr>
-            <w:t>r</w:t>
-          </w:r>
-        </w:hyperlink>
-      </w:r>
-      <w:r>
-        <w:rPr>
-          <w:u w:val="single" w:color="0000ff"/>
-          <w:rFonts w:ascii="Charis SIL Regular" w:hAnsi="Charis SIL Regular" w:eastAsia="Charis SIL Regular"/>
-          <w:b w:val="0"/>
-          <w:i w:val="0"/>
-          <w:color w:val="000000"/>
-          <w:sz w:val="24"/>
-        </w:rPr>
-        <w:hyperlink r:id="rId10" w:history="1">
-          <w:r>
-            <w:rPr>
-              <w:rStyle w:val="Hyperlink"/>
-            </w:rPr>
-            <w:t>pen die werde</w:t>
-          </w:r>
-        </w:hyperlink>
-      </w:r>
-      <w:r>
-        <w:rPr>
-          <w:rFonts w:ascii="Charis SIL Regular" w:hAnsi="Charis SIL Regular" w:eastAsia="Charis SIL Regular"/>
-          <w:b w:val="0"/>
-          <w:i w:val="0"/>
-          <w:color w:val="000000"/>
-          <w:sz w:val="24"/>
-        </w:rPr>
-        <w:t xml:space="preserve">n </w:t>
+        <w:t xml:space="preserve">, oftewel de Wereldtentoonstelling, van 1883 en voorwerpen die werden </w:t>
       </w:r>
       <w:r>
         <w:rPr>
@@ -1019,13 +901,23 @@
             <w:rPr>
               <w:rStyle w:val="Hyperlink"/>
             </w:rPr>
-            <w:t xml:space="preserve"> het Etnografis</w:t>
+            <w:t xml:space="preserve"> het Etnografi</w:t>
           </w:r>
         </w:hyperlink>
       </w:r>
       <w:r>
         <w:rPr>
           <w:u w:val="single" w:color="0000ff"/>
+          <w:rFonts w:ascii="Charis SIL Regular" w:hAnsi="Charis SIL Regular" w:eastAsia="Charis SIL Regular"/>
+          <w:b w:val="0"/>
+          <w:i w:val="0"/>
+          <w:color w:val="000000"/>
+          <w:sz w:val="24"/>
+        </w:rPr>
+        <w:t>s</w:t>
+      </w:r>
+      <w:r>
+        <w:rPr>
           <w:rFonts w:ascii="Charis SIL Regular" w:hAnsi="Charis SIL Regular" w:eastAsia="Charis SIL Regular"/>
           <w:b w:val="0"/>
           <w:i w:val="0"/>
@@ -1066,7 +958,7 @@
             <w:rPr>
               <w:rStyle w:val="Hyperlink"/>
             </w:rPr>
-            <w:t xml:space="preserve"> Museum </w:t>
+            <w:t xml:space="preserve"> Museum A</w:t>
           </w:r>
         </w:hyperlink>
       </w:r>
@@ -1078,7 +970,7 @@
           <w:color w:val="000000"/>
           <w:sz w:val="24"/>
         </w:rPr>
-        <w:t xml:space="preserve">Artis een </w:t>
+        <w:t xml:space="preserve">rtis een </w:t>
       </w:r>
       <w:r>
         <w:rPr>
@@ -1454,25 +1346,7 @@
           <w:color w:val="000000"/>
           <w:sz w:val="24"/>
         </w:rPr>
-        <w:hyperlink r:id="rId14" w:history="1">
-          <w:r>
-            <w:rPr>
-              <w:rStyle w:val="Hyperlink"/>
-            </w:rPr>
-            <w:t>met de naa</w:t>
-          </w:r>
-        </w:hyperlink>
-      </w:r>
-      <w:r>
-        <w:rPr>
-          <w:u w:val="single" w:color="0000ff"/>
-          <w:rFonts w:ascii="Charis SIL Regular" w:hAnsi="Charis SIL Regular" w:eastAsia="Charis SIL Regular"/>
-          <w:b w:val="0"/>
-          <w:i w:val="0"/>
-          <w:color w:val="000000"/>
-          <w:sz w:val="24"/>
-        </w:rPr>
-        <w:t>m</w:t>
+        <w:t>met de naam</w:t>
       </w:r>
       <w:r>
         <w:rPr>
@@ -3549,7 +3423,7 @@
           <w:sz w:val="24"/>
           <w:u w:val="single"/>
         </w:rPr>
-        <w:hyperlink r:id="rId21" w:history="1">
+        <w:hyperlink r:id="rId20" w:history="1">
           <w:r>
             <w:rPr>
               <w:rStyle w:val="Hyperlink"/>
@@ -3778,7 +3652,7 @@
           <w:sz w:val="24"/>
           <w:u w:val="single"/>
         </w:rPr>
-        <w:hyperlink r:id="rId22" w:history="1">
+        <w:hyperlink r:id="rId21" w:history="1">
           <w:r>
             <w:rPr>
               <w:rStyle w:val="Hyperlink"/>
@@ -3796,7 +3670,7 @@
           <w:sz w:val="24"/>
           <w:u w:val="single"/>
         </w:rPr>
-        <w:hyperlink r:id="rId22" w:history="1">
+        <w:hyperlink r:id="rId21" w:history="1">
           <w:r>
             <w:rPr>
               <w:rStyle w:val="Hyperlink"/>
@@ -3814,7 +3688,7 @@
           <w:sz w:val="24"/>
           <w:u w:val="single"/>
         </w:rPr>
-        <w:hyperlink r:id="rId22" w:history="1">
+        <w:hyperlink r:id="rId21" w:history="1">
           <w:r>
             <w:rPr>
               <w:rStyle w:val="Hyperlink"/>
@@ -3832,7 +3706,7 @@
           <w:sz w:val="24"/>
           <w:u w:val="single"/>
         </w:rPr>
-        <w:hyperlink r:id="rId22" w:history="1">
+        <w:hyperlink r:id="rId21" w:history="1">
           <w:r>
             <w:rPr>
               <w:rStyle w:val="Hyperlink"/>
@@ -3860,7 +3734,7 @@
           <w:sz w:val="24"/>
           <w:u w:val="single"/>
         </w:rPr>
-        <w:hyperlink r:id="rId23" w:history="1">
+        <w:hyperlink r:id="rId22" w:history="1">
           <w:r>
             <w:rPr>
               <w:rStyle w:val="Hyperlink"/>
@@ -3878,7 +3752,7 @@
           <w:sz w:val="24"/>
           <w:u w:val="single"/>
         </w:rPr>
-        <w:hyperlink r:id="rId23" w:history="1">
+        <w:hyperlink r:id="rId21" w:history="1">
           <w:r>
             <w:rPr>
               <w:rStyle w:val="Hyperlink"/>
@@ -3907,7 +3781,7 @@
           <w:sz w:val="24"/>
           <w:u w:val="single"/>
         </w:rPr>
-        <w:hyperlink r:id="rId23" w:history="1">
+        <w:hyperlink r:id="rId21" w:history="1">
           <w:r>
             <w:rPr>
               <w:rStyle w:val="Hyperlink"/>
@@ -4035,7 +3909,7 @@
           <w:sz w:val="24"/>
           <w:u w:val="single"/>
         </w:rPr>
-        <w:hyperlink r:id="rId24" w:history="1">
+        <w:hyperlink r:id="rId23" w:history="1">
           <w:r>
             <w:rPr>
               <w:rStyle w:val="Hyperlink"/>
@@ -4053,7 +3927,7 @@
           <w:sz w:val="24"/>
           <w:u w:val="single"/>
         </w:rPr>
-        <w:hyperlink r:id="rId24" w:history="1">
+        <w:hyperlink r:id="rId23" w:history="1">
           <w:r>
             <w:rPr>
               <w:rStyle w:val="Hyperlink"/>
@@ -4071,7 +3945,7 @@
           <w:sz w:val="24"/>
           <w:u w:val="single"/>
         </w:rPr>
-        <w:hyperlink r:id="rId24" w:history="1">
+        <w:hyperlink r:id="rId23" w:history="1">
           <w:r>
             <w:rPr>
               <w:rStyle w:val="Hyperlink"/>
@@ -4089,7 +3963,7 @@
           <w:sz w:val="24"/>
           <w:u w:val="single"/>
         </w:rPr>
-        <w:hyperlink r:id="rId24" w:history="1">
+        <w:hyperlink r:id="rId23" w:history="1">
           <w:r>
             <w:rPr>
               <w:rStyle w:val="Hyperlink"/>
@@ -4110,7 +3984,7 @@
           <w:sz w:val="24"/>
           <w:u w:val="single"/>
         </w:rPr>
-        <w:hyperlink r:id="rId24" w:history="1">
+        <w:hyperlink r:id="rId23" w:history="1">
           <w:r>
             <w:rPr>
               <w:rStyle w:val="Hyperlink"/>
@@ -4128,7 +4002,7 @@
           <w:sz w:val="24"/>
           <w:u w:val="single"/>
         </w:rPr>
-        <w:hyperlink r:id="rId24" w:history="1">
+        <w:hyperlink r:id="rId23" w:history="1">
           <w:r>
             <w:rPr>
               <w:rStyle w:val="Hyperlink"/>
@@ -4146,7 +4020,7 @@
           <w:sz w:val="24"/>
           <w:u w:val="single"/>
         </w:rPr>
-        <w:hyperlink r:id="rId24" w:history="1">
+        <w:hyperlink r:id="rId23" w:history="1">
           <w:r>
             <w:rPr>
               <w:rStyle w:val="Hyperlink"/>
@@ -4164,7 +4038,7 @@
           <w:sz w:val="24"/>
           <w:u w:val="single"/>
         </w:rPr>
-        <w:hyperlink r:id="rId24" w:history="1">
+        <w:hyperlink r:id="rId23" w:history="1">
           <w:r>
             <w:rPr>
               <w:rStyle w:val="Hyperlink"/>
@@ -4182,7 +4056,7 @@
           <w:sz w:val="24"/>
           <w:u w:val="single"/>
         </w:rPr>
-        <w:hyperlink r:id="rId24" w:history="1">
+        <w:hyperlink r:id="rId23" w:history="1">
           <w:r>
             <w:rPr>
               <w:rStyle w:val="Hyperlink"/>
@@ -4200,7 +4074,7 @@
           <w:sz w:val="24"/>
           <w:u w:val="single"/>
         </w:rPr>
-        <w:hyperlink r:id="rId24" w:history="1">
+        <w:hyperlink r:id="rId23" w:history="1">
           <w:r>
             <w:rPr>
               <w:rStyle w:val="Hyperlink"/>
@@ -4228,7 +4102,7 @@
           <w:sz w:val="24"/>
           <w:u w:val="single"/>
         </w:rPr>
-        <w:hyperlink r:id="rId25" w:history="1">
+        <w:hyperlink r:id="rId24" w:history="1">
           <w:r>
             <w:rPr>
               <w:rStyle w:val="Hyperlink"/>
@@ -4275,7 +4149,7 @@
           <w:sz w:val="24"/>
           <w:u w:val="single"/>
         </w:rPr>
-        <w:hyperlink r:id="rId25" w:history="1">
+        <w:hyperlink r:id="rId24" w:history="1">
           <w:r>
             <w:rPr>
               <w:rStyle w:val="Hyperlink"/>
@@ -4383,7 +4257,7 @@
           <w:sz w:val="24"/>
           <w:u w:val="single"/>
         </w:rPr>
-        <w:hyperlink r:id="rId26" w:history="1">
+        <w:hyperlink r:id="rId25" w:history="1">
           <w:r>
             <w:rPr>
               <w:rStyle w:val="Hyperlink"/>
@@ -4401,7 +4275,7 @@
           <w:sz w:val="24"/>
           <w:u w:val="single"/>
         </w:rPr>
-        <w:hyperlink r:id="rId26" w:history="1">
+        <w:hyperlink r:id="rId25" w:history="1">
           <w:r>
             <w:rPr>
               <w:rStyle w:val="Hyperlink"/>
@@ -4419,7 +4293,7 @@
           <w:sz w:val="24"/>
           <w:u w:val="single"/>
         </w:rPr>
-        <w:hyperlink r:id="rId26" w:history="1">
+        <w:hyperlink r:id="rId25" w:history="1">
           <w:r>
             <w:rPr>
               <w:rStyle w:val="Hyperlink"/>
@@ -4437,7 +4311,7 @@
           <w:sz w:val="24"/>
           <w:u w:val="single"/>
         </w:rPr>
-        <w:hyperlink r:id="rId26" w:history="1">
+        <w:hyperlink r:id="rId25" w:history="1">
           <w:r>
             <w:rPr>
               <w:rStyle w:val="Hyperlink"/>
@@ -4483,7 +4357,7 @@
           <w:sz w:val="24"/>
           <w:u w:val="single"/>
         </w:rPr>
-        <w:hyperlink r:id="rId27" w:history="1">
+        <w:hyperlink r:id="rId25" w:history="1">
           <w:r>
             <w:rPr>
               <w:rStyle w:val="Hyperlink"/>
@@ -4512,7 +4386,7 @@
           <w:sz w:val="24"/>
           <w:u w:val="single"/>
         </w:rPr>
-        <w:hyperlink r:id="rId27" w:history="1">
+        <w:hyperlink r:id="rId25" w:history="1">
           <w:r>
             <w:rPr>
               <w:rStyle w:val="Hyperlink"/>

--- a/EXPORTS/DOCX/published/niveau3/Dutch/EMArtis.docx
+++ b/EXPORTS/DOCX/published/niveau3/Dutch/EMArtis.docx
@@ -498,7 +498,18 @@
           <w:color w:val="000000"/>
           <w:sz w:val="24"/>
         </w:rPr>
-        <w:t xml:space="preserve">, oftewel de Wereldtentoonstelling, van 1883 en voorwerpen die werden </w:t>
+        <w:t>, oftewel de Wereldtentoonst</w:t>
+      </w:r>
+      <w:r>
+        <w:rPr>
+          <w:u w:val="single" w:color="0000ff"/>
+          <w:rFonts w:ascii="Charis SIL Regular" w:hAnsi="Charis SIL Regular" w:eastAsia="Charis SIL Regular"/>
+          <w:b w:val="0"/>
+          <w:i w:val="0"/>
+          <w:color w:val="000000"/>
+          <w:sz w:val="24"/>
+        </w:rPr>
+        <w:t>elling, van 1883 en voor</w:t>
       </w:r>
       <w:r>
         <w:rPr>
@@ -514,19 +525,65 @@
             <w:rPr>
               <w:rStyle w:val="Hyperlink"/>
             </w:rPr>
-            <w:t>verzameld door</w:t>
+            <w:t>we</w:t>
           </w:r>
         </w:hyperlink>
       </w:r>
       <w:r>
         <w:rPr>
+          <w:u w:val="single" w:color="0000ff"/>
           <w:rFonts w:ascii="Charis SIL Regular" w:hAnsi="Charis SIL Regular" w:eastAsia="Charis SIL Regular"/>
           <w:b w:val="0"/>
           <w:i w:val="0"/>
           <w:color w:val="000000"/>
           <w:sz w:val="24"/>
         </w:rPr>
-        <w:t xml:space="preserve"> het </w:t>
+        <w:hyperlink r:id="rId10" w:history="1">
+          <w:r>
+            <w:rPr>
+              <w:rStyle w:val="Hyperlink"/>
+            </w:rPr>
+            <w:t>r</w:t>
+          </w:r>
+        </w:hyperlink>
+      </w:r>
+      <w:r>
+        <w:rPr>
+          <w:u w:val="single" w:color="0000ff"/>
+          <w:rFonts w:ascii="Charis SIL Regular" w:hAnsi="Charis SIL Regular" w:eastAsia="Charis SIL Regular"/>
+          <w:b w:val="0"/>
+          <w:i w:val="0"/>
+          <w:color w:val="000000"/>
+          <w:sz w:val="24"/>
+        </w:rPr>
+        <w:hyperlink r:id="rId10" w:history="1">
+          <w:r>
+            <w:rPr>
+              <w:rStyle w:val="Hyperlink"/>
+            </w:rPr>
+            <w:t>pen die werde</w:t>
+          </w:r>
+        </w:hyperlink>
+      </w:r>
+      <w:r>
+        <w:rPr>
+          <w:rFonts w:ascii="Charis SIL Regular" w:hAnsi="Charis SIL Regular" w:eastAsia="Charis SIL Regular"/>
+          <w:b w:val="0"/>
+          <w:i w:val="0"/>
+          <w:color w:val="000000"/>
+          <w:sz w:val="24"/>
+        </w:rPr>
+        <w:t xml:space="preserve">n </w:t>
+      </w:r>
+      <w:r>
+        <w:rPr>
+          <w:rFonts w:ascii="Charis SIL Regular" w:hAnsi="Charis SIL Regular" w:eastAsia="Charis SIL Regular"/>
+          <w:b w:val="0"/>
+          <w:i w:val="0"/>
+          <w:color w:val="000000"/>
+          <w:sz w:val="24"/>
+        </w:rPr>
+        <w:t xml:space="preserve">verzameld door het </w:t>
       </w:r>
       <w:r>
         <w:rPr>
@@ -907,14 +964,20 @@
       </w:r>
       <w:r>
         <w:rPr>
-          <w:u w:val="single" w:color="0000ff"/>
           <w:rFonts w:ascii="Charis SIL Regular" w:hAnsi="Charis SIL Regular" w:eastAsia="Charis SIL Regular"/>
           <w:b w:val="0"/>
           <w:i w:val="0"/>
           <w:color w:val="000000"/>
           <w:sz w:val="24"/>
         </w:rPr>
-        <w:t>s</w:t>
+        <w:hyperlink r:id="rId12" w:history="1">
+          <w:r>
+            <w:rPr>
+              <w:rStyle w:val="Hyperlink"/>
+            </w:rPr>
+            <w:t>s</w:t>
+          </w:r>
+        </w:hyperlink>
       </w:r>
       <w:r>
         <w:rPr>
@@ -1346,7 +1409,24 @@
           <w:color w:val="000000"/>
           <w:sz w:val="24"/>
         </w:rPr>
-        <w:t>met de naam</w:t>
+        <w:hyperlink r:id="rId14" w:history="1">
+          <w:r>
+            <w:rPr>
+              <w:rStyle w:val="Hyperlink"/>
+            </w:rPr>
+            <w:t>met de naa</w:t>
+          </w:r>
+        </w:hyperlink>
+      </w:r>
+      <w:r>
+        <w:rPr>
+          <w:rFonts w:ascii="Charis SIL Regular" w:hAnsi="Charis SIL Regular" w:eastAsia="Charis SIL Regular"/>
+          <w:b w:val="0"/>
+          <w:i w:val="0"/>
+          <w:color w:val="000000"/>
+          <w:sz w:val="24"/>
+        </w:rPr>
+        <w:t>m</w:t>
       </w:r>
       <w:r>
         <w:rPr>
@@ -1972,6 +2052,7 @@
       </w:r>
       <w:r>
         <w:rPr>
+          <w:u w:val="single" w:color="0000ff"/>
           <w:rFonts w:ascii="Charis SIL Regular" w:hAnsi="Charis SIL Regular" w:eastAsia="Charis SIL Regular"/>
           <w:b w:val="0"/>
           <w:i w:val="0"/>
@@ -3423,7 +3504,7 @@
           <w:sz w:val="24"/>
           <w:u w:val="single"/>
         </w:rPr>
-        <w:hyperlink r:id="rId20" w:history="1">
+        <w:hyperlink r:id="rId21" w:history="1">
           <w:r>
             <w:rPr>
               <w:rStyle w:val="Hyperlink"/>
@@ -3441,7 +3522,7 @@
           <w:sz w:val="24"/>
           <w:u w:val="single"/>
         </w:rPr>
-        <w:hyperlink r:id="rId20" w:history="1">
+        <w:hyperlink r:id="rId21" w:history="1">
           <w:r>
             <w:rPr>
               <w:rStyle w:val="Hyperlink"/>
@@ -3470,7 +3551,7 @@
           <w:sz w:val="24"/>
           <w:u w:val="single"/>
         </w:rPr>
-        <w:hyperlink r:id="rId20" w:history="1">
+        <w:hyperlink r:id="rId21" w:history="1">
           <w:r>
             <w:rPr>
               <w:rStyle w:val="Hyperlink"/>
@@ -3487,14 +3568,7 @@
           <w:color w:val="000000"/>
           <w:sz w:val="24"/>
         </w:rPr>
-        <w:hyperlink r:id="rId20" w:history="1">
-          <w:r>
-            <w:rPr>
-              <w:rStyle w:val="Hyperlink"/>
-            </w:rPr>
-            <w:t xml:space="preserve">, </w:t>
-          </w:r>
-        </w:hyperlink>
+        <w:t xml:space="preserve">, </w:t>
       </w:r>
       <w:r>
         <w:rPr>
@@ -3505,7 +3579,7 @@
           <w:sz w:val="24"/>
           <w:u w:val="single"/>
         </w:rPr>
-        <w:hyperlink r:id="rId20" w:history="1">
+        <w:hyperlink r:id="rId22" w:history="1">
           <w:r>
             <w:rPr>
               <w:rStyle w:val="Hyperlink"/>
@@ -3652,7 +3726,7 @@
           <w:sz w:val="24"/>
           <w:u w:val="single"/>
         </w:rPr>
-        <w:hyperlink r:id="rId21" w:history="1">
+        <w:hyperlink r:id="rId23" w:history="1">
           <w:r>
             <w:rPr>
               <w:rStyle w:val="Hyperlink"/>
@@ -3670,7 +3744,7 @@
           <w:sz w:val="24"/>
           <w:u w:val="single"/>
         </w:rPr>
-        <w:hyperlink r:id="rId21" w:history="1">
+        <w:hyperlink r:id="rId23" w:history="1">
           <w:r>
             <w:rPr>
               <w:rStyle w:val="Hyperlink"/>
@@ -3688,7 +3762,7 @@
           <w:sz w:val="24"/>
           <w:u w:val="single"/>
         </w:rPr>
-        <w:hyperlink r:id="rId21" w:history="1">
+        <w:hyperlink r:id="rId23" w:history="1">
           <w:r>
             <w:rPr>
               <w:rStyle w:val="Hyperlink"/>
@@ -3706,7 +3780,7 @@
           <w:sz w:val="24"/>
           <w:u w:val="single"/>
         </w:rPr>
-        <w:hyperlink r:id="rId21" w:history="1">
+        <w:hyperlink r:id="rId23" w:history="1">
           <w:r>
             <w:rPr>
               <w:rStyle w:val="Hyperlink"/>
@@ -3734,7 +3808,7 @@
           <w:sz w:val="24"/>
           <w:u w:val="single"/>
         </w:rPr>
-        <w:hyperlink r:id="rId22" w:history="1">
+        <w:hyperlink r:id="rId24" w:history="1">
           <w:r>
             <w:rPr>
               <w:rStyle w:val="Hyperlink"/>
@@ -3752,7 +3826,7 @@
           <w:sz w:val="24"/>
           <w:u w:val="single"/>
         </w:rPr>
-        <w:hyperlink r:id="rId21" w:history="1">
+        <w:hyperlink r:id="rId24" w:history="1">
           <w:r>
             <w:rPr>
               <w:rStyle w:val="Hyperlink"/>
@@ -3781,7 +3855,7 @@
           <w:sz w:val="24"/>
           <w:u w:val="single"/>
         </w:rPr>
-        <w:hyperlink r:id="rId21" w:history="1">
+        <w:hyperlink r:id="rId24" w:history="1">
           <w:r>
             <w:rPr>
               <w:rStyle w:val="Hyperlink"/>
@@ -3909,7 +3983,7 @@
           <w:sz w:val="24"/>
           <w:u w:val="single"/>
         </w:rPr>
-        <w:hyperlink r:id="rId23" w:history="1">
+        <w:hyperlink r:id="rId25" w:history="1">
           <w:r>
             <w:rPr>
               <w:rStyle w:val="Hyperlink"/>
@@ -3927,7 +4001,7 @@
           <w:sz w:val="24"/>
           <w:u w:val="single"/>
         </w:rPr>
-        <w:hyperlink r:id="rId23" w:history="1">
+        <w:hyperlink r:id="rId25" w:history="1">
           <w:r>
             <w:rPr>
               <w:rStyle w:val="Hyperlink"/>
@@ -3945,7 +4019,7 @@
           <w:sz w:val="24"/>
           <w:u w:val="single"/>
         </w:rPr>
-        <w:hyperlink r:id="rId23" w:history="1">
+        <w:hyperlink r:id="rId25" w:history="1">
           <w:r>
             <w:rPr>
               <w:rStyle w:val="Hyperlink"/>
@@ -3963,7 +4037,7 @@
           <w:sz w:val="24"/>
           <w:u w:val="single"/>
         </w:rPr>
-        <w:hyperlink r:id="rId23" w:history="1">
+        <w:hyperlink r:id="rId25" w:history="1">
           <w:r>
             <w:rPr>
               <w:rStyle w:val="Hyperlink"/>
@@ -3984,7 +4058,7 @@
           <w:sz w:val="24"/>
           <w:u w:val="single"/>
         </w:rPr>
-        <w:hyperlink r:id="rId23" w:history="1">
+        <w:hyperlink r:id="rId25" w:history="1">
           <w:r>
             <w:rPr>
               <w:rStyle w:val="Hyperlink"/>
@@ -4002,7 +4076,7 @@
           <w:sz w:val="24"/>
           <w:u w:val="single"/>
         </w:rPr>
-        <w:hyperlink r:id="rId23" w:history="1">
+        <w:hyperlink r:id="rId25" w:history="1">
           <w:r>
             <w:rPr>
               <w:rStyle w:val="Hyperlink"/>
@@ -4020,7 +4094,7 @@
           <w:sz w:val="24"/>
           <w:u w:val="single"/>
         </w:rPr>
-        <w:hyperlink r:id="rId23" w:history="1">
+        <w:hyperlink r:id="rId25" w:history="1">
           <w:r>
             <w:rPr>
               <w:rStyle w:val="Hyperlink"/>
@@ -4038,7 +4112,7 @@
           <w:sz w:val="24"/>
           <w:u w:val="single"/>
         </w:rPr>
-        <w:hyperlink r:id="rId23" w:history="1">
+        <w:hyperlink r:id="rId25" w:history="1">
           <w:r>
             <w:rPr>
               <w:rStyle w:val="Hyperlink"/>
@@ -4056,7 +4130,7 @@
           <w:sz w:val="24"/>
           <w:u w:val="single"/>
         </w:rPr>
-        <w:hyperlink r:id="rId23" w:history="1">
+        <w:hyperlink r:id="rId25" w:history="1">
           <w:r>
             <w:rPr>
               <w:rStyle w:val="Hyperlink"/>
@@ -4074,7 +4148,7 @@
           <w:sz w:val="24"/>
           <w:u w:val="single"/>
         </w:rPr>
-        <w:hyperlink r:id="rId23" w:history="1">
+        <w:hyperlink r:id="rId25" w:history="1">
           <w:r>
             <w:rPr>
               <w:rStyle w:val="Hyperlink"/>
@@ -4102,7 +4176,7 @@
           <w:sz w:val="24"/>
           <w:u w:val="single"/>
         </w:rPr>
-        <w:hyperlink r:id="rId24" w:history="1">
+        <w:hyperlink r:id="rId26" w:history="1">
           <w:r>
             <w:rPr>
               <w:rStyle w:val="Hyperlink"/>
@@ -4149,7 +4223,7 @@
           <w:sz w:val="24"/>
           <w:u w:val="single"/>
         </w:rPr>
-        <w:hyperlink r:id="rId24" w:history="1">
+        <w:hyperlink r:id="rId26" w:history="1">
           <w:r>
             <w:rPr>
               <w:rStyle w:val="Hyperlink"/>
@@ -4257,7 +4331,7 @@
           <w:sz w:val="24"/>
           <w:u w:val="single"/>
         </w:rPr>
-        <w:hyperlink r:id="rId25" w:history="1">
+        <w:hyperlink r:id="rId27" w:history="1">
           <w:r>
             <w:rPr>
               <w:rStyle w:val="Hyperlink"/>
@@ -4275,7 +4349,7 @@
           <w:sz w:val="24"/>
           <w:u w:val="single"/>
         </w:rPr>
-        <w:hyperlink r:id="rId25" w:history="1">
+        <w:hyperlink r:id="rId27" w:history="1">
           <w:r>
             <w:rPr>
               <w:rStyle w:val="Hyperlink"/>
@@ -4293,7 +4367,7 @@
           <w:sz w:val="24"/>
           <w:u w:val="single"/>
         </w:rPr>
-        <w:hyperlink r:id="rId25" w:history="1">
+        <w:hyperlink r:id="rId27" w:history="1">
           <w:r>
             <w:rPr>
               <w:rStyle w:val="Hyperlink"/>
@@ -4311,7 +4385,7 @@
           <w:sz w:val="24"/>
           <w:u w:val="single"/>
         </w:rPr>
-        <w:hyperlink r:id="rId25" w:history="1">
+        <w:hyperlink r:id="rId27" w:history="1">
           <w:r>
             <w:rPr>
               <w:rStyle w:val="Hyperlink"/>
@@ -4339,7 +4413,7 @@
           <w:sz w:val="24"/>
           <w:u w:val="single"/>
         </w:rPr>
-        <w:hyperlink r:id="rId26" w:history="1">
+        <w:hyperlink r:id="rId28" w:history="1">
           <w:r>
             <w:rPr>
               <w:rStyle w:val="Hyperlink"/>
@@ -4357,7 +4431,7 @@
           <w:sz w:val="24"/>
           <w:u w:val="single"/>
         </w:rPr>
-        <w:hyperlink r:id="rId25" w:history="1">
+        <w:hyperlink r:id="rId28" w:history="1">
           <w:r>
             <w:rPr>
               <w:rStyle w:val="Hyperlink"/>
@@ -4386,7 +4460,7 @@
           <w:sz w:val="24"/>
           <w:u w:val="single"/>
         </w:rPr>
-        <w:hyperlink r:id="rId25" w:history="1">
+        <w:hyperlink r:id="rId28" w:history="1">
           <w:r>
             <w:rPr>
               <w:rStyle w:val="Hyperlink"/>

--- a/EXPORTS/DOCX/published/niveau3/Dutch/EMArtis.docx
+++ b/EXPORTS/DOCX/published/niveau3/Dutch/EMArtis.docx
@@ -577,13 +577,31 @@
       </w:r>
       <w:r>
         <w:rPr>
+          <w:u w:val="single" w:color="0000ff"/>
           <w:rFonts w:ascii="Charis SIL Regular" w:hAnsi="Charis SIL Regular" w:eastAsia="Charis SIL Regular"/>
           <w:b w:val="0"/>
           <w:i w:val="0"/>
           <w:color w:val="000000"/>
           <w:sz w:val="24"/>
         </w:rPr>
-        <w:t xml:space="preserve">verzameld door het </w:t>
+        <w:hyperlink r:id="rId10" w:history="1">
+          <w:r>
+            <w:rPr>
+              <w:rStyle w:val="Hyperlink"/>
+            </w:rPr>
+            <w:t>verzameld door</w:t>
+          </w:r>
+        </w:hyperlink>
+      </w:r>
+      <w:r>
+        <w:rPr>
+          <w:rFonts w:ascii="Charis SIL Regular" w:hAnsi="Charis SIL Regular" w:eastAsia="Charis SIL Regular"/>
+          <w:b w:val="0"/>
+          <w:i w:val="0"/>
+          <w:color w:val="000000"/>
+          <w:sz w:val="24"/>
+        </w:rPr>
+        <w:t xml:space="preserve"> het </w:t>
       </w:r>
       <w:r>
         <w:rPr>
@@ -1409,24 +1427,7 @@
           <w:color w:val="000000"/>
           <w:sz w:val="24"/>
         </w:rPr>
-        <w:hyperlink r:id="rId14" w:history="1">
-          <w:r>
-            <w:rPr>
-              <w:rStyle w:val="Hyperlink"/>
-            </w:rPr>
-            <w:t>met de naa</w:t>
-          </w:r>
-        </w:hyperlink>
-      </w:r>
-      <w:r>
-        <w:rPr>
-          <w:rFonts w:ascii="Charis SIL Regular" w:hAnsi="Charis SIL Regular" w:eastAsia="Charis SIL Regular"/>
-          <w:b w:val="0"/>
-          <w:i w:val="0"/>
-          <w:color w:val="000000"/>
-          <w:sz w:val="24"/>
-        </w:rPr>
-        <w:t>m</w:t>
+        <w:t>met de naam</w:t>
       </w:r>
       <w:r>
         <w:rPr>
@@ -3504,7 +3505,7 @@
           <w:sz w:val="24"/>
           <w:u w:val="single"/>
         </w:rPr>
-        <w:hyperlink r:id="rId21" w:history="1">
+        <w:hyperlink r:id="rId20" w:history="1">
           <w:r>
             <w:rPr>
               <w:rStyle w:val="Hyperlink"/>
@@ -3522,7 +3523,7 @@
           <w:sz w:val="24"/>
           <w:u w:val="single"/>
         </w:rPr>
-        <w:hyperlink r:id="rId21" w:history="1">
+        <w:hyperlink r:id="rId20" w:history="1">
           <w:r>
             <w:rPr>
               <w:rStyle w:val="Hyperlink"/>
@@ -3551,7 +3552,7 @@
           <w:sz w:val="24"/>
           <w:u w:val="single"/>
         </w:rPr>
-        <w:hyperlink r:id="rId21" w:history="1">
+        <w:hyperlink r:id="rId20" w:history="1">
           <w:r>
             <w:rPr>
               <w:rStyle w:val="Hyperlink"/>
@@ -3568,7 +3569,14 @@
           <w:color w:val="000000"/>
           <w:sz w:val="24"/>
         </w:rPr>
-        <w:t xml:space="preserve">, </w:t>
+        <w:hyperlink r:id="rId20" w:history="1">
+          <w:r>
+            <w:rPr>
+              <w:rStyle w:val="Hyperlink"/>
+            </w:rPr>
+            <w:t xml:space="preserve">, </w:t>
+          </w:r>
+        </w:hyperlink>
       </w:r>
       <w:r>
         <w:rPr>
@@ -3579,7 +3587,7 @@
           <w:sz w:val="24"/>
           <w:u w:val="single"/>
         </w:rPr>
-        <w:hyperlink r:id="rId22" w:history="1">
+        <w:hyperlink r:id="rId20" w:history="1">
           <w:r>
             <w:rPr>
               <w:rStyle w:val="Hyperlink"/>
@@ -3726,7 +3734,7 @@
           <w:sz w:val="24"/>
           <w:u w:val="single"/>
         </w:rPr>
-        <w:hyperlink r:id="rId23" w:history="1">
+        <w:hyperlink r:id="rId21" w:history="1">
           <w:r>
             <w:rPr>
               <w:rStyle w:val="Hyperlink"/>
@@ -3744,7 +3752,7 @@
           <w:sz w:val="24"/>
           <w:u w:val="single"/>
         </w:rPr>
-        <w:hyperlink r:id="rId23" w:history="1">
+        <w:hyperlink r:id="rId21" w:history="1">
           <w:r>
             <w:rPr>
               <w:rStyle w:val="Hyperlink"/>
@@ -3762,7 +3770,7 @@
           <w:sz w:val="24"/>
           <w:u w:val="single"/>
         </w:rPr>
-        <w:hyperlink r:id="rId23" w:history="1">
+        <w:hyperlink r:id="rId21" w:history="1">
           <w:r>
             <w:rPr>
               <w:rStyle w:val="Hyperlink"/>
@@ -3780,7 +3788,7 @@
           <w:sz w:val="24"/>
           <w:u w:val="single"/>
         </w:rPr>
-        <w:hyperlink r:id="rId23" w:history="1">
+        <w:hyperlink r:id="rId21" w:history="1">
           <w:r>
             <w:rPr>
               <w:rStyle w:val="Hyperlink"/>
@@ -3808,7 +3816,7 @@
           <w:sz w:val="24"/>
           <w:u w:val="single"/>
         </w:rPr>
-        <w:hyperlink r:id="rId24" w:history="1">
+        <w:hyperlink r:id="rId22" w:history="1">
           <w:r>
             <w:rPr>
               <w:rStyle w:val="Hyperlink"/>
@@ -3826,7 +3834,7 @@
           <w:sz w:val="24"/>
           <w:u w:val="single"/>
         </w:rPr>
-        <w:hyperlink r:id="rId24" w:history="1">
+        <w:hyperlink r:id="rId21" w:history="1">
           <w:r>
             <w:rPr>
               <w:rStyle w:val="Hyperlink"/>
@@ -3855,7 +3863,7 @@
           <w:sz w:val="24"/>
           <w:u w:val="single"/>
         </w:rPr>
-        <w:hyperlink r:id="rId24" w:history="1">
+        <w:hyperlink r:id="rId21" w:history="1">
           <w:r>
             <w:rPr>
               <w:rStyle w:val="Hyperlink"/>
@@ -3983,7 +3991,7 @@
           <w:sz w:val="24"/>
           <w:u w:val="single"/>
         </w:rPr>
-        <w:hyperlink r:id="rId25" w:history="1">
+        <w:hyperlink r:id="rId23" w:history="1">
           <w:r>
             <w:rPr>
               <w:rStyle w:val="Hyperlink"/>
@@ -4001,7 +4009,7 @@
           <w:sz w:val="24"/>
           <w:u w:val="single"/>
         </w:rPr>
-        <w:hyperlink r:id="rId25" w:history="1">
+        <w:hyperlink r:id="rId23" w:history="1">
           <w:r>
             <w:rPr>
               <w:rStyle w:val="Hyperlink"/>
@@ -4019,7 +4027,7 @@
           <w:sz w:val="24"/>
           <w:u w:val="single"/>
         </w:rPr>
-        <w:hyperlink r:id="rId25" w:history="1">
+        <w:hyperlink r:id="rId23" w:history="1">
           <w:r>
             <w:rPr>
               <w:rStyle w:val="Hyperlink"/>
@@ -4037,7 +4045,7 @@
           <w:sz w:val="24"/>
           <w:u w:val="single"/>
         </w:rPr>
-        <w:hyperlink r:id="rId25" w:history="1">
+        <w:hyperlink r:id="rId23" w:history="1">
           <w:r>
             <w:rPr>
               <w:rStyle w:val="Hyperlink"/>
@@ -4058,7 +4066,7 @@
           <w:sz w:val="24"/>
           <w:u w:val="single"/>
         </w:rPr>
-        <w:hyperlink r:id="rId25" w:history="1">
+        <w:hyperlink r:id="rId23" w:history="1">
           <w:r>
             <w:rPr>
               <w:rStyle w:val="Hyperlink"/>
@@ -4076,7 +4084,7 @@
           <w:sz w:val="24"/>
           <w:u w:val="single"/>
         </w:rPr>
-        <w:hyperlink r:id="rId25" w:history="1">
+        <w:hyperlink r:id="rId23" w:history="1">
           <w:r>
             <w:rPr>
               <w:rStyle w:val="Hyperlink"/>
@@ -4094,7 +4102,7 @@
           <w:sz w:val="24"/>
           <w:u w:val="single"/>
         </w:rPr>
-        <w:hyperlink r:id="rId25" w:history="1">
+        <w:hyperlink r:id="rId23" w:history="1">
           <w:r>
             <w:rPr>
               <w:rStyle w:val="Hyperlink"/>
@@ -4112,7 +4120,7 @@
           <w:sz w:val="24"/>
           <w:u w:val="single"/>
         </w:rPr>
-        <w:hyperlink r:id="rId25" w:history="1">
+        <w:hyperlink r:id="rId23" w:history="1">
           <w:r>
             <w:rPr>
               <w:rStyle w:val="Hyperlink"/>
@@ -4130,7 +4138,7 @@
           <w:sz w:val="24"/>
           <w:u w:val="single"/>
         </w:rPr>
-        <w:hyperlink r:id="rId25" w:history="1">
+        <w:hyperlink r:id="rId23" w:history="1">
           <w:r>
             <w:rPr>
               <w:rStyle w:val="Hyperlink"/>
@@ -4148,7 +4156,7 @@
           <w:sz w:val="24"/>
           <w:u w:val="single"/>
         </w:rPr>
-        <w:hyperlink r:id="rId25" w:history="1">
+        <w:hyperlink r:id="rId23" w:history="1">
           <w:r>
             <w:rPr>
               <w:rStyle w:val="Hyperlink"/>
@@ -4176,7 +4184,7 @@
           <w:sz w:val="24"/>
           <w:u w:val="single"/>
         </w:rPr>
-        <w:hyperlink r:id="rId26" w:history="1">
+        <w:hyperlink r:id="rId24" w:history="1">
           <w:r>
             <w:rPr>
               <w:rStyle w:val="Hyperlink"/>
@@ -4223,7 +4231,7 @@
           <w:sz w:val="24"/>
           <w:u w:val="single"/>
         </w:rPr>
-        <w:hyperlink r:id="rId26" w:history="1">
+        <w:hyperlink r:id="rId24" w:history="1">
           <w:r>
             <w:rPr>
               <w:rStyle w:val="Hyperlink"/>
@@ -4331,7 +4339,7 @@
           <w:sz w:val="24"/>
           <w:u w:val="single"/>
         </w:rPr>
-        <w:hyperlink r:id="rId27" w:history="1">
+        <w:hyperlink r:id="rId25" w:history="1">
           <w:r>
             <w:rPr>
               <w:rStyle w:val="Hyperlink"/>
@@ -4349,7 +4357,7 @@
           <w:sz w:val="24"/>
           <w:u w:val="single"/>
         </w:rPr>
-        <w:hyperlink r:id="rId27" w:history="1">
+        <w:hyperlink r:id="rId25" w:history="1">
           <w:r>
             <w:rPr>
               <w:rStyle w:val="Hyperlink"/>
@@ -4367,7 +4375,7 @@
           <w:sz w:val="24"/>
           <w:u w:val="single"/>
         </w:rPr>
-        <w:hyperlink r:id="rId27" w:history="1">
+        <w:hyperlink r:id="rId25" w:history="1">
           <w:r>
             <w:rPr>
               <w:rStyle w:val="Hyperlink"/>
@@ -4385,7 +4393,7 @@
           <w:sz w:val="24"/>
           <w:u w:val="single"/>
         </w:rPr>
-        <w:hyperlink r:id="rId27" w:history="1">
+        <w:hyperlink r:id="rId25" w:history="1">
           <w:r>
             <w:rPr>
               <w:rStyle w:val="Hyperlink"/>
@@ -4413,7 +4421,7 @@
           <w:sz w:val="24"/>
           <w:u w:val="single"/>
         </w:rPr>
-        <w:hyperlink r:id="rId28" w:history="1">
+        <w:hyperlink r:id="rId26" w:history="1">
           <w:r>
             <w:rPr>
               <w:rStyle w:val="Hyperlink"/>
@@ -4431,7 +4439,7 @@
           <w:sz w:val="24"/>
           <w:u w:val="single"/>
         </w:rPr>
-        <w:hyperlink r:id="rId28" w:history="1">
+        <w:hyperlink r:id="rId26" w:history="1">
           <w:r>
             <w:rPr>
               <w:rStyle w:val="Hyperlink"/>
@@ -4460,7 +4468,7 @@
           <w:sz w:val="24"/>
           <w:u w:val="single"/>
         </w:rPr>
-        <w:hyperlink r:id="rId28" w:history="1">
+        <w:hyperlink r:id="rId25" w:history="1">
           <w:r>
             <w:rPr>
               <w:rStyle w:val="Hyperlink"/>

--- a/EXPORTS/DOCX/published/niveau3/Dutch/EMArtis.docx
+++ b/EXPORTS/DOCX/published/niveau3/Dutch/EMArtis.docx
@@ -509,7 +509,50 @@
           <w:color w:val="000000"/>
           <w:sz w:val="24"/>
         </w:rPr>
-        <w:t>elling, van 1883 en voor</w:t>
+        <w:hyperlink r:id="rId10" w:history="1">
+          <w:r>
+            <w:rPr>
+              <w:rStyle w:val="Hyperlink"/>
+            </w:rPr>
+            <w:t>elling, van 18</w:t>
+          </w:r>
+        </w:hyperlink>
+      </w:r>
+      <w:r>
+        <w:rPr>
+          <w:u w:val="single" w:color="0000ff"/>
+          <w:rFonts w:ascii="Charis SIL Regular" w:hAnsi="Charis SIL Regular" w:eastAsia="Charis SIL Regular"/>
+          <w:b w:val="0"/>
+          <w:i w:val="0"/>
+          <w:color w:val="000000"/>
+          <w:sz w:val="24"/>
+        </w:rPr>
+        <w:hyperlink r:id="rId10" w:history="1">
+          <w:r>
+            <w:rPr>
+              <w:rStyle w:val="Hyperlink"/>
+            </w:rPr>
+            <w:t>8</w:t>
+          </w:r>
+        </w:hyperlink>
+      </w:r>
+      <w:r>
+        <w:rPr>
+          <w:u w:val="single" w:color="0000ff"/>
+          <w:rFonts w:ascii="Charis SIL Regular" w:hAnsi="Charis SIL Regular" w:eastAsia="Charis SIL Regular"/>
+          <w:b w:val="0"/>
+          <w:i w:val="0"/>
+          <w:color w:val="000000"/>
+          <w:sz w:val="24"/>
+        </w:rPr>
+        <w:hyperlink r:id="rId10" w:history="1">
+          <w:r>
+            <w:rPr>
+              <w:rStyle w:val="Hyperlink"/>
+            </w:rPr>
+            <w:t>3 en voor</w:t>
+          </w:r>
+        </w:hyperlink>
       </w:r>
       <w:r>
         <w:rPr>
@@ -577,31 +620,13 @@
       </w:r>
       <w:r>
         <w:rPr>
-          <w:u w:val="single" w:color="0000ff"/>
           <w:rFonts w:ascii="Charis SIL Regular" w:hAnsi="Charis SIL Regular" w:eastAsia="Charis SIL Regular"/>
           <w:b w:val="0"/>
           <w:i w:val="0"/>
           <w:color w:val="000000"/>
           <w:sz w:val="24"/>
         </w:rPr>
-        <w:hyperlink r:id="rId10" w:history="1">
-          <w:r>
-            <w:rPr>
-              <w:rStyle w:val="Hyperlink"/>
-            </w:rPr>
-            <w:t>verzameld door</w:t>
-          </w:r>
-        </w:hyperlink>
-      </w:r>
-      <w:r>
-        <w:rPr>
-          <w:rFonts w:ascii="Charis SIL Regular" w:hAnsi="Charis SIL Regular" w:eastAsia="Charis SIL Regular"/>
-          <w:b w:val="0"/>
-          <w:i w:val="0"/>
-          <w:color w:val="000000"/>
-          <w:sz w:val="24"/>
-        </w:rPr>
-        <w:t xml:space="preserve"> het </w:t>
+        <w:t xml:space="preserve">verzameld door het </w:t>
       </w:r>
       <w:r>
         <w:rPr>
@@ -1427,7 +1452,24 @@
           <w:color w:val="000000"/>
           <w:sz w:val="24"/>
         </w:rPr>
-        <w:t>met de naam</w:t>
+        <w:hyperlink r:id="rId14" w:history="1">
+          <w:r>
+            <w:rPr>
+              <w:rStyle w:val="Hyperlink"/>
+            </w:rPr>
+            <w:t>met de naa</w:t>
+          </w:r>
+        </w:hyperlink>
+      </w:r>
+      <w:r>
+        <w:rPr>
+          <w:rFonts w:ascii="Charis SIL Regular" w:hAnsi="Charis SIL Regular" w:eastAsia="Charis SIL Regular"/>
+          <w:b w:val="0"/>
+          <w:i w:val="0"/>
+          <w:color w:val="000000"/>
+          <w:sz w:val="24"/>
+        </w:rPr>
+        <w:t>m</w:t>
       </w:r>
       <w:r>
         <w:rPr>
@@ -3563,6 +3605,7 @@
       </w:r>
       <w:r>
         <w:rPr>
+          <w:u w:val="single" w:color="0000ff"/>
           <w:rFonts w:ascii="Charis SIL Regular" w:hAnsi="Charis SIL Regular" w:eastAsia="Charis SIL Regular"/>
           <w:b w:val="0"/>
           <w:i w:val="0"/>
@@ -3816,7 +3859,7 @@
           <w:sz w:val="24"/>
           <w:u w:val="single"/>
         </w:rPr>
-        <w:hyperlink r:id="rId22" w:history="1">
+        <w:hyperlink r:id="rId21" w:history="1">
           <w:r>
             <w:rPr>
               <w:rStyle w:val="Hyperlink"/>
@@ -3991,7 +4034,7 @@
           <w:sz w:val="24"/>
           <w:u w:val="single"/>
         </w:rPr>
-        <w:hyperlink r:id="rId23" w:history="1">
+        <w:hyperlink r:id="rId22" w:history="1">
           <w:r>
             <w:rPr>
               <w:rStyle w:val="Hyperlink"/>
@@ -4009,7 +4052,7 @@
           <w:sz w:val="24"/>
           <w:u w:val="single"/>
         </w:rPr>
-        <w:hyperlink r:id="rId23" w:history="1">
+        <w:hyperlink r:id="rId22" w:history="1">
           <w:r>
             <w:rPr>
               <w:rStyle w:val="Hyperlink"/>
@@ -4027,7 +4070,7 @@
           <w:sz w:val="24"/>
           <w:u w:val="single"/>
         </w:rPr>
-        <w:hyperlink r:id="rId23" w:history="1">
+        <w:hyperlink r:id="rId22" w:history="1">
           <w:r>
             <w:rPr>
               <w:rStyle w:val="Hyperlink"/>
@@ -4045,7 +4088,7 @@
           <w:sz w:val="24"/>
           <w:u w:val="single"/>
         </w:rPr>
-        <w:hyperlink r:id="rId23" w:history="1">
+        <w:hyperlink r:id="rId22" w:history="1">
           <w:r>
             <w:rPr>
               <w:rStyle w:val="Hyperlink"/>
@@ -4066,7 +4109,7 @@
           <w:sz w:val="24"/>
           <w:u w:val="single"/>
         </w:rPr>
-        <w:hyperlink r:id="rId23" w:history="1">
+        <w:hyperlink r:id="rId22" w:history="1">
           <w:r>
             <w:rPr>
               <w:rStyle w:val="Hyperlink"/>
@@ -4084,7 +4127,7 @@
           <w:sz w:val="24"/>
           <w:u w:val="single"/>
         </w:rPr>
-        <w:hyperlink r:id="rId23" w:history="1">
+        <w:hyperlink r:id="rId22" w:history="1">
           <w:r>
             <w:rPr>
               <w:rStyle w:val="Hyperlink"/>
@@ -4102,7 +4145,7 @@
           <w:sz w:val="24"/>
           <w:u w:val="single"/>
         </w:rPr>
-        <w:hyperlink r:id="rId23" w:history="1">
+        <w:hyperlink r:id="rId22" w:history="1">
           <w:r>
             <w:rPr>
               <w:rStyle w:val="Hyperlink"/>
@@ -4120,7 +4163,7 @@
           <w:sz w:val="24"/>
           <w:u w:val="single"/>
         </w:rPr>
-        <w:hyperlink r:id="rId23" w:history="1">
+        <w:hyperlink r:id="rId22" w:history="1">
           <w:r>
             <w:rPr>
               <w:rStyle w:val="Hyperlink"/>
@@ -4138,7 +4181,7 @@
           <w:sz w:val="24"/>
           <w:u w:val="single"/>
         </w:rPr>
-        <w:hyperlink r:id="rId23" w:history="1">
+        <w:hyperlink r:id="rId22" w:history="1">
           <w:r>
             <w:rPr>
               <w:rStyle w:val="Hyperlink"/>
@@ -4156,7 +4199,7 @@
           <w:sz w:val="24"/>
           <w:u w:val="single"/>
         </w:rPr>
-        <w:hyperlink r:id="rId23" w:history="1">
+        <w:hyperlink r:id="rId22" w:history="1">
           <w:r>
             <w:rPr>
               <w:rStyle w:val="Hyperlink"/>
@@ -4184,7 +4227,7 @@
           <w:sz w:val="24"/>
           <w:u w:val="single"/>
         </w:rPr>
-        <w:hyperlink r:id="rId24" w:history="1">
+        <w:hyperlink r:id="rId23" w:history="1">
           <w:r>
             <w:rPr>
               <w:rStyle w:val="Hyperlink"/>
@@ -4231,7 +4274,7 @@
           <w:sz w:val="24"/>
           <w:u w:val="single"/>
         </w:rPr>
-        <w:hyperlink r:id="rId24" w:history="1">
+        <w:hyperlink r:id="rId23" w:history="1">
           <w:r>
             <w:rPr>
               <w:rStyle w:val="Hyperlink"/>
@@ -4339,7 +4382,7 @@
           <w:sz w:val="24"/>
           <w:u w:val="single"/>
         </w:rPr>
-        <w:hyperlink r:id="rId25" w:history="1">
+        <w:hyperlink r:id="rId24" w:history="1">
           <w:r>
             <w:rPr>
               <w:rStyle w:val="Hyperlink"/>
@@ -4357,7 +4400,7 @@
           <w:sz w:val="24"/>
           <w:u w:val="single"/>
         </w:rPr>
-        <w:hyperlink r:id="rId25" w:history="1">
+        <w:hyperlink r:id="rId24" w:history="1">
           <w:r>
             <w:rPr>
               <w:rStyle w:val="Hyperlink"/>
@@ -4375,7 +4418,7 @@
           <w:sz w:val="24"/>
           <w:u w:val="single"/>
         </w:rPr>
-        <w:hyperlink r:id="rId25" w:history="1">
+        <w:hyperlink r:id="rId24" w:history="1">
           <w:r>
             <w:rPr>
               <w:rStyle w:val="Hyperlink"/>
@@ -4393,7 +4436,7 @@
           <w:sz w:val="24"/>
           <w:u w:val="single"/>
         </w:rPr>
-        <w:hyperlink r:id="rId25" w:history="1">
+        <w:hyperlink r:id="rId24" w:history="1">
           <w:r>
             <w:rPr>
               <w:rStyle w:val="Hyperlink"/>
@@ -4421,7 +4464,7 @@
           <w:sz w:val="24"/>
           <w:u w:val="single"/>
         </w:rPr>
-        <w:hyperlink r:id="rId26" w:history="1">
+        <w:hyperlink r:id="rId25" w:history="1">
           <w:r>
             <w:rPr>
               <w:rStyle w:val="Hyperlink"/>
@@ -4439,7 +4482,7 @@
           <w:sz w:val="24"/>
           <w:u w:val="single"/>
         </w:rPr>
-        <w:hyperlink r:id="rId26" w:history="1">
+        <w:hyperlink r:id="rId24" w:history="1">
           <w:r>
             <w:rPr>
               <w:rStyle w:val="Hyperlink"/>

--- a/EXPORTS/DOCX/published/niveau3/Dutch/EMArtis.docx
+++ b/EXPORTS/DOCX/published/niveau3/Dutch/EMArtis.docx
@@ -620,13 +620,31 @@
       </w:r>
       <w:r>
         <w:rPr>
+          <w:u w:val="single" w:color="0000ff"/>
           <w:rFonts w:ascii="Charis SIL Regular" w:hAnsi="Charis SIL Regular" w:eastAsia="Charis SIL Regular"/>
           <w:b w:val="0"/>
           <w:i w:val="0"/>
           <w:color w:val="000000"/>
           <w:sz w:val="24"/>
         </w:rPr>
-        <w:t xml:space="preserve">verzameld door het </w:t>
+        <w:hyperlink r:id="rId10" w:history="1">
+          <w:r>
+            <w:rPr>
+              <w:rStyle w:val="Hyperlink"/>
+            </w:rPr>
+            <w:t>verzameld door</w:t>
+          </w:r>
+        </w:hyperlink>
+      </w:r>
+      <w:r>
+        <w:rPr>
+          <w:rFonts w:ascii="Charis SIL Regular" w:hAnsi="Charis SIL Regular" w:eastAsia="Charis SIL Regular"/>
+          <w:b w:val="0"/>
+          <w:i w:val="0"/>
+          <w:color w:val="000000"/>
+          <w:sz w:val="24"/>
+        </w:rPr>
+        <w:t xml:space="preserve"> het </w:t>
       </w:r>
       <w:r>
         <w:rPr>
@@ -2095,7 +2113,6 @@
       </w:r>
       <w:r>
         <w:rPr>
-          <w:u w:val="single" w:color="0000ff"/>
           <w:rFonts w:ascii="Charis SIL Regular" w:hAnsi="Charis SIL Regular" w:eastAsia="Charis SIL Regular"/>
           <w:b w:val="0"/>
           <w:i w:val="0"/>
@@ -3547,7 +3564,7 @@
           <w:sz w:val="24"/>
           <w:u w:val="single"/>
         </w:rPr>
-        <w:hyperlink r:id="rId20" w:history="1">
+        <w:hyperlink r:id="rId21" w:history="1">
           <w:r>
             <w:rPr>
               <w:rStyle w:val="Hyperlink"/>
@@ -3565,7 +3582,7 @@
           <w:sz w:val="24"/>
           <w:u w:val="single"/>
         </w:rPr>
-        <w:hyperlink r:id="rId20" w:history="1">
+        <w:hyperlink r:id="rId21" w:history="1">
           <w:r>
             <w:rPr>
               <w:rStyle w:val="Hyperlink"/>
@@ -3594,7 +3611,7 @@
           <w:sz w:val="24"/>
           <w:u w:val="single"/>
         </w:rPr>
-        <w:hyperlink r:id="rId20" w:history="1">
+        <w:hyperlink r:id="rId21" w:history="1">
           <w:r>
             <w:rPr>
               <w:rStyle w:val="Hyperlink"/>
@@ -3605,21 +3622,13 @@
       </w:r>
       <w:r>
         <w:rPr>
-          <w:u w:val="single" w:color="0000ff"/>
           <w:rFonts w:ascii="Charis SIL Regular" w:hAnsi="Charis SIL Regular" w:eastAsia="Charis SIL Regular"/>
           <w:b w:val="0"/>
           <w:i w:val="0"/>
           <w:color w:val="000000"/>
           <w:sz w:val="24"/>
         </w:rPr>
-        <w:hyperlink r:id="rId20" w:history="1">
-          <w:r>
-            <w:rPr>
-              <w:rStyle w:val="Hyperlink"/>
-            </w:rPr>
-            <w:t xml:space="preserve">, </w:t>
-          </w:r>
-        </w:hyperlink>
+        <w:t xml:space="preserve">, </w:t>
       </w:r>
       <w:r>
         <w:rPr>
@@ -3630,7 +3639,7 @@
           <w:sz w:val="24"/>
           <w:u w:val="single"/>
         </w:rPr>
-        <w:hyperlink r:id="rId20" w:history="1">
+        <w:hyperlink r:id="rId22" w:history="1">
           <w:r>
             <w:rPr>
               <w:rStyle w:val="Hyperlink"/>
@@ -3659,7 +3668,7 @@
           <w:sz w:val="24"/>
           <w:u w:val="single"/>
         </w:rPr>
-        <w:hyperlink r:id="rId20" w:history="1">
+        <w:hyperlink r:id="rId22" w:history="1">
           <w:r>
             <w:rPr>
               <w:rStyle w:val="Hyperlink"/>
@@ -3777,7 +3786,7 @@
           <w:sz w:val="24"/>
           <w:u w:val="single"/>
         </w:rPr>
-        <w:hyperlink r:id="rId21" w:history="1">
+        <w:hyperlink r:id="rId23" w:history="1">
           <w:r>
             <w:rPr>
               <w:rStyle w:val="Hyperlink"/>
@@ -3795,7 +3804,7 @@
           <w:sz w:val="24"/>
           <w:u w:val="single"/>
         </w:rPr>
-        <w:hyperlink r:id="rId21" w:history="1">
+        <w:hyperlink r:id="rId23" w:history="1">
           <w:r>
             <w:rPr>
               <w:rStyle w:val="Hyperlink"/>
@@ -3813,7 +3822,7 @@
           <w:sz w:val="24"/>
           <w:u w:val="single"/>
         </w:rPr>
-        <w:hyperlink r:id="rId21" w:history="1">
+        <w:hyperlink r:id="rId23" w:history="1">
           <w:r>
             <w:rPr>
               <w:rStyle w:val="Hyperlink"/>
@@ -3831,7 +3840,7 @@
           <w:sz w:val="24"/>
           <w:u w:val="single"/>
         </w:rPr>
-        <w:hyperlink r:id="rId21" w:history="1">
+        <w:hyperlink r:id="rId23" w:history="1">
           <w:r>
             <w:rPr>
               <w:rStyle w:val="Hyperlink"/>
@@ -3859,7 +3868,7 @@
           <w:sz w:val="24"/>
           <w:u w:val="single"/>
         </w:rPr>
-        <w:hyperlink r:id="rId21" w:history="1">
+        <w:hyperlink r:id="rId24" w:history="1">
           <w:r>
             <w:rPr>
               <w:rStyle w:val="Hyperlink"/>
@@ -3877,7 +3886,7 @@
           <w:sz w:val="24"/>
           <w:u w:val="single"/>
         </w:rPr>
-        <w:hyperlink r:id="rId21" w:history="1">
+        <w:hyperlink r:id="rId24" w:history="1">
           <w:r>
             <w:rPr>
               <w:rStyle w:val="Hyperlink"/>
@@ -3906,7 +3915,7 @@
           <w:sz w:val="24"/>
           <w:u w:val="single"/>
         </w:rPr>
-        <w:hyperlink r:id="rId21" w:history="1">
+        <w:hyperlink r:id="rId24" w:history="1">
           <w:r>
             <w:rPr>
               <w:rStyle w:val="Hyperlink"/>
@@ -4034,7 +4043,7 @@
           <w:sz w:val="24"/>
           <w:u w:val="single"/>
         </w:rPr>
-        <w:hyperlink r:id="rId22" w:history="1">
+        <w:hyperlink r:id="rId25" w:history="1">
           <w:r>
             <w:rPr>
               <w:rStyle w:val="Hyperlink"/>
@@ -4052,7 +4061,7 @@
           <w:sz w:val="24"/>
           <w:u w:val="single"/>
         </w:rPr>
-        <w:hyperlink r:id="rId22" w:history="1">
+        <w:hyperlink r:id="rId25" w:history="1">
           <w:r>
             <w:rPr>
               <w:rStyle w:val="Hyperlink"/>
@@ -4070,7 +4079,7 @@
           <w:sz w:val="24"/>
           <w:u w:val="single"/>
         </w:rPr>
-        <w:hyperlink r:id="rId22" w:history="1">
+        <w:hyperlink r:id="rId25" w:history="1">
           <w:r>
             <w:rPr>
               <w:rStyle w:val="Hyperlink"/>
@@ -4088,7 +4097,7 @@
           <w:sz w:val="24"/>
           <w:u w:val="single"/>
         </w:rPr>
-        <w:hyperlink r:id="rId22" w:history="1">
+        <w:hyperlink r:id="rId25" w:history="1">
           <w:r>
             <w:rPr>
               <w:rStyle w:val="Hyperlink"/>
@@ -4109,7 +4118,7 @@
           <w:sz w:val="24"/>
           <w:u w:val="single"/>
         </w:rPr>
-        <w:hyperlink r:id="rId22" w:history="1">
+        <w:hyperlink r:id="rId25" w:history="1">
           <w:r>
             <w:rPr>
               <w:rStyle w:val="Hyperlink"/>
@@ -4127,7 +4136,7 @@
           <w:sz w:val="24"/>
           <w:u w:val="single"/>
         </w:rPr>
-        <w:hyperlink r:id="rId22" w:history="1">
+        <w:hyperlink r:id="rId25" w:history="1">
           <w:r>
             <w:rPr>
               <w:rStyle w:val="Hyperlink"/>
@@ -4145,7 +4154,7 @@
           <w:sz w:val="24"/>
           <w:u w:val="single"/>
         </w:rPr>
-        <w:hyperlink r:id="rId22" w:history="1">
+        <w:hyperlink r:id="rId25" w:history="1">
           <w:r>
             <w:rPr>
               <w:rStyle w:val="Hyperlink"/>
@@ -4163,7 +4172,7 @@
           <w:sz w:val="24"/>
           <w:u w:val="single"/>
         </w:rPr>
-        <w:hyperlink r:id="rId22" w:history="1">
+        <w:hyperlink r:id="rId25" w:history="1">
           <w:r>
             <w:rPr>
               <w:rStyle w:val="Hyperlink"/>
@@ -4181,7 +4190,7 @@
           <w:sz w:val="24"/>
           <w:u w:val="single"/>
         </w:rPr>
-        <w:hyperlink r:id="rId22" w:history="1">
+        <w:hyperlink r:id="rId25" w:history="1">
           <w:r>
             <w:rPr>
               <w:rStyle w:val="Hyperlink"/>
@@ -4199,7 +4208,7 @@
           <w:sz w:val="24"/>
           <w:u w:val="single"/>
         </w:rPr>
-        <w:hyperlink r:id="rId22" w:history="1">
+        <w:hyperlink r:id="rId25" w:history="1">
           <w:r>
             <w:rPr>
               <w:rStyle w:val="Hyperlink"/>
@@ -4227,7 +4236,7 @@
           <w:sz w:val="24"/>
           <w:u w:val="single"/>
         </w:rPr>
-        <w:hyperlink r:id="rId23" w:history="1">
+        <w:hyperlink r:id="rId26" w:history="1">
           <w:r>
             <w:rPr>
               <w:rStyle w:val="Hyperlink"/>
@@ -4274,7 +4283,7 @@
           <w:sz w:val="24"/>
           <w:u w:val="single"/>
         </w:rPr>
-        <w:hyperlink r:id="rId23" w:history="1">
+        <w:hyperlink r:id="rId26" w:history="1">
           <w:r>
             <w:rPr>
               <w:rStyle w:val="Hyperlink"/>
@@ -4382,7 +4391,7 @@
           <w:sz w:val="24"/>
           <w:u w:val="single"/>
         </w:rPr>
-        <w:hyperlink r:id="rId24" w:history="1">
+        <w:hyperlink r:id="rId27" w:history="1">
           <w:r>
             <w:rPr>
               <w:rStyle w:val="Hyperlink"/>
@@ -4400,7 +4409,7 @@
           <w:sz w:val="24"/>
           <w:u w:val="single"/>
         </w:rPr>
-        <w:hyperlink r:id="rId24" w:history="1">
+        <w:hyperlink r:id="rId27" w:history="1">
           <w:r>
             <w:rPr>
               <w:rStyle w:val="Hyperlink"/>
@@ -4418,7 +4427,7 @@
           <w:sz w:val="24"/>
           <w:u w:val="single"/>
         </w:rPr>
-        <w:hyperlink r:id="rId24" w:history="1">
+        <w:hyperlink r:id="rId27" w:history="1">
           <w:r>
             <w:rPr>
               <w:rStyle w:val="Hyperlink"/>
@@ -4436,7 +4445,7 @@
           <w:sz w:val="24"/>
           <w:u w:val="single"/>
         </w:rPr>
-        <w:hyperlink r:id="rId24" w:history="1">
+        <w:hyperlink r:id="rId27" w:history="1">
           <w:r>
             <w:rPr>
               <w:rStyle w:val="Hyperlink"/>
@@ -4464,7 +4473,7 @@
           <w:sz w:val="24"/>
           <w:u w:val="single"/>
         </w:rPr>
-        <w:hyperlink r:id="rId25" w:history="1">
+        <w:hyperlink r:id="rId28" w:history="1">
           <w:r>
             <w:rPr>
               <w:rStyle w:val="Hyperlink"/>
@@ -4482,7 +4491,7 @@
           <w:sz w:val="24"/>
           <w:u w:val="single"/>
         </w:rPr>
-        <w:hyperlink r:id="rId24" w:history="1">
+        <w:hyperlink r:id="rId28" w:history="1">
           <w:r>
             <w:rPr>
               <w:rStyle w:val="Hyperlink"/>
@@ -4511,7 +4520,7 @@
           <w:sz w:val="24"/>
           <w:u w:val="single"/>
         </w:rPr>
-        <w:hyperlink r:id="rId25" w:history="1">
+        <w:hyperlink r:id="rId28" w:history="1">
           <w:r>
             <w:rPr>
               <w:rStyle w:val="Hyperlink"/>

--- a/EXPORTS/DOCX/published/niveau3/Dutch/EMArtis.docx
+++ b/EXPORTS/DOCX/published/niveau3/Dutch/EMArtis.docx
@@ -599,14 +599,7 @@
           <w:color w:val="000000"/>
           <w:sz w:val="24"/>
         </w:rPr>
-        <w:hyperlink r:id="rId10" w:history="1">
-          <w:r>
-            <w:rPr>
-              <w:rStyle w:val="Hyperlink"/>
-            </w:rPr>
-            <w:t>pen die werde</w:t>
-          </w:r>
-        </w:hyperlink>
+        <w:t>pen die werde</w:t>
       </w:r>
       <w:r>
         <w:rPr>
@@ -620,31 +613,13 @@
       </w:r>
       <w:r>
         <w:rPr>
-          <w:u w:val="single" w:color="0000ff"/>
           <w:rFonts w:ascii="Charis SIL Regular" w:hAnsi="Charis SIL Regular" w:eastAsia="Charis SIL Regular"/>
           <w:b w:val="0"/>
           <w:i w:val="0"/>
           <w:color w:val="000000"/>
           <w:sz w:val="24"/>
         </w:rPr>
-        <w:hyperlink r:id="rId10" w:history="1">
-          <w:r>
-            <w:rPr>
-              <w:rStyle w:val="Hyperlink"/>
-            </w:rPr>
-            <w:t>verzameld door</w:t>
-          </w:r>
-        </w:hyperlink>
-      </w:r>
-      <w:r>
-        <w:rPr>
-          <w:rFonts w:ascii="Charis SIL Regular" w:hAnsi="Charis SIL Regular" w:eastAsia="Charis SIL Regular"/>
-          <w:b w:val="0"/>
-          <w:i w:val="0"/>
-          <w:color w:val="000000"/>
-          <w:sz w:val="24"/>
-        </w:rPr>
-        <w:t xml:space="preserve"> het </w:t>
+        <w:t xml:space="preserve">verzameld door het </w:t>
       </w:r>
       <w:r>
         <w:rPr>
@@ -1481,6 +1456,7 @@
       </w:r>
       <w:r>
         <w:rPr>
+          <w:u w:val="single" w:color="0000ff"/>
           <w:rFonts w:ascii="Charis SIL Regular" w:hAnsi="Charis SIL Regular" w:eastAsia="Charis SIL Regular"/>
           <w:b w:val="0"/>
           <w:i w:val="0"/>
@@ -3564,7 +3540,7 @@
           <w:sz w:val="24"/>
           <w:u w:val="single"/>
         </w:rPr>
-        <w:hyperlink r:id="rId21" w:history="1">
+        <w:hyperlink r:id="rId20" w:history="1">
           <w:r>
             <w:rPr>
               <w:rStyle w:val="Hyperlink"/>
@@ -3582,7 +3558,7 @@
           <w:sz w:val="24"/>
           <w:u w:val="single"/>
         </w:rPr>
-        <w:hyperlink r:id="rId21" w:history="1">
+        <w:hyperlink r:id="rId20" w:history="1">
           <w:r>
             <w:rPr>
               <w:rStyle w:val="Hyperlink"/>
@@ -3611,7 +3587,7 @@
           <w:sz w:val="24"/>
           <w:u w:val="single"/>
         </w:rPr>
-        <w:hyperlink r:id="rId21" w:history="1">
+        <w:hyperlink r:id="rId20" w:history="1">
           <w:r>
             <w:rPr>
               <w:rStyle w:val="Hyperlink"/>
@@ -3628,7 +3604,14 @@
           <w:color w:val="000000"/>
           <w:sz w:val="24"/>
         </w:rPr>
-        <w:t xml:space="preserve">, </w:t>
+        <w:hyperlink r:id="rId20" w:history="1">
+          <w:r>
+            <w:rPr>
+              <w:rStyle w:val="Hyperlink"/>
+            </w:rPr>
+            <w:t xml:space="preserve">, </w:t>
+          </w:r>
+        </w:hyperlink>
       </w:r>
       <w:r>
         <w:rPr>
@@ -3639,7 +3622,7 @@
           <w:sz w:val="24"/>
           <w:u w:val="single"/>
         </w:rPr>
-        <w:hyperlink r:id="rId22" w:history="1">
+        <w:hyperlink r:id="rId20" w:history="1">
           <w:r>
             <w:rPr>
               <w:rStyle w:val="Hyperlink"/>
@@ -3668,7 +3651,7 @@
           <w:sz w:val="24"/>
           <w:u w:val="single"/>
         </w:rPr>
-        <w:hyperlink r:id="rId22" w:history="1">
+        <w:hyperlink r:id="rId20" w:history="1">
           <w:r>
             <w:rPr>
               <w:rStyle w:val="Hyperlink"/>
@@ -3786,7 +3769,7 @@
           <w:sz w:val="24"/>
           <w:u w:val="single"/>
         </w:rPr>
-        <w:hyperlink r:id="rId23" w:history="1">
+        <w:hyperlink r:id="rId21" w:history="1">
           <w:r>
             <w:rPr>
               <w:rStyle w:val="Hyperlink"/>
@@ -3804,7 +3787,7 @@
           <w:sz w:val="24"/>
           <w:u w:val="single"/>
         </w:rPr>
-        <w:hyperlink r:id="rId23" w:history="1">
+        <w:hyperlink r:id="rId21" w:history="1">
           <w:r>
             <w:rPr>
               <w:rStyle w:val="Hyperlink"/>
@@ -3822,7 +3805,7 @@
           <w:sz w:val="24"/>
           <w:u w:val="single"/>
         </w:rPr>
-        <w:hyperlink r:id="rId23" w:history="1">
+        <w:hyperlink r:id="rId21" w:history="1">
           <w:r>
             <w:rPr>
               <w:rStyle w:val="Hyperlink"/>
@@ -3840,7 +3823,7 @@
           <w:sz w:val="24"/>
           <w:u w:val="single"/>
         </w:rPr>
-        <w:hyperlink r:id="rId23" w:history="1">
+        <w:hyperlink r:id="rId21" w:history="1">
           <w:r>
             <w:rPr>
               <w:rStyle w:val="Hyperlink"/>
@@ -3868,7 +3851,7 @@
           <w:sz w:val="24"/>
           <w:u w:val="single"/>
         </w:rPr>
-        <w:hyperlink r:id="rId24" w:history="1">
+        <w:hyperlink r:id="rId22" w:history="1">
           <w:r>
             <w:rPr>
               <w:rStyle w:val="Hyperlink"/>
@@ -3886,7 +3869,7 @@
           <w:sz w:val="24"/>
           <w:u w:val="single"/>
         </w:rPr>
-        <w:hyperlink r:id="rId24" w:history="1">
+        <w:hyperlink r:id="rId21" w:history="1">
           <w:r>
             <w:rPr>
               <w:rStyle w:val="Hyperlink"/>
@@ -3915,7 +3898,7 @@
           <w:sz w:val="24"/>
           <w:u w:val="single"/>
         </w:rPr>
-        <w:hyperlink r:id="rId24" w:history="1">
+        <w:hyperlink r:id="rId21" w:history="1">
           <w:r>
             <w:rPr>
               <w:rStyle w:val="Hyperlink"/>
@@ -4043,7 +4026,7 @@
           <w:sz w:val="24"/>
           <w:u w:val="single"/>
         </w:rPr>
-        <w:hyperlink r:id="rId25" w:history="1">
+        <w:hyperlink r:id="rId23" w:history="1">
           <w:r>
             <w:rPr>
               <w:rStyle w:val="Hyperlink"/>
@@ -4061,7 +4044,7 @@
           <w:sz w:val="24"/>
           <w:u w:val="single"/>
         </w:rPr>
-        <w:hyperlink r:id="rId25" w:history="1">
+        <w:hyperlink r:id="rId23" w:history="1">
           <w:r>
             <w:rPr>
               <w:rStyle w:val="Hyperlink"/>
@@ -4079,7 +4062,7 @@
           <w:sz w:val="24"/>
           <w:u w:val="single"/>
         </w:rPr>
-        <w:hyperlink r:id="rId25" w:history="1">
+        <w:hyperlink r:id="rId23" w:history="1">
           <w:r>
             <w:rPr>
               <w:rStyle w:val="Hyperlink"/>
@@ -4097,7 +4080,7 @@
           <w:sz w:val="24"/>
           <w:u w:val="single"/>
         </w:rPr>
-        <w:hyperlink r:id="rId25" w:history="1">
+        <w:hyperlink r:id="rId23" w:history="1">
           <w:r>
             <w:rPr>
               <w:rStyle w:val="Hyperlink"/>
@@ -4118,7 +4101,7 @@
           <w:sz w:val="24"/>
           <w:u w:val="single"/>
         </w:rPr>
-        <w:hyperlink r:id="rId25" w:history="1">
+        <w:hyperlink r:id="rId23" w:history="1">
           <w:r>
             <w:rPr>
               <w:rStyle w:val="Hyperlink"/>
@@ -4136,7 +4119,7 @@
           <w:sz w:val="24"/>
           <w:u w:val="single"/>
         </w:rPr>
-        <w:hyperlink r:id="rId25" w:history="1">
+        <w:hyperlink r:id="rId23" w:history="1">
           <w:r>
             <w:rPr>
               <w:rStyle w:val="Hyperlink"/>
@@ -4154,7 +4137,7 @@
           <w:sz w:val="24"/>
           <w:u w:val="single"/>
         </w:rPr>
-        <w:hyperlink r:id="rId25" w:history="1">
+        <w:hyperlink r:id="rId23" w:history="1">
           <w:r>
             <w:rPr>
               <w:rStyle w:val="Hyperlink"/>
@@ -4172,7 +4155,7 @@
           <w:sz w:val="24"/>
           <w:u w:val="single"/>
         </w:rPr>
-        <w:hyperlink r:id="rId25" w:history="1">
+        <w:hyperlink r:id="rId23" w:history="1">
           <w:r>
             <w:rPr>
               <w:rStyle w:val="Hyperlink"/>
@@ -4190,7 +4173,7 @@
           <w:sz w:val="24"/>
           <w:u w:val="single"/>
         </w:rPr>
-        <w:hyperlink r:id="rId25" w:history="1">
+        <w:hyperlink r:id="rId23" w:history="1">
           <w:r>
             <w:rPr>
               <w:rStyle w:val="Hyperlink"/>
@@ -4208,7 +4191,7 @@
           <w:sz w:val="24"/>
           <w:u w:val="single"/>
         </w:rPr>
-        <w:hyperlink r:id="rId25" w:history="1">
+        <w:hyperlink r:id="rId23" w:history="1">
           <w:r>
             <w:rPr>
               <w:rStyle w:val="Hyperlink"/>
@@ -4236,7 +4219,7 @@
           <w:sz w:val="24"/>
           <w:u w:val="single"/>
         </w:rPr>
-        <w:hyperlink r:id="rId26" w:history="1">
+        <w:hyperlink r:id="rId24" w:history="1">
           <w:r>
             <w:rPr>
               <w:rStyle w:val="Hyperlink"/>
@@ -4283,7 +4266,7 @@
           <w:sz w:val="24"/>
           <w:u w:val="single"/>
         </w:rPr>
-        <w:hyperlink r:id="rId26" w:history="1">
+        <w:hyperlink r:id="rId24" w:history="1">
           <w:r>
             <w:rPr>
               <w:rStyle w:val="Hyperlink"/>
@@ -4391,7 +4374,7 @@
           <w:sz w:val="24"/>
           <w:u w:val="single"/>
         </w:rPr>
-        <w:hyperlink r:id="rId27" w:history="1">
+        <w:hyperlink r:id="rId25" w:history="1">
           <w:r>
             <w:rPr>
               <w:rStyle w:val="Hyperlink"/>
@@ -4409,7 +4392,7 @@
           <w:sz w:val="24"/>
           <w:u w:val="single"/>
         </w:rPr>
-        <w:hyperlink r:id="rId27" w:history="1">
+        <w:hyperlink r:id="rId25" w:history="1">
           <w:r>
             <w:rPr>
               <w:rStyle w:val="Hyperlink"/>
@@ -4427,7 +4410,7 @@
           <w:sz w:val="24"/>
           <w:u w:val="single"/>
         </w:rPr>
-        <w:hyperlink r:id="rId27" w:history="1">
+        <w:hyperlink r:id="rId25" w:history="1">
           <w:r>
             <w:rPr>
               <w:rStyle w:val="Hyperlink"/>
@@ -4445,7 +4428,7 @@
           <w:sz w:val="24"/>
           <w:u w:val="single"/>
         </w:rPr>
-        <w:hyperlink r:id="rId27" w:history="1">
+        <w:hyperlink r:id="rId25" w:history="1">
           <w:r>
             <w:rPr>
               <w:rStyle w:val="Hyperlink"/>
@@ -4473,7 +4456,7 @@
           <w:sz w:val="24"/>
           <w:u w:val="single"/>
         </w:rPr>
-        <w:hyperlink r:id="rId28" w:history="1">
+        <w:hyperlink r:id="rId25" w:history="1">
           <w:r>
             <w:rPr>
               <w:rStyle w:val="Hyperlink"/>
@@ -4491,7 +4474,7 @@
           <w:sz w:val="24"/>
           <w:u w:val="single"/>
         </w:rPr>
-        <w:hyperlink r:id="rId28" w:history="1">
+        <w:hyperlink r:id="rId25" w:history="1">
           <w:r>
             <w:rPr>
               <w:rStyle w:val="Hyperlink"/>
@@ -4520,7 +4503,7 @@
           <w:sz w:val="24"/>
           <w:u w:val="single"/>
         </w:rPr>
-        <w:hyperlink r:id="rId28" w:history="1">
+        <w:hyperlink r:id="rId25" w:history="1">
           <w:r>
             <w:rPr>
               <w:rStyle w:val="Hyperlink"/>

--- a/EXPORTS/DOCX/published/niveau3/Dutch/EMArtis.docx
+++ b/EXPORTS/DOCX/published/niveau3/Dutch/EMArtis.docx
@@ -599,7 +599,14 @@
           <w:color w:val="000000"/>
           <w:sz w:val="24"/>
         </w:rPr>
-        <w:t>pen die werde</w:t>
+        <w:hyperlink r:id="rId10" w:history="1">
+          <w:r>
+            <w:rPr>
+              <w:rStyle w:val="Hyperlink"/>
+            </w:rPr>
+            <w:t>pen die werde</w:t>
+          </w:r>
+        </w:hyperlink>
       </w:r>
       <w:r>
         <w:rPr>
@@ -1000,20 +1007,14 @@
       </w:r>
       <w:r>
         <w:rPr>
+          <w:u w:val="single" w:color="0000ff"/>
           <w:rFonts w:ascii="Charis SIL Regular" w:hAnsi="Charis SIL Regular" w:eastAsia="Charis SIL Regular"/>
           <w:b w:val="0"/>
           <w:i w:val="0"/>
           <w:color w:val="000000"/>
           <w:sz w:val="24"/>
         </w:rPr>
-        <w:hyperlink r:id="rId12" w:history="1">
-          <w:r>
-            <w:rPr>
-              <w:rStyle w:val="Hyperlink"/>
-            </w:rPr>
-            <w:t>s</w:t>
-          </w:r>
-        </w:hyperlink>
+        <w:t>s</w:t>
       </w:r>
       <w:r>
         <w:rPr>
@@ -1456,7 +1457,6 @@
       </w:r>
       <w:r>
         <w:rPr>
-          <w:u w:val="single" w:color="0000ff"/>
           <w:rFonts w:ascii="Charis SIL Regular" w:hAnsi="Charis SIL Regular" w:eastAsia="Charis SIL Regular"/>
           <w:b w:val="0"/>
           <w:i w:val="0"/>
@@ -2089,6 +2089,7 @@
       </w:r>
       <w:r>
         <w:rPr>
+          <w:u w:val="single" w:color="0000ff"/>
           <w:rFonts w:ascii="Charis SIL Regular" w:hAnsi="Charis SIL Regular" w:eastAsia="Charis SIL Regular"/>
           <w:b w:val="0"/>
           <w:i w:val="0"/>
@@ -3851,7 +3852,7 @@
           <w:sz w:val="24"/>
           <w:u w:val="single"/>
         </w:rPr>
-        <w:hyperlink r:id="rId22" w:history="1">
+        <w:hyperlink r:id="rId21" w:history="1">
           <w:r>
             <w:rPr>
               <w:rStyle w:val="Hyperlink"/>
@@ -4026,7 +4027,7 @@
           <w:sz w:val="24"/>
           <w:u w:val="single"/>
         </w:rPr>
-        <w:hyperlink r:id="rId23" w:history="1">
+        <w:hyperlink r:id="rId22" w:history="1">
           <w:r>
             <w:rPr>
               <w:rStyle w:val="Hyperlink"/>
@@ -4044,7 +4045,7 @@
           <w:sz w:val="24"/>
           <w:u w:val="single"/>
         </w:rPr>
-        <w:hyperlink r:id="rId23" w:history="1">
+        <w:hyperlink r:id="rId22" w:history="1">
           <w:r>
             <w:rPr>
               <w:rStyle w:val="Hyperlink"/>
@@ -4062,7 +4063,7 @@
           <w:sz w:val="24"/>
           <w:u w:val="single"/>
         </w:rPr>
-        <w:hyperlink r:id="rId23" w:history="1">
+        <w:hyperlink r:id="rId22" w:history="1">
           <w:r>
             <w:rPr>
               <w:rStyle w:val="Hyperlink"/>
@@ -4080,7 +4081,7 @@
           <w:sz w:val="24"/>
           <w:u w:val="single"/>
         </w:rPr>
-        <w:hyperlink r:id="rId23" w:history="1">
+        <w:hyperlink r:id="rId22" w:history="1">
           <w:r>
             <w:rPr>
               <w:rStyle w:val="Hyperlink"/>
@@ -4101,7 +4102,7 @@
           <w:sz w:val="24"/>
           <w:u w:val="single"/>
         </w:rPr>
-        <w:hyperlink r:id="rId23" w:history="1">
+        <w:hyperlink r:id="rId22" w:history="1">
           <w:r>
             <w:rPr>
               <w:rStyle w:val="Hyperlink"/>
@@ -4119,7 +4120,7 @@
           <w:sz w:val="24"/>
           <w:u w:val="single"/>
         </w:rPr>
-        <w:hyperlink r:id="rId23" w:history="1">
+        <w:hyperlink r:id="rId22" w:history="1">
           <w:r>
             <w:rPr>
               <w:rStyle w:val="Hyperlink"/>
@@ -4137,7 +4138,7 @@
           <w:sz w:val="24"/>
           <w:u w:val="single"/>
         </w:rPr>
-        <w:hyperlink r:id="rId23" w:history="1">
+        <w:hyperlink r:id="rId22" w:history="1">
           <w:r>
             <w:rPr>
               <w:rStyle w:val="Hyperlink"/>
@@ -4155,7 +4156,7 @@
           <w:sz w:val="24"/>
           <w:u w:val="single"/>
         </w:rPr>
-        <w:hyperlink r:id="rId23" w:history="1">
+        <w:hyperlink r:id="rId22" w:history="1">
           <w:r>
             <w:rPr>
               <w:rStyle w:val="Hyperlink"/>
@@ -4173,7 +4174,7 @@
           <w:sz w:val="24"/>
           <w:u w:val="single"/>
         </w:rPr>
-        <w:hyperlink r:id="rId23" w:history="1">
+        <w:hyperlink r:id="rId22" w:history="1">
           <w:r>
             <w:rPr>
               <w:rStyle w:val="Hyperlink"/>
@@ -4191,7 +4192,7 @@
           <w:sz w:val="24"/>
           <w:u w:val="single"/>
         </w:rPr>
-        <w:hyperlink r:id="rId23" w:history="1">
+        <w:hyperlink r:id="rId22" w:history="1">
           <w:r>
             <w:rPr>
               <w:rStyle w:val="Hyperlink"/>
@@ -4219,7 +4220,7 @@
           <w:sz w:val="24"/>
           <w:u w:val="single"/>
         </w:rPr>
-        <w:hyperlink r:id="rId24" w:history="1">
+        <w:hyperlink r:id="rId23" w:history="1">
           <w:r>
             <w:rPr>
               <w:rStyle w:val="Hyperlink"/>
@@ -4266,7 +4267,7 @@
           <w:sz w:val="24"/>
           <w:u w:val="single"/>
         </w:rPr>
-        <w:hyperlink r:id="rId24" w:history="1">
+        <w:hyperlink r:id="rId23" w:history="1">
           <w:r>
             <w:rPr>
               <w:rStyle w:val="Hyperlink"/>
@@ -4374,7 +4375,7 @@
           <w:sz w:val="24"/>
           <w:u w:val="single"/>
         </w:rPr>
-        <w:hyperlink r:id="rId25" w:history="1">
+        <w:hyperlink r:id="rId24" w:history="1">
           <w:r>
             <w:rPr>
               <w:rStyle w:val="Hyperlink"/>
@@ -4392,7 +4393,7 @@
           <w:sz w:val="24"/>
           <w:u w:val="single"/>
         </w:rPr>
-        <w:hyperlink r:id="rId25" w:history="1">
+        <w:hyperlink r:id="rId24" w:history="1">
           <w:r>
             <w:rPr>
               <w:rStyle w:val="Hyperlink"/>
@@ -4410,7 +4411,7 @@
           <w:sz w:val="24"/>
           <w:u w:val="single"/>
         </w:rPr>
-        <w:hyperlink r:id="rId25" w:history="1">
+        <w:hyperlink r:id="rId24" w:history="1">
           <w:r>
             <w:rPr>
               <w:rStyle w:val="Hyperlink"/>
@@ -4428,7 +4429,7 @@
           <w:sz w:val="24"/>
           <w:u w:val="single"/>
         </w:rPr>
-        <w:hyperlink r:id="rId25" w:history="1">
+        <w:hyperlink r:id="rId24" w:history="1">
           <w:r>
             <w:rPr>
               <w:rStyle w:val="Hyperlink"/>
@@ -4474,7 +4475,7 @@
           <w:sz w:val="24"/>
           <w:u w:val="single"/>
         </w:rPr>
-        <w:hyperlink r:id="rId25" w:history="1">
+        <w:hyperlink r:id="rId24" w:history="1">
           <w:r>
             <w:rPr>
               <w:rStyle w:val="Hyperlink"/>

--- a/EXPORTS/DOCX/published/niveau3/Dutch/EMArtis.docx
+++ b/EXPORTS/DOCX/published/niveau3/Dutch/EMArtis.docx
@@ -620,13 +620,31 @@
       </w:r>
       <w:r>
         <w:rPr>
+          <w:u w:val="single" w:color="0000ff"/>
           <w:rFonts w:ascii="Charis SIL Regular" w:hAnsi="Charis SIL Regular" w:eastAsia="Charis SIL Regular"/>
           <w:b w:val="0"/>
           <w:i w:val="0"/>
           <w:color w:val="000000"/>
           <w:sz w:val="24"/>
         </w:rPr>
-        <w:t xml:space="preserve">verzameld door het </w:t>
+        <w:hyperlink r:id="rId10" w:history="1">
+          <w:r>
+            <w:rPr>
+              <w:rStyle w:val="Hyperlink"/>
+            </w:rPr>
+            <w:t>verzameld door</w:t>
+          </w:r>
+        </w:hyperlink>
+      </w:r>
+      <w:r>
+        <w:rPr>
+          <w:rFonts w:ascii="Charis SIL Regular" w:hAnsi="Charis SIL Regular" w:eastAsia="Charis SIL Regular"/>
+          <w:b w:val="0"/>
+          <w:i w:val="0"/>
+          <w:color w:val="000000"/>
+          <w:sz w:val="24"/>
+        </w:rPr>
+        <w:t xml:space="preserve"> het </w:t>
       </w:r>
       <w:r>
         <w:rPr>
@@ -1001,23 +1019,13 @@
             <w:rPr>
               <w:rStyle w:val="Hyperlink"/>
             </w:rPr>
-            <w:t xml:space="preserve"> het Etnografi</w:t>
+            <w:t xml:space="preserve"> het Etnografis</w:t>
           </w:r>
         </w:hyperlink>
       </w:r>
       <w:r>
         <w:rPr>
           <w:u w:val="single" w:color="0000ff"/>
-          <w:rFonts w:ascii="Charis SIL Regular" w:hAnsi="Charis SIL Regular" w:eastAsia="Charis SIL Regular"/>
-          <w:b w:val="0"/>
-          <w:i w:val="0"/>
-          <w:color w:val="000000"/>
-          <w:sz w:val="24"/>
-        </w:rPr>
-        <w:t>s</w:t>
-      </w:r>
-      <w:r>
-        <w:rPr>
           <w:rFonts w:ascii="Charis SIL Regular" w:hAnsi="Charis SIL Regular" w:eastAsia="Charis SIL Regular"/>
           <w:b w:val="0"/>
           <w:i w:val="0"/>
@@ -1058,7 +1066,7 @@
             <w:rPr>
               <w:rStyle w:val="Hyperlink"/>
             </w:rPr>
-            <w:t xml:space="preserve"> Museum A</w:t>
+            <w:t xml:space="preserve"> Museum </w:t>
           </w:r>
         </w:hyperlink>
       </w:r>
@@ -1070,7 +1078,7 @@
           <w:color w:val="000000"/>
           <w:sz w:val="24"/>
         </w:rPr>
-        <w:t xml:space="preserve">rtis een </w:t>
+        <w:t xml:space="preserve">Artis een </w:t>
       </w:r>
       <w:r>
         <w:rPr>
@@ -1457,6 +1465,7 @@
       </w:r>
       <w:r>
         <w:rPr>
+          <w:u w:val="single" w:color="0000ff"/>
           <w:rFonts w:ascii="Charis SIL Regular" w:hAnsi="Charis SIL Regular" w:eastAsia="Charis SIL Regular"/>
           <w:b w:val="0"/>
           <w:i w:val="0"/>
@@ -2056,47 +2065,7 @@
           <w:color w:val="000000"/>
           <w:sz w:val="24"/>
         </w:rPr>
-        <w:t>7851-7858 (welke nog berusten b</w:t>
-      </w:r>
-      <w:r>
-        <w:rPr>
-          <w:u w:val="single" w:color="0000ff"/>
-          <w:rFonts w:ascii="Charis SIL Regular" w:hAnsi="Charis SIL Regular" w:eastAsia="Charis SIL Regular"/>
-          <w:b w:val="0"/>
-          <w:i w:val="0"/>
-          <w:color w:val="000000"/>
-          <w:sz w:val="24"/>
-        </w:rPr>
-        <w:t>i</w:t>
-      </w:r>
-      <w:r>
-        <w:rPr>
-          <w:u w:val="single" w:color="0000ff"/>
-          <w:rFonts w:ascii="Charis SIL Regular" w:hAnsi="Charis SIL Regular" w:eastAsia="Charis SIL Regular"/>
-          <w:b w:val="0"/>
-          <w:i w:val="0"/>
-          <w:color w:val="000000"/>
-          <w:sz w:val="24"/>
-        </w:rPr>
-        <w:hyperlink r:id="rId17" w:history="1">
-          <w:r>
-            <w:rPr>
-              <w:rStyle w:val="Hyperlink"/>
-            </w:rPr>
-            <w:t>j het Kon</w:t>
-          </w:r>
-        </w:hyperlink>
-      </w:r>
-      <w:r>
-        <w:rPr>
-          <w:u w:val="single" w:color="0000ff"/>
-          <w:rFonts w:ascii="Charis SIL Regular" w:hAnsi="Charis SIL Regular" w:eastAsia="Charis SIL Regular"/>
-          <w:b w:val="0"/>
-          <w:i w:val="0"/>
-          <w:color w:val="000000"/>
-          <w:sz w:val="24"/>
-        </w:rPr>
-        <w:t>i</w:t>
+        <w:t>7851-7858 (welke nog berusten bij het Koni</w:t>
       </w:r>
       <w:r>
         <w:rPr>
@@ -3541,7 +3510,7 @@
           <w:sz w:val="24"/>
           <w:u w:val="single"/>
         </w:rPr>
-        <w:hyperlink r:id="rId20" w:history="1">
+        <w:hyperlink r:id="rId21" w:history="1">
           <w:r>
             <w:rPr>
               <w:rStyle w:val="Hyperlink"/>
@@ -3559,7 +3528,7 @@
           <w:sz w:val="24"/>
           <w:u w:val="single"/>
         </w:rPr>
-        <w:hyperlink r:id="rId20" w:history="1">
+        <w:hyperlink r:id="rId21" w:history="1">
           <w:r>
             <w:rPr>
               <w:rStyle w:val="Hyperlink"/>
@@ -3588,7 +3557,7 @@
           <w:sz w:val="24"/>
           <w:u w:val="single"/>
         </w:rPr>
-        <w:hyperlink r:id="rId20" w:history="1">
+        <w:hyperlink r:id="rId21" w:history="1">
           <w:r>
             <w:rPr>
               <w:rStyle w:val="Hyperlink"/>
@@ -3605,14 +3574,7 @@
           <w:color w:val="000000"/>
           <w:sz w:val="24"/>
         </w:rPr>
-        <w:hyperlink r:id="rId20" w:history="1">
-          <w:r>
-            <w:rPr>
-              <w:rStyle w:val="Hyperlink"/>
-            </w:rPr>
-            <w:t xml:space="preserve">, </w:t>
-          </w:r>
-        </w:hyperlink>
+        <w:t xml:space="preserve">, </w:t>
       </w:r>
       <w:r>
         <w:rPr>
@@ -3623,7 +3585,7 @@
           <w:sz w:val="24"/>
           <w:u w:val="single"/>
         </w:rPr>
-        <w:hyperlink r:id="rId20" w:history="1">
+        <w:hyperlink r:id="rId22" w:history="1">
           <w:r>
             <w:rPr>
               <w:rStyle w:val="Hyperlink"/>
@@ -3652,7 +3614,7 @@
           <w:sz w:val="24"/>
           <w:u w:val="single"/>
         </w:rPr>
-        <w:hyperlink r:id="rId20" w:history="1">
+        <w:hyperlink r:id="rId22" w:history="1">
           <w:r>
             <w:rPr>
               <w:rStyle w:val="Hyperlink"/>
@@ -3770,7 +3732,7 @@
           <w:sz w:val="24"/>
           <w:u w:val="single"/>
         </w:rPr>
-        <w:hyperlink r:id="rId21" w:history="1">
+        <w:hyperlink r:id="rId23" w:history="1">
           <w:r>
             <w:rPr>
               <w:rStyle w:val="Hyperlink"/>
@@ -3788,7 +3750,7 @@
           <w:sz w:val="24"/>
           <w:u w:val="single"/>
         </w:rPr>
-        <w:hyperlink r:id="rId21" w:history="1">
+        <w:hyperlink r:id="rId23" w:history="1">
           <w:r>
             <w:rPr>
               <w:rStyle w:val="Hyperlink"/>
@@ -3806,7 +3768,7 @@
           <w:sz w:val="24"/>
           <w:u w:val="single"/>
         </w:rPr>
-        <w:hyperlink r:id="rId21" w:history="1">
+        <w:hyperlink r:id="rId23" w:history="1">
           <w:r>
             <w:rPr>
               <w:rStyle w:val="Hyperlink"/>
@@ -3824,7 +3786,7 @@
           <w:sz w:val="24"/>
           <w:u w:val="single"/>
         </w:rPr>
-        <w:hyperlink r:id="rId21" w:history="1">
+        <w:hyperlink r:id="rId23" w:history="1">
           <w:r>
             <w:rPr>
               <w:rStyle w:val="Hyperlink"/>
@@ -3852,7 +3814,7 @@
           <w:sz w:val="24"/>
           <w:u w:val="single"/>
         </w:rPr>
-        <w:hyperlink r:id="rId21" w:history="1">
+        <w:hyperlink r:id="rId24" w:history="1">
           <w:r>
             <w:rPr>
               <w:rStyle w:val="Hyperlink"/>
@@ -3870,7 +3832,7 @@
           <w:sz w:val="24"/>
           <w:u w:val="single"/>
         </w:rPr>
-        <w:hyperlink r:id="rId21" w:history="1">
+        <w:hyperlink r:id="rId24" w:history="1">
           <w:r>
             <w:rPr>
               <w:rStyle w:val="Hyperlink"/>
@@ -3899,7 +3861,7 @@
           <w:sz w:val="24"/>
           <w:u w:val="single"/>
         </w:rPr>
-        <w:hyperlink r:id="rId21" w:history="1">
+        <w:hyperlink r:id="rId24" w:history="1">
           <w:r>
             <w:rPr>
               <w:rStyle w:val="Hyperlink"/>
@@ -4027,7 +3989,7 @@
           <w:sz w:val="24"/>
           <w:u w:val="single"/>
         </w:rPr>
-        <w:hyperlink r:id="rId22" w:history="1">
+        <w:hyperlink r:id="rId25" w:history="1">
           <w:r>
             <w:rPr>
               <w:rStyle w:val="Hyperlink"/>
@@ -4045,7 +4007,7 @@
           <w:sz w:val="24"/>
           <w:u w:val="single"/>
         </w:rPr>
-        <w:hyperlink r:id="rId22" w:history="1">
+        <w:hyperlink r:id="rId25" w:history="1">
           <w:r>
             <w:rPr>
               <w:rStyle w:val="Hyperlink"/>
@@ -4063,7 +4025,7 @@
           <w:sz w:val="24"/>
           <w:u w:val="single"/>
         </w:rPr>
-        <w:hyperlink r:id="rId22" w:history="1">
+        <w:hyperlink r:id="rId25" w:history="1">
           <w:r>
             <w:rPr>
               <w:rStyle w:val="Hyperlink"/>
@@ -4081,7 +4043,7 @@
           <w:sz w:val="24"/>
           <w:u w:val="single"/>
         </w:rPr>
-        <w:hyperlink r:id="rId22" w:history="1">
+        <w:hyperlink r:id="rId25" w:history="1">
           <w:r>
             <w:rPr>
               <w:rStyle w:val="Hyperlink"/>
@@ -4102,7 +4064,7 @@
           <w:sz w:val="24"/>
           <w:u w:val="single"/>
         </w:rPr>
-        <w:hyperlink r:id="rId22" w:history="1">
+        <w:hyperlink r:id="rId25" w:history="1">
           <w:r>
             <w:rPr>
               <w:rStyle w:val="Hyperlink"/>
@@ -4120,7 +4082,7 @@
           <w:sz w:val="24"/>
           <w:u w:val="single"/>
         </w:rPr>
-        <w:hyperlink r:id="rId22" w:history="1">
+        <w:hyperlink r:id="rId25" w:history="1">
           <w:r>
             <w:rPr>
               <w:rStyle w:val="Hyperlink"/>
@@ -4138,7 +4100,7 @@
           <w:sz w:val="24"/>
           <w:u w:val="single"/>
         </w:rPr>
-        <w:hyperlink r:id="rId22" w:history="1">
+        <w:hyperlink r:id="rId25" w:history="1">
           <w:r>
             <w:rPr>
               <w:rStyle w:val="Hyperlink"/>
@@ -4156,7 +4118,7 @@
           <w:sz w:val="24"/>
           <w:u w:val="single"/>
         </w:rPr>
-        <w:hyperlink r:id="rId22" w:history="1">
+        <w:hyperlink r:id="rId25" w:history="1">
           <w:r>
             <w:rPr>
               <w:rStyle w:val="Hyperlink"/>
@@ -4174,7 +4136,7 @@
           <w:sz w:val="24"/>
           <w:u w:val="single"/>
         </w:rPr>
-        <w:hyperlink r:id="rId22" w:history="1">
+        <w:hyperlink r:id="rId25" w:history="1">
           <w:r>
             <w:rPr>
               <w:rStyle w:val="Hyperlink"/>
@@ -4192,7 +4154,7 @@
           <w:sz w:val="24"/>
           <w:u w:val="single"/>
         </w:rPr>
-        <w:hyperlink r:id="rId22" w:history="1">
+        <w:hyperlink r:id="rId25" w:history="1">
           <w:r>
             <w:rPr>
               <w:rStyle w:val="Hyperlink"/>
@@ -4220,7 +4182,7 @@
           <w:sz w:val="24"/>
           <w:u w:val="single"/>
         </w:rPr>
-        <w:hyperlink r:id="rId23" w:history="1">
+        <w:hyperlink r:id="rId26" w:history="1">
           <w:r>
             <w:rPr>
               <w:rStyle w:val="Hyperlink"/>
@@ -4267,7 +4229,7 @@
           <w:sz w:val="24"/>
           <w:u w:val="single"/>
         </w:rPr>
-        <w:hyperlink r:id="rId23" w:history="1">
+        <w:hyperlink r:id="rId26" w:history="1">
           <w:r>
             <w:rPr>
               <w:rStyle w:val="Hyperlink"/>
@@ -4375,7 +4337,7 @@
           <w:sz w:val="24"/>
           <w:u w:val="single"/>
         </w:rPr>
-        <w:hyperlink r:id="rId24" w:history="1">
+        <w:hyperlink r:id="rId27" w:history="1">
           <w:r>
             <w:rPr>
               <w:rStyle w:val="Hyperlink"/>
@@ -4393,7 +4355,7 @@
           <w:sz w:val="24"/>
           <w:u w:val="single"/>
         </w:rPr>
-        <w:hyperlink r:id="rId24" w:history="1">
+        <w:hyperlink r:id="rId27" w:history="1">
           <w:r>
             <w:rPr>
               <w:rStyle w:val="Hyperlink"/>
@@ -4411,7 +4373,7 @@
           <w:sz w:val="24"/>
           <w:u w:val="single"/>
         </w:rPr>
-        <w:hyperlink r:id="rId24" w:history="1">
+        <w:hyperlink r:id="rId27" w:history="1">
           <w:r>
             <w:rPr>
               <w:rStyle w:val="Hyperlink"/>
@@ -4429,7 +4391,7 @@
           <w:sz w:val="24"/>
           <w:u w:val="single"/>
         </w:rPr>
-        <w:hyperlink r:id="rId24" w:history="1">
+        <w:hyperlink r:id="rId27" w:history="1">
           <w:r>
             <w:rPr>
               <w:rStyle w:val="Hyperlink"/>
@@ -4457,7 +4419,7 @@
           <w:sz w:val="24"/>
           <w:u w:val="single"/>
         </w:rPr>
-        <w:hyperlink r:id="rId25" w:history="1">
+        <w:hyperlink r:id="rId28" w:history="1">
           <w:r>
             <w:rPr>
               <w:rStyle w:val="Hyperlink"/>
@@ -4475,7 +4437,7 @@
           <w:sz w:val="24"/>
           <w:u w:val="single"/>
         </w:rPr>
-        <w:hyperlink r:id="rId24" w:history="1">
+        <w:hyperlink r:id="rId27" w:history="1">
           <w:r>
             <w:rPr>
               <w:rStyle w:val="Hyperlink"/>
@@ -4504,7 +4466,7 @@
           <w:sz w:val="24"/>
           <w:u w:val="single"/>
         </w:rPr>
-        <w:hyperlink r:id="rId25" w:history="1">
+        <w:hyperlink r:id="rId28" w:history="1">
           <w:r>
             <w:rPr>
               <w:rStyle w:val="Hyperlink"/>

--- a/EXPORTS/DOCX/published/niveau3/Dutch/EMArtis.docx
+++ b/EXPORTS/DOCX/published/niveau3/Dutch/EMArtis.docx
@@ -527,124 +527,27 @@
           <w:color w:val="000000"/>
           <w:sz w:val="24"/>
         </w:rPr>
-        <w:hyperlink r:id="rId10" w:history="1">
-          <w:r>
-            <w:rPr>
-              <w:rStyle w:val="Hyperlink"/>
-            </w:rPr>
-            <w:t>8</w:t>
-          </w:r>
-        </w:hyperlink>
-      </w:r>
-      <w:r>
-        <w:rPr>
-          <w:u w:val="single" w:color="0000ff"/>
+        <w:t>83 en voorwerpen die werde</w:t>
+      </w:r>
+      <w:r>
+        <w:rPr>
           <w:rFonts w:ascii="Charis SIL Regular" w:hAnsi="Charis SIL Regular" w:eastAsia="Charis SIL Regular"/>
           <w:b w:val="0"/>
           <w:i w:val="0"/>
           <w:color w:val="000000"/>
           <w:sz w:val="24"/>
         </w:rPr>
-        <w:hyperlink r:id="rId10" w:history="1">
-          <w:r>
-            <w:rPr>
-              <w:rStyle w:val="Hyperlink"/>
-            </w:rPr>
-            <w:t>3 en voor</w:t>
-          </w:r>
-        </w:hyperlink>
-      </w:r>
-      <w:r>
-        <w:rPr>
-          <w:u w:val="single" w:color="0000ff"/>
+        <w:t xml:space="preserve">n </w:t>
+      </w:r>
+      <w:r>
+        <w:rPr>
           <w:rFonts w:ascii="Charis SIL Regular" w:hAnsi="Charis SIL Regular" w:eastAsia="Charis SIL Regular"/>
           <w:b w:val="0"/>
           <w:i w:val="0"/>
           <w:color w:val="000000"/>
           <w:sz w:val="24"/>
         </w:rPr>
-        <w:hyperlink r:id="rId10" w:history="1">
-          <w:r>
-            <w:rPr>
-              <w:rStyle w:val="Hyperlink"/>
-            </w:rPr>
-            <w:t>we</w:t>
-          </w:r>
-        </w:hyperlink>
-      </w:r>
-      <w:r>
-        <w:rPr>
-          <w:u w:val="single" w:color="0000ff"/>
-          <w:rFonts w:ascii="Charis SIL Regular" w:hAnsi="Charis SIL Regular" w:eastAsia="Charis SIL Regular"/>
-          <w:b w:val="0"/>
-          <w:i w:val="0"/>
-          <w:color w:val="000000"/>
-          <w:sz w:val="24"/>
-        </w:rPr>
-        <w:hyperlink r:id="rId10" w:history="1">
-          <w:r>
-            <w:rPr>
-              <w:rStyle w:val="Hyperlink"/>
-            </w:rPr>
-            <w:t>r</w:t>
-          </w:r>
-        </w:hyperlink>
-      </w:r>
-      <w:r>
-        <w:rPr>
-          <w:u w:val="single" w:color="0000ff"/>
-          <w:rFonts w:ascii="Charis SIL Regular" w:hAnsi="Charis SIL Regular" w:eastAsia="Charis SIL Regular"/>
-          <w:b w:val="0"/>
-          <w:i w:val="0"/>
-          <w:color w:val="000000"/>
-          <w:sz w:val="24"/>
-        </w:rPr>
-        <w:hyperlink r:id="rId10" w:history="1">
-          <w:r>
-            <w:rPr>
-              <w:rStyle w:val="Hyperlink"/>
-            </w:rPr>
-            <w:t>pen die werde</w:t>
-          </w:r>
-        </w:hyperlink>
-      </w:r>
-      <w:r>
-        <w:rPr>
-          <w:rFonts w:ascii="Charis SIL Regular" w:hAnsi="Charis SIL Regular" w:eastAsia="Charis SIL Regular"/>
-          <w:b w:val="0"/>
-          <w:i w:val="0"/>
-          <w:color w:val="000000"/>
-          <w:sz w:val="24"/>
-        </w:rPr>
-        <w:t xml:space="preserve">n </w:t>
-      </w:r>
-      <w:r>
-        <w:rPr>
-          <w:u w:val="single" w:color="0000ff"/>
-          <w:rFonts w:ascii="Charis SIL Regular" w:hAnsi="Charis SIL Regular" w:eastAsia="Charis SIL Regular"/>
-          <w:b w:val="0"/>
-          <w:i w:val="0"/>
-          <w:color w:val="000000"/>
-          <w:sz w:val="24"/>
-        </w:rPr>
-        <w:hyperlink r:id="rId10" w:history="1">
-          <w:r>
-            <w:rPr>
-              <w:rStyle w:val="Hyperlink"/>
-            </w:rPr>
-            <w:t>verzameld door</w:t>
-          </w:r>
-        </w:hyperlink>
-      </w:r>
-      <w:r>
-        <w:rPr>
-          <w:rFonts w:ascii="Charis SIL Regular" w:hAnsi="Charis SIL Regular" w:eastAsia="Charis SIL Regular"/>
-          <w:b w:val="0"/>
-          <w:i w:val="0"/>
-          <w:color w:val="000000"/>
-          <w:sz w:val="24"/>
-        </w:rPr>
-        <w:t xml:space="preserve"> het </w:t>
+        <w:t xml:space="preserve">verzameld door het </w:t>
       </w:r>
       <w:r>
         <w:rPr>
@@ -1019,13 +922,23 @@
             <w:rPr>
               <w:rStyle w:val="Hyperlink"/>
             </w:rPr>
-            <w:t xml:space="preserve"> het Etnografis</w:t>
+            <w:t xml:space="preserve"> het Etnografi</w:t>
           </w:r>
         </w:hyperlink>
       </w:r>
       <w:r>
         <w:rPr>
           <w:u w:val="single" w:color="0000ff"/>
+          <w:rFonts w:ascii="Charis SIL Regular" w:hAnsi="Charis SIL Regular" w:eastAsia="Charis SIL Regular"/>
+          <w:b w:val="0"/>
+          <w:i w:val="0"/>
+          <w:color w:val="000000"/>
+          <w:sz w:val="24"/>
+        </w:rPr>
+        <w:t>s</w:t>
+      </w:r>
+      <w:r>
+        <w:rPr>
           <w:rFonts w:ascii="Charis SIL Regular" w:hAnsi="Charis SIL Regular" w:eastAsia="Charis SIL Regular"/>
           <w:b w:val="0"/>
           <w:i w:val="0"/>
@@ -1066,7 +979,7 @@
             <w:rPr>
               <w:rStyle w:val="Hyperlink"/>
             </w:rPr>
-            <w:t xml:space="preserve"> Museum </w:t>
+            <w:t xml:space="preserve"> Museum A</w:t>
           </w:r>
         </w:hyperlink>
       </w:r>
@@ -1078,7 +991,7 @@
           <w:color w:val="000000"/>
           <w:sz w:val="24"/>
         </w:rPr>
-        <w:t xml:space="preserve">Artis een </w:t>
+        <w:t xml:space="preserve">rtis een </w:t>
       </w:r>
       <w:r>
         <w:rPr>
@@ -1409,14 +1322,7 @@
           <w:color w:val="000000"/>
           <w:sz w:val="24"/>
         </w:rPr>
-        <w:hyperlink r:id="rId14" w:history="1">
-          <w:r>
-            <w:rPr>
-              <w:rStyle w:val="Hyperlink"/>
-            </w:rPr>
-            <w:t>seum Ar</w:t>
-          </w:r>
-        </w:hyperlink>
+        <w:t>seum Ar</w:t>
       </w:r>
       <w:r>
         <w:rPr>
@@ -2065,7 +1971,47 @@
           <w:color w:val="000000"/>
           <w:sz w:val="24"/>
         </w:rPr>
-        <w:t>7851-7858 (welke nog berusten bij het Koni</w:t>
+        <w:t>7851-7858 (welke nog berusten b</w:t>
+      </w:r>
+      <w:r>
+        <w:rPr>
+          <w:u w:val="single" w:color="0000ff"/>
+          <w:rFonts w:ascii="Charis SIL Regular" w:hAnsi="Charis SIL Regular" w:eastAsia="Charis SIL Regular"/>
+          <w:b w:val="0"/>
+          <w:i w:val="0"/>
+          <w:color w:val="000000"/>
+          <w:sz w:val="24"/>
+        </w:rPr>
+        <w:t>i</w:t>
+      </w:r>
+      <w:r>
+        <w:rPr>
+          <w:u w:val="single" w:color="0000ff"/>
+          <w:rFonts w:ascii="Charis SIL Regular" w:hAnsi="Charis SIL Regular" w:eastAsia="Charis SIL Regular"/>
+          <w:b w:val="0"/>
+          <w:i w:val="0"/>
+          <w:color w:val="000000"/>
+          <w:sz w:val="24"/>
+        </w:rPr>
+        <w:hyperlink r:id="rId17" w:history="1">
+          <w:r>
+            <w:rPr>
+              <w:rStyle w:val="Hyperlink"/>
+            </w:rPr>
+            <w:t>j het Kon</w:t>
+          </w:r>
+        </w:hyperlink>
+      </w:r>
+      <w:r>
+        <w:rPr>
+          <w:u w:val="single" w:color="0000ff"/>
+          <w:rFonts w:ascii="Charis SIL Regular" w:hAnsi="Charis SIL Regular" w:eastAsia="Charis SIL Regular"/>
+          <w:b w:val="0"/>
+          <w:i w:val="0"/>
+          <w:color w:val="000000"/>
+          <w:sz w:val="24"/>
+        </w:rPr>
+        <w:t>i</w:t>
       </w:r>
       <w:r>
         <w:rPr>
@@ -3510,7 +3456,7 @@
           <w:sz w:val="24"/>
           <w:u w:val="single"/>
         </w:rPr>
-        <w:hyperlink r:id="rId21" w:history="1">
+        <w:hyperlink r:id="rId20" w:history="1">
           <w:r>
             <w:rPr>
               <w:rStyle w:val="Hyperlink"/>
@@ -3528,7 +3474,7 @@
           <w:sz w:val="24"/>
           <w:u w:val="single"/>
         </w:rPr>
-        <w:hyperlink r:id="rId21" w:history="1">
+        <w:hyperlink r:id="rId20" w:history="1">
           <w:r>
             <w:rPr>
               <w:rStyle w:val="Hyperlink"/>
@@ -3814,7 +3760,7 @@
           <w:sz w:val="24"/>
           <w:u w:val="single"/>
         </w:rPr>
-        <w:hyperlink r:id="rId24" w:history="1">
+        <w:hyperlink r:id="rId23" w:history="1">
           <w:r>
             <w:rPr>
               <w:rStyle w:val="Hyperlink"/>
@@ -3832,7 +3778,7 @@
           <w:sz w:val="24"/>
           <w:u w:val="single"/>
         </w:rPr>
-        <w:hyperlink r:id="rId24" w:history="1">
+        <w:hyperlink r:id="rId23" w:history="1">
           <w:r>
             <w:rPr>
               <w:rStyle w:val="Hyperlink"/>
@@ -4419,7 +4365,7 @@
           <w:sz w:val="24"/>
           <w:u w:val="single"/>
         </w:rPr>
-        <w:hyperlink r:id="rId28" w:history="1">
+        <w:hyperlink r:id="rId27" w:history="1">
           <w:r>
             <w:rPr>
               <w:rStyle w:val="Hyperlink"/>
@@ -4437,7 +4383,7 @@
           <w:sz w:val="24"/>
           <w:u w:val="single"/>
         </w:rPr>
-        <w:hyperlink r:id="rId27" w:history="1">
+        <w:hyperlink r:id="rId28" w:history="1">
           <w:r>
             <w:rPr>
               <w:rStyle w:val="Hyperlink"/>

--- a/EXPORTS/DOCX/published/niveau3/Dutch/EMArtis.docx
+++ b/EXPORTS/DOCX/published/niveau3/Dutch/EMArtis.docx
@@ -527,27 +527,124 @@
           <w:color w:val="000000"/>
           <w:sz w:val="24"/>
         </w:rPr>
-        <w:t>83 en voorwerpen die werde</w:t>
-      </w:r>
-      <w:r>
-        <w:rPr>
+        <w:hyperlink r:id="rId10" w:history="1">
+          <w:r>
+            <w:rPr>
+              <w:rStyle w:val="Hyperlink"/>
+            </w:rPr>
+            <w:t>8</w:t>
+          </w:r>
+        </w:hyperlink>
+      </w:r>
+      <w:r>
+        <w:rPr>
+          <w:u w:val="single" w:color="0000ff"/>
           <w:rFonts w:ascii="Charis SIL Regular" w:hAnsi="Charis SIL Regular" w:eastAsia="Charis SIL Regular"/>
           <w:b w:val="0"/>
           <w:i w:val="0"/>
           <w:color w:val="000000"/>
           <w:sz w:val="24"/>
         </w:rPr>
-        <w:t xml:space="preserve">n </w:t>
-      </w:r>
-      <w:r>
-        <w:rPr>
+        <w:hyperlink r:id="rId10" w:history="1">
+          <w:r>
+            <w:rPr>
+              <w:rStyle w:val="Hyperlink"/>
+            </w:rPr>
+            <w:t>3 en voor</w:t>
+          </w:r>
+        </w:hyperlink>
+      </w:r>
+      <w:r>
+        <w:rPr>
+          <w:u w:val="single" w:color="0000ff"/>
           <w:rFonts w:ascii="Charis SIL Regular" w:hAnsi="Charis SIL Regular" w:eastAsia="Charis SIL Regular"/>
           <w:b w:val="0"/>
           <w:i w:val="0"/>
           <w:color w:val="000000"/>
           <w:sz w:val="24"/>
         </w:rPr>
-        <w:t xml:space="preserve">verzameld door het </w:t>
+        <w:hyperlink r:id="rId10" w:history="1">
+          <w:r>
+            <w:rPr>
+              <w:rStyle w:val="Hyperlink"/>
+            </w:rPr>
+            <w:t>we</w:t>
+          </w:r>
+        </w:hyperlink>
+      </w:r>
+      <w:r>
+        <w:rPr>
+          <w:u w:val="single" w:color="0000ff"/>
+          <w:rFonts w:ascii="Charis SIL Regular" w:hAnsi="Charis SIL Regular" w:eastAsia="Charis SIL Regular"/>
+          <w:b w:val="0"/>
+          <w:i w:val="0"/>
+          <w:color w:val="000000"/>
+          <w:sz w:val="24"/>
+        </w:rPr>
+        <w:hyperlink r:id="rId10" w:history="1">
+          <w:r>
+            <w:rPr>
+              <w:rStyle w:val="Hyperlink"/>
+            </w:rPr>
+            <w:t>r</w:t>
+          </w:r>
+        </w:hyperlink>
+      </w:r>
+      <w:r>
+        <w:rPr>
+          <w:u w:val="single" w:color="0000ff"/>
+          <w:rFonts w:ascii="Charis SIL Regular" w:hAnsi="Charis SIL Regular" w:eastAsia="Charis SIL Regular"/>
+          <w:b w:val="0"/>
+          <w:i w:val="0"/>
+          <w:color w:val="000000"/>
+          <w:sz w:val="24"/>
+        </w:rPr>
+        <w:hyperlink r:id="rId10" w:history="1">
+          <w:r>
+            <w:rPr>
+              <w:rStyle w:val="Hyperlink"/>
+            </w:rPr>
+            <w:t>pen die werde</w:t>
+          </w:r>
+        </w:hyperlink>
+      </w:r>
+      <w:r>
+        <w:rPr>
+          <w:rFonts w:ascii="Charis SIL Regular" w:hAnsi="Charis SIL Regular" w:eastAsia="Charis SIL Regular"/>
+          <w:b w:val="0"/>
+          <w:i w:val="0"/>
+          <w:color w:val="000000"/>
+          <w:sz w:val="24"/>
+        </w:rPr>
+        <w:t xml:space="preserve">n </w:t>
+      </w:r>
+      <w:r>
+        <w:rPr>
+          <w:u w:val="single" w:color="0000ff"/>
+          <w:rFonts w:ascii="Charis SIL Regular" w:hAnsi="Charis SIL Regular" w:eastAsia="Charis SIL Regular"/>
+          <w:b w:val="0"/>
+          <w:i w:val="0"/>
+          <w:color w:val="000000"/>
+          <w:sz w:val="24"/>
+        </w:rPr>
+        <w:hyperlink r:id="rId10" w:history="1">
+          <w:r>
+            <w:rPr>
+              <w:rStyle w:val="Hyperlink"/>
+            </w:rPr>
+            <w:t>verzameld door</w:t>
+          </w:r>
+        </w:hyperlink>
+      </w:r>
+      <w:r>
+        <w:rPr>
+          <w:rFonts w:ascii="Charis SIL Regular" w:hAnsi="Charis SIL Regular" w:eastAsia="Charis SIL Regular"/>
+          <w:b w:val="0"/>
+          <w:i w:val="0"/>
+          <w:color w:val="000000"/>
+          <w:sz w:val="24"/>
+        </w:rPr>
+        <w:t xml:space="preserve"> het </w:t>
       </w:r>
       <w:r>
         <w:rPr>
@@ -928,14 +1025,20 @@
       </w:r>
       <w:r>
         <w:rPr>
-          <w:u w:val="single" w:color="0000ff"/>
           <w:rFonts w:ascii="Charis SIL Regular" w:hAnsi="Charis SIL Regular" w:eastAsia="Charis SIL Regular"/>
           <w:b w:val="0"/>
           <w:i w:val="0"/>
           <w:color w:val="000000"/>
           <w:sz w:val="24"/>
         </w:rPr>
-        <w:t>s</w:t>
+        <w:hyperlink r:id="rId12" w:history="1">
+          <w:r>
+            <w:rPr>
+              <w:rStyle w:val="Hyperlink"/>
+            </w:rPr>
+            <w:t>s</w:t>
+          </w:r>
+        </w:hyperlink>
       </w:r>
       <w:r>
         <w:rPr>
@@ -1322,7 +1425,14 @@
           <w:color w:val="000000"/>
           <w:sz w:val="24"/>
         </w:rPr>
-        <w:t>seum Ar</w:t>
+        <w:hyperlink r:id="rId14" w:history="1">
+          <w:r>
+            <w:rPr>
+              <w:rStyle w:val="Hyperlink"/>
+            </w:rPr>
+            <w:t>seum Ar</w:t>
+          </w:r>
+        </w:hyperlink>
       </w:r>
       <w:r>
         <w:rPr>
@@ -3503,7 +3613,7 @@
           <w:sz w:val="24"/>
           <w:u w:val="single"/>
         </w:rPr>
-        <w:hyperlink r:id="rId21" w:history="1">
+        <w:hyperlink r:id="rId20" w:history="1">
           <w:r>
             <w:rPr>
               <w:rStyle w:val="Hyperlink"/>
@@ -3520,7 +3630,14 @@
           <w:color w:val="000000"/>
           <w:sz w:val="24"/>
         </w:rPr>
-        <w:t xml:space="preserve">, </w:t>
+        <w:hyperlink r:id="rId20" w:history="1">
+          <w:r>
+            <w:rPr>
+              <w:rStyle w:val="Hyperlink"/>
+            </w:rPr>
+            <w:t xml:space="preserve">, </w:t>
+          </w:r>
+        </w:hyperlink>
       </w:r>
       <w:r>
         <w:rPr>
@@ -3531,7 +3648,7 @@
           <w:sz w:val="24"/>
           <w:u w:val="single"/>
         </w:rPr>
-        <w:hyperlink r:id="rId22" w:history="1">
+        <w:hyperlink r:id="rId20" w:history="1">
           <w:r>
             <w:rPr>
               <w:rStyle w:val="Hyperlink"/>
@@ -3560,7 +3677,7 @@
           <w:sz w:val="24"/>
           <w:u w:val="single"/>
         </w:rPr>
-        <w:hyperlink r:id="rId22" w:history="1">
+        <w:hyperlink r:id="rId21" w:history="1">
           <w:r>
             <w:rPr>
               <w:rStyle w:val="Hyperlink"/>
@@ -3678,7 +3795,7 @@
           <w:sz w:val="24"/>
           <w:u w:val="single"/>
         </w:rPr>
-        <w:hyperlink r:id="rId23" w:history="1">
+        <w:hyperlink r:id="rId22" w:history="1">
           <w:r>
             <w:rPr>
               <w:rStyle w:val="Hyperlink"/>
@@ -3696,7 +3813,7 @@
           <w:sz w:val="24"/>
           <w:u w:val="single"/>
         </w:rPr>
-        <w:hyperlink r:id="rId23" w:history="1">
+        <w:hyperlink r:id="rId22" w:history="1">
           <w:r>
             <w:rPr>
               <w:rStyle w:val="Hyperlink"/>
@@ -3714,7 +3831,7 @@
           <w:sz w:val="24"/>
           <w:u w:val="single"/>
         </w:rPr>
-        <w:hyperlink r:id="rId23" w:history="1">
+        <w:hyperlink r:id="rId22" w:history="1">
           <w:r>
             <w:rPr>
               <w:rStyle w:val="Hyperlink"/>
@@ -3732,7 +3849,7 @@
           <w:sz w:val="24"/>
           <w:u w:val="single"/>
         </w:rPr>
-        <w:hyperlink r:id="rId23" w:history="1">
+        <w:hyperlink r:id="rId22" w:history="1">
           <w:r>
             <w:rPr>
               <w:rStyle w:val="Hyperlink"/>
@@ -3760,7 +3877,7 @@
           <w:sz w:val="24"/>
           <w:u w:val="single"/>
         </w:rPr>
-        <w:hyperlink r:id="rId23" w:history="1">
+        <w:hyperlink r:id="rId22" w:history="1">
           <w:r>
             <w:rPr>
               <w:rStyle w:val="Hyperlink"/>
@@ -3778,7 +3895,7 @@
           <w:sz w:val="24"/>
           <w:u w:val="single"/>
         </w:rPr>
-        <w:hyperlink r:id="rId23" w:history="1">
+        <w:hyperlink r:id="rId22" w:history="1">
           <w:r>
             <w:rPr>
               <w:rStyle w:val="Hyperlink"/>
@@ -3807,7 +3924,7 @@
           <w:sz w:val="24"/>
           <w:u w:val="single"/>
         </w:rPr>
-        <w:hyperlink r:id="rId24" w:history="1">
+        <w:hyperlink r:id="rId22" w:history="1">
           <w:r>
             <w:rPr>
               <w:rStyle w:val="Hyperlink"/>
@@ -3935,7 +4052,7 @@
           <w:sz w:val="24"/>
           <w:u w:val="single"/>
         </w:rPr>
-        <w:hyperlink r:id="rId25" w:history="1">
+        <w:hyperlink r:id="rId23" w:history="1">
           <w:r>
             <w:rPr>
               <w:rStyle w:val="Hyperlink"/>
@@ -3953,7 +4070,7 @@
           <w:sz w:val="24"/>
           <w:u w:val="single"/>
         </w:rPr>
-        <w:hyperlink r:id="rId25" w:history="1">
+        <w:hyperlink r:id="rId23" w:history="1">
           <w:r>
             <w:rPr>
               <w:rStyle w:val="Hyperlink"/>
@@ -3971,7 +4088,7 @@
           <w:sz w:val="24"/>
           <w:u w:val="single"/>
         </w:rPr>
-        <w:hyperlink r:id="rId25" w:history="1">
+        <w:hyperlink r:id="rId23" w:history="1">
           <w:r>
             <w:rPr>
               <w:rStyle w:val="Hyperlink"/>
@@ -3989,7 +4106,7 @@
           <w:sz w:val="24"/>
           <w:u w:val="single"/>
         </w:rPr>
-        <w:hyperlink r:id="rId25" w:history="1">
+        <w:hyperlink r:id="rId23" w:history="1">
           <w:r>
             <w:rPr>
               <w:rStyle w:val="Hyperlink"/>
@@ -4010,7 +4127,7 @@
           <w:sz w:val="24"/>
           <w:u w:val="single"/>
         </w:rPr>
-        <w:hyperlink r:id="rId25" w:history="1">
+        <w:hyperlink r:id="rId23" w:history="1">
           <w:r>
             <w:rPr>
               <w:rStyle w:val="Hyperlink"/>
@@ -4028,7 +4145,7 @@
           <w:sz w:val="24"/>
           <w:u w:val="single"/>
         </w:rPr>
-        <w:hyperlink r:id="rId25" w:history="1">
+        <w:hyperlink r:id="rId23" w:history="1">
           <w:r>
             <w:rPr>
               <w:rStyle w:val="Hyperlink"/>
@@ -4046,7 +4163,7 @@
           <w:sz w:val="24"/>
           <w:u w:val="single"/>
         </w:rPr>
-        <w:hyperlink r:id="rId25" w:history="1">
+        <w:hyperlink r:id="rId23" w:history="1">
           <w:r>
             <w:rPr>
               <w:rStyle w:val="Hyperlink"/>
@@ -4064,7 +4181,7 @@
           <w:sz w:val="24"/>
           <w:u w:val="single"/>
         </w:rPr>
-        <w:hyperlink r:id="rId25" w:history="1">
+        <w:hyperlink r:id="rId23" w:history="1">
           <w:r>
             <w:rPr>
               <w:rStyle w:val="Hyperlink"/>
@@ -4082,7 +4199,7 @@
           <w:sz w:val="24"/>
           <w:u w:val="single"/>
         </w:rPr>
-        <w:hyperlink r:id="rId25" w:history="1">
+        <w:hyperlink r:id="rId23" w:history="1">
           <w:r>
             <w:rPr>
               <w:rStyle w:val="Hyperlink"/>
@@ -4100,7 +4217,7 @@
           <w:sz w:val="24"/>
           <w:u w:val="single"/>
         </w:rPr>
-        <w:hyperlink r:id="rId25" w:history="1">
+        <w:hyperlink r:id="rId23" w:history="1">
           <w:r>
             <w:rPr>
               <w:rStyle w:val="Hyperlink"/>
@@ -4128,7 +4245,7 @@
           <w:sz w:val="24"/>
           <w:u w:val="single"/>
         </w:rPr>
-        <w:hyperlink r:id="rId26" w:history="1">
+        <w:hyperlink r:id="rId24" w:history="1">
           <w:r>
             <w:rPr>
               <w:rStyle w:val="Hyperlink"/>
@@ -4175,7 +4292,7 @@
           <w:sz w:val="24"/>
           <w:u w:val="single"/>
         </w:rPr>
-        <w:hyperlink r:id="rId26" w:history="1">
+        <w:hyperlink r:id="rId24" w:history="1">
           <w:r>
             <w:rPr>
               <w:rStyle w:val="Hyperlink"/>
@@ -4283,7 +4400,7 @@
           <w:sz w:val="24"/>
           <w:u w:val="single"/>
         </w:rPr>
-        <w:hyperlink r:id="rId27" w:history="1">
+        <w:hyperlink r:id="rId25" w:history="1">
           <w:r>
             <w:rPr>
               <w:rStyle w:val="Hyperlink"/>
@@ -4301,7 +4418,7 @@
           <w:sz w:val="24"/>
           <w:u w:val="single"/>
         </w:rPr>
-        <w:hyperlink r:id="rId27" w:history="1">
+        <w:hyperlink r:id="rId25" w:history="1">
           <w:r>
             <w:rPr>
               <w:rStyle w:val="Hyperlink"/>
@@ -4319,7 +4436,7 @@
           <w:sz w:val="24"/>
           <w:u w:val="single"/>
         </w:rPr>
-        <w:hyperlink r:id="rId27" w:history="1">
+        <w:hyperlink r:id="rId25" w:history="1">
           <w:r>
             <w:rPr>
               <w:rStyle w:val="Hyperlink"/>
@@ -4337,7 +4454,7 @@
           <w:sz w:val="24"/>
           <w:u w:val="single"/>
         </w:rPr>
-        <w:hyperlink r:id="rId27" w:history="1">
+        <w:hyperlink r:id="rId25" w:history="1">
           <w:r>
             <w:rPr>
               <w:rStyle w:val="Hyperlink"/>
@@ -4365,7 +4482,7 @@
           <w:sz w:val="24"/>
           <w:u w:val="single"/>
         </w:rPr>
-        <w:hyperlink r:id="rId27" w:history="1">
+        <w:hyperlink r:id="rId26" w:history="1">
           <w:r>
             <w:rPr>
               <w:rStyle w:val="Hyperlink"/>
@@ -4383,7 +4500,7 @@
           <w:sz w:val="24"/>
           <w:u w:val="single"/>
         </w:rPr>
-        <w:hyperlink r:id="rId28" w:history="1">
+        <w:hyperlink r:id="rId26" w:history="1">
           <w:r>
             <w:rPr>
               <w:rStyle w:val="Hyperlink"/>
@@ -4412,7 +4529,7 @@
           <w:sz w:val="24"/>
           <w:u w:val="single"/>
         </w:rPr>
-        <w:hyperlink r:id="rId28" w:history="1">
+        <w:hyperlink r:id="rId25" w:history="1">
           <w:r>
             <w:rPr>
               <w:rStyle w:val="Hyperlink"/>

--- a/EXPORTS/DOCX/published/niveau3/Dutch/EMArtis.docx
+++ b/EXPORTS/DOCX/published/niveau3/Dutch/EMArtis.docx
@@ -1042,6 +1042,7 @@
       </w:r>
       <w:r>
         <w:rPr>
+          <w:u w:val="single" w:color="0000ff"/>
           <w:rFonts w:ascii="Charis SIL Regular" w:hAnsi="Charis SIL Regular" w:eastAsia="Charis SIL Regular"/>
           <w:b w:val="0"/>
           <w:i w:val="0"/>
@@ -1463,32 +1464,13 @@
       </w:r>
       <w:r>
         <w:rPr>
-          <w:u w:val="single" w:color="0000ff"/>
           <w:rFonts w:ascii="Charis SIL Regular" w:hAnsi="Charis SIL Regular" w:eastAsia="Charis SIL Regular"/>
           <w:b w:val="0"/>
           <w:i w:val="0"/>
           <w:color w:val="000000"/>
           <w:sz w:val="24"/>
         </w:rPr>
-        <w:hyperlink r:id="rId14" w:history="1">
-          <w:r>
-            <w:rPr>
-              <w:rStyle w:val="Hyperlink"/>
-            </w:rPr>
-            <w:t>met de naa</w:t>
-          </w:r>
-        </w:hyperlink>
-      </w:r>
-      <w:r>
-        <w:rPr>
-          <w:u w:val="single" w:color="0000ff"/>
-          <w:rFonts w:ascii="Charis SIL Regular" w:hAnsi="Charis SIL Regular" w:eastAsia="Charis SIL Regular"/>
-          <w:b w:val="0"/>
-          <w:i w:val="0"/>
-          <w:color w:val="000000"/>
-          <w:sz w:val="24"/>
-        </w:rPr>
-        <w:t>m</w:t>
+        <w:t>met de naam</w:t>
       </w:r>
       <w:r>
         <w:rPr>
@@ -2081,47 +2063,7 @@
           <w:color w:val="000000"/>
           <w:sz w:val="24"/>
         </w:rPr>
-        <w:t>7851-7858 (welke nog berusten b</w:t>
-      </w:r>
-      <w:r>
-        <w:rPr>
-          <w:u w:val="single" w:color="0000ff"/>
-          <w:rFonts w:ascii="Charis SIL Regular" w:hAnsi="Charis SIL Regular" w:eastAsia="Charis SIL Regular"/>
-          <w:b w:val="0"/>
-          <w:i w:val="0"/>
-          <w:color w:val="000000"/>
-          <w:sz w:val="24"/>
-        </w:rPr>
-        <w:t>i</w:t>
-      </w:r>
-      <w:r>
-        <w:rPr>
-          <w:u w:val="single" w:color="0000ff"/>
-          <w:rFonts w:ascii="Charis SIL Regular" w:hAnsi="Charis SIL Regular" w:eastAsia="Charis SIL Regular"/>
-          <w:b w:val="0"/>
-          <w:i w:val="0"/>
-          <w:color w:val="000000"/>
-          <w:sz w:val="24"/>
-        </w:rPr>
-        <w:hyperlink r:id="rId17" w:history="1">
-          <w:r>
-            <w:rPr>
-              <w:rStyle w:val="Hyperlink"/>
-            </w:rPr>
-            <w:t>j het Kon</w:t>
-          </w:r>
-        </w:hyperlink>
-      </w:r>
-      <w:r>
-        <w:rPr>
-          <w:u w:val="single" w:color="0000ff"/>
-          <w:rFonts w:ascii="Charis SIL Regular" w:hAnsi="Charis SIL Regular" w:eastAsia="Charis SIL Regular"/>
-          <w:b w:val="0"/>
-          <w:i w:val="0"/>
-          <w:color w:val="000000"/>
-          <w:sz w:val="24"/>
-        </w:rPr>
-        <w:t>i</w:t>
+        <w:t>7851-7858 (welke nog berusten bij het Koni</w:t>
       </w:r>
       <w:r>
         <w:rPr>
@@ -3624,6 +3566,7 @@
       </w:r>
       <w:r>
         <w:rPr>
+          <w:u w:val="single" w:color="0000ff"/>
           <w:rFonts w:ascii="Charis SIL Regular" w:hAnsi="Charis SIL Regular" w:eastAsia="Charis SIL Regular"/>
           <w:b w:val="0"/>
           <w:i w:val="0"/>
@@ -3648,7 +3591,7 @@
           <w:sz w:val="24"/>
           <w:u w:val="single"/>
         </w:rPr>
-        <w:hyperlink r:id="rId20" w:history="1">
+        <w:hyperlink r:id="rId21" w:history="1">
           <w:r>
             <w:rPr>
               <w:rStyle w:val="Hyperlink"/>
@@ -4500,7 +4443,7 @@
           <w:sz w:val="24"/>
           <w:u w:val="single"/>
         </w:rPr>
-        <w:hyperlink r:id="rId26" w:history="1">
+        <w:hyperlink r:id="rId25" w:history="1">
           <w:r>
             <w:rPr>
               <w:rStyle w:val="Hyperlink"/>

--- a/EXPORTS/DOCX/published/niveau3/Dutch/EMArtis.docx
+++ b/EXPORTS/DOCX/published/niveau3/Dutch/EMArtis.docx
@@ -1019,55 +1019,30 @@
             <w:rPr>
               <w:rStyle w:val="Hyperlink"/>
             </w:rPr>
-            <w:t xml:space="preserve"> het Etnografi</w:t>
+            <w:t xml:space="preserve"> het Etnografis</w:t>
           </w:r>
         </w:hyperlink>
       </w:r>
       <w:r>
         <w:rPr>
+          <w:u w:val="single" w:color="0000ff"/>
           <w:rFonts w:ascii="Charis SIL Regular" w:hAnsi="Charis SIL Regular" w:eastAsia="Charis SIL Regular"/>
           <w:b w:val="0"/>
           <w:i w:val="0"/>
           <w:color w:val="000000"/>
           <w:sz w:val="24"/>
         </w:rPr>
-        <w:hyperlink r:id="rId12" w:history="1">
-          <w:r>
-            <w:rPr>
-              <w:rStyle w:val="Hyperlink"/>
-            </w:rPr>
-            <w:t>s</w:t>
-          </w:r>
-        </w:hyperlink>
-      </w:r>
-      <w:r>
-        <w:rPr>
-          <w:u w:val="single" w:color="0000ff"/>
+        <w:t>c</w:t>
+      </w:r>
+      <w:r>
+        <w:rPr>
           <w:rFonts w:ascii="Charis SIL Regular" w:hAnsi="Charis SIL Regular" w:eastAsia="Charis SIL Regular"/>
           <w:b w:val="0"/>
           <w:i w:val="0"/>
           <w:color w:val="000000"/>
           <w:sz w:val="24"/>
         </w:rPr>
-        <w:t>c</w:t>
-      </w:r>
-      <w:r>
-        <w:rPr>
-          <w:u w:val="single" w:color="0000ff"/>
-          <w:rFonts w:ascii="Charis SIL Regular" w:hAnsi="Charis SIL Regular" w:eastAsia="Charis SIL Regular"/>
-          <w:b w:val="0"/>
-          <w:i w:val="0"/>
-          <w:color w:val="000000"/>
-          <w:sz w:val="24"/>
-        </w:rPr>
-        <w:hyperlink r:id="rId12" w:history="1">
-          <w:r>
-            <w:rPr>
-              <w:rStyle w:val="Hyperlink"/>
-            </w:rPr>
-            <w:t>h</w:t>
-          </w:r>
-        </w:hyperlink>
+        <w:t>h</w:t>
       </w:r>
       <w:r>
         <w:rPr>
@@ -1464,13 +1439,32 @@
       </w:r>
       <w:r>
         <w:rPr>
+          <w:u w:val="single" w:color="0000ff"/>
           <w:rFonts w:ascii="Charis SIL Regular" w:hAnsi="Charis SIL Regular" w:eastAsia="Charis SIL Regular"/>
           <w:b w:val="0"/>
           <w:i w:val="0"/>
           <w:color w:val="000000"/>
           <w:sz w:val="24"/>
         </w:rPr>
-        <w:t>met de naam</w:t>
+        <w:hyperlink r:id="rId14" w:history="1">
+          <w:r>
+            <w:rPr>
+              <w:rStyle w:val="Hyperlink"/>
+            </w:rPr>
+            <w:t>met de naa</w:t>
+          </w:r>
+        </w:hyperlink>
+      </w:r>
+      <w:r>
+        <w:rPr>
+          <w:u w:val="single" w:color="0000ff"/>
+          <w:rFonts w:ascii="Charis SIL Regular" w:hAnsi="Charis SIL Regular" w:eastAsia="Charis SIL Regular"/>
+          <w:b w:val="0"/>
+          <w:i w:val="0"/>
+          <w:color w:val="000000"/>
+          <w:sz w:val="24"/>
+        </w:rPr>
+        <w:t>m</w:t>
       </w:r>
       <w:r>
         <w:rPr>
@@ -3573,14 +3567,7 @@
           <w:color w:val="000000"/>
           <w:sz w:val="24"/>
         </w:rPr>
-        <w:hyperlink r:id="rId20" w:history="1">
-          <w:r>
-            <w:rPr>
-              <w:rStyle w:val="Hyperlink"/>
-            </w:rPr>
-            <w:t xml:space="preserve">, </w:t>
-          </w:r>
-        </w:hyperlink>
+        <w:t xml:space="preserve">, </w:t>
       </w:r>
       <w:r>
         <w:rPr>
@@ -4472,7 +4459,7 @@
           <w:sz w:val="24"/>
           <w:u w:val="single"/>
         </w:rPr>
-        <w:hyperlink r:id="rId25" w:history="1">
+        <w:hyperlink r:id="rId26" w:history="1">
           <w:r>
             <w:rPr>
               <w:rStyle w:val="Hyperlink"/>

--- a/EXPORTS/DOCX/published/niveau3/Dutch/EMArtis.docx
+++ b/EXPORTS/DOCX/published/niveau3/Dutch/EMArtis.docx
@@ -1019,12 +1019,39 @@
             <w:rPr>
               <w:rStyle w:val="Hyperlink"/>
             </w:rPr>
-            <w:t xml:space="preserve"> het Etnografis</w:t>
+            <w:t xml:space="preserve"> het Etnografi</w:t>
           </w:r>
         </w:hyperlink>
       </w:r>
       <w:r>
         <w:rPr>
+          <w:rFonts w:ascii="Charis SIL Regular" w:hAnsi="Charis SIL Regular" w:eastAsia="Charis SIL Regular"/>
+          <w:b w:val="0"/>
+          <w:i w:val="0"/>
+          <w:color w:val="000000"/>
+          <w:sz w:val="24"/>
+        </w:rPr>
+        <w:hyperlink r:id="rId12" w:history="1">
+          <w:r>
+            <w:rPr>
+              <w:rStyle w:val="Hyperlink"/>
+            </w:rPr>
+            <w:t>s</w:t>
+          </w:r>
+        </w:hyperlink>
+      </w:r>
+      <w:r>
+        <w:rPr>
+          <w:rFonts w:ascii="Charis SIL Regular" w:hAnsi="Charis SIL Regular" w:eastAsia="Charis SIL Regular"/>
+          <w:b w:val="0"/>
+          <w:i w:val="0"/>
+          <w:color w:val="000000"/>
+          <w:sz w:val="24"/>
+        </w:rPr>
+        <w:t>c</w:t>
+      </w:r>
+      <w:r>
+        <w:rPr>
           <w:u w:val="single" w:color="0000ff"/>
           <w:rFonts w:ascii="Charis SIL Regular" w:hAnsi="Charis SIL Regular" w:eastAsia="Charis SIL Regular"/>
           <w:b w:val="0"/>
@@ -1032,17 +1059,14 @@
           <w:color w:val="000000"/>
           <w:sz w:val="24"/>
         </w:rPr>
-        <w:t>c</w:t>
-      </w:r>
-      <w:r>
-        <w:rPr>
-          <w:rFonts w:ascii="Charis SIL Regular" w:hAnsi="Charis SIL Regular" w:eastAsia="Charis SIL Regular"/>
-          <w:b w:val="0"/>
-          <w:i w:val="0"/>
-          <w:color w:val="000000"/>
-          <w:sz w:val="24"/>
-        </w:rPr>
-        <w:t>h</w:t>
+        <w:hyperlink r:id="rId12" w:history="1">
+          <w:r>
+            <w:rPr>
+              <w:rStyle w:val="Hyperlink"/>
+            </w:rPr>
+            <w:t>h</w:t>
+          </w:r>
+        </w:hyperlink>
       </w:r>
       <w:r>
         <w:rPr>
@@ -1401,14 +1425,7 @@
           <w:color w:val="000000"/>
           <w:sz w:val="24"/>
         </w:rPr>
-        <w:hyperlink r:id="rId14" w:history="1">
-          <w:r>
-            <w:rPr>
-              <w:rStyle w:val="Hyperlink"/>
-            </w:rPr>
-            <w:t>seum Ar</w:t>
-          </w:r>
-        </w:hyperlink>
+        <w:t>seum Ar</w:t>
       </w:r>
       <w:r>
         <w:rPr>
@@ -2057,7 +2074,47 @@
           <w:color w:val="000000"/>
           <w:sz w:val="24"/>
         </w:rPr>
-        <w:t>7851-7858 (welke nog berusten bij het Koni</w:t>
+        <w:t>7851-7858 (welke nog berusten b</w:t>
+      </w:r>
+      <w:r>
+        <w:rPr>
+          <w:u w:val="single" w:color="0000ff"/>
+          <w:rFonts w:ascii="Charis SIL Regular" w:hAnsi="Charis SIL Regular" w:eastAsia="Charis SIL Regular"/>
+          <w:b w:val="0"/>
+          <w:i w:val="0"/>
+          <w:color w:val="000000"/>
+          <w:sz w:val="24"/>
+        </w:rPr>
+        <w:t>i</w:t>
+      </w:r>
+      <w:r>
+        <w:rPr>
+          <w:u w:val="single" w:color="0000ff"/>
+          <w:rFonts w:ascii="Charis SIL Regular" w:hAnsi="Charis SIL Regular" w:eastAsia="Charis SIL Regular"/>
+          <w:b w:val="0"/>
+          <w:i w:val="0"/>
+          <w:color w:val="000000"/>
+          <w:sz w:val="24"/>
+        </w:rPr>
+        <w:hyperlink r:id="rId17" w:history="1">
+          <w:r>
+            <w:rPr>
+              <w:rStyle w:val="Hyperlink"/>
+            </w:rPr>
+            <w:t>j het Kon</w:t>
+          </w:r>
+        </w:hyperlink>
+      </w:r>
+      <w:r>
+        <w:rPr>
+          <w:u w:val="single" w:color="0000ff"/>
+          <w:rFonts w:ascii="Charis SIL Regular" w:hAnsi="Charis SIL Regular" w:eastAsia="Charis SIL Regular"/>
+          <w:b w:val="0"/>
+          <w:i w:val="0"/>
+          <w:color w:val="000000"/>
+          <w:sz w:val="24"/>
+        </w:rPr>
+        <w:t>i</w:t>
       </w:r>
       <w:r>
         <w:rPr>
@@ -3502,7 +3559,7 @@
           <w:sz w:val="24"/>
           <w:u w:val="single"/>
         </w:rPr>
-        <w:hyperlink r:id="rId20" w:history="1">
+        <w:hyperlink r:id="rId21" w:history="1">
           <w:r>
             <w:rPr>
               <w:rStyle w:val="Hyperlink"/>
@@ -3560,14 +3617,20 @@
       </w:r>
       <w:r>
         <w:rPr>
-          <w:u w:val="single" w:color="0000ff"/>
           <w:rFonts w:ascii="Charis SIL Regular" w:hAnsi="Charis SIL Regular" w:eastAsia="Charis SIL Regular"/>
           <w:b w:val="0"/>
           <w:i w:val="0"/>
           <w:color w:val="000000"/>
           <w:sz w:val="24"/>
         </w:rPr>
-        <w:t xml:space="preserve">, </w:t>
+        <w:hyperlink r:id="rId20" w:history="1">
+          <w:r>
+            <w:rPr>
+              <w:rStyle w:val="Hyperlink"/>
+            </w:rPr>
+            <w:t xml:space="preserve">, </w:t>
+          </w:r>
+        </w:hyperlink>
       </w:r>
       <w:r>
         <w:rPr>
@@ -3578,7 +3641,7 @@
           <w:sz w:val="24"/>
           <w:u w:val="single"/>
         </w:rPr>
-        <w:hyperlink r:id="rId21" w:history="1">
+        <w:hyperlink r:id="rId20" w:history="1">
           <w:r>
             <w:rPr>
               <w:rStyle w:val="Hyperlink"/>
@@ -3607,7 +3670,7 @@
           <w:sz w:val="24"/>
           <w:u w:val="single"/>
         </w:rPr>
-        <w:hyperlink r:id="rId21" w:history="1">
+        <w:hyperlink r:id="rId20" w:history="1">
           <w:r>
             <w:rPr>
               <w:rStyle w:val="Hyperlink"/>
@@ -3807,7 +3870,7 @@
           <w:sz w:val="24"/>
           <w:u w:val="single"/>
         </w:rPr>
-        <w:hyperlink r:id="rId22" w:history="1">
+        <w:hyperlink r:id="rId23" w:history="1">
           <w:r>
             <w:rPr>
               <w:rStyle w:val="Hyperlink"/>
@@ -3825,7 +3888,7 @@
           <w:sz w:val="24"/>
           <w:u w:val="single"/>
         </w:rPr>
-        <w:hyperlink r:id="rId22" w:history="1">
+        <w:hyperlink r:id="rId23" w:history="1">
           <w:r>
             <w:rPr>
               <w:rStyle w:val="Hyperlink"/>
@@ -3854,7 +3917,7 @@
           <w:sz w:val="24"/>
           <w:u w:val="single"/>
         </w:rPr>
-        <w:hyperlink r:id="rId22" w:history="1">
+        <w:hyperlink r:id="rId23" w:history="1">
           <w:r>
             <w:rPr>
               <w:rStyle w:val="Hyperlink"/>
@@ -3982,7 +4045,7 @@
           <w:sz w:val="24"/>
           <w:u w:val="single"/>
         </w:rPr>
-        <w:hyperlink r:id="rId23" w:history="1">
+        <w:hyperlink r:id="rId24" w:history="1">
           <w:r>
             <w:rPr>
               <w:rStyle w:val="Hyperlink"/>
@@ -4000,7 +4063,7 @@
           <w:sz w:val="24"/>
           <w:u w:val="single"/>
         </w:rPr>
-        <w:hyperlink r:id="rId23" w:history="1">
+        <w:hyperlink r:id="rId24" w:history="1">
           <w:r>
             <w:rPr>
               <w:rStyle w:val="Hyperlink"/>
@@ -4018,7 +4081,7 @@
           <w:sz w:val="24"/>
           <w:u w:val="single"/>
         </w:rPr>
-        <w:hyperlink r:id="rId23" w:history="1">
+        <w:hyperlink r:id="rId24" w:history="1">
           <w:r>
             <w:rPr>
               <w:rStyle w:val="Hyperlink"/>
@@ -4036,7 +4099,7 @@
           <w:sz w:val="24"/>
           <w:u w:val="single"/>
         </w:rPr>
-        <w:hyperlink r:id="rId23" w:history="1">
+        <w:hyperlink r:id="rId24" w:history="1">
           <w:r>
             <w:rPr>
               <w:rStyle w:val="Hyperlink"/>
@@ -4057,7 +4120,7 @@
           <w:sz w:val="24"/>
           <w:u w:val="single"/>
         </w:rPr>
-        <w:hyperlink r:id="rId23" w:history="1">
+        <w:hyperlink r:id="rId24" w:history="1">
           <w:r>
             <w:rPr>
               <w:rStyle w:val="Hyperlink"/>
@@ -4075,7 +4138,7 @@
           <w:sz w:val="24"/>
           <w:u w:val="single"/>
         </w:rPr>
-        <w:hyperlink r:id="rId23" w:history="1">
+        <w:hyperlink r:id="rId24" w:history="1">
           <w:r>
             <w:rPr>
               <w:rStyle w:val="Hyperlink"/>
@@ -4093,7 +4156,7 @@
           <w:sz w:val="24"/>
           <w:u w:val="single"/>
         </w:rPr>
-        <w:hyperlink r:id="rId23" w:history="1">
+        <w:hyperlink r:id="rId24" w:history="1">
           <w:r>
             <w:rPr>
               <w:rStyle w:val="Hyperlink"/>
@@ -4111,7 +4174,7 @@
           <w:sz w:val="24"/>
           <w:u w:val="single"/>
         </w:rPr>
-        <w:hyperlink r:id="rId23" w:history="1">
+        <w:hyperlink r:id="rId24" w:history="1">
           <w:r>
             <w:rPr>
               <w:rStyle w:val="Hyperlink"/>
@@ -4129,7 +4192,7 @@
           <w:sz w:val="24"/>
           <w:u w:val="single"/>
         </w:rPr>
-        <w:hyperlink r:id="rId23" w:history="1">
+        <w:hyperlink r:id="rId24" w:history="1">
           <w:r>
             <w:rPr>
               <w:rStyle w:val="Hyperlink"/>
@@ -4147,7 +4210,7 @@
           <w:sz w:val="24"/>
           <w:u w:val="single"/>
         </w:rPr>
-        <w:hyperlink r:id="rId23" w:history="1">
+        <w:hyperlink r:id="rId24" w:history="1">
           <w:r>
             <w:rPr>
               <w:rStyle w:val="Hyperlink"/>
@@ -4175,7 +4238,7 @@
           <w:sz w:val="24"/>
           <w:u w:val="single"/>
         </w:rPr>
-        <w:hyperlink r:id="rId24" w:history="1">
+        <w:hyperlink r:id="rId25" w:history="1">
           <w:r>
             <w:rPr>
               <w:rStyle w:val="Hyperlink"/>
@@ -4222,7 +4285,7 @@
           <w:sz w:val="24"/>
           <w:u w:val="single"/>
         </w:rPr>
-        <w:hyperlink r:id="rId24" w:history="1">
+        <w:hyperlink r:id="rId25" w:history="1">
           <w:r>
             <w:rPr>
               <w:rStyle w:val="Hyperlink"/>
@@ -4330,7 +4393,7 @@
           <w:sz w:val="24"/>
           <w:u w:val="single"/>
         </w:rPr>
-        <w:hyperlink r:id="rId25" w:history="1">
+        <w:hyperlink r:id="rId26" w:history="1">
           <w:r>
             <w:rPr>
               <w:rStyle w:val="Hyperlink"/>
@@ -4348,7 +4411,7 @@
           <w:sz w:val="24"/>
           <w:u w:val="single"/>
         </w:rPr>
-        <w:hyperlink r:id="rId25" w:history="1">
+        <w:hyperlink r:id="rId26" w:history="1">
           <w:r>
             <w:rPr>
               <w:rStyle w:val="Hyperlink"/>
@@ -4366,7 +4429,7 @@
           <w:sz w:val="24"/>
           <w:u w:val="single"/>
         </w:rPr>
-        <w:hyperlink r:id="rId25" w:history="1">
+        <w:hyperlink r:id="rId26" w:history="1">
           <w:r>
             <w:rPr>
               <w:rStyle w:val="Hyperlink"/>
@@ -4384,7 +4447,7 @@
           <w:sz w:val="24"/>
           <w:u w:val="single"/>
         </w:rPr>
-        <w:hyperlink r:id="rId25" w:history="1">
+        <w:hyperlink r:id="rId26" w:history="1">
           <w:r>
             <w:rPr>
               <w:rStyle w:val="Hyperlink"/>
@@ -4412,7 +4475,7 @@
           <w:sz w:val="24"/>
           <w:u w:val="single"/>
         </w:rPr>
-        <w:hyperlink r:id="rId26" w:history="1">
+        <w:hyperlink r:id="rId27" w:history="1">
           <w:r>
             <w:rPr>
               <w:rStyle w:val="Hyperlink"/>
@@ -4430,7 +4493,7 @@
           <w:sz w:val="24"/>
           <w:u w:val="single"/>
         </w:rPr>
-        <w:hyperlink r:id="rId25" w:history="1">
+        <w:hyperlink r:id="rId26" w:history="1">
           <w:r>
             <w:rPr>
               <w:rStyle w:val="Hyperlink"/>

--- a/EXPORTS/DOCX/published/niveau3/Dutch/EMArtis.docx
+++ b/EXPORTS/DOCX/published/niveau3/Dutch/EMArtis.docx
@@ -1019,29 +1019,13 @@
             <w:rPr>
               <w:rStyle w:val="Hyperlink"/>
             </w:rPr>
-            <w:t xml:space="preserve"> het Etnografi</w:t>
+            <w:t xml:space="preserve"> het Etnografis</w:t>
           </w:r>
         </w:hyperlink>
       </w:r>
       <w:r>
         <w:rPr>
-          <w:rFonts w:ascii="Charis SIL Regular" w:hAnsi="Charis SIL Regular" w:eastAsia="Charis SIL Regular"/>
-          <w:b w:val="0"/>
-          <w:i w:val="0"/>
-          <w:color w:val="000000"/>
-          <w:sz w:val="24"/>
-        </w:rPr>
-        <w:hyperlink r:id="rId12" w:history="1">
-          <w:r>
-            <w:rPr>
-              <w:rStyle w:val="Hyperlink"/>
-            </w:rPr>
-            <w:t>s</w:t>
-          </w:r>
-        </w:hyperlink>
-      </w:r>
-      <w:r>
-        <w:rPr>
+          <w:u w:val="single" w:color="0000ff"/>
           <w:rFonts w:ascii="Charis SIL Regular" w:hAnsi="Charis SIL Regular" w:eastAsia="Charis SIL Regular"/>
           <w:b w:val="0"/>
           <w:i w:val="0"/>
@@ -1082,7 +1066,7 @@
             <w:rPr>
               <w:rStyle w:val="Hyperlink"/>
             </w:rPr>
-            <w:t xml:space="preserve"> Museum A</w:t>
+            <w:t xml:space="preserve"> Museum </w:t>
           </w:r>
         </w:hyperlink>
       </w:r>
@@ -1094,7 +1078,7 @@
           <w:color w:val="000000"/>
           <w:sz w:val="24"/>
         </w:rPr>
-        <w:t xml:space="preserve">rtis een </w:t>
+        <w:t xml:space="preserve">Artis een </w:t>
       </w:r>
       <w:r>
         <w:rPr>
@@ -1425,7 +1409,14 @@
           <w:color w:val="000000"/>
           <w:sz w:val="24"/>
         </w:rPr>
-        <w:t>seum Ar</w:t>
+        <w:hyperlink r:id="rId14" w:history="1">
+          <w:r>
+            <w:rPr>
+              <w:rStyle w:val="Hyperlink"/>
+            </w:rPr>
+            <w:t>seum Ar</w:t>
+          </w:r>
+        </w:hyperlink>
       </w:r>
       <w:r>
         <w:rPr>
@@ -1474,7 +1465,6 @@
       </w:r>
       <w:r>
         <w:rPr>
-          <w:u w:val="single" w:color="0000ff"/>
           <w:rFonts w:ascii="Charis SIL Regular" w:hAnsi="Charis SIL Regular" w:eastAsia="Charis SIL Regular"/>
           <w:b w:val="0"/>
           <w:i w:val="0"/>
@@ -3559,7 +3549,7 @@
           <w:sz w:val="24"/>
           <w:u w:val="single"/>
         </w:rPr>
-        <w:hyperlink r:id="rId21" w:history="1">
+        <w:hyperlink r:id="rId20" w:history="1">
           <w:r>
             <w:rPr>
               <w:rStyle w:val="Hyperlink"/>
@@ -3670,7 +3660,7 @@
           <w:sz w:val="24"/>
           <w:u w:val="single"/>
         </w:rPr>
-        <w:hyperlink r:id="rId20" w:history="1">
+        <w:hyperlink r:id="rId21" w:history="1">
           <w:r>
             <w:rPr>
               <w:rStyle w:val="Hyperlink"/>
@@ -3870,7 +3860,7 @@
           <w:sz w:val="24"/>
           <w:u w:val="single"/>
         </w:rPr>
-        <w:hyperlink r:id="rId23" w:history="1">
+        <w:hyperlink r:id="rId22" w:history="1">
           <w:r>
             <w:rPr>
               <w:rStyle w:val="Hyperlink"/>
@@ -3888,7 +3878,7 @@
           <w:sz w:val="24"/>
           <w:u w:val="single"/>
         </w:rPr>
-        <w:hyperlink r:id="rId23" w:history="1">
+        <w:hyperlink r:id="rId22" w:history="1">
           <w:r>
             <w:rPr>
               <w:rStyle w:val="Hyperlink"/>
@@ -3917,7 +3907,7 @@
           <w:sz w:val="24"/>
           <w:u w:val="single"/>
         </w:rPr>
-        <w:hyperlink r:id="rId23" w:history="1">
+        <w:hyperlink r:id="rId22" w:history="1">
           <w:r>
             <w:rPr>
               <w:rStyle w:val="Hyperlink"/>
@@ -4045,7 +4035,7 @@
           <w:sz w:val="24"/>
           <w:u w:val="single"/>
         </w:rPr>
-        <w:hyperlink r:id="rId24" w:history="1">
+        <w:hyperlink r:id="rId23" w:history="1">
           <w:r>
             <w:rPr>
               <w:rStyle w:val="Hyperlink"/>
@@ -4063,7 +4053,7 @@
           <w:sz w:val="24"/>
           <w:u w:val="single"/>
         </w:rPr>
-        <w:hyperlink r:id="rId24" w:history="1">
+        <w:hyperlink r:id="rId23" w:history="1">
           <w:r>
             <w:rPr>
               <w:rStyle w:val="Hyperlink"/>
@@ -4081,7 +4071,7 @@
           <w:sz w:val="24"/>
           <w:u w:val="single"/>
         </w:rPr>
-        <w:hyperlink r:id="rId24" w:history="1">
+        <w:hyperlink r:id="rId23" w:history="1">
           <w:r>
             <w:rPr>
               <w:rStyle w:val="Hyperlink"/>
@@ -4099,7 +4089,7 @@
           <w:sz w:val="24"/>
           <w:u w:val="single"/>
         </w:rPr>
-        <w:hyperlink r:id="rId24" w:history="1">
+        <w:hyperlink r:id="rId23" w:history="1">
           <w:r>
             <w:rPr>
               <w:rStyle w:val="Hyperlink"/>
@@ -4120,7 +4110,7 @@
           <w:sz w:val="24"/>
           <w:u w:val="single"/>
         </w:rPr>
-        <w:hyperlink r:id="rId24" w:history="1">
+        <w:hyperlink r:id="rId23" w:history="1">
           <w:r>
             <w:rPr>
               <w:rStyle w:val="Hyperlink"/>
@@ -4138,7 +4128,7 @@
           <w:sz w:val="24"/>
           <w:u w:val="single"/>
         </w:rPr>
-        <w:hyperlink r:id="rId24" w:history="1">
+        <w:hyperlink r:id="rId23" w:history="1">
           <w:r>
             <w:rPr>
               <w:rStyle w:val="Hyperlink"/>
@@ -4156,7 +4146,7 @@
           <w:sz w:val="24"/>
           <w:u w:val="single"/>
         </w:rPr>
-        <w:hyperlink r:id="rId24" w:history="1">
+        <w:hyperlink r:id="rId23" w:history="1">
           <w:r>
             <w:rPr>
               <w:rStyle w:val="Hyperlink"/>
@@ -4174,7 +4164,7 @@
           <w:sz w:val="24"/>
           <w:u w:val="single"/>
         </w:rPr>
-        <w:hyperlink r:id="rId24" w:history="1">
+        <w:hyperlink r:id="rId23" w:history="1">
           <w:r>
             <w:rPr>
               <w:rStyle w:val="Hyperlink"/>
@@ -4192,7 +4182,7 @@
           <w:sz w:val="24"/>
           <w:u w:val="single"/>
         </w:rPr>
-        <w:hyperlink r:id="rId24" w:history="1">
+        <w:hyperlink r:id="rId23" w:history="1">
           <w:r>
             <w:rPr>
               <w:rStyle w:val="Hyperlink"/>
@@ -4210,7 +4200,7 @@
           <w:sz w:val="24"/>
           <w:u w:val="single"/>
         </w:rPr>
-        <w:hyperlink r:id="rId24" w:history="1">
+        <w:hyperlink r:id="rId23" w:history="1">
           <w:r>
             <w:rPr>
               <w:rStyle w:val="Hyperlink"/>
@@ -4238,7 +4228,7 @@
           <w:sz w:val="24"/>
           <w:u w:val="single"/>
         </w:rPr>
-        <w:hyperlink r:id="rId25" w:history="1">
+        <w:hyperlink r:id="rId24" w:history="1">
           <w:r>
             <w:rPr>
               <w:rStyle w:val="Hyperlink"/>
@@ -4285,7 +4275,7 @@
           <w:sz w:val="24"/>
           <w:u w:val="single"/>
         </w:rPr>
-        <w:hyperlink r:id="rId25" w:history="1">
+        <w:hyperlink r:id="rId24" w:history="1">
           <w:r>
             <w:rPr>
               <w:rStyle w:val="Hyperlink"/>
@@ -4393,7 +4383,7 @@
           <w:sz w:val="24"/>
           <w:u w:val="single"/>
         </w:rPr>
-        <w:hyperlink r:id="rId26" w:history="1">
+        <w:hyperlink r:id="rId25" w:history="1">
           <w:r>
             <w:rPr>
               <w:rStyle w:val="Hyperlink"/>
@@ -4411,7 +4401,7 @@
           <w:sz w:val="24"/>
           <w:u w:val="single"/>
         </w:rPr>
-        <w:hyperlink r:id="rId26" w:history="1">
+        <w:hyperlink r:id="rId25" w:history="1">
           <w:r>
             <w:rPr>
               <w:rStyle w:val="Hyperlink"/>
@@ -4429,7 +4419,7 @@
           <w:sz w:val="24"/>
           <w:u w:val="single"/>
         </w:rPr>
-        <w:hyperlink r:id="rId26" w:history="1">
+        <w:hyperlink r:id="rId25" w:history="1">
           <w:r>
             <w:rPr>
               <w:rStyle w:val="Hyperlink"/>
@@ -4447,7 +4437,7 @@
           <w:sz w:val="24"/>
           <w:u w:val="single"/>
         </w:rPr>
-        <w:hyperlink r:id="rId26" w:history="1">
+        <w:hyperlink r:id="rId25" w:history="1">
           <w:r>
             <w:rPr>
               <w:rStyle w:val="Hyperlink"/>
@@ -4475,7 +4465,7 @@
           <w:sz w:val="24"/>
           <w:u w:val="single"/>
         </w:rPr>
-        <w:hyperlink r:id="rId27" w:history="1">
+        <w:hyperlink r:id="rId26" w:history="1">
           <w:r>
             <w:rPr>
               <w:rStyle w:val="Hyperlink"/>

--- a/EXPORTS/DOCX/published/niveau3/Dutch/EMArtis.docx
+++ b/EXPORTS/DOCX/published/niveau3/Dutch/EMArtis.docx
@@ -1036,6 +1036,16 @@
       </w:r>
       <w:r>
         <w:rPr>
+          <w:rFonts w:ascii="Charis SIL Regular" w:hAnsi="Charis SIL Regular" w:eastAsia="Charis SIL Regular"/>
+          <w:b w:val="0"/>
+          <w:i w:val="0"/>
+          <w:color w:val="000000"/>
+          <w:sz w:val="24"/>
+        </w:rPr>
+        <w:t>h</w:t>
+      </w:r>
+      <w:r>
+        <w:rPr>
           <w:u w:val="single" w:color="0000ff"/>
           <w:rFonts w:ascii="Charis SIL Regular" w:hAnsi="Charis SIL Regular" w:eastAsia="Charis SIL Regular"/>
           <w:b w:val="0"/>
@@ -1048,37 +1058,19 @@
             <w:rPr>
               <w:rStyle w:val="Hyperlink"/>
             </w:rPr>
-            <w:t>h</w:t>
+            <w:t xml:space="preserve"> Museum A</w:t>
           </w:r>
         </w:hyperlink>
       </w:r>
       <w:r>
         <w:rPr>
-          <w:u w:val="single" w:color="0000ff"/>
           <w:rFonts w:ascii="Charis SIL Regular" w:hAnsi="Charis SIL Regular" w:eastAsia="Charis SIL Regular"/>
           <w:b w:val="0"/>
           <w:i w:val="0"/>
           <w:color w:val="000000"/>
           <w:sz w:val="24"/>
         </w:rPr>
-        <w:hyperlink r:id="rId12" w:history="1">
-          <w:r>
-            <w:rPr>
-              <w:rStyle w:val="Hyperlink"/>
-            </w:rPr>
-            <w:t xml:space="preserve"> Museum </w:t>
-          </w:r>
-        </w:hyperlink>
-      </w:r>
-      <w:r>
-        <w:rPr>
-          <w:rFonts w:ascii="Charis SIL Regular" w:hAnsi="Charis SIL Regular" w:eastAsia="Charis SIL Regular"/>
-          <w:b w:val="0"/>
-          <w:i w:val="0"/>
-          <w:color w:val="000000"/>
-          <w:sz w:val="24"/>
-        </w:rPr>
-        <w:t xml:space="preserve">Artis een </w:t>
+        <w:t xml:space="preserve">rtis een </w:t>
       </w:r>
       <w:r>
         <w:rPr>

--- a/EXPORTS/DOCX/published/niveau3/Dutch/EMArtis.docx
+++ b/EXPORTS/DOCX/published/niveau3/Dutch/EMArtis.docx
@@ -581,32 +581,7 @@
           <w:color w:val="000000"/>
           <w:sz w:val="24"/>
         </w:rPr>
-        <w:hyperlink r:id="rId10" w:history="1">
-          <w:r>
-            <w:rPr>
-              <w:rStyle w:val="Hyperlink"/>
-            </w:rPr>
-            <w:t>r</w:t>
-          </w:r>
-        </w:hyperlink>
-      </w:r>
-      <w:r>
-        <w:rPr>
-          <w:u w:val="single" w:color="0000ff"/>
-          <w:rFonts w:ascii="Charis SIL Regular" w:hAnsi="Charis SIL Regular" w:eastAsia="Charis SIL Regular"/>
-          <w:b w:val="0"/>
-          <w:i w:val="0"/>
-          <w:color w:val="000000"/>
-          <w:sz w:val="24"/>
-        </w:rPr>
-        <w:hyperlink r:id="rId10" w:history="1">
-          <w:r>
-            <w:rPr>
-              <w:rStyle w:val="Hyperlink"/>
-            </w:rPr>
-            <w:t>pen die werde</w:t>
-          </w:r>
-        </w:hyperlink>
+        <w:t>rpen die werde</w:t>
       </w:r>
       <w:r>
         <w:rPr>
@@ -1036,16 +1011,6 @@
       </w:r>
       <w:r>
         <w:rPr>
-          <w:rFonts w:ascii="Charis SIL Regular" w:hAnsi="Charis SIL Regular" w:eastAsia="Charis SIL Regular"/>
-          <w:b w:val="0"/>
-          <w:i w:val="0"/>
-          <w:color w:val="000000"/>
-          <w:sz w:val="24"/>
-        </w:rPr>
-        <w:t>h</w:t>
-      </w:r>
-      <w:r>
-        <w:rPr>
           <w:u w:val="single" w:color="0000ff"/>
           <w:rFonts w:ascii="Charis SIL Regular" w:hAnsi="Charis SIL Regular" w:eastAsia="Charis SIL Regular"/>
           <w:b w:val="0"/>
@@ -1058,19 +1023,37 @@
             <w:rPr>
               <w:rStyle w:val="Hyperlink"/>
             </w:rPr>
-            <w:t xml:space="preserve"> Museum A</w:t>
+            <w:t>h</w:t>
           </w:r>
         </w:hyperlink>
       </w:r>
       <w:r>
         <w:rPr>
+          <w:u w:val="single" w:color="0000ff"/>
           <w:rFonts w:ascii="Charis SIL Regular" w:hAnsi="Charis SIL Regular" w:eastAsia="Charis SIL Regular"/>
           <w:b w:val="0"/>
           <w:i w:val="0"/>
           <w:color w:val="000000"/>
           <w:sz w:val="24"/>
         </w:rPr>
-        <w:t xml:space="preserve">rtis een </w:t>
+        <w:hyperlink r:id="rId12" w:history="1">
+          <w:r>
+            <w:rPr>
+              <w:rStyle w:val="Hyperlink"/>
+            </w:rPr>
+            <w:t xml:space="preserve"> Museum </w:t>
+          </w:r>
+        </w:hyperlink>
+      </w:r>
+      <w:r>
+        <w:rPr>
+          <w:rFonts w:ascii="Charis SIL Regular" w:hAnsi="Charis SIL Regular" w:eastAsia="Charis SIL Regular"/>
+          <w:b w:val="0"/>
+          <w:i w:val="0"/>
+          <w:color w:val="000000"/>
+          <w:sz w:val="24"/>
+        </w:rPr>
+        <w:t xml:space="preserve">Artis een </w:t>
       </w:r>
       <w:r>
         <w:rPr>
@@ -1446,24 +1429,7 @@
           <w:color w:val="000000"/>
           <w:sz w:val="24"/>
         </w:rPr>
-        <w:hyperlink r:id="rId14" w:history="1">
-          <w:r>
-            <w:rPr>
-              <w:rStyle w:val="Hyperlink"/>
-            </w:rPr>
-            <w:t>met de naa</w:t>
-          </w:r>
-        </w:hyperlink>
-      </w:r>
-      <w:r>
-        <w:rPr>
-          <w:rFonts w:ascii="Charis SIL Regular" w:hAnsi="Charis SIL Regular" w:eastAsia="Charis SIL Regular"/>
-          <w:b w:val="0"/>
-          <w:i w:val="0"/>
-          <w:color w:val="000000"/>
-          <w:sz w:val="24"/>
-        </w:rPr>
-        <w:t>m</w:t>
+        <w:t>met de naam</w:t>
       </w:r>
       <w:r>
         <w:rPr>
@@ -3652,7 +3618,7 @@
           <w:sz w:val="24"/>
           <w:u w:val="single"/>
         </w:rPr>
-        <w:hyperlink r:id="rId21" w:history="1">
+        <w:hyperlink r:id="rId20" w:history="1">
           <w:r>
             <w:rPr>
               <w:rStyle w:val="Hyperlink"/>
@@ -3770,7 +3736,7 @@
           <w:sz w:val="24"/>
           <w:u w:val="single"/>
         </w:rPr>
-        <w:hyperlink r:id="rId22" w:history="1">
+        <w:hyperlink r:id="rId21" w:history="1">
           <w:r>
             <w:rPr>
               <w:rStyle w:val="Hyperlink"/>
@@ -3788,7 +3754,7 @@
           <w:sz w:val="24"/>
           <w:u w:val="single"/>
         </w:rPr>
-        <w:hyperlink r:id="rId22" w:history="1">
+        <w:hyperlink r:id="rId21" w:history="1">
           <w:r>
             <w:rPr>
               <w:rStyle w:val="Hyperlink"/>
@@ -3806,7 +3772,7 @@
           <w:sz w:val="24"/>
           <w:u w:val="single"/>
         </w:rPr>
-        <w:hyperlink r:id="rId22" w:history="1">
+        <w:hyperlink r:id="rId21" w:history="1">
           <w:r>
             <w:rPr>
               <w:rStyle w:val="Hyperlink"/>
@@ -3824,7 +3790,7 @@
           <w:sz w:val="24"/>
           <w:u w:val="single"/>
         </w:rPr>
-        <w:hyperlink r:id="rId22" w:history="1">
+        <w:hyperlink r:id="rId21" w:history="1">
           <w:r>
             <w:rPr>
               <w:rStyle w:val="Hyperlink"/>
@@ -3852,7 +3818,7 @@
           <w:sz w:val="24"/>
           <w:u w:val="single"/>
         </w:rPr>
-        <w:hyperlink r:id="rId22" w:history="1">
+        <w:hyperlink r:id="rId21" w:history="1">
           <w:r>
             <w:rPr>
               <w:rStyle w:val="Hyperlink"/>
@@ -3870,7 +3836,7 @@
           <w:sz w:val="24"/>
           <w:u w:val="single"/>
         </w:rPr>
-        <w:hyperlink r:id="rId22" w:history="1">
+        <w:hyperlink r:id="rId21" w:history="1">
           <w:r>
             <w:rPr>
               <w:rStyle w:val="Hyperlink"/>
@@ -3899,7 +3865,7 @@
           <w:sz w:val="24"/>
           <w:u w:val="single"/>
         </w:rPr>
-        <w:hyperlink r:id="rId22" w:history="1">
+        <w:hyperlink r:id="rId21" w:history="1">
           <w:r>
             <w:rPr>
               <w:rStyle w:val="Hyperlink"/>
@@ -4027,7 +3993,7 @@
           <w:sz w:val="24"/>
           <w:u w:val="single"/>
         </w:rPr>
-        <w:hyperlink r:id="rId23" w:history="1">
+        <w:hyperlink r:id="rId22" w:history="1">
           <w:r>
             <w:rPr>
               <w:rStyle w:val="Hyperlink"/>
@@ -4045,7 +4011,7 @@
           <w:sz w:val="24"/>
           <w:u w:val="single"/>
         </w:rPr>
-        <w:hyperlink r:id="rId23" w:history="1">
+        <w:hyperlink r:id="rId22" w:history="1">
           <w:r>
             <w:rPr>
               <w:rStyle w:val="Hyperlink"/>
@@ -4063,7 +4029,7 @@
           <w:sz w:val="24"/>
           <w:u w:val="single"/>
         </w:rPr>
-        <w:hyperlink r:id="rId23" w:history="1">
+        <w:hyperlink r:id="rId22" w:history="1">
           <w:r>
             <w:rPr>
               <w:rStyle w:val="Hyperlink"/>
@@ -4081,7 +4047,7 @@
           <w:sz w:val="24"/>
           <w:u w:val="single"/>
         </w:rPr>
-        <w:hyperlink r:id="rId23" w:history="1">
+        <w:hyperlink r:id="rId22" w:history="1">
           <w:r>
             <w:rPr>
               <w:rStyle w:val="Hyperlink"/>
@@ -4102,7 +4068,7 @@
           <w:sz w:val="24"/>
           <w:u w:val="single"/>
         </w:rPr>
-        <w:hyperlink r:id="rId23" w:history="1">
+        <w:hyperlink r:id="rId22" w:history="1">
           <w:r>
             <w:rPr>
               <w:rStyle w:val="Hyperlink"/>
@@ -4120,7 +4086,7 @@
           <w:sz w:val="24"/>
           <w:u w:val="single"/>
         </w:rPr>
-        <w:hyperlink r:id="rId23" w:history="1">
+        <w:hyperlink r:id="rId22" w:history="1">
           <w:r>
             <w:rPr>
               <w:rStyle w:val="Hyperlink"/>
@@ -4138,7 +4104,7 @@
           <w:sz w:val="24"/>
           <w:u w:val="single"/>
         </w:rPr>
-        <w:hyperlink r:id="rId23" w:history="1">
+        <w:hyperlink r:id="rId22" w:history="1">
           <w:r>
             <w:rPr>
               <w:rStyle w:val="Hyperlink"/>
@@ -4156,7 +4122,7 @@
           <w:sz w:val="24"/>
           <w:u w:val="single"/>
         </w:rPr>
-        <w:hyperlink r:id="rId23" w:history="1">
+        <w:hyperlink r:id="rId22" w:history="1">
           <w:r>
             <w:rPr>
               <w:rStyle w:val="Hyperlink"/>
@@ -4174,7 +4140,7 @@
           <w:sz w:val="24"/>
           <w:u w:val="single"/>
         </w:rPr>
-        <w:hyperlink r:id="rId23" w:history="1">
+        <w:hyperlink r:id="rId22" w:history="1">
           <w:r>
             <w:rPr>
               <w:rStyle w:val="Hyperlink"/>
@@ -4192,7 +4158,7 @@
           <w:sz w:val="24"/>
           <w:u w:val="single"/>
         </w:rPr>
-        <w:hyperlink r:id="rId23" w:history="1">
+        <w:hyperlink r:id="rId22" w:history="1">
           <w:r>
             <w:rPr>
               <w:rStyle w:val="Hyperlink"/>
@@ -4220,7 +4186,7 @@
           <w:sz w:val="24"/>
           <w:u w:val="single"/>
         </w:rPr>
-        <w:hyperlink r:id="rId24" w:history="1">
+        <w:hyperlink r:id="rId23" w:history="1">
           <w:r>
             <w:rPr>
               <w:rStyle w:val="Hyperlink"/>
@@ -4267,7 +4233,7 @@
           <w:sz w:val="24"/>
           <w:u w:val="single"/>
         </w:rPr>
-        <w:hyperlink r:id="rId24" w:history="1">
+        <w:hyperlink r:id="rId23" w:history="1">
           <w:r>
             <w:rPr>
               <w:rStyle w:val="Hyperlink"/>
@@ -4375,7 +4341,7 @@
           <w:sz w:val="24"/>
           <w:u w:val="single"/>
         </w:rPr>
-        <w:hyperlink r:id="rId25" w:history="1">
+        <w:hyperlink r:id="rId24" w:history="1">
           <w:r>
             <w:rPr>
               <w:rStyle w:val="Hyperlink"/>
@@ -4393,7 +4359,7 @@
           <w:sz w:val="24"/>
           <w:u w:val="single"/>
         </w:rPr>
-        <w:hyperlink r:id="rId25" w:history="1">
+        <w:hyperlink r:id="rId24" w:history="1">
           <w:r>
             <w:rPr>
               <w:rStyle w:val="Hyperlink"/>
@@ -4411,7 +4377,7 @@
           <w:sz w:val="24"/>
           <w:u w:val="single"/>
         </w:rPr>
-        <w:hyperlink r:id="rId25" w:history="1">
+        <w:hyperlink r:id="rId24" w:history="1">
           <w:r>
             <w:rPr>
               <w:rStyle w:val="Hyperlink"/>
@@ -4429,7 +4395,7 @@
           <w:sz w:val="24"/>
           <w:u w:val="single"/>
         </w:rPr>
-        <w:hyperlink r:id="rId25" w:history="1">
+        <w:hyperlink r:id="rId24" w:history="1">
           <w:r>
             <w:rPr>
               <w:rStyle w:val="Hyperlink"/>
@@ -4457,7 +4423,7 @@
           <w:sz w:val="24"/>
           <w:u w:val="single"/>
         </w:rPr>
-        <w:hyperlink r:id="rId26" w:history="1">
+        <w:hyperlink r:id="rId24" w:history="1">
           <w:r>
             <w:rPr>
               <w:rStyle w:val="Hyperlink"/>
@@ -4475,7 +4441,7 @@
           <w:sz w:val="24"/>
           <w:u w:val="single"/>
         </w:rPr>
-        <w:hyperlink r:id="rId26" w:history="1">
+        <w:hyperlink r:id="rId24" w:history="1">
           <w:r>
             <w:rPr>
               <w:rStyle w:val="Hyperlink"/>
@@ -4504,7 +4470,7 @@
           <w:sz w:val="24"/>
           <w:u w:val="single"/>
         </w:rPr>
-        <w:hyperlink r:id="rId26" w:history="1">
+        <w:hyperlink r:id="rId25" w:history="1">
           <w:r>
             <w:rPr>
               <w:rStyle w:val="Hyperlink"/>
